--- a/plantillas_maestras/17_seguro_no_especificado/materia_general_asegurativa/1_ddo_aseguradora/varon/TPL_0649_2025_SEGURO_NO_ESPECIFICADO_MATERIA_GENERAL_ASEGURATIVA_ASEGURADORA_VARON_R3.docx
+++ b/plantillas_maestras/17_seguro_no_especificado/materia_general_asegurativa/1_ddo_aseguradora/varon/TPL_0649_2025_SEGURO_NO_ESPECIFICADO_MATERIA_GENERAL_ASEGURATIVA_ASEGURADORA_VARON_R3.docx
@@ -257,7 +257,7 @@
           <w14:ligatures w14:val="none"/>
         </w:rPr>
         <w:tab/>
-        <w:t xml:space="preserve">:       </w:t>
+        <w:t xml:space="preserve">: </w:t>
       </w:r>
       <w:r>
         <w:rPr>
@@ -705,7 +705,7 @@
           <w:lang w:val="es-ES" w:eastAsia="es-ES"/>
           <w14:ligatures w14:val="none"/>
         </w:rPr>
-        <w:t>por presuntas infracciones a la Ley N°29571, Código de Protección y Defensa del Consumidor (en adelante, Código)</w:t>
+        <w:t>por presuntas infracciones a la Ley 29571, Código de Protección y Defensa del Consumidor (en adelante, Código)</w:t>
       </w:r>
       <w:r>
         <w:rPr>
@@ -1186,7 +1186,7 @@
           <w:lang w:eastAsia="es-ES"/>
           <w14:ligatures w14:val="none"/>
         </w:rPr>
-        <w:t>generó el número de siniestro N°69-009037 y le solicitó fotos del vehículo y una copia de la denuncia policial.</w:t>
+        <w:t>generó el número de siniestro 69-009037 y le solicitó fotos del vehículo y una copia de la denuncia policial.</w:t>
       </w:r>
     </w:p>
     <w:p>
@@ -1842,7 +1842,7 @@
           <w:lang w:val="es-ES" w:eastAsia="es-ES"/>
           <w14:ligatures w14:val="none"/>
         </w:rPr>
-        <w:t>activar la cobertura del siniestro N° 69-009037</w:t>
+        <w:t>activar la cobertura del siniestro 69-009037</w:t>
       </w:r>
       <w:r>
         <w:rPr>
@@ -1942,7 +1942,7 @@
           <w:lang w:eastAsia="es-PE"/>
           <w14:ligatures w14:val="none"/>
         </w:rPr>
-        <w:t xml:space="preserve">SOBRE LA REOLUCIÓN N° 2 </w:t>
+        <w:t xml:space="preserve">SOBRE LA REOLUCIÓN 2 </w:t>
       </w:r>
       <w:r>
         <w:rPr>
@@ -2003,7 +2003,7 @@
           <w:rFonts w:ascii="Arial Narrow" w:hAnsi="Arial Narrow" w:cs="Arial"/>
           <w:spacing w:val="-3"/>
         </w:rPr>
-        <w:t xml:space="preserve"> inciso d) del Artículo 24º de la Ley de Facultades, Normas y Organización del Indecopi, aprobada por Decreto Legislativo 807, el </w:t>
+        <w:t xml:space="preserve"> inciso d) del Artículo 24 de la Ley de Facultades, Normas y Organización del Indecopi, aprobada por Decreto Legislativo 807, el </w:t>
       </w:r>
       <w:proofErr w:type="gramStart"/>
       <w:r>
@@ -2244,7 +2244,7 @@
           <w:rFonts w:ascii="Arial Narrow" w:hAnsi="Arial Narrow"/>
           <w:lang w:val="es-ES"/>
         </w:rPr>
-        <w:t xml:space="preserve">, mediante Resolución N° 2, </w:t>
+        <w:t xml:space="preserve">, mediante Resolución 2, </w:t>
       </w:r>
       <w:r>
         <w:rPr>
@@ -2273,7 +2273,7 @@
         <w:rPr>
           <w:rFonts w:ascii="Arial Narrow" w:hAnsi="Arial Narrow"/>
         </w:rPr>
-        <w:t>habría atendido el requerimiento de presentar la copia de la constancia de pago de la tasa por derecho de tramitación ascendente a S/ 36,00, requerido mediante la Resolución N°1 del 31 de marzo de 2025</w:t>
+        <w:t>habría atendido el requerimiento de presentar la copia de la constancia de pago de la tasa por derecho de tramitación ascendente a S/ 36,00, requerido mediante la Resolución 1 del 31 de marzo de 2025</w:t>
       </w:r>
       <w:r>
         <w:rPr>
@@ -2417,7 +2417,7 @@
           <w:rFonts w:ascii="Arial Narrow" w:hAnsi="Arial Narrow"/>
           <w:lang w:val="es-ES"/>
         </w:rPr>
-        <w:t xml:space="preserve"> Secretaría Técnica ha verificado que el denunciante cumplió con presentar la copia de la constancia de pago de la tasa por derecho de tramitación ascendente a S/ 36,00 dentro del plazo de dos (2) días hábiles siguientes a la fecha en que recibió la notificación de la Resolución N°1</w:t>
+        <w:t xml:space="preserve"> Secretaría Técnica ha verificado que el denunciante cumplió con presentar la copia de la constancia de pago de la tasa por derecho de tramitación ascendente a S/ 36,00 dentro del plazo de dos (2) días hábiles siguientes a la fecha en que recibió la notificación de la Resolución 1</w:t>
       </w:r>
       <w:r>
         <w:rPr>
@@ -2464,7 +2464,7 @@
         <w:rPr>
           <w:rFonts w:ascii="Arial Narrow" w:hAnsi="Arial Narrow"/>
         </w:rPr>
-        <w:t xml:space="preserve"> Secretaría Técnica considera que la Resolución N° 2 se encuentra inmersa en causal de nulidad, toda vez que declaró inadmisible la denuncia, a pesar de que el </w:t>
+        <w:t xml:space="preserve"> Secretaría Técnica considera que la Resolución 2 se encuentra inmersa en causal de nulidad, toda vez que declaró inadmisible la denuncia, a pesar de que el </w:t>
       </w:r>
       <w:r>
         <w:rPr>
@@ -2482,7 +2482,7 @@
         <w:rPr>
           <w:rFonts w:ascii="Arial Narrow" w:hAnsi="Arial Narrow"/>
         </w:rPr>
-        <w:t>cumplió con presentar la copia de la constancia de pago de la tasa por derecho de tramitación ascendente a S/ 36,00 dentro del plazo de dos (2) días hábiles siguientes a la fecha en que recibió la notificación de la Resolución N°1</w:t>
+        <w:t>cumplió con presentar la copia de la constancia de pago de la tasa por derecho de tramitación ascendente a S/ 36,00 dentro del plazo de dos (2) días hábiles siguientes a la fecha en que recibió la notificación de la Resolución 1</w:t>
       </w:r>
       <w:r>
         <w:rPr>
@@ -2530,7 +2530,7 @@
           <w:rFonts w:ascii="Arial Narrow" w:hAnsi="Arial Narrow" w:cs="Arial"/>
           <w:spacing w:val="-3"/>
         </w:rPr>
-        <w:t xml:space="preserve"> inconsistencia en la Resolución N° 2 evidencia</w:t>
+        <w:t xml:space="preserve"> inconsistencia en la Resolución 2 evidencia</w:t>
       </w:r>
       <w:r>
         <w:rPr>
@@ -3409,7 +3409,7 @@
           <w14:ligatures w14:val="none"/>
         </w:rPr>
         <w:lastRenderedPageBreak/>
-        <w:t>consiguiente, corresponde calificar el hecho materia de denuncia como una presunta infracción al deber de idoneidad, tipificado en los artículos 18° y 19° del Código</w:t>
+        <w:t>consiguiente, corresponde calificar el hecho materia de denuncia como una presunta infracción al deber de idoneidad, tipificado en los artículos 18 y 19 del Código</w:t>
       </w:r>
       <w:r>
         <w:rPr>
@@ -3480,7 +3480,7 @@
           <w:kern w:val="0"/>
           <w14:ligatures w14:val="none"/>
         </w:rPr>
-        <w:t>; involucraría una presunta afectación a sus expectativas, quien no habría encontrado una correspondencia entre lo que esperaba recibir de parte del proveedor y lo que realmente recibió. Por consiguiente, corresponde calificar el hecho materia de denuncia como una presunta infracción al deber de idoneidad, tipificado en los artículos 18° y 19° del Código.</w:t>
+        <w:t>; involucraría una presunta afectación a sus expectativas, quien no habría encontrado una correspondencia entre lo que esperaba recibir de parte del proveedor y lo que realmente recibió. Por consiguiente, corresponde calificar el hecho materia de denuncia como una presunta infracción al deber de idoneidad, tipificado en los artículos 18 y 19 del Código.</w:t>
       </w:r>
     </w:p>
     <w:p>
@@ -3536,7 +3536,7 @@
           <w:kern w:val="0"/>
           <w14:ligatures w14:val="none"/>
         </w:rPr>
-        <w:t>; involucraría una presunta afectación a sus expectativas, quien no habría encontrado una correspondencia entre lo que esperaba recibir de parte del proveedor y lo que realmente recibió. Por consiguiente, corresponde calificar el hecho materia de denuncia como una presunta infracción al deber de idoneidad, tipificado en los artículos 18° y 19° del Código.</w:t>
+        <w:t>; involucraría una presunta afectación a sus expectativas, quien no habría encontrado una correspondencia entre lo que esperaba recibir de parte del proveedor y lo que realmente recibió. Por consiguiente, corresponde calificar el hecho materia de denuncia como una presunta infracción al deber de idoneidad, tipificado en los artículos 18 y 19 del Código.</w:t>
       </w:r>
     </w:p>
     <w:p>
@@ -3592,7 +3592,7 @@
           <w:kern w:val="0"/>
           <w14:ligatures w14:val="none"/>
         </w:rPr>
-        <w:t>; involucraría una presunta afectación a sus expectativas, quien no habría encontrado una correspondencia entre lo que esperaba recibir de parte del proveedor y lo que realmente recibió. Por consiguiente, corresponde calificar el hecho materia de denuncia como una presunta infracción al deber de idoneidad, tipificado en los artículos 18° y 19° del Código.</w:t>
+        <w:t>; involucraría una presunta afectación a sus expectativas, quien no habría encontrado una correspondencia entre lo que esperaba recibir de parte del proveedor y lo que realmente recibió. Por consiguiente, corresponde calificar el hecho materia de denuncia como una presunta infracción al deber de idoneidad, tipificado en los artículos 18 y 19 del Código.</w:t>
       </w:r>
     </w:p>
     <w:p>
@@ -3917,7 +3917,7 @@
           <w:lang w:eastAsia="es-PE"/>
           <w14:ligatures w14:val="none"/>
         </w:rPr>
-        <w:t xml:space="preserve">RESOLUCIÓN DE LA SECRETARÍA TÉCNICA  </w:t>
+        <w:t xml:space="preserve">RESOLUCIÓN DE LA SECRETARÍA TÉCNICA </w:t>
       </w:r>
     </w:p>
     <w:p>
@@ -3964,7 +3964,7 @@
           <w:rFonts w:ascii="Arial Narrow" w:hAnsi="Arial Narrow"/>
           <w:spacing w:val="-3"/>
         </w:rPr>
-        <w:t xml:space="preserve"> dejar sin efecto la Resolución N° 2 </w:t>
+        <w:t xml:space="preserve"> dejar sin efecto la Resolución 2 </w:t>
       </w:r>
       <w:r>
         <w:rPr>
@@ -4247,7 +4247,7 @@
           <w:lang w:eastAsia="es-PE"/>
           <w14:ligatures w14:val="none"/>
         </w:rPr>
-        <w:t>infracción a los artículos 18° y 19° de la Ley 29571, Código de Protección y Defensa del Consumidor, en tanto la compañía asegurado</w:t>
+        <w:t>infracción a los artículos 18 y 19 de la Ley 29571, Código de Protección y Defensa del Consumidor, en tanto la compañía asegurado</w:t>
       </w:r>
       <w:r>
         <w:rPr>
@@ -4337,7 +4337,7 @@
           <w:lang w:eastAsia="es-PE"/>
           <w14:ligatures w14:val="none"/>
         </w:rPr>
-        <w:t xml:space="preserve">Presunta infracción a los artículos 18° y 19° de la Ley 29571, Código de Protección y Defensa del Consumidor, en tanto la compañía </w:t>
+        <w:t xml:space="preserve">Presunta infracción a los artículos 18 y 19 de la Ley 29571, Código de Protección y Defensa del Consumidor, en tanto la compañía </w:t>
       </w:r>
       <w:r>
         <w:rPr>
@@ -4414,7 +4414,7 @@
           <w:lang w:eastAsia="es-PE"/>
           <w14:ligatures w14:val="none"/>
         </w:rPr>
-        <w:t xml:space="preserve">Presunta infracción a los artículos 18° y 19° de la Ley 29571, Código de Protección y Defensa del Consumidor, en tanto la compañía aseguradora </w:t>
+        <w:t xml:space="preserve">Presunta infracción a los artículos 18 y 19 de la Ley 29571, Código de Protección y Defensa del Consumidor, en tanto la compañía aseguradora </w:t>
       </w:r>
       <w:r>
         <w:rPr>
@@ -4476,7 +4476,7 @@
           <w:lang w:eastAsia="es-PE"/>
           <w14:ligatures w14:val="none"/>
         </w:rPr>
-        <w:t xml:space="preserve">Presunta infracción a los artículos 18° y 19° de la Ley 29571, Código de Protección y Defensa del Consumidor, en tanto la compañía aseguradora </w:t>
+        <w:t xml:space="preserve">Presunta infracción a los artículos 18 y 19 de la Ley 29571, Código de Protección y Defensa del Consumidor, en tanto la compañía aseguradora </w:t>
       </w:r>
       <w:r>
         <w:rPr>
@@ -4903,7 +4903,7 @@
           <w:lang w:eastAsia="es-PE"/>
           <w14:ligatures w14:val="none"/>
         </w:rPr>
-        <w:t>°</w:t>
+        <w:t/>
       </w:r>
       <w:r>
         <w:rPr>
@@ -4999,7 +4999,7 @@
           <w:lang w:eastAsia="es-PE"/>
           <w14:ligatures w14:val="none"/>
         </w:rPr>
-        <w:t>°</w:t>
+        <w:t/>
       </w:r>
       <w:r>
         <w:rPr>
@@ -5249,7 +5249,7 @@
           <w:lang w:eastAsia="es-PE"/>
           <w14:ligatures w14:val="none"/>
         </w:rPr>
-        <w:t>°</w:t>
+        <w:t/>
       </w:r>
       <w:r>
         <w:rPr>
@@ -5518,7 +5518,7 @@
           <w:lang w:eastAsia="es-PE"/>
           <w14:ligatures w14:val="none"/>
         </w:rPr>
-        <w:t>°</w:t>
+        <w:t/>
       </w:r>
       <w:r>
         <w:rPr>
@@ -5559,7 +5559,7 @@
           <w:lang w:eastAsia="es-PE"/>
           <w14:ligatures w14:val="none"/>
         </w:rPr>
-        <w:t>°</w:t>
+        <w:t/>
       </w:r>
       <w:r>
         <w:rPr>
@@ -5579,7 +5579,7 @@
           <w:lang w:eastAsia="es-PE"/>
           <w14:ligatures w14:val="none"/>
         </w:rPr>
-        <w:t>°</w:t>
+        <w:t/>
       </w:r>
       <w:r>
         <w:rPr>
@@ -5599,7 +5599,7 @@
           <w:lang w:eastAsia="es-PE"/>
           <w14:ligatures w14:val="none"/>
         </w:rPr>
-        <w:t>°</w:t>
+        <w:t/>
       </w:r>
       <w:r>
         <w:rPr>
@@ -5652,7 +5652,7 @@
           <w:lang w:eastAsia="es-PE"/>
           <w14:ligatures w14:val="none"/>
         </w:rPr>
-        <w:t>°</w:t>
+        <w:t/>
       </w:r>
       <w:r>
         <w:rPr>
@@ -5753,7 +5753,7 @@
           <w:lang w:eastAsia="es-PE"/>
           <w14:ligatures w14:val="none"/>
         </w:rPr>
-        <w:t>°</w:t>
+        <w:t/>
       </w:r>
       <w:r>
         <w:rPr>
@@ -5846,7 +5846,7 @@
           <w:lang w:eastAsia="es-PE"/>
           <w14:ligatures w14:val="none"/>
         </w:rPr>
-        <w:t>°</w:t>
+        <w:t/>
       </w:r>
       <w:r>
         <w:rPr>
@@ -5854,7 +5854,7 @@
           <w:kern w:val="0"/>
           <w14:ligatures w14:val="none"/>
         </w:rPr>
-        <w:t xml:space="preserve"> del Decreto Legislativo N° 807</w:t>
+        <w:t xml:space="preserve"> del Decreto Legislativo 807</w:t>
       </w:r>
       <w:r>
         <w:rPr>
@@ -6101,7 +6101,7 @@
           <w:lang w:eastAsia="es-PE"/>
           <w14:ligatures w14:val="none"/>
         </w:rPr>
-        <w:t>°</w:t>
+        <w:t/>
       </w:r>
       <w:r>
         <w:rPr>
@@ -6118,7 +6118,7 @@
           <w:lang w:eastAsia="es-PE"/>
           <w14:ligatures w14:val="none"/>
         </w:rPr>
-        <w:t>°</w:t>
+        <w:t/>
       </w:r>
       <w:r>
         <w:rPr>
@@ -6316,7 +6316,7 @@
           <w:lang w:eastAsia="es-PE"/>
           <w14:ligatures w14:val="none"/>
         </w:rPr>
-        <w:t>°</w:t>
+        <w:t/>
       </w:r>
       <w:r>
         <w:rPr>
@@ -6331,7 +6331,7 @@
           <w:rFonts w:ascii="Arial Narrow" w:hAnsi="Arial Narrow"/>
           <w:color w:val="000000"/>
         </w:rPr>
-        <w:t>N°</w:t>
+        <w:t/>
       </w:r>
       <w:proofErr w:type="spellEnd"/>
       <w:r>
@@ -6349,7 +6349,7 @@
           <w:lang w:eastAsia="es-PE"/>
           <w14:ligatures w14:val="none"/>
         </w:rPr>
-        <w:t>°</w:t>
+        <w:t/>
       </w:r>
       <w:r>
         <w:rPr>
@@ -6542,7 +6542,7 @@
           <w:kern w:val="0"/>
           <w14:ligatures w14:val="none"/>
         </w:rPr>
-        <w:t> Protección al Consumidor N° 1</w:t>
+        <w:t> Protección al Consumidor 1</w:t>
       </w:r>
     </w:p>
     <w:p>
@@ -6851,7 +6851,7 @@
           <w:bCs/>
         </w:rPr>
         <w:tab/>
-        <w:t>Artículo 24º</w:t>
+        <w:t>Artículo 24</w:t>
       </w:r>
       <w:r>
         <w:rPr>
@@ -7058,7 +7058,7 @@
           <w:sz w:val="16"/>
           <w:szCs w:val="16"/>
         </w:rPr>
-        <w:t>12º</w:t>
+        <w:t>12</w:t>
       </w:r>
       <w:r>
         <w:rPr>
@@ -7184,7 +7184,7 @@
           <w:sz w:val="16"/>
           <w:szCs w:val="16"/>
         </w:rPr>
-        <w:t>LEY N° 29571, CÓDIGO DE PROTECCIÓN Y DEFENSA DEL CONSUMIDOR, publicada el 2 de setiembre de 2010 y modificada por el DECRETO LEGISLATIVO N° 1308, publicado el 30 de diciembre de 2016</w:t>
+        <w:t>LEY 29571, CÓDIGO DE PROTECCIÓN Y DEFENSA DEL CONSUMIDOR, publicada el 2 de setiembre de 2010 y modificada por el DECRETO LEGISLATIVO 1308, publicado el 30 de diciembre de 2016</w:t>
       </w:r>
     </w:p>
     <w:p>
@@ -7509,7 +7509,7 @@
           <w:sz w:val="16"/>
           <w:szCs w:val="16"/>
         </w:rPr>
-        <w:t xml:space="preserve">  </w:t>
+        <w:t xml:space="preserve"> </w:t>
       </w:r>
       <w:r>
         <w:rPr>
@@ -7527,7 +7527,7 @@
           <w:sz w:val="16"/>
           <w:szCs w:val="16"/>
         </w:rPr>
-        <w:t xml:space="preserve">LEY N° 29571, CÓDIGO DE PROTECCIÓN Y DEFENSA DEL CONSUMIDOR, publicado el 2 de setiembre de 2010 y modificado por Decreto Legislativo N° 1308 </w:t>
+        <w:t xml:space="preserve">LEY 29571, CÓDIGO DE PROTECCIÓN Y DEFENSA DEL CONSUMIDOR, publicado el 2 de setiembre de 2010 y modificado por Decreto Legislativo 1308 </w:t>
       </w:r>
     </w:p>
     <w:p>
@@ -7579,7 +7579,7 @@
           <w:szCs w:val="16"/>
         </w:rPr>
         <w:tab/>
-        <w:t xml:space="preserve">El Instituto Nacional de Defensa de la Competencia y de la Protección de la Propiedad Intelectual (Indecopi) es la autoridad con competencia primaria y de alcance nacional para conocer las presuntas infracciones a las disposiciones contenidas en el presente Código, así como para imponer las sanciones y medidas correctivas establecidas en el presente capítulo, conforme al Decreto Legislativo N° 1033, Ley de Organización y Funciones del Indecopi. Dicha competencia solo puede ser negada cuando ella haya sido asignada o se asigne a favor de otro organismo por norma expresa con rango de ley. </w:t>
+        <w:t xml:space="preserve">El Instituto Nacional de Defensa de la Competencia y de la Protección de la Propiedad Intelectual (Indecopi) es la autoridad con competencia primaria y de alcance nacional para conocer las presuntas infracciones a las disposiciones contenidas en el presente Código, así como para imponer las sanciones y medidas correctivas establecidas en el presente capítulo, conforme al Decreto Legislativo 1033, Ley de Organización y Funciones del Indecopi. Dicha competencia solo puede ser negada cuando ella haya sido asignada o se asigne a favor de otro organismo por norma expresa con rango de ley. </w:t>
       </w:r>
     </w:p>
     <w:p>
@@ -7653,7 +7653,7 @@
           <w:sz w:val="16"/>
           <w:szCs w:val="16"/>
         </w:rPr>
-        <w:t xml:space="preserve">LEY DE ORGANIZACIÓN Y FUNCIONES DEL INDECOPI, APROBADA POR DECRETO LEGISLATIVO N° 1033 </w:t>
+        <w:t xml:space="preserve">LEY DE ORGANIZACIÓN Y FUNCIONES DEL INDECOPI, APROBADA POR DECRETO LEGISLATIVO 1033 </w:t>
       </w:r>
     </w:p>
     <w:p>
@@ -7795,7 +7795,7 @@
           <w:sz w:val="16"/>
           <w:szCs w:val="16"/>
         </w:rPr>
-        <w:t xml:space="preserve">           </w:t>
+        <w:t xml:space="preserve"> </w:t>
       </w:r>
       <w:r>
         <w:rPr>
@@ -7813,7 +7813,7 @@
           <w:sz w:val="16"/>
           <w:szCs w:val="16"/>
         </w:rPr>
-        <w:t xml:space="preserve">LEY N° 29571, CÓDIGO DE PROTECCIÓN Y DEFENSA DEL CONSUMIDOR, publicado el 2 de setiembre de 2010 y modificado por Decreto Legislativo N° 1308   </w:t>
+        <w:t xml:space="preserve">LEY 29571, CÓDIGO DE PROTECCIÓN Y DEFENSA DEL CONSUMIDOR, publicado el 2 de setiembre de 2010 y modificado por Decreto Legislativo 1308 </w:t>
       </w:r>
     </w:p>
     <w:p>
@@ -7837,7 +7837,7 @@
           <w:sz w:val="16"/>
           <w:szCs w:val="16"/>
         </w:rPr>
-        <w:t xml:space="preserve">Artículo 18.- Idoneidad   </w:t>
+        <w:t xml:space="preserve">Artículo 18.- Idoneidad </w:t>
       </w:r>
     </w:p>
     <w:p>
@@ -7857,7 +7857,7 @@
           <w:sz w:val="16"/>
           <w:szCs w:val="16"/>
         </w:rPr>
-        <w:t xml:space="preserve">Se entiende por idoneidad la correspondencia entre lo que un consumidor espera y lo que efectivamente recibe, en función a lo que se le hubiera ofrecido, la publicidad e información transmitida, las condiciones y circunstancias de la transacción, las características y naturaleza del producto o servicio, el precio, entre otros factores, atendiendo a las circunstancias del caso.    </w:t>
+        <w:t xml:space="preserve">Se entiende por idoneidad la correspondencia entre lo que un consumidor espera y lo que efectivamente recibe, en función a lo que se le hubiera ofrecido, la publicidad e información transmitida, las condiciones y circunstancias de la transacción, las características y naturaleza del producto o servicio, el precio, entre otros factores, atendiendo a las circunstancias del caso. </w:t>
       </w:r>
     </w:p>
     <w:p>
@@ -7976,7 +7976,7 @@
           <w:sz w:val="16"/>
           <w:szCs w:val="16"/>
         </w:rPr>
-        <w:t xml:space="preserve">  </w:t>
+        <w:t xml:space="preserve"> </w:t>
       </w:r>
       <w:r>
         <w:rPr>
@@ -7994,7 +7994,7 @@
           <w:sz w:val="16"/>
           <w:szCs w:val="16"/>
         </w:rPr>
-        <w:t>LEY SOBRE FACULTADES, NORMAS Y ORGANIZACIÓN DEL INDECOPI, APROBADA POR DECRETO LEGISLATIVO N° 807 Artículo 24.-</w:t>
+        <w:t>LEY SOBRE FACULTADES, NORMAS Y ORGANIZACIÓN DEL INDECOPI, APROBADA POR DECRETO LEGISLATIVO 807 Artículo 24.-</w:t>
       </w:r>
       <w:r>
         <w:rPr>
@@ -8237,7 +8237,7 @@
           <w:sz w:val="16"/>
           <w:szCs w:val="16"/>
         </w:rPr>
-        <w:t xml:space="preserve"> con la Resolución N°2.</w:t>
+        <w:t xml:space="preserve"> con la Resolución 2.</w:t>
       </w:r>
     </w:p>
   </w:footnote>
@@ -8286,7 +8286,7 @@
           <w:sz w:val="16"/>
           <w:szCs w:val="16"/>
         </w:rPr>
-        <w:t>Nº</w:t>
+        <w:t/>
       </w:r>
       <w:proofErr w:type="spellEnd"/>
       <w:r>
@@ -8392,7 +8392,7 @@
           <w:sz w:val="16"/>
           <w:szCs w:val="16"/>
         </w:rPr>
-        <w:t>publicado el 2 de setiembre de 2010 y modificado por Decreto Legislativo N° 1308</w:t>
+        <w:t>publicado el 2 de setiembre de 2010 y modificado por Decreto Legislativo 1308</w:t>
       </w:r>
     </w:p>
     <w:p>
@@ -8549,15 +8549,15 @@
           <w:szCs w:val="16"/>
           <w:vertAlign w:val="superscript"/>
         </w:rPr>
-        <w:t xml:space="preserve">  </w:t>
-      </w:r>
-      <w:r>
-        <w:rPr>
-          <w:rFonts w:ascii="Arial Narrow" w:hAnsi="Arial Narrow" w:cs="Arial"/>
-          <w:sz w:val="16"/>
-          <w:szCs w:val="16"/>
-        </w:rPr>
-        <w:t xml:space="preserve">     </w:t>
+        <w:t xml:space="preserve"> </w:t>
+      </w:r>
+      <w:r>
+        <w:rPr>
+          <w:rFonts w:ascii="Arial Narrow" w:hAnsi="Arial Narrow" w:cs="Arial"/>
+          <w:sz w:val="16"/>
+          <w:szCs w:val="16"/>
+        </w:rPr>
+        <w:t xml:space="preserve"> </w:t>
       </w:r>
       <w:r>
         <w:rPr>
@@ -8593,7 +8593,7 @@
           <w:sz w:val="16"/>
           <w:szCs w:val="16"/>
         </w:rPr>
-        <w:t>publicado el 2 de setiembre de 2010 y modificado por Decreto Legislativo N° 1308</w:t>
+        <w:t>publicado el 2 de setiembre de 2010 y modificado por Decreto Legislativo 1308</w:t>
       </w:r>
     </w:p>
     <w:p>
@@ -8636,7 +8636,7 @@
           <w:sz w:val="16"/>
           <w:szCs w:val="16"/>
         </w:rPr>
-        <w:t>El órgano resolutivo puede sancionar las infracciones administrativas a que se refiere el artículo 108º con amonestación y multas de hasta cuatrocientos cincuenta (450) Unidades Impositivas Tributarias (UIT), las cuales son calificadas de la siguiente manera:</w:t>
+        <w:t>El órgano resolutivo puede sancionar las infracciones administrativas a que se refiere el artículo 108 con amonestación y multas de hasta cuatrocientos cincuenta (450) Unidades Impositivas Tributarias (UIT), las cuales son calificadas de la siguiente manera:</w:t>
       </w:r>
     </w:p>
     <w:p>
@@ -8759,7 +8759,7 @@
           <w:sz w:val="16"/>
           <w:szCs w:val="16"/>
         </w:rPr>
-        <w:t xml:space="preserve">        </w:t>
+        <w:t xml:space="preserve"> </w:t>
       </w:r>
       <w:r>
         <w:rPr>
@@ -9576,7 +9576,7 @@
           <w:sz w:val="16"/>
           <w:szCs w:val="16"/>
         </w:rPr>
-        <w:t xml:space="preserve">         </w:t>
+        <w:t xml:space="preserve"> </w:t>
       </w:r>
       <w:r>
         <w:rPr>
@@ -9612,7 +9612,7 @@
           <w:sz w:val="16"/>
           <w:szCs w:val="16"/>
         </w:rPr>
-        <w:t>publicado el 2 de setiembre de 2010 y modificado por Decreto Legislativo N° 1308</w:t>
+        <w:t>publicado el 2 de setiembre de 2010 y modificado por Decreto Legislativo 1308</w:t>
       </w:r>
     </w:p>
     <w:p>
@@ -9820,7 +9820,7 @@
           <w:sz w:val="16"/>
           <w:szCs w:val="16"/>
         </w:rPr>
-        <w:t>Nº</w:t>
+        <w:t/>
       </w:r>
       <w:proofErr w:type="spellEnd"/>
       <w:r>
@@ -10275,7 +10275,7 @@
               <w:sz w:val="16"/>
               <w:szCs w:val="16"/>
             </w:rPr>
-            <w:t xml:space="preserve">CNICA DE LA    </w:t>
+            <w:t xml:space="preserve">CNICA DE LA </w:t>
           </w:r>
         </w:p>
         <w:p>

--- a/plantillas_maestras/17_seguro_no_especificado/materia_general_asegurativa/1_ddo_aseguradora/varon/TPL_0649_2025_SEGURO_NO_ESPECIFICADO_MATERIA_GENERAL_ASEGURATIVA_ASEGURADORA_VARON_R3.docx
+++ b/plantillas_maestras/17_seguro_no_especificado/materia_general_asegurativa/1_ddo_aseguradora/varon/TPL_0649_2025_SEGURO_NO_ESPECIFICADO_MATERIA_GENERAL_ASEGURATIVA_ASEGURADORA_VARON_R3.docx
@@ -117,7 +117,7 @@
           <w:lang w:eastAsia="es-PE"/>
           <w14:ligatures w14:val="none"/>
         </w:rPr>
-        <w:t>DENUNCIANTE</w:t>
+        <w:t xml:space="preserve">DENUNCIANTE:[DENUNCIANTE] ([APELLIDO])</w:t>
       </w:r>
       <w:r>
         <w:rPr>
@@ -129,7 +129,7 @@
           <w14:ligatures w14:val="none"/>
         </w:rPr>
         <w:tab/>
-        <w:t>:</w:t>
+        <w:t/>
       </w:r>
       <w:r>
         <w:rPr>
@@ -151,7 +151,7 @@
           <w:lang w:eastAsia="es-PE"/>
           <w14:ligatures w14:val="none"/>
         </w:rPr>
-        <w:t>ADH ALIMENTOS DERIVADOS DEL HUERTO E.I.R.L. (ADH)</w:t>
+        <w:t/>
       </w:r>
     </w:p>
     <w:p>
@@ -559,7 +559,7 @@
           <w:lang w:val="es-ES" w:eastAsia="es-ES"/>
           <w14:ligatures w14:val="none"/>
         </w:rPr>
-        <w:t xml:space="preserve">Mediante </w:t>
+        <w:t xml:space="preserve">Mediante el escrito de denuncia presentado por el señor [APELLIDO] Diego Yui Piérola en representación [APELLIDO] el 12 de marzo de 2025, subsanada el 15 y 22 de abril de 2025, denunció a Interseguro por presuntas infracciones a la Ley 29571, Código de Protección y Defensa del Consumidor (en adelante, Código), señalando lo siguiente:</w:t>
       </w:r>
       <w:r>
         <w:rPr>
@@ -569,7 +569,7 @@
           <w:lang w:eastAsia="es-ES"/>
           <w14:ligatures w14:val="none"/>
         </w:rPr>
-        <w:t xml:space="preserve">el escrito de denuncia presentado por el señor Luis Diego </w:t>
+        <w:t xml:space="preserve"/>
       </w:r>
       <w:proofErr w:type="spellStart"/>
       <w:r>
@@ -580,7 +580,7 @@
           <w:lang w:eastAsia="es-ES"/>
           <w14:ligatures w14:val="none"/>
         </w:rPr>
-        <w:t>Yui</w:t>
+        <w:t/>
       </w:r>
       <w:proofErr w:type="spellEnd"/>
       <w:r>
@@ -591,7 +591,7 @@
           <w:lang w:eastAsia="es-ES"/>
           <w14:ligatures w14:val="none"/>
         </w:rPr>
-        <w:t xml:space="preserve"> Piérola en representación de ADH</w:t>
+        <w:t xml:space="preserve"/>
       </w:r>
       <w:r>
         <w:rPr>
@@ -601,7 +601,7 @@
           <w:lang w:eastAsia="es-ES"/>
           <w14:ligatures w14:val="none"/>
         </w:rPr>
-        <w:t xml:space="preserve"> el</w:t>
+        <w:t xml:space="preserve"/>
       </w:r>
       <w:r>
         <w:rPr>
@@ -611,7 +611,7 @@
           <w:lang w:eastAsia="es-ES"/>
           <w14:ligatures w14:val="none"/>
         </w:rPr>
-        <w:t xml:space="preserve"> </w:t>
+        <w:t xml:space="preserve"/>
       </w:r>
       <w:r>
         <w:rPr>
@@ -621,7 +621,7 @@
           <w:lang w:eastAsia="es-ES"/>
           <w14:ligatures w14:val="none"/>
         </w:rPr>
-        <w:t>12 de marzo de 2025</w:t>
+        <w:t/>
       </w:r>
       <w:r>
         <w:rPr>
@@ -629,7 +629,7 @@
           <w:kern w:val="0"/>
           <w14:ligatures w14:val="none"/>
         </w:rPr>
-        <w:t xml:space="preserve">, subsanada el 15 </w:t>
+        <w:t xml:space="preserve"/>
       </w:r>
       <w:r>
         <w:rPr>
@@ -637,7 +637,7 @@
           <w:kern w:val="0"/>
           <w14:ligatures w14:val="none"/>
         </w:rPr>
-        <w:t xml:space="preserve">y 22 </w:t>
+        <w:t xml:space="preserve"/>
       </w:r>
       <w:r>
         <w:rPr>
@@ -645,7 +645,7 @@
           <w:kern w:val="0"/>
           <w14:ligatures w14:val="none"/>
         </w:rPr>
-        <w:t>de abril de 2025</w:t>
+        <w:t/>
       </w:r>
       <w:r>
         <w:rPr>
@@ -655,7 +655,7 @@
           <w:lang w:eastAsia="es-ES"/>
           <w14:ligatures w14:val="none"/>
         </w:rPr>
-        <w:t xml:space="preserve">, </w:t>
+        <w:t xml:space="preserve"/>
       </w:r>
       <w:r>
         <w:rPr>
@@ -663,7 +663,7 @@
           <w:kern w:val="0"/>
           <w14:ligatures w14:val="none"/>
         </w:rPr>
-        <w:t>d</w:t>
+        <w:t/>
       </w:r>
       <w:r>
         <w:rPr>
@@ -673,7 +673,7 @@
           <w:lang w:val="es-ES" w:eastAsia="es-ES"/>
           <w14:ligatures w14:val="none"/>
         </w:rPr>
-        <w:t xml:space="preserve">enunció a </w:t>
+        <w:t xml:space="preserve"/>
       </w:r>
       <w:proofErr w:type="spellStart"/>
       <w:r>
@@ -684,7 +684,7 @@
           <w:lang w:val="es-ES" w:eastAsia="es-ES"/>
           <w14:ligatures w14:val="none"/>
         </w:rPr>
-        <w:t>Interseguro</w:t>
+        <w:t/>
       </w:r>
       <w:proofErr w:type="spellEnd"/>
       <w:r>
@@ -695,7 +695,7 @@
           <w:lang w:val="es-ES" w:eastAsia="es-ES"/>
           <w14:ligatures w14:val="none"/>
         </w:rPr>
-        <w:t xml:space="preserve"> </w:t>
+        <w:t xml:space="preserve"/>
       </w:r>
       <w:r>
         <w:rPr>
@@ -705,7 +705,7 @@
           <w:lang w:val="es-ES" w:eastAsia="es-ES"/>
           <w14:ligatures w14:val="none"/>
         </w:rPr>
-        <w:t>por presuntas infracciones a la Ley 29571, Código de Protección y Defensa del Consumidor (en adelante, Código)</w:t>
+        <w:t/>
       </w:r>
       <w:r>
         <w:rPr>
@@ -726,7 +726,7 @@
           <w:lang w:val="es-ES" w:eastAsia="es-ES"/>
           <w14:ligatures w14:val="none"/>
         </w:rPr>
-        <w:t xml:space="preserve">, señalando </w:t>
+        <w:t xml:space="preserve"/>
       </w:r>
       <w:r>
         <w:rPr>
@@ -737,7 +737,7 @@
           <w:lang w:val="es-ES" w:eastAsia="es-ES"/>
           <w14:ligatures w14:val="none"/>
         </w:rPr>
-        <w:t>lo siguiente:</w:t>
+        <w:t/>
       </w:r>
     </w:p>
     <w:p>
@@ -1790,7 +1790,7 @@
           <w:lang w:val="es-ES" w:eastAsia="es-ES"/>
           <w14:ligatures w14:val="none"/>
         </w:rPr>
-        <w:t xml:space="preserve">ADH </w:t>
+        <w:t xml:space="preserve">[APELLIDO] solicitó, en calidad de medida correctiva, que Interseguro cumpla con activar la cobertura del siniestro 69-009037, ascendente a US$ 11, 291.00; y que cumpla con realizar la devolución de los gastos incurridos por el servicio de grúa y cochera, ascendente a US$ 500.00 o un monto equivalente. Asimismo, requirió el reembolso de costos y costas del presente procedimiento por la suma de $ 2,500.</w:t>
       </w:r>
       <w:r>
         <w:rPr>
@@ -1800,7 +1800,7 @@
           <w:lang w:val="es-ES" w:eastAsia="es-ES"/>
           <w14:ligatures w14:val="none"/>
         </w:rPr>
-        <w:t xml:space="preserve">solicitó, en calidad de medida correctiva, que </w:t>
+        <w:t xml:space="preserve"/>
       </w:r>
       <w:proofErr w:type="spellStart"/>
       <w:r>
@@ -1811,7 +1811,7 @@
           <w:lang w:val="es-ES" w:eastAsia="es-ES"/>
           <w14:ligatures w14:val="none"/>
         </w:rPr>
-        <w:t>Interseguro</w:t>
+        <w:t/>
       </w:r>
       <w:proofErr w:type="spellEnd"/>
       <w:r>
@@ -1822,7 +1822,7 @@
           <w:lang w:val="es-ES" w:eastAsia="es-ES"/>
           <w14:ligatures w14:val="none"/>
         </w:rPr>
-        <w:t xml:space="preserve"> </w:t>
+        <w:t xml:space="preserve"/>
       </w:r>
       <w:r>
         <w:rPr>
@@ -1832,7 +1832,7 @@
           <w:lang w:val="es-ES" w:eastAsia="es-ES"/>
           <w14:ligatures w14:val="none"/>
         </w:rPr>
-        <w:t xml:space="preserve">cumpla con </w:t>
+        <w:t xml:space="preserve"/>
       </w:r>
       <w:r>
         <w:rPr>
@@ -1842,7 +1842,7 @@
           <w:lang w:val="es-ES" w:eastAsia="es-ES"/>
           <w14:ligatures w14:val="none"/>
         </w:rPr>
-        <w:t>activar la cobertura del siniestro 69-009037</w:t>
+        <w:t/>
       </w:r>
       <w:r>
         <w:rPr>
@@ -1852,7 +1852,7 @@
           <w:lang w:val="es-ES" w:eastAsia="es-ES"/>
           <w14:ligatures w14:val="none"/>
         </w:rPr>
-        <w:t xml:space="preserve">, ascendente a US$ </w:t>
+        <w:t xml:space="preserve"/>
       </w:r>
       <w:r>
         <w:rPr>
@@ -1862,7 +1862,7 @@
           <w:lang w:val="es-ES" w:eastAsia="es-ES"/>
           <w14:ligatures w14:val="none"/>
         </w:rPr>
-        <w:t>11, 291.00; y que cumpla con realizar la devolución de los gastos incurridos por el servicio de grúa y cochera, ascendente a US$ 500.00 o un monto equivalente</w:t>
+        <w:t/>
       </w:r>
       <w:r>
         <w:rPr>
@@ -1872,7 +1872,7 @@
           <w:lang w:val="es-ES" w:eastAsia="es-ES"/>
           <w14:ligatures w14:val="none"/>
         </w:rPr>
-        <w:t>. Asimismo, requirió el reembolso de costos y costas del presente procedimiento</w:t>
+        <w:t/>
       </w:r>
       <w:r>
         <w:rPr>
@@ -1882,7 +1882,7 @@
           <w:lang w:val="es-ES" w:eastAsia="es-ES"/>
           <w14:ligatures w14:val="none"/>
         </w:rPr>
-        <w:t xml:space="preserve"> por la suma de $ 2,500</w:t>
+        <w:t xml:space="preserve"/>
       </w:r>
       <w:r>
         <w:rPr>
@@ -1892,7 +1892,7 @@
           <w:lang w:val="es-ES" w:eastAsia="es-ES"/>
           <w14:ligatures w14:val="none"/>
         </w:rPr>
-        <w:t>.</w:t>
+        <w:t/>
       </w:r>
     </w:p>
     <w:p>
@@ -2185,13 +2185,13 @@
         <w:rPr>
           <w:rFonts w:ascii="Arial Narrow" w:hAnsi="Arial Narrow"/>
         </w:rPr>
-        <w:t>A</w:t>
+        <w:t xml:space="preserve">A través de su escrito de denuncia, [APELLIDO] solicitó ser notificada con las actuaciones del procedimiento al correo electrónico luis****@gmail.com. El 15 de abril de 2025, mediante Resolución 2, la Secretaría Técnica declaró inadmisible la denuncia, en la medida que [APELLIDO] habría atendido el requerimiento de presentar la copia de la constancia de pago de la tasa por derecho de tramitación ascendente a S/ 36,00, requerido mediante la Resolución 1 del 31 de marzo de 2025; emitiéndose el siguiente pronunciamiento: </w:t>
       </w:r>
       <w:r>
         <w:rPr>
           <w:rFonts w:ascii="Arial Narrow" w:hAnsi="Arial Narrow"/>
         </w:rPr>
-        <w:t xml:space="preserve"> través de su escrito de denuncia, </w:t>
+        <w:t xml:space="preserve"/>
       </w:r>
       <w:r>
         <w:rPr>
@@ -2201,13 +2201,13 @@
           <w:lang w:eastAsia="es-ES"/>
           <w14:ligatures w14:val="none"/>
         </w:rPr>
-        <w:t xml:space="preserve">ADH </w:t>
+        <w:t xml:space="preserve"/>
       </w:r>
       <w:r>
         <w:rPr>
           <w:rFonts w:ascii="Arial Narrow" w:hAnsi="Arial Narrow"/>
         </w:rPr>
-        <w:t xml:space="preserve">solicitó ser notificada con las actuaciones del procedimiento al correo electrónico </w:t>
+        <w:t xml:space="preserve"/>
       </w:r>
       <w:hyperlink r:id="rId8" w:history="1">
         <w:r>
@@ -2216,48 +2216,48 @@
             <w:rFonts w:ascii="Arial Narrow" w:hAnsi="Arial Narrow"/>
             <w:lang w:val="es-ES" w:eastAsia="es-ES"/>
           </w:rPr>
-          <w:t>luis****@gmail.com</w:t>
+          <w:t/>
         </w:r>
       </w:hyperlink>
       <w:r>
         <w:rPr>
           <w:rFonts w:ascii="Arial Narrow" w:hAnsi="Arial Narrow"/>
         </w:rPr>
-        <w:t xml:space="preserve">. El </w:t>
+        <w:t xml:space="preserve"/>
       </w:r>
       <w:r>
         <w:rPr>
           <w:rFonts w:ascii="Arial Narrow" w:hAnsi="Arial Narrow"/>
           <w:lang w:val="es-ES"/>
         </w:rPr>
-        <w:t>15 de abril</w:t>
+        <w:t/>
       </w:r>
       <w:r>
         <w:rPr>
           <w:rFonts w:ascii="Arial Narrow" w:hAnsi="Arial Narrow"/>
           <w:lang w:val="es-ES"/>
         </w:rPr>
-        <w:t xml:space="preserve"> de 2025</w:t>
+        <w:t xml:space="preserve"/>
       </w:r>
       <w:r>
         <w:rPr>
           <w:rFonts w:ascii="Arial Narrow" w:hAnsi="Arial Narrow"/>
           <w:lang w:val="es-ES"/>
         </w:rPr>
-        <w:t xml:space="preserve">, mediante Resolución 2, </w:t>
+        <w:t xml:space="preserve"/>
       </w:r>
       <w:r>
         <w:rPr>
           <w:rFonts w:ascii="Arial Narrow" w:hAnsi="Arial Narrow"/>
         </w:rPr>
-        <w:t xml:space="preserve">la </w:t>
+        <w:t xml:space="preserve"/>
       </w:r>
       <w:r>
         <w:rPr>
           <w:rFonts w:ascii="Arial Narrow" w:hAnsi="Arial Narrow"/>
         </w:rPr>
         <w:lastRenderedPageBreak/>
-        <w:t xml:space="preserve">Secretaría Técnica declaró inadmisible la denuncia, en la medida que </w:t>
+        <w:t xml:space="preserve"/>
       </w:r>
       <w:r>
         <w:rPr>
@@ -2267,19 +2267,19 @@
           <w:lang w:eastAsia="es-ES"/>
           <w14:ligatures w14:val="none"/>
         </w:rPr>
-        <w:t xml:space="preserve">ADH </w:t>
+        <w:t xml:space="preserve"/>
       </w:r>
       <w:r>
         <w:rPr>
           <w:rFonts w:ascii="Arial Narrow" w:hAnsi="Arial Narrow"/>
         </w:rPr>
-        <w:t>habría atendido el requerimiento de presentar la copia de la constancia de pago de la tasa por derecho de tramitación ascendente a S/ 36,00, requerido mediante la Resolución 1 del 31 de marzo de 2025</w:t>
+        <w:t/>
       </w:r>
       <w:r>
         <w:rPr>
           <w:rFonts w:ascii="Arial Narrow" w:hAnsi="Arial Narrow"/>
         </w:rPr>
-        <w:t xml:space="preserve">; emitiéndose el siguiente pronunciamiento: </w:t>
+        <w:t xml:space="preserve"/>
       </w:r>
     </w:p>
     <w:p>
@@ -2312,7 +2312,7 @@
           <w:i/>
           <w:iCs/>
         </w:rPr>
-        <w:t>“</w:t>
+        <w:t xml:space="preserve">“PRIMERO: declarar inadmisible la denuncia presentada por [DENUNCIANTE] contra Interseguro Compañía de Seguros S.A., por presuntas infracciones a la Ley 29571, Código de Protección y Defensa del Consumidor.”</w:t>
       </w:r>
       <w:r>
         <w:rPr>
@@ -2323,7 +2323,7 @@
           <w:i/>
           <w:iCs/>
         </w:rPr>
-        <w:t>PRIMERO:</w:t>
+        <w:t/>
       </w:r>
       <w:r>
         <w:rPr>
@@ -2332,7 +2332,7 @@
           <w:i/>
           <w:iCs/>
         </w:rPr>
-        <w:t xml:space="preserve"> </w:t>
+        <w:t xml:space="preserve"/>
       </w:r>
       <w:r>
         <w:rPr>
@@ -2340,7 +2340,7 @@
           <w:i/>
           <w:iCs/>
         </w:rPr>
-        <w:t xml:space="preserve">declarar inadmisible la denuncia presentada por ADH Alimentos Derivados Del Huerto E.I.R.L. contra </w:t>
+        <w:t xml:space="preserve"/>
       </w:r>
       <w:proofErr w:type="spellStart"/>
       <w:r>
@@ -2349,7 +2349,7 @@
           <w:i/>
           <w:iCs/>
         </w:rPr>
-        <w:t>Interseguro</w:t>
+        <w:t/>
       </w:r>
       <w:proofErr w:type="spellEnd"/>
       <w:r>
@@ -2358,7 +2358,7 @@
           <w:i/>
           <w:iCs/>
         </w:rPr>
-        <w:t xml:space="preserve"> Compañía de Seguros S.A., por presuntas infracciones a la Ley 29571, Código de Protección y Defensa del Consumidor</w:t>
+        <w:t xml:space="preserve"/>
       </w:r>
       <w:r>
         <w:rPr>
@@ -2366,7 +2366,7 @@
           <w:i/>
           <w:iCs/>
         </w:rPr>
-        <w:t>.</w:t>
+        <w:t/>
       </w:r>
       <w:r>
         <w:rPr>
@@ -2375,7 +2375,7 @@
           <w:i/>
           <w:iCs/>
         </w:rPr>
-        <w:t>”</w:t>
+        <w:t/>
       </w:r>
     </w:p>
     <w:p>
@@ -2957,7 +2957,7 @@
           <w:lang w:eastAsia="es-PE"/>
           <w14:ligatures w14:val="none"/>
         </w:rPr>
-        <w:t xml:space="preserve">De la consulta a la información publicada en la página </w:t>
+        <w:t xml:space="preserve">De la consulta a la información publicada en la página web del Registro Nacional de Micro y Pequeña Empresa - REMYPE, se ha verificado que [APELLIDO] está acreditada como microempresa desde el 16 de agosto de 2019. </w:t>
       </w:r>
       <w:r>
         <w:rPr>
@@ -2969,7 +2969,7 @@
           <w:lang w:eastAsia="es-PE"/>
           <w14:ligatures w14:val="none"/>
         </w:rPr>
-        <w:t>web</w:t>
+        <w:t/>
       </w:r>
       <w:r>
         <w:rPr>
@@ -2979,7 +2979,7 @@
           <w:lang w:eastAsia="es-PE"/>
           <w14:ligatures w14:val="none"/>
         </w:rPr>
-        <w:t xml:space="preserve"> del </w:t>
+        <w:t xml:space="preserve"/>
       </w:r>
       <w:r>
         <w:rPr>
@@ -2989,7 +2989,7 @@
           <w:lang w:eastAsia="es-PE"/>
           <w14:ligatures w14:val="none"/>
         </w:rPr>
-        <w:t xml:space="preserve">Registro Nacional </w:t>
+        <w:t xml:space="preserve"/>
       </w:r>
       <w:r>
         <w:rPr>
@@ -2999,7 +2999,7 @@
           <w:lang w:eastAsia="es-PE"/>
           <w14:ligatures w14:val="none"/>
         </w:rPr>
-        <w:t>d</w:t>
+        <w:t/>
       </w:r>
       <w:r>
         <w:rPr>
@@ -3009,7 +3009,7 @@
           <w:lang w:eastAsia="es-PE"/>
           <w14:ligatures w14:val="none"/>
         </w:rPr>
-        <w:t xml:space="preserve">e Micro </w:t>
+        <w:t xml:space="preserve"/>
       </w:r>
       <w:r>
         <w:rPr>
@@ -3019,7 +3019,7 @@
           <w:lang w:eastAsia="es-PE"/>
           <w14:ligatures w14:val="none"/>
         </w:rPr>
-        <w:t>y</w:t>
+        <w:t/>
       </w:r>
       <w:r>
         <w:rPr>
@@ -3029,7 +3029,7 @@
           <w:lang w:eastAsia="es-PE"/>
           <w14:ligatures w14:val="none"/>
         </w:rPr>
-        <w:t xml:space="preserve"> Pequeña Empresa - REMYPE</w:t>
+        <w:t xml:space="preserve"/>
       </w:r>
       <w:r>
         <w:rPr>
@@ -3050,7 +3050,7 @@
           <w:lang w:eastAsia="es-PE"/>
           <w14:ligatures w14:val="none"/>
         </w:rPr>
-        <w:t xml:space="preserve">, se ha verificado que </w:t>
+        <w:t xml:space="preserve"/>
       </w:r>
       <w:r>
         <w:rPr>
@@ -3060,7 +3060,7 @@
           <w:lang w:eastAsia="es-PE"/>
           <w14:ligatures w14:val="none"/>
         </w:rPr>
-        <w:t xml:space="preserve">ADH </w:t>
+        <w:t xml:space="preserve"/>
       </w:r>
       <w:r>
         <w:rPr>
@@ -3070,7 +3070,7 @@
           <w:lang w:eastAsia="es-PE"/>
           <w14:ligatures w14:val="none"/>
         </w:rPr>
-        <w:t xml:space="preserve">está acreditada como microempresa desde el </w:t>
+        <w:t xml:space="preserve"/>
       </w:r>
       <w:r>
         <w:rPr>
@@ -3080,7 +3080,7 @@
           <w:lang w:eastAsia="es-PE"/>
           <w14:ligatures w14:val="none"/>
         </w:rPr>
-        <w:t>16</w:t>
+        <w:t/>
       </w:r>
       <w:r>
         <w:rPr>
@@ -3090,7 +3090,7 @@
           <w:lang w:eastAsia="es-PE"/>
           <w14:ligatures w14:val="none"/>
         </w:rPr>
-        <w:t xml:space="preserve"> de agosto de </w:t>
+        <w:t xml:space="preserve"/>
       </w:r>
       <w:r>
         <w:rPr>
@@ -3100,7 +3100,7 @@
           <w:lang w:eastAsia="es-PE"/>
           <w14:ligatures w14:val="none"/>
         </w:rPr>
-        <w:t>2019</w:t>
+        <w:t/>
       </w:r>
       <w:r>
         <w:rPr>
@@ -3110,7 +3110,7 @@
           <w:lang w:eastAsia="es-PE"/>
           <w14:ligatures w14:val="none"/>
         </w:rPr>
-        <w:t>.</w:t>
+        <w:t/>
       </w:r>
       <w:r>
         <w:rPr>
@@ -3120,7 +3120,7 @@
           <w:lang w:eastAsia="es-PE"/>
           <w14:ligatures w14:val="none"/>
         </w:rPr>
-        <w:t xml:space="preserve"> </w:t>
+        <w:t xml:space="preserve"/>
       </w:r>
     </w:p>
     <w:p>
@@ -3167,7 +3167,7 @@
           <w:lang w:eastAsia="es-PE"/>
           <w14:ligatures w14:val="none"/>
         </w:rPr>
-        <w:t xml:space="preserve">En ese sentido, de acuerdo con lo señalado en los párrafos precedentes, se evidencia que el </w:t>
+        <w:t xml:space="preserve">En ese sentido, de acuerdo con lo señalado en los párrafos precedentes, se evidencia que el [APELLIDO] ostentaba la condición de microempresa durante el año 2024, es decir, al año anterior a la presentación de la denuncia. En consecuencia, la Comisión considera que la denunciante califica como consumidor final en los términos del Código, de conformidad con lo dispuesto por el numeral 1.1 del artículo IV del Título Preliminar del Código.</w:t>
       </w:r>
       <w:r>
         <w:rPr>
@@ -3177,7 +3177,7 @@
           <w:lang w:eastAsia="es-PE"/>
           <w14:ligatures w14:val="none"/>
         </w:rPr>
-        <w:t xml:space="preserve">ADH </w:t>
+        <w:t xml:space="preserve"/>
       </w:r>
       <w:r>
         <w:rPr>
@@ -3187,7 +3187,7 @@
           <w:lang w:eastAsia="es-PE"/>
           <w14:ligatures w14:val="none"/>
         </w:rPr>
-        <w:t xml:space="preserve">ostentaba la condición de microempresa durante el año </w:t>
+        <w:t xml:space="preserve"/>
       </w:r>
       <w:r>
         <w:rPr>
@@ -3197,7 +3197,7 @@
           <w:lang w:eastAsia="es-PE"/>
           <w14:ligatures w14:val="none"/>
         </w:rPr>
-        <w:t>2024</w:t>
+        <w:t/>
       </w:r>
       <w:r>
         <w:rPr>
@@ -3207,7 +3207,7 @@
           <w:lang w:eastAsia="es-PE"/>
           <w14:ligatures w14:val="none"/>
         </w:rPr>
-        <w:t>, es decir, al año anterior a la presentación de la denuncia. En consecuencia, la Comisión considera que la denunciante califica como consumidor final en los términos del Código, de conformidad con lo dispuesto por el numeral 1.1 del artículo IV del Título Preliminar del Código.</w:t>
+        <w:t/>
       </w:r>
     </w:p>
     <w:p>
@@ -3957,21 +3957,21 @@
           <w:lang w:eastAsia="es-PE"/>
           <w14:ligatures w14:val="none"/>
         </w:rPr>
-        <w:t>PRIMERO:</w:t>
+        <w:t xml:space="preserve">PRIMERO: dejar sin efecto la Resolución 2 del 15 de abril de 2025, mediante la cual la denuncia interpuesta por [DENUNCIANTE] fue declarada inadmisible; así como su acto de notificación.</w:t>
       </w:r>
       <w:r>
         <w:rPr>
           <w:rFonts w:ascii="Arial Narrow" w:hAnsi="Arial Narrow"/>
           <w:spacing w:val="-3"/>
         </w:rPr>
-        <w:t xml:space="preserve"> dejar sin efecto la Resolución 2 </w:t>
+        <w:t xml:space="preserve"/>
       </w:r>
       <w:r>
         <w:rPr>
           <w:rFonts w:ascii="Arial Narrow" w:hAnsi="Arial Narrow"/>
           <w:spacing w:val="-3"/>
         </w:rPr>
-        <w:t>del 15 de abril de 2025</w:t>
+        <w:t/>
       </w:r>
       <w:r>
         <w:rPr>
@@ -3986,28 +3986,28 @@
           <w:rFonts w:ascii="Arial Narrow" w:hAnsi="Arial Narrow" w:cs="Arial"/>
           <w:spacing w:val="-3"/>
         </w:rPr>
-        <w:t>,</w:t>
+        <w:t/>
       </w:r>
       <w:r>
         <w:rPr>
           <w:rFonts w:ascii="Arial Narrow" w:hAnsi="Arial Narrow"/>
           <w:spacing w:val="-3"/>
         </w:rPr>
-        <w:t xml:space="preserve"> mediante la cual la denuncia interpuesta por </w:t>
+        <w:t xml:space="preserve"/>
       </w:r>
       <w:r>
         <w:rPr>
           <w:rFonts w:ascii="Arial Narrow" w:hAnsi="Arial Narrow"/>
           <w:spacing w:val="-3"/>
         </w:rPr>
-        <w:t xml:space="preserve">ADH Alimentos Derivados del Huerto E.I.R.L. </w:t>
+        <w:t xml:space="preserve"/>
       </w:r>
       <w:r>
         <w:rPr>
           <w:rFonts w:ascii="Arial Narrow" w:hAnsi="Arial Narrow"/>
           <w:spacing w:val="-3"/>
         </w:rPr>
-        <w:t>fue declarada inadmisible; así como su acto de notificación.</w:t>
+        <w:t/>
       </w:r>
     </w:p>
     <w:p>
@@ -4032,7 +4032,7 @@
           <w:lang w:eastAsia="es-PE"/>
           <w14:ligatures w14:val="none"/>
         </w:rPr>
-        <w:t>SEGUNDO</w:t>
+        <w:t xml:space="preserve">SEGUNDO: admitir a trámite la denuncia del 12 de marzo de 2025, subsanada el 15 y 22 de abril de 2025, interpuesta por [DENUNCIANTE] contra Interseguro Compañía de Seguros S.A., por lo siguiente: </w:t>
       </w:r>
       <w:r>
         <w:rPr>
@@ -4043,7 +4043,7 @@
           <w:lang w:eastAsia="es-PE"/>
           <w14:ligatures w14:val="none"/>
         </w:rPr>
-        <w:t xml:space="preserve">: </w:t>
+        <w:t xml:space="preserve"/>
       </w:r>
       <w:r>
         <w:rPr>
@@ -4054,7 +4054,7 @@
           <w:lang w:eastAsia="es-PE"/>
           <w14:ligatures w14:val="none"/>
         </w:rPr>
-        <w:t xml:space="preserve">admitir a trámite la denuncia del </w:t>
+        <w:t xml:space="preserve"/>
       </w:r>
       <w:r>
         <w:rPr>
@@ -4064,7 +4064,7 @@
           <w:lang w:eastAsia="es-ES"/>
           <w14:ligatures w14:val="none"/>
         </w:rPr>
-        <w:t>12 de marzo de 2025</w:t>
+        <w:t/>
       </w:r>
       <w:r>
         <w:rPr>
@@ -4072,7 +4072,7 @@
           <w:kern w:val="0"/>
           <w14:ligatures w14:val="none"/>
         </w:rPr>
-        <w:t xml:space="preserve">, subsanada el 15 </w:t>
+        <w:t xml:space="preserve"/>
       </w:r>
       <w:r>
         <w:rPr>
@@ -4080,7 +4080,7 @@
           <w:kern w:val="0"/>
           <w14:ligatures w14:val="none"/>
         </w:rPr>
-        <w:t xml:space="preserve">y 22 </w:t>
+        <w:t xml:space="preserve"/>
       </w:r>
       <w:r>
         <w:rPr>
@@ -4088,7 +4088,7 @@
           <w:kern w:val="0"/>
           <w14:ligatures w14:val="none"/>
         </w:rPr>
-        <w:t xml:space="preserve">de abril de 2025, </w:t>
+        <w:t xml:space="preserve"/>
       </w:r>
       <w:r>
         <w:rPr>
@@ -4099,7 +4099,7 @@
           <w:lang w:eastAsia="es-PE"/>
           <w14:ligatures w14:val="none"/>
         </w:rPr>
-        <w:t xml:space="preserve">interpuesta por </w:t>
+        <w:t xml:space="preserve"/>
       </w:r>
       <w:r>
         <w:rPr>
@@ -4109,7 +4109,7 @@
           <w:lang w:eastAsia="es-ES"/>
           <w14:ligatures w14:val="none"/>
         </w:rPr>
-        <w:t xml:space="preserve">ADH Alimentos Derivados del Huerto E.I.R.L. </w:t>
+        <w:t xml:space="preserve"/>
       </w:r>
       <w:r>
         <w:rPr>
@@ -4120,7 +4120,7 @@
           <w:lang w:eastAsia="es-PE"/>
           <w14:ligatures w14:val="none"/>
         </w:rPr>
-        <w:t xml:space="preserve">contra </w:t>
+        <w:t xml:space="preserve"/>
       </w:r>
       <w:proofErr w:type="spellStart"/>
       <w:r>
@@ -4132,7 +4132,7 @@
           <w:lang w:eastAsia="es-PE"/>
           <w14:ligatures w14:val="none"/>
         </w:rPr>
-        <w:t>Interseguro</w:t>
+        <w:t/>
       </w:r>
       <w:proofErr w:type="spellEnd"/>
       <w:r>
@@ -4144,7 +4144,7 @@
           <w:lang w:eastAsia="es-PE"/>
           <w14:ligatures w14:val="none"/>
         </w:rPr>
-        <w:t xml:space="preserve"> Compañía </w:t>
+        <w:t xml:space="preserve"/>
       </w:r>
       <w:r>
         <w:rPr>
@@ -4155,7 +4155,7 @@
           <w:lang w:eastAsia="es-PE"/>
           <w14:ligatures w14:val="none"/>
         </w:rPr>
-        <w:t>d</w:t>
+        <w:t/>
       </w:r>
       <w:r>
         <w:rPr>
@@ -4166,7 +4166,7 @@
           <w:lang w:eastAsia="es-PE"/>
           <w14:ligatures w14:val="none"/>
         </w:rPr>
-        <w:t>e Seguros S.A.</w:t>
+        <w:t/>
       </w:r>
       <w:r>
         <w:rPr>
@@ -4177,7 +4177,7 @@
           <w:lang w:eastAsia="es-PE"/>
           <w14:ligatures w14:val="none"/>
         </w:rPr>
-        <w:t xml:space="preserve">, </w:t>
+        <w:t xml:space="preserve"/>
       </w:r>
       <w:r>
         <w:rPr>
@@ -4188,7 +4188,7 @@
           <w:lang w:eastAsia="es-PE"/>
           <w14:ligatures w14:val="none"/>
         </w:rPr>
-        <w:t xml:space="preserve">por lo siguiente: </w:t>
+        <w:t xml:space="preserve"/>
       </w:r>
     </w:p>
     <w:p>
@@ -5722,7 +5722,7 @@
           <w:kern w:val="0"/>
           <w14:ligatures w14:val="none"/>
         </w:rPr>
-        <w:t>OCTAVO</w:t>
+        <w:t xml:space="preserve">OCTAVO: informar a las partes que conforme a lo establecido en el artículo 39 de la Ley sobre Facultades, Normas y Organización del Indecopi, aprobada por Decreto Legislativo 807, los gastos por los peritajes realizados, actuación de pruebas, inspecciones y otros [APELLIDO] de la tramitación del proceso serán de cargo de la parte que solicita la prueba, salvo pacto en contrario. En todos los casos, la resolución final determinará si los gastos deben ser asumidos por alguna de las partes, o reembolsados a la otra parte o al Indecopi, según sea el caso, de manera adicional a la sanción que haya podido imponerse. </w:t>
       </w:r>
       <w:r>
         <w:rPr>
@@ -5733,7 +5733,7 @@
           <w:lang w:eastAsia="es-PE"/>
           <w14:ligatures w14:val="none"/>
         </w:rPr>
-        <w:t>:</w:t>
+        <w:t/>
       </w:r>
       <w:r>
         <w:rPr>
@@ -5743,7 +5743,7 @@
           <w:lang w:eastAsia="es-PE"/>
           <w14:ligatures w14:val="none"/>
         </w:rPr>
-        <w:t xml:space="preserve"> informar a las partes que conforme a lo establecido en el artículo 39</w:t>
+        <w:t xml:space="preserve"/>
       </w:r>
       <w:r>
         <w:rPr>
@@ -5763,7 +5763,7 @@
           <w:lang w:eastAsia="es-PE"/>
           <w14:ligatures w14:val="none"/>
         </w:rPr>
-        <w:t xml:space="preserve"> de la Ley sobre Facultades, Normas y Organización del Indecopi, aprobada por Decreto Legislativo 807, los gastos por los peritajes realizados, actuación de pruebas, inspecciones y otros derivados de la tramitación del proceso serán de cargo de la parte que solicita la prueba, salvo pacto en contrario. En todos los casos, la resolución final determinará si los gastos deben ser asumidos por alguna de las partes, o reembolsados a la otra parte o al Indecopi, según sea el caso, de manera adicional a la sanción que haya podido imponerse. </w:t>
+        <w:t xml:space="preserve"/>
       </w:r>
     </w:p>
     <w:p>
@@ -6013,7 +6013,7 @@
           <w:kern w:val="0"/>
           <w14:ligatures w14:val="none"/>
         </w:rPr>
-        <w:t>DÉCIMO</w:t>
+        <w:t xml:space="preserve">DÉCIMO PRIMERO: requerir a [DENUNCIANTE],  para que, dentro del plazo de dos (2) días hábiles siguientes a la fecha en que reciba la notificación en su bandeja de correo electrónico, efectúe la confirmación de recepción de la notificación remitida por este despacho a su correo electrónico, de conformidad con el segundo párrafo del numeral 4 del artículo 20 del Texto Único Ordenado de la Ley del Procedimiento Administrativo General, aprobado mediante Decreto Supremo 006-2026-JUS, bajo apercibimiento de rehacer el acto de notificación y notificarle conforme al numeral 1 del artículo 20 del citado cuerpo normativo.</w:t>
       </w:r>
       <w:r>
         <w:rPr>
@@ -6023,7 +6023,7 @@
           <w:kern w:val="0"/>
           <w14:ligatures w14:val="none"/>
         </w:rPr>
-        <w:t xml:space="preserve"> PRIMERO</w:t>
+        <w:t xml:space="preserve"/>
       </w:r>
       <w:r>
         <w:rPr>
@@ -6033,7 +6033,7 @@
           <w:kern w:val="0"/>
           <w14:ligatures w14:val="none"/>
         </w:rPr>
-        <w:t>:</w:t>
+        <w:t/>
       </w:r>
       <w:r>
         <w:rPr>
@@ -6043,7 +6043,7 @@
           <w:kern w:val="0"/>
           <w14:ligatures w14:val="none"/>
         </w:rPr>
-        <w:t xml:space="preserve"> requerir </w:t>
+        <w:t xml:space="preserve"/>
       </w:r>
       <w:r>
         <w:rPr>
@@ -6053,7 +6053,7 @@
           <w:kern w:val="0"/>
           <w14:ligatures w14:val="none"/>
         </w:rPr>
-        <w:t xml:space="preserve">a </w:t>
+        <w:t xml:space="preserve"/>
       </w:r>
       <w:r>
         <w:rPr>
@@ -6063,7 +6063,7 @@
           <w:lang w:eastAsia="es-ES"/>
           <w14:ligatures w14:val="none"/>
         </w:rPr>
-        <w:t>ADH Alimentos Derivados del Huerto E.I.R.L.</w:t>
+        <w:t/>
       </w:r>
       <w:r>
         <w:rPr>
@@ -6073,7 +6073,7 @@
           <w:lang w:eastAsia="es-ES"/>
           <w14:ligatures w14:val="none"/>
         </w:rPr>
-        <w:t xml:space="preserve">, </w:t>
+        <w:t xml:space="preserve"/>
       </w:r>
       <w:r>
         <w:rPr>
@@ -6084,14 +6084,14 @@
           <w:lang w:eastAsia="es-PE"/>
           <w14:ligatures w14:val="none"/>
         </w:rPr>
-        <w:t xml:space="preserve"> </w:t>
+        <w:t xml:space="preserve"/>
       </w:r>
       <w:r>
         <w:rPr>
           <w:rFonts w:ascii="Arial Narrow" w:hAnsi="Arial Narrow"/>
           <w:color w:val="000000"/>
         </w:rPr>
-        <w:t>para que, dentro del plazo de dos (2) días hábiles siguientes a la fecha en que reciba la notificación en su bandeja de correo electrónico, efectúe la confirmación de recepción de la notificación remitida por este despacho a su correo electrónico, de conformidad con el segundo párrafo del numeral 4 del artículo 20</w:t>
+        <w:t/>
       </w:r>
       <w:r>
         <w:rPr>
@@ -6108,7 +6108,7 @@
           <w:rFonts w:ascii="Arial Narrow" w:hAnsi="Arial Narrow"/>
           <w:color w:val="000000"/>
         </w:rPr>
-        <w:t xml:space="preserve"> del Texto Único Ordenado de la Ley del Procedimiento Administrativo General, aprobado mediante Decreto Supremo 006-2026-JUS, bajo apercibimiento de rehacer el acto de notificación y notificarle conforme al numeral 1 del artículo 20</w:t>
+        <w:t xml:space="preserve"/>
       </w:r>
       <w:r>
         <w:rPr>
@@ -6125,7 +6125,7 @@
           <w:rFonts w:ascii="Arial Narrow" w:hAnsi="Arial Narrow"/>
           <w:color w:val="000000"/>
         </w:rPr>
-        <w:t xml:space="preserve"> del citado cuerpo normativo</w:t>
+        <w:t xml:space="preserve"/>
       </w:r>
       <w:r>
         <w:rPr>
@@ -6138,7 +6138,7 @@
         <w:rPr>
           <w:rFonts w:ascii="Arial Narrow" w:hAnsi="Arial Narrow" w:cs="Arial"/>
         </w:rPr>
-        <w:t>.</w:t>
+        <w:t/>
       </w:r>
     </w:p>
     <w:p>

--- a/plantillas_maestras/17_seguro_no_especificado/materia_general_asegurativa/1_ddo_aseguradora/varon/TPL_0649_2025_SEGURO_NO_ESPECIFICADO_MATERIA_GENERAL_ASEGURATIVA_ASEGURADORA_VARON_R3.docx
+++ b/plantillas_maestras/17_seguro_no_especificado/materia_general_asegurativa/1_ddo_aseguradora/varon/TPL_0649_2025_SEGURO_NO_ESPECIFICADO_MATERIA_GENERAL_ASEGURATIVA_ASEGURADORA_VARON_R3.docx
@@ -559,7 +559,7 @@
           <w:lang w:val="es-ES" w:eastAsia="es-ES"/>
           <w14:ligatures w14:val="none"/>
         </w:rPr>
-        <w:t xml:space="preserve">Mediante el escrito de denuncia presentado por el señor [APELLIDO] Diego Yui Piérola en representación [APELLIDO] el 12 de marzo de 2025, subsanada el 15 y 22 de abril de 2025, denunció a Interseguro por presuntas infracciones a la Ley 29571, Código de Protección y Defensa del Consumidor (en adelante, Código), señalando lo siguiente:</w:t>
+        <w:t xml:space="preserve">Mediante el escrito de denuncia presentado por el señor [APELLIDO] en representación [APELLIDO] el 12 de marzo de 2025, subsanada el 15 y 22 de abril de 2025, denunció a Interseguro por presuntas infracciones a la Ley 29571, Código de Protección y Defensa del Consumidor (en adelante, Código), señalando lo siguiente:</w:t>
       </w:r>
       <w:r>
         <w:rPr>
@@ -6013,7 +6013,7 @@
           <w:kern w:val="0"/>
           <w14:ligatures w14:val="none"/>
         </w:rPr>
-        <w:t xml:space="preserve">DÉCIMO PRIMERO: requerir a [DENUNCIANTE],  para que, dentro del plazo de dos (2) días hábiles siguientes a la fecha en que reciba la notificación en su bandeja de correo electrónico, efectúe la confirmación de recepción de la notificación remitida por este despacho a su correo electrónico, de conformidad con el segundo párrafo del numeral 4 del artículo 20 del Texto Único Ordenado de la Ley del Procedimiento Administrativo General, aprobado mediante Decreto Supremo 006-2026-JUS, bajo apercibimiento de rehacer el acto de notificación y notificarle conforme al numeral 1 del artículo 20 del citado cuerpo normativo.</w:t>
+        <w:t xml:space="preserve">DÉCIMO PRIMERO: requerir a [DENUNCIANTE], para que, dentro del plazo de dos (2) días hábiles siguientes a la fecha en que reciba la notificación en su bandeja de correo electrónico, efectúe la confirmación de recepción de la notificación remitida por este despacho a su correo electrónico, de conformidad con el segundo párrafo del numeral 4 del artículo 20 del Texto Único Ordenado de la Ley del Procedimiento Administrativo General, aprobado mediante Decreto Supremo 006-2026-JUS, bajo apercibimiento de rehacer el acto de notificación y notificarle conforme al numeral 1 del artículo 20 del citado cuerpo normativo.</w:t>
       </w:r>
       <w:r>
         <w:rPr>

--- a/plantillas_maestras/17_seguro_no_especificado/materia_general_asegurativa/1_ddo_aseguradora/varon/TPL_0649_2025_SEGURO_NO_ESPECIFICADO_MATERIA_GENERAL_ASEGURATIVA_ASEGURADORA_VARON_R3.docx
+++ b/plantillas_maestras/17_seguro_no_especificado/materia_general_asegurativa/1_ddo_aseguradora/varon/TPL_0649_2025_SEGURO_NO_ESPECIFICADO_MATERIA_GENERAL_ASEGURATIVA_ASEGURADORA_VARON_R3.docx
@@ -481,7 +481,7 @@
         <w:tabs>
           <w:tab w:val="left" w:pos="1014"/>
         </w:tabs>
-        <w:spacing w:after="0" w:line="276" w:lineRule="auto"/>
+        <w:spacing w:after="0" w:line="240" w:lineRule="auto"/>
         <w:jc w:val="both"/>
         <w:rPr>
           <w:rFonts w:ascii="Arial Narrow" w:eastAsia="Times New Roman" w:hAnsi="Arial Narrow" w:cs="Times New Roman"/>
@@ -498,7 +498,7 @@
           <w:ilvl w:val="0"/>
           <w:numId w:val="4"/>
         </w:numPr>
-        <w:spacing w:after="0" w:line="276" w:lineRule="auto"/>
+        <w:spacing w:after="0" w:line="240" w:lineRule="auto"/>
         <w:ind w:left="567" w:hanging="567"/>
         <w:jc w:val="both"/>
         <w:rPr>
@@ -523,7 +523,7 @@
     </w:p>
     <w:p>
       <w:pPr>
-        <w:spacing w:after="0" w:line="276" w:lineRule="auto"/>
+        <w:spacing w:after="0" w:line="240" w:lineRule="auto"/>
         <w:jc w:val="both"/>
         <w:rPr>
           <w:rFonts w:ascii="Arial Narrow" w:eastAsia="Times New Roman" w:hAnsi="Arial Narrow" w:cs="Times New Roman"/>
@@ -540,7 +540,7 @@
           <w:ilvl w:val="1"/>
           <w:numId w:val="5"/>
         </w:numPr>
-        <w:spacing w:after="0" w:line="276" w:lineRule="auto"/>
+        <w:spacing w:after="0" w:line="240" w:lineRule="auto"/>
         <w:ind w:left="567" w:hanging="567"/>
         <w:jc w:val="both"/>
         <w:rPr>
@@ -709,6 +709,7 @@
       </w:r>
       <w:r>
         <w:rPr>
+          <w:rStyle w:val="Refdenotaalpie"/>
           <w:rFonts w:ascii="Arial Narrow" w:eastAsia="Times New Roman" w:hAnsi="Arial Narrow" w:cs="Times New Roman"/>
           <w:color w:val="000000"/>
           <w:kern w:val="0"/>
@@ -745,7 +746,7 @@
         <w:tabs>
           <w:tab w:val="left" w:pos="1134"/>
         </w:tabs>
-        <w:spacing w:after="0" w:line="276" w:lineRule="auto"/>
+        <w:spacing w:after="0" w:line="240" w:lineRule="auto"/>
         <w:jc w:val="both"/>
         <w:rPr>
           <w:rFonts w:ascii="Arial Narrow" w:eastAsia="Times New Roman" w:hAnsi="Arial Narrow" w:cs="Arial"/>
@@ -767,7 +768,7 @@
           <w:tab w:val="clear" w:pos="1430"/>
           <w:tab w:val="num" w:pos="1134"/>
         </w:tabs>
-        <w:spacing w:after="0" w:line="276" w:lineRule="auto"/>
+        <w:spacing w:after="0" w:line="240" w:lineRule="auto"/>
         <w:ind w:left="1134" w:hanging="567"/>
         <w:jc w:val="both"/>
         <w:rPr>
@@ -892,7 +893,7 @@
     <w:p>
       <w:pPr>
         <w:pStyle w:val="Prrafodelista"/>
-        <w:spacing w:after="0" w:line="276" w:lineRule="auto"/>
+        <w:spacing w:after="0" w:line="240" w:lineRule="auto"/>
         <w:ind w:left="1134"/>
         <w:jc w:val="both"/>
         <w:rPr>
@@ -915,7 +916,7 @@
           <w:tab w:val="clear" w:pos="1430"/>
           <w:tab w:val="num" w:pos="1134"/>
         </w:tabs>
-        <w:spacing w:after="0" w:line="276" w:lineRule="auto"/>
+        <w:spacing w:after="0" w:line="240" w:lineRule="auto"/>
         <w:ind w:left="1134" w:hanging="567"/>
         <w:jc w:val="both"/>
         <w:rPr>
@@ -1009,7 +1010,7 @@
     </w:p>
     <w:p>
       <w:pPr>
-        <w:spacing w:after="0" w:line="276" w:lineRule="auto"/>
+        <w:spacing w:after="0" w:line="240" w:lineRule="auto"/>
         <w:jc w:val="both"/>
         <w:rPr>
           <w:rFonts w:ascii="Arial Narrow" w:eastAsia="Times New Roman" w:hAnsi="Arial Narrow" w:cs="Arial"/>
@@ -1031,7 +1032,7 @@
           <w:tab w:val="clear" w:pos="1430"/>
           <w:tab w:val="num" w:pos="1134"/>
         </w:tabs>
-        <w:spacing w:after="0" w:line="276" w:lineRule="auto"/>
+        <w:spacing w:after="0" w:line="240" w:lineRule="auto"/>
         <w:ind w:left="1134" w:hanging="567"/>
         <w:jc w:val="both"/>
         <w:rPr>
@@ -1191,7 +1192,7 @@
     </w:p>
     <w:p>
       <w:pPr>
-        <w:spacing w:after="0" w:line="276" w:lineRule="auto"/>
+        <w:spacing w:after="0" w:line="240" w:lineRule="auto"/>
         <w:jc w:val="both"/>
         <w:rPr>
           <w:rFonts w:ascii="Arial Narrow" w:eastAsia="Times New Roman" w:hAnsi="Arial Narrow" w:cs="Arial"/>
@@ -1213,7 +1214,7 @@
           <w:tab w:val="clear" w:pos="1430"/>
           <w:tab w:val="num" w:pos="1134"/>
         </w:tabs>
-        <w:spacing w:after="0" w:line="276" w:lineRule="auto"/>
+        <w:spacing w:after="0" w:line="240" w:lineRule="auto"/>
         <w:ind w:left="1134" w:hanging="567"/>
         <w:jc w:val="both"/>
         <w:rPr>
@@ -1363,7 +1364,7 @@
     </w:p>
     <w:p>
       <w:pPr>
-        <w:spacing w:after="0" w:line="276" w:lineRule="auto"/>
+        <w:spacing w:after="0" w:line="240" w:lineRule="auto"/>
         <w:jc w:val="both"/>
         <w:rPr>
           <w:rFonts w:ascii="Arial Narrow" w:eastAsia="Times New Roman" w:hAnsi="Arial Narrow" w:cs="Arial"/>
@@ -1385,7 +1386,7 @@
           <w:tab w:val="clear" w:pos="1430"/>
           <w:tab w:val="num" w:pos="1134"/>
         </w:tabs>
-        <w:spacing w:after="0" w:line="276" w:lineRule="auto"/>
+        <w:spacing w:after="0" w:line="240" w:lineRule="auto"/>
         <w:ind w:left="1134" w:hanging="567"/>
         <w:jc w:val="both"/>
         <w:rPr>
@@ -1528,7 +1529,7 @@
     </w:p>
     <w:p>
       <w:pPr>
-        <w:spacing w:after="0" w:line="276" w:lineRule="auto"/>
+        <w:spacing w:after="0" w:line="240" w:lineRule="auto"/>
         <w:jc w:val="both"/>
         <w:rPr>
           <w:rFonts w:ascii="Arial Narrow" w:eastAsia="Times New Roman" w:hAnsi="Arial Narrow" w:cs="Arial"/>
@@ -1550,7 +1551,7 @@
           <w:tab w:val="clear" w:pos="1430"/>
           <w:tab w:val="num" w:pos="1134"/>
         </w:tabs>
-        <w:spacing w:after="0" w:line="276" w:lineRule="auto"/>
+        <w:spacing w:after="0" w:line="240" w:lineRule="auto"/>
         <w:ind w:left="1134" w:hanging="567"/>
         <w:jc w:val="both"/>
         <w:rPr>
@@ -1658,7 +1659,7 @@
     </w:p>
     <w:p>
       <w:pPr>
-        <w:spacing w:after="0" w:line="276" w:lineRule="auto"/>
+        <w:spacing w:after="0" w:line="240" w:lineRule="auto"/>
         <w:jc w:val="both"/>
         <w:rPr>
           <w:rFonts w:ascii="Arial Narrow" w:eastAsia="Times New Roman" w:hAnsi="Arial Narrow" w:cs="Arial"/>
@@ -1680,7 +1681,7 @@
           <w:tab w:val="clear" w:pos="1430"/>
           <w:tab w:val="num" w:pos="1134"/>
         </w:tabs>
-        <w:spacing w:after="0" w:line="276" w:lineRule="auto"/>
+        <w:spacing w:after="0" w:line="240" w:lineRule="auto"/>
         <w:ind w:left="1134" w:hanging="567"/>
         <w:jc w:val="both"/>
         <w:rPr>
@@ -1738,7 +1739,6 @@
           <w:rFonts w:ascii="Arial Narrow" w:eastAsia="Times New Roman" w:hAnsi="Arial Narrow" w:cs="Arial"/>
           <w:color w:val="000000"/>
           <w:kern w:val="0"/>
-          <w:highlight w:val="green"/>
           <w:lang w:eastAsia="es-ES"/>
           <w14:ligatures w14:val="none"/>
         </w:rPr>
@@ -1750,7 +1750,7 @@
         <w:tabs>
           <w:tab w:val="left" w:pos="1134"/>
         </w:tabs>
-        <w:spacing w:after="0" w:line="276" w:lineRule="auto"/>
+        <w:spacing w:after="0" w:line="240" w:lineRule="auto"/>
         <w:jc w:val="both"/>
         <w:rPr>
           <w:rFonts w:ascii="Arial Narrow" w:eastAsia="Times New Roman" w:hAnsi="Arial Narrow" w:cs="Arial"/>
@@ -1770,7 +1770,7 @@
         <w:tabs>
           <w:tab w:val="num" w:pos="567"/>
         </w:tabs>
-        <w:spacing w:after="0" w:line="276" w:lineRule="auto"/>
+        <w:spacing w:after="0" w:line="240" w:lineRule="auto"/>
         <w:ind w:left="567" w:hanging="567"/>
         <w:contextualSpacing/>
         <w:jc w:val="both"/>
@@ -1897,7 +1897,7 @@
     </w:p>
     <w:p>
       <w:pPr>
-        <w:spacing w:after="0" w:line="276" w:lineRule="auto"/>
+        <w:spacing w:after="0" w:line="240" w:lineRule="auto"/>
         <w:contextualSpacing/>
         <w:jc w:val="both"/>
         <w:rPr>
@@ -1921,7 +1921,7 @@
           <w:tab w:val="clear" w:pos="1080"/>
           <w:tab w:val="num" w:pos="567"/>
         </w:tabs>
-        <w:spacing w:after="0" w:line="276" w:lineRule="auto"/>
+        <w:spacing w:after="0" w:line="240" w:lineRule="auto"/>
         <w:ind w:left="567" w:hanging="567"/>
         <w:jc w:val="both"/>
         <w:rPr>
@@ -1959,7 +1959,7 @@
     <w:p>
       <w:pPr>
         <w:pStyle w:val="Prrafodelista"/>
-        <w:spacing w:after="0" w:line="276" w:lineRule="auto"/>
+        <w:spacing w:after="0" w:line="240" w:lineRule="auto"/>
         <w:ind w:left="567"/>
         <w:jc w:val="both"/>
         <w:rPr>
@@ -1982,7 +1982,7 @@
           <w:tab w:val="clear" w:pos="1440"/>
           <w:tab w:val="num" w:pos="567"/>
         </w:tabs>
-        <w:spacing w:after="0" w:line="276" w:lineRule="auto"/>
+        <w:spacing w:after="0" w:line="240" w:lineRule="auto"/>
         <w:ind w:left="567" w:hanging="567"/>
         <w:contextualSpacing/>
         <w:jc w:val="both"/>
@@ -2026,6 +2026,7 @@
           <w:rStyle w:val="Refdenotaalpie"/>
           <w:rFonts w:ascii="Arial Narrow" w:hAnsi="Arial Narrow"/>
           <w:spacing w:val="-3"/>
+          <w:vertAlign w:val="superscript"/>
         </w:rPr>
         <w:footnoteReference w:id="2"/>
       </w:r>
@@ -2039,7 +2040,7 @@
     </w:p>
     <w:p>
       <w:pPr>
-        <w:spacing w:after="0" w:line="276" w:lineRule="auto"/>
+        <w:spacing w:after="0" w:line="240" w:lineRule="auto"/>
         <w:ind w:left="567"/>
         <w:contextualSpacing/>
         <w:jc w:val="both"/>
@@ -2059,7 +2060,7 @@
           <w:tab w:val="clear" w:pos="1440"/>
           <w:tab w:val="num" w:pos="567"/>
         </w:tabs>
-        <w:spacing w:after="0" w:line="276" w:lineRule="auto"/>
+        <w:spacing w:after="0" w:line="240" w:lineRule="auto"/>
         <w:ind w:left="567" w:hanging="567"/>
         <w:contextualSpacing/>
         <w:jc w:val="both"/>
@@ -2122,6 +2123,7 @@
         <w:rPr>
           <w:rStyle w:val="Refdenotaalpie"/>
           <w:rFonts w:ascii="Arial Narrow" w:hAnsi="Arial Narrow" w:cs="Arial"/>
+          <w:vertAlign w:val="superscript"/>
         </w:rPr>
         <w:footnoteReference w:id="3"/>
       </w:r>
@@ -2153,7 +2155,7 @@
     </w:p>
     <w:p>
       <w:pPr>
-        <w:spacing w:after="0" w:line="276" w:lineRule="auto"/>
+        <w:spacing w:after="0" w:line="240" w:lineRule="auto"/>
         <w:contextualSpacing/>
         <w:jc w:val="both"/>
         <w:rPr>
@@ -2172,7 +2174,7 @@
           <w:tab w:val="clear" w:pos="1440"/>
           <w:tab w:val="num" w:pos="567"/>
         </w:tabs>
-        <w:spacing w:after="0" w:line="276" w:lineRule="auto"/>
+        <w:spacing w:after="0" w:line="240" w:lineRule="auto"/>
         <w:ind w:left="567" w:hanging="567"/>
         <w:contextualSpacing/>
         <w:jc w:val="both"/>
@@ -2284,7 +2286,7 @@
     </w:p>
     <w:p>
       <w:pPr>
-        <w:spacing w:line="276" w:lineRule="auto"/>
+        <w:spacing w:line="240" w:lineRule="auto"/>
         <w:ind w:left="567"/>
         <w:contextualSpacing/>
         <w:jc w:val="both"/>
@@ -2295,7 +2297,7 @@
     </w:p>
     <w:p>
       <w:pPr>
-        <w:spacing w:line="276" w:lineRule="auto"/>
+        <w:spacing w:line="240" w:lineRule="auto"/>
         <w:ind w:left="1134"/>
         <w:contextualSpacing/>
         <w:jc w:val="both"/>
@@ -2380,7 +2382,7 @@
     </w:p>
     <w:p>
       <w:pPr>
-        <w:spacing w:line="276" w:lineRule="auto"/>
+        <w:spacing w:line="240" w:lineRule="auto"/>
         <w:contextualSpacing/>
         <w:jc w:val="both"/>
         <w:rPr>
@@ -2398,7 +2400,7 @@
           <w:tab w:val="clear" w:pos="1440"/>
           <w:tab w:val="num" w:pos="567"/>
         </w:tabs>
-        <w:spacing w:after="0" w:line="276" w:lineRule="auto"/>
+        <w:spacing w:after="0" w:line="240" w:lineRule="auto"/>
         <w:ind w:left="567" w:hanging="567"/>
         <w:contextualSpacing/>
         <w:jc w:val="both"/>
@@ -2428,7 +2430,7 @@
     </w:p>
     <w:p>
       <w:pPr>
-        <w:spacing w:after="0" w:line="276" w:lineRule="auto"/>
+        <w:spacing w:after="0" w:line="240" w:lineRule="auto"/>
         <w:contextualSpacing/>
         <w:jc w:val="both"/>
         <w:rPr>
@@ -2446,7 +2448,7 @@
           <w:tab w:val="clear" w:pos="1440"/>
           <w:tab w:val="num" w:pos="567"/>
         </w:tabs>
-        <w:spacing w:after="0" w:line="276" w:lineRule="auto"/>
+        <w:spacing w:after="0" w:line="240" w:lineRule="auto"/>
         <w:ind w:left="567" w:hanging="567"/>
         <w:contextualSpacing/>
         <w:jc w:val="both"/>
@@ -2493,7 +2495,7 @@
     </w:p>
     <w:p>
       <w:pPr>
-        <w:spacing w:after="0" w:line="276" w:lineRule="auto"/>
+        <w:spacing w:after="0" w:line="240" w:lineRule="auto"/>
         <w:contextualSpacing/>
         <w:jc w:val="both"/>
         <w:rPr>
@@ -2511,7 +2513,7 @@
           <w:tab w:val="clear" w:pos="1440"/>
           <w:tab w:val="num" w:pos="567"/>
         </w:tabs>
-        <w:spacing w:after="0" w:line="276" w:lineRule="auto"/>
+        <w:spacing w:after="0" w:line="240" w:lineRule="auto"/>
         <w:ind w:left="567" w:hanging="567"/>
         <w:contextualSpacing/>
         <w:jc w:val="both"/>
@@ -2578,7 +2580,7 @@
     <w:p>
       <w:pPr>
         <w:pStyle w:val="Prrafodelista"/>
-        <w:spacing w:after="0" w:line="276" w:lineRule="auto"/>
+        <w:spacing w:after="0" w:line="240" w:lineRule="auto"/>
         <w:ind w:left="567"/>
         <w:jc w:val="both"/>
         <w:rPr>
@@ -2602,7 +2604,7 @@
           <w:tab w:val="clear" w:pos="1080"/>
           <w:tab w:val="num" w:pos="567"/>
         </w:tabs>
-        <w:spacing w:after="0" w:line="276" w:lineRule="auto"/>
+        <w:spacing w:after="0" w:line="240" w:lineRule="auto"/>
         <w:ind w:left="567" w:hanging="567"/>
         <w:jc w:val="both"/>
         <w:rPr>
@@ -2640,7 +2642,7 @@
     <w:p>
       <w:pPr>
         <w:widowControl w:val="0"/>
-        <w:spacing w:after="0" w:line="276" w:lineRule="auto"/>
+        <w:spacing w:after="0" w:line="240" w:lineRule="auto"/>
         <w:jc w:val="both"/>
         <w:rPr>
           <w:rFonts w:ascii="Arial Narrow" w:eastAsia="Calibri" w:hAnsi="Arial Narrow" w:cs="Arial"/>
@@ -2661,7 +2663,7 @@
           <w:tab w:val="clear" w:pos="1440"/>
           <w:tab w:val="num" w:pos="567"/>
         </w:tabs>
-        <w:spacing w:after="0" w:line="276" w:lineRule="auto"/>
+        <w:spacing w:after="0" w:line="240" w:lineRule="auto"/>
         <w:ind w:left="567" w:hanging="567"/>
         <w:contextualSpacing/>
         <w:jc w:val="both"/>
@@ -2705,6 +2707,7 @@
       </w:r>
       <w:r>
         <w:rPr>
+          <w:rStyle w:val="Refdenotaalpie"/>
           <w:rFonts w:ascii="Arial Narrow" w:eastAsia="Arial" w:hAnsi="Arial Narrow" w:cs="Arial"/>
           <w:color w:val="000000"/>
           <w:kern w:val="0"/>
@@ -2728,7 +2731,7 @@
     <w:p>
       <w:pPr>
         <w:widowControl w:val="0"/>
-        <w:spacing w:after="0" w:line="276" w:lineRule="auto"/>
+        <w:spacing w:after="0" w:line="240" w:lineRule="auto"/>
         <w:ind w:left="567"/>
         <w:contextualSpacing/>
         <w:jc w:val="both"/>
@@ -2751,7 +2754,7 @@
           <w:tab w:val="clear" w:pos="1440"/>
           <w:tab w:val="num" w:pos="567"/>
         </w:tabs>
-        <w:spacing w:after="0" w:line="276" w:lineRule="auto"/>
+        <w:spacing w:after="0" w:line="240" w:lineRule="auto"/>
         <w:ind w:left="567" w:hanging="567"/>
         <w:contextualSpacing/>
         <w:jc w:val="both"/>
@@ -2777,7 +2780,7 @@
     <w:p>
       <w:pPr>
         <w:widowControl w:val="0"/>
-        <w:spacing w:after="0" w:line="276" w:lineRule="auto"/>
+        <w:spacing w:after="0" w:line="240" w:lineRule="auto"/>
         <w:contextualSpacing/>
         <w:jc w:val="both"/>
         <w:rPr>
@@ -2799,7 +2802,7 @@
           <w:tab w:val="clear" w:pos="1440"/>
           <w:tab w:val="num" w:pos="567"/>
         </w:tabs>
-        <w:spacing w:after="0" w:line="276" w:lineRule="auto"/>
+        <w:spacing w:after="0" w:line="240" w:lineRule="auto"/>
         <w:ind w:left="567" w:hanging="567"/>
         <w:contextualSpacing/>
         <w:jc w:val="both"/>
@@ -2846,7 +2849,7 @@
     </w:p>
     <w:p>
       <w:pPr>
-        <w:spacing w:after="0" w:line="276" w:lineRule="auto"/>
+        <w:spacing w:after="0" w:line="240" w:lineRule="auto"/>
         <w:ind w:left="567"/>
         <w:contextualSpacing/>
         <w:jc w:val="both"/>
@@ -2869,7 +2872,7 @@
           <w:tab w:val="clear" w:pos="1440"/>
           <w:tab w:val="num" w:pos="567"/>
         </w:tabs>
-        <w:spacing w:after="0" w:line="276" w:lineRule="auto"/>
+        <w:spacing w:after="0" w:line="240" w:lineRule="auto"/>
         <w:ind w:left="567" w:hanging="567"/>
         <w:contextualSpacing/>
         <w:jc w:val="both"/>
@@ -2915,7 +2918,7 @@
     </w:p>
     <w:p>
       <w:pPr>
-        <w:spacing w:after="0" w:line="276" w:lineRule="auto"/>
+        <w:spacing w:after="0" w:line="240" w:lineRule="auto"/>
         <w:contextualSpacing/>
         <w:jc w:val="both"/>
         <w:rPr>
@@ -2937,7 +2940,7 @@
           <w:tab w:val="clear" w:pos="1440"/>
           <w:tab w:val="num" w:pos="567"/>
         </w:tabs>
-        <w:spacing w:after="0" w:line="276" w:lineRule="auto"/>
+        <w:spacing w:after="0" w:line="240" w:lineRule="auto"/>
         <w:ind w:left="567" w:hanging="567"/>
         <w:contextualSpacing/>
         <w:jc w:val="both"/>
@@ -3033,6 +3036,7 @@
       </w:r>
       <w:r>
         <w:rPr>
+          <w:rStyle w:val="Refdenotaalpie"/>
           <w:rFonts w:ascii="Arial Narrow" w:eastAsia="Calibri" w:hAnsi="Arial Narrow" w:cs="Arial"/>
           <w:color w:val="000000"/>
           <w:kern w:val="0"/>
@@ -3125,7 +3129,7 @@
     </w:p>
     <w:p>
       <w:pPr>
-        <w:spacing w:after="0" w:line="276" w:lineRule="auto"/>
+        <w:spacing w:after="0" w:line="240" w:lineRule="auto"/>
         <w:contextualSpacing/>
         <w:jc w:val="both"/>
         <w:rPr>
@@ -3147,7 +3151,7 @@
           <w:tab w:val="clear" w:pos="1440"/>
           <w:tab w:val="num" w:pos="567"/>
         </w:tabs>
-        <w:spacing w:after="0" w:line="276" w:lineRule="auto"/>
+        <w:spacing w:after="0" w:line="240" w:lineRule="auto"/>
         <w:ind w:left="567" w:hanging="567"/>
         <w:contextualSpacing/>
         <w:jc w:val="both"/>
@@ -3212,7 +3216,7 @@
     </w:p>
     <w:p>
       <w:pPr>
-        <w:spacing w:after="0" w:line="276" w:lineRule="auto"/>
+        <w:spacing w:after="0" w:line="240" w:lineRule="auto"/>
         <w:contextualSpacing/>
         <w:jc w:val="both"/>
         <w:rPr>
@@ -3227,7 +3231,7 @@
     </w:p>
     <w:p>
       <w:pPr>
-        <w:spacing w:after="0" w:line="276" w:lineRule="auto"/>
+        <w:spacing w:after="0" w:line="240" w:lineRule="auto"/>
         <w:contextualSpacing/>
         <w:jc w:val="both"/>
         <w:rPr>
@@ -3251,7 +3255,7 @@
           <w:tab w:val="clear" w:pos="1080"/>
           <w:tab w:val="num" w:pos="567"/>
         </w:tabs>
-        <w:spacing w:after="0" w:line="276" w:lineRule="auto"/>
+        <w:spacing w:after="0" w:line="240" w:lineRule="auto"/>
         <w:ind w:left="567" w:hanging="567"/>
         <w:jc w:val="both"/>
         <w:rPr>
@@ -3277,7 +3281,7 @@
     </w:p>
     <w:p>
       <w:pPr>
-        <w:spacing w:after="0" w:line="276" w:lineRule="auto"/>
+        <w:spacing w:after="0" w:line="240" w:lineRule="auto"/>
         <w:contextualSpacing/>
         <w:jc w:val="both"/>
         <w:rPr>
@@ -3300,7 +3304,7 @@
           <w:tab w:val="clear" w:pos="1440"/>
           <w:tab w:val="num" w:pos="567"/>
         </w:tabs>
-        <w:spacing w:after="0" w:line="276" w:lineRule="auto"/>
+        <w:spacing w:after="0" w:line="240" w:lineRule="auto"/>
         <w:ind w:left="567" w:hanging="567"/>
         <w:contextualSpacing/>
         <w:jc w:val="both"/>
@@ -3345,6 +3349,7 @@
       <w:bookmarkEnd w:id="3"/>
       <w:r>
         <w:rPr>
+          <w:rStyle w:val="Refdenotaalpie"/>
           <w:rFonts w:ascii="Arial Narrow" w:eastAsia="Arial Narrow" w:hAnsi="Arial Narrow" w:cs="Arial Narrow"/>
           <w:vertAlign w:val="superscript"/>
         </w:rPr>
@@ -3413,6 +3418,7 @@
       </w:r>
       <w:r>
         <w:rPr>
+          <w:rStyle w:val="Refdenotaalpie"/>
           <w:rFonts w:ascii="Arial Narrow" w:eastAsia="Arial Narrow" w:hAnsi="Arial Narrow" w:cs="Arial Narrow"/>
           <w:vertAlign w:val="superscript"/>
         </w:rPr>
@@ -3430,7 +3436,7 @@
     <w:p>
       <w:pPr>
         <w:pStyle w:val="Prrafodelista"/>
-        <w:spacing w:line="276" w:lineRule="auto"/>
+        <w:spacing w:line="240" w:lineRule="auto"/>
         <w:rPr>
           <w:rFonts w:ascii="Arial Narrow" w:eastAsia="Arial Narrow" w:hAnsi="Arial Narrow" w:cs="Arial Narrow"/>
           <w:kern w:val="0"/>
@@ -3448,7 +3454,7 @@
           <w:tab w:val="clear" w:pos="1440"/>
           <w:tab w:val="num" w:pos="567"/>
         </w:tabs>
-        <w:spacing w:after="0" w:line="276" w:lineRule="auto"/>
+        <w:spacing w:after="0" w:line="240" w:lineRule="auto"/>
         <w:ind w:left="567" w:hanging="567"/>
         <w:contextualSpacing/>
         <w:jc w:val="both"/>
@@ -3486,7 +3492,7 @@
     <w:p>
       <w:pPr>
         <w:pStyle w:val="Prrafodelista"/>
-        <w:spacing w:line="276" w:lineRule="auto"/>
+        <w:spacing w:line="240" w:lineRule="auto"/>
         <w:rPr>
           <w:rFonts w:ascii="Arial Narrow" w:eastAsia="Arial Narrow" w:hAnsi="Arial Narrow" w:cs="Arial Narrow"/>
           <w:kern w:val="0"/>
@@ -3504,7 +3510,7 @@
           <w:tab w:val="clear" w:pos="1440"/>
           <w:tab w:val="num" w:pos="567"/>
         </w:tabs>
-        <w:spacing w:after="0" w:line="276" w:lineRule="auto"/>
+        <w:spacing w:after="0" w:line="240" w:lineRule="auto"/>
         <w:ind w:left="567" w:hanging="567"/>
         <w:contextualSpacing/>
         <w:jc w:val="both"/>
@@ -3542,7 +3548,7 @@
     <w:p>
       <w:pPr>
         <w:pStyle w:val="Prrafodelista"/>
-        <w:spacing w:line="276" w:lineRule="auto"/>
+        <w:spacing w:line="240" w:lineRule="auto"/>
         <w:rPr>
           <w:rFonts w:ascii="Arial Narrow" w:eastAsia="Arial Narrow" w:hAnsi="Arial Narrow" w:cs="Arial Narrow"/>
           <w:kern w:val="0"/>
@@ -3560,7 +3566,7 @@
           <w:tab w:val="clear" w:pos="1440"/>
           <w:tab w:val="num" w:pos="567"/>
         </w:tabs>
-        <w:spacing w:after="0" w:line="276" w:lineRule="auto"/>
+        <w:spacing w:after="0" w:line="240" w:lineRule="auto"/>
         <w:ind w:left="567" w:hanging="567"/>
         <w:contextualSpacing/>
         <w:jc w:val="both"/>
@@ -3598,7 +3604,7 @@
     <w:p>
       <w:pPr>
         <w:pStyle w:val="Prrafodelista"/>
-        <w:spacing w:line="276" w:lineRule="auto"/>
+        <w:spacing w:line="240" w:lineRule="auto"/>
         <w:rPr>
           <w:rFonts w:ascii="Arial Narrow" w:eastAsia="Arial" w:hAnsi="Arial Narrow" w:cs="Arial"/>
           <w:color w:val="000000"/>
@@ -3618,7 +3624,7 @@
           <w:tab w:val="clear" w:pos="1440"/>
           <w:tab w:val="num" w:pos="567"/>
         </w:tabs>
-        <w:spacing w:after="0" w:line="276" w:lineRule="auto"/>
+        <w:spacing w:after="0" w:line="240" w:lineRule="auto"/>
         <w:ind w:left="567" w:hanging="567"/>
         <w:contextualSpacing/>
         <w:jc w:val="both"/>
@@ -3640,6 +3646,7 @@
       </w:r>
       <w:r>
         <w:rPr>
+          <w:rStyle w:val="Refdenotaalpie"/>
           <w:rFonts w:ascii="Arial Narrow" w:eastAsia="Arial Narrow" w:hAnsi="Arial Narrow" w:cs="Arial Narrow"/>
           <w:vertAlign w:val="superscript"/>
         </w:rPr>
@@ -3658,7 +3665,7 @@
     </w:p>
     <w:p>
       <w:pPr>
-        <w:spacing w:after="0" w:line="276" w:lineRule="auto"/>
+        <w:spacing w:after="0" w:line="240" w:lineRule="auto"/>
         <w:ind w:left="567"/>
         <w:contextualSpacing/>
         <w:jc w:val="both"/>
@@ -3682,7 +3689,7 @@
           <w:tab w:val="clear" w:pos="1080"/>
           <w:tab w:val="num" w:pos="567"/>
         </w:tabs>
-        <w:spacing w:after="0" w:line="276" w:lineRule="auto"/>
+        <w:spacing w:after="0" w:line="240" w:lineRule="auto"/>
         <w:ind w:left="567" w:hanging="567"/>
         <w:jc w:val="both"/>
         <w:rPr>
@@ -3708,7 +3715,7 @@
     </w:p>
     <w:p>
       <w:pPr>
-        <w:spacing w:after="0" w:line="276" w:lineRule="auto"/>
+        <w:spacing w:after="0" w:line="240" w:lineRule="auto"/>
         <w:jc w:val="both"/>
         <w:rPr>
           <w:rFonts w:ascii="Arial Narrow" w:eastAsia="Times New Roman" w:hAnsi="Arial Narrow" w:cs="Arial"/>
@@ -3729,7 +3736,7 @@
           <w:tab w:val="clear" w:pos="1440"/>
           <w:tab w:val="num" w:pos="567"/>
         </w:tabs>
-        <w:spacing w:after="0" w:line="276" w:lineRule="auto"/>
+        <w:spacing w:after="0" w:line="240" w:lineRule="auto"/>
         <w:ind w:left="567" w:hanging="567"/>
         <w:contextualSpacing/>
         <w:jc w:val="both"/>
@@ -3873,7 +3880,7 @@
     <w:p>
       <w:pPr>
         <w:pStyle w:val="Prrafodelista"/>
-        <w:spacing w:after="0" w:line="276" w:lineRule="auto"/>
+        <w:spacing w:after="0" w:line="240" w:lineRule="auto"/>
         <w:ind w:left="567"/>
         <w:jc w:val="both"/>
         <w:rPr>
@@ -3896,7 +3903,7 @@
           <w:tab w:val="clear" w:pos="1080"/>
           <w:tab w:val="num" w:pos="567"/>
         </w:tabs>
-        <w:spacing w:after="0" w:line="276" w:lineRule="auto"/>
+        <w:spacing w:after="0" w:line="240" w:lineRule="auto"/>
         <w:ind w:left="567" w:hanging="567"/>
         <w:jc w:val="both"/>
         <w:rPr>
@@ -3922,7 +3929,7 @@
     </w:p>
     <w:p>
       <w:pPr>
-        <w:spacing w:after="0" w:line="276" w:lineRule="auto"/>
+        <w:spacing w:after="0" w:line="240" w:lineRule="auto"/>
         <w:jc w:val="both"/>
         <w:rPr>
           <w:rFonts w:ascii="Arial Narrow" w:eastAsia="Arial Narrow" w:hAnsi="Arial Narrow" w:cs="Arial Narrow"/>
@@ -3941,7 +3948,7 @@
           <w:tab w:val="left" w:pos="0"/>
         </w:tabs>
         <w:suppressAutoHyphens/>
-        <w:spacing w:after="200" w:line="276" w:lineRule="auto"/>
+        <w:spacing w:after="200" w:line="240" w:lineRule="auto"/>
         <w:jc w:val="both"/>
         <w:rPr>
           <w:rFonts w:ascii="Arial Narrow" w:hAnsi="Arial Narrow"/>
@@ -3978,6 +3985,7 @@
           <w:rStyle w:val="Refdenotaalpie"/>
           <w:rFonts w:ascii="Arial Narrow" w:hAnsi="Arial Narrow" w:cs="Arial"/>
           <w:spacing w:val="-3"/>
+          <w:vertAlign w:val="superscript"/>
         </w:rPr>
         <w:footnoteReference w:id="9"/>
       </w:r>
@@ -4012,7 +4020,7 @@
     </w:p>
     <w:p>
       <w:pPr>
-        <w:spacing w:after="0" w:line="276" w:lineRule="auto"/>
+        <w:spacing w:after="0" w:line="240" w:lineRule="auto"/>
         <w:jc w:val="both"/>
         <w:rPr>
           <w:rFonts w:ascii="Arial Narrow" w:eastAsia="Times New Roman" w:hAnsi="Arial Narrow" w:cs="Times New Roman"/>
@@ -4196,7 +4204,7 @@
         <w:tabs>
           <w:tab w:val="left" w:pos="1134"/>
         </w:tabs>
-        <w:spacing w:after="0" w:line="276" w:lineRule="auto"/>
+        <w:spacing w:after="0" w:line="240" w:lineRule="auto"/>
         <w:jc w:val="both"/>
         <w:rPr>
           <w:rFonts w:ascii="Arial Narrow" w:eastAsia="Times New Roman" w:hAnsi="Arial Narrow" w:cs="Arial"/>
@@ -4218,7 +4226,7 @@
           <w:tab w:val="clear" w:pos="1430"/>
           <w:tab w:val="num" w:pos="567"/>
         </w:tabs>
-        <w:spacing w:after="0" w:line="276" w:lineRule="auto"/>
+        <w:spacing w:after="0" w:line="240" w:lineRule="auto"/>
         <w:ind w:left="567" w:hanging="567"/>
         <w:jc w:val="both"/>
         <w:rPr>
@@ -4297,7 +4305,7 @@
         <w:tabs>
           <w:tab w:val="left" w:pos="1134"/>
         </w:tabs>
-        <w:spacing w:after="0" w:line="276" w:lineRule="auto"/>
+        <w:spacing w:after="0" w:line="240" w:lineRule="auto"/>
         <w:jc w:val="both"/>
         <w:rPr>
           <w:rFonts w:ascii="Arial Narrow" w:eastAsia="Times New Roman" w:hAnsi="Arial Narrow" w:cs="Arial"/>
@@ -4319,7 +4327,7 @@
           <w:tab w:val="clear" w:pos="1430"/>
           <w:tab w:val="num" w:pos="567"/>
         </w:tabs>
-        <w:spacing w:after="0" w:line="276" w:lineRule="auto"/>
+        <w:spacing w:after="0" w:line="240" w:lineRule="auto"/>
         <w:ind w:left="567" w:hanging="567"/>
         <w:jc w:val="both"/>
         <w:rPr>
@@ -4375,7 +4383,7 @@
     <w:p>
       <w:pPr>
         <w:pStyle w:val="Prrafodelista"/>
-        <w:spacing w:after="0" w:line="276" w:lineRule="auto"/>
+        <w:spacing w:after="0" w:line="240" w:lineRule="auto"/>
         <w:ind w:left="1134"/>
         <w:jc w:val="both"/>
         <w:rPr>
@@ -4396,7 +4404,7 @@
           <w:tab w:val="clear" w:pos="1430"/>
           <w:tab w:val="num" w:pos="567"/>
         </w:tabs>
-        <w:spacing w:after="0" w:line="276" w:lineRule="auto"/>
+        <w:spacing w:after="0" w:line="240" w:lineRule="auto"/>
         <w:ind w:left="567" w:hanging="567"/>
         <w:jc w:val="both"/>
         <w:rPr>
@@ -4438,7 +4446,7 @@
     </w:p>
     <w:p>
       <w:pPr>
-        <w:spacing w:after="0" w:line="276" w:lineRule="auto"/>
+        <w:spacing w:after="0" w:line="240" w:lineRule="auto"/>
         <w:jc w:val="both"/>
         <w:rPr>
           <w:rFonts w:ascii="Arial Narrow" w:eastAsia="Arial Narrow" w:hAnsi="Arial Narrow" w:cs="Arial Narrow"/>
@@ -4458,7 +4466,7 @@
           <w:tab w:val="clear" w:pos="1430"/>
           <w:tab w:val="num" w:pos="567"/>
         </w:tabs>
-        <w:spacing w:after="0" w:line="276" w:lineRule="auto"/>
+        <w:spacing w:after="0" w:line="240" w:lineRule="auto"/>
         <w:ind w:left="567" w:hanging="567"/>
         <w:jc w:val="both"/>
         <w:rPr>
@@ -4532,7 +4540,7 @@
     </w:p>
     <w:p>
       <w:pPr>
-        <w:spacing w:after="0" w:line="276" w:lineRule="auto"/>
+        <w:spacing w:after="0" w:line="240" w:lineRule="auto"/>
         <w:jc w:val="both"/>
         <w:rPr>
           <w:rFonts w:ascii="Arial Narrow" w:eastAsia="Arial Narrow" w:hAnsi="Arial Narrow" w:cs="Arial Narrow"/>
@@ -4543,7 +4551,7 @@
     </w:p>
     <w:p>
       <w:pPr>
-        <w:spacing w:line="276" w:lineRule="auto"/>
+        <w:spacing w:line="240" w:lineRule="auto"/>
         <w:contextualSpacing/>
         <w:jc w:val="both"/>
         <w:rPr>
@@ -4640,7 +4648,7 @@
     </w:p>
     <w:p>
       <w:pPr>
-        <w:spacing w:line="276" w:lineRule="auto"/>
+        <w:spacing w:line="240" w:lineRule="auto"/>
         <w:contextualSpacing/>
         <w:jc w:val="both"/>
         <w:rPr>
@@ -4654,7 +4662,7 @@
     </w:p>
     <w:p>
       <w:pPr>
-        <w:spacing w:after="0" w:line="276" w:lineRule="auto"/>
+        <w:spacing w:after="0" w:line="240" w:lineRule="auto"/>
         <w:jc w:val="both"/>
         <w:rPr>
           <w:rFonts w:ascii="Arial Narrow" w:eastAsia="Arial Narrow" w:hAnsi="Arial Narrow" w:cs="Arial Narrow"/>
@@ -4775,7 +4783,7 @@
     </w:p>
     <w:p>
       <w:pPr>
-        <w:spacing w:after="0" w:line="276" w:lineRule="auto"/>
+        <w:spacing w:after="0" w:line="240" w:lineRule="auto"/>
         <w:jc w:val="both"/>
         <w:rPr>
           <w:rFonts w:ascii="Arial Narrow" w:eastAsia="Times New Roman" w:hAnsi="Arial Narrow" w:cs="Times New Roman"/>
@@ -4792,7 +4800,7 @@
           <w:ilvl w:val="0"/>
           <w:numId w:val="3"/>
         </w:numPr>
-        <w:spacing w:after="0" w:line="276" w:lineRule="auto"/>
+        <w:spacing w:after="0" w:line="240" w:lineRule="auto"/>
         <w:ind w:left="567" w:hanging="567"/>
         <w:jc w:val="both"/>
         <w:rPr>
@@ -4820,7 +4828,7 @@
           <w:ilvl w:val="0"/>
           <w:numId w:val="3"/>
         </w:numPr>
-        <w:spacing w:after="0" w:line="276" w:lineRule="auto"/>
+        <w:spacing w:after="0" w:line="240" w:lineRule="auto"/>
         <w:ind w:left="567" w:hanging="567"/>
         <w:jc w:val="both"/>
         <w:rPr>
@@ -4848,7 +4856,7 @@
           <w:ilvl w:val="0"/>
           <w:numId w:val="3"/>
         </w:numPr>
-        <w:spacing w:after="0" w:line="276" w:lineRule="auto"/>
+        <w:spacing w:after="0" w:line="240" w:lineRule="auto"/>
         <w:ind w:left="567" w:hanging="567"/>
         <w:jc w:val="both"/>
         <w:rPr>
@@ -4876,7 +4884,7 @@
           <w:ilvl w:val="0"/>
           <w:numId w:val="3"/>
         </w:numPr>
-        <w:spacing w:after="0" w:line="276" w:lineRule="auto"/>
+        <w:spacing w:after="0" w:line="240" w:lineRule="auto"/>
         <w:ind w:left="567" w:hanging="567"/>
         <w:jc w:val="both"/>
         <w:rPr>
@@ -4939,7 +4947,7 @@
           <w:ilvl w:val="0"/>
           <w:numId w:val="3"/>
         </w:numPr>
-        <w:spacing w:after="0" w:line="276" w:lineRule="auto"/>
+        <w:spacing w:after="0" w:line="240" w:lineRule="auto"/>
         <w:ind w:left="567" w:hanging="567"/>
         <w:jc w:val="both"/>
         <w:rPr>
@@ -4976,6 +4984,7 @@
       </w:r>
       <w:r>
         <w:rPr>
+          <w:rStyle w:val="Refdenotaalpie"/>
           <w:rFonts w:ascii="Arial Narrow" w:eastAsia="Calibri" w:hAnsi="Arial Narrow" w:cs="Arial"/>
           <w:kern w:val="0"/>
           <w:vertAlign w:val="superscript"/>
@@ -5020,6 +5029,7 @@
       </w:r>
       <w:r>
         <w:rPr>
+          <w:rStyle w:val="Refdenotaalpie"/>
           <w:rFonts w:ascii="Arial Narrow" w:eastAsia="Calibri" w:hAnsi="Arial Narrow" w:cs="Arial"/>
           <w:spacing w:val="-2"/>
           <w:kern w:val="0"/>
@@ -5040,7 +5050,7 @@
     </w:p>
     <w:p>
       <w:pPr>
-        <w:spacing w:after="0" w:line="276" w:lineRule="auto"/>
+        <w:spacing w:after="0" w:line="240" w:lineRule="auto"/>
         <w:ind w:left="567"/>
         <w:jc w:val="both"/>
         <w:rPr>
@@ -5054,7 +5064,7 @@
     </w:p>
     <w:p>
       <w:pPr>
-        <w:spacing w:after="0" w:line="276" w:lineRule="auto"/>
+        <w:spacing w:after="0" w:line="240" w:lineRule="auto"/>
         <w:jc w:val="both"/>
         <w:rPr>
           <w:rFonts w:ascii="Arial Narrow" w:eastAsia="Arial Narrow" w:hAnsi="Arial Narrow" w:cs="Arial Narrow"/>
@@ -5264,7 +5274,7 @@
     </w:p>
     <w:p>
       <w:pPr>
-        <w:spacing w:after="0" w:line="276" w:lineRule="auto"/>
+        <w:spacing w:after="0" w:line="240" w:lineRule="auto"/>
         <w:jc w:val="both"/>
         <w:rPr>
           <w:rFonts w:ascii="Arial Narrow" w:eastAsia="Arial Narrow" w:hAnsi="Arial Narrow" w:cs="Arial Narrow"/>
@@ -5277,7 +5287,7 @@
     </w:p>
     <w:p>
       <w:pPr>
-        <w:spacing w:after="0" w:line="276" w:lineRule="auto"/>
+        <w:spacing w:after="0" w:line="240" w:lineRule="auto"/>
         <w:jc w:val="both"/>
         <w:rPr>
           <w:rFonts w:ascii="Arial Narrow" w:eastAsia="Times New Roman" w:hAnsi="Arial Narrow" w:cs="Arial"/>
@@ -5442,7 +5452,7 @@
     </w:p>
     <w:p>
       <w:pPr>
-        <w:spacing w:after="0" w:line="276" w:lineRule="auto"/>
+        <w:spacing w:after="0" w:line="240" w:lineRule="auto"/>
         <w:jc w:val="both"/>
         <w:rPr>
           <w:rFonts w:ascii="Arial Narrow" w:eastAsia="Arial Narrow" w:hAnsi="Arial Narrow" w:cs="Arial Narrow"/>
@@ -5456,7 +5466,7 @@
     </w:p>
     <w:p>
       <w:pPr>
-        <w:spacing w:after="0" w:line="276" w:lineRule="auto"/>
+        <w:spacing w:after="0" w:line="240" w:lineRule="auto"/>
         <w:jc w:val="both"/>
         <w:rPr>
           <w:rFonts w:ascii="Arial Narrow" w:eastAsia="Arial Narrow" w:hAnsi="Arial Narrow" w:cs="Arial Narrow"/>
@@ -5532,6 +5542,7 @@
       </w:r>
       <w:r>
         <w:rPr>
+          <w:rStyle w:val="Refdenotaalpie"/>
           <w:rFonts w:ascii="Arial Narrow" w:eastAsia="Arial Narrow" w:hAnsi="Arial Narrow" w:cs="Times New Roman"/>
           <w:color w:val="000000"/>
           <w:kern w:val="0"/>
@@ -5613,6 +5624,7 @@
       </w:r>
       <w:r>
         <w:rPr>
+          <w:rStyle w:val="Refdenotaalpie"/>
           <w:rFonts w:ascii="Arial Narrow" w:eastAsia="Arial Narrow" w:hAnsi="Arial Narrow" w:cs="Times New Roman"/>
           <w:color w:val="000000"/>
           <w:kern w:val="0"/>
@@ -5666,6 +5678,7 @@
       </w:r>
       <w:r>
         <w:rPr>
+          <w:rStyle w:val="Refdenotaalpie"/>
           <w:rFonts w:ascii="Arial Narrow" w:eastAsia="Arial Narrow" w:hAnsi="Arial Narrow" w:cs="Times New Roman"/>
           <w:color w:val="000000"/>
           <w:kern w:val="0"/>
@@ -5689,7 +5702,7 @@
     <w:p>
       <w:pPr>
         <w:shd w:val="clear" w:color="auto" w:fill="FFFFFF"/>
-        <w:spacing w:after="0" w:line="276" w:lineRule="auto"/>
+        <w:spacing w:after="0" w:line="240" w:lineRule="auto"/>
         <w:jc w:val="both"/>
         <w:rPr>
           <w:rFonts w:ascii="Arial Narrow" w:eastAsia="Arial Narrow" w:hAnsi="Arial Narrow" w:cs="Arial Narrow"/>
@@ -5704,7 +5717,7 @@
     <w:p>
       <w:pPr>
         <w:shd w:val="clear" w:color="auto" w:fill="FFFFFF"/>
-        <w:spacing w:after="0" w:line="276" w:lineRule="auto"/>
+        <w:spacing w:after="0" w:line="240" w:lineRule="auto"/>
         <w:jc w:val="both"/>
         <w:rPr>
           <w:rFonts w:ascii="Arial Narrow" w:eastAsia="Arial Narrow" w:hAnsi="Arial Narrow" w:cs="Arial Narrow"/>
@@ -5769,7 +5782,7 @@
     <w:p>
       <w:pPr>
         <w:shd w:val="clear" w:color="auto" w:fill="FFFFFF"/>
-        <w:spacing w:after="0" w:line="276" w:lineRule="auto"/>
+        <w:spacing w:after="0" w:line="240" w:lineRule="auto"/>
         <w:jc w:val="both"/>
         <w:rPr>
           <w:rFonts w:ascii="Arial Narrow" w:eastAsia="Arial Narrow" w:hAnsi="Arial Narrow" w:cs="Arial Narrow"/>
@@ -5783,7 +5796,7 @@
     <w:p>
       <w:pPr>
         <w:suppressAutoHyphens/>
-        <w:spacing w:after="0" w:line="276" w:lineRule="auto"/>
+        <w:spacing w:after="0" w:line="240" w:lineRule="auto"/>
         <w:jc w:val="both"/>
         <w:rPr>
           <w:rFonts w:ascii="Arial Narrow" w:eastAsia="Calibri" w:hAnsi="Arial Narrow" w:cs="Arial"/>
@@ -5858,6 +5871,7 @@
       </w:r>
       <w:r>
         <w:rPr>
+          <w:rStyle w:val="Refdenotaalpie"/>
           <w:rFonts w:ascii="Arial Narrow" w:eastAsia="Calibri" w:hAnsi="Arial Narrow" w:cs="Arial"/>
           <w:kern w:val="0"/>
           <w:vertAlign w:val="superscript"/>
@@ -5914,7 +5928,7 @@
     <w:p>
       <w:pPr>
         <w:suppressAutoHyphens/>
-        <w:spacing w:after="0" w:line="276" w:lineRule="auto"/>
+        <w:spacing w:after="0" w:line="240" w:lineRule="auto"/>
         <w:jc w:val="both"/>
         <w:rPr>
           <w:rFonts w:ascii="Arial Narrow" w:eastAsia="Calibri" w:hAnsi="Arial Narrow" w:cs="Arial"/>
@@ -5927,7 +5941,7 @@
     <w:p>
       <w:pPr>
         <w:suppressAutoHyphens/>
-        <w:spacing w:after="0" w:line="276" w:lineRule="auto"/>
+        <w:spacing w:after="0" w:line="240" w:lineRule="auto"/>
         <w:jc w:val="both"/>
         <w:rPr>
           <w:rFonts w:ascii="Arial Narrow" w:eastAsia="Times New Roman" w:hAnsi="Arial Narrow" w:cs="Times New Roman"/>
@@ -5985,7 +5999,7 @@
     <w:p>
       <w:pPr>
         <w:suppressAutoHyphens/>
-        <w:spacing w:after="0" w:line="276" w:lineRule="auto"/>
+        <w:spacing w:after="0" w:line="240" w:lineRule="auto"/>
         <w:jc w:val="both"/>
         <w:rPr>
           <w:rFonts w:ascii="Arial Narrow" w:eastAsia="Times New Roman" w:hAnsi="Arial Narrow" w:cs="Times New Roman"/>
@@ -5999,7 +6013,7 @@
     <w:p>
       <w:pPr>
         <w:suppressAutoHyphens/>
-        <w:spacing w:after="0" w:line="276" w:lineRule="auto"/>
+        <w:spacing w:after="0" w:line="240" w:lineRule="auto"/>
         <w:jc w:val="both"/>
         <w:rPr>
           <w:rFonts w:ascii="Arial Narrow" w:hAnsi="Arial Narrow" w:cs="Arial"/>
@@ -6129,6 +6143,7 @@
       </w:r>
       <w:r>
         <w:rPr>
+          <w:rStyle w:val="Refdenotaalpie"/>
           <w:rFonts w:ascii="Arial Narrow" w:hAnsi="Arial Narrow"/>
           <w:vertAlign w:val="superscript"/>
         </w:rPr>
@@ -6144,7 +6159,7 @@
     <w:p>
       <w:pPr>
         <w:suppressAutoHyphens/>
-        <w:spacing w:after="0" w:line="276" w:lineRule="auto"/>
+        <w:spacing w:after="0" w:line="240" w:lineRule="auto"/>
         <w:jc w:val="both"/>
         <w:rPr>
           <w:rFonts w:ascii="Arial Narrow" w:hAnsi="Arial Narrow" w:cs="Arial"/>
@@ -6154,7 +6169,7 @@
     <w:p>
       <w:pPr>
         <w:suppressAutoHyphens/>
-        <w:spacing w:after="0" w:line="276" w:lineRule="auto"/>
+        <w:spacing w:after="0" w:line="240" w:lineRule="auto"/>
         <w:jc w:val="both"/>
         <w:rPr>
           <w:rFonts w:ascii="Arial Narrow" w:hAnsi="Arial Narrow" w:cs="Arial"/>
@@ -6369,7 +6384,7 @@
     <w:p>
       <w:pPr>
         <w:suppressAutoHyphens/>
-        <w:spacing w:after="0" w:line="276" w:lineRule="auto"/>
+        <w:spacing w:after="0" w:line="240" w:lineRule="auto"/>
         <w:jc w:val="both"/>
         <w:rPr>
           <w:rFonts w:ascii="Arial Narrow" w:hAnsi="Arial Narrow" w:cs="Arial"/>
@@ -6671,14 +6686,14 @@
         <w:tab w:val="right" w:pos="8838"/>
       </w:tabs>
       <w:rPr>
-        <w:rFonts w:ascii="Arial" w:eastAsia="Arial" w:hAnsi="Arial" w:cs="Arial"/>
+        <w:rFonts w:ascii="Arial Narrow" w:eastAsia="Arial" w:hAnsi="Arial Narrow" w:cs="Arial"/>
         <w:sz w:val="16"/>
         <w:szCs w:val="16"/>
       </w:rPr>
     </w:pPr>
     <w:r>
       <w:rPr>
-        <w:rFonts w:ascii="Arial" w:eastAsia="Arial" w:hAnsi="Arial" w:cs="Arial"/>
+        <w:rFonts w:ascii="Arial Narrow" w:eastAsia="Arial" w:hAnsi="Arial Narrow" w:cs="Arial"/>
         <w:sz w:val="16"/>
         <w:szCs w:val="16"/>
       </w:rPr>
@@ -6733,6 +6748,7 @@
           <w:rFonts w:ascii="Arial Narrow" w:hAnsi="Arial Narrow" w:cs="Arial"/>
           <w:sz w:val="16"/>
           <w:szCs w:val="16"/>
+          <w:vertAlign w:val="superscript"/>
         </w:rPr>
         <w:footnoteRef/>
       </w:r>
@@ -6803,6 +6819,7 @@
           <w:rFonts w:ascii="Arial Narrow" w:hAnsi="Arial Narrow" w:cs="Arial"/>
           <w:sz w:val="16"/>
           <w:szCs w:val="16"/>
+          <w:vertAlign w:val="superscript"/>
         </w:rPr>
         <w:footnoteRef/>
       </w:r>
@@ -6993,6 +7010,7 @@
           <w:rFonts w:ascii="Arial Narrow" w:hAnsi="Arial Narrow" w:cs="Arial"/>
           <w:sz w:val="16"/>
           <w:szCs w:val="16"/>
+          <w:vertAlign w:val="superscript"/>
         </w:rPr>
         <w:footnoteRef/>
       </w:r>
@@ -7154,6 +7172,7 @@
       </w:pPr>
       <w:r>
         <w:rPr>
+          <w:rStyle w:val="Refdenotaalpie"/>
           <w:rFonts w:ascii="Arial Narrow" w:hAnsi="Arial Narrow" w:cs="Arial"/>
           <w:sz w:val="16"/>
           <w:szCs w:val="16"/>
@@ -7407,6 +7426,7 @@
           <w:rFonts w:ascii="Arial Narrow" w:eastAsia="Times New Roman" w:hAnsi="Arial Narrow" w:cs="Arial"/>
           <w:sz w:val="16"/>
           <w:szCs w:val="16"/>
+          <w:vertAlign w:val="superscript"/>
         </w:rPr>
         <w:footnoteRef/>
       </w:r>
@@ -7500,6 +7520,7 @@
           <w:rFonts w:ascii="Arial Narrow" w:hAnsi="Arial Narrow" w:cs="Arial"/>
           <w:sz w:val="16"/>
           <w:szCs w:val="16"/>
+          <w:vertAlign w:val="superscript"/>
         </w:rPr>
         <w:footnoteRef/>
       </w:r>
@@ -7786,6 +7807,7 @@
           <w:rFonts w:ascii="Arial Narrow" w:hAnsi="Arial Narrow" w:cs="Arial"/>
           <w:sz w:val="16"/>
           <w:szCs w:val="16"/>
+          <w:vertAlign w:val="superscript"/>
         </w:rPr>
         <w:footnoteRef/>
       </w:r>
@@ -7967,6 +7989,7 @@
           <w:rFonts w:ascii="Arial Narrow" w:hAnsi="Arial Narrow" w:cs="Arial"/>
           <w:sz w:val="16"/>
           <w:szCs w:val="16"/>
+          <w:vertAlign w:val="superscript"/>
         </w:rPr>
         <w:footnoteRef/>
       </w:r>
@@ -8139,6 +8162,7 @@
           <w:rFonts w:ascii="Arial Narrow" w:hAnsi="Arial Narrow" w:cs="Arial"/>
           <w:sz w:val="16"/>
           <w:szCs w:val="16"/>
+          <w:vertAlign w:val="superscript"/>
         </w:rPr>
         <w:footnoteRef/>
       </w:r>
@@ -8259,6 +8283,7 @@
           <w:rFonts w:ascii="Arial Narrow" w:hAnsi="Arial Narrow" w:cs="Arial"/>
           <w:sz w:val="16"/>
           <w:szCs w:val="16"/>
+          <w:vertAlign w:val="superscript"/>
         </w:rPr>
         <w:footnoteRef/>
       </w:r>
@@ -8347,6 +8372,7 @@
           <w:rFonts w:ascii="Arial Narrow" w:hAnsi="Arial Narrow" w:cs="Arial"/>
           <w:sz w:val="16"/>
           <w:szCs w:val="16"/>
+          <w:vertAlign w:val="superscript"/>
         </w:rPr>
         <w:footnoteRef/>
       </w:r>
@@ -8534,7 +8560,7 @@
       </w:pPr>
       <w:r>
         <w:rPr>
-          <w:rStyle w:val="TextonotapieCar"/>
+          <w:rStyle w:val="Refdenotaalpie"/>
           <w:rFonts w:ascii="Arial Narrow" w:hAnsi="Arial Narrow" w:cs="Arial"/>
           <w:sz w:val="16"/>
           <w:szCs w:val="16"/>
@@ -8750,6 +8776,7 @@
           <w:rFonts w:ascii="Arial Narrow" w:hAnsi="Arial Narrow" w:cs="Arial"/>
           <w:sz w:val="16"/>
           <w:szCs w:val="16"/>
+          <w:vertAlign w:val="superscript"/>
         </w:rPr>
         <w:footnoteRef/>
       </w:r>
@@ -9567,6 +9594,7 @@
           <w:rFonts w:ascii="Arial Narrow" w:hAnsi="Arial Narrow" w:cs="Arial"/>
           <w:sz w:val="16"/>
           <w:szCs w:val="16"/>
+          <w:vertAlign w:val="superscript"/>
         </w:rPr>
         <w:footnoteRef/>
       </w:r>
@@ -9787,6 +9815,7 @@
           <w:bCs/>
           <w:sz w:val="16"/>
           <w:szCs w:val="16"/>
+          <w:vertAlign w:val="superscript"/>
         </w:rPr>
         <w:footnoteRef/>
       </w:r>
@@ -9938,6 +9967,7 @@
           <w:rFonts w:ascii="Arial Narrow" w:hAnsi="Arial Narrow" w:cs="Arial"/>
           <w:sz w:val="16"/>
           <w:szCs w:val="16"/>
+          <w:vertAlign w:val="superscript"/>
         </w:rPr>
         <w:footnoteRef/>
       </w:r>
@@ -13900,6 +13930,17 @@
       <w:u w:val="single"/>
     </w:rPr>
   </w:style>
+  <w:style w:type="character" w:styleId="FootnoteReference">
+    <w:name w:val="footnote reference"/>
+    <w:basedOn w:val="Fuentedeprrafopredeter"/>
+    <w:uiPriority w:val="99"/>
+    <w:semiHidden/>
+    <w:unhideWhenUsed/>
+    <w:rPr>
+      <w:rFonts w:ascii="Arial Narrow" w:hAnsi="Arial Narrow"/>
+      <w:vertAlign w:val="superscript"/>
+    </w:rPr>
+  </w:style>
 </w:styles>
 </file>
 

--- a/plantillas_maestras/17_seguro_no_especificado/materia_general_asegurativa/1_ddo_aseguradora/varon/TPL_0649_2025_SEGURO_NO_ESPECIFICADO_MATERIA_GENERAL_ASEGURATIVA_ASEGURADORA_VARON_R3.docx
+++ b/plantillas_maestras/17_seguro_no_especificado/materia_general_asegurativa/1_ddo_aseguradora/varon/TPL_0649_2025_SEGURO_NO_ESPECIFICADO_MATERIA_GENERAL_ASEGURATIVA_ASEGURADORA_VARON_R3.docx
@@ -1,8 +1,8 @@
 
 <file path=word/document.xml><?xml version="1.0" encoding="utf-8"?>
-<w:document xmlns:wpc="http://schemas.microsoft.com/office/word/2010/wordprocessingCanvas" xmlns:cx="http://schemas.microsoft.com/office/drawing/2014/chartex" xmlns:cx1="http://schemas.microsoft.com/office/drawing/2015/9/8/chartex" xmlns:cx2="http://schemas.microsoft.com/office/drawing/2015/10/21/chartex" xmlns:cx3="http://schemas.microsoft.com/office/drawing/2016/5/9/chartex" xmlns:cx4="http://schemas.microsoft.com/office/drawing/2016/5/10/chartex" xmlns:cx5="http://schemas.microsoft.com/office/drawing/2016/5/11/chartex" xmlns:cx6="http://schemas.microsoft.com/office/drawing/2016/5/12/chartex" xmlns:cx7="http://schemas.microsoft.com/office/drawing/2016/5/13/chartex" xmlns:cx8="http://schemas.microsoft.com/office/drawing/2016/5/14/chartex" xmlns:mc="http://schemas.openxmlformats.org/markup-compatibility/2006" xmlns:aink="http://schemas.microsoft.com/office/drawing/2016/ink" xmlns:am3d="http://schemas.microsoft.com/office/drawing/2017/model3d" xmlns:o="urn:schemas-microsoft-com:office:office" xmlns:oel="http://schemas.microsoft.com/office/2019/extlst" xmlns:r="http://schemas.openxmlformats.org/officeDocument/2006/relationships" xmlns:m="http://schemas.openxmlformats.org/officeDocument/2006/math" xmlns:v="urn:schemas-microsoft-com:vml" xmlns:wp14="http://schemas.microsoft.com/office/word/2010/wordprocessingDrawing" xmlns:wp="http://schemas.openxmlformats.org/drawingml/2006/wordprocessingDrawing" xmlns:w10="urn:schemas-microsoft-com:office:word" xmlns:w="http://schemas.openxmlformats.org/wordprocessingml/2006/main" xmlns:w14="http://schemas.microsoft.com/office/word/2010/wordml" xmlns:w15="http://schemas.microsoft.com/office/word/2012/wordml" xmlns:w16cex="http://schemas.microsoft.com/office/word/2018/wordml/cex" xmlns:w16cid="http://schemas.microsoft.com/office/word/2016/wordml/cid" xmlns:w16="http://schemas.microsoft.com/office/word/2018/wordml" xmlns:w16du="http://schemas.microsoft.com/office/word/2023/wordml/word16du" xmlns:w16sdtdh="http://schemas.microsoft.com/office/word/2020/wordml/sdtdatahash" xmlns:w16sdtfl="http://schemas.microsoft.com/office/word/2024/wordml/sdtformatlock" xmlns:w16se="http://schemas.microsoft.com/office/word/2015/wordml/symex" xmlns:wpg="http://schemas.microsoft.com/office/word/2010/wordprocessingGroup" xmlns:wpi="http://schemas.microsoft.com/office/word/2010/wordprocessingInk" xmlns:wne="http://schemas.microsoft.com/office/word/2006/wordml" xmlns:wps="http://schemas.microsoft.com/office/word/2010/wordprocessingShape" mc:Ignorable="w14 w15 w16se w16cid w16 w16cex w16sdtdh w16sdtfl w16du wp14">
+<w:document xmlns:ns1="http://schemas.openxmlformats.org/markup-compatibility/2006" xmlns:ns2="http://schemas.microsoft.com/office/word/2010/wordml" xmlns:ns3="http://schemas.openxmlformats.org/officeDocument/2006/relationships" xmlns:w="http://schemas.openxmlformats.org/wordprocessingml/2006/main" ns1:Ignorable="w14 w15 w16se w16cid w16 w16cex w16sdtdh w16sdtfl w16du wp14">
   <w:body>
-    <w:p>
+    <w:p ns2:paraId="0A632482" ns2:textId="5577C854">
       <w:pPr>
         <w:tabs>
           <w:tab w:val="left" w:pos="1701"/>
@@ -14,7 +14,7 @@
           <w:color w:val="000000"/>
           <w:kern w:val="0"/>
           <w:lang w:eastAsia="es-PE"/>
-          <w14:ligatures w14:val="none"/>
+          <ns2:ligatures ns2:val="none"/>
         </w:rPr>
       </w:pPr>
       <w:bookmarkStart w:id="0" w:name="_Hlk80343540"/>
@@ -25,7 +25,7 @@
           <w:color w:val="000000"/>
           <w:kern w:val="0"/>
           <w:lang w:eastAsia="es-PE"/>
-          <w14:ligatures w14:val="none"/>
+          <ns2:ligatures ns2:val="none"/>
         </w:rPr>
         <w:t xml:space="preserve">EXPEDIENTE </w:t>
       </w:r>
@@ -36,7 +36,7 @@
           <w:color w:val="000000"/>
           <w:kern w:val="0"/>
           <w:lang w:eastAsia="es-PE"/>
-          <w14:ligatures w14:val="none"/>
+          <ns2:ligatures ns2:val="none"/>
         </w:rPr>
         <w:tab/>
         <w:t>:</w:t>
@@ -48,7 +48,7 @@
           <w:color w:val="000000"/>
           <w:kern w:val="0"/>
           <w:lang w:eastAsia="es-PE"/>
-          <w14:ligatures w14:val="none"/>
+          <ns2:ligatures ns2:val="none"/>
         </w:rPr>
         <w:tab/>
       </w:r>
@@ -59,7 +59,7 @@
           <w:color w:val="000000"/>
           <w:kern w:val="0"/>
           <w:lang w:eastAsia="es-PE"/>
-          <w14:ligatures w14:val="none"/>
+          <ns2:ligatures ns2:val="none"/>
         </w:rPr>
         <w:t>0</w:t>
       </w:r>
@@ -72,7 +72,7 @@
           <w:kern w:val="0"/>
           <w:shd w:val="clear" w:color="auto" w:fill="FFFFFF"/>
           <w:lang w:eastAsia="es-PE"/>
-          <w14:ligatures w14:val="none"/>
+          <ns2:ligatures ns2:val="none"/>
         </w:rPr>
         <w:t>649</w:t>
       </w:r>
@@ -85,12 +85,12 @@
           <w:kern w:val="0"/>
           <w:shd w:val="clear" w:color="auto" w:fill="FFFFFF"/>
           <w:lang w:eastAsia="es-PE"/>
-          <w14:ligatures w14:val="none"/>
+          <ns2:ligatures ns2:val="none"/>
         </w:rPr>
         <w:t>-2025/CC1</w:t>
       </w:r>
     </w:p>
-    <w:p>
+    <w:p ns2:paraId="187C3631" ns2:textId="4231D08F">
       <w:pPr>
         <w:tabs>
           <w:tab w:val="left" w:pos="1701"/>
@@ -105,7 +105,7 @@
           <w:color w:val="000000"/>
           <w:kern w:val="0"/>
           <w:lang w:eastAsia="es-PE"/>
-          <w14:ligatures w14:val="none"/>
+          <ns2:ligatures ns2:val="none"/>
         </w:rPr>
       </w:pPr>
       <w:r>
@@ -115,7 +115,7 @@
           <w:color w:val="000000"/>
           <w:kern w:val="0"/>
           <w:lang w:eastAsia="es-PE"/>
-          <w14:ligatures w14:val="none"/>
+          <ns2:ligatures ns2:val="none"/>
         </w:rPr>
         <w:t xml:space="preserve">DENUNCIANTE:[DENUNCIANTE] ([APELLIDO])</w:t>
       </w:r>
@@ -126,7 +126,7 @@
           <w:color w:val="000000"/>
           <w:kern w:val="0"/>
           <w:lang w:eastAsia="es-PE"/>
-          <w14:ligatures w14:val="none"/>
+          <ns2:ligatures ns2:val="none"/>
         </w:rPr>
         <w:tab/>
         <w:t/>
@@ -138,7 +138,7 @@
           <w:color w:val="000000"/>
           <w:kern w:val="0"/>
           <w:lang w:eastAsia="es-PE"/>
-          <w14:ligatures w14:val="none"/>
+          <ns2:ligatures ns2:val="none"/>
         </w:rPr>
         <w:tab/>
       </w:r>
@@ -149,12 +149,12 @@
           <w:color w:val="000000"/>
           <w:kern w:val="0"/>
           <w:lang w:eastAsia="es-PE"/>
-          <w14:ligatures w14:val="none"/>
+          <ns2:ligatures ns2:val="none"/>
         </w:rPr>
         <w:t/>
       </w:r>
     </w:p>
-    <w:p>
+    <w:p ns2:paraId="7037BAA8" ns2:textId="0F939544">
       <w:pPr>
         <w:tabs>
           <w:tab w:val="left" w:pos="1701"/>
@@ -169,7 +169,7 @@
           <w:color w:val="000000"/>
           <w:kern w:val="0"/>
           <w:lang w:eastAsia="es-PE"/>
-          <w14:ligatures w14:val="none"/>
+          <ns2:ligatures ns2:val="none"/>
         </w:rPr>
       </w:pPr>
       <w:r>
@@ -179,7 +179,7 @@
           <w:color w:val="000000"/>
           <w:kern w:val="0"/>
           <w:lang w:eastAsia="es-PE"/>
-          <w14:ligatures w14:val="none"/>
+          <ns2:ligatures ns2:val="none"/>
         </w:rPr>
         <w:t>DENUNCIADO</w:t>
       </w:r>
@@ -190,7 +190,7 @@
           <w:color w:val="000000"/>
           <w:kern w:val="0"/>
           <w:lang w:eastAsia="es-PE"/>
-          <w14:ligatures w14:val="none"/>
+          <ns2:ligatures ns2:val="none"/>
         </w:rPr>
         <w:tab/>
         <w:t>:</w:t>
@@ -202,7 +202,7 @@
           <w:color w:val="000000"/>
           <w:kern w:val="0"/>
           <w:lang w:eastAsia="es-PE"/>
-          <w14:ligatures w14:val="none"/>
+          <ns2:ligatures ns2:val="none"/>
         </w:rPr>
         <w:tab/>
       </w:r>
@@ -213,12 +213,12 @@
           <w:color w:val="000000"/>
           <w:kern w:val="0"/>
           <w:lang w:eastAsia="es-PE"/>
-          <w14:ligatures w14:val="none"/>
+          <ns2:ligatures ns2:val="none"/>
         </w:rPr>
         <w:t>INTERSEGURO COMPAÑÍA DE SEGUROS S.A. (INTERSEGURO)</w:t>
       </w:r>
     </w:p>
-    <w:p>
+    <w:p ns2:paraId="2500BC77" ns2:textId="77777777">
       <w:pPr>
         <w:tabs>
           <w:tab w:val="left" w:pos="1701"/>
@@ -233,7 +233,7 @@
           <w:color w:val="000000"/>
           <w:kern w:val="0"/>
           <w:lang w:eastAsia="es-PE"/>
-          <w14:ligatures w14:val="none"/>
+          <ns2:ligatures ns2:val="none"/>
         </w:rPr>
       </w:pPr>
       <w:r>
@@ -243,7 +243,7 @@
           <w:color w:val="000000"/>
           <w:kern w:val="0"/>
           <w:lang w:eastAsia="es-PE"/>
-          <w14:ligatures w14:val="none"/>
+          <ns2:ligatures ns2:val="none"/>
         </w:rPr>
         <w:t>MATERIAS</w:t>
       </w:r>
@@ -254,7 +254,7 @@
           <w:color w:val="000000"/>
           <w:kern w:val="0"/>
           <w:lang w:eastAsia="es-PE"/>
-          <w14:ligatures w14:val="none"/>
+          <ns2:ligatures ns2:val="none"/>
         </w:rPr>
         <w:tab/>
         <w:t xml:space="preserve">: </w:t>
@@ -266,13 +266,13 @@
           <w:color w:val="000000"/>
           <w:kern w:val="0"/>
           <w:lang w:eastAsia="es-PE"/>
-          <w14:ligatures w14:val="none"/>
+          <ns2:ligatures ns2:val="none"/>
         </w:rPr>
         <w:tab/>
         <w:t>ADMISIÓN A TRÁMITE</w:t>
       </w:r>
     </w:p>
-    <w:p>
+    <w:p ns2:paraId="284AD768" ns2:textId="7828DE75">
       <w:pPr>
         <w:tabs>
           <w:tab w:val="left" w:pos="1701"/>
@@ -287,7 +287,7 @@
           <w:color w:val="000000"/>
           <w:kern w:val="0"/>
           <w:lang w:eastAsia="es-PE"/>
-          <w14:ligatures w14:val="none"/>
+          <ns2:ligatures ns2:val="none"/>
         </w:rPr>
       </w:pPr>
       <w:r>
@@ -297,7 +297,7 @@
           <w:color w:val="000000"/>
           <w:kern w:val="0"/>
           <w:lang w:eastAsia="es-PE"/>
-          <w14:ligatures w14:val="none"/>
+          <ns2:ligatures ns2:val="none"/>
         </w:rPr>
         <w:t>REQUERIMIENTO DE INFORMACIÓN</w:t>
       </w:r>
@@ -308,12 +308,12 @@
           <w:color w:val="000000"/>
           <w:kern w:val="0"/>
           <w:lang w:eastAsia="es-PE"/>
-          <w14:ligatures w14:val="none"/>
+          <ns2:ligatures ns2:val="none"/>
         </w:rPr>
         <w:t xml:space="preserve"> </w:t>
       </w:r>
     </w:p>
-    <w:p>
+    <w:p ns2:paraId="5A3670C5" ns2:textId="34681883">
       <w:pPr>
         <w:tabs>
           <w:tab w:val="left" w:pos="1701"/>
@@ -327,7 +327,7 @@
           <w:color w:val="000000"/>
           <w:kern w:val="0"/>
           <w:lang w:eastAsia="es-PE"/>
-          <w14:ligatures w14:val="none"/>
+          <ns2:ligatures ns2:val="none"/>
         </w:rPr>
       </w:pPr>
       <w:r>
@@ -337,7 +337,7 @@
           <w:color w:val="000000"/>
           <w:kern w:val="0"/>
           <w:lang w:eastAsia="es-PE"/>
-          <w14:ligatures w14:val="none"/>
+          <ns2:ligatures ns2:val="none"/>
         </w:rPr>
         <w:t xml:space="preserve">RESOLUCIÓN </w:t>
       </w:r>
@@ -348,7 +348,7 @@
           <w:color w:val="000000"/>
           <w:kern w:val="0"/>
           <w:lang w:eastAsia="es-PE"/>
-          <w14:ligatures w14:val="none"/>
+          <ns2:ligatures ns2:val="none"/>
         </w:rPr>
         <w:tab/>
         <w:t>:</w:t>
@@ -360,7 +360,7 @@
           <w:color w:val="000000"/>
           <w:kern w:val="0"/>
           <w:lang w:eastAsia="es-PE"/>
-          <w14:ligatures w14:val="none"/>
+          <ns2:ligatures ns2:val="none"/>
         </w:rPr>
         <w:tab/>
       </w:r>
@@ -371,12 +371,12 @@
           <w:color w:val="000000"/>
           <w:kern w:val="0"/>
           <w:lang w:eastAsia="es-PE"/>
-          <w14:ligatures w14:val="none"/>
+          <ns2:ligatures ns2:val="none"/>
         </w:rPr>
         <w:t>3</w:t>
       </w:r>
     </w:p>
-    <w:p>
+    <w:p ns2:paraId="7591140C" ns2:textId="77777777">
       <w:pPr>
         <w:tabs>
           <w:tab w:val="left" w:pos="1014"/>
@@ -389,11 +389,11 @@
           <w:kern w:val="0"/>
           <w:shd w:val="clear" w:color="auto" w:fill="FFFFFF"/>
           <w:lang w:eastAsia="es-PE"/>
-          <w14:ligatures w14:val="none"/>
-        </w:rPr>
-      </w:pPr>
-    </w:p>
-    <w:p>
+          <ns2:ligatures ns2:val="none"/>
+        </w:rPr>
+      </w:pPr>
+    </w:p>
+    <w:p ns2:paraId="59BB126F" ns2:textId="354EAA75">
       <w:pPr>
         <w:tabs>
           <w:tab w:val="left" w:pos="1014"/>
@@ -406,7 +406,7 @@
           <w:kern w:val="0"/>
           <w:shd w:val="clear" w:color="auto" w:fill="FFFFFF"/>
           <w:lang w:eastAsia="es-PE"/>
-          <w14:ligatures w14:val="none"/>
+          <ns2:ligatures ns2:val="none"/>
         </w:rPr>
       </w:pPr>
       <w:r>
@@ -416,7 +416,7 @@
           <w:kern w:val="0"/>
           <w:shd w:val="clear" w:color="auto" w:fill="FFFFFF"/>
           <w:lang w:eastAsia="es-PE"/>
-          <w14:ligatures w14:val="none"/>
+          <ns2:ligatures ns2:val="none"/>
         </w:rPr>
         <w:t xml:space="preserve">Lima, </w:t>
       </w:r>
@@ -427,7 +427,7 @@
           <w:kern w:val="0"/>
           <w:shd w:val="clear" w:color="auto" w:fill="FFFFFF"/>
           <w:lang w:eastAsia="es-PE"/>
-          <w14:ligatures w14:val="none"/>
+          <ns2:ligatures ns2:val="none"/>
         </w:rPr>
         <w:t>25</w:t>
       </w:r>
@@ -438,7 +438,7 @@
           <w:kern w:val="0"/>
           <w:shd w:val="clear" w:color="auto" w:fill="FFFFFF"/>
           <w:lang w:eastAsia="es-PE"/>
-          <w14:ligatures w14:val="none"/>
+          <ns2:ligatures ns2:val="none"/>
         </w:rPr>
         <w:t xml:space="preserve"> de </w:t>
       </w:r>
@@ -449,7 +449,7 @@
           <w:kern w:val="0"/>
           <w:shd w:val="clear" w:color="auto" w:fill="FFFFFF"/>
           <w:lang w:eastAsia="es-PE"/>
-          <w14:ligatures w14:val="none"/>
+          <ns2:ligatures ns2:val="none"/>
         </w:rPr>
         <w:t>abril</w:t>
       </w:r>
@@ -460,7 +460,7 @@
           <w:kern w:val="0"/>
           <w:shd w:val="clear" w:color="auto" w:fill="FFFFFF"/>
           <w:lang w:eastAsia="es-PE"/>
-          <w14:ligatures w14:val="none"/>
+          <ns2:ligatures ns2:val="none"/>
         </w:rPr>
         <w:t xml:space="preserve"> de 202</w:t>
       </w:r>
@@ -471,12 +471,12 @@
           <w:kern w:val="0"/>
           <w:shd w:val="clear" w:color="auto" w:fill="FFFFFF"/>
           <w:lang w:eastAsia="es-PE"/>
-          <w14:ligatures w14:val="none"/>
+          <ns2:ligatures ns2:val="none"/>
         </w:rPr>
         <w:t>5</w:t>
       </w:r>
     </w:p>
-    <w:p>
+    <w:p ns2:paraId="78BF12C0" ns2:textId="77777777">
       <w:pPr>
         <w:tabs>
           <w:tab w:val="left" w:pos="1014"/>
@@ -488,11 +488,11 @@
           <w:color w:val="000000"/>
           <w:kern w:val="0"/>
           <w:lang w:eastAsia="es-PE"/>
-          <w14:ligatures w14:val="none"/>
-        </w:rPr>
-      </w:pPr>
-    </w:p>
-    <w:p>
+          <ns2:ligatures ns2:val="none"/>
+        </w:rPr>
+      </w:pPr>
+    </w:p>
+    <w:p ns2:paraId="553F3534" ns2:textId="77777777">
       <w:pPr>
         <w:numPr>
           <w:ilvl w:val="0"/>
@@ -506,7 +506,7 @@
           <w:color w:val="000000"/>
           <w:kern w:val="0"/>
           <w:lang w:eastAsia="es-PE"/>
-          <w14:ligatures w14:val="none"/>
+          <ns2:ligatures ns2:val="none"/>
         </w:rPr>
       </w:pPr>
       <w:r>
@@ -516,12 +516,12 @@
           <w:color w:val="000000"/>
           <w:kern w:val="0"/>
           <w:lang w:eastAsia="es-PE"/>
-          <w14:ligatures w14:val="none"/>
+          <ns2:ligatures ns2:val="none"/>
         </w:rPr>
         <w:t xml:space="preserve">HECHOS </w:t>
       </w:r>
     </w:p>
-    <w:p>
+    <w:p ns2:paraId="74E8E3A1" ns2:textId="77777777">
       <w:pPr>
         <w:spacing w:after="0" w:line="240" w:lineRule="auto"/>
         <w:jc w:val="both"/>
@@ -530,11 +530,11 @@
           <w:color w:val="000000"/>
           <w:kern w:val="0"/>
           <w:lang w:eastAsia="es-PE"/>
-          <w14:ligatures w14:val="none"/>
-        </w:rPr>
-      </w:pPr>
-    </w:p>
-    <w:p>
+          <ns2:ligatures ns2:val="none"/>
+        </w:rPr>
+      </w:pPr>
+    </w:p>
+    <w:p ns2:paraId="25718C3B" ns2:textId="3691401F">
       <w:pPr>
         <w:numPr>
           <w:ilvl w:val="1"/>
@@ -548,7 +548,7 @@
           <w:color w:val="000000"/>
           <w:kern w:val="0"/>
           <w:lang w:val="es-ES" w:eastAsia="es-ES"/>
-          <w14:ligatures w14:val="none"/>
+          <ns2:ligatures ns2:val="none"/>
         </w:rPr>
       </w:pPr>
       <w:r>
@@ -557,7 +557,7 @@
           <w:color w:val="000000"/>
           <w:kern w:val="0"/>
           <w:lang w:val="es-ES" w:eastAsia="es-ES"/>
-          <w14:ligatures w14:val="none"/>
+          <ns2:ligatures ns2:val="none"/>
         </w:rPr>
         <w:t xml:space="preserve">Mediante el escrito de denuncia presentado por el señor [APELLIDO] en representación [APELLIDO] el 12 de marzo de 2025, subsanada el 15 y 22 de abril de 2025, denunció a Interseguro por presuntas infracciones a la Ley 29571, Código de Protección y Defensa del Consumidor (en adelante, Código), señalando lo siguiente:</w:t>
       </w:r>
@@ -567,7 +567,7 @@
           <w:color w:val="000000"/>
           <w:kern w:val="0"/>
           <w:lang w:eastAsia="es-ES"/>
-          <w14:ligatures w14:val="none"/>
+          <ns2:ligatures ns2:val="none"/>
         </w:rPr>
         <w:t xml:space="preserve"/>
       </w:r>
@@ -578,7 +578,7 @@
           <w:color w:val="000000"/>
           <w:kern w:val="0"/>
           <w:lang w:eastAsia="es-ES"/>
-          <w14:ligatures w14:val="none"/>
+          <ns2:ligatures ns2:val="none"/>
         </w:rPr>
         <w:t/>
       </w:r>
@@ -589,7 +589,7 @@
           <w:color w:val="000000"/>
           <w:kern w:val="0"/>
           <w:lang w:eastAsia="es-ES"/>
-          <w14:ligatures w14:val="none"/>
+          <ns2:ligatures ns2:val="none"/>
         </w:rPr>
         <w:t xml:space="preserve"/>
       </w:r>
@@ -599,7 +599,7 @@
           <w:color w:val="000000"/>
           <w:kern w:val="0"/>
           <w:lang w:eastAsia="es-ES"/>
-          <w14:ligatures w14:val="none"/>
+          <ns2:ligatures ns2:val="none"/>
         </w:rPr>
         <w:t xml:space="preserve"/>
       </w:r>
@@ -609,7 +609,7 @@
           <w:color w:val="000000"/>
           <w:kern w:val="0"/>
           <w:lang w:eastAsia="es-ES"/>
-          <w14:ligatures w14:val="none"/>
+          <ns2:ligatures ns2:val="none"/>
         </w:rPr>
         <w:t xml:space="preserve"/>
       </w:r>
@@ -619,7 +619,7 @@
           <w:color w:val="000000"/>
           <w:kern w:val="0"/>
           <w:lang w:eastAsia="es-ES"/>
-          <w14:ligatures w14:val="none"/>
+          <ns2:ligatures ns2:val="none"/>
         </w:rPr>
         <w:t/>
       </w:r>
@@ -627,7 +627,7 @@
         <w:rPr>
           <w:rFonts w:ascii="Arial Narrow" w:eastAsia="Calibri" w:hAnsi="Arial Narrow" w:cs="Arial"/>
           <w:kern w:val="0"/>
-          <w14:ligatures w14:val="none"/>
+          <ns2:ligatures ns2:val="none"/>
         </w:rPr>
         <w:t xml:space="preserve"/>
       </w:r>
@@ -635,7 +635,7 @@
         <w:rPr>
           <w:rFonts w:ascii="Arial Narrow" w:eastAsia="Calibri" w:hAnsi="Arial Narrow" w:cs="Arial"/>
           <w:kern w:val="0"/>
-          <w14:ligatures w14:val="none"/>
+          <ns2:ligatures ns2:val="none"/>
         </w:rPr>
         <w:t xml:space="preserve"/>
       </w:r>
@@ -643,7 +643,7 @@
         <w:rPr>
           <w:rFonts w:ascii="Arial Narrow" w:eastAsia="Calibri" w:hAnsi="Arial Narrow" w:cs="Arial"/>
           <w:kern w:val="0"/>
-          <w14:ligatures w14:val="none"/>
+          <ns2:ligatures ns2:val="none"/>
         </w:rPr>
         <w:t/>
       </w:r>
@@ -653,7 +653,7 @@
           <w:color w:val="000000"/>
           <w:kern w:val="0"/>
           <w:lang w:eastAsia="es-ES"/>
-          <w14:ligatures w14:val="none"/>
+          <ns2:ligatures ns2:val="none"/>
         </w:rPr>
         <w:t xml:space="preserve"/>
       </w:r>
@@ -661,7 +661,7 @@
         <w:rPr>
           <w:rFonts w:ascii="Arial Narrow" w:eastAsia="Calibri" w:hAnsi="Arial Narrow" w:cs="Arial"/>
           <w:kern w:val="0"/>
-          <w14:ligatures w14:val="none"/>
+          <ns2:ligatures ns2:val="none"/>
         </w:rPr>
         <w:t/>
       </w:r>
@@ -671,7 +671,7 @@
           <w:color w:val="000000"/>
           <w:kern w:val="0"/>
           <w:lang w:val="es-ES" w:eastAsia="es-ES"/>
-          <w14:ligatures w14:val="none"/>
+          <ns2:ligatures ns2:val="none"/>
         </w:rPr>
         <w:t xml:space="preserve"/>
       </w:r>
@@ -682,7 +682,7 @@
           <w:color w:val="000000"/>
           <w:kern w:val="0"/>
           <w:lang w:val="es-ES" w:eastAsia="es-ES"/>
-          <w14:ligatures w14:val="none"/>
+          <ns2:ligatures ns2:val="none"/>
         </w:rPr>
         <w:t/>
       </w:r>
@@ -693,7 +693,7 @@
           <w:color w:val="000000"/>
           <w:kern w:val="0"/>
           <w:lang w:val="es-ES" w:eastAsia="es-ES"/>
-          <w14:ligatures w14:val="none"/>
+          <ns2:ligatures ns2:val="none"/>
         </w:rPr>
         <w:t xml:space="preserve"/>
       </w:r>
@@ -703,7 +703,7 @@
           <w:color w:val="000000"/>
           <w:kern w:val="0"/>
           <w:lang w:val="es-ES" w:eastAsia="es-ES"/>
-          <w14:ligatures w14:val="none"/>
+          <ns2:ligatures ns2:val="none"/>
         </w:rPr>
         <w:t/>
       </w:r>
@@ -715,7 +715,7 @@
           <w:kern w:val="0"/>
           <w:vertAlign w:val="superscript"/>
           <w:lang w:val="es-ES" w:eastAsia="es-ES"/>
-          <w14:ligatures w14:val="none"/>
+          <ns2:ligatures ns2:val="none"/>
         </w:rPr>
         <w:footnoteReference w:id="1"/>
       </w:r>
@@ -725,7 +725,7 @@
           <w:color w:val="000000"/>
           <w:kern w:val="0"/>
           <w:lang w:val="es-ES" w:eastAsia="es-ES"/>
-          <w14:ligatures w14:val="none"/>
+          <ns2:ligatures ns2:val="none"/>
         </w:rPr>
         <w:t xml:space="preserve"/>
       </w:r>
@@ -736,12 +736,12 @@
           <w:color w:val="000000"/>
           <w:kern w:val="0"/>
           <w:lang w:val="es-ES" w:eastAsia="es-ES"/>
-          <w14:ligatures w14:val="none"/>
+          <ns2:ligatures ns2:val="none"/>
         </w:rPr>
         <w:t/>
       </w:r>
     </w:p>
-    <w:p>
+    <w:p ns2:paraId="101D66EA" ns2:textId="77777777">
       <w:pPr>
         <w:tabs>
           <w:tab w:val="left" w:pos="1134"/>
@@ -753,11 +753,11 @@
           <w:color w:val="000000"/>
           <w:kern w:val="0"/>
           <w:lang w:val="es-ES" w:eastAsia="es-ES"/>
-          <w14:ligatures w14:val="none"/>
-        </w:rPr>
-      </w:pPr>
-    </w:p>
-    <w:p>
+          <ns2:ligatures ns2:val="none"/>
+        </w:rPr>
+      </w:pPr>
+    </w:p>
+    <w:p ns2:paraId="563B2019" ns2:textId="4EDA02EC">
       <w:pPr>
         <w:pStyle w:val="Prrafodelista"/>
         <w:numPr>
@@ -776,7 +776,7 @@
           <w:color w:val="000000"/>
           <w:kern w:val="0"/>
           <w:lang w:eastAsia="es-ES"/>
-          <w14:ligatures w14:val="none"/>
+          <ns2:ligatures ns2:val="none"/>
         </w:rPr>
       </w:pPr>
       <w:r>
@@ -785,7 +785,7 @@
           <w:color w:val="000000"/>
           <w:kern w:val="0"/>
           <w:lang w:eastAsia="es-ES"/>
-          <w14:ligatures w14:val="none"/>
+          <ns2:ligatures ns2:val="none"/>
         </w:rPr>
         <w:t xml:space="preserve">El 4 de octubre de 2023, </w:t>
       </w:r>
@@ -795,7 +795,7 @@
           <w:color w:val="000000"/>
           <w:kern w:val="0"/>
           <w:lang w:eastAsia="es-ES"/>
-          <w14:ligatures w14:val="none"/>
+          <ns2:ligatures ns2:val="none"/>
         </w:rPr>
         <w:t>le robaron el</w:t>
       </w:r>
@@ -805,7 +805,7 @@
           <w:color w:val="000000"/>
           <w:kern w:val="0"/>
           <w:lang w:eastAsia="es-ES"/>
-          <w14:ligatures w14:val="none"/>
+          <ns2:ligatures ns2:val="none"/>
         </w:rPr>
         <w:t xml:space="preserve"> vehículo con Placa de Rodaje BCZ</w:t>
       </w:r>
@@ -815,7 +815,7 @@
           <w:color w:val="000000"/>
           <w:kern w:val="0"/>
           <w:lang w:eastAsia="es-ES"/>
-          <w14:ligatures w14:val="none"/>
+          <ns2:ligatures ns2:val="none"/>
         </w:rPr>
         <w:t>-</w:t>
       </w:r>
@@ -825,7 +825,7 @@
           <w:color w:val="000000"/>
           <w:kern w:val="0"/>
           <w:lang w:eastAsia="es-ES"/>
-          <w14:ligatures w14:val="none"/>
+          <ns2:ligatures ns2:val="none"/>
         </w:rPr>
         <w:t xml:space="preserve">752. </w:t>
       </w:r>
@@ -835,7 +835,7 @@
           <w:color w:val="000000"/>
           <w:kern w:val="0"/>
           <w:lang w:eastAsia="es-ES"/>
-          <w14:ligatures w14:val="none"/>
+          <ns2:ligatures ns2:val="none"/>
         </w:rPr>
         <w:t>Posteriormente, realizó</w:t>
       </w:r>
@@ -845,7 +845,7 @@
           <w:color w:val="000000"/>
           <w:kern w:val="0"/>
           <w:lang w:eastAsia="es-ES"/>
-          <w14:ligatures w14:val="none"/>
+          <ns2:ligatures ns2:val="none"/>
         </w:rPr>
         <w:t xml:space="preserve"> la denuncia policial correspondiente</w:t>
       </w:r>
@@ -855,7 +855,7 @@
           <w:color w:val="000000"/>
           <w:kern w:val="0"/>
           <w:lang w:eastAsia="es-ES"/>
-          <w14:ligatures w14:val="none"/>
+          <ns2:ligatures ns2:val="none"/>
         </w:rPr>
         <w:t xml:space="preserve"> a la </w:t>
       </w:r>
@@ -865,7 +865,7 @@
           <w:color w:val="000000"/>
           <w:kern w:val="0"/>
           <w:lang w:eastAsia="es-ES"/>
-          <w14:ligatures w14:val="none"/>
+          <ns2:ligatures ns2:val="none"/>
         </w:rPr>
         <w:t>Policía Nacional del Perú</w:t>
       </w:r>
@@ -875,7 +875,7 @@
           <w:color w:val="000000"/>
           <w:kern w:val="0"/>
           <w:lang w:eastAsia="es-ES"/>
-          <w14:ligatures w14:val="none"/>
+          <ns2:ligatures ns2:val="none"/>
         </w:rPr>
         <w:t xml:space="preserve"> (en adelante, PNP)</w:t>
       </w:r>
@@ -885,12 +885,12 @@
           <w:color w:val="000000"/>
           <w:kern w:val="0"/>
           <w:lang w:eastAsia="es-ES"/>
-          <w14:ligatures w14:val="none"/>
+          <ns2:ligatures ns2:val="none"/>
         </w:rPr>
         <w:t>.</w:t>
       </w:r>
     </w:p>
-    <w:p>
+    <w:p ns2:paraId="4087AA81" ns2:textId="77777777">
       <w:pPr>
         <w:pStyle w:val="Prrafodelista"/>
         <w:spacing w:after="0" w:line="240" w:lineRule="auto"/>
@@ -901,11 +901,11 @@
           <w:color w:val="000000"/>
           <w:kern w:val="0"/>
           <w:lang w:eastAsia="es-ES"/>
-          <w14:ligatures w14:val="none"/>
-        </w:rPr>
-      </w:pPr>
-    </w:p>
-    <w:p>
+          <ns2:ligatures ns2:val="none"/>
+        </w:rPr>
+      </w:pPr>
+    </w:p>
+    <w:p ns2:paraId="13F4AF68" ns2:textId="49E1F229">
       <w:pPr>
         <w:pStyle w:val="Prrafodelista"/>
         <w:numPr>
@@ -924,7 +924,7 @@
           <w:color w:val="000000"/>
           <w:kern w:val="0"/>
           <w:lang w:eastAsia="es-ES"/>
-          <w14:ligatures w14:val="none"/>
+          <ns2:ligatures ns2:val="none"/>
         </w:rPr>
       </w:pPr>
       <w:r>
@@ -933,7 +933,7 @@
           <w:color w:val="000000"/>
           <w:kern w:val="0"/>
           <w:lang w:eastAsia="es-ES"/>
-          <w14:ligatures w14:val="none"/>
+          <ns2:ligatures ns2:val="none"/>
         </w:rPr>
         <w:t xml:space="preserve">El 5 de octubre de 2023, recibió una comunicación de la Dirección de Protección Vehicular de la </w:t>
       </w:r>
@@ -943,7 +943,7 @@
           <w:color w:val="000000"/>
           <w:kern w:val="0"/>
           <w:lang w:eastAsia="es-ES"/>
-          <w14:ligatures w14:val="none"/>
+          <ns2:ligatures ns2:val="none"/>
         </w:rPr>
         <w:t>PNP</w:t>
       </w:r>
@@ -953,7 +953,7 @@
           <w:color w:val="000000"/>
           <w:kern w:val="0"/>
           <w:lang w:eastAsia="es-ES"/>
-          <w14:ligatures w14:val="none"/>
+          <ns2:ligatures ns2:val="none"/>
         </w:rPr>
         <w:t xml:space="preserve"> </w:t>
       </w:r>
@@ -963,7 +963,7 @@
           <w:color w:val="000000"/>
           <w:kern w:val="0"/>
           <w:lang w:eastAsia="es-ES"/>
-          <w14:ligatures w14:val="none"/>
+          <ns2:ligatures ns2:val="none"/>
         </w:rPr>
         <w:t xml:space="preserve">informándole </w:t>
       </w:r>
@@ -973,7 +973,7 @@
           <w:color w:val="000000"/>
           <w:kern w:val="0"/>
           <w:lang w:eastAsia="es-ES"/>
-          <w14:ligatures w14:val="none"/>
+          <ns2:ligatures ns2:val="none"/>
         </w:rPr>
         <w:t>que el vehículo</w:t>
       </w:r>
@@ -983,7 +983,7 @@
           <w:color w:val="000000"/>
           <w:kern w:val="0"/>
           <w:lang w:eastAsia="es-ES"/>
-          <w14:ligatures w14:val="none"/>
+          <ns2:ligatures ns2:val="none"/>
         </w:rPr>
         <w:t xml:space="preserve"> </w:t>
       </w:r>
@@ -993,7 +993,7 @@
           <w:color w:val="000000"/>
           <w:kern w:val="0"/>
           <w:lang w:eastAsia="es-ES"/>
-          <w14:ligatures w14:val="none"/>
+          <ns2:ligatures ns2:val="none"/>
         </w:rPr>
         <w:t>había sido encontrado</w:t>
       </w:r>
@@ -1003,12 +1003,12 @@
           <w:color w:val="000000"/>
           <w:kern w:val="0"/>
           <w:lang w:eastAsia="es-ES"/>
-          <w14:ligatures w14:val="none"/>
+          <ns2:ligatures ns2:val="none"/>
         </w:rPr>
         <w:t xml:space="preserve"> desmantelado; es decir, habían robado las piezas principales para su funcionamiento.</w:t>
       </w:r>
     </w:p>
-    <w:p>
+    <w:p ns2:paraId="64378C22" ns2:textId="77777777">
       <w:pPr>
         <w:spacing w:after="0" w:line="240" w:lineRule="auto"/>
         <w:jc w:val="both"/>
@@ -1017,11 +1017,11 @@
           <w:color w:val="000000"/>
           <w:kern w:val="0"/>
           <w:lang w:eastAsia="es-ES"/>
-          <w14:ligatures w14:val="none"/>
-        </w:rPr>
-      </w:pPr>
-    </w:p>
-    <w:p>
+          <ns2:ligatures ns2:val="none"/>
+        </w:rPr>
+      </w:pPr>
+    </w:p>
+    <w:p ns2:paraId="351BDB53" ns2:textId="2BCCF5DC">
       <w:pPr>
         <w:pStyle w:val="Prrafodelista"/>
         <w:numPr>
@@ -1040,7 +1040,7 @@
           <w:color w:val="000000"/>
           <w:kern w:val="0"/>
           <w:lang w:eastAsia="es-ES"/>
-          <w14:ligatures w14:val="none"/>
+          <ns2:ligatures ns2:val="none"/>
         </w:rPr>
       </w:pPr>
       <w:r>
@@ -1049,7 +1049,7 @@
           <w:color w:val="000000"/>
           <w:kern w:val="0"/>
           <w:lang w:eastAsia="es-ES"/>
-          <w14:ligatures w14:val="none"/>
+          <ns2:ligatures ns2:val="none"/>
         </w:rPr>
         <w:t xml:space="preserve">El 7 de octubre de 2023, se comunicó con </w:t>
       </w:r>
@@ -1060,7 +1060,7 @@
           <w:color w:val="000000"/>
           <w:kern w:val="0"/>
           <w:lang w:eastAsia="es-ES"/>
-          <w14:ligatures w14:val="none"/>
+          <ns2:ligatures ns2:val="none"/>
         </w:rPr>
         <w:t>Interseguro</w:t>
       </w:r>
@@ -1071,7 +1071,7 @@
           <w:color w:val="000000"/>
           <w:kern w:val="0"/>
           <w:lang w:eastAsia="es-ES"/>
-          <w14:ligatures w14:val="none"/>
+          <ns2:ligatures ns2:val="none"/>
         </w:rPr>
         <w:t xml:space="preserve"> </w:t>
       </w:r>
@@ -1081,7 +1081,7 @@
           <w:color w:val="000000"/>
           <w:kern w:val="0"/>
           <w:lang w:eastAsia="es-ES"/>
-          <w14:ligatures w14:val="none"/>
+          <ns2:ligatures ns2:val="none"/>
         </w:rPr>
         <w:t>a fin de consultar sobre el estado de su Seguro Vehicular, el cual tenía la póliza activa desde el 2020</w:t>
       </w:r>
@@ -1091,7 +1091,7 @@
           <w:color w:val="000000"/>
           <w:kern w:val="0"/>
           <w:lang w:eastAsia="es-ES"/>
-          <w14:ligatures w14:val="none"/>
+          <ns2:ligatures ns2:val="none"/>
         </w:rPr>
         <w:t xml:space="preserve"> y </w:t>
       </w:r>
@@ -1101,7 +1101,7 @@
           <w:color w:val="000000"/>
           <w:kern w:val="0"/>
           <w:lang w:eastAsia="es-ES"/>
-          <w14:ligatures w14:val="none"/>
+          <ns2:ligatures ns2:val="none"/>
         </w:rPr>
         <w:t xml:space="preserve">pagaba la mensualidad de manera ininterrumpida. </w:t>
       </w:r>
@@ -1112,7 +1112,7 @@
           <w:color w:val="000000"/>
           <w:kern w:val="0"/>
           <w:lang w:eastAsia="es-ES"/>
-          <w14:ligatures w14:val="none"/>
+          <ns2:ligatures ns2:val="none"/>
         </w:rPr>
         <w:t>Interseguro</w:t>
       </w:r>
@@ -1123,7 +1123,7 @@
           <w:color w:val="000000"/>
           <w:kern w:val="0"/>
           <w:lang w:eastAsia="es-ES"/>
-          <w14:ligatures w14:val="none"/>
+          <ns2:ligatures ns2:val="none"/>
         </w:rPr>
         <w:t xml:space="preserve"> </w:t>
       </w:r>
@@ -1133,7 +1133,7 @@
           <w:color w:val="000000"/>
           <w:kern w:val="0"/>
           <w:lang w:eastAsia="es-ES"/>
-          <w14:ligatures w14:val="none"/>
+          <ns2:ligatures ns2:val="none"/>
         </w:rPr>
         <w:t xml:space="preserve">le informó que el seguro se mantenía activo; asimismo, se le indicó que el seguro solo se cancelaba cuando no se cumplía con el pago de tres (3) meses, pero no le comunicaron que el seguro se encontraba suspendido. </w:t>
       </w:r>
@@ -1143,7 +1143,7 @@
           <w:color w:val="000000"/>
           <w:kern w:val="0"/>
           <w:lang w:eastAsia="es-ES"/>
-          <w14:ligatures w14:val="none"/>
+          <ns2:ligatures ns2:val="none"/>
         </w:rPr>
         <w:t>Posteriormente, se comunicó</w:t>
       </w:r>
@@ -1153,7 +1153,7 @@
           <w:color w:val="000000"/>
           <w:kern w:val="0"/>
           <w:lang w:eastAsia="es-ES"/>
-          <w14:ligatures w14:val="none"/>
+          <ns2:ligatures ns2:val="none"/>
         </w:rPr>
         <w:t xml:space="preserve"> con </w:t>
       </w:r>
@@ -1164,7 +1164,7 @@
           <w:color w:val="000000"/>
           <w:kern w:val="0"/>
           <w:lang w:eastAsia="es-ES"/>
-          <w14:ligatures w14:val="none"/>
+          <ns2:ligatures ns2:val="none"/>
         </w:rPr>
         <w:t>Interseguro</w:t>
       </w:r>
@@ -1175,7 +1175,7 @@
           <w:color w:val="000000"/>
           <w:kern w:val="0"/>
           <w:lang w:eastAsia="es-ES"/>
-          <w14:ligatures w14:val="none"/>
+          <ns2:ligatures ns2:val="none"/>
         </w:rPr>
         <w:t xml:space="preserve"> y </w:t>
       </w:r>
@@ -1185,12 +1185,12 @@
           <w:color w:val="000000"/>
           <w:kern w:val="0"/>
           <w:lang w:eastAsia="es-ES"/>
-          <w14:ligatures w14:val="none"/>
+          <ns2:ligatures ns2:val="none"/>
         </w:rPr>
         <w:t>generó el número de siniestro 69-009037 y le solicitó fotos del vehículo y una copia de la denuncia policial.</w:t>
       </w:r>
     </w:p>
-    <w:p>
+    <w:p ns2:paraId="06EDF1AD" ns2:textId="77777777">
       <w:pPr>
         <w:spacing w:after="0" w:line="240" w:lineRule="auto"/>
         <w:jc w:val="both"/>
@@ -1199,11 +1199,11 @@
           <w:color w:val="000000"/>
           <w:kern w:val="0"/>
           <w:lang w:eastAsia="es-ES"/>
-          <w14:ligatures w14:val="none"/>
-        </w:rPr>
-      </w:pPr>
-    </w:p>
-    <w:p>
+          <ns2:ligatures ns2:val="none"/>
+        </w:rPr>
+      </w:pPr>
+    </w:p>
+    <w:p ns2:paraId="5D23B7E5" ns2:textId="4BB573C7">
       <w:pPr>
         <w:pStyle w:val="Prrafodelista"/>
         <w:numPr>
@@ -1222,7 +1222,7 @@
           <w:color w:val="000000"/>
           <w:kern w:val="0"/>
           <w:lang w:eastAsia="es-ES"/>
-          <w14:ligatures w14:val="none"/>
+          <ns2:ligatures ns2:val="none"/>
         </w:rPr>
       </w:pPr>
       <w:r>
@@ -1231,7 +1231,7 @@
           <w:color w:val="000000"/>
           <w:kern w:val="0"/>
           <w:lang w:eastAsia="es-ES"/>
-          <w14:ligatures w14:val="none"/>
+          <ns2:ligatures ns2:val="none"/>
         </w:rPr>
         <w:t xml:space="preserve">El 11 de octubre de 2023, el personal de </w:t>
       </w:r>
@@ -1242,7 +1242,7 @@
           <w:color w:val="000000"/>
           <w:kern w:val="0"/>
           <w:lang w:eastAsia="es-ES"/>
-          <w14:ligatures w14:val="none"/>
+          <ns2:ligatures ns2:val="none"/>
         </w:rPr>
         <w:t>Interseguro</w:t>
       </w:r>
@@ -1253,7 +1253,7 @@
           <w:color w:val="000000"/>
           <w:kern w:val="0"/>
           <w:lang w:eastAsia="es-ES"/>
-          <w14:ligatures w14:val="none"/>
+          <ns2:ligatures ns2:val="none"/>
         </w:rPr>
         <w:t xml:space="preserve"> </w:t>
       </w:r>
@@ -1263,7 +1263,7 @@
           <w:color w:val="000000"/>
           <w:kern w:val="0"/>
           <w:lang w:eastAsia="es-ES"/>
-          <w14:ligatures w14:val="none"/>
+          <ns2:ligatures ns2:val="none"/>
         </w:rPr>
         <w:t>le solicitó internar el vehículo en el taller de su preferencia a fin de realizar una evaluación y conocer el estado real del vehículo.</w:t>
       </w:r>
@@ -1273,7 +1273,7 @@
           <w:color w:val="000000"/>
           <w:kern w:val="0"/>
           <w:lang w:eastAsia="es-ES"/>
-          <w14:ligatures w14:val="none"/>
+          <ns2:ligatures ns2:val="none"/>
         </w:rPr>
         <w:t xml:space="preserve"> </w:t>
       </w:r>
@@ -1283,7 +1283,7 @@
           <w:color w:val="000000"/>
           <w:kern w:val="0"/>
           <w:lang w:eastAsia="es-ES"/>
-          <w14:ligatures w14:val="none"/>
+          <ns2:ligatures ns2:val="none"/>
         </w:rPr>
         <w:t xml:space="preserve">El 13 de octubre de 2023, el asesor </w:t>
       </w:r>
@@ -1293,7 +1293,7 @@
           <w:color w:val="000000"/>
           <w:kern w:val="0"/>
           <w:lang w:eastAsia="es-ES"/>
-          <w14:ligatures w14:val="none"/>
+          <ns2:ligatures ns2:val="none"/>
         </w:rPr>
         <w:t xml:space="preserve">de </w:t>
       </w:r>
@@ -1304,7 +1304,7 @@
           <w:color w:val="000000"/>
           <w:kern w:val="0"/>
           <w:lang w:eastAsia="es-ES"/>
-          <w14:ligatures w14:val="none"/>
+          <ns2:ligatures ns2:val="none"/>
         </w:rPr>
         <w:t>Interseguro</w:t>
       </w:r>
@@ -1315,7 +1315,7 @@
           <w:color w:val="000000"/>
           <w:kern w:val="0"/>
           <w:lang w:eastAsia="es-ES"/>
-          <w14:ligatures w14:val="none"/>
+          <ns2:ligatures ns2:val="none"/>
         </w:rPr>
         <w:t xml:space="preserve"> </w:t>
       </w:r>
@@ -1325,7 +1325,7 @@
           <w:color w:val="000000"/>
           <w:kern w:val="0"/>
           <w:lang w:eastAsia="es-ES"/>
-          <w14:ligatures w14:val="none"/>
+          <ns2:ligatures ns2:val="none"/>
         </w:rPr>
         <w:t xml:space="preserve">le comunicó que ya no era necesario trasladar el vehículo a un taller de Tacna, sino que el vehículo sería trasladado directamente al taller de </w:t>
       </w:r>
@@ -1336,7 +1336,7 @@
           <w:color w:val="000000"/>
           <w:kern w:val="0"/>
           <w:lang w:eastAsia="es-ES"/>
-          <w14:ligatures w14:val="none"/>
+          <ns2:ligatures ns2:val="none"/>
         </w:rPr>
         <w:t>Interseguro</w:t>
       </w:r>
@@ -1347,7 +1347,7 @@
           <w:color w:val="000000"/>
           <w:kern w:val="0"/>
           <w:lang w:eastAsia="es-ES"/>
-          <w14:ligatures w14:val="none"/>
+          <ns2:ligatures ns2:val="none"/>
         </w:rPr>
         <w:t xml:space="preserve"> en Lima.</w:t>
       </w:r>
@@ -1357,12 +1357,12 @@
           <w:color w:val="000000"/>
           <w:kern w:val="0"/>
           <w:lang w:eastAsia="es-ES"/>
-          <w14:ligatures w14:val="none"/>
+          <ns2:ligatures ns2:val="none"/>
         </w:rPr>
         <w:t xml:space="preserve"> </w:t>
       </w:r>
     </w:p>
-    <w:p>
+    <w:p ns2:paraId="30F11AC9" ns2:textId="77777777">
       <w:pPr>
         <w:spacing w:after="0" w:line="240" w:lineRule="auto"/>
         <w:jc w:val="both"/>
@@ -1371,11 +1371,11 @@
           <w:color w:val="000000"/>
           <w:kern w:val="0"/>
           <w:lang w:eastAsia="es-ES"/>
-          <w14:ligatures w14:val="none"/>
-        </w:rPr>
-      </w:pPr>
-    </w:p>
-    <w:p>
+          <ns2:ligatures ns2:val="none"/>
+        </w:rPr>
+      </w:pPr>
+    </w:p>
+    <w:p ns2:paraId="15391CB1" ns2:textId="68A8520D">
       <w:pPr>
         <w:pStyle w:val="Prrafodelista"/>
         <w:numPr>
@@ -1394,7 +1394,7 @@
           <w:color w:val="000000"/>
           <w:kern w:val="0"/>
           <w:lang w:eastAsia="es-ES"/>
-          <w14:ligatures w14:val="none"/>
+          <ns2:ligatures ns2:val="none"/>
         </w:rPr>
       </w:pPr>
       <w:r>
@@ -1403,7 +1403,7 @@
           <w:color w:val="000000"/>
           <w:kern w:val="0"/>
           <w:lang w:eastAsia="es-ES"/>
-          <w14:ligatures w14:val="none"/>
+          <ns2:ligatures ns2:val="none"/>
         </w:rPr>
         <w:t xml:space="preserve">El 19 de octubre de 2023, se puso en contacto con </w:t>
       </w:r>
@@ -1414,7 +1414,7 @@
           <w:color w:val="000000"/>
           <w:kern w:val="0"/>
           <w:lang w:eastAsia="es-ES"/>
-          <w14:ligatures w14:val="none"/>
+          <ns2:ligatures ns2:val="none"/>
         </w:rPr>
         <w:t>Interseguro</w:t>
       </w:r>
@@ -1425,7 +1425,7 @@
           <w:color w:val="000000"/>
           <w:kern w:val="0"/>
           <w:lang w:eastAsia="es-ES"/>
-          <w14:ligatures w14:val="none"/>
+          <ns2:ligatures ns2:val="none"/>
         </w:rPr>
         <w:t xml:space="preserve"> </w:t>
       </w:r>
@@ -1435,7 +1435,7 @@
           <w:color w:val="000000"/>
           <w:kern w:val="0"/>
           <w:lang w:eastAsia="es-ES"/>
-          <w14:ligatures w14:val="none"/>
+          <ns2:ligatures ns2:val="none"/>
         </w:rPr>
         <w:t>a fin de obtener información sobre el proceso</w:t>
       </w:r>
@@ -1445,7 +1445,7 @@
           <w:color w:val="000000"/>
           <w:kern w:val="0"/>
           <w:lang w:eastAsia="es-ES"/>
-          <w14:ligatures w14:val="none"/>
+          <ns2:ligatures ns2:val="none"/>
         </w:rPr>
         <w:t xml:space="preserve"> y </w:t>
       </w:r>
@@ -1455,7 +1455,7 @@
           <w:color w:val="000000"/>
           <w:kern w:val="0"/>
           <w:lang w:eastAsia="es-ES"/>
-          <w14:ligatures w14:val="none"/>
+          <ns2:ligatures ns2:val="none"/>
         </w:rPr>
         <w:t>le informaron que no existía inconveniente alguno.</w:t>
       </w:r>
@@ -1471,7 +1471,7 @@
           <w:color w:val="000000"/>
           <w:kern w:val="0"/>
           <w:lang w:eastAsia="es-ES"/>
-          <w14:ligatures w14:val="none"/>
+          <ns2:ligatures ns2:val="none"/>
         </w:rPr>
         <w:t xml:space="preserve">El 23 de octubre de 2023, se le informó que el servicio de grúas </w:t>
       </w:r>
@@ -1481,7 +1481,7 @@
           <w:color w:val="000000"/>
           <w:kern w:val="0"/>
           <w:lang w:eastAsia="es-ES"/>
-          <w14:ligatures w14:val="none"/>
+          <ns2:ligatures ns2:val="none"/>
         </w:rPr>
         <w:t xml:space="preserve">el para el traslado del vehículo </w:t>
       </w:r>
@@ -1491,7 +1491,7 @@
           <w:color w:val="000000"/>
           <w:kern w:val="0"/>
           <w:lang w:eastAsia="es-ES"/>
-          <w14:ligatures w14:val="none"/>
+          <ns2:ligatures ns2:val="none"/>
         </w:rPr>
         <w:t xml:space="preserve">no se encontraba habilitado por lo que </w:t>
       </w:r>
@@ -1501,7 +1501,7 @@
           <w:color w:val="000000"/>
           <w:kern w:val="0"/>
           <w:lang w:eastAsia="es-ES"/>
-          <w14:ligatures w14:val="none"/>
+          <ns2:ligatures ns2:val="none"/>
         </w:rPr>
         <w:t>el denunciante</w:t>
       </w:r>
@@ -1511,7 +1511,7 @@
           <w:color w:val="000000"/>
           <w:kern w:val="0"/>
           <w:lang w:eastAsia="es-ES"/>
-          <w14:ligatures w14:val="none"/>
+          <ns2:ligatures ns2:val="none"/>
         </w:rPr>
         <w:t xml:space="preserve"> tendría que tramitar el traslado del vehículo a una </w:t>
       </w:r>
@@ -1521,13 +1521,13 @@
           <w:color w:val="000000"/>
           <w:kern w:val="0"/>
           <w:lang w:eastAsia="es-ES"/>
-          <w14:ligatures w14:val="none"/>
+          <ns2:ligatures ns2:val="none"/>
         </w:rPr>
         <w:lastRenderedPageBreak/>
         <w:t>cochera particular. Asimismo, se le comunicó que el monto de reembolso por los gastos producidos ascendía a la suma de US$250,00.</w:t>
       </w:r>
     </w:p>
-    <w:p>
+    <w:p ns2:paraId="45EDDF71" ns2:textId="77777777">
       <w:pPr>
         <w:spacing w:after="0" w:line="240" w:lineRule="auto"/>
         <w:jc w:val="both"/>
@@ -1536,11 +1536,11 @@
           <w:color w:val="000000"/>
           <w:kern w:val="0"/>
           <w:lang w:eastAsia="es-ES"/>
-          <w14:ligatures w14:val="none"/>
-        </w:rPr>
-      </w:pPr>
-    </w:p>
-    <w:p>
+          <ns2:ligatures ns2:val="none"/>
+        </w:rPr>
+      </w:pPr>
+    </w:p>
+    <w:p ns2:paraId="684522B8" ns2:textId="45289142">
       <w:pPr>
         <w:pStyle w:val="Prrafodelista"/>
         <w:numPr>
@@ -1559,7 +1559,7 @@
           <w:color w:val="000000"/>
           <w:kern w:val="0"/>
           <w:lang w:eastAsia="es-ES"/>
-          <w14:ligatures w14:val="none"/>
+          <ns2:ligatures ns2:val="none"/>
         </w:rPr>
       </w:pPr>
       <w:r>
@@ -1568,7 +1568,7 @@
           <w:color w:val="000000"/>
           <w:kern w:val="0"/>
           <w:lang w:eastAsia="es-ES"/>
-          <w14:ligatures w14:val="none"/>
+          <ns2:ligatures ns2:val="none"/>
         </w:rPr>
         <w:t xml:space="preserve">El 24 de octubre del 2023, </w:t>
       </w:r>
@@ -1578,7 +1578,7 @@
           <w:color w:val="000000"/>
           <w:kern w:val="0"/>
           <w:lang w:eastAsia="es-ES"/>
-          <w14:ligatures w14:val="none"/>
+          <ns2:ligatures ns2:val="none"/>
         </w:rPr>
         <w:t>por</w:t>
       </w:r>
@@ -1588,7 +1588,7 @@
           <w:color w:val="000000"/>
           <w:kern w:val="0"/>
           <w:lang w:eastAsia="es-ES"/>
-          <w14:ligatures w14:val="none"/>
+          <ns2:ligatures ns2:val="none"/>
         </w:rPr>
         <w:t xml:space="preserve"> órdenes del asesor de </w:t>
       </w:r>
@@ -1599,7 +1599,7 @@
           <w:color w:val="000000"/>
           <w:kern w:val="0"/>
           <w:lang w:eastAsia="es-ES"/>
-          <w14:ligatures w14:val="none"/>
+          <ns2:ligatures ns2:val="none"/>
         </w:rPr>
         <w:t>Interseguro</w:t>
       </w:r>
@@ -1610,7 +1610,7 @@
           <w:color w:val="000000"/>
           <w:kern w:val="0"/>
           <w:lang w:eastAsia="es-ES"/>
-          <w14:ligatures w14:val="none"/>
+          <ns2:ligatures ns2:val="none"/>
         </w:rPr>
         <w:t xml:space="preserve">, retiró el vehículo con una grúa contratada de manera particular. El 25 de octubre de 2023, se comunicó con el asesor de </w:t>
       </w:r>
@@ -1621,7 +1621,7 @@
           <w:color w:val="000000"/>
           <w:kern w:val="0"/>
           <w:lang w:eastAsia="es-ES"/>
-          <w14:ligatures w14:val="none"/>
+          <ns2:ligatures ns2:val="none"/>
         </w:rPr>
         <w:t>Interseguro</w:t>
       </w:r>
@@ -1632,7 +1632,7 @@
           <w:color w:val="000000"/>
           <w:kern w:val="0"/>
           <w:lang w:eastAsia="es-ES"/>
-          <w14:ligatures w14:val="none"/>
+          <ns2:ligatures ns2:val="none"/>
         </w:rPr>
         <w:t xml:space="preserve"> a fin de coordinar la nueva fecha para el recojo del vehículo</w:t>
       </w:r>
@@ -1642,7 +1642,7 @@
           <w:color w:val="000000"/>
           <w:kern w:val="0"/>
           <w:lang w:eastAsia="es-ES"/>
-          <w14:ligatures w14:val="none"/>
+          <ns2:ligatures ns2:val="none"/>
         </w:rPr>
         <w:t xml:space="preserve"> y le contestaron q</w:t>
       </w:r>
@@ -1652,12 +1652,12 @@
           <w:color w:val="000000"/>
           <w:kern w:val="0"/>
           <w:lang w:eastAsia="es-ES"/>
-          <w14:ligatures w14:val="none"/>
+          <ns2:ligatures ns2:val="none"/>
         </w:rPr>
         <w:t>ue la información sería brindada vía correo electrónico.</w:t>
       </w:r>
     </w:p>
-    <w:p>
+    <w:p ns2:paraId="1187CBC4" ns2:textId="77777777">
       <w:pPr>
         <w:spacing w:after="0" w:line="240" w:lineRule="auto"/>
         <w:jc w:val="both"/>
@@ -1666,11 +1666,11 @@
           <w:color w:val="000000"/>
           <w:kern w:val="0"/>
           <w:lang w:eastAsia="es-ES"/>
-          <w14:ligatures w14:val="none"/>
-        </w:rPr>
-      </w:pPr>
-    </w:p>
-    <w:p>
+          <ns2:ligatures ns2:val="none"/>
+        </w:rPr>
+      </w:pPr>
+    </w:p>
+    <w:p ns2:paraId="07906B57" ns2:textId="21FD7BA2">
       <w:pPr>
         <w:pStyle w:val="Prrafodelista"/>
         <w:numPr>
@@ -1689,7 +1689,7 @@
           <w:color w:val="000000"/>
           <w:kern w:val="0"/>
           <w:lang w:eastAsia="es-ES"/>
-          <w14:ligatures w14:val="none"/>
+          <ns2:ligatures ns2:val="none"/>
         </w:rPr>
       </w:pPr>
       <w:r>
@@ -1698,7 +1698,7 @@
           <w:color w:val="000000"/>
           <w:kern w:val="0"/>
           <w:lang w:eastAsia="es-ES"/>
-          <w14:ligatures w14:val="none"/>
+          <ns2:ligatures ns2:val="none"/>
         </w:rPr>
         <w:t>Posteriormente, o</w:t>
       </w:r>
@@ -1708,7 +1708,7 @@
           <w:color w:val="000000"/>
           <w:kern w:val="0"/>
           <w:lang w:eastAsia="es-ES"/>
-          <w14:ligatures w14:val="none"/>
+          <ns2:ligatures ns2:val="none"/>
         </w:rPr>
         <w:t xml:space="preserve">btuvo información sobre el estado actual de su póliza y se enteró que su póliza se encontraba suspendida y que </w:t>
       </w:r>
@@ -1719,7 +1719,7 @@
           <w:color w:val="000000"/>
           <w:kern w:val="0"/>
           <w:lang w:eastAsia="es-ES"/>
-          <w14:ligatures w14:val="none"/>
+          <ns2:ligatures ns2:val="none"/>
         </w:rPr>
         <w:t>Interseguro</w:t>
       </w:r>
@@ -1730,7 +1730,7 @@
           <w:color w:val="000000"/>
           <w:kern w:val="0"/>
           <w:lang w:eastAsia="es-ES"/>
-          <w14:ligatures w14:val="none"/>
+          <ns2:ligatures ns2:val="none"/>
         </w:rPr>
         <w:t xml:space="preserve"> no se haría responsable del siniestro aduciendo que el seguro habría sido suspendido a raíz de la falta de pago de la prima.</w:t>
       </w:r>
@@ -1740,12 +1740,12 @@
           <w:color w:val="000000"/>
           <w:kern w:val="0"/>
           <w:lang w:eastAsia="es-ES"/>
-          <w14:ligatures w14:val="none"/>
+          <ns2:ligatures ns2:val="none"/>
         </w:rPr>
         <w:t xml:space="preserve"> </w:t>
       </w:r>
     </w:p>
-    <w:p>
+    <w:p ns2:paraId="667DBDCB" ns2:textId="77777777">
       <w:pPr>
         <w:tabs>
           <w:tab w:val="left" w:pos="1134"/>
@@ -1757,11 +1757,11 @@
           <w:color w:val="000000"/>
           <w:kern w:val="0"/>
           <w:lang w:eastAsia="es-ES"/>
-          <w14:ligatures w14:val="none"/>
-        </w:rPr>
-      </w:pPr>
-    </w:p>
-    <w:p>
+          <ns2:ligatures ns2:val="none"/>
+        </w:rPr>
+      </w:pPr>
+    </w:p>
+    <w:p ns2:paraId="44007BE6" ns2:textId="078A90B7">
       <w:pPr>
         <w:numPr>
           <w:ilvl w:val="1"/>
@@ -1779,7 +1779,7 @@
           <w:color w:val="000000"/>
           <w:kern w:val="0"/>
           <w:lang w:val="es-ES" w:eastAsia="es-ES"/>
-          <w14:ligatures w14:val="none"/>
+          <ns2:ligatures ns2:val="none"/>
         </w:rPr>
       </w:pPr>
       <w:r>
@@ -1788,7 +1788,7 @@
           <w:color w:val="000000"/>
           <w:kern w:val="0"/>
           <w:lang w:val="es-ES" w:eastAsia="es-ES"/>
-          <w14:ligatures w14:val="none"/>
+          <ns2:ligatures ns2:val="none"/>
         </w:rPr>
         <w:t xml:space="preserve">[APELLIDO] solicitó, en calidad de medida correctiva, que Interseguro cumpla con activar la cobertura del siniestro 69-009037, ascendente a US$ 11, 291.00; y que cumpla con realizar la devolución de los gastos incurridos por el servicio de grúa y cochera, ascendente a US$ 500.00 o un monto equivalente. Asimismo, requirió el reembolso de costos y costas del presente procedimiento por la suma de $ 2,500.</w:t>
       </w:r>
@@ -1798,7 +1798,7 @@
           <w:color w:val="000000"/>
           <w:kern w:val="0"/>
           <w:lang w:val="es-ES" w:eastAsia="es-ES"/>
-          <w14:ligatures w14:val="none"/>
+          <ns2:ligatures ns2:val="none"/>
         </w:rPr>
         <w:t xml:space="preserve"/>
       </w:r>
@@ -1809,7 +1809,7 @@
           <w:color w:val="000000"/>
           <w:kern w:val="0"/>
           <w:lang w:val="es-ES" w:eastAsia="es-ES"/>
-          <w14:ligatures w14:val="none"/>
+          <ns2:ligatures ns2:val="none"/>
         </w:rPr>
         <w:t/>
       </w:r>
@@ -1820,7 +1820,7 @@
           <w:color w:val="000000"/>
           <w:kern w:val="0"/>
           <w:lang w:val="es-ES" w:eastAsia="es-ES"/>
-          <w14:ligatures w14:val="none"/>
+          <ns2:ligatures ns2:val="none"/>
         </w:rPr>
         <w:t xml:space="preserve"/>
       </w:r>
@@ -1830,7 +1830,7 @@
           <w:color w:val="000000"/>
           <w:kern w:val="0"/>
           <w:lang w:val="es-ES" w:eastAsia="es-ES"/>
-          <w14:ligatures w14:val="none"/>
+          <ns2:ligatures ns2:val="none"/>
         </w:rPr>
         <w:t xml:space="preserve"/>
       </w:r>
@@ -1840,7 +1840,7 @@
           <w:color w:val="000000"/>
           <w:kern w:val="0"/>
           <w:lang w:val="es-ES" w:eastAsia="es-ES"/>
-          <w14:ligatures w14:val="none"/>
+          <ns2:ligatures ns2:val="none"/>
         </w:rPr>
         <w:t/>
       </w:r>
@@ -1850,7 +1850,7 @@
           <w:color w:val="000000"/>
           <w:kern w:val="0"/>
           <w:lang w:val="es-ES" w:eastAsia="es-ES"/>
-          <w14:ligatures w14:val="none"/>
+          <ns2:ligatures ns2:val="none"/>
         </w:rPr>
         <w:t xml:space="preserve"/>
       </w:r>
@@ -1860,7 +1860,7 @@
           <w:color w:val="000000"/>
           <w:kern w:val="0"/>
           <w:lang w:val="es-ES" w:eastAsia="es-ES"/>
-          <w14:ligatures w14:val="none"/>
+          <ns2:ligatures ns2:val="none"/>
         </w:rPr>
         <w:t/>
       </w:r>
@@ -1870,7 +1870,7 @@
           <w:color w:val="000000"/>
           <w:kern w:val="0"/>
           <w:lang w:val="es-ES" w:eastAsia="es-ES"/>
-          <w14:ligatures w14:val="none"/>
+          <ns2:ligatures ns2:val="none"/>
         </w:rPr>
         <w:t/>
       </w:r>
@@ -1880,7 +1880,7 @@
           <w:color w:val="000000"/>
           <w:kern w:val="0"/>
           <w:lang w:val="es-ES" w:eastAsia="es-ES"/>
-          <w14:ligatures w14:val="none"/>
+          <ns2:ligatures ns2:val="none"/>
         </w:rPr>
         <w:t xml:space="preserve"/>
       </w:r>
@@ -1890,12 +1890,12 @@
           <w:color w:val="000000"/>
           <w:kern w:val="0"/>
           <w:lang w:val="es-ES" w:eastAsia="es-ES"/>
-          <w14:ligatures w14:val="none"/>
+          <ns2:ligatures ns2:val="none"/>
         </w:rPr>
         <w:t/>
       </w:r>
     </w:p>
-    <w:p>
+    <w:p ns2:paraId="619E0710" ns2:textId="77777777">
       <w:pPr>
         <w:spacing w:after="0" w:line="240" w:lineRule="auto"/>
         <w:contextualSpacing/>
@@ -1906,11 +1906,11 @@
           <w:color w:val="000000"/>
           <w:kern w:val="0"/>
           <w:lang w:eastAsia="es-PE"/>
-          <w14:ligatures w14:val="none"/>
-        </w:rPr>
-      </w:pPr>
-    </w:p>
-    <w:p>
+          <ns2:ligatures ns2:val="none"/>
+        </w:rPr>
+      </w:pPr>
+    </w:p>
+    <w:p ns2:paraId="1B15CC90" ns2:textId="16F220CB">
       <w:pPr>
         <w:pStyle w:val="Prrafodelista"/>
         <w:numPr>
@@ -1930,7 +1930,7 @@
           <w:color w:val="000000"/>
           <w:kern w:val="0"/>
           <w:lang w:eastAsia="es-PE"/>
-          <w14:ligatures w14:val="none"/>
+          <ns2:ligatures ns2:val="none"/>
         </w:rPr>
       </w:pPr>
       <w:r>
@@ -1940,7 +1940,7 @@
           <w:color w:val="000000"/>
           <w:kern w:val="0"/>
           <w:lang w:eastAsia="es-PE"/>
-          <w14:ligatures w14:val="none"/>
+          <ns2:ligatures ns2:val="none"/>
         </w:rPr>
         <w:t xml:space="preserve">SOBRE LA REOLUCIÓN 2 </w:t>
       </w:r>
@@ -1951,12 +1951,12 @@
           <w:color w:val="000000"/>
           <w:kern w:val="0"/>
           <w:lang w:eastAsia="es-PE"/>
-          <w14:ligatures w14:val="none"/>
+          <ns2:ligatures ns2:val="none"/>
         </w:rPr>
         <w:t>DEL 15 DE ABRIL DE 2025</w:t>
       </w:r>
     </w:p>
-    <w:p>
+    <w:p ns2:paraId="4FB1545F" ns2:textId="77777777">
       <w:pPr>
         <w:pStyle w:val="Prrafodelista"/>
         <w:spacing w:after="0" w:line="240" w:lineRule="auto"/>
@@ -1968,11 +1968,11 @@
           <w:color w:val="000000"/>
           <w:kern w:val="0"/>
           <w:lang w:eastAsia="es-PE"/>
-          <w14:ligatures w14:val="none"/>
-        </w:rPr>
-      </w:pPr>
-    </w:p>
-    <w:p>
+          <ns2:ligatures ns2:val="none"/>
+        </w:rPr>
+      </w:pPr>
+    </w:p>
+    <w:p ns2:paraId="35902479" ns2:textId="0BD6AE71">
       <w:pPr>
         <w:numPr>
           <w:ilvl w:val="0"/>
@@ -2038,7 +2038,7 @@
         <w:t>.</w:t>
       </w:r>
     </w:p>
-    <w:p>
+    <w:p ns2:paraId="6326FA03" ns2:textId="77777777">
       <w:pPr>
         <w:spacing w:after="0" w:line="240" w:lineRule="auto"/>
         <w:ind w:left="567"/>
@@ -2050,7 +2050,7 @@
         </w:rPr>
       </w:pPr>
     </w:p>
-    <w:p>
+    <w:p ns2:paraId="45435DD8" ns2:textId="19846E0F">
       <w:pPr>
         <w:numPr>
           <w:ilvl w:val="0"/>
@@ -2153,7 +2153,7 @@
         <w:t>.</w:t>
       </w:r>
     </w:p>
-    <w:p>
+    <w:p ns2:paraId="4F2CCFB3" ns2:textId="77777777">
       <w:pPr>
         <w:spacing w:after="0" w:line="240" w:lineRule="auto"/>
         <w:contextualSpacing/>
@@ -2164,7 +2164,7 @@
         </w:rPr>
       </w:pPr>
     </w:p>
-    <w:p>
+    <w:p ns2:paraId="090B4CAE" ns2:textId="7528802B">
       <w:pPr>
         <w:numPr>
           <w:ilvl w:val="0"/>
@@ -2201,7 +2201,7 @@
           <w:color w:val="000000"/>
           <w:kern w:val="0"/>
           <w:lang w:eastAsia="es-ES"/>
-          <w14:ligatures w14:val="none"/>
+          <ns2:ligatures ns2:val="none"/>
         </w:rPr>
         <w:t xml:space="preserve"/>
       </w:r>
@@ -2211,7 +2211,7 @@
         </w:rPr>
         <w:t xml:space="preserve"/>
       </w:r>
-      <w:hyperlink r:id="rId8" w:history="1">
+      <w:hyperlink ns3:id="rId8" w:history="1">
         <w:r>
           <w:rPr>
             <w:rStyle w:val="Hipervnculo"/>
@@ -2267,7 +2267,7 @@
           <w:color w:val="000000"/>
           <w:kern w:val="0"/>
           <w:lang w:eastAsia="es-ES"/>
-          <w14:ligatures w14:val="none"/>
+          <ns2:ligatures ns2:val="none"/>
         </w:rPr>
         <w:t xml:space="preserve"/>
       </w:r>
@@ -2284,7 +2284,7 @@
         <w:t xml:space="preserve"/>
       </w:r>
     </w:p>
-    <w:p>
+    <w:p ns2:paraId="118967C9" ns2:textId="77777777">
       <w:pPr>
         <w:spacing w:line="240" w:lineRule="auto"/>
         <w:ind w:left="567"/>
@@ -2295,7 +2295,7 @@
         </w:rPr>
       </w:pPr>
     </w:p>
-    <w:p>
+    <w:p ns2:paraId="649319A0" ns2:textId="7FDEB0D4">
       <w:pPr>
         <w:spacing w:line="240" w:lineRule="auto"/>
         <w:ind w:left="1134"/>
@@ -2380,7 +2380,7 @@
         <w:t/>
       </w:r>
     </w:p>
-    <w:p>
+    <w:p ns2:paraId="7A4AF6D3" ns2:textId="77777777">
       <w:pPr>
         <w:spacing w:line="240" w:lineRule="auto"/>
         <w:contextualSpacing/>
@@ -2390,7 +2390,7 @@
         </w:rPr>
       </w:pPr>
     </w:p>
-    <w:p>
+    <w:p ns2:paraId="28032788" ns2:textId="64FEBC5E">
       <w:pPr>
         <w:numPr>
           <w:ilvl w:val="0"/>
@@ -2428,7 +2428,7 @@
         <w:t>.</w:t>
       </w:r>
     </w:p>
-    <w:p>
+    <w:p ns2:paraId="324ADC78" ns2:textId="77777777">
       <w:pPr>
         <w:spacing w:after="0" w:line="240" w:lineRule="auto"/>
         <w:contextualSpacing/>
@@ -2438,7 +2438,7 @@
         </w:rPr>
       </w:pPr>
     </w:p>
-    <w:p>
+    <w:p ns2:paraId="63F7E35D" ns2:textId="4997B817">
       <w:pPr>
         <w:numPr>
           <w:ilvl w:val="0"/>
@@ -2493,7 +2493,7 @@
         <w:t>.</w:t>
       </w:r>
     </w:p>
-    <w:p>
+    <w:p ns2:paraId="1137CCA6" ns2:textId="77777777">
       <w:pPr>
         <w:spacing w:after="0" w:line="240" w:lineRule="auto"/>
         <w:contextualSpacing/>
@@ -2503,7 +2503,7 @@
         </w:rPr>
       </w:pPr>
     </w:p>
-    <w:p>
+    <w:p ns2:paraId="7BE56F4E" ns2:textId="7233D5A3">
       <w:pPr>
         <w:numPr>
           <w:ilvl w:val="0"/>
@@ -2577,7 +2577,7 @@
         <w:t xml:space="preserve">, de conformidad con lo dispuesto en la normativa citada previamente, lo cual vulneraría el derecho al debido procedimiento de la parte denunciante. </w:t>
       </w:r>
     </w:p>
-    <w:p>
+    <w:p ns2:paraId="24C74599" ns2:textId="77777777">
       <w:pPr>
         <w:pStyle w:val="Prrafodelista"/>
         <w:spacing w:after="0" w:line="240" w:lineRule="auto"/>
@@ -2589,11 +2589,11 @@
           <w:color w:val="000000"/>
           <w:kern w:val="0"/>
           <w:lang w:eastAsia="es-PE"/>
-          <w14:ligatures w14:val="none"/>
-        </w:rPr>
-      </w:pPr>
-    </w:p>
-    <w:p>
+          <ns2:ligatures ns2:val="none"/>
+        </w:rPr>
+      </w:pPr>
+    </w:p>
+    <w:p ns2:paraId="1E017294" ns2:textId="03CBCC7D">
       <w:pPr>
         <w:pStyle w:val="Prrafodelista"/>
         <w:numPr>
@@ -2613,7 +2613,7 @@
           <w:color w:val="000000"/>
           <w:kern w:val="0"/>
           <w:lang w:eastAsia="es-PE"/>
-          <w14:ligatures w14:val="none"/>
+          <ns2:ligatures ns2:val="none"/>
         </w:rPr>
       </w:pPr>
       <w:r>
@@ -2623,7 +2623,7 @@
           <w:color w:val="000000"/>
           <w:kern w:val="0"/>
           <w:lang w:eastAsia="es-PE"/>
-          <w14:ligatures w14:val="none"/>
+          <ns2:ligatures ns2:val="none"/>
         </w:rPr>
         <w:t xml:space="preserve">SOBRE </w:t>
       </w:r>
@@ -2634,12 +2634,12 @@
           <w:color w:val="000000"/>
           <w:kern w:val="0"/>
           <w:lang w:eastAsia="es-PE"/>
-          <w14:ligatures w14:val="none"/>
+          <ns2:ligatures ns2:val="none"/>
         </w:rPr>
         <w:t>LA ACREDITACIÓN DE CONSUMIDOR FINAL DEL DENUNCIANTE</w:t>
       </w:r>
     </w:p>
-    <w:p>
+    <w:p ns2:paraId="42B2123B" ns2:textId="77777777">
       <w:pPr>
         <w:widowControl w:val="0"/>
         <w:spacing w:after="0" w:line="240" w:lineRule="auto"/>
@@ -2649,11 +2649,11 @@
           <w:color w:val="000000"/>
           <w:kern w:val="0"/>
           <w:lang w:eastAsia="es-PE"/>
-          <w14:ligatures w14:val="none"/>
-        </w:rPr>
-      </w:pPr>
-    </w:p>
-    <w:p>
+          <ns2:ligatures ns2:val="none"/>
+        </w:rPr>
+      </w:pPr>
+    </w:p>
+    <w:p ns2:paraId="447234FB" ns2:textId="15F36BAB">
       <w:pPr>
         <w:numPr>
           <w:ilvl w:val="0"/>
@@ -2672,7 +2672,7 @@
           <w:color w:val="000000"/>
           <w:kern w:val="0"/>
           <w:lang w:eastAsia="es-PE"/>
-          <w14:ligatures w14:val="none"/>
+          <ns2:ligatures ns2:val="none"/>
         </w:rPr>
       </w:pPr>
       <w:r>
@@ -2681,7 +2681,7 @@
           <w:color w:val="000000"/>
           <w:kern w:val="0"/>
           <w:lang w:eastAsia="es-PE"/>
-          <w14:ligatures w14:val="none"/>
+          <ns2:ligatures ns2:val="none"/>
         </w:rPr>
         <w:t xml:space="preserve">El </w:t>
       </w:r>
@@ -2691,7 +2691,7 @@
           <w:color w:val="000000"/>
           <w:kern w:val="0"/>
           <w:lang w:eastAsia="es-PE"/>
-          <w14:ligatures w14:val="none"/>
+          <ns2:ligatures ns2:val="none"/>
         </w:rPr>
         <w:t xml:space="preserve">numeral 1.1 </w:t>
       </w:r>
@@ -2701,7 +2701,7 @@
           <w:color w:val="000000"/>
           <w:kern w:val="0"/>
           <w:lang w:eastAsia="es-PE"/>
-          <w14:ligatures w14:val="none"/>
+          <ns2:ligatures ns2:val="none"/>
         </w:rPr>
         <w:t>del artículo IV del Título Preliminar del Código define a aquellos sujetos que pueden ser considerados como consumidores o usuarios y, por consiguiente, dispone quienes pueden acceder al nivel de protección especial que brinda la normativa de protección al consumidor</w:t>
       </w:r>
@@ -2713,7 +2713,7 @@
           <w:kern w:val="0"/>
           <w:vertAlign w:val="superscript"/>
           <w:lang w:eastAsia="es-PE"/>
-          <w14:ligatures w14:val="none"/>
+          <ns2:ligatures ns2:val="none"/>
         </w:rPr>
         <w:footnoteReference w:id="4"/>
       </w:r>
@@ -2723,12 +2723,12 @@
           <w:color w:val="000000"/>
           <w:kern w:val="0"/>
           <w:lang w:eastAsia="es-PE"/>
-          <w14:ligatures w14:val="none"/>
+          <ns2:ligatures ns2:val="none"/>
         </w:rPr>
         <w:t>.</w:t>
       </w:r>
     </w:p>
-    <w:p>
+    <w:p ns2:paraId="6C6748F6" ns2:textId="77777777">
       <w:pPr>
         <w:widowControl w:val="0"/>
         <w:spacing w:after="0" w:line="240" w:lineRule="auto"/>
@@ -2740,11 +2740,11 @@
           <w:color w:val="000000"/>
           <w:kern w:val="0"/>
           <w:lang w:eastAsia="es-PE"/>
-          <w14:ligatures w14:val="none"/>
-        </w:rPr>
-      </w:pPr>
-    </w:p>
-    <w:p>
+          <ns2:ligatures ns2:val="none"/>
+        </w:rPr>
+      </w:pPr>
+    </w:p>
+    <w:p ns2:paraId="51670605" ns2:textId="77777777">
       <w:pPr>
         <w:numPr>
           <w:ilvl w:val="0"/>
@@ -2763,7 +2763,7 @@
           <w:color w:val="000000"/>
           <w:kern w:val="0"/>
           <w:lang w:eastAsia="es-PE"/>
-          <w14:ligatures w14:val="none"/>
+          <ns2:ligatures ns2:val="none"/>
         </w:rPr>
       </w:pPr>
       <w:r>
@@ -2772,12 +2772,12 @@
           <w:color w:val="000000"/>
           <w:kern w:val="0"/>
           <w:lang w:eastAsia="es-PE"/>
-          <w14:ligatures w14:val="none"/>
+          <ns2:ligatures ns2:val="none"/>
         </w:rPr>
         <w:t>La norma señalada establece que son consumidores las personas naturales o jurídicas que adquieren, usan o disfrutan un producto o servicio en beneficio propio o de su entorno familiar o social, actuando así en un ámbito ajeno a la actividad empresarial. Asimismo, se incluye en la misma categoría a los microempresarios que evidencien una situación de asimetría informativa con el proveedor respecto de aquellos bienes que no formen parte del giro propio de su negocio.</w:t>
       </w:r>
     </w:p>
-    <w:p>
+    <w:p ns2:paraId="037900DA" ns2:textId="77777777">
       <w:pPr>
         <w:widowControl w:val="0"/>
         <w:spacing w:after="0" w:line="240" w:lineRule="auto"/>
@@ -2788,11 +2788,11 @@
           <w:color w:val="000000"/>
           <w:kern w:val="0"/>
           <w:lang w:eastAsia="es-PE"/>
-          <w14:ligatures w14:val="none"/>
-        </w:rPr>
-      </w:pPr>
-    </w:p>
-    <w:p>
+          <ns2:ligatures ns2:val="none"/>
+        </w:rPr>
+      </w:pPr>
+    </w:p>
+    <w:p ns2:paraId="2144D446" ns2:textId="77777777">
       <w:pPr>
         <w:numPr>
           <w:ilvl w:val="0"/>
@@ -2811,7 +2811,7 @@
           <w:color w:val="000000"/>
           <w:kern w:val="0"/>
           <w:lang w:eastAsia="es-PE"/>
-          <w14:ligatures w14:val="none"/>
+          <ns2:ligatures ns2:val="none"/>
         </w:rPr>
       </w:pPr>
       <w:r>
@@ -2820,7 +2820,7 @@
           <w:color w:val="000000"/>
           <w:kern w:val="0"/>
           <w:lang w:eastAsia="es-PE"/>
-          <w14:ligatures w14:val="none"/>
+          <ns2:ligatures ns2:val="none"/>
         </w:rPr>
         <w:t xml:space="preserve">El Código, en forma excepcional, permite el acceso a la tutela administrativa de los microempresarios que </w:t>
       </w:r>
@@ -2832,7 +2832,7 @@
           <w:color w:val="000000"/>
           <w:kern w:val="0"/>
           <w:lang w:eastAsia="es-PE"/>
-          <w14:ligatures w14:val="none"/>
+          <ns2:ligatures ns2:val="none"/>
         </w:rPr>
         <w:t>“evidencien una situación de asimetría informativa con el proveedor respecto de aquellos productos o servicios que no formen parte del giro propio del negocio”</w:t>
       </w:r>
@@ -2842,12 +2842,12 @@
           <w:color w:val="000000"/>
           <w:kern w:val="0"/>
           <w:lang w:eastAsia="es-PE"/>
-          <w14:ligatures w14:val="none"/>
+          <ns2:ligatures ns2:val="none"/>
         </w:rPr>
         <w:t>; sin embargo, no establece el modo de acreditación de la condición de microempresario ante la autoridad administrativa, por lo que resulta importante establecer la modalidad de determinar dicha condición.</w:t>
       </w:r>
     </w:p>
-    <w:p>
+    <w:p ns2:paraId="0247178E" ns2:textId="77777777">
       <w:pPr>
         <w:spacing w:after="0" w:line="240" w:lineRule="auto"/>
         <w:ind w:left="567"/>
@@ -2858,11 +2858,11 @@
           <w:color w:val="000000"/>
           <w:kern w:val="0"/>
           <w:lang w:eastAsia="es-PE"/>
-          <w14:ligatures w14:val="none"/>
-        </w:rPr>
-      </w:pPr>
-    </w:p>
-    <w:p>
+          <ns2:ligatures ns2:val="none"/>
+        </w:rPr>
+      </w:pPr>
+    </w:p>
+    <w:p ns2:paraId="20FA4000" ns2:textId="7C735787">
       <w:pPr>
         <w:numPr>
           <w:ilvl w:val="0"/>
@@ -2881,7 +2881,7 @@
           <w:color w:val="000000"/>
           <w:kern w:val="0"/>
           <w:lang w:eastAsia="es-PE"/>
-          <w14:ligatures w14:val="none"/>
+          <ns2:ligatures ns2:val="none"/>
         </w:rPr>
       </w:pPr>
       <w:r>
@@ -2890,7 +2890,7 @@
           <w:color w:val="000000"/>
           <w:kern w:val="0"/>
           <w:lang w:eastAsia="es-PE"/>
-          <w14:ligatures w14:val="none"/>
+          <ns2:ligatures ns2:val="none"/>
         </w:rPr>
         <w:t xml:space="preserve">La inclusión de los microempresarios tiene como sustento principal su particular posición en el mercado, en la medida que el legislador consideró que no cuentan </w:t>
       </w:r>
@@ -2901,7 +2901,7 @@
           <w:color w:val="000000"/>
           <w:kern w:val="0"/>
           <w:lang w:eastAsia="es-PE"/>
-          <w14:ligatures w14:val="none"/>
+          <ns2:ligatures ns2:val="none"/>
         </w:rPr>
         <w:t>con recursos suficientes</w:t>
       </w:r>
@@ -2911,12 +2911,12 @@
           <w:color w:val="000000"/>
           <w:kern w:val="0"/>
           <w:lang w:eastAsia="es-PE"/>
-          <w14:ligatures w14:val="none"/>
+          <ns2:ligatures ns2:val="none"/>
         </w:rPr>
         <w:t xml:space="preserve"> para equiparar la asimetría informativa frente al proveedor, por lo que requieren la tutela que brinda el Código.</w:t>
       </w:r>
     </w:p>
-    <w:p>
+    <w:p ns2:paraId="3DD1496A" ns2:textId="77777777">
       <w:pPr>
         <w:spacing w:after="0" w:line="240" w:lineRule="auto"/>
         <w:contextualSpacing/>
@@ -2926,11 +2926,11 @@
           <w:color w:val="000000"/>
           <w:kern w:val="0"/>
           <w:lang w:eastAsia="es-PE"/>
-          <w14:ligatures w14:val="none"/>
-        </w:rPr>
-      </w:pPr>
-    </w:p>
-    <w:p>
+          <ns2:ligatures ns2:val="none"/>
+        </w:rPr>
+      </w:pPr>
+    </w:p>
+    <w:p ns2:paraId="6005A454" ns2:textId="30DD7952">
       <w:pPr>
         <w:numPr>
           <w:ilvl w:val="0"/>
@@ -2949,7 +2949,7 @@
           <w:color w:val="000000"/>
           <w:kern w:val="0"/>
           <w:lang w:eastAsia="es-PE"/>
-          <w14:ligatures w14:val="none"/>
+          <ns2:ligatures ns2:val="none"/>
         </w:rPr>
       </w:pPr>
       <w:r>
@@ -2958,7 +2958,7 @@
           <w:color w:val="000000"/>
           <w:kern w:val="0"/>
           <w:lang w:eastAsia="es-PE"/>
-          <w14:ligatures w14:val="none"/>
+          <ns2:ligatures ns2:val="none"/>
         </w:rPr>
         <w:t xml:space="preserve">De la consulta a la información publicada en la página web del Registro Nacional de Micro y Pequeña Empresa - REMYPE, se ha verificado que [APELLIDO] está acreditada como microempresa desde el 16 de agosto de 2019. </w:t>
       </w:r>
@@ -2970,7 +2970,7 @@
           <w:color w:val="000000"/>
           <w:kern w:val="0"/>
           <w:lang w:eastAsia="es-PE"/>
-          <w14:ligatures w14:val="none"/>
+          <ns2:ligatures ns2:val="none"/>
         </w:rPr>
         <w:t/>
       </w:r>
@@ -2980,7 +2980,7 @@
           <w:color w:val="000000"/>
           <w:kern w:val="0"/>
           <w:lang w:eastAsia="es-PE"/>
-          <w14:ligatures w14:val="none"/>
+          <ns2:ligatures ns2:val="none"/>
         </w:rPr>
         <w:t xml:space="preserve"/>
       </w:r>
@@ -2990,7 +2990,7 @@
           <w:color w:val="000000"/>
           <w:kern w:val="0"/>
           <w:lang w:eastAsia="es-PE"/>
-          <w14:ligatures w14:val="none"/>
+          <ns2:ligatures ns2:val="none"/>
         </w:rPr>
         <w:t xml:space="preserve"/>
       </w:r>
@@ -3000,7 +3000,7 @@
           <w:color w:val="000000"/>
           <w:kern w:val="0"/>
           <w:lang w:eastAsia="es-PE"/>
-          <w14:ligatures w14:val="none"/>
+          <ns2:ligatures ns2:val="none"/>
         </w:rPr>
         <w:t/>
       </w:r>
@@ -3010,7 +3010,7 @@
           <w:color w:val="000000"/>
           <w:kern w:val="0"/>
           <w:lang w:eastAsia="es-PE"/>
-          <w14:ligatures w14:val="none"/>
+          <ns2:ligatures ns2:val="none"/>
         </w:rPr>
         <w:t xml:space="preserve"/>
       </w:r>
@@ -3020,7 +3020,7 @@
           <w:color w:val="000000"/>
           <w:kern w:val="0"/>
           <w:lang w:eastAsia="es-PE"/>
-          <w14:ligatures w14:val="none"/>
+          <ns2:ligatures ns2:val="none"/>
         </w:rPr>
         <w:t/>
       </w:r>
@@ -3030,7 +3030,7 @@
           <w:color w:val="000000"/>
           <w:kern w:val="0"/>
           <w:lang w:eastAsia="es-PE"/>
-          <w14:ligatures w14:val="none"/>
+          <ns2:ligatures ns2:val="none"/>
         </w:rPr>
         <w:t xml:space="preserve"/>
       </w:r>
@@ -3042,7 +3042,7 @@
           <w:kern w:val="0"/>
           <w:vertAlign w:val="superscript"/>
           <w:lang w:eastAsia="es-PE"/>
-          <w14:ligatures w14:val="none"/>
+          <ns2:ligatures ns2:val="none"/>
         </w:rPr>
         <w:footnoteReference w:id="5"/>
       </w:r>
@@ -3052,7 +3052,7 @@
           <w:color w:val="000000"/>
           <w:kern w:val="0"/>
           <w:lang w:eastAsia="es-PE"/>
-          <w14:ligatures w14:val="none"/>
+          <ns2:ligatures ns2:val="none"/>
         </w:rPr>
         <w:t xml:space="preserve"/>
       </w:r>
@@ -3062,7 +3062,7 @@
           <w:color w:val="000000"/>
           <w:kern w:val="0"/>
           <w:lang w:eastAsia="es-PE"/>
-          <w14:ligatures w14:val="none"/>
+          <ns2:ligatures ns2:val="none"/>
         </w:rPr>
         <w:t xml:space="preserve"/>
       </w:r>
@@ -3072,7 +3072,7 @@
           <w:color w:val="000000"/>
           <w:kern w:val="0"/>
           <w:lang w:eastAsia="es-PE"/>
-          <w14:ligatures w14:val="none"/>
+          <ns2:ligatures ns2:val="none"/>
         </w:rPr>
         <w:t xml:space="preserve"/>
       </w:r>
@@ -3082,7 +3082,7 @@
           <w:color w:val="000000"/>
           <w:kern w:val="0"/>
           <w:lang w:eastAsia="es-PE"/>
-          <w14:ligatures w14:val="none"/>
+          <ns2:ligatures ns2:val="none"/>
         </w:rPr>
         <w:t/>
       </w:r>
@@ -3092,7 +3092,7 @@
           <w:color w:val="000000"/>
           <w:kern w:val="0"/>
           <w:lang w:eastAsia="es-PE"/>
-          <w14:ligatures w14:val="none"/>
+          <ns2:ligatures ns2:val="none"/>
         </w:rPr>
         <w:t xml:space="preserve"/>
       </w:r>
@@ -3102,7 +3102,7 @@
           <w:color w:val="000000"/>
           <w:kern w:val="0"/>
           <w:lang w:eastAsia="es-PE"/>
-          <w14:ligatures w14:val="none"/>
+          <ns2:ligatures ns2:val="none"/>
         </w:rPr>
         <w:t/>
       </w:r>
@@ -3112,7 +3112,7 @@
           <w:color w:val="000000"/>
           <w:kern w:val="0"/>
           <w:lang w:eastAsia="es-PE"/>
-          <w14:ligatures w14:val="none"/>
+          <ns2:ligatures ns2:val="none"/>
         </w:rPr>
         <w:t/>
       </w:r>
@@ -3122,12 +3122,12 @@
           <w:color w:val="000000"/>
           <w:kern w:val="0"/>
           <w:lang w:eastAsia="es-PE"/>
-          <w14:ligatures w14:val="none"/>
+          <ns2:ligatures ns2:val="none"/>
         </w:rPr>
         <w:t xml:space="preserve"/>
       </w:r>
     </w:p>
-    <w:p>
+    <w:p ns2:paraId="631E0E6A" ns2:textId="77777777">
       <w:pPr>
         <w:spacing w:after="0" w:line="240" w:lineRule="auto"/>
         <w:contextualSpacing/>
@@ -3137,11 +3137,11 @@
           <w:color w:val="000000"/>
           <w:kern w:val="0"/>
           <w:lang w:eastAsia="es-PE"/>
-          <w14:ligatures w14:val="none"/>
-        </w:rPr>
-      </w:pPr>
-    </w:p>
-    <w:p>
+          <ns2:ligatures ns2:val="none"/>
+        </w:rPr>
+      </w:pPr>
+    </w:p>
+    <w:p ns2:paraId="110CD655" ns2:textId="5CC7A869">
       <w:pPr>
         <w:numPr>
           <w:ilvl w:val="0"/>
@@ -3160,7 +3160,7 @@
           <w:color w:val="000000"/>
           <w:kern w:val="0"/>
           <w:lang w:eastAsia="es-PE"/>
-          <w14:ligatures w14:val="none"/>
+          <ns2:ligatures ns2:val="none"/>
         </w:rPr>
       </w:pPr>
       <w:r>
@@ -3169,7 +3169,7 @@
           <w:color w:val="000000"/>
           <w:kern w:val="0"/>
           <w:lang w:eastAsia="es-PE"/>
-          <w14:ligatures w14:val="none"/>
+          <ns2:ligatures ns2:val="none"/>
         </w:rPr>
         <w:t xml:space="preserve">En ese sentido, de acuerdo con lo señalado en los párrafos precedentes, se evidencia que el [APELLIDO] ostentaba la condición de microempresa durante el año 2024, es decir, al año anterior a la presentación de la denuncia. En consecuencia, la Comisión considera que la denunciante califica como consumidor final en los términos del Código, de conformidad con lo dispuesto por el numeral 1.1 del artículo IV del Título Preliminar del Código.</w:t>
       </w:r>
@@ -3179,7 +3179,7 @@
           <w:color w:val="000000"/>
           <w:kern w:val="0"/>
           <w:lang w:eastAsia="es-PE"/>
-          <w14:ligatures w14:val="none"/>
+          <ns2:ligatures ns2:val="none"/>
         </w:rPr>
         <w:t xml:space="preserve"/>
       </w:r>
@@ -3189,7 +3189,7 @@
           <w:color w:val="000000"/>
           <w:kern w:val="0"/>
           <w:lang w:eastAsia="es-PE"/>
-          <w14:ligatures w14:val="none"/>
+          <ns2:ligatures ns2:val="none"/>
         </w:rPr>
         <w:t xml:space="preserve"/>
       </w:r>
@@ -3199,7 +3199,7 @@
           <w:color w:val="000000"/>
           <w:kern w:val="0"/>
           <w:lang w:eastAsia="es-PE"/>
-          <w14:ligatures w14:val="none"/>
+          <ns2:ligatures ns2:val="none"/>
         </w:rPr>
         <w:t/>
       </w:r>
@@ -3209,12 +3209,12 @@
           <w:color w:val="000000"/>
           <w:kern w:val="0"/>
           <w:lang w:eastAsia="es-PE"/>
-          <w14:ligatures w14:val="none"/>
+          <ns2:ligatures ns2:val="none"/>
         </w:rPr>
         <w:t/>
       </w:r>
     </w:p>
-    <w:p>
+    <w:p ns2:paraId="5243EB00" ns2:textId="77777777">
       <w:pPr>
         <w:spacing w:after="0" w:line="240" w:lineRule="auto"/>
         <w:contextualSpacing/>
@@ -3225,11 +3225,11 @@
           <w:color w:val="000000"/>
           <w:kern w:val="0"/>
           <w:lang w:eastAsia="es-PE"/>
-          <w14:ligatures w14:val="none"/>
-        </w:rPr>
-      </w:pPr>
-    </w:p>
-    <w:p>
+          <ns2:ligatures ns2:val="none"/>
+        </w:rPr>
+      </w:pPr>
+    </w:p>
+    <w:p ns2:paraId="575C82AE" ns2:textId="77777777">
       <w:pPr>
         <w:spacing w:after="0" w:line="240" w:lineRule="auto"/>
         <w:contextualSpacing/>
@@ -3240,11 +3240,11 @@
           <w:color w:val="000000"/>
           <w:kern w:val="0"/>
           <w:lang w:eastAsia="es-PE"/>
-          <w14:ligatures w14:val="none"/>
-        </w:rPr>
-      </w:pPr>
-    </w:p>
-    <w:p>
+          <ns2:ligatures ns2:val="none"/>
+        </w:rPr>
+      </w:pPr>
+    </w:p>
+    <w:p ns2:paraId="0681DFDC" ns2:textId="77777777">
       <w:pPr>
         <w:pStyle w:val="Prrafodelista"/>
         <w:numPr>
@@ -3264,7 +3264,7 @@
           <w:color w:val="000000"/>
           <w:kern w:val="0"/>
           <w:lang w:eastAsia="es-PE"/>
-          <w14:ligatures w14:val="none"/>
+          <ns2:ligatures ns2:val="none"/>
         </w:rPr>
       </w:pPr>
       <w:r>
@@ -3274,12 +3274,12 @@
           <w:color w:val="000000"/>
           <w:kern w:val="0"/>
           <w:lang w:eastAsia="es-PE"/>
-          <w14:ligatures w14:val="none"/>
+          <ns2:ligatures ns2:val="none"/>
         </w:rPr>
         <w:t>DE LA ADMISIÓN A TRÁMITE DE LA DENUNCIA</w:t>
       </w:r>
     </w:p>
-    <w:p>
+    <w:p ns2:paraId="0E30D464" ns2:textId="77777777">
       <w:pPr>
         <w:spacing w:after="0" w:line="240" w:lineRule="auto"/>
         <w:contextualSpacing/>
@@ -3287,14 +3287,14 @@
         <w:rPr>
           <w:rFonts w:ascii="Arial Narrow" w:eastAsia="Arial Narrow" w:hAnsi="Arial Narrow" w:cs="Arial Narrow"/>
           <w:kern w:val="0"/>
-          <w14:ligatures w14:val="none"/>
+          <ns2:ligatures ns2:val="none"/>
         </w:rPr>
       </w:pPr>
       <w:bookmarkStart w:id="1" w:name="_Hlk140755208"/>
       <w:bookmarkStart w:id="2" w:name="_Hlk155945813"/>
       <w:bookmarkStart w:id="3" w:name="_Hlk155944687"/>
     </w:p>
-    <w:p>
+    <w:p ns2:paraId="5BD3691E" ns2:textId="61ADDC7A">
       <w:pPr>
         <w:numPr>
           <w:ilvl w:val="0"/>
@@ -3311,7 +3311,7 @@
         <w:rPr>
           <w:rFonts w:ascii="Arial Narrow" w:eastAsia="Arial Narrow" w:hAnsi="Arial Narrow" w:cs="Arial Narrow"/>
           <w:kern w:val="0"/>
-          <w14:ligatures w14:val="none"/>
+          <ns2:ligatures ns2:val="none"/>
         </w:rPr>
       </w:pPr>
       <w:r>
@@ -3320,7 +3320,7 @@
           <w:color w:val="000000"/>
           <w:kern w:val="0"/>
           <w:lang w:eastAsia="es-PE"/>
-          <w14:ligatures w14:val="none"/>
+          <ns2:ligatures ns2:val="none"/>
         </w:rPr>
         <w:t>L</w:t>
       </w:r>
@@ -3330,7 +3330,7 @@
           <w:color w:val="000000"/>
           <w:kern w:val="0"/>
           <w:lang w:eastAsia="es-PE"/>
-          <w14:ligatures w14:val="none"/>
+          <ns2:ligatures ns2:val="none"/>
         </w:rPr>
         <w:t>a Secretaría Técnica</w:t>
       </w:r>
@@ -3340,7 +3340,7 @@
           <w:color w:val="000000"/>
           <w:kern w:val="0"/>
           <w:lang w:eastAsia="es-PE"/>
-          <w14:ligatures w14:val="none"/>
+          <ns2:ligatures ns2:val="none"/>
         </w:rPr>
         <w:t>, en ejercicio de sus facultades</w:t>
       </w:r>
@@ -3361,7 +3361,7 @@
           <w:color w:val="000000"/>
           <w:kern w:val="0"/>
           <w:lang w:eastAsia="es-PE"/>
-          <w14:ligatures w14:val="none"/>
+          <ns2:ligatures ns2:val="none"/>
         </w:rPr>
         <w:t xml:space="preserve">, </w:t>
       </w:r>
@@ -3371,7 +3371,7 @@
           <w:color w:val="000000"/>
           <w:kern w:val="0"/>
           <w:lang w:eastAsia="es-PE"/>
-          <w14:ligatures w14:val="none"/>
+          <ns2:ligatures ns2:val="none"/>
         </w:rPr>
         <w:t xml:space="preserve">considera que el hecho denunciado, </w:t>
       </w:r>
@@ -3381,7 +3381,7 @@
           <w:color w:val="000000"/>
           <w:kern w:val="0"/>
           <w:lang w:eastAsia="es-PE"/>
-          <w14:ligatures w14:val="none"/>
+          <ns2:ligatures ns2:val="none"/>
         </w:rPr>
         <w:t xml:space="preserve">consistente en que </w:t>
       </w:r>
@@ -3391,7 +3391,7 @@
           <w:color w:val="000000"/>
           <w:kern w:val="0"/>
           <w:lang w:eastAsia="es-PE"/>
-          <w14:ligatures w14:val="none"/>
+          <ns2:ligatures ns2:val="none"/>
         </w:rPr>
         <w:t>la compañía aseguradora no habría brindado el servicio de grúa para trasladar el vehículo con Placa de Rodaje BCZ-752, alegando solo brindar dicho servicio en la ciudad de Lima</w:t>
       </w:r>
@@ -3401,7 +3401,7 @@
           <w:color w:val="000000"/>
           <w:kern w:val="0"/>
           <w:lang w:eastAsia="es-PE"/>
-          <w14:ligatures w14:val="none"/>
+          <ns2:ligatures ns2:val="none"/>
         </w:rPr>
         <w:t xml:space="preserve">; involucraría una presunta afectación a sus expectativas, quien no habría encontrado una correspondencia entre lo que esperaba recibir de parte del proveedor y lo que realmente recibió. Por </w:t>
       </w:r>
@@ -3411,7 +3411,7 @@
           <w:color w:val="000000"/>
           <w:kern w:val="0"/>
           <w:lang w:eastAsia="es-PE"/>
-          <w14:ligatures w14:val="none"/>
+          <ns2:ligatures ns2:val="none"/>
         </w:rPr>
         <w:lastRenderedPageBreak/>
         <w:t>consiguiente, corresponde calificar el hecho materia de denuncia como una presunta infracción al deber de idoneidad, tipificado en los artículos 18 y 19 del Código</w:t>
@@ -3428,23 +3428,23 @@
         <w:rPr>
           <w:rFonts w:ascii="Arial Narrow" w:eastAsia="Arial Narrow" w:hAnsi="Arial Narrow" w:cs="Arial Narrow"/>
           <w:kern w:val="0"/>
-          <w14:ligatures w14:val="none"/>
+          <ns2:ligatures ns2:val="none"/>
         </w:rPr>
         <w:t>.</w:t>
       </w:r>
     </w:p>
-    <w:p>
+    <w:p ns2:paraId="58748142" ns2:textId="77777777">
       <w:pPr>
         <w:pStyle w:val="Prrafodelista"/>
         <w:spacing w:line="240" w:lineRule="auto"/>
         <w:rPr>
           <w:rFonts w:ascii="Arial Narrow" w:eastAsia="Arial Narrow" w:hAnsi="Arial Narrow" w:cs="Arial Narrow"/>
           <w:kern w:val="0"/>
-          <w14:ligatures w14:val="none"/>
-        </w:rPr>
-      </w:pPr>
-    </w:p>
-    <w:p>
+          <ns2:ligatures ns2:val="none"/>
+        </w:rPr>
+      </w:pPr>
+    </w:p>
+    <w:p ns2:paraId="324710AE" ns2:textId="2B5CD20C">
       <w:pPr>
         <w:numPr>
           <w:ilvl w:val="0"/>
@@ -3461,14 +3461,14 @@
         <w:rPr>
           <w:rFonts w:ascii="Arial Narrow" w:eastAsia="Arial Narrow" w:hAnsi="Arial Narrow" w:cs="Arial Narrow"/>
           <w:kern w:val="0"/>
-          <w14:ligatures w14:val="none"/>
+          <ns2:ligatures ns2:val="none"/>
         </w:rPr>
       </w:pPr>
       <w:r>
         <w:rPr>
           <w:rFonts w:ascii="Arial Narrow" w:eastAsia="Arial Narrow" w:hAnsi="Arial Narrow" w:cs="Arial Narrow"/>
           <w:kern w:val="0"/>
-          <w14:ligatures w14:val="none"/>
+          <ns2:ligatures ns2:val="none"/>
         </w:rPr>
         <w:t xml:space="preserve">La Secretaría Técnica, considera que el hecho denunciado, consistente en que </w:t>
       </w:r>
@@ -3476,7 +3476,7 @@
         <w:rPr>
           <w:rFonts w:ascii="Arial Narrow" w:eastAsia="Arial Narrow" w:hAnsi="Arial Narrow" w:cs="Arial Narrow"/>
           <w:kern w:val="0"/>
-          <w14:ligatures w14:val="none"/>
+          <ns2:ligatures ns2:val="none"/>
         </w:rPr>
         <w:t>la compañía aseguradora habría brindado información contradictoria al denunciante, al señalarle el 7 de octubre de 2023 que su Póliza de Seguro Vehicular se encontraba activa, pese a que de manera posterior le indicaron que esta no se encontraba activa</w:t>
       </w:r>
@@ -3484,23 +3484,23 @@
         <w:rPr>
           <w:rFonts w:ascii="Arial Narrow" w:eastAsia="Arial Narrow" w:hAnsi="Arial Narrow" w:cs="Arial Narrow"/>
           <w:kern w:val="0"/>
-          <w14:ligatures w14:val="none"/>
+          <ns2:ligatures ns2:val="none"/>
         </w:rPr>
         <w:t>; involucraría una presunta afectación a sus expectativas, quien no habría encontrado una correspondencia entre lo que esperaba recibir de parte del proveedor y lo que realmente recibió. Por consiguiente, corresponde calificar el hecho materia de denuncia como una presunta infracción al deber de idoneidad, tipificado en los artículos 18 y 19 del Código.</w:t>
       </w:r>
     </w:p>
-    <w:p>
+    <w:p ns2:paraId="6B57C13E" ns2:textId="77777777">
       <w:pPr>
         <w:pStyle w:val="Prrafodelista"/>
         <w:spacing w:line="240" w:lineRule="auto"/>
         <w:rPr>
           <w:rFonts w:ascii="Arial Narrow" w:eastAsia="Arial Narrow" w:hAnsi="Arial Narrow" w:cs="Arial Narrow"/>
           <w:kern w:val="0"/>
-          <w14:ligatures w14:val="none"/>
-        </w:rPr>
-      </w:pPr>
-    </w:p>
-    <w:p>
+          <ns2:ligatures ns2:val="none"/>
+        </w:rPr>
+      </w:pPr>
+    </w:p>
+    <w:p ns2:paraId="52D2D0F2" ns2:textId="79324474">
       <w:pPr>
         <w:numPr>
           <w:ilvl w:val="0"/>
@@ -3517,14 +3517,14 @@
         <w:rPr>
           <w:rFonts w:ascii="Arial Narrow" w:eastAsia="Arial Narrow" w:hAnsi="Arial Narrow" w:cs="Arial Narrow"/>
           <w:kern w:val="0"/>
-          <w14:ligatures w14:val="none"/>
+          <ns2:ligatures ns2:val="none"/>
         </w:rPr>
       </w:pPr>
       <w:r>
         <w:rPr>
           <w:rFonts w:ascii="Arial Narrow" w:eastAsia="Arial Narrow" w:hAnsi="Arial Narrow" w:cs="Arial Narrow"/>
           <w:kern w:val="0"/>
-          <w14:ligatures w14:val="none"/>
+          <ns2:ligatures ns2:val="none"/>
         </w:rPr>
         <w:t xml:space="preserve">La Secretaría Técnica, considera que el hecho denunciado, consistente en que </w:t>
       </w:r>
@@ -3532,7 +3532,7 @@
         <w:rPr>
           <w:rFonts w:ascii="Arial Narrow" w:eastAsia="Arial Narrow" w:hAnsi="Arial Narrow" w:cs="Arial Narrow"/>
           <w:kern w:val="0"/>
-          <w14:ligatures w14:val="none"/>
+          <ns2:ligatures ns2:val="none"/>
         </w:rPr>
         <w:t>la compañía aseguradora habría rechazado injustificadamente las coberturas del Seguro Vehicular por el siniestro del 4 de octubre de 2023, pese a que el denunciante cumplió con trasladar la unidad asegurada y realizó las gestiones solicitadas</w:t>
       </w:r>
@@ -3540,23 +3540,23 @@
         <w:rPr>
           <w:rFonts w:ascii="Arial Narrow" w:eastAsia="Arial Narrow" w:hAnsi="Arial Narrow" w:cs="Arial Narrow"/>
           <w:kern w:val="0"/>
-          <w14:ligatures w14:val="none"/>
+          <ns2:ligatures ns2:val="none"/>
         </w:rPr>
         <w:t>; involucraría una presunta afectación a sus expectativas, quien no habría encontrado una correspondencia entre lo que esperaba recibir de parte del proveedor y lo que realmente recibió. Por consiguiente, corresponde calificar el hecho materia de denuncia como una presunta infracción al deber de idoneidad, tipificado en los artículos 18 y 19 del Código.</w:t>
       </w:r>
     </w:p>
-    <w:p>
+    <w:p ns2:paraId="5727F663" ns2:textId="77777777">
       <w:pPr>
         <w:pStyle w:val="Prrafodelista"/>
         <w:spacing w:line="240" w:lineRule="auto"/>
         <w:rPr>
           <w:rFonts w:ascii="Arial Narrow" w:eastAsia="Arial Narrow" w:hAnsi="Arial Narrow" w:cs="Arial Narrow"/>
           <w:kern w:val="0"/>
-          <w14:ligatures w14:val="none"/>
-        </w:rPr>
-      </w:pPr>
-    </w:p>
-    <w:p>
+          <ns2:ligatures ns2:val="none"/>
+        </w:rPr>
+      </w:pPr>
+    </w:p>
+    <w:p ns2:paraId="3CB3C20B" ns2:textId="06B3550E">
       <w:pPr>
         <w:numPr>
           <w:ilvl w:val="0"/>
@@ -3573,14 +3573,14 @@
         <w:rPr>
           <w:rFonts w:ascii="Arial Narrow" w:eastAsia="Arial Narrow" w:hAnsi="Arial Narrow" w:cs="Arial Narrow"/>
           <w:kern w:val="0"/>
-          <w14:ligatures w14:val="none"/>
+          <ns2:ligatures ns2:val="none"/>
         </w:rPr>
       </w:pPr>
       <w:r>
         <w:rPr>
           <w:rFonts w:ascii="Arial Narrow" w:eastAsia="Arial Narrow" w:hAnsi="Arial Narrow" w:cs="Arial Narrow"/>
           <w:kern w:val="0"/>
-          <w14:ligatures w14:val="none"/>
+          <ns2:ligatures ns2:val="none"/>
         </w:rPr>
         <w:t xml:space="preserve">La Secretaría Técnica, considera que el hecho denunciado, consistente en que </w:t>
       </w:r>
@@ -3588,7 +3588,7 @@
         <w:rPr>
           <w:rFonts w:ascii="Arial Narrow" w:eastAsia="Arial Narrow" w:hAnsi="Arial Narrow" w:cs="Arial Narrow"/>
           <w:kern w:val="0"/>
-          <w14:ligatures w14:val="none"/>
+          <ns2:ligatures ns2:val="none"/>
         </w:rPr>
         <w:t>la compañía aseguradora habría suspendido indebidamente la Póliza del Seguro Vehicular por falta de pago de las primas, pese a que ello no fue informado oportunamente a la parte denunciante</w:t>
       </w:r>
@@ -3596,12 +3596,12 @@
         <w:rPr>
           <w:rFonts w:ascii="Arial Narrow" w:eastAsia="Arial Narrow" w:hAnsi="Arial Narrow" w:cs="Arial Narrow"/>
           <w:kern w:val="0"/>
-          <w14:ligatures w14:val="none"/>
+          <ns2:ligatures ns2:val="none"/>
         </w:rPr>
         <w:t>; involucraría una presunta afectación a sus expectativas, quien no habría encontrado una correspondencia entre lo que esperaba recibir de parte del proveedor y lo que realmente recibió. Por consiguiente, corresponde calificar el hecho materia de denuncia como una presunta infracción al deber de idoneidad, tipificado en los artículos 18 y 19 del Código.</w:t>
       </w:r>
     </w:p>
-    <w:p>
+    <w:p ns2:paraId="7CA6AA87" ns2:textId="77777777">
       <w:pPr>
         <w:pStyle w:val="Prrafodelista"/>
         <w:spacing w:line="240" w:lineRule="auto"/>
@@ -3610,11 +3610,11 @@
           <w:color w:val="000000"/>
           <w:kern w:val="0"/>
           <w:lang w:eastAsia="es-PE"/>
-          <w14:ligatures w14:val="none"/>
-        </w:rPr>
-      </w:pPr>
-    </w:p>
-    <w:p>
+          <ns2:ligatures ns2:val="none"/>
+        </w:rPr>
+      </w:pPr>
+    </w:p>
+    <w:p ns2:paraId="53370C61" ns2:textId="4752E974">
       <w:pPr>
         <w:numPr>
           <w:ilvl w:val="0"/>
@@ -3631,7 +3631,7 @@
         <w:rPr>
           <w:rFonts w:ascii="Arial Narrow" w:eastAsia="Arial Narrow" w:hAnsi="Arial Narrow" w:cs="Arial Narrow"/>
           <w:kern w:val="0"/>
-          <w14:ligatures w14:val="none"/>
+          <ns2:ligatures ns2:val="none"/>
         </w:rPr>
       </w:pPr>
       <w:r>
@@ -3640,7 +3640,7 @@
           <w:color w:val="000000"/>
           <w:kern w:val="0"/>
           <w:lang w:eastAsia="es-PE"/>
-          <w14:ligatures w14:val="none"/>
+          <ns2:ligatures ns2:val="none"/>
         </w:rPr>
         <w:t>En tanto la denuncia reúne los requisitos establecidos por la norma citada, corresponde admitirla a trámite</w:t>
       </w:r>
@@ -3658,12 +3658,12 @@
           <w:color w:val="000000"/>
           <w:kern w:val="0"/>
           <w:lang w:eastAsia="es-PE"/>
-          <w14:ligatures w14:val="none"/>
+          <ns2:ligatures ns2:val="none"/>
         </w:rPr>
         <w:t>.</w:t>
       </w:r>
     </w:p>
-    <w:p>
+    <w:p ns2:paraId="01E2C693" ns2:textId="77777777">
       <w:pPr>
         <w:spacing w:after="0" w:line="240" w:lineRule="auto"/>
         <w:ind w:left="567"/>
@@ -3674,11 +3674,11 @@
           <w:color w:val="000000"/>
           <w:kern w:val="0"/>
           <w:lang w:eastAsia="es-PE"/>
-          <w14:ligatures w14:val="none"/>
-        </w:rPr>
-      </w:pPr>
-    </w:p>
-    <w:p>
+          <ns2:ligatures ns2:val="none"/>
+        </w:rPr>
+      </w:pPr>
+    </w:p>
+    <w:p ns2:paraId="73E8A701" ns2:textId="77777777">
       <w:pPr>
         <w:pStyle w:val="Prrafodelista"/>
         <w:numPr>
@@ -3698,7 +3698,7 @@
           <w:color w:val="000000"/>
           <w:kern w:val="0"/>
           <w:lang w:eastAsia="es-PE"/>
-          <w14:ligatures w14:val="none"/>
+          <ns2:ligatures ns2:val="none"/>
         </w:rPr>
       </w:pPr>
       <w:r>
@@ -3708,12 +3708,12 @@
           <w:color w:val="000000"/>
           <w:kern w:val="0"/>
           <w:lang w:eastAsia="es-PE"/>
-          <w14:ligatures w14:val="none"/>
+          <ns2:ligatures ns2:val="none"/>
         </w:rPr>
         <w:t>REQUERIMIENTO DE INFORMACION</w:t>
       </w:r>
     </w:p>
-    <w:p>
+    <w:p ns2:paraId="3F5BB4A5" ns2:textId="77777777">
       <w:pPr>
         <w:spacing w:after="0" w:line="240" w:lineRule="auto"/>
         <w:jc w:val="both"/>
@@ -3722,11 +3722,11 @@
           <w:color w:val="000000"/>
           <w:kern w:val="0"/>
           <w:lang w:val="es-ES" w:eastAsia="es-ES"/>
-          <w14:ligatures w14:val="none"/>
-        </w:rPr>
-      </w:pPr>
-    </w:p>
-    <w:p>
+          <ns2:ligatures ns2:val="none"/>
+        </w:rPr>
+      </w:pPr>
+    </w:p>
+    <w:p ns2:paraId="3C2E0245" ns2:textId="53CD4537">
       <w:pPr>
         <w:numPr>
           <w:ilvl w:val="0"/>
@@ -3745,7 +3745,7 @@
           <w:color w:val="000000"/>
           <w:kern w:val="0"/>
           <w:lang w:val="es-ES" w:eastAsia="es-ES"/>
-          <w14:ligatures w14:val="none"/>
+          <ns2:ligatures ns2:val="none"/>
         </w:rPr>
       </w:pPr>
       <w:r>
@@ -3754,7 +3754,7 @@
           <w:color w:val="000000"/>
           <w:kern w:val="0"/>
           <w:lang w:val="es-ES" w:eastAsia="es-ES"/>
-          <w14:ligatures w14:val="none"/>
+          <ns2:ligatures ns2:val="none"/>
         </w:rPr>
         <w:t xml:space="preserve">A efectos de tener mayores elementos que sirvan para la resolución definitiva del presente caso, la Secretaría Técnica, en ejercicio de las facultades que la ley le confiere, conviene requerir al proveedor denunciado que, en un plazo no mayor de </w:t>
       </w:r>
@@ -3764,7 +3764,7 @@
           <w:color w:val="000000"/>
           <w:kern w:val="0"/>
           <w:lang w:val="es-ES" w:eastAsia="es-ES"/>
-          <w14:ligatures w14:val="none"/>
+          <ns2:ligatures ns2:val="none"/>
         </w:rPr>
         <w:t xml:space="preserve">cinco (5) días hábiles contado a partir del día siguiente de la notificación de la presente resolución, </w:t>
       </w:r>
@@ -3775,7 +3775,7 @@
           <w:color w:val="000000"/>
           <w:kern w:val="0"/>
           <w:lang w:val="es-ES" w:eastAsia="es-ES"/>
-          <w14:ligatures w14:val="none"/>
+          <ns2:ligatures ns2:val="none"/>
         </w:rPr>
         <w:t>Interseguro</w:t>
       </w:r>
@@ -3786,7 +3786,7 @@
           <w:color w:val="000000"/>
           <w:kern w:val="0"/>
           <w:lang w:val="es-ES" w:eastAsia="es-ES"/>
-          <w14:ligatures w14:val="none"/>
+          <ns2:ligatures ns2:val="none"/>
         </w:rPr>
         <w:t xml:space="preserve"> Compañía de Seguros S.A., cumpla con: (i) presentar una copia completa, legible y debidamente suscrita de la Póliza del Seguro Vehicular materia de denuncia; (</w:t>
       </w:r>
@@ -3797,7 +3797,7 @@
           <w:color w:val="000000"/>
           <w:kern w:val="0"/>
           <w:lang w:val="es-ES" w:eastAsia="es-ES"/>
-          <w14:ligatures w14:val="none"/>
+          <ns2:ligatures ns2:val="none"/>
         </w:rPr>
         <w:t>ii</w:t>
       </w:r>
@@ -3808,7 +3808,7 @@
           <w:color w:val="000000"/>
           <w:kern w:val="0"/>
           <w:lang w:val="es-ES" w:eastAsia="es-ES"/>
-          <w14:ligatures w14:val="none"/>
+          <ns2:ligatures ns2:val="none"/>
         </w:rPr>
         <w:t>) presentar el cronograma de pago del Seguro Vehicular materia de denuncia; (</w:t>
       </w:r>
@@ -3819,7 +3819,7 @@
           <w:color w:val="000000"/>
           <w:kern w:val="0"/>
           <w:lang w:val="es-ES" w:eastAsia="es-ES"/>
-          <w14:ligatures w14:val="none"/>
+          <ns2:ligatures ns2:val="none"/>
         </w:rPr>
         <w:t>iii</w:t>
       </w:r>
@@ -3830,7 +3830,7 @@
           <w:color w:val="000000"/>
           <w:kern w:val="0"/>
           <w:lang w:val="es-ES" w:eastAsia="es-ES"/>
-          <w14:ligatures w14:val="none"/>
+          <ns2:ligatures ns2:val="none"/>
         </w:rPr>
         <w:t>) presentar los documentos que acrediten que informó al denunciante la falta de pago de las primas; y, (</w:t>
       </w:r>
@@ -3841,7 +3841,7 @@
           <w:color w:val="000000"/>
           <w:kern w:val="0"/>
           <w:lang w:val="es-ES" w:eastAsia="es-ES"/>
-          <w14:ligatures w14:val="none"/>
+          <ns2:ligatures ns2:val="none"/>
         </w:rPr>
         <w:t>iv</w:t>
       </w:r>
@@ -3852,7 +3852,7 @@
           <w:color w:val="000000"/>
           <w:kern w:val="0"/>
           <w:lang w:val="es-ES" w:eastAsia="es-ES"/>
-          <w14:ligatures w14:val="none"/>
+          <ns2:ligatures ns2:val="none"/>
         </w:rPr>
         <w:t>) presentar todas las comunicaciones cursadas con el denunciante en virtud del hecho materia de denuncia</w:t>
       </w:r>
@@ -3862,7 +3862,7 @@
           <w:color w:val="000000"/>
           <w:kern w:val="0"/>
           <w:lang w:val="es-ES" w:eastAsia="es-ES"/>
-          <w14:ligatures w14:val="none"/>
+          <ns2:ligatures ns2:val="none"/>
         </w:rPr>
         <w:t>.</w:t>
       </w:r>
@@ -3872,12 +3872,12 @@
           <w:color w:val="000000"/>
           <w:kern w:val="0"/>
           <w:lang w:eastAsia="es-ES"/>
-          <w14:ligatures w14:val="none"/>
+          <ns2:ligatures ns2:val="none"/>
         </w:rPr>
         <w:t xml:space="preserve"> </w:t>
       </w:r>
     </w:p>
-    <w:p>
+    <w:p ns2:paraId="4C19F339" ns2:textId="77777777">
       <w:pPr>
         <w:pStyle w:val="Prrafodelista"/>
         <w:spacing w:after="0" w:line="240" w:lineRule="auto"/>
@@ -3888,11 +3888,11 @@
           <w:color w:val="000000"/>
           <w:kern w:val="0"/>
           <w:lang w:val="es-ES" w:eastAsia="es-ES"/>
-          <w14:ligatures w14:val="none"/>
-        </w:rPr>
-      </w:pPr>
-    </w:p>
-    <w:p>
+          <ns2:ligatures ns2:val="none"/>
+        </w:rPr>
+      </w:pPr>
+    </w:p>
+    <w:p ns2:paraId="1A94A99A" ns2:textId="77777777">
       <w:pPr>
         <w:pStyle w:val="Prrafodelista"/>
         <w:numPr>
@@ -3912,7 +3912,7 @@
           <w:color w:val="000000"/>
           <w:kern w:val="0"/>
           <w:lang w:eastAsia="es-PE"/>
-          <w14:ligatures w14:val="none"/>
+          <ns2:ligatures ns2:val="none"/>
         </w:rPr>
       </w:pPr>
       <w:r>
@@ -3922,12 +3922,12 @@
           <w:color w:val="000000"/>
           <w:kern w:val="0"/>
           <w:lang w:eastAsia="es-PE"/>
-          <w14:ligatures w14:val="none"/>
+          <ns2:ligatures ns2:val="none"/>
         </w:rPr>
         <w:t xml:space="preserve">RESOLUCIÓN DE LA SECRETARÍA TÉCNICA </w:t>
       </w:r>
     </w:p>
-    <w:p>
+    <w:p ns2:paraId="59131008" ns2:textId="77777777">
       <w:pPr>
         <w:spacing w:after="0" w:line="240" w:lineRule="auto"/>
         <w:jc w:val="both"/>
@@ -3937,11 +3937,11 @@
           <w:color w:val="000000"/>
           <w:kern w:val="0"/>
           <w:lang w:eastAsia="es-PE"/>
-          <w14:ligatures w14:val="none"/>
-        </w:rPr>
-      </w:pPr>
-    </w:p>
-    <w:p>
+          <ns2:ligatures ns2:val="none"/>
+        </w:rPr>
+      </w:pPr>
+    </w:p>
+    <w:p ns2:paraId="10E899BB" ns2:textId="758E6C9A">
       <w:pPr>
         <w:tabs>
           <w:tab w:val="left" w:pos="-720"/>
@@ -3962,7 +3962,7 @@
           <w:color w:val="000000"/>
           <w:kern w:val="0"/>
           <w:lang w:eastAsia="es-PE"/>
-          <w14:ligatures w14:val="none"/>
+          <ns2:ligatures ns2:val="none"/>
         </w:rPr>
         <w:t xml:space="preserve">PRIMERO: dejar sin efecto la Resolución 2 del 15 de abril de 2025, mediante la cual la denuncia interpuesta por [DENUNCIANTE] fue declarada inadmisible; así como su acto de notificación.</w:t>
       </w:r>
@@ -4018,7 +4018,7 @@
         <w:t/>
       </w:r>
     </w:p>
-    <w:p>
+    <w:p ns2:paraId="268363D4" ns2:textId="665E3D35">
       <w:pPr>
         <w:spacing w:after="0" w:line="240" w:lineRule="auto"/>
         <w:jc w:val="both"/>
@@ -4028,7 +4028,7 @@
           <w:kern w:val="0"/>
           <w:shd w:val="clear" w:color="auto" w:fill="FFFFFF"/>
           <w:lang w:eastAsia="es-PE"/>
-          <w14:ligatures w14:val="none"/>
+          <ns2:ligatures ns2:val="none"/>
         </w:rPr>
       </w:pPr>
       <w:r>
@@ -4038,7 +4038,7 @@
           <w:color w:val="000000"/>
           <w:kern w:val="0"/>
           <w:lang w:eastAsia="es-PE"/>
-          <w14:ligatures w14:val="none"/>
+          <ns2:ligatures ns2:val="none"/>
         </w:rPr>
         <w:t xml:space="preserve">SEGUNDO: admitir a trámite la denuncia del 12 de marzo de 2025, subsanada el 15 y 22 de abril de 2025, interpuesta por [DENUNCIANTE] contra Interseguro Compañía de Seguros S.A., por lo siguiente: </w:t>
       </w:r>
@@ -4049,7 +4049,7 @@
           <w:color w:val="000000"/>
           <w:kern w:val="0"/>
           <w:lang w:eastAsia="es-PE"/>
-          <w14:ligatures w14:val="none"/>
+          <ns2:ligatures ns2:val="none"/>
         </w:rPr>
         <w:t xml:space="preserve"/>
       </w:r>
@@ -4060,7 +4060,7 @@
           <w:kern w:val="0"/>
           <w:shd w:val="clear" w:color="auto" w:fill="FFFFFF"/>
           <w:lang w:eastAsia="es-PE"/>
-          <w14:ligatures w14:val="none"/>
+          <ns2:ligatures ns2:val="none"/>
         </w:rPr>
         <w:t xml:space="preserve"/>
       </w:r>
@@ -4070,7 +4070,7 @@
           <w:color w:val="000000"/>
           <w:kern w:val="0"/>
           <w:lang w:eastAsia="es-ES"/>
-          <w14:ligatures w14:val="none"/>
+          <ns2:ligatures ns2:val="none"/>
         </w:rPr>
         <w:t/>
       </w:r>
@@ -4078,7 +4078,7 @@
         <w:rPr>
           <w:rFonts w:ascii="Arial Narrow" w:eastAsia="Calibri" w:hAnsi="Arial Narrow" w:cs="Arial"/>
           <w:kern w:val="0"/>
-          <w14:ligatures w14:val="none"/>
+          <ns2:ligatures ns2:val="none"/>
         </w:rPr>
         <w:t xml:space="preserve"/>
       </w:r>
@@ -4086,7 +4086,7 @@
         <w:rPr>
           <w:rFonts w:ascii="Arial Narrow" w:eastAsia="Calibri" w:hAnsi="Arial Narrow" w:cs="Arial"/>
           <w:kern w:val="0"/>
-          <w14:ligatures w14:val="none"/>
+          <ns2:ligatures ns2:val="none"/>
         </w:rPr>
         <w:t xml:space="preserve"/>
       </w:r>
@@ -4094,7 +4094,7 @@
         <w:rPr>
           <w:rFonts w:ascii="Arial Narrow" w:eastAsia="Calibri" w:hAnsi="Arial Narrow" w:cs="Arial"/>
           <w:kern w:val="0"/>
-          <w14:ligatures w14:val="none"/>
+          <ns2:ligatures ns2:val="none"/>
         </w:rPr>
         <w:t xml:space="preserve"/>
       </w:r>
@@ -4105,7 +4105,7 @@
           <w:kern w:val="0"/>
           <w:shd w:val="clear" w:color="auto" w:fill="FFFFFF"/>
           <w:lang w:eastAsia="es-PE"/>
-          <w14:ligatures w14:val="none"/>
+          <ns2:ligatures ns2:val="none"/>
         </w:rPr>
         <w:t xml:space="preserve"/>
       </w:r>
@@ -4115,7 +4115,7 @@
           <w:color w:val="000000"/>
           <w:kern w:val="0"/>
           <w:lang w:eastAsia="es-ES"/>
-          <w14:ligatures w14:val="none"/>
+          <ns2:ligatures ns2:val="none"/>
         </w:rPr>
         <w:t xml:space="preserve"/>
       </w:r>
@@ -4126,7 +4126,7 @@
           <w:kern w:val="0"/>
           <w:shd w:val="clear" w:color="auto" w:fill="FFFFFF"/>
           <w:lang w:eastAsia="es-PE"/>
-          <w14:ligatures w14:val="none"/>
+          <ns2:ligatures ns2:val="none"/>
         </w:rPr>
         <w:t xml:space="preserve"/>
       </w:r>
@@ -4138,7 +4138,7 @@
           <w:kern w:val="0"/>
           <w:shd w:val="clear" w:color="auto" w:fill="FFFFFF"/>
           <w:lang w:eastAsia="es-PE"/>
-          <w14:ligatures w14:val="none"/>
+          <ns2:ligatures ns2:val="none"/>
         </w:rPr>
         <w:t/>
       </w:r>
@@ -4150,7 +4150,7 @@
           <w:kern w:val="0"/>
           <w:shd w:val="clear" w:color="auto" w:fill="FFFFFF"/>
           <w:lang w:eastAsia="es-PE"/>
-          <w14:ligatures w14:val="none"/>
+          <ns2:ligatures ns2:val="none"/>
         </w:rPr>
         <w:t xml:space="preserve"/>
       </w:r>
@@ -4161,7 +4161,7 @@
           <w:kern w:val="0"/>
           <w:shd w:val="clear" w:color="auto" w:fill="FFFFFF"/>
           <w:lang w:eastAsia="es-PE"/>
-          <w14:ligatures w14:val="none"/>
+          <ns2:ligatures ns2:val="none"/>
         </w:rPr>
         <w:t/>
       </w:r>
@@ -4172,7 +4172,7 @@
           <w:kern w:val="0"/>
           <w:shd w:val="clear" w:color="auto" w:fill="FFFFFF"/>
           <w:lang w:eastAsia="es-PE"/>
-          <w14:ligatures w14:val="none"/>
+          <ns2:ligatures ns2:val="none"/>
         </w:rPr>
         <w:t/>
       </w:r>
@@ -4183,7 +4183,7 @@
           <w:kern w:val="0"/>
           <w:shd w:val="clear" w:color="auto" w:fill="FFFFFF"/>
           <w:lang w:eastAsia="es-PE"/>
-          <w14:ligatures w14:val="none"/>
+          <ns2:ligatures ns2:val="none"/>
         </w:rPr>
         <w:t xml:space="preserve"/>
       </w:r>
@@ -4194,12 +4194,12 @@
           <w:kern w:val="0"/>
           <w:shd w:val="clear" w:color="auto" w:fill="FFFFFF"/>
           <w:lang w:eastAsia="es-PE"/>
-          <w14:ligatures w14:val="none"/>
+          <ns2:ligatures ns2:val="none"/>
         </w:rPr>
         <w:t xml:space="preserve"/>
       </w:r>
     </w:p>
-    <w:p>
+    <w:p ns2:paraId="49449B4E" ns2:textId="77777777">
       <w:pPr>
         <w:tabs>
           <w:tab w:val="left" w:pos="1134"/>
@@ -4211,11 +4211,11 @@
           <w:color w:val="000000"/>
           <w:kern w:val="0"/>
           <w:lang w:val="es-ES" w:eastAsia="es-ES"/>
-          <w14:ligatures w14:val="none"/>
-        </w:rPr>
-      </w:pPr>
-    </w:p>
-    <w:p>
+          <ns2:ligatures ns2:val="none"/>
+        </w:rPr>
+      </w:pPr>
+    </w:p>
+    <w:p ns2:paraId="44DB9C7A" ns2:textId="6783E4A3">
       <w:pPr>
         <w:pStyle w:val="Prrafodelista"/>
         <w:numPr>
@@ -4232,7 +4232,7 @@
         <w:rPr>
           <w:rFonts w:ascii="Arial Narrow" w:eastAsia="Arial Narrow" w:hAnsi="Arial Narrow" w:cs="Arial Narrow"/>
           <w:kern w:val="0"/>
-          <w14:ligatures w14:val="none"/>
+          <ns2:ligatures ns2:val="none"/>
         </w:rPr>
       </w:pPr>
       <w:r>
@@ -4242,7 +4242,7 @@
           <w:kern w:val="0"/>
           <w:shd w:val="clear" w:color="auto" w:fill="FFFFFF"/>
           <w:lang w:eastAsia="es-PE"/>
-          <w14:ligatures w14:val="none"/>
+          <ns2:ligatures ns2:val="none"/>
         </w:rPr>
         <w:t xml:space="preserve">Presunta </w:t>
       </w:r>
@@ -4253,7 +4253,7 @@
           <w:kern w:val="0"/>
           <w:shd w:val="clear" w:color="auto" w:fill="FFFFFF"/>
           <w:lang w:eastAsia="es-PE"/>
-          <w14:ligatures w14:val="none"/>
+          <ns2:ligatures ns2:val="none"/>
         </w:rPr>
         <w:t>infracción a los artículos 18 y 19 de la Ley 29571, Código de Protección y Defensa del Consumidor, en tanto la compañía asegurado</w:t>
       </w:r>
@@ -4264,7 +4264,7 @@
           <w:kern w:val="0"/>
           <w:shd w:val="clear" w:color="auto" w:fill="FFFFFF"/>
           <w:lang w:eastAsia="es-PE"/>
-          <w14:ligatures w14:val="none"/>
+          <ns2:ligatures ns2:val="none"/>
         </w:rPr>
         <w:t>ra</w:t>
       </w:r>
@@ -4275,7 +4275,7 @@
           <w:kern w:val="0"/>
           <w:shd w:val="clear" w:color="auto" w:fill="FFFFFF"/>
           <w:lang w:eastAsia="es-PE"/>
-          <w14:ligatures w14:val="none"/>
+          <ns2:ligatures ns2:val="none"/>
         </w:rPr>
         <w:t xml:space="preserve"> </w:t>
       </w:r>
@@ -4285,7 +4285,7 @@
           <w:color w:val="000000"/>
           <w:kern w:val="0"/>
           <w:lang w:eastAsia="es-PE"/>
-          <w14:ligatures w14:val="none"/>
+          <ns2:ligatures ns2:val="none"/>
         </w:rPr>
         <w:t xml:space="preserve">no habría brindado el servicio de grúa para trasladar el </w:t>
       </w:r>
@@ -4295,12 +4295,12 @@
           <w:color w:val="000000"/>
           <w:kern w:val="0"/>
           <w:lang w:eastAsia="es-ES"/>
-          <w14:ligatures w14:val="none"/>
+          <ns2:ligatures ns2:val="none"/>
         </w:rPr>
         <w:t>vehículo con Placa de Rodaje BCZ-752, alegando solo brindar dicho servicio en la ciudad de Lima.</w:t>
       </w:r>
     </w:p>
-    <w:p>
+    <w:p ns2:paraId="17FFA14C" ns2:textId="77777777">
       <w:pPr>
         <w:tabs>
           <w:tab w:val="left" w:pos="1134"/>
@@ -4312,11 +4312,11 @@
           <w:color w:val="000000"/>
           <w:kern w:val="0"/>
           <w:lang w:val="es-ES" w:eastAsia="es-ES"/>
-          <w14:ligatures w14:val="none"/>
-        </w:rPr>
-      </w:pPr>
-    </w:p>
-    <w:p>
+          <ns2:ligatures ns2:val="none"/>
+        </w:rPr>
+      </w:pPr>
+    </w:p>
+    <w:p ns2:paraId="63DE7361" ns2:textId="0CB222D4">
       <w:pPr>
         <w:pStyle w:val="Prrafodelista"/>
         <w:numPr>
@@ -4333,7 +4333,7 @@
         <w:rPr>
           <w:rFonts w:ascii="Arial Narrow" w:eastAsia="Arial Narrow" w:hAnsi="Arial Narrow" w:cs="Arial Narrow"/>
           <w:kern w:val="0"/>
-          <w14:ligatures w14:val="none"/>
+          <ns2:ligatures ns2:val="none"/>
         </w:rPr>
       </w:pPr>
       <w:r>
@@ -4343,7 +4343,7 @@
           <w:kern w:val="0"/>
           <w:shd w:val="clear" w:color="auto" w:fill="FFFFFF"/>
           <w:lang w:eastAsia="es-PE"/>
-          <w14:ligatures w14:val="none"/>
+          <ns2:ligatures ns2:val="none"/>
         </w:rPr>
         <w:t xml:space="preserve">Presunta infracción a los artículos 18 y 19 de la Ley 29571, Código de Protección y Defensa del Consumidor, en tanto la compañía </w:t>
       </w:r>
@@ -4354,7 +4354,7 @@
           <w:kern w:val="0"/>
           <w:shd w:val="clear" w:color="auto" w:fill="FFFFFF"/>
           <w:lang w:eastAsia="es-PE"/>
-          <w14:ligatures w14:val="none"/>
+          <ns2:ligatures ns2:val="none"/>
         </w:rPr>
         <w:t xml:space="preserve">aseguradora </w:t>
       </w:r>
@@ -4364,7 +4364,7 @@
           <w:color w:val="000000"/>
           <w:kern w:val="0"/>
           <w:lang w:eastAsia="es-PE"/>
-          <w14:ligatures w14:val="none"/>
+          <ns2:ligatures ns2:val="none"/>
         </w:rPr>
         <w:t>habría brindado información contradictoria al denunciante, al señalarle el 7 de octubre de 2023 que su Póliza de Seguro Vehicular se encontraba activa, pese a que de manera posterior le indicaron que esta no se encontraba activa</w:t>
       </w:r>
@@ -4375,12 +4375,12 @@
           <w:kern w:val="0"/>
           <w:shd w:val="clear" w:color="auto" w:fill="FFFFFF"/>
           <w:lang w:eastAsia="es-PE"/>
-          <w14:ligatures w14:val="none"/>
+          <ns2:ligatures ns2:val="none"/>
         </w:rPr>
         <w:t>.</w:t>
       </w:r>
     </w:p>
-    <w:p>
+    <w:p ns2:paraId="7DA9CE59" ns2:textId="77777777">
       <w:pPr>
         <w:pStyle w:val="Prrafodelista"/>
         <w:spacing w:after="0" w:line="240" w:lineRule="auto"/>
@@ -4389,11 +4389,11 @@
         <w:rPr>
           <w:rFonts w:ascii="Arial Narrow" w:eastAsia="Arial Narrow" w:hAnsi="Arial Narrow" w:cs="Arial Narrow"/>
           <w:kern w:val="0"/>
-          <w14:ligatures w14:val="none"/>
-        </w:rPr>
-      </w:pPr>
-    </w:p>
-    <w:p>
+          <ns2:ligatures ns2:val="none"/>
+        </w:rPr>
+      </w:pPr>
+    </w:p>
+    <w:p ns2:paraId="16ED895D" ns2:textId="190C0A0F">
       <w:pPr>
         <w:pStyle w:val="Prrafodelista"/>
         <w:numPr>
@@ -4410,7 +4410,7 @@
         <w:rPr>
           <w:rFonts w:ascii="Arial Narrow" w:eastAsia="Arial Narrow" w:hAnsi="Arial Narrow" w:cs="Arial Narrow"/>
           <w:kern w:val="0"/>
-          <w14:ligatures w14:val="none"/>
+          <ns2:ligatures ns2:val="none"/>
         </w:rPr>
       </w:pPr>
       <w:r>
@@ -4420,7 +4420,7 @@
           <w:kern w:val="0"/>
           <w:shd w:val="clear" w:color="auto" w:fill="FFFFFF"/>
           <w:lang w:eastAsia="es-PE"/>
-          <w14:ligatures w14:val="none"/>
+          <ns2:ligatures ns2:val="none"/>
         </w:rPr>
         <w:t xml:space="preserve">Presunta infracción a los artículos 18 y 19 de la Ley 29571, Código de Protección y Defensa del Consumidor, en tanto la compañía aseguradora </w:t>
       </w:r>
@@ -4428,7 +4428,7 @@
         <w:rPr>
           <w:rFonts w:ascii="Arial Narrow" w:eastAsia="Arial Narrow" w:hAnsi="Arial Narrow" w:cs="Arial Narrow"/>
           <w:kern w:val="0"/>
-          <w14:ligatures w14:val="none"/>
+          <ns2:ligatures ns2:val="none"/>
         </w:rPr>
         <w:t>habría rechazado injustificadamente las coberturas del Seguro Vehicular por el siniestro del 4 de octubre de 2023, pese a que el denunciante cumplió con trasladar la unidad asegurada y realizó las gestiones solicitadas</w:t>
       </w:r>
@@ -4439,23 +4439,23 @@
           <w:kern w:val="0"/>
           <w:shd w:val="clear" w:color="auto" w:fill="FFFFFF"/>
           <w:lang w:eastAsia="es-PE"/>
-          <w14:ligatures w14:val="none"/>
+          <ns2:ligatures ns2:val="none"/>
         </w:rPr>
         <w:t>.</w:t>
       </w:r>
     </w:p>
-    <w:p>
+    <w:p ns2:paraId="14C53F96" ns2:textId="77777777">
       <w:pPr>
         <w:spacing w:after="0" w:line="240" w:lineRule="auto"/>
         <w:jc w:val="both"/>
         <w:rPr>
           <w:rFonts w:ascii="Arial Narrow" w:eastAsia="Arial Narrow" w:hAnsi="Arial Narrow" w:cs="Arial Narrow"/>
           <w:kern w:val="0"/>
-          <w14:ligatures w14:val="none"/>
-        </w:rPr>
-      </w:pPr>
-    </w:p>
-    <w:p>
+          <ns2:ligatures ns2:val="none"/>
+        </w:rPr>
+      </w:pPr>
+    </w:p>
+    <w:p ns2:paraId="2056ED1A" ns2:textId="52C2ADC0">
       <w:pPr>
         <w:pStyle w:val="Prrafodelista"/>
         <w:numPr>
@@ -4472,7 +4472,7 @@
         <w:rPr>
           <w:rFonts w:ascii="Arial Narrow" w:eastAsia="Arial Narrow" w:hAnsi="Arial Narrow" w:cs="Arial Narrow"/>
           <w:kern w:val="0"/>
-          <w14:ligatures w14:val="none"/>
+          <ns2:ligatures ns2:val="none"/>
         </w:rPr>
       </w:pPr>
       <w:r>
@@ -4482,7 +4482,7 @@
           <w:kern w:val="0"/>
           <w:shd w:val="clear" w:color="auto" w:fill="FFFFFF"/>
           <w:lang w:eastAsia="es-PE"/>
-          <w14:ligatures w14:val="none"/>
+          <ns2:ligatures ns2:val="none"/>
         </w:rPr>
         <w:t xml:space="preserve">Presunta infracción a los artículos 18 y 19 de la Ley 29571, Código de Protección y Defensa del Consumidor, en tanto la compañía aseguradora </w:t>
       </w:r>
@@ -4490,7 +4490,7 @@
         <w:rPr>
           <w:rFonts w:ascii="Arial Narrow" w:eastAsia="Arial Narrow" w:hAnsi="Arial Narrow" w:cs="Arial Narrow"/>
           <w:kern w:val="0"/>
-          <w14:ligatures w14:val="none"/>
+          <ns2:ligatures ns2:val="none"/>
         </w:rPr>
         <w:t>habría suspendido indebidamente la Póliza del Seguro Vehicular por falta de pago de las primas, pese a que ello no fue informado oportunamente a</w:t>
       </w:r>
@@ -4498,7 +4498,7 @@
         <w:rPr>
           <w:rFonts w:ascii="Arial Narrow" w:eastAsia="Arial Narrow" w:hAnsi="Arial Narrow" w:cs="Arial Narrow"/>
           <w:kern w:val="0"/>
-          <w14:ligatures w14:val="none"/>
+          <ns2:ligatures ns2:val="none"/>
         </w:rPr>
         <w:t xml:space="preserve"> </w:t>
       </w:r>
@@ -4506,7 +4506,7 @@
         <w:rPr>
           <w:rFonts w:ascii="Arial Narrow" w:eastAsia="Arial Narrow" w:hAnsi="Arial Narrow" w:cs="Arial Narrow"/>
           <w:kern w:val="0"/>
-          <w14:ligatures w14:val="none"/>
+          <ns2:ligatures ns2:val="none"/>
         </w:rPr>
         <w:t>l</w:t>
       </w:r>
@@ -4514,7 +4514,7 @@
         <w:rPr>
           <w:rFonts w:ascii="Arial Narrow" w:eastAsia="Arial Narrow" w:hAnsi="Arial Narrow" w:cs="Arial Narrow"/>
           <w:kern w:val="0"/>
-          <w14:ligatures w14:val="none"/>
+          <ns2:ligatures ns2:val="none"/>
         </w:rPr>
         <w:t>a parte</w:t>
       </w:r>
@@ -4522,7 +4522,7 @@
         <w:rPr>
           <w:rFonts w:ascii="Arial Narrow" w:eastAsia="Arial Narrow" w:hAnsi="Arial Narrow" w:cs="Arial Narrow"/>
           <w:kern w:val="0"/>
-          <w14:ligatures w14:val="none"/>
+          <ns2:ligatures ns2:val="none"/>
         </w:rPr>
         <w:t xml:space="preserve"> denunciante</w:t>
       </w:r>
@@ -4533,23 +4533,23 @@
           <w:kern w:val="0"/>
           <w:shd w:val="clear" w:color="auto" w:fill="FFFFFF"/>
           <w:lang w:eastAsia="es-PE"/>
-          <w14:ligatures w14:val="none"/>
+          <ns2:ligatures ns2:val="none"/>
         </w:rPr>
         <w:t>.</w:t>
       </w:r>
     </w:p>
-    <w:p>
+    <w:p ns2:paraId="5CA08EE9" ns2:textId="77777777">
       <w:pPr>
         <w:spacing w:after="0" w:line="240" w:lineRule="auto"/>
         <w:jc w:val="both"/>
         <w:rPr>
           <w:rFonts w:ascii="Arial Narrow" w:eastAsia="Arial Narrow" w:hAnsi="Arial Narrow" w:cs="Arial Narrow"/>
           <w:kern w:val="0"/>
-          <w14:ligatures w14:val="none"/>
-        </w:rPr>
-      </w:pPr>
-    </w:p>
-    <w:p>
+          <ns2:ligatures ns2:val="none"/>
+        </w:rPr>
+      </w:pPr>
+    </w:p>
+    <w:p ns2:paraId="64718910" ns2:textId="616921EB">
       <w:pPr>
         <w:spacing w:line="240" w:lineRule="auto"/>
         <w:contextualSpacing/>
@@ -4557,7 +4557,7 @@
         <w:rPr>
           <w:rFonts w:ascii="Arial Narrow" w:eastAsia="Calibri" w:hAnsi="Arial Narrow" w:cs="Arial"/>
           <w:kern w:val="0"/>
-          <w14:ligatures w14:val="none"/>
+          <ns2:ligatures ns2:val="none"/>
         </w:rPr>
       </w:pPr>
       <w:r>
@@ -4567,7 +4567,7 @@
           <w:color w:val="000000"/>
           <w:kern w:val="0"/>
           <w:lang w:eastAsia="es-PE"/>
-          <w14:ligatures w14:val="none"/>
+          <ns2:ligatures ns2:val="none"/>
         </w:rPr>
         <w:lastRenderedPageBreak/>
         <w:t>TERCERO</w:t>
@@ -4579,7 +4579,7 @@
           <w:color w:val="000000"/>
           <w:kern w:val="0"/>
           <w:lang w:eastAsia="es-PE"/>
-          <w14:ligatures w14:val="none"/>
+          <ns2:ligatures ns2:val="none"/>
         </w:rPr>
         <w:t>:</w:t>
       </w:r>
@@ -4589,7 +4589,7 @@
           <w:color w:val="000000"/>
           <w:kern w:val="0"/>
           <w:lang w:eastAsia="es-PE"/>
-          <w14:ligatures w14:val="none"/>
+          <ns2:ligatures ns2:val="none"/>
         </w:rPr>
         <w:t xml:space="preserve"> tener por ofrecidos los medios probatorios presentados en el escrito de denuncia </w:t>
       </w:r>
@@ -4599,7 +4599,7 @@
           <w:color w:val="000000"/>
           <w:kern w:val="0"/>
           <w:lang w:val="es-ES" w:eastAsia="es-ES"/>
-          <w14:ligatures w14:val="none"/>
+          <ns2:ligatures ns2:val="none"/>
         </w:rPr>
         <w:t xml:space="preserve">del </w:t>
       </w:r>
@@ -4609,7 +4609,7 @@
           <w:color w:val="000000"/>
           <w:kern w:val="0"/>
           <w:lang w:eastAsia="es-ES"/>
-          <w14:ligatures w14:val="none"/>
+          <ns2:ligatures ns2:val="none"/>
         </w:rPr>
         <w:t>12 de marzo de 2025</w:t>
       </w:r>
@@ -4617,7 +4617,7 @@
         <w:rPr>
           <w:rFonts w:ascii="Arial Narrow" w:eastAsia="Calibri" w:hAnsi="Arial Narrow" w:cs="Arial"/>
           <w:kern w:val="0"/>
-          <w14:ligatures w14:val="none"/>
+          <ns2:ligatures ns2:val="none"/>
         </w:rPr>
         <w:t xml:space="preserve">, subsanada el 15 </w:t>
       </w:r>
@@ -4625,7 +4625,7 @@
         <w:rPr>
           <w:rFonts w:ascii="Arial Narrow" w:eastAsia="Calibri" w:hAnsi="Arial Narrow" w:cs="Arial"/>
           <w:kern w:val="0"/>
-          <w14:ligatures w14:val="none"/>
+          <ns2:ligatures ns2:val="none"/>
         </w:rPr>
         <w:t xml:space="preserve">y 22 </w:t>
       </w:r>
@@ -4633,7 +4633,7 @@
         <w:rPr>
           <w:rFonts w:ascii="Arial Narrow" w:eastAsia="Calibri" w:hAnsi="Arial Narrow" w:cs="Arial"/>
           <w:kern w:val="0"/>
-          <w14:ligatures w14:val="none"/>
+          <ns2:ligatures ns2:val="none"/>
         </w:rPr>
         <w:t>de abril de 2025</w:t>
       </w:r>
@@ -4641,12 +4641,12 @@
         <w:rPr>
           <w:rFonts w:ascii="Arial Narrow" w:eastAsia="Calibri" w:hAnsi="Arial Narrow" w:cs="Arial"/>
           <w:kern w:val="0"/>
-          <w14:ligatures w14:val="none"/>
+          <ns2:ligatures ns2:val="none"/>
         </w:rPr>
         <w:t>.</w:t>
       </w:r>
     </w:p>
-    <w:p>
+    <w:p ns2:paraId="72A4113D" ns2:textId="77777777">
       <w:pPr>
         <w:spacing w:line="240" w:lineRule="auto"/>
         <w:contextualSpacing/>
@@ -4656,11 +4656,11 @@
           <w:color w:val="000000"/>
           <w:kern w:val="0"/>
           <w:lang w:eastAsia="es-PE"/>
-          <w14:ligatures w14:val="none"/>
-        </w:rPr>
-      </w:pPr>
-    </w:p>
-    <w:p>
+          <ns2:ligatures ns2:val="none"/>
+        </w:rPr>
+      </w:pPr>
+    </w:p>
+    <w:p ns2:paraId="1B36369E" ns2:textId="59C88768">
       <w:pPr>
         <w:spacing w:after="0" w:line="240" w:lineRule="auto"/>
         <w:jc w:val="both"/>
@@ -4669,7 +4669,7 @@
           <w:color w:val="000000"/>
           <w:kern w:val="0"/>
           <w:lang w:eastAsia="es-PE"/>
-          <w14:ligatures w14:val="none"/>
+          <ns2:ligatures ns2:val="none"/>
         </w:rPr>
       </w:pPr>
       <w:r>
@@ -4679,7 +4679,7 @@
           <w:color w:val="000000"/>
           <w:kern w:val="0"/>
           <w:lang w:eastAsia="es-PE"/>
-          <w14:ligatures w14:val="none"/>
+          <ns2:ligatures ns2:val="none"/>
         </w:rPr>
         <w:t>CUARTO</w:t>
       </w:r>
@@ -4690,7 +4690,7 @@
           <w:color w:val="000000"/>
           <w:kern w:val="0"/>
           <w:lang w:eastAsia="es-PE"/>
-          <w14:ligatures w14:val="none"/>
+          <ns2:ligatures ns2:val="none"/>
         </w:rPr>
         <w:t xml:space="preserve">: </w:t>
       </w:r>
@@ -4700,7 +4700,7 @@
           <w:color w:val="000000"/>
           <w:kern w:val="0"/>
           <w:lang w:eastAsia="es-PE"/>
-          <w14:ligatures w14:val="none"/>
+          <ns2:ligatures ns2:val="none"/>
         </w:rPr>
         <w:t xml:space="preserve">requerir a </w:t>
       </w:r>
@@ -4712,7 +4712,7 @@
           <w:kern w:val="0"/>
           <w:shd w:val="clear" w:color="auto" w:fill="FFFFFF"/>
           <w:lang w:eastAsia="es-PE"/>
-          <w14:ligatures w14:val="none"/>
+          <ns2:ligatures ns2:val="none"/>
         </w:rPr>
         <w:t>Interseguro</w:t>
       </w:r>
@@ -4724,7 +4724,7 @@
           <w:kern w:val="0"/>
           <w:shd w:val="clear" w:color="auto" w:fill="FFFFFF"/>
           <w:lang w:eastAsia="es-PE"/>
-          <w14:ligatures w14:val="none"/>
+          <ns2:ligatures ns2:val="none"/>
         </w:rPr>
         <w:t xml:space="preserve"> Compañía </w:t>
       </w:r>
@@ -4735,7 +4735,7 @@
           <w:kern w:val="0"/>
           <w:shd w:val="clear" w:color="auto" w:fill="FFFFFF"/>
           <w:lang w:eastAsia="es-PE"/>
-          <w14:ligatures w14:val="none"/>
+          <ns2:ligatures ns2:val="none"/>
         </w:rPr>
         <w:t>d</w:t>
       </w:r>
@@ -4746,7 +4746,7 @@
           <w:kern w:val="0"/>
           <w:shd w:val="clear" w:color="auto" w:fill="FFFFFF"/>
           <w:lang w:eastAsia="es-PE"/>
-          <w14:ligatures w14:val="none"/>
+          <ns2:ligatures ns2:val="none"/>
         </w:rPr>
         <w:t>e Seguros S.A.</w:t>
       </w:r>
@@ -4756,7 +4756,7 @@
           <w:color w:val="000000"/>
           <w:kern w:val="0"/>
           <w:lang w:eastAsia="es-ES"/>
-          <w14:ligatures w14:val="none"/>
+          <ns2:ligatures ns2:val="none"/>
         </w:rPr>
         <w:t xml:space="preserve"> </w:t>
       </w:r>
@@ -4766,7 +4766,7 @@
           <w:color w:val="000000"/>
           <w:kern w:val="0"/>
           <w:lang w:eastAsia="es-PE"/>
-          <w14:ligatures w14:val="none"/>
+          <ns2:ligatures ns2:val="none"/>
         </w:rPr>
         <w:t>que cumpla con lo siguiente</w:t>
       </w:r>
@@ -4776,12 +4776,12 @@
           <w:color w:val="000000"/>
           <w:kern w:val="0"/>
           <w:lang w:eastAsia="es-PE"/>
-          <w14:ligatures w14:val="none"/>
+          <ns2:ligatures ns2:val="none"/>
         </w:rPr>
         <w:t>:</w:t>
       </w:r>
     </w:p>
-    <w:p>
+    <w:p ns2:paraId="09D9FCC8" ns2:textId="77777777">
       <w:pPr>
         <w:spacing w:after="0" w:line="240" w:lineRule="auto"/>
         <w:jc w:val="both"/>
@@ -4790,11 +4790,11 @@
           <w:color w:val="000000"/>
           <w:kern w:val="0"/>
           <w:lang w:eastAsia="es-PE"/>
-          <w14:ligatures w14:val="none"/>
-        </w:rPr>
-      </w:pPr>
-    </w:p>
-    <w:p>
+          <ns2:ligatures ns2:val="none"/>
+        </w:rPr>
+      </w:pPr>
+    </w:p>
+    <w:p ns2:paraId="0AC32CAC" ns2:textId="77777777">
       <w:pPr>
         <w:numPr>
           <w:ilvl w:val="0"/>
@@ -4808,7 +4808,7 @@
           <w:color w:val="000000"/>
           <w:kern w:val="0"/>
           <w:lang w:eastAsia="es-PE"/>
-          <w14:ligatures w14:val="none"/>
+          <ns2:ligatures ns2:val="none"/>
         </w:rPr>
       </w:pPr>
       <w:r>
@@ -4817,12 +4817,12 @@
           <w:color w:val="000000"/>
           <w:kern w:val="0"/>
           <w:lang w:eastAsia="es-PE"/>
-          <w14:ligatures w14:val="none"/>
+          <ns2:ligatures ns2:val="none"/>
         </w:rPr>
         <w:t>presentar documentos que acrediten su inscripción en los Registros Públicos o una declaración jurada que indique que cuenta con dicha inscripción;</w:t>
       </w:r>
     </w:p>
-    <w:p>
+    <w:p ns2:paraId="7C9575CF" ns2:textId="77777777">
       <w:pPr>
         <w:numPr>
           <w:ilvl w:val="0"/>
@@ -4836,7 +4836,7 @@
           <w:color w:val="000000"/>
           <w:kern w:val="0"/>
           <w:lang w:eastAsia="es-PE"/>
-          <w14:ligatures w14:val="none"/>
+          <ns2:ligatures ns2:val="none"/>
         </w:rPr>
       </w:pPr>
       <w:r>
@@ -4845,12 +4845,12 @@
           <w:color w:val="000000"/>
           <w:kern w:val="0"/>
           <w:lang w:eastAsia="es-PE"/>
-          <w14:ligatures w14:val="none"/>
+          <ns2:ligatures ns2:val="none"/>
         </w:rPr>
         <w:t>presentar copia simple de las facultades de representación de su representante legal en el presente procedimiento o la declaración jurada que indique que cuenta con dichas facultades y que estas se encuentran vigentes;</w:t>
       </w:r>
     </w:p>
-    <w:p>
+    <w:p ns2:paraId="0CD5704D" ns2:textId="77777777">
       <w:pPr>
         <w:numPr>
           <w:ilvl w:val="0"/>
@@ -4864,7 +4864,7 @@
           <w:color w:val="000000"/>
           <w:kern w:val="0"/>
           <w:lang w:eastAsia="es-PE"/>
-          <w14:ligatures w14:val="none"/>
+          <ns2:ligatures ns2:val="none"/>
         </w:rPr>
       </w:pPr>
       <w:r>
@@ -4873,12 +4873,12 @@
           <w:color w:val="000000"/>
           <w:kern w:val="0"/>
           <w:lang w:eastAsia="es-PE"/>
-          <w14:ligatures w14:val="none"/>
+          <ns2:ligatures ns2:val="none"/>
         </w:rPr>
         <w:t>consignar el Número de Registro Único de Contribuyentes (RUC); y,</w:t>
       </w:r>
     </w:p>
-    <w:p>
+    <w:p ns2:paraId="7341F53D" ns2:textId="101F16E7">
       <w:pPr>
         <w:numPr>
           <w:ilvl w:val="0"/>
@@ -4890,7 +4890,7 @@
         <w:rPr>
           <w:rFonts w:ascii="Arial Narrow" w:eastAsia="Calibri" w:hAnsi="Arial Narrow" w:cs="Arial"/>
           <w:kern w:val="0"/>
-          <w14:ligatures w14:val="none"/>
+          <ns2:ligatures ns2:val="none"/>
         </w:rPr>
       </w:pPr>
       <w:r>
@@ -4899,7 +4899,7 @@
           <w:color w:val="000000"/>
           <w:kern w:val="0"/>
           <w:lang w:eastAsia="es-PE"/>
-          <w14:ligatures w14:val="none"/>
+          <ns2:ligatures ns2:val="none"/>
         </w:rPr>
         <w:t>fijar domicilio procesal para el procedimiento, de conformidad con el numeral 1 del artículo 442</w:t>
       </w:r>
@@ -4909,7 +4909,7 @@
           <w:color w:val="000000"/>
           <w:kern w:val="0"/>
           <w:lang w:eastAsia="es-PE"/>
-          <w14:ligatures w14:val="none"/>
+          <ns2:ligatures ns2:val="none"/>
         </w:rPr>
         <w:t/>
       </w:r>
@@ -4919,7 +4919,7 @@
           <w:color w:val="000000"/>
           <w:kern w:val="0"/>
           <w:lang w:eastAsia="es-PE"/>
-          <w14:ligatures w14:val="none"/>
+          <ns2:ligatures ns2:val="none"/>
         </w:rPr>
         <w:t xml:space="preserve"> del Código Procesal Civil. </w:t>
       </w:r>
@@ -4927,7 +4927,7 @@
         <w:rPr>
           <w:rFonts w:ascii="Arial Narrow" w:eastAsia="Calibri" w:hAnsi="Arial Narrow" w:cs="Arial"/>
           <w:kern w:val="0"/>
-          <w14:ligatures w14:val="none"/>
+          <ns2:ligatures ns2:val="none"/>
         </w:rPr>
         <w:t>Para ello podrá señalar domicilio físico o una dirección electrónica a la que pueda remitirse las notificaciones</w:t>
       </w:r>
@@ -4936,12 +4936,12 @@
           <w:rFonts w:ascii="Arial Narrow" w:eastAsia="Arial" w:hAnsi="Arial Narrow" w:cs="Arial"/>
           <w:kern w:val="0"/>
           <w:lang w:val="es"/>
-          <w14:ligatures w14:val="none"/>
+          <ns2:ligatures ns2:val="none"/>
         </w:rPr>
         <w:t>;</w:t>
       </w:r>
     </w:p>
-    <w:p>
+    <w:p ns2:paraId="446A1900" ns2:textId="13BE47D4">
       <w:pPr>
         <w:numPr>
           <w:ilvl w:val="0"/>
@@ -4953,14 +4953,14 @@
         <w:rPr>
           <w:rFonts w:ascii="Arial Narrow" w:eastAsia="Calibri" w:hAnsi="Arial Narrow" w:cs="Arial"/>
           <w:kern w:val="0"/>
-          <w14:ligatures w14:val="none"/>
+          <ns2:ligatures ns2:val="none"/>
         </w:rPr>
       </w:pPr>
       <w:r>
         <w:rPr>
           <w:rFonts w:ascii="Arial Narrow" w:eastAsia="Calibri" w:hAnsi="Arial Narrow" w:cs="Arial"/>
           <w:kern w:val="0"/>
-          <w14:ligatures w14:val="none"/>
+          <ns2:ligatures ns2:val="none"/>
         </w:rPr>
         <w:t xml:space="preserve">en caso califique como </w:t>
       </w:r>
@@ -4969,7 +4969,7 @@
         <w:rPr>
           <w:rFonts w:ascii="Arial Narrow" w:eastAsia="Calibri" w:hAnsi="Arial Narrow" w:cs="Arial"/>
           <w:kern w:val="0"/>
-          <w14:ligatures w14:val="none"/>
+          <ns2:ligatures ns2:val="none"/>
         </w:rPr>
         <w:t>micro empresa</w:t>
       </w:r>
@@ -4978,7 +4978,7 @@
         <w:rPr>
           <w:rFonts w:ascii="Arial Narrow" w:eastAsia="Calibri" w:hAnsi="Arial Narrow" w:cs="Arial"/>
           <w:kern w:val="0"/>
-          <w14:ligatures w14:val="none"/>
+          <ns2:ligatures ns2:val="none"/>
         </w:rPr>
         <w:t xml:space="preserve"> o pequeña empresa, presentar los documentos que acrediten su volumen de ventas o ingresos brutos percibidos el año anterior relativo a todas sus actividades económicas y el número de trabajadores con el que cuenta</w:t>
       </w:r>
@@ -4988,7 +4988,7 @@
           <w:rFonts w:ascii="Arial Narrow" w:eastAsia="Calibri" w:hAnsi="Arial Narrow" w:cs="Arial"/>
           <w:kern w:val="0"/>
           <w:vertAlign w:val="superscript"/>
-          <w14:ligatures w14:val="none"/>
+          <ns2:ligatures ns2:val="none"/>
         </w:rPr>
         <w:footnoteReference w:id="10"/>
       </w:r>
@@ -4996,7 +4996,7 @@
         <w:rPr>
           <w:rFonts w:ascii="Arial Narrow" w:eastAsia="Calibri" w:hAnsi="Arial Narrow" w:cs="Arial"/>
           <w:kern w:val="0"/>
-          <w14:ligatures w14:val="none"/>
+          <ns2:ligatures ns2:val="none"/>
         </w:rPr>
         <w:t>. Ello, a fin de que la Comisión pueda meritar dicha documentación, conforme lo establece el artículo 110</w:t>
       </w:r>
@@ -5006,7 +5006,7 @@
           <w:color w:val="000000"/>
           <w:kern w:val="0"/>
           <w:lang w:eastAsia="es-PE"/>
-          <w14:ligatures w14:val="none"/>
+          <ns2:ligatures ns2:val="none"/>
         </w:rPr>
         <w:t/>
       </w:r>
@@ -5014,7 +5014,7 @@
         <w:rPr>
           <w:rFonts w:ascii="Arial Narrow" w:eastAsia="Calibri" w:hAnsi="Arial Narrow" w:cs="Arial"/>
           <w:kern w:val="0"/>
-          <w14:ligatures w14:val="none"/>
+          <ns2:ligatures ns2:val="none"/>
         </w:rPr>
         <w:t xml:space="preserve"> del </w:t>
       </w:r>
@@ -5023,7 +5023,7 @@
           <w:rFonts w:ascii="Arial Narrow" w:eastAsia="Calibri" w:hAnsi="Arial Narrow" w:cs="Arial"/>
           <w:spacing w:val="-2"/>
           <w:kern w:val="0"/>
-          <w14:ligatures w14:val="none"/>
+          <ns2:ligatures ns2:val="none"/>
         </w:rPr>
         <w:t>Código</w:t>
       </w:r>
@@ -5034,7 +5034,7 @@
           <w:spacing w:val="-2"/>
           <w:kern w:val="0"/>
           <w:vertAlign w:val="superscript"/>
-          <w14:ligatures w14:val="none"/>
+          <ns2:ligatures ns2:val="none"/>
         </w:rPr>
         <w:footnoteReference w:id="11"/>
       </w:r>
@@ -5043,26 +5043,57 @@
           <w:rFonts w:ascii="Arial Narrow" w:eastAsia="Calibri" w:hAnsi="Arial Narrow" w:cs="Arial"/>
           <w:spacing w:val="-2"/>
           <w:kern w:val="0"/>
-          <w14:ligatures w14:val="none"/>
+          <ns2:ligatures ns2:val="none"/>
         </w:rPr>
         <w:t>.</w:t>
       </w:r>
     </w:p>
+    <w:p ns2:paraId="354DE7F2" ns2:textId="77777777">
+      <w:pPr>
+        <w:spacing w:after="0" w:line="240" w:lineRule="auto"/>
+        <w:ind w:left="567"/>
+        <w:jc w:val="both"/>
+        <w:rPr>
+          <w:rFonts w:ascii="Arial Narrow" w:eastAsia="Arial Narrow" w:hAnsi="Arial Narrow" w:cs="Arial Narrow"/>
+          <w:color w:val="000000"/>
+          <w:kern w:val="0"/>
+          <w:lang w:eastAsia="es-PE"/>
+          <ns2:ligatures ns2:val="none"/>
+        </w:rPr>
+      </w:pPr>
+    </w:p>
     <w:p>
       <w:pPr>
         <w:spacing w:after="0" w:line="240" w:lineRule="auto"/>
-        <w:ind w:left="567"/>
         <w:jc w:val="both"/>
         <w:rPr>
           <w:rFonts w:ascii="Arial Narrow" w:eastAsia="Arial Narrow" w:hAnsi="Arial Narrow" w:cs="Arial Narrow"/>
           <w:color w:val="000000"/>
           <w:kern w:val="0"/>
           <w:lang w:eastAsia="es-PE"/>
-          <w14:ligatures w14:val="none"/>
-        </w:rPr>
-      </w:pPr>
-    </w:p>
-    <w:p>
+          <ns2:ligatures ns2:val="none"/>
+        </w:rPr>
+      </w:pPr>
+      <w:r>
+        <w:rPr>
+          <w:rFonts w:ascii="Arial Narrow" w:hAnsi="Arial Narrow" w:cs="Arial Narrow"/>
+          <w:b w:val="1"/>
+          <w:bCs w:val="1"/>
+          <w:sz w:val="20"/>
+          <w:szCs w:val="20"/>
+        </w:rPr>
+        <w:t xml:space="preserve">QUINTO: </w:t>
+      </w:r>
+      <w:r>
+        <w:rPr>
+          <w:rFonts w:ascii="Arial Narrow" w:hAnsi="Arial Narrow" w:cs="Arial Narrow"/>
+          <w:sz w:val="20"/>
+          <w:szCs w:val="20"/>
+        </w:rPr>
+        <w:t xml:space="preserve">correr traslado de la presente resolución a Interseguro Compañía de Seguros S.A para que, de conformidad con lo dispuesto por el artículo 26° de la Ley sobre Facultades, Normas y Organización del Indecopi, aprobado por Decreto Legislativo N° 8079, presente sus descargos sobre la imputación de cargos realizada en un plazo no mayor a cinco (5) días hábiles contado a partir del día siguiente de la notificación de la presente resolución, vencido el cual, el Secretario Técnico declarará en rebeldía a los denunciados que no lo hubieran presentado. Debe precisarse que de conformidad con lo establecido por el artículo 223° del Texto Único Ordenado de la Ley N° 27444, Ley del Procedimiento Administrativo General, las alegaciones y los hechos relevantes de la reclamación, salvo que hayan sido específicamente negadas en la contestación, se tendrán por aceptadas o meritadas como ciertas.</w:t>
+      </w:r>
+    </w:p>
+    <w:p ns2:paraId="7D74C0BD" ns2:textId="77777777">
       <w:pPr>
         <w:spacing w:after="0" w:line="240" w:lineRule="auto"/>
         <w:jc w:val="both"/>
@@ -5071,7 +5102,20 @@
           <w:color w:val="000000"/>
           <w:kern w:val="0"/>
           <w:lang w:eastAsia="es-PE"/>
-          <w14:ligatures w14:val="none"/>
+          <ns2:ligatures ns2:val="none"/>
+        </w:rPr>
+      </w:pPr>
+    </w:p>
+    <w:p ns2:paraId="61C1ED8F" ns2:textId="4D30FBBB">
+      <w:pPr>
+        <w:spacing w:after="0" w:line="240" w:lineRule="auto"/>
+        <w:jc w:val="both"/>
+        <w:rPr>
+          <w:rFonts w:ascii="Arial Narrow" w:eastAsia="Times New Roman" w:hAnsi="Arial Narrow" w:cs="Arial"/>
+          <w:color w:val="000000"/>
+          <w:kern w:val="0"/>
+          <w:lang w:val="es-ES" w:eastAsia="es-ES"/>
+          <ns2:ligatures ns2:val="none"/>
         </w:rPr>
       </w:pPr>
       <w:r>
@@ -5081,9 +5125,9 @@
           <w:color w:val="000000"/>
           <w:kern w:val="0"/>
           <w:lang w:eastAsia="es-PE"/>
-          <w14:ligatures w14:val="none"/>
-        </w:rPr>
-        <w:t>QUINTO</w:t>
+          <ns2:ligatures ns2:val="none"/>
+        </w:rPr>
+        <w:t>SEXTO</w:t>
       </w:r>
       <w:r>
         <w:rPr>
@@ -5092,398 +5136,175 @@
           <w:color w:val="000000"/>
           <w:kern w:val="0"/>
           <w:lang w:eastAsia="es-PE"/>
-          <w14:ligatures w14:val="none"/>
+          <ns2:ligatures ns2:val="none"/>
         </w:rPr>
         <w:t xml:space="preserve">: </w:t>
       </w:r>
-      <w:r>
+      <w:bookmarkStart w:id="4" w:name="_Hlk188286813"/>
+      <w:r>
+        <w:rPr>
+          <w:rFonts w:ascii="Arial Narrow" w:eastAsia="Times New Roman" w:hAnsi="Arial Narrow" w:cs="Arial"/>
+          <w:color w:val="000000"/>
+          <w:kern w:val="0"/>
+          <w:lang w:eastAsia="es-ES"/>
+          <ns2:ligatures ns2:val="none"/>
+        </w:rPr>
+        <w:t xml:space="preserve">requerir </w:t>
+      </w:r>
+      <w:r>
+        <w:rPr>
+          <w:rFonts w:ascii="Arial Narrow" w:eastAsia="Times New Roman" w:hAnsi="Arial Narrow" w:cs="Arial"/>
+          <w:color w:val="000000"/>
+          <w:kern w:val="0"/>
+          <w:lang w:val="es-ES" w:eastAsia="es-ES"/>
+          <ns2:ligatures ns2:val="none"/>
+        </w:rPr>
+        <w:t xml:space="preserve">que, </w:t>
+      </w:r>
+      <w:bookmarkEnd w:id="4"/>
+      <w:r>
+        <w:rPr>
+          <w:rFonts w:ascii="Arial Narrow" w:eastAsia="Times New Roman" w:hAnsi="Arial Narrow" w:cs="Arial"/>
+          <w:color w:val="000000"/>
+          <w:kern w:val="0"/>
+          <w:lang w:val="es-ES" w:eastAsia="es-ES"/>
+          <ns2:ligatures ns2:val="none"/>
+        </w:rPr>
+        <w:t xml:space="preserve">en un plazo no mayor de cinco (5) días hábiles contado a partir del día siguiente de la notificación de la presente resolución, </w:t>
+      </w:r>
+      <w:proofErr w:type="spellStart"/>
+      <w:r>
+        <w:rPr>
+          <w:rFonts w:ascii="Arial Narrow" w:eastAsia="Times New Roman" w:hAnsi="Arial Narrow" w:cs="Arial"/>
+          <w:color w:val="000000"/>
+          <w:kern w:val="0"/>
+          <w:lang w:val="es-ES" w:eastAsia="es-ES"/>
+          <ns2:ligatures ns2:val="none"/>
+        </w:rPr>
+        <w:t>Interseguro</w:t>
+      </w:r>
+      <w:proofErr w:type="spellEnd"/>
+      <w:r>
+        <w:rPr>
+          <w:rFonts w:ascii="Arial Narrow" w:eastAsia="Times New Roman" w:hAnsi="Arial Narrow" w:cs="Arial"/>
+          <w:color w:val="000000"/>
+          <w:kern w:val="0"/>
+          <w:lang w:val="es-ES" w:eastAsia="es-ES"/>
+          <ns2:ligatures ns2:val="none"/>
+        </w:rPr>
+        <w:t xml:space="preserve"> Compañía de Seguros S.A., cumpla con: (i) presentar una copia completa, legible y debidamente suscrita de la Póliza del Seguro Vehicular materia de denuncia; (</w:t>
+      </w:r>
+      <w:proofErr w:type="spellStart"/>
+      <w:r>
+        <w:rPr>
+          <w:rFonts w:ascii="Arial Narrow" w:eastAsia="Times New Roman" w:hAnsi="Arial Narrow" w:cs="Arial"/>
+          <w:color w:val="000000"/>
+          <w:kern w:val="0"/>
+          <w:lang w:val="es-ES" w:eastAsia="es-ES"/>
+          <ns2:ligatures ns2:val="none"/>
+        </w:rPr>
+        <w:t>ii</w:t>
+      </w:r>
+      <w:proofErr w:type="spellEnd"/>
+      <w:r>
+        <w:rPr>
+          <w:rFonts w:ascii="Arial Narrow" w:eastAsia="Times New Roman" w:hAnsi="Arial Narrow" w:cs="Arial"/>
+          <w:color w:val="000000"/>
+          <w:kern w:val="0"/>
+          <w:lang w:val="es-ES" w:eastAsia="es-ES"/>
+          <ns2:ligatures ns2:val="none"/>
+        </w:rPr>
+        <w:t>) presentar el cronograma de pago del Seguro Vehicular materia de denuncia; (</w:t>
+      </w:r>
+      <w:proofErr w:type="spellStart"/>
+      <w:r>
+        <w:rPr>
+          <w:rFonts w:ascii="Arial Narrow" w:eastAsia="Times New Roman" w:hAnsi="Arial Narrow" w:cs="Arial"/>
+          <w:color w:val="000000"/>
+          <w:kern w:val="0"/>
+          <w:lang w:val="es-ES" w:eastAsia="es-ES"/>
+          <ns2:ligatures ns2:val="none"/>
+        </w:rPr>
+        <w:t>iii</w:t>
+      </w:r>
+      <w:proofErr w:type="spellEnd"/>
+      <w:r>
+        <w:rPr>
+          <w:rFonts w:ascii="Arial Narrow" w:eastAsia="Times New Roman" w:hAnsi="Arial Narrow" w:cs="Arial"/>
+          <w:color w:val="000000"/>
+          <w:kern w:val="0"/>
+          <w:lang w:val="es-ES" w:eastAsia="es-ES"/>
+          <ns2:ligatures ns2:val="none"/>
+        </w:rPr>
+        <w:t>) presentar los documentos que acrediten que informó al denunciante la falta de pago de las primas; y, (</w:t>
+      </w:r>
+      <w:proofErr w:type="spellStart"/>
+      <w:r>
+        <w:rPr>
+          <w:rFonts w:ascii="Arial Narrow" w:eastAsia="Times New Roman" w:hAnsi="Arial Narrow" w:cs="Arial"/>
+          <w:color w:val="000000"/>
+          <w:kern w:val="0"/>
+          <w:lang w:val="es-ES" w:eastAsia="es-ES"/>
+          <ns2:ligatures ns2:val="none"/>
+        </w:rPr>
+        <w:t>iv</w:t>
+      </w:r>
+      <w:proofErr w:type="spellEnd"/>
+      <w:r>
+        <w:rPr>
+          <w:rFonts w:ascii="Arial Narrow" w:eastAsia="Times New Roman" w:hAnsi="Arial Narrow" w:cs="Arial"/>
+          <w:color w:val="000000"/>
+          <w:kern w:val="0"/>
+          <w:lang w:val="es-ES" w:eastAsia="es-ES"/>
+          <ns2:ligatures ns2:val="none"/>
+        </w:rPr>
+        <w:t>) presentar todas las comunicaciones cursadas con el denunciante en virtud del hecho materia de denuncia</w:t>
+      </w:r>
+      <w:r>
+        <w:rPr>
+          <w:rFonts w:ascii="Arial Narrow" w:eastAsia="Times New Roman" w:hAnsi="Arial Narrow" w:cs="Arial"/>
+          <w:color w:val="000000"/>
+          <w:kern w:val="0"/>
+          <w:lang w:val="es-ES" w:eastAsia="es-ES"/>
+          <ns2:ligatures ns2:val="none"/>
+        </w:rPr>
+        <w:t>.</w:t>
+      </w:r>
+    </w:p>
+    <w:p ns2:paraId="6A128BE5" ns2:textId="77777777">
+      <w:pPr>
+        <w:spacing w:after="0" w:line="240" w:lineRule="auto"/>
+        <w:jc w:val="both"/>
         <w:rPr>
           <w:rFonts w:ascii="Arial Narrow" w:eastAsia="Arial Narrow" w:hAnsi="Arial Narrow" w:cs="Arial Narrow"/>
-          <w:color w:val="000000"/>
-          <w:kern w:val="0"/>
-          <w:lang w:eastAsia="es-PE"/>
-          <w14:ligatures w14:val="none"/>
-        </w:rPr>
-        <w:t xml:space="preserve">correr traslado de la denuncia interpuesta </w:t>
-      </w:r>
-      <w:r>
-        <w:rPr>
-          <w:rFonts w:ascii="Arial Narrow" w:eastAsia="Times New Roman" w:hAnsi="Arial Narrow" w:cs="Arial"/>
-          <w:color w:val="000000"/>
-          <w:kern w:val="0"/>
-          <w:lang w:val="es-ES" w:eastAsia="es-ES"/>
-          <w14:ligatures w14:val="none"/>
-        </w:rPr>
-        <w:t xml:space="preserve">el </w:t>
-      </w:r>
-      <w:r>
-        <w:rPr>
-          <w:rFonts w:ascii="Arial Narrow" w:eastAsia="Times New Roman" w:hAnsi="Arial Narrow" w:cs="Arial"/>
-          <w:color w:val="000000"/>
-          <w:kern w:val="0"/>
-          <w:lang w:eastAsia="es-ES"/>
-          <w14:ligatures w14:val="none"/>
-        </w:rPr>
-        <w:t>12 de marzo de 2025</w:t>
-      </w:r>
-      <w:r>
-        <w:rPr>
-          <w:rFonts w:ascii="Arial Narrow" w:eastAsia="Calibri" w:hAnsi="Arial Narrow" w:cs="Arial"/>
-          <w:kern w:val="0"/>
-          <w14:ligatures w14:val="none"/>
-        </w:rPr>
-        <w:t xml:space="preserve">, subsanada </w:t>
-      </w:r>
-      <w:r>
-        <w:rPr>
-          <w:rFonts w:ascii="Arial Narrow" w:eastAsia="Calibri" w:hAnsi="Arial Narrow" w:cs="Arial"/>
-          <w:kern w:val="0"/>
-          <w14:ligatures w14:val="none"/>
-        </w:rPr>
-        <w:t>el</w:t>
-      </w:r>
-      <w:r>
-        <w:rPr>
-          <w:rFonts w:ascii="Arial Narrow" w:eastAsia="Calibri" w:hAnsi="Arial Narrow" w:cs="Arial"/>
-          <w:kern w:val="0"/>
-          <w14:ligatures w14:val="none"/>
-        </w:rPr>
-        <w:t xml:space="preserve"> </w:t>
-      </w:r>
-      <w:r>
-        <w:rPr>
-          <w:rFonts w:ascii="Arial Narrow" w:eastAsia="Calibri" w:hAnsi="Arial Narrow" w:cs="Arial"/>
-          <w:kern w:val="0"/>
-          <w14:ligatures w14:val="none"/>
-        </w:rPr>
-        <w:t>15</w:t>
-      </w:r>
-      <w:r>
-        <w:rPr>
-          <w:rFonts w:ascii="Arial Narrow" w:eastAsia="Calibri" w:hAnsi="Arial Narrow" w:cs="Arial"/>
-          <w:kern w:val="0"/>
-          <w14:ligatures w14:val="none"/>
-        </w:rPr>
-        <w:t xml:space="preserve"> de abril de 2025</w:t>
-      </w:r>
-      <w:r>
-        <w:rPr>
-          <w:rFonts w:ascii="Arial Narrow" w:eastAsia="Calibri" w:hAnsi="Arial Narrow" w:cs="Arial"/>
-          <w:kern w:val="0"/>
-          <w14:ligatures w14:val="none"/>
-        </w:rPr>
-        <w:t xml:space="preserve">, </w:t>
-      </w:r>
-      <w:r>
+          <w:b/>
+          <w:color w:val="000000"/>
+          <w:kern w:val="0"/>
+          <w:lang w:val="es-ES" w:eastAsia="es-PE"/>
+          <ns2:ligatures ns2:val="none"/>
+        </w:rPr>
+      </w:pPr>
+    </w:p>
+    <w:p ns2:paraId="5A49EAA8" ns2:textId="38BA813D">
+      <w:pPr>
+        <w:spacing w:after="0" w:line="240" w:lineRule="auto"/>
+        <w:jc w:val="both"/>
         <w:rPr>
           <w:rFonts w:ascii="Arial Narrow" w:eastAsia="Arial Narrow" w:hAnsi="Arial Narrow" w:cs="Arial Narrow"/>
           <w:color w:val="000000"/>
           <w:kern w:val="0"/>
           <w:lang w:eastAsia="es-PE"/>
-          <w14:ligatures w14:val="none"/>
-        </w:rPr>
-        <w:t>a</w:t>
-      </w:r>
-      <w:r>
-        <w:rPr>
-          <w:rFonts w:ascii="Arial Narrow" w:eastAsia="Times New Roman" w:hAnsi="Arial Narrow" w:cs="Times New Roman"/>
-          <w:color w:val="000000"/>
-          <w:kern w:val="0"/>
-          <w:shd w:val="clear" w:color="auto" w:fill="FFFFFF"/>
-          <w:lang w:eastAsia="es-PE"/>
-          <w14:ligatures w14:val="none"/>
-        </w:rPr>
-        <w:t xml:space="preserve"> </w:t>
-      </w:r>
-      <w:proofErr w:type="spellStart"/>
-      <w:r>
-        <w:rPr>
-          <w:rFonts w:ascii="Arial Narrow" w:eastAsia="Times New Roman" w:hAnsi="Arial Narrow" w:cs="Times New Roman"/>
-          <w:color w:val="000000"/>
-          <w:kern w:val="0"/>
-          <w:shd w:val="clear" w:color="auto" w:fill="FFFFFF"/>
-          <w:lang w:eastAsia="es-PE"/>
-          <w14:ligatures w14:val="none"/>
-        </w:rPr>
-        <w:t>Interseguro</w:t>
-      </w:r>
-      <w:proofErr w:type="spellEnd"/>
-      <w:r>
-        <w:rPr>
-          <w:rFonts w:ascii="Arial Narrow" w:eastAsia="Times New Roman" w:hAnsi="Arial Narrow" w:cs="Times New Roman"/>
-          <w:color w:val="000000"/>
-          <w:kern w:val="0"/>
-          <w:shd w:val="clear" w:color="auto" w:fill="FFFFFF"/>
-          <w:lang w:eastAsia="es-PE"/>
-          <w14:ligatures w14:val="none"/>
-        </w:rPr>
-        <w:t xml:space="preserve"> Compañía </w:t>
-      </w:r>
-      <w:r>
-        <w:rPr>
-          <w:rFonts w:ascii="Arial Narrow" w:eastAsia="Times New Roman" w:hAnsi="Arial Narrow" w:cs="Times New Roman"/>
-          <w:color w:val="000000"/>
-          <w:kern w:val="0"/>
-          <w:shd w:val="clear" w:color="auto" w:fill="FFFFFF"/>
-          <w:lang w:eastAsia="es-PE"/>
-          <w14:ligatures w14:val="none"/>
-        </w:rPr>
-        <w:t>d</w:t>
-      </w:r>
-      <w:r>
-        <w:rPr>
-          <w:rFonts w:ascii="Arial Narrow" w:eastAsia="Times New Roman" w:hAnsi="Arial Narrow" w:cs="Times New Roman"/>
-          <w:color w:val="000000"/>
-          <w:kern w:val="0"/>
-          <w:shd w:val="clear" w:color="auto" w:fill="FFFFFF"/>
-          <w:lang w:eastAsia="es-PE"/>
-          <w14:ligatures w14:val="none"/>
-        </w:rPr>
-        <w:t>e Seguros S.A.</w:t>
-      </w:r>
+          <ns2:ligatures ns2:val="none"/>
+        </w:rPr>
+      </w:pPr>
       <w:r>
         <w:rPr>
           <w:rFonts w:ascii="Arial Narrow" w:eastAsia="Arial Narrow" w:hAnsi="Arial Narrow" w:cs="Arial Narrow"/>
-          <w:color w:val="000000"/>
-          <w:kern w:val="0"/>
-          <w:lang w:eastAsia="es-PE"/>
-          <w14:ligatures w14:val="none"/>
-        </w:rPr>
-        <w:t>, para que, de conformidad con lo dispuesto por el artículo 26</w:t>
-      </w:r>
-      <w:r>
-        <w:rPr>
-          <w:rFonts w:ascii="Arial Narrow" w:eastAsia="Times New Roman" w:hAnsi="Arial Narrow" w:cs="Segoe UI"/>
-          <w:color w:val="000000"/>
-          <w:kern w:val="0"/>
-          <w:lang w:eastAsia="es-PE"/>
-          <w14:ligatures w14:val="none"/>
-        </w:rPr>
-        <w:t/>
-      </w:r>
-      <w:r>
-        <w:rPr>
-          <w:rFonts w:ascii="Arial Narrow" w:eastAsia="Arial Narrow" w:hAnsi="Arial Narrow" w:cs="Arial Narrow"/>
-          <w:color w:val="000000"/>
-          <w:kern w:val="0"/>
-          <w:lang w:eastAsia="es-PE"/>
-          <w14:ligatures w14:val="none"/>
-        </w:rPr>
-        <w:t xml:space="preserve"> de la Ley sobre Facultades, Normas y Organización del Indecopi, aprobada por Decreto Legislativo 807, presente sus descargos en un plazo no mayor de cinco (5) días hábiles contados desde la notificación. </w:t>
-      </w:r>
-    </w:p>
-    <w:p>
-      <w:pPr>
-        <w:spacing w:after="0" w:line="240" w:lineRule="auto"/>
-        <w:jc w:val="both"/>
-        <w:rPr>
-          <w:rFonts w:ascii="Arial Narrow" w:eastAsia="Arial Narrow" w:hAnsi="Arial Narrow" w:cs="Arial Narrow"/>
-          <w:color w:val="000000"/>
-          <w:kern w:val="0"/>
-          <w:lang w:eastAsia="es-PE"/>
-          <w14:ligatures w14:val="none"/>
-        </w:rPr>
-      </w:pPr>
-    </w:p>
-    <w:p>
-      <w:pPr>
-        <w:spacing w:after="0" w:line="240" w:lineRule="auto"/>
-        <w:jc w:val="both"/>
-        <w:rPr>
-          <w:rFonts w:ascii="Arial Narrow" w:eastAsia="Times New Roman" w:hAnsi="Arial Narrow" w:cs="Arial"/>
-          <w:color w:val="000000"/>
-          <w:kern w:val="0"/>
-          <w:lang w:val="es-ES" w:eastAsia="es-ES"/>
-          <w14:ligatures w14:val="none"/>
-        </w:rPr>
-      </w:pPr>
-      <w:r>
-        <w:rPr>
-          <w:rFonts w:ascii="Arial Narrow" w:eastAsia="Arial Narrow" w:hAnsi="Arial Narrow" w:cs="Arial Narrow"/>
-          <w:b/>
-          <w:color w:val="000000"/>
-          <w:kern w:val="0"/>
-          <w:lang w:eastAsia="es-PE"/>
-          <w14:ligatures w14:val="none"/>
-        </w:rPr>
-        <w:t>SEXTO</w:t>
-      </w:r>
-      <w:r>
-        <w:rPr>
-          <w:rFonts w:ascii="Arial Narrow" w:eastAsia="Arial Narrow" w:hAnsi="Arial Narrow" w:cs="Arial Narrow"/>
-          <w:b/>
-          <w:color w:val="000000"/>
-          <w:kern w:val="0"/>
-          <w:lang w:eastAsia="es-PE"/>
-          <w14:ligatures w14:val="none"/>
-        </w:rPr>
-        <w:t xml:space="preserve">: </w:t>
-      </w:r>
-      <w:bookmarkStart w:id="4" w:name="_Hlk188286813"/>
-      <w:r>
-        <w:rPr>
-          <w:rFonts w:ascii="Arial Narrow" w:eastAsia="Times New Roman" w:hAnsi="Arial Narrow" w:cs="Arial"/>
-          <w:color w:val="000000"/>
-          <w:kern w:val="0"/>
-          <w:lang w:eastAsia="es-ES"/>
-          <w14:ligatures w14:val="none"/>
-        </w:rPr>
-        <w:t xml:space="preserve">requerir </w:t>
-      </w:r>
-      <w:r>
-        <w:rPr>
-          <w:rFonts w:ascii="Arial Narrow" w:eastAsia="Times New Roman" w:hAnsi="Arial Narrow" w:cs="Arial"/>
-          <w:color w:val="000000"/>
-          <w:kern w:val="0"/>
-          <w:lang w:val="es-ES" w:eastAsia="es-ES"/>
-          <w14:ligatures w14:val="none"/>
-        </w:rPr>
-        <w:t xml:space="preserve">que, </w:t>
-      </w:r>
-      <w:bookmarkEnd w:id="4"/>
-      <w:r>
-        <w:rPr>
-          <w:rFonts w:ascii="Arial Narrow" w:eastAsia="Times New Roman" w:hAnsi="Arial Narrow" w:cs="Arial"/>
-          <w:color w:val="000000"/>
-          <w:kern w:val="0"/>
-          <w:lang w:val="es-ES" w:eastAsia="es-ES"/>
-          <w14:ligatures w14:val="none"/>
-        </w:rPr>
-        <w:t xml:space="preserve">en un plazo no mayor de cinco (5) días hábiles contado a partir del día siguiente de la notificación de la presente resolución, </w:t>
-      </w:r>
-      <w:proofErr w:type="spellStart"/>
-      <w:r>
-        <w:rPr>
-          <w:rFonts w:ascii="Arial Narrow" w:eastAsia="Times New Roman" w:hAnsi="Arial Narrow" w:cs="Arial"/>
-          <w:color w:val="000000"/>
-          <w:kern w:val="0"/>
-          <w:lang w:val="es-ES" w:eastAsia="es-ES"/>
-          <w14:ligatures w14:val="none"/>
-        </w:rPr>
-        <w:t>Interseguro</w:t>
-      </w:r>
-      <w:proofErr w:type="spellEnd"/>
-      <w:r>
-        <w:rPr>
-          <w:rFonts w:ascii="Arial Narrow" w:eastAsia="Times New Roman" w:hAnsi="Arial Narrow" w:cs="Arial"/>
-          <w:color w:val="000000"/>
-          <w:kern w:val="0"/>
-          <w:lang w:val="es-ES" w:eastAsia="es-ES"/>
-          <w14:ligatures w14:val="none"/>
-        </w:rPr>
-        <w:t xml:space="preserve"> Compañía de Seguros S.A., cumpla con: (i) presentar una copia completa, legible y debidamente suscrita de la Póliza del Seguro Vehicular materia de denuncia; (</w:t>
-      </w:r>
-      <w:proofErr w:type="spellStart"/>
-      <w:r>
-        <w:rPr>
-          <w:rFonts w:ascii="Arial Narrow" w:eastAsia="Times New Roman" w:hAnsi="Arial Narrow" w:cs="Arial"/>
-          <w:color w:val="000000"/>
-          <w:kern w:val="0"/>
-          <w:lang w:val="es-ES" w:eastAsia="es-ES"/>
-          <w14:ligatures w14:val="none"/>
-        </w:rPr>
-        <w:t>ii</w:t>
-      </w:r>
-      <w:proofErr w:type="spellEnd"/>
-      <w:r>
-        <w:rPr>
-          <w:rFonts w:ascii="Arial Narrow" w:eastAsia="Times New Roman" w:hAnsi="Arial Narrow" w:cs="Arial"/>
-          <w:color w:val="000000"/>
-          <w:kern w:val="0"/>
-          <w:lang w:val="es-ES" w:eastAsia="es-ES"/>
-          <w14:ligatures w14:val="none"/>
-        </w:rPr>
-        <w:t>) presentar el cronograma de pago del Seguro Vehicular materia de denuncia; (</w:t>
-      </w:r>
-      <w:proofErr w:type="spellStart"/>
-      <w:r>
-        <w:rPr>
-          <w:rFonts w:ascii="Arial Narrow" w:eastAsia="Times New Roman" w:hAnsi="Arial Narrow" w:cs="Arial"/>
-          <w:color w:val="000000"/>
-          <w:kern w:val="0"/>
-          <w:lang w:val="es-ES" w:eastAsia="es-ES"/>
-          <w14:ligatures w14:val="none"/>
-        </w:rPr>
-        <w:t>iii</w:t>
-      </w:r>
-      <w:proofErr w:type="spellEnd"/>
-      <w:r>
-        <w:rPr>
-          <w:rFonts w:ascii="Arial Narrow" w:eastAsia="Times New Roman" w:hAnsi="Arial Narrow" w:cs="Arial"/>
-          <w:color w:val="000000"/>
-          <w:kern w:val="0"/>
-          <w:lang w:val="es-ES" w:eastAsia="es-ES"/>
-          <w14:ligatures w14:val="none"/>
-        </w:rPr>
-        <w:t>) presentar los documentos que acrediten que informó al denunciante la falta de pago de las primas; y, (</w:t>
-      </w:r>
-      <w:proofErr w:type="spellStart"/>
-      <w:r>
-        <w:rPr>
-          <w:rFonts w:ascii="Arial Narrow" w:eastAsia="Times New Roman" w:hAnsi="Arial Narrow" w:cs="Arial"/>
-          <w:color w:val="000000"/>
-          <w:kern w:val="0"/>
-          <w:lang w:val="es-ES" w:eastAsia="es-ES"/>
-          <w14:ligatures w14:val="none"/>
-        </w:rPr>
-        <w:t>iv</w:t>
-      </w:r>
-      <w:proofErr w:type="spellEnd"/>
-      <w:r>
-        <w:rPr>
-          <w:rFonts w:ascii="Arial Narrow" w:eastAsia="Times New Roman" w:hAnsi="Arial Narrow" w:cs="Arial"/>
-          <w:color w:val="000000"/>
-          <w:kern w:val="0"/>
-          <w:lang w:val="es-ES" w:eastAsia="es-ES"/>
-          <w14:ligatures w14:val="none"/>
-        </w:rPr>
-        <w:t>) presentar todas las comunicaciones cursadas con el denunciante en virtud del hecho materia de denuncia</w:t>
-      </w:r>
-      <w:r>
-        <w:rPr>
-          <w:rFonts w:ascii="Arial Narrow" w:eastAsia="Times New Roman" w:hAnsi="Arial Narrow" w:cs="Arial"/>
-          <w:color w:val="000000"/>
-          <w:kern w:val="0"/>
-          <w:lang w:val="es-ES" w:eastAsia="es-ES"/>
-          <w14:ligatures w14:val="none"/>
-        </w:rPr>
-        <w:t>.</w:t>
-      </w:r>
-    </w:p>
-    <w:p>
-      <w:pPr>
-        <w:spacing w:after="0" w:line="240" w:lineRule="auto"/>
-        <w:jc w:val="both"/>
-        <w:rPr>
-          <w:rFonts w:ascii="Arial Narrow" w:eastAsia="Arial Narrow" w:hAnsi="Arial Narrow" w:cs="Arial Narrow"/>
-          <w:b/>
-          <w:color w:val="000000"/>
-          <w:kern w:val="0"/>
-          <w:lang w:val="es-ES" w:eastAsia="es-PE"/>
-          <w14:ligatures w14:val="none"/>
-        </w:rPr>
-      </w:pPr>
-    </w:p>
-    <w:p>
-      <w:pPr>
-        <w:spacing w:after="0" w:line="240" w:lineRule="auto"/>
-        <w:jc w:val="both"/>
-        <w:rPr>
-          <w:rFonts w:ascii="Arial Narrow" w:eastAsia="Arial Narrow" w:hAnsi="Arial Narrow" w:cs="Arial Narrow"/>
-          <w:color w:val="000000"/>
-          <w:kern w:val="0"/>
-          <w:lang w:eastAsia="es-PE"/>
-          <w14:ligatures w14:val="none"/>
-        </w:rPr>
-      </w:pPr>
-      <w:r>
-        <w:rPr>
-          <w:rFonts w:ascii="Arial Narrow" w:eastAsia="Arial Narrow" w:hAnsi="Arial Narrow" w:cs="Arial Narrow"/>
-          <w:b/>
-          <w:color w:val="000000"/>
-          <w:kern w:val="0"/>
-          <w:lang w:eastAsia="es-PE"/>
-          <w14:ligatures w14:val="none"/>
+          <w:b/>
+          <w:color w:val="000000"/>
+          <w:kern w:val="0"/>
+          <w:lang w:eastAsia="es-PE"/>
+          <ns2:ligatures ns2:val="none"/>
         </w:rPr>
         <w:lastRenderedPageBreak/>
         <w:t>SÉTIMO</w:t>
@@ -5495,7 +5316,7 @@
           <w:color w:val="000000"/>
           <w:kern w:val="0"/>
           <w:lang w:eastAsia="es-PE"/>
-          <w14:ligatures w14:val="none"/>
+          <ns2:ligatures ns2:val="none"/>
         </w:rPr>
         <w:t>:</w:t>
       </w:r>
@@ -5505,7 +5326,7 @@
           <w:color w:val="000000"/>
           <w:kern w:val="0"/>
           <w:lang w:eastAsia="es-PE"/>
-          <w14:ligatures w14:val="none"/>
+          <ns2:ligatures ns2:val="none"/>
         </w:rPr>
         <w:t xml:space="preserve"> </w:t>
       </w:r>
@@ -5516,7 +5337,7 @@
           <w:color w:val="000000"/>
           <w:kern w:val="0"/>
           <w:lang w:eastAsia="es-PE"/>
-          <w14:ligatures w14:val="none"/>
+          <ns2:ligatures ns2:val="none"/>
         </w:rPr>
         <w:t>informar a las partes que el artículo 110</w:t>
       </w:r>
@@ -5526,7 +5347,7 @@
           <w:color w:val="000000"/>
           <w:kern w:val="0"/>
           <w:lang w:eastAsia="es-PE"/>
-          <w14:ligatures w14:val="none"/>
+          <ns2:ligatures ns2:val="none"/>
         </w:rPr>
         <w:t/>
       </w:r>
@@ -5536,7 +5357,7 @@
           <w:color w:val="000000"/>
           <w:kern w:val="0"/>
           <w:lang w:eastAsia="es-PE"/>
-          <w14:ligatures w14:val="none"/>
+          <ns2:ligatures ns2:val="none"/>
         </w:rPr>
         <w:t xml:space="preserve"> de la Ley 29571, Código de Protección y Defensa del Consumidor</w:t>
       </w:r>
@@ -5548,7 +5369,7 @@
           <w:kern w:val="0"/>
           <w:vertAlign w:val="superscript"/>
           <w:lang w:eastAsia="es-PE"/>
-          <w14:ligatures w14:val="none"/>
+          <ns2:ligatures ns2:val="none"/>
         </w:rPr>
         <w:footnoteReference w:id="12"/>
       </w:r>
@@ -5558,7 +5379,7 @@
           <w:color w:val="000000"/>
           <w:kern w:val="0"/>
           <w:lang w:eastAsia="es-PE"/>
-          <w14:ligatures w14:val="none"/>
+          <ns2:ligatures ns2:val="none"/>
         </w:rPr>
         <w:t>, faculta a la Comisión a calificar las infracciones de la referida norma como leves, graves o muy graves e imponer sanciones que van desde una amonestación hasta una multa por un máximo de 450 Unidades Impositivas Tributarias, sin perjuicio de las medidas correctivas, reparadoras y complementarias, que puedan ordenarse de acuerdo a lo estipulado en los artículos 114</w:t>
       </w:r>
@@ -5568,7 +5389,7 @@
           <w:color w:val="000000"/>
           <w:kern w:val="0"/>
           <w:lang w:eastAsia="es-PE"/>
-          <w14:ligatures w14:val="none"/>
+          <ns2:ligatures ns2:val="none"/>
         </w:rPr>
         <w:t/>
       </w:r>
@@ -5578,7 +5399,7 @@
           <w:color w:val="000000"/>
           <w:kern w:val="0"/>
           <w:lang w:eastAsia="es-PE"/>
-          <w14:ligatures w14:val="none"/>
+          <ns2:ligatures ns2:val="none"/>
         </w:rPr>
         <w:t>, 115</w:t>
       </w:r>
@@ -5588,7 +5409,7 @@
           <w:color w:val="000000"/>
           <w:kern w:val="0"/>
           <w:lang w:eastAsia="es-PE"/>
-          <w14:ligatures w14:val="none"/>
+          <ns2:ligatures ns2:val="none"/>
         </w:rPr>
         <w:t/>
       </w:r>
@@ -5598,7 +5419,7 @@
           <w:color w:val="000000"/>
           <w:kern w:val="0"/>
           <w:lang w:eastAsia="es-PE"/>
-          <w14:ligatures w14:val="none"/>
+          <ns2:ligatures ns2:val="none"/>
         </w:rPr>
         <w:t xml:space="preserve"> y 116</w:t>
       </w:r>
@@ -5608,7 +5429,7 @@
           <w:color w:val="000000"/>
           <w:kern w:val="0"/>
           <w:lang w:eastAsia="es-PE"/>
-          <w14:ligatures w14:val="none"/>
+          <ns2:ligatures ns2:val="none"/>
         </w:rPr>
         <w:t/>
       </w:r>
@@ -5618,7 +5439,7 @@
           <w:color w:val="000000"/>
           <w:kern w:val="0"/>
           <w:lang w:eastAsia="es-PE"/>
-          <w14:ligatures w14:val="none"/>
+          <ns2:ligatures ns2:val="none"/>
         </w:rPr>
         <w:t xml:space="preserve"> de la referida norma</w:t>
       </w:r>
@@ -5630,7 +5451,7 @@
           <w:kern w:val="0"/>
           <w:vertAlign w:val="superscript"/>
           <w:lang w:eastAsia="es-PE"/>
-          <w14:ligatures w14:val="none"/>
+          <ns2:ligatures ns2:val="none"/>
         </w:rPr>
         <w:footnoteReference w:id="13"/>
       </w:r>
@@ -5640,7 +5461,7 @@
           <w:color w:val="000000"/>
           <w:kern w:val="0"/>
           <w:lang w:eastAsia="es-PE"/>
-          <w14:ligatures w14:val="none"/>
+          <ns2:ligatures ns2:val="none"/>
         </w:rPr>
         <w:t xml:space="preserve">. </w:t>
       </w:r>
@@ -5651,7 +5472,7 @@
           <w:color w:val="000000"/>
           <w:kern w:val="0"/>
           <w:lang w:eastAsia="es-PE"/>
-          <w14:ligatures w14:val="none"/>
+          <ns2:ligatures ns2:val="none"/>
         </w:rPr>
         <w:lastRenderedPageBreak/>
         <w:t>Asimismo, se consideran circunstancias atenuantes para la graduación de la sanción, el allanamiento de la denuncia o el reconocimiento de las pretensiones en ella contenidas, de acuerdo con el artículo 112</w:t>
@@ -5662,7 +5483,7 @@
           <w:color w:val="000000"/>
           <w:kern w:val="0"/>
           <w:lang w:eastAsia="es-PE"/>
-          <w14:ligatures w14:val="none"/>
+          <ns2:ligatures ns2:val="none"/>
         </w:rPr>
         <w:t/>
       </w:r>
@@ -5672,7 +5493,7 @@
           <w:color w:val="000000"/>
           <w:kern w:val="0"/>
           <w:lang w:eastAsia="es-PE"/>
-          <w14:ligatures w14:val="none"/>
+          <ns2:ligatures ns2:val="none"/>
         </w:rPr>
         <w:t xml:space="preserve"> del Código</w:t>
       </w:r>
@@ -5684,7 +5505,7 @@
           <w:kern w:val="0"/>
           <w:vertAlign w:val="superscript"/>
           <w:lang w:eastAsia="es-PE"/>
-          <w14:ligatures w14:val="none"/>
+          <ns2:ligatures ns2:val="none"/>
         </w:rPr>
         <w:footnoteReference w:id="14"/>
       </w:r>
@@ -5694,12 +5515,12 @@
           <w:color w:val="000000"/>
           <w:kern w:val="0"/>
           <w:lang w:eastAsia="es-PE"/>
-          <w14:ligatures w14:val="none"/>
+          <ns2:ligatures ns2:val="none"/>
         </w:rPr>
         <w:t>.</w:t>
       </w:r>
     </w:p>
-    <w:p>
+    <w:p ns2:paraId="60BC1406" ns2:textId="77777777">
       <w:pPr>
         <w:shd w:val="clear" w:color="auto" w:fill="FFFFFF"/>
         <w:spacing w:after="0" w:line="240" w:lineRule="auto"/>
@@ -5710,11 +5531,11 @@
           <w:color w:val="000000"/>
           <w:kern w:val="0"/>
           <w:lang w:eastAsia="es-PE"/>
-          <w14:ligatures w14:val="none"/>
-        </w:rPr>
-      </w:pPr>
-    </w:p>
-    <w:p>
+          <ns2:ligatures ns2:val="none"/>
+        </w:rPr>
+      </w:pPr>
+    </w:p>
+    <w:p ns2:paraId="2A591567" ns2:textId="3B229FCD">
       <w:pPr>
         <w:shd w:val="clear" w:color="auto" w:fill="FFFFFF"/>
         <w:spacing w:after="0" w:line="240" w:lineRule="auto"/>
@@ -5724,7 +5545,7 @@
           <w:color w:val="000000"/>
           <w:kern w:val="0"/>
           <w:lang w:eastAsia="es-PE"/>
-          <w14:ligatures w14:val="none"/>
+          <ns2:ligatures ns2:val="none"/>
         </w:rPr>
       </w:pPr>
       <w:r>
@@ -5733,7 +5554,7 @@
           <w:b/>
           <w:bCs/>
           <w:kern w:val="0"/>
-          <w14:ligatures w14:val="none"/>
+          <ns2:ligatures ns2:val="none"/>
         </w:rPr>
         <w:t xml:space="preserve">OCTAVO: informar a las partes que conforme a lo establecido en el artículo 39 de la Ley sobre Facultades, Normas y Organización del Indecopi, aprobada por Decreto Legislativo 807, los gastos por los peritajes realizados, actuación de pruebas, inspecciones y otros [APELLIDO] de la tramitación del proceso serán de cargo de la parte que solicita la prueba, salvo pacto en contrario. En todos los casos, la resolución final determinará si los gastos deben ser asumidos por alguna de las partes, o reembolsados a la otra parte o al Indecopi, según sea el caso, de manera adicional a la sanción que haya podido imponerse. </w:t>
       </w:r>
@@ -5744,7 +5565,7 @@
           <w:color w:val="000000"/>
           <w:kern w:val="0"/>
           <w:lang w:eastAsia="es-PE"/>
-          <w14:ligatures w14:val="none"/>
+          <ns2:ligatures ns2:val="none"/>
         </w:rPr>
         <w:t/>
       </w:r>
@@ -5754,7 +5575,7 @@
           <w:color w:val="000000"/>
           <w:kern w:val="0"/>
           <w:lang w:eastAsia="es-PE"/>
-          <w14:ligatures w14:val="none"/>
+          <ns2:ligatures ns2:val="none"/>
         </w:rPr>
         <w:t xml:space="preserve"/>
       </w:r>
@@ -5764,7 +5585,7 @@
           <w:color w:val="000000"/>
           <w:kern w:val="0"/>
           <w:lang w:eastAsia="es-PE"/>
-          <w14:ligatures w14:val="none"/>
+          <ns2:ligatures ns2:val="none"/>
         </w:rPr>
         <w:t/>
       </w:r>
@@ -5774,12 +5595,12 @@
           <w:color w:val="000000"/>
           <w:kern w:val="0"/>
           <w:lang w:eastAsia="es-PE"/>
-          <w14:ligatures w14:val="none"/>
+          <ns2:ligatures ns2:val="none"/>
         </w:rPr>
         <w:t xml:space="preserve"/>
       </w:r>
     </w:p>
-    <w:p>
+    <w:p ns2:paraId="3696E77C" ns2:textId="77777777">
       <w:pPr>
         <w:shd w:val="clear" w:color="auto" w:fill="FFFFFF"/>
         <w:spacing w:after="0" w:line="240" w:lineRule="auto"/>
@@ -5789,11 +5610,11 @@
           <w:color w:val="000000"/>
           <w:kern w:val="0"/>
           <w:lang w:eastAsia="es-PE"/>
-          <w14:ligatures w14:val="none"/>
-        </w:rPr>
-      </w:pPr>
-    </w:p>
-    <w:p>
+          <ns2:ligatures ns2:val="none"/>
+        </w:rPr>
+      </w:pPr>
+    </w:p>
+    <w:p ns2:paraId="563B5C6F" ns2:textId="78146954">
       <w:pPr>
         <w:suppressAutoHyphens/>
         <w:spacing w:after="0" w:line="240" w:lineRule="auto"/>
@@ -5802,7 +5623,7 @@
           <w:rFonts w:ascii="Arial Narrow" w:eastAsia="Calibri" w:hAnsi="Arial Narrow" w:cs="Arial"/>
           <w:kern w:val="0"/>
           <w:u w:val="single"/>
-          <w14:ligatures w14:val="none"/>
+          <ns2:ligatures ns2:val="none"/>
         </w:rPr>
       </w:pPr>
       <w:r>
@@ -5812,7 +5633,7 @@
           <w:color w:val="000000"/>
           <w:kern w:val="0"/>
           <w:lang w:eastAsia="es-PE"/>
-          <w14:ligatures w14:val="none"/>
+          <ns2:ligatures ns2:val="none"/>
         </w:rPr>
         <w:t>NOVENO</w:t>
       </w:r>
@@ -5821,7 +5642,7 @@
           <w:rFonts w:ascii="Arial Narrow" w:eastAsia="Calibri" w:hAnsi="Arial Narrow" w:cs="Arial"/>
           <w:b/>
           <w:kern w:val="0"/>
-          <w14:ligatures w14:val="none"/>
+          <ns2:ligatures ns2:val="none"/>
         </w:rPr>
         <w:t>:</w:t>
       </w:r>
@@ -5829,7 +5650,7 @@
         <w:rPr>
           <w:rFonts w:ascii="Arial Narrow" w:eastAsia="Calibri" w:hAnsi="Arial Narrow" w:cs="Arial"/>
           <w:kern w:val="0"/>
-          <w14:ligatures w14:val="none"/>
+          <ns2:ligatures ns2:val="none"/>
         </w:rPr>
         <w:t xml:space="preserve"> comunicar a las partes que, </w:t>
       </w:r>
@@ -5838,7 +5659,7 @@
         <w:rPr>
           <w:rFonts w:ascii="Arial Narrow" w:eastAsia="Calibri" w:hAnsi="Arial Narrow" w:cs="Arial"/>
           <w:kern w:val="0"/>
-          <w14:ligatures w14:val="none"/>
+          <ns2:ligatures ns2:val="none"/>
         </w:rPr>
         <w:t>de acuerdo a</w:t>
       </w:r>
@@ -5847,7 +5668,7 @@
         <w:rPr>
           <w:rFonts w:ascii="Arial Narrow" w:eastAsia="Calibri" w:hAnsi="Arial Narrow" w:cs="Arial"/>
           <w:kern w:val="0"/>
-          <w14:ligatures w14:val="none"/>
+          <ns2:ligatures ns2:val="none"/>
         </w:rPr>
         <w:t xml:space="preserve"> lo señalado por el artículo 29</w:t>
       </w:r>
@@ -5857,7 +5678,7 @@
           <w:color w:val="000000"/>
           <w:kern w:val="0"/>
           <w:lang w:eastAsia="es-PE"/>
-          <w14:ligatures w14:val="none"/>
+          <ns2:ligatures ns2:val="none"/>
         </w:rPr>
         <w:t/>
       </w:r>
@@ -5865,7 +5686,7 @@
         <w:rPr>
           <w:rFonts w:ascii="Arial Narrow" w:eastAsia="Calibri" w:hAnsi="Arial Narrow" w:cs="Arial"/>
           <w:kern w:val="0"/>
-          <w14:ligatures w14:val="none"/>
+          <ns2:ligatures ns2:val="none"/>
         </w:rPr>
         <w:t xml:space="preserve"> del Decreto Legislativo 807</w:t>
       </w:r>
@@ -5875,7 +5696,7 @@
           <w:rFonts w:ascii="Arial Narrow" w:eastAsia="Calibri" w:hAnsi="Arial Narrow" w:cs="Arial"/>
           <w:kern w:val="0"/>
           <w:vertAlign w:val="superscript"/>
-          <w14:ligatures w14:val="none"/>
+          <ns2:ligatures ns2:val="none"/>
         </w:rPr>
         <w:footnoteReference w:id="15"/>
       </w:r>
@@ -5883,7 +5704,7 @@
         <w:rPr>
           <w:rFonts w:ascii="Arial Narrow" w:eastAsia="Calibri" w:hAnsi="Arial Narrow" w:cs="Arial"/>
           <w:kern w:val="0"/>
-          <w14:ligatures w14:val="none"/>
+          <ns2:ligatures ns2:val="none"/>
         </w:rPr>
         <w:t xml:space="preserve">, hasta antes de la emisión de la Resolución Final tienen la posibilidad de solicitar una audiencia de conciliación. En caso deleguen a favor de una tercera persona su actuación en la diligencia programada, esta deberá presentar un poder especial con firma legalizada ante Notario Público, donde conste </w:t>
       </w:r>
@@ -5892,7 +5713,7 @@
           <w:rFonts w:ascii="Arial Narrow" w:eastAsia="Calibri" w:hAnsi="Arial Narrow" w:cs="Arial"/>
           <w:kern w:val="0"/>
           <w:u w:val="single"/>
-          <w14:ligatures w14:val="none"/>
+          <ns2:ligatures ns2:val="none"/>
         </w:rPr>
         <w:t>expresamente su facultad para asistir y conciliar en su representación</w:t>
       </w:r>
@@ -5901,7 +5722,7 @@
           <w:rFonts w:ascii="Arial Narrow" w:eastAsia="Calibri" w:hAnsi="Arial Narrow" w:cs="Arial"/>
           <w:bCs/>
           <w:kern w:val="0"/>
-          <w14:ligatures w14:val="none"/>
+          <ns2:ligatures ns2:val="none"/>
         </w:rPr>
         <w:t>.</w:t>
       </w:r>
@@ -5911,7 +5732,7 @@
           <w:b/>
           <w:bCs/>
           <w:kern w:val="0"/>
-          <w14:ligatures w14:val="none"/>
+          <ns2:ligatures ns2:val="none"/>
         </w:rPr>
         <w:t xml:space="preserve"> </w:t>
       </w:r>
@@ -5920,12 +5741,12 @@
           <w:rFonts w:ascii="Arial Narrow" w:eastAsia="Calibri" w:hAnsi="Arial Narrow" w:cs="Arial"/>
           <w:kern w:val="0"/>
           <w:u w:val="single"/>
-          <w14:ligatures w14:val="none"/>
+          <ns2:ligatures ns2:val="none"/>
         </w:rPr>
         <w:t xml:space="preserve">Ello bajo apercibimiento de no realizar la audiencia de conciliación y levantar el acta de inasistencia correspondiente. </w:t>
       </w:r>
     </w:p>
-    <w:p>
+    <w:p ns2:paraId="3E55E6BD" ns2:textId="77777777">
       <w:pPr>
         <w:suppressAutoHyphens/>
         <w:spacing w:after="0" w:line="240" w:lineRule="auto"/>
@@ -5934,11 +5755,11 @@
           <w:rFonts w:ascii="Arial Narrow" w:eastAsia="Calibri" w:hAnsi="Arial Narrow" w:cs="Arial"/>
           <w:kern w:val="0"/>
           <w:u w:val="single"/>
-          <w14:ligatures w14:val="none"/>
-        </w:rPr>
-      </w:pPr>
-    </w:p>
-    <w:p>
+          <ns2:ligatures ns2:val="none"/>
+        </w:rPr>
+      </w:pPr>
+    </w:p>
+    <w:p ns2:paraId="0081C764" ns2:textId="247FA214">
       <w:pPr>
         <w:suppressAutoHyphens/>
         <w:spacing w:after="0" w:line="240" w:lineRule="auto"/>
@@ -5948,7 +5769,7 @@
           <w:color w:val="000000"/>
           <w:kern w:val="0"/>
           <w:lang w:eastAsia="es-PE"/>
-          <w14:ligatures w14:val="none"/>
+          <ns2:ligatures ns2:val="none"/>
         </w:rPr>
       </w:pPr>
       <w:r>
@@ -5957,7 +5778,7 @@
           <w:b/>
           <w:spacing w:val="-3"/>
           <w:kern w:val="0"/>
-          <w14:ligatures w14:val="none"/>
+          <ns2:ligatures ns2:val="none"/>
         </w:rPr>
         <w:t>DÉCIMO</w:t>
       </w:r>
@@ -5968,7 +5789,7 @@
           <w:color w:val="000000"/>
           <w:kern w:val="0"/>
           <w:lang w:eastAsia="es-PE"/>
-          <w14:ligatures w14:val="none"/>
+          <ns2:ligatures ns2:val="none"/>
         </w:rPr>
         <w:t>:</w:t>
       </w:r>
@@ -5978,7 +5799,7 @@
           <w:color w:val="000000"/>
           <w:kern w:val="0"/>
           <w:lang w:eastAsia="es-PE"/>
-          <w14:ligatures w14:val="none"/>
+          <ns2:ligatures ns2:val="none"/>
         </w:rPr>
         <w:t xml:space="preserve"> poner en conocimiento de las partes que, antes de la emisión de la Resolución Final, tienen la posibilidad de formular su desistimiento o presentar el acuerdo arribado mediante la conciliación, mediación, </w:t>
       </w:r>
@@ -5988,7 +5809,7 @@
           <w:color w:val="000000"/>
           <w:kern w:val="0"/>
           <w:lang w:eastAsia="es-PE"/>
-          <w14:ligatures w14:val="none"/>
+          <ns2:ligatures ns2:val="none"/>
         </w:rPr>
         <w:lastRenderedPageBreak/>
         <w:t>transacción o cualquier otro que, de forma indubitable, deje constancia que se ha solucionado la controversia materia de denuncia.</w:t>
@@ -5996,7 +5817,7 @@
       <w:bookmarkStart w:id="6" w:name="h.gjdgxs" w:colFirst="0" w:colLast="0"/>
       <w:bookmarkEnd w:id="6"/>
     </w:p>
-    <w:p>
+    <w:p ns2:paraId="0DCAFBEE" ns2:textId="77777777">
       <w:pPr>
         <w:suppressAutoHyphens/>
         <w:spacing w:after="0" w:line="240" w:lineRule="auto"/>
@@ -6006,11 +5827,11 @@
           <w:color w:val="000000"/>
           <w:kern w:val="0"/>
           <w:lang w:eastAsia="es-PE"/>
-          <w14:ligatures w14:val="none"/>
-        </w:rPr>
-      </w:pPr>
-    </w:p>
-    <w:p>
+          <ns2:ligatures ns2:val="none"/>
+        </w:rPr>
+      </w:pPr>
+    </w:p>
+    <w:p ns2:paraId="3F2FA092" ns2:textId="18AF61CB">
       <w:pPr>
         <w:suppressAutoHyphens/>
         <w:spacing w:after="0" w:line="240" w:lineRule="auto"/>
@@ -6025,7 +5846,7 @@
           <w:b/>
           <w:spacing w:val="-3"/>
           <w:kern w:val="0"/>
-          <w14:ligatures w14:val="none"/>
+          <ns2:ligatures ns2:val="none"/>
         </w:rPr>
         <w:t xml:space="preserve">DÉCIMO PRIMERO: requerir a [DENUNCIANTE], para que, dentro del plazo de dos (2) días hábiles siguientes a la fecha en que reciba la notificación en su bandeja de correo electrónico, efectúe la confirmación de recepción de la notificación remitida por este despacho a su correo electrónico, de conformidad con el segundo párrafo del numeral 4 del artículo 20 del Texto Único Ordenado de la Ley del Procedimiento Administrativo General, aprobado mediante Decreto Supremo 006-2026-JUS, bajo apercibimiento de rehacer el acto de notificación y notificarle conforme al numeral 1 del artículo 20 del citado cuerpo normativo.</w:t>
       </w:r>
@@ -6035,7 +5856,7 @@
           <w:b/>
           <w:spacing w:val="-3"/>
           <w:kern w:val="0"/>
-          <w14:ligatures w14:val="none"/>
+          <ns2:ligatures ns2:val="none"/>
         </w:rPr>
         <w:t xml:space="preserve"/>
       </w:r>
@@ -6045,7 +5866,7 @@
           <w:b/>
           <w:spacing w:val="-3"/>
           <w:kern w:val="0"/>
-          <w14:ligatures w14:val="none"/>
+          <ns2:ligatures ns2:val="none"/>
         </w:rPr>
         <w:t/>
       </w:r>
@@ -6055,7 +5876,7 @@
           <w:bCs/>
           <w:spacing w:val="-3"/>
           <w:kern w:val="0"/>
-          <w14:ligatures w14:val="none"/>
+          <ns2:ligatures ns2:val="none"/>
         </w:rPr>
         <w:t xml:space="preserve"/>
       </w:r>
@@ -6065,7 +5886,7 @@
           <w:bCs/>
           <w:spacing w:val="-3"/>
           <w:kern w:val="0"/>
-          <w14:ligatures w14:val="none"/>
+          <ns2:ligatures ns2:val="none"/>
         </w:rPr>
         <w:t xml:space="preserve"/>
       </w:r>
@@ -6075,7 +5896,7 @@
           <w:color w:val="000000"/>
           <w:kern w:val="0"/>
           <w:lang w:eastAsia="es-ES"/>
-          <w14:ligatures w14:val="none"/>
+          <ns2:ligatures ns2:val="none"/>
         </w:rPr>
         <w:t/>
       </w:r>
@@ -6085,7 +5906,7 @@
           <w:color w:val="000000"/>
           <w:kern w:val="0"/>
           <w:lang w:eastAsia="es-ES"/>
-          <w14:ligatures w14:val="none"/>
+          <ns2:ligatures ns2:val="none"/>
         </w:rPr>
         <w:t xml:space="preserve"/>
       </w:r>
@@ -6096,7 +5917,7 @@
           <w:kern w:val="0"/>
           <w:shd w:val="clear" w:color="auto" w:fill="FFFFFF"/>
           <w:lang w:eastAsia="es-PE"/>
-          <w14:ligatures w14:val="none"/>
+          <ns2:ligatures ns2:val="none"/>
         </w:rPr>
         <w:t xml:space="preserve"/>
       </w:r>
@@ -6113,7 +5934,7 @@
           <w:color w:val="000000"/>
           <w:kern w:val="0"/>
           <w:lang w:eastAsia="es-PE"/>
-          <w14:ligatures w14:val="none"/>
+          <ns2:ligatures ns2:val="none"/>
         </w:rPr>
         <w:t/>
       </w:r>
@@ -6130,7 +5951,7 @@
           <w:color w:val="000000"/>
           <w:kern w:val="0"/>
           <w:lang w:eastAsia="es-PE"/>
-          <w14:ligatures w14:val="none"/>
+          <ns2:ligatures ns2:val="none"/>
         </w:rPr>
         <w:t/>
       </w:r>
@@ -6156,7 +5977,7 @@
         <w:t/>
       </w:r>
     </w:p>
-    <w:p>
+    <w:p ns2:paraId="022743C1" ns2:textId="77777777">
       <w:pPr>
         <w:suppressAutoHyphens/>
         <w:spacing w:after="0" w:line="240" w:lineRule="auto"/>
@@ -6166,7 +5987,7 @@
         </w:rPr>
       </w:pPr>
     </w:p>
-    <w:p>
+    <w:p ns2:paraId="1B7269A1" ns2:textId="22DA3361">
       <w:pPr>
         <w:suppressAutoHyphens/>
         <w:spacing w:after="0" w:line="240" w:lineRule="auto"/>
@@ -6181,7 +6002,7 @@
           <w:b/>
           <w:spacing w:val="-3"/>
           <w:kern w:val="0"/>
-          <w14:ligatures w14:val="none"/>
+          <ns2:ligatures ns2:val="none"/>
         </w:rPr>
         <w:t xml:space="preserve">DÉCIMO </w:t>
       </w:r>
@@ -6191,7 +6012,7 @@
           <w:b/>
           <w:spacing w:val="-3"/>
           <w:kern w:val="0"/>
-          <w14:ligatures w14:val="none"/>
+          <ns2:ligatures ns2:val="none"/>
         </w:rPr>
         <w:t>SEGUNDO</w:t>
       </w:r>
@@ -6201,7 +6022,7 @@
           <w:b/>
           <w:spacing w:val="-3"/>
           <w:kern w:val="0"/>
-          <w14:ligatures w14:val="none"/>
+          <ns2:ligatures ns2:val="none"/>
         </w:rPr>
         <w:t>:</w:t>
       </w:r>
@@ -6211,7 +6032,7 @@
           <w:bCs/>
           <w:spacing w:val="-3"/>
           <w:kern w:val="0"/>
-          <w14:ligatures w14:val="none"/>
+          <ns2:ligatures ns2:val="none"/>
         </w:rPr>
         <w:t xml:space="preserve"> requerir a </w:t>
       </w:r>
@@ -6223,7 +6044,7 @@
           <w:kern w:val="0"/>
           <w:shd w:val="clear" w:color="auto" w:fill="FFFFFF"/>
           <w:lang w:eastAsia="es-PE"/>
-          <w14:ligatures w14:val="none"/>
+          <ns2:ligatures ns2:val="none"/>
         </w:rPr>
         <w:t>Interseguro</w:t>
       </w:r>
@@ -6235,7 +6056,7 @@
           <w:kern w:val="0"/>
           <w:shd w:val="clear" w:color="auto" w:fill="FFFFFF"/>
           <w:lang w:eastAsia="es-PE"/>
-          <w14:ligatures w14:val="none"/>
+          <ns2:ligatures ns2:val="none"/>
         </w:rPr>
         <w:t xml:space="preserve"> Compañía De Seguros S.A.</w:t>
       </w:r>
@@ -6245,7 +6066,7 @@
           <w:color w:val="000000"/>
           <w:kern w:val="0"/>
           <w:lang w:eastAsia="es-ES"/>
-          <w14:ligatures w14:val="none"/>
+          <ns2:ligatures ns2:val="none"/>
         </w:rPr>
         <w:t xml:space="preserve">, </w:t>
       </w:r>
@@ -6256,7 +6077,7 @@
           <w:kern w:val="0"/>
           <w:shd w:val="clear" w:color="auto" w:fill="FFFFFF"/>
           <w:lang w:eastAsia="es-PE"/>
-          <w14:ligatures w14:val="none"/>
+          <ns2:ligatures ns2:val="none"/>
         </w:rPr>
         <w:t xml:space="preserve"> </w:t>
       </w:r>
@@ -6329,7 +6150,7 @@
           <w:color w:val="000000"/>
           <w:kern w:val="0"/>
           <w:lang w:eastAsia="es-PE"/>
-          <w14:ligatures w14:val="none"/>
+          <ns2:ligatures ns2:val="none"/>
         </w:rPr>
         <w:t/>
       </w:r>
@@ -6362,7 +6183,7 @@
           <w:color w:val="000000"/>
           <w:kern w:val="0"/>
           <w:lang w:eastAsia="es-PE"/>
-          <w14:ligatures w14:val="none"/>
+          <ns2:ligatures ns2:val="none"/>
         </w:rPr>
         <w:t/>
       </w:r>
@@ -6381,7 +6202,7 @@
         <w:t>.</w:t>
       </w:r>
     </w:p>
-    <w:p>
+    <w:p ns2:paraId="212FCE7B" ns2:textId="77777777">
       <w:pPr>
         <w:suppressAutoHyphens/>
         <w:spacing w:after="0" w:line="240" w:lineRule="auto"/>
@@ -6391,7 +6212,7 @@
         </w:rPr>
       </w:pPr>
     </w:p>
-    <w:p>
+    <w:p ns2:paraId="39963B7E" ns2:textId="77777777">
       <w:pPr>
         <w:spacing w:after="0" w:line="240" w:lineRule="auto"/>
         <w:jc w:val="both"/>
@@ -6401,11 +6222,11 @@
           <w:color w:val="000000"/>
           <w:kern w:val="0"/>
           <w:lang w:eastAsia="es-PE"/>
-          <w14:ligatures w14:val="none"/>
-        </w:rPr>
-      </w:pPr>
-    </w:p>
-    <w:p>
+          <ns2:ligatures ns2:val="none"/>
+        </w:rPr>
+      </w:pPr>
+    </w:p>
+    <w:p ns2:paraId="537523B8" ns2:textId="77777777">
       <w:pPr>
         <w:spacing w:after="0" w:line="240" w:lineRule="auto"/>
         <w:jc w:val="both"/>
@@ -6415,11 +6236,11 @@
           <w:color w:val="000000"/>
           <w:kern w:val="0"/>
           <w:lang w:eastAsia="es-PE"/>
-          <w14:ligatures w14:val="none"/>
-        </w:rPr>
-      </w:pPr>
-    </w:p>
-    <w:p>
+          <ns2:ligatures ns2:val="none"/>
+        </w:rPr>
+      </w:pPr>
+    </w:p>
+    <w:p ns2:paraId="4FE8269B" ns2:textId="77777777">
       <w:pPr>
         <w:spacing w:after="0" w:line="240" w:lineRule="auto"/>
         <w:jc w:val="both"/>
@@ -6429,11 +6250,11 @@
           <w:color w:val="000000"/>
           <w:kern w:val="0"/>
           <w:lang w:eastAsia="es-PE"/>
-          <w14:ligatures w14:val="none"/>
-        </w:rPr>
-      </w:pPr>
-    </w:p>
-    <w:p>
+          <ns2:ligatures ns2:val="none"/>
+        </w:rPr>
+      </w:pPr>
+    </w:p>
+    <w:p ns2:paraId="181DDD35" ns2:textId="77777777">
       <w:pPr>
         <w:spacing w:after="0" w:line="240" w:lineRule="auto"/>
         <w:jc w:val="both"/>
@@ -6443,11 +6264,11 @@
           <w:color w:val="000000"/>
           <w:kern w:val="0"/>
           <w:lang w:eastAsia="es-PE"/>
-          <w14:ligatures w14:val="none"/>
-        </w:rPr>
-      </w:pPr>
-    </w:p>
-    <w:p>
+          <ns2:ligatures ns2:val="none"/>
+        </w:rPr>
+      </w:pPr>
+    </w:p>
+    <w:p ns2:paraId="4CBBE603" ns2:textId="77777777">
       <w:pPr>
         <w:spacing w:after="0" w:line="240" w:lineRule="auto"/>
         <w:jc w:val="both"/>
@@ -6457,11 +6278,11 @@
           <w:color w:val="000000"/>
           <w:kern w:val="0"/>
           <w:lang w:eastAsia="es-PE"/>
-          <w14:ligatures w14:val="none"/>
-        </w:rPr>
-      </w:pPr>
-    </w:p>
-    <w:p>
+          <ns2:ligatures ns2:val="none"/>
+        </w:rPr>
+      </w:pPr>
+    </w:p>
+    <w:p ns2:paraId="5F73DDED" ns2:textId="77777777">
       <w:pPr>
         <w:shd w:val="clear" w:color="auto" w:fill="FFFFFF"/>
         <w:spacing w:after="0" w:line="240" w:lineRule="auto"/>
@@ -6472,7 +6293,7 @@
           <w:bCs/>
           <w:color w:val="000000"/>
           <w:kern w:val="0"/>
-          <w14:ligatures w14:val="none"/>
+          <ns2:ligatures ns2:val="none"/>
         </w:rPr>
       </w:pPr>
       <w:r>
@@ -6482,12 +6303,12 @@
           <w:bCs/>
           <w:color w:val="000000"/>
           <w:kern w:val="0"/>
-          <w14:ligatures w14:val="none"/>
+          <ns2:ligatures ns2:val="none"/>
         </w:rPr>
         <w:t>EVELING ROA QUISPE</w:t>
       </w:r>
     </w:p>
-    <w:p>
+    <w:p ns2:paraId="7B15A8F5" ns2:textId="77777777">
       <w:pPr>
         <w:shd w:val="clear" w:color="auto" w:fill="FFFFFF"/>
         <w:spacing w:after="0" w:line="240" w:lineRule="auto"/>
@@ -6498,7 +6319,7 @@
           <w:bCs/>
           <w:color w:val="000000"/>
           <w:kern w:val="0"/>
-          <w14:ligatures w14:val="none"/>
+          <ns2:ligatures ns2:val="none"/>
         </w:rPr>
       </w:pPr>
       <w:r>
@@ -6508,12 +6329,12 @@
           <w:bCs/>
           <w:color w:val="000000"/>
           <w:kern w:val="0"/>
-          <w14:ligatures w14:val="none"/>
+          <ns2:ligatures ns2:val="none"/>
         </w:rPr>
         <w:t>Secretaria Técnica</w:t>
       </w:r>
     </w:p>
-    <w:p>
+    <w:p ns2:paraId="08FFB35F" ns2:textId="77777777">
       <w:pPr>
         <w:shd w:val="clear" w:color="auto" w:fill="FFFFFF"/>
         <w:spacing w:after="0" w:line="240" w:lineRule="auto"/>
@@ -6522,7 +6343,7 @@
           <w:rFonts w:ascii="Arial Narrow" w:eastAsia="Calibri" w:hAnsi="Arial Narrow" w:cs="Times New Roman"/>
           <w:color w:val="000000"/>
           <w:kern w:val="0"/>
-          <w14:ligatures w14:val="none"/>
+          <ns2:ligatures ns2:val="none"/>
         </w:rPr>
       </w:pPr>
       <w:r>
@@ -6532,7 +6353,7 @@
           <w:bCs/>
           <w:color w:val="000000"/>
           <w:kern w:val="0"/>
-          <w14:ligatures w14:val="none"/>
+          <ns2:ligatures ns2:val="none"/>
         </w:rPr>
         <w:t>Comisión </w:t>
       </w:r>
@@ -6544,7 +6365,7 @@
           <w:color w:val="000000"/>
           <w:kern w:val="0"/>
           <w:shd w:val="clear" w:color="auto" w:fill="FFFFFF"/>
-          <w14:ligatures w14:val="none"/>
+          <ns2:ligatures ns2:val="none"/>
         </w:rPr>
         <w:t>de</w:t>
       </w:r>
@@ -6555,12 +6376,12 @@
           <w:bCs/>
           <w:color w:val="000000"/>
           <w:kern w:val="0"/>
-          <w14:ligatures w14:val="none"/>
+          <ns2:ligatures ns2:val="none"/>
         </w:rPr>
         <w:t> Protección al Consumidor 1</w:t>
       </w:r>
     </w:p>
-    <w:p>
+    <w:p ns2:paraId="5490FA6F" ns2:textId="77777777">
       <w:pPr>
         <w:spacing w:after="0" w:line="240" w:lineRule="auto"/>
         <w:jc w:val="both"/>
@@ -6570,12 +6391,12 @@
           <w:color w:val="000000"/>
           <w:kern w:val="0"/>
           <w:lang w:eastAsia="es-PE"/>
-          <w14:ligatures w14:val="none"/>
+          <ns2:ligatures ns2:val="none"/>
         </w:rPr>
       </w:pPr>
     </w:p>
     <w:bookmarkEnd w:id="0"/>
-    <w:p>
+    <w:p ns2:paraId="58E453A2" ns2:textId="05E608DF">
       <w:pPr>
         <w:spacing w:after="0" w:line="240" w:lineRule="auto"/>
         <w:jc w:val="both"/>
@@ -6593,7 +6414,7 @@
           <w:sz w:val="16"/>
           <w:szCs w:val="16"/>
           <w:lang w:eastAsia="es-PE"/>
-          <w14:ligatures w14:val="none"/>
+          <ns2:ligatures ns2:val="none"/>
         </w:rPr>
         <w:t>LSM/</w:t>
       </w:r>
@@ -6605,12 +6426,12 @@
           <w:sz w:val="16"/>
           <w:szCs w:val="16"/>
           <w:lang w:eastAsia="es-PE"/>
-          <w14:ligatures w14:val="none"/>
+          <ns2:ligatures ns2:val="none"/>
         </w:rPr>
         <w:t>JCQ</w:t>
       </w:r>
     </w:p>
-    <w:p>
+    <w:p ns2:paraId="4A69497D" ns2:textId="77777777">
       <w:pPr>
         <w:spacing w:line="240" w:lineRule="auto"/>
         <w:rPr>
@@ -6618,7 +6439,7 @@
         </w:rPr>
       </w:pPr>
     </w:p>
-    <w:p>
+    <w:p ns2:paraId="44351FDE" ns2:textId="77777777">
       <w:pPr>
         <w:spacing w:line="240" w:lineRule="auto"/>
         <w:rPr>
@@ -6626,7 +6447,7 @@
         </w:rPr>
       </w:pPr>
     </w:p>
-    <w:p>
+    <w:p ns2:paraId="0B9A1116" ns2:textId="77777777">
       <w:pPr>
         <w:rPr>
           <w:rFonts w:ascii="Arial Narrow" w:hAnsi="Arial Narrow"/>
@@ -6634,8 +6455,8 @@
       </w:pPr>
     </w:p>
     <w:sectPr>
-      <w:headerReference w:type="default" r:id="rId9"/>
-      <w:footerReference w:type="default" r:id="rId10"/>
+      <w:headerReference w:type="default" ns3:id="rId9"/>
+      <w:footerReference w:type="default" ns3:id="rId10"/>
       <w:pgSz w:w="11906" w:h="16838"/>
       <w:pgMar w:top="1417" w:right="1701" w:bottom="1417" w:left="1701" w:header="708" w:footer="708" w:gutter="0"/>
       <w:cols w:space="708"/>

--- a/plantillas_maestras/17_seguro_no_especificado/materia_general_asegurativa/1_ddo_aseguradora/varon/TPL_0649_2025_SEGURO_NO_ESPECIFICADO_MATERIA_GENERAL_ASEGURATIVA_ASEGURADORA_VARON_R3.docx
+++ b/plantillas_maestras/17_seguro_no_especificado/materia_general_asegurativa/1_ddo_aseguradora/varon/TPL_0649_2025_SEGURO_NO_ESPECIFICADO_MATERIA_GENERAL_ASEGURATIVA_ASEGURADORA_VARON_R3.docx
@@ -1503,7 +1503,7 @@
           <w:lang w:eastAsia="es-ES"/>
           <ns2:ligatures ns2:val="none"/>
         </w:rPr>
-        <w:t>el denunciante</w:t>
+        <w:t xml:space="preserve">el señor [APELLIDO]</w:t>
       </w:r>
       <w:r>
         <w:rPr>
@@ -2144,7 +2144,7 @@
           <w:rFonts w:ascii="Arial Narrow" w:hAnsi="Arial Narrow" w:cs="Arial"/>
           <w:u w:val="single"/>
         </w:rPr>
-        <w:t>otorgará al denunciante un plazo improrrogable de dos (2) días hábiles para la subsanación de la denuncia</w:t>
+        <w:t xml:space="preserve">otorgará al señor [APELLIDO] un plazo improrrogable de dos (2) días hábiles para la subsanación de la denuncia</w:t>
       </w:r>
       <w:r>
         <w:rPr>
@@ -2419,7 +2419,7 @@
           <w:rFonts w:ascii="Arial Narrow" w:hAnsi="Arial Narrow"/>
           <w:lang w:val="es-ES"/>
         </w:rPr>
-        <w:t xml:space="preserve"> Secretaría Técnica ha verificado que el denunciante cumplió con presentar la copia de la constancia de pago de la tasa por derecho de tramitación ascendente a S/ 36,00 dentro del plazo de dos (2) días hábiles siguientes a la fecha en que recibió la notificación de la Resolución 1</w:t>
+        <w:t xml:space="preserve"> Secretaría Técnica ha verificado que el señor [APELLIDO] cumplió con presentar la copia de la constancia de pago de la tasa por derecho de tramitación ascendente a S/ 36,00 dentro del plazo de dos (2) días hábiles siguientes a la fecha en que recibió la notificación de la Resolución 1</w:t>
       </w:r>
       <w:r>
         <w:rPr>
@@ -2466,13 +2466,13 @@
         <w:rPr>
           <w:rFonts w:ascii="Arial Narrow" w:hAnsi="Arial Narrow"/>
         </w:rPr>
-        <w:t xml:space="preserve"> Secretaría Técnica considera que la Resolución 2 se encuentra inmersa en causal de nulidad, toda vez que declaró inadmisible la denuncia, a pesar de que el </w:t>
+        <w:t xml:space="preserve"> Secretaría Técnica considera que la Resolución 2 se encuentra inmersa en causal de nulidad, toda vez que declaró inadmisible la denuncia, a pesar de que el señor [APELLIDO]</w:t>
       </w:r>
       <w:r>
         <w:rPr>
           <w:rFonts w:ascii="Arial Narrow" w:hAnsi="Arial Narrow"/>
         </w:rPr>
-        <w:t>denunciante</w:t>
+        <w:t xml:space="preserve"/>
       </w:r>
       <w:r>
         <w:rPr>
@@ -2574,7 +2574,7 @@
           <w:rFonts w:ascii="Arial Narrow" w:hAnsi="Arial Narrow" w:cs="Arial"/>
           <w:spacing w:val="-3"/>
         </w:rPr>
-        <w:t xml:space="preserve">, de conformidad con lo dispuesto en la normativa citada previamente, lo cual vulneraría el derecho al debido procedimiento de la parte denunciante. </w:t>
+        <w:t xml:space="preserve">, de conformidad con lo dispuesto en la normativa citada previamente, lo cual vulneraría el derecho al debido procedimiento del señor [APELLIDO]. </w:t>
       </w:r>
     </w:p>
     <w:p ns2:paraId="24C74599" ns2:textId="77777777">
@@ -3171,7 +3171,7 @@
           <w:lang w:eastAsia="es-PE"/>
           <ns2:ligatures ns2:val="none"/>
         </w:rPr>
-        <w:t xml:space="preserve">En ese sentido, de acuerdo con lo señalado en los párrafos precedentes, se evidencia que el [APELLIDO] ostentaba la condición de microempresa durante el año 2024, es decir, al año anterior a la presentación de la denuncia. En consecuencia, la Comisión considera que la denunciante califica como consumidor final en los términos del Código, de conformidad con lo dispuesto por el numeral 1.1 del artículo IV del Título Preliminar del Código.</w:t>
+        <w:t xml:space="preserve">En ese sentido, de acuerdo con lo señalado en los párrafos precedentes, se evidencia que el [APELLIDO] ostentaba la condición de microempresa durante el año 2024, es decir, al año anterior a la presentación de la denuncia. En consecuencia, la Comisión considera que el señor [APELLIDO] califica como consumidor final en los términos del Código, de conformidad con lo dispuesto por el numeral 1.1 del artículo IV del Título Preliminar del Código.</w:t>
       </w:r>
       <w:r>
         <w:rPr>
@@ -5090,7 +5090,7 @@
           <w:sz w:val="20"/>
           <w:szCs w:val="20"/>
         </w:rPr>
-        <w:t xml:space="preserve">correr traslado de la presente resolución a Interseguro Compañía de Seguros S.A para que, de conformidad con lo dispuesto por el artículo 26° de la Ley sobre Facultades, Normas y Organización del Indecopi, aprobado por Decreto Legislativo N° 8079, presente sus descargos sobre la imputación de cargos realizada en un plazo no mayor a cinco (5) días hábiles contado a partir del día siguiente de la notificación de la presente resolución, vencido el cual, el Secretario Técnico declarará en rebeldía a los denunciados que no lo hubieran presentado. Debe precisarse que de conformidad con lo establecido por el artículo 223° del Texto Único Ordenado de la Ley N° 27444, Ley del Procedimiento Administrativo General, las alegaciones y los hechos relevantes de la reclamación, salvo que hayan sido específicamente negadas en la contestación, se tendrán por aceptadas o meritadas como ciertas.</w:t>
+        <w:t xml:space="preserve">correr traslado de la presente resolución a Interseguro Compañía de Seguros S.A. para que, de conformidad con lo dispuesto por el artículo 26 de la Ley sobre Facultades, Normas y Organización del Indecopi, aprobada por Decreto Legislativo 807, presente sus descargos sobre la imputación de cargos realizada en un plazo no mayor a cinco (5) días hábiles contado a partir del día siguiente de la notificación de la presente resolución, vencido el cual, el Secretario Técnico declarará en rebeldía al denunciado que no lo hubiera presentado. Debe precisarse que de conformidad con lo establecido por el artículo 223 del Texto Único Ordenado de la Ley 27444, Ley del Procedimiento Administrativo General, las alegaciones y los hechos relevantes de la reclamación, salvo que hayan sido específicamente negadas en la contestación, se tendrán por aceptadas o merituadas como ciertas.</w:t>
       </w:r>
     </w:p>
     <w:p ns2:paraId="7D74C0BD" ns2:textId="77777777">

--- a/plantillas_maestras/17_seguro_no_especificado/materia_general_asegurativa/1_ddo_aseguradora/varon/TPL_0649_2025_SEGURO_NO_ESPECIFICADO_MATERIA_GENERAL_ASEGURATIVA_ASEGURADORA_VARON_R3.docx
+++ b/plantillas_maestras/17_seguro_no_especificado/materia_general_asegurativa/1_ddo_aseguradora/varon/TPL_0649_2025_SEGURO_NO_ESPECIFICADO_MATERIA_GENERAL_ASEGURATIVA_ASEGURADORA_VARON_R3.docx
@@ -429,7 +429,7 @@
           <w:lang w:eastAsia="es-PE"/>
           <ns2:ligatures ns2:val="none"/>
         </w:rPr>
-        <w:t>25</w:t>
+        <w:t xml:space="preserve">25 de abril de 2025</w:t>
       </w:r>
       <w:r>
         <w:rPr>
@@ -440,7 +440,7 @@
           <w:lang w:eastAsia="es-PE"/>
           <ns2:ligatures ns2:val="none"/>
         </w:rPr>
-        <w:t xml:space="preserve"> de </w:t>
+        <w:t xml:space="preserve"/>
       </w:r>
       <w:r>
         <w:rPr>
@@ -451,7 +451,7 @@
           <w:lang w:eastAsia="es-PE"/>
           <ns2:ligatures ns2:val="none"/>
         </w:rPr>
-        <w:t>abril</w:t>
+        <w:t xml:space="preserve"/>
       </w:r>
       <w:r>
         <w:rPr>
@@ -462,7 +462,7 @@
           <w:lang w:eastAsia="es-PE"/>
           <ns2:ligatures ns2:val="none"/>
         </w:rPr>
-        <w:t xml:space="preserve"> de 202</w:t>
+        <w:t xml:space="preserve"/>
       </w:r>
       <w:r>
         <w:rPr>
@@ -473,7 +473,7 @@
           <w:lang w:eastAsia="es-PE"/>
           <ns2:ligatures ns2:val="none"/>
         </w:rPr>
-        <w:t>5</w:t>
+        <w:t xml:space="preserve"/>
       </w:r>
     </w:p>
     <w:p ns2:paraId="78BF12C0" ns2:textId="77777777">
@@ -1570,7 +1570,7 @@
           <w:lang w:eastAsia="es-ES"/>
           <ns2:ligatures ns2:val="none"/>
         </w:rPr>
-        <w:t xml:space="preserve">El 24 de octubre del 2023, </w:t>
+        <w:t xml:space="preserve">El 24 de octubre de 2023, </w:t>
       </w:r>
       <w:r>
         <w:rPr>
@@ -1953,7 +1953,7 @@
           <w:lang w:eastAsia="es-PE"/>
           <ns2:ligatures ns2:val="none"/>
         </w:rPr>
-        <w:t>DEL 15 DE ABRIL DE 2025</w:t>
+        <w:t xml:space="preserve">DEL 15 de abril de 2025</w:t>
       </w:r>
     </w:p>
     <w:p ns2:paraId="4FB1545F" ns2:textId="77777777">
@@ -4627,7 +4627,7 @@
           <w:kern w:val="0"/>
           <ns2:ligatures ns2:val="none"/>
         </w:rPr>
-        <w:t xml:space="preserve">y 22 </w:t>
+        <w:t xml:space="preserve">y 22 de abril de 2025</w:t>
       </w:r>
       <w:r>
         <w:rPr>
@@ -4635,7 +4635,7 @@
           <w:kern w:val="0"/>
           <ns2:ligatures ns2:val="none"/>
         </w:rPr>
-        <w:t>de abril de 2025</w:t>
+        <w:t xml:space="preserve"/>
       </w:r>
       <w:r>
         <w:rPr>
@@ -6605,7 +6605,7 @@
           <w:sz w:val="16"/>
           <w:szCs w:val="16"/>
         </w:rPr>
-        <w:t>el 2 de setiembre del 2010 en el Diario Oficial El Peruano, vigente desde el 2 de octubre del 2010 y modificado por Decreto Legislativo 1308.</w:t>
+        <w:t xml:space="preserve">el 2 de setiembre de 2010 en el Diario Oficial El Peruano, vigente desde el 2 de octubre de 2010 y modificado por Decreto Legislativo 1308.</w:t>
       </w:r>
     </w:p>
     <w:p>
@@ -8010,39 +8010,39 @@
           <w:sz w:val="16"/>
           <w:szCs w:val="16"/>
         </w:rPr>
-        <w:t>15</w:t>
-      </w:r>
-      <w:r>
-        <w:rPr>
-          <w:rFonts w:ascii="Arial Narrow" w:hAnsi="Arial Narrow" w:cs="Arial"/>
-          <w:sz w:val="16"/>
-          <w:szCs w:val="16"/>
-        </w:rPr>
-        <w:t xml:space="preserve"> de </w:t>
-      </w:r>
-      <w:r>
-        <w:rPr>
-          <w:rFonts w:ascii="Arial Narrow" w:hAnsi="Arial Narrow" w:cs="Arial"/>
-          <w:sz w:val="16"/>
-          <w:szCs w:val="16"/>
-        </w:rPr>
-        <w:t>abril</w:t>
-      </w:r>
-      <w:r>
-        <w:rPr>
-          <w:rFonts w:ascii="Arial Narrow" w:hAnsi="Arial Narrow" w:cs="Arial"/>
-          <w:sz w:val="16"/>
-          <w:szCs w:val="16"/>
-        </w:rPr>
-        <w:t xml:space="preserve"> de </w:t>
-      </w:r>
-      <w:r>
-        <w:rPr>
-          <w:rFonts w:ascii="Arial Narrow" w:hAnsi="Arial Narrow" w:cs="Arial"/>
-          <w:sz w:val="16"/>
-          <w:szCs w:val="16"/>
-        </w:rPr>
-        <w:t>2025</w:t>
+        <w:t xml:space="preserve">15 de abril de 2025</w:t>
+      </w:r>
+      <w:r>
+        <w:rPr>
+          <w:rFonts w:ascii="Arial Narrow" w:hAnsi="Arial Narrow" w:cs="Arial"/>
+          <w:sz w:val="16"/>
+          <w:szCs w:val="16"/>
+        </w:rPr>
+        <w:t xml:space="preserve"/>
+      </w:r>
+      <w:r>
+        <w:rPr>
+          <w:rFonts w:ascii="Arial Narrow" w:hAnsi="Arial Narrow" w:cs="Arial"/>
+          <w:sz w:val="16"/>
+          <w:szCs w:val="16"/>
+        </w:rPr>
+        <w:t xml:space="preserve"/>
+      </w:r>
+      <w:r>
+        <w:rPr>
+          <w:rFonts w:ascii="Arial Narrow" w:hAnsi="Arial Narrow" w:cs="Arial"/>
+          <w:sz w:val="16"/>
+          <w:szCs w:val="16"/>
+        </w:rPr>
+        <w:t xml:space="preserve"/>
+      </w:r>
+      <w:r>
+        <w:rPr>
+          <w:rFonts w:ascii="Arial Narrow" w:hAnsi="Arial Narrow" w:cs="Arial"/>
+          <w:sz w:val="16"/>
+          <w:szCs w:val="16"/>
+        </w:rPr>
+        <w:t xml:space="preserve"/>
       </w:r>
       <w:r>
         <w:rPr>

--- a/plantillas_maestras/17_seguro_no_especificado/materia_general_asegurativa/1_ddo_aseguradora/varon/TPL_0649_2025_SEGURO_NO_ESPECIFICADO_MATERIA_GENERAL_ASEGURATIVA_ASEGURADORA_VARON_R3.docx
+++ b/plantillas_maestras/17_seguro_no_especificado/materia_general_asegurativa/1_ddo_aseguradora/varon/TPL_0649_2025_SEGURO_NO_ESPECIFICADO_MATERIA_GENERAL_ASEGURATIVA_ASEGURADORA_VARON_R3.docx
@@ -1,8 +1,8 @@
 
 <file path=word/document.xml><?xml version="1.0" encoding="utf-8"?>
-<w:document xmlns:ns1="http://schemas.openxmlformats.org/markup-compatibility/2006" xmlns:ns2="http://schemas.microsoft.com/office/word/2010/wordml" xmlns:ns3="http://schemas.openxmlformats.org/officeDocument/2006/relationships" xmlns:w="http://schemas.openxmlformats.org/wordprocessingml/2006/main" ns1:Ignorable="w14 w15 w16se w16cid w16 w16cex w16sdtdh w16sdtfl w16du wp14">
+<w:document xmlns:mc="http://schemas.openxmlformats.org/markup-compatibility/2006" xmlns:r="http://schemas.openxmlformats.org/officeDocument/2006/relationships" xmlns:w="http://schemas.openxmlformats.org/wordprocessingml/2006/main" xmlns:w14="http://schemas.microsoft.com/office/word/2010/wordml" xmlns:w15="http://schemas.microsoft.com/office/word/2012/wordml" xmlns:w16="http://schemas.microsoft.com/office/word/2018/wordml" xmlns:w16cex="http://schemas.microsoft.com/office/word/2018/wordml/cex" xmlns:w16cid="http://schemas.microsoft.com/office/word/2016/wordml/cid" xmlns:w16du="http://schemas.microsoft.com/office/word/2023/wordml/word16du" xmlns:w16sdtdh="http://schemas.microsoft.com/office/word/2020/wordml/sdtdatahash" xmlns:w16se="http://schemas.microsoft.com/office/word/2015/wordml/symex" xmlns:wp14="http://schemas.microsoft.com/office/word/2010/wordprocessingDrawing" mc:Ignorable="w14 w15 w16se w16cid w16 w16cex w16sdtdh w16du wp14">
   <w:body>
-    <w:p ns2:paraId="0A632482" ns2:textId="5577C854">
+    <w:p>
       <w:pPr>
         <w:tabs>
           <w:tab w:val="left" w:pos="1701"/>
@@ -14,7 +14,7 @@
           <w:color w:val="000000"/>
           <w:kern w:val="0"/>
           <w:lang w:eastAsia="es-PE"/>
-          <ns2:ligatures ns2:val="none"/>
+          <w14:ligatures w14:val="none"/>
         </w:rPr>
       </w:pPr>
       <w:bookmarkStart w:id="0" w:name="_Hlk80343540"/>
@@ -25,7 +25,7 @@
           <w:color w:val="000000"/>
           <w:kern w:val="0"/>
           <w:lang w:eastAsia="es-PE"/>
-          <ns2:ligatures ns2:val="none"/>
+          <w14:ligatures w14:val="none"/>
         </w:rPr>
         <w:t xml:space="preserve">EXPEDIENTE </w:t>
       </w:r>
@@ -36,7 +36,7 @@
           <w:color w:val="000000"/>
           <w:kern w:val="0"/>
           <w:lang w:eastAsia="es-PE"/>
-          <ns2:ligatures ns2:val="none"/>
+          <w14:ligatures w14:val="none"/>
         </w:rPr>
         <w:tab/>
         <w:t>:</w:t>
@@ -48,7 +48,7 @@
           <w:color w:val="000000"/>
           <w:kern w:val="0"/>
           <w:lang w:eastAsia="es-PE"/>
-          <ns2:ligatures ns2:val="none"/>
+          <w14:ligatures w14:val="none"/>
         </w:rPr>
         <w:tab/>
       </w:r>
@@ -59,7 +59,7 @@
           <w:color w:val="000000"/>
           <w:kern w:val="0"/>
           <w:lang w:eastAsia="es-PE"/>
-          <ns2:ligatures ns2:val="none"/>
+          <w14:ligatures w14:val="none"/>
         </w:rPr>
         <w:t>0</w:t>
       </w:r>
@@ -72,7 +72,7 @@
           <w:kern w:val="0"/>
           <w:shd w:val="clear" w:color="auto" w:fill="FFFFFF"/>
           <w:lang w:eastAsia="es-PE"/>
-          <ns2:ligatures ns2:val="none"/>
+          <w14:ligatures w14:val="none"/>
         </w:rPr>
         <w:t>649</w:t>
       </w:r>
@@ -85,12 +85,12 @@
           <w:kern w:val="0"/>
           <w:shd w:val="clear" w:color="auto" w:fill="FFFFFF"/>
           <w:lang w:eastAsia="es-PE"/>
-          <ns2:ligatures ns2:val="none"/>
+          <w14:ligatures w14:val="none"/>
         </w:rPr>
         <w:t>-2025/CC1</w:t>
       </w:r>
     </w:p>
-    <w:p ns2:paraId="187C3631" ns2:textId="4231D08F">
+    <w:p>
       <w:pPr>
         <w:tabs>
           <w:tab w:val="left" w:pos="1701"/>
@@ -105,7 +105,7 @@
           <w:color w:val="000000"/>
           <w:kern w:val="0"/>
           <w:lang w:eastAsia="es-PE"/>
-          <ns2:ligatures ns2:val="none"/>
+          <w14:ligatures w14:val="none"/>
         </w:rPr>
       </w:pPr>
       <w:r>
@@ -115,46 +115,16 @@
           <w:color w:val="000000"/>
           <w:kern w:val="0"/>
           <w:lang w:eastAsia="es-PE"/>
-          <ns2:ligatures ns2:val="none"/>
-        </w:rPr>
-        <w:t xml:space="preserve">DENUNCIANTE:[DENUNCIANTE] ([APELLIDO])</w:t>
-      </w:r>
-      <w:r>
-        <w:rPr>
-          <w:rFonts w:ascii="Arial Narrow" w:eastAsia="Arial Narrow" w:hAnsi="Arial Narrow" w:cs="Arial Narrow"/>
-          <w:b/>
-          <w:color w:val="000000"/>
-          <w:kern w:val="0"/>
-          <w:lang w:eastAsia="es-PE"/>
-          <ns2:ligatures ns2:val="none"/>
-        </w:rPr>
+          <w14:ligatures w14:val="none"/>
+        </w:rPr>
+        <w:t>DENUNCIANTE</w:t>
         <w:tab/>
-        <w:t/>
-      </w:r>
-      <w:r>
-        <w:rPr>
-          <w:rFonts w:ascii="Arial Narrow" w:eastAsia="Arial Narrow" w:hAnsi="Arial Narrow" w:cs="Arial Narrow"/>
-          <w:b/>
-          <w:color w:val="000000"/>
-          <w:kern w:val="0"/>
-          <w:lang w:eastAsia="es-PE"/>
-          <ns2:ligatures ns2:val="none"/>
-        </w:rPr>
+        <w:t>:</w:t>
         <w:tab/>
-      </w:r>
-      <w:r>
-        <w:rPr>
-          <w:rFonts w:ascii="Arial Narrow" w:eastAsia="Arial Narrow" w:hAnsi="Arial Narrow" w:cs="Arial Narrow"/>
-          <w:b/>
-          <w:color w:val="000000"/>
-          <w:kern w:val="0"/>
-          <w:lang w:eastAsia="es-PE"/>
-          <ns2:ligatures ns2:val="none"/>
-        </w:rPr>
-        <w:t/>
-      </w:r>
-    </w:p>
-    <w:p ns2:paraId="7037BAA8" ns2:textId="0F939544">
+        <w:t xml:space="preserve">[DENUNCIANTE] ([APELLIDO])</w:t>
+      </w:r>
+    </w:p>
+    <w:p>
       <w:pPr>
         <w:tabs>
           <w:tab w:val="left" w:pos="1701"/>
@@ -169,7 +139,7 @@
           <w:color w:val="000000"/>
           <w:kern w:val="0"/>
           <w:lang w:eastAsia="es-PE"/>
-          <ns2:ligatures ns2:val="none"/>
+          <w14:ligatures w14:val="none"/>
         </w:rPr>
       </w:pPr>
       <w:r>
@@ -179,7 +149,7 @@
           <w:color w:val="000000"/>
           <w:kern w:val="0"/>
           <w:lang w:eastAsia="es-PE"/>
-          <ns2:ligatures ns2:val="none"/>
+          <w14:ligatures w14:val="none"/>
         </w:rPr>
         <w:t>DENUNCIADO</w:t>
       </w:r>
@@ -190,7 +160,7 @@
           <w:color w:val="000000"/>
           <w:kern w:val="0"/>
           <w:lang w:eastAsia="es-PE"/>
-          <ns2:ligatures ns2:val="none"/>
+          <w14:ligatures w14:val="none"/>
         </w:rPr>
         <w:tab/>
         <w:t>:</w:t>
@@ -202,7 +172,7 @@
           <w:color w:val="000000"/>
           <w:kern w:val="0"/>
           <w:lang w:eastAsia="es-PE"/>
-          <ns2:ligatures ns2:val="none"/>
+          <w14:ligatures w14:val="none"/>
         </w:rPr>
         <w:tab/>
       </w:r>
@@ -213,12 +183,12 @@
           <w:color w:val="000000"/>
           <w:kern w:val="0"/>
           <w:lang w:eastAsia="es-PE"/>
-          <ns2:ligatures ns2:val="none"/>
+          <w14:ligatures w14:val="none"/>
         </w:rPr>
         <w:t>INTERSEGURO COMPAÑÍA DE SEGUROS S.A. (INTERSEGURO)</w:t>
       </w:r>
     </w:p>
-    <w:p ns2:paraId="2500BC77" ns2:textId="77777777">
+    <w:p>
       <w:pPr>
         <w:tabs>
           <w:tab w:val="left" w:pos="1701"/>
@@ -233,7 +203,7 @@
           <w:color w:val="000000"/>
           <w:kern w:val="0"/>
           <w:lang w:eastAsia="es-PE"/>
-          <ns2:ligatures ns2:val="none"/>
+          <w14:ligatures w14:val="none"/>
         </w:rPr>
       </w:pPr>
       <w:r>
@@ -243,7 +213,7 @@
           <w:color w:val="000000"/>
           <w:kern w:val="0"/>
           <w:lang w:eastAsia="es-PE"/>
-          <ns2:ligatures ns2:val="none"/>
+          <w14:ligatures w14:val="none"/>
         </w:rPr>
         <w:t>MATERIAS</w:t>
       </w:r>
@@ -254,7 +224,7 @@
           <w:color w:val="000000"/>
           <w:kern w:val="0"/>
           <w:lang w:eastAsia="es-PE"/>
-          <ns2:ligatures ns2:val="none"/>
+          <w14:ligatures w14:val="none"/>
         </w:rPr>
         <w:tab/>
         <w:t xml:space="preserve">: </w:t>
@@ -266,13 +236,13 @@
           <w:color w:val="000000"/>
           <w:kern w:val="0"/>
           <w:lang w:eastAsia="es-PE"/>
-          <ns2:ligatures ns2:val="none"/>
+          <w14:ligatures w14:val="none"/>
         </w:rPr>
         <w:tab/>
         <w:t>ADMISIÓN A TRÁMITE</w:t>
       </w:r>
     </w:p>
-    <w:p ns2:paraId="284AD768" ns2:textId="7828DE75">
+    <w:p>
       <w:pPr>
         <w:tabs>
           <w:tab w:val="left" w:pos="1701"/>
@@ -287,7 +257,7 @@
           <w:color w:val="000000"/>
           <w:kern w:val="0"/>
           <w:lang w:eastAsia="es-PE"/>
-          <ns2:ligatures ns2:val="none"/>
+          <w14:ligatures w14:val="none"/>
         </w:rPr>
       </w:pPr>
       <w:r>
@@ -297,7 +267,7 @@
           <w:color w:val="000000"/>
           <w:kern w:val="0"/>
           <w:lang w:eastAsia="es-PE"/>
-          <ns2:ligatures ns2:val="none"/>
+          <w14:ligatures w14:val="none"/>
         </w:rPr>
         <w:t>REQUERIMIENTO DE INFORMACIÓN</w:t>
       </w:r>
@@ -308,12 +278,12 @@
           <w:color w:val="000000"/>
           <w:kern w:val="0"/>
           <w:lang w:eastAsia="es-PE"/>
-          <ns2:ligatures ns2:val="none"/>
+          <w14:ligatures w14:val="none"/>
         </w:rPr>
         <w:t xml:space="preserve"> </w:t>
       </w:r>
     </w:p>
-    <w:p ns2:paraId="5A3670C5" ns2:textId="34681883">
+    <w:p>
       <w:pPr>
         <w:tabs>
           <w:tab w:val="left" w:pos="1701"/>
@@ -327,7 +297,7 @@
           <w:color w:val="000000"/>
           <w:kern w:val="0"/>
           <w:lang w:eastAsia="es-PE"/>
-          <ns2:ligatures ns2:val="none"/>
+          <w14:ligatures w14:val="none"/>
         </w:rPr>
       </w:pPr>
       <w:r>
@@ -337,7 +307,7 @@
           <w:color w:val="000000"/>
           <w:kern w:val="0"/>
           <w:lang w:eastAsia="es-PE"/>
-          <ns2:ligatures ns2:val="none"/>
+          <w14:ligatures w14:val="none"/>
         </w:rPr>
         <w:t xml:space="preserve">RESOLUCIÓN </w:t>
       </w:r>
@@ -348,7 +318,7 @@
           <w:color w:val="000000"/>
           <w:kern w:val="0"/>
           <w:lang w:eastAsia="es-PE"/>
-          <ns2:ligatures ns2:val="none"/>
+          <w14:ligatures w14:val="none"/>
         </w:rPr>
         <w:tab/>
         <w:t>:</w:t>
@@ -360,7 +330,7 @@
           <w:color w:val="000000"/>
           <w:kern w:val="0"/>
           <w:lang w:eastAsia="es-PE"/>
-          <ns2:ligatures ns2:val="none"/>
+          <w14:ligatures w14:val="none"/>
         </w:rPr>
         <w:tab/>
       </w:r>
@@ -371,12 +341,12 @@
           <w:color w:val="000000"/>
           <w:kern w:val="0"/>
           <w:lang w:eastAsia="es-PE"/>
-          <ns2:ligatures ns2:val="none"/>
+          <w14:ligatures w14:val="none"/>
         </w:rPr>
         <w:t>3</w:t>
       </w:r>
     </w:p>
-    <w:p ns2:paraId="7591140C" ns2:textId="77777777">
+    <w:p>
       <w:pPr>
         <w:tabs>
           <w:tab w:val="left" w:pos="1014"/>
@@ -389,11 +359,11 @@
           <w:kern w:val="0"/>
           <w:shd w:val="clear" w:color="auto" w:fill="FFFFFF"/>
           <w:lang w:eastAsia="es-PE"/>
-          <ns2:ligatures ns2:val="none"/>
-        </w:rPr>
-      </w:pPr>
-    </w:p>
-    <w:p ns2:paraId="59BB126F" ns2:textId="354EAA75">
+          <w14:ligatures w14:val="none"/>
+        </w:rPr>
+      </w:pPr>
+    </w:p>
+    <w:p>
       <w:pPr>
         <w:tabs>
           <w:tab w:val="left" w:pos="1014"/>
@@ -406,7 +376,7 @@
           <w:kern w:val="0"/>
           <w:shd w:val="clear" w:color="auto" w:fill="FFFFFF"/>
           <w:lang w:eastAsia="es-PE"/>
-          <ns2:ligatures ns2:val="none"/>
+          <w14:ligatures w14:val="none"/>
         </w:rPr>
       </w:pPr>
       <w:r>
@@ -416,7 +386,7 @@
           <w:kern w:val="0"/>
           <w:shd w:val="clear" w:color="auto" w:fill="FFFFFF"/>
           <w:lang w:eastAsia="es-PE"/>
-          <ns2:ligatures ns2:val="none"/>
+          <w14:ligatures w14:val="none"/>
         </w:rPr>
         <w:t xml:space="preserve">Lima, </w:t>
       </w:r>
@@ -427,7 +397,7 @@
           <w:kern w:val="0"/>
           <w:shd w:val="clear" w:color="auto" w:fill="FFFFFF"/>
           <w:lang w:eastAsia="es-PE"/>
-          <ns2:ligatures ns2:val="none"/>
+          <w14:ligatures w14:val="none"/>
         </w:rPr>
         <w:t xml:space="preserve">25 de abril de 2025</w:t>
       </w:r>
@@ -438,7 +408,7 @@
           <w:kern w:val="0"/>
           <w:shd w:val="clear" w:color="auto" w:fill="FFFFFF"/>
           <w:lang w:eastAsia="es-PE"/>
-          <ns2:ligatures ns2:val="none"/>
+          <w14:ligatures w14:val="none"/>
         </w:rPr>
         <w:t xml:space="preserve"/>
       </w:r>
@@ -449,7 +419,7 @@
           <w:kern w:val="0"/>
           <w:shd w:val="clear" w:color="auto" w:fill="FFFFFF"/>
           <w:lang w:eastAsia="es-PE"/>
-          <ns2:ligatures ns2:val="none"/>
+          <w14:ligatures w14:val="none"/>
         </w:rPr>
         <w:t xml:space="preserve"/>
       </w:r>
@@ -460,7 +430,7 @@
           <w:kern w:val="0"/>
           <w:shd w:val="clear" w:color="auto" w:fill="FFFFFF"/>
           <w:lang w:eastAsia="es-PE"/>
-          <ns2:ligatures ns2:val="none"/>
+          <w14:ligatures w14:val="none"/>
         </w:rPr>
         <w:t xml:space="preserve"/>
       </w:r>
@@ -471,12 +441,12 @@
           <w:kern w:val="0"/>
           <w:shd w:val="clear" w:color="auto" w:fill="FFFFFF"/>
           <w:lang w:eastAsia="es-PE"/>
-          <ns2:ligatures ns2:val="none"/>
+          <w14:ligatures w14:val="none"/>
         </w:rPr>
         <w:t xml:space="preserve"/>
       </w:r>
     </w:p>
-    <w:p ns2:paraId="78BF12C0" ns2:textId="77777777">
+    <w:p>
       <w:pPr>
         <w:tabs>
           <w:tab w:val="left" w:pos="1014"/>
@@ -488,11 +458,11 @@
           <w:color w:val="000000"/>
           <w:kern w:val="0"/>
           <w:lang w:eastAsia="es-PE"/>
-          <ns2:ligatures ns2:val="none"/>
-        </w:rPr>
-      </w:pPr>
-    </w:p>
-    <w:p ns2:paraId="553F3534" ns2:textId="77777777">
+          <w14:ligatures w14:val="none"/>
+        </w:rPr>
+      </w:pPr>
+    </w:p>
+    <w:p>
       <w:pPr>
         <w:numPr>
           <w:ilvl w:val="0"/>
@@ -506,7 +476,7 @@
           <w:color w:val="000000"/>
           <w:kern w:val="0"/>
           <w:lang w:eastAsia="es-PE"/>
-          <ns2:ligatures ns2:val="none"/>
+          <w14:ligatures w14:val="none"/>
         </w:rPr>
       </w:pPr>
       <w:r>
@@ -516,12 +486,12 @@
           <w:color w:val="000000"/>
           <w:kern w:val="0"/>
           <w:lang w:eastAsia="es-PE"/>
-          <ns2:ligatures ns2:val="none"/>
+          <w14:ligatures w14:val="none"/>
         </w:rPr>
         <w:t xml:space="preserve">HECHOS </w:t>
       </w:r>
     </w:p>
-    <w:p ns2:paraId="74E8E3A1" ns2:textId="77777777">
+    <w:p>
       <w:pPr>
         <w:spacing w:after="0" w:line="240" w:lineRule="auto"/>
         <w:jc w:val="both"/>
@@ -530,11 +500,11 @@
           <w:color w:val="000000"/>
           <w:kern w:val="0"/>
           <w:lang w:eastAsia="es-PE"/>
-          <ns2:ligatures ns2:val="none"/>
-        </w:rPr>
-      </w:pPr>
-    </w:p>
-    <w:p ns2:paraId="25718C3B" ns2:textId="3691401F">
+          <w14:ligatures w14:val="none"/>
+        </w:rPr>
+      </w:pPr>
+    </w:p>
+    <w:p>
       <w:pPr>
         <w:numPr>
           <w:ilvl w:val="1"/>
@@ -548,7 +518,7 @@
           <w:color w:val="000000"/>
           <w:kern w:val="0"/>
           <w:lang w:val="es-ES" w:eastAsia="es-ES"/>
-          <ns2:ligatures ns2:val="none"/>
+          <w14:ligatures w14:val="none"/>
         </w:rPr>
       </w:pPr>
       <w:r>
@@ -557,7 +527,7 @@
           <w:color w:val="000000"/>
           <w:kern w:val="0"/>
           <w:lang w:val="es-ES" w:eastAsia="es-ES"/>
-          <ns2:ligatures ns2:val="none"/>
+          <w14:ligatures w14:val="none"/>
         </w:rPr>
         <w:t xml:space="preserve">Mediante el escrito de denuncia presentado por el señor [APELLIDO] en representación [APELLIDO] el 12 de marzo de 2025, subsanada el 15 y 22 de abril de 2025, denunció a Interseguro por presuntas infracciones a la Ley 29571, Código de Protección y Defensa del Consumidor (en adelante, Código), señalando lo siguiente:</w:t>
       </w:r>
@@ -567,7 +537,7 @@
           <w:color w:val="000000"/>
           <w:kern w:val="0"/>
           <w:lang w:eastAsia="es-ES"/>
-          <ns2:ligatures ns2:val="none"/>
+          <w14:ligatures w14:val="none"/>
         </w:rPr>
         <w:t xml:space="preserve"/>
       </w:r>
@@ -578,7 +548,7 @@
           <w:color w:val="000000"/>
           <w:kern w:val="0"/>
           <w:lang w:eastAsia="es-ES"/>
-          <ns2:ligatures ns2:val="none"/>
+          <w14:ligatures w14:val="none"/>
         </w:rPr>
         <w:t/>
       </w:r>
@@ -589,7 +559,7 @@
           <w:color w:val="000000"/>
           <w:kern w:val="0"/>
           <w:lang w:eastAsia="es-ES"/>
-          <ns2:ligatures ns2:val="none"/>
+          <w14:ligatures w14:val="none"/>
         </w:rPr>
         <w:t xml:space="preserve"/>
       </w:r>
@@ -599,7 +569,7 @@
           <w:color w:val="000000"/>
           <w:kern w:val="0"/>
           <w:lang w:eastAsia="es-ES"/>
-          <ns2:ligatures ns2:val="none"/>
+          <w14:ligatures w14:val="none"/>
         </w:rPr>
         <w:t xml:space="preserve"/>
       </w:r>
@@ -609,7 +579,7 @@
           <w:color w:val="000000"/>
           <w:kern w:val="0"/>
           <w:lang w:eastAsia="es-ES"/>
-          <ns2:ligatures ns2:val="none"/>
+          <w14:ligatures w14:val="none"/>
         </w:rPr>
         <w:t xml:space="preserve"/>
       </w:r>
@@ -619,7 +589,7 @@
           <w:color w:val="000000"/>
           <w:kern w:val="0"/>
           <w:lang w:eastAsia="es-ES"/>
-          <ns2:ligatures ns2:val="none"/>
+          <w14:ligatures w14:val="none"/>
         </w:rPr>
         <w:t/>
       </w:r>
@@ -627,7 +597,7 @@
         <w:rPr>
           <w:rFonts w:ascii="Arial Narrow" w:eastAsia="Calibri" w:hAnsi="Arial Narrow" w:cs="Arial"/>
           <w:kern w:val="0"/>
-          <ns2:ligatures ns2:val="none"/>
+          <w14:ligatures w14:val="none"/>
         </w:rPr>
         <w:t xml:space="preserve"/>
       </w:r>
@@ -635,7 +605,7 @@
         <w:rPr>
           <w:rFonts w:ascii="Arial Narrow" w:eastAsia="Calibri" w:hAnsi="Arial Narrow" w:cs="Arial"/>
           <w:kern w:val="0"/>
-          <ns2:ligatures ns2:val="none"/>
+          <w14:ligatures w14:val="none"/>
         </w:rPr>
         <w:t xml:space="preserve"/>
       </w:r>
@@ -643,7 +613,7 @@
         <w:rPr>
           <w:rFonts w:ascii="Arial Narrow" w:eastAsia="Calibri" w:hAnsi="Arial Narrow" w:cs="Arial"/>
           <w:kern w:val="0"/>
-          <ns2:ligatures ns2:val="none"/>
+          <w14:ligatures w14:val="none"/>
         </w:rPr>
         <w:t/>
       </w:r>
@@ -653,7 +623,7 @@
           <w:color w:val="000000"/>
           <w:kern w:val="0"/>
           <w:lang w:eastAsia="es-ES"/>
-          <ns2:ligatures ns2:val="none"/>
+          <w14:ligatures w14:val="none"/>
         </w:rPr>
         <w:t xml:space="preserve"/>
       </w:r>
@@ -661,7 +631,7 @@
         <w:rPr>
           <w:rFonts w:ascii="Arial Narrow" w:eastAsia="Calibri" w:hAnsi="Arial Narrow" w:cs="Arial"/>
           <w:kern w:val="0"/>
-          <ns2:ligatures ns2:val="none"/>
+          <w14:ligatures w14:val="none"/>
         </w:rPr>
         <w:t/>
       </w:r>
@@ -671,7 +641,7 @@
           <w:color w:val="000000"/>
           <w:kern w:val="0"/>
           <w:lang w:val="es-ES" w:eastAsia="es-ES"/>
-          <ns2:ligatures ns2:val="none"/>
+          <w14:ligatures w14:val="none"/>
         </w:rPr>
         <w:t xml:space="preserve"/>
       </w:r>
@@ -682,7 +652,7 @@
           <w:color w:val="000000"/>
           <w:kern w:val="0"/>
           <w:lang w:val="es-ES" w:eastAsia="es-ES"/>
-          <ns2:ligatures ns2:val="none"/>
+          <w14:ligatures w14:val="none"/>
         </w:rPr>
         <w:t/>
       </w:r>
@@ -693,7 +663,7 @@
           <w:color w:val="000000"/>
           <w:kern w:val="0"/>
           <w:lang w:val="es-ES" w:eastAsia="es-ES"/>
-          <ns2:ligatures ns2:val="none"/>
+          <w14:ligatures w14:val="none"/>
         </w:rPr>
         <w:t xml:space="preserve"/>
       </w:r>
@@ -703,7 +673,7 @@
           <w:color w:val="000000"/>
           <w:kern w:val="0"/>
           <w:lang w:val="es-ES" w:eastAsia="es-ES"/>
-          <ns2:ligatures ns2:val="none"/>
+          <w14:ligatures w14:val="none"/>
         </w:rPr>
         <w:t/>
       </w:r>
@@ -715,7 +685,7 @@
           <w:kern w:val="0"/>
           <w:vertAlign w:val="superscript"/>
           <w:lang w:val="es-ES" w:eastAsia="es-ES"/>
-          <ns2:ligatures ns2:val="none"/>
+          <w14:ligatures w14:val="none"/>
         </w:rPr>
         <w:footnoteReference w:id="1"/>
       </w:r>
@@ -725,7 +695,7 @@
           <w:color w:val="000000"/>
           <w:kern w:val="0"/>
           <w:lang w:val="es-ES" w:eastAsia="es-ES"/>
-          <ns2:ligatures ns2:val="none"/>
+          <w14:ligatures w14:val="none"/>
         </w:rPr>
         <w:t xml:space="preserve"/>
       </w:r>
@@ -736,12 +706,12 @@
           <w:color w:val="000000"/>
           <w:kern w:val="0"/>
           <w:lang w:val="es-ES" w:eastAsia="es-ES"/>
-          <ns2:ligatures ns2:val="none"/>
+          <w14:ligatures w14:val="none"/>
         </w:rPr>
         <w:t/>
       </w:r>
     </w:p>
-    <w:p ns2:paraId="101D66EA" ns2:textId="77777777">
+    <w:p>
       <w:pPr>
         <w:tabs>
           <w:tab w:val="left" w:pos="1134"/>
@@ -753,11 +723,11 @@
           <w:color w:val="000000"/>
           <w:kern w:val="0"/>
           <w:lang w:val="es-ES" w:eastAsia="es-ES"/>
-          <ns2:ligatures ns2:val="none"/>
-        </w:rPr>
-      </w:pPr>
-    </w:p>
-    <w:p ns2:paraId="563B2019" ns2:textId="4EDA02EC">
+          <w14:ligatures w14:val="none"/>
+        </w:rPr>
+      </w:pPr>
+    </w:p>
+    <w:p>
       <w:pPr>
         <w:pStyle w:val="Prrafodelista"/>
         <w:numPr>
@@ -776,7 +746,7 @@
           <w:color w:val="000000"/>
           <w:kern w:val="0"/>
           <w:lang w:eastAsia="es-ES"/>
-          <ns2:ligatures ns2:val="none"/>
+          <w14:ligatures w14:val="none"/>
         </w:rPr>
       </w:pPr>
       <w:r>
@@ -785,7 +755,7 @@
           <w:color w:val="000000"/>
           <w:kern w:val="0"/>
           <w:lang w:eastAsia="es-ES"/>
-          <ns2:ligatures ns2:val="none"/>
+          <w14:ligatures w14:val="none"/>
         </w:rPr>
         <w:t xml:space="preserve">El 4 de octubre de 2023, </w:t>
       </w:r>
@@ -795,7 +765,7 @@
           <w:color w:val="000000"/>
           <w:kern w:val="0"/>
           <w:lang w:eastAsia="es-ES"/>
-          <ns2:ligatures ns2:val="none"/>
+          <w14:ligatures w14:val="none"/>
         </w:rPr>
         <w:t>le robaron el</w:t>
       </w:r>
@@ -805,7 +775,7 @@
           <w:color w:val="000000"/>
           <w:kern w:val="0"/>
           <w:lang w:eastAsia="es-ES"/>
-          <ns2:ligatures ns2:val="none"/>
+          <w14:ligatures w14:val="none"/>
         </w:rPr>
         <w:t xml:space="preserve"> vehículo con Placa de Rodaje BCZ</w:t>
       </w:r>
@@ -815,7 +785,7 @@
           <w:color w:val="000000"/>
           <w:kern w:val="0"/>
           <w:lang w:eastAsia="es-ES"/>
-          <ns2:ligatures ns2:val="none"/>
+          <w14:ligatures w14:val="none"/>
         </w:rPr>
         <w:t>-</w:t>
       </w:r>
@@ -825,7 +795,7 @@
           <w:color w:val="000000"/>
           <w:kern w:val="0"/>
           <w:lang w:eastAsia="es-ES"/>
-          <ns2:ligatures ns2:val="none"/>
+          <w14:ligatures w14:val="none"/>
         </w:rPr>
         <w:t xml:space="preserve">752. </w:t>
       </w:r>
@@ -835,7 +805,7 @@
           <w:color w:val="000000"/>
           <w:kern w:val="0"/>
           <w:lang w:eastAsia="es-ES"/>
-          <ns2:ligatures ns2:val="none"/>
+          <w14:ligatures w14:val="none"/>
         </w:rPr>
         <w:t>Posteriormente, realizó</w:t>
       </w:r>
@@ -845,7 +815,7 @@
           <w:color w:val="000000"/>
           <w:kern w:val="0"/>
           <w:lang w:eastAsia="es-ES"/>
-          <ns2:ligatures ns2:val="none"/>
+          <w14:ligatures w14:val="none"/>
         </w:rPr>
         <w:t xml:space="preserve"> la denuncia policial correspondiente</w:t>
       </w:r>
@@ -855,7 +825,7 @@
           <w:color w:val="000000"/>
           <w:kern w:val="0"/>
           <w:lang w:eastAsia="es-ES"/>
-          <ns2:ligatures ns2:val="none"/>
+          <w14:ligatures w14:val="none"/>
         </w:rPr>
         <w:t xml:space="preserve"> a la </w:t>
       </w:r>
@@ -865,7 +835,7 @@
           <w:color w:val="000000"/>
           <w:kern w:val="0"/>
           <w:lang w:eastAsia="es-ES"/>
-          <ns2:ligatures ns2:val="none"/>
+          <w14:ligatures w14:val="none"/>
         </w:rPr>
         <w:t>Policía Nacional del Perú</w:t>
       </w:r>
@@ -875,7 +845,7 @@
           <w:color w:val="000000"/>
           <w:kern w:val="0"/>
           <w:lang w:eastAsia="es-ES"/>
-          <ns2:ligatures ns2:val="none"/>
+          <w14:ligatures w14:val="none"/>
         </w:rPr>
         <w:t xml:space="preserve"> (en adelante, PNP)</w:t>
       </w:r>
@@ -885,12 +855,12 @@
           <w:color w:val="000000"/>
           <w:kern w:val="0"/>
           <w:lang w:eastAsia="es-ES"/>
-          <ns2:ligatures ns2:val="none"/>
+          <w14:ligatures w14:val="none"/>
         </w:rPr>
         <w:t>.</w:t>
       </w:r>
     </w:p>
-    <w:p ns2:paraId="4087AA81" ns2:textId="77777777">
+    <w:p>
       <w:pPr>
         <w:pStyle w:val="Prrafodelista"/>
         <w:spacing w:after="0" w:line="240" w:lineRule="auto"/>
@@ -901,11 +871,11 @@
           <w:color w:val="000000"/>
           <w:kern w:val="0"/>
           <w:lang w:eastAsia="es-ES"/>
-          <ns2:ligatures ns2:val="none"/>
-        </w:rPr>
-      </w:pPr>
-    </w:p>
-    <w:p ns2:paraId="13F4AF68" ns2:textId="49E1F229">
+          <w14:ligatures w14:val="none"/>
+        </w:rPr>
+      </w:pPr>
+    </w:p>
+    <w:p>
       <w:pPr>
         <w:pStyle w:val="Prrafodelista"/>
         <w:numPr>
@@ -924,7 +894,7 @@
           <w:color w:val="000000"/>
           <w:kern w:val="0"/>
           <w:lang w:eastAsia="es-ES"/>
-          <ns2:ligatures ns2:val="none"/>
+          <w14:ligatures w14:val="none"/>
         </w:rPr>
       </w:pPr>
       <w:r>
@@ -933,7 +903,7 @@
           <w:color w:val="000000"/>
           <w:kern w:val="0"/>
           <w:lang w:eastAsia="es-ES"/>
-          <ns2:ligatures ns2:val="none"/>
+          <w14:ligatures w14:val="none"/>
         </w:rPr>
         <w:t xml:space="preserve">El 5 de octubre de 2023, recibió una comunicación de la Dirección de Protección Vehicular de la </w:t>
       </w:r>
@@ -943,7 +913,7 @@
           <w:color w:val="000000"/>
           <w:kern w:val="0"/>
           <w:lang w:eastAsia="es-ES"/>
-          <ns2:ligatures ns2:val="none"/>
+          <w14:ligatures w14:val="none"/>
         </w:rPr>
         <w:t>PNP</w:t>
       </w:r>
@@ -953,7 +923,7 @@
           <w:color w:val="000000"/>
           <w:kern w:val="0"/>
           <w:lang w:eastAsia="es-ES"/>
-          <ns2:ligatures ns2:val="none"/>
+          <w14:ligatures w14:val="none"/>
         </w:rPr>
         <w:t xml:space="preserve"> </w:t>
       </w:r>
@@ -963,7 +933,7 @@
           <w:color w:val="000000"/>
           <w:kern w:val="0"/>
           <w:lang w:eastAsia="es-ES"/>
-          <ns2:ligatures ns2:val="none"/>
+          <w14:ligatures w14:val="none"/>
         </w:rPr>
         <w:t xml:space="preserve">informándole </w:t>
       </w:r>
@@ -973,7 +943,7 @@
           <w:color w:val="000000"/>
           <w:kern w:val="0"/>
           <w:lang w:eastAsia="es-ES"/>
-          <ns2:ligatures ns2:val="none"/>
+          <w14:ligatures w14:val="none"/>
         </w:rPr>
         <w:t>que el vehículo</w:t>
       </w:r>
@@ -983,7 +953,7 @@
           <w:color w:val="000000"/>
           <w:kern w:val="0"/>
           <w:lang w:eastAsia="es-ES"/>
-          <ns2:ligatures ns2:val="none"/>
+          <w14:ligatures w14:val="none"/>
         </w:rPr>
         <w:t xml:space="preserve"> </w:t>
       </w:r>
@@ -993,7 +963,7 @@
           <w:color w:val="000000"/>
           <w:kern w:val="0"/>
           <w:lang w:eastAsia="es-ES"/>
-          <ns2:ligatures ns2:val="none"/>
+          <w14:ligatures w14:val="none"/>
         </w:rPr>
         <w:t>había sido encontrado</w:t>
       </w:r>
@@ -1003,12 +973,12 @@
           <w:color w:val="000000"/>
           <w:kern w:val="0"/>
           <w:lang w:eastAsia="es-ES"/>
-          <ns2:ligatures ns2:val="none"/>
+          <w14:ligatures w14:val="none"/>
         </w:rPr>
         <w:t xml:space="preserve"> desmantelado; es decir, habían robado las piezas principales para su funcionamiento.</w:t>
       </w:r>
     </w:p>
-    <w:p ns2:paraId="64378C22" ns2:textId="77777777">
+    <w:p>
       <w:pPr>
         <w:spacing w:after="0" w:line="240" w:lineRule="auto"/>
         <w:jc w:val="both"/>
@@ -1017,11 +987,11 @@
           <w:color w:val="000000"/>
           <w:kern w:val="0"/>
           <w:lang w:eastAsia="es-ES"/>
-          <ns2:ligatures ns2:val="none"/>
-        </w:rPr>
-      </w:pPr>
-    </w:p>
-    <w:p ns2:paraId="351BDB53" ns2:textId="2BCCF5DC">
+          <w14:ligatures w14:val="none"/>
+        </w:rPr>
+      </w:pPr>
+    </w:p>
+    <w:p>
       <w:pPr>
         <w:pStyle w:val="Prrafodelista"/>
         <w:numPr>
@@ -1040,7 +1010,7 @@
           <w:color w:val="000000"/>
           <w:kern w:val="0"/>
           <w:lang w:eastAsia="es-ES"/>
-          <ns2:ligatures ns2:val="none"/>
+          <w14:ligatures w14:val="none"/>
         </w:rPr>
       </w:pPr>
       <w:r>
@@ -1049,7 +1019,7 @@
           <w:color w:val="000000"/>
           <w:kern w:val="0"/>
           <w:lang w:eastAsia="es-ES"/>
-          <ns2:ligatures ns2:val="none"/>
+          <w14:ligatures w14:val="none"/>
         </w:rPr>
         <w:t xml:space="preserve">El 7 de octubre de 2023, se comunicó con </w:t>
       </w:r>
@@ -1060,7 +1030,7 @@
           <w:color w:val="000000"/>
           <w:kern w:val="0"/>
           <w:lang w:eastAsia="es-ES"/>
-          <ns2:ligatures ns2:val="none"/>
+          <w14:ligatures w14:val="none"/>
         </w:rPr>
         <w:t>Interseguro</w:t>
       </w:r>
@@ -1071,7 +1041,7 @@
           <w:color w:val="000000"/>
           <w:kern w:val="0"/>
           <w:lang w:eastAsia="es-ES"/>
-          <ns2:ligatures ns2:val="none"/>
+          <w14:ligatures w14:val="none"/>
         </w:rPr>
         <w:t xml:space="preserve"> </w:t>
       </w:r>
@@ -1081,7 +1051,7 @@
           <w:color w:val="000000"/>
           <w:kern w:val="0"/>
           <w:lang w:eastAsia="es-ES"/>
-          <ns2:ligatures ns2:val="none"/>
+          <w14:ligatures w14:val="none"/>
         </w:rPr>
         <w:t>a fin de consultar sobre el estado de su Seguro Vehicular, el cual tenía la póliza activa desde el 2020</w:t>
       </w:r>
@@ -1091,7 +1061,7 @@
           <w:color w:val="000000"/>
           <w:kern w:val="0"/>
           <w:lang w:eastAsia="es-ES"/>
-          <ns2:ligatures ns2:val="none"/>
+          <w14:ligatures w14:val="none"/>
         </w:rPr>
         <w:t xml:space="preserve"> y </w:t>
       </w:r>
@@ -1101,7 +1071,7 @@
           <w:color w:val="000000"/>
           <w:kern w:val="0"/>
           <w:lang w:eastAsia="es-ES"/>
-          <ns2:ligatures ns2:val="none"/>
+          <w14:ligatures w14:val="none"/>
         </w:rPr>
         <w:t xml:space="preserve">pagaba la mensualidad de manera ininterrumpida. </w:t>
       </w:r>
@@ -1112,7 +1082,7 @@
           <w:color w:val="000000"/>
           <w:kern w:val="0"/>
           <w:lang w:eastAsia="es-ES"/>
-          <ns2:ligatures ns2:val="none"/>
+          <w14:ligatures w14:val="none"/>
         </w:rPr>
         <w:t>Interseguro</w:t>
       </w:r>
@@ -1123,7 +1093,7 @@
           <w:color w:val="000000"/>
           <w:kern w:val="0"/>
           <w:lang w:eastAsia="es-ES"/>
-          <ns2:ligatures ns2:val="none"/>
+          <w14:ligatures w14:val="none"/>
         </w:rPr>
         <w:t xml:space="preserve"> </w:t>
       </w:r>
@@ -1133,7 +1103,7 @@
           <w:color w:val="000000"/>
           <w:kern w:val="0"/>
           <w:lang w:eastAsia="es-ES"/>
-          <ns2:ligatures ns2:val="none"/>
+          <w14:ligatures w14:val="none"/>
         </w:rPr>
         <w:t xml:space="preserve">le informó que el seguro se mantenía activo; asimismo, se le indicó que el seguro solo se cancelaba cuando no se cumplía con el pago de tres (3) meses, pero no le comunicaron que el seguro se encontraba suspendido. </w:t>
       </w:r>
@@ -1143,7 +1113,7 @@
           <w:color w:val="000000"/>
           <w:kern w:val="0"/>
           <w:lang w:eastAsia="es-ES"/>
-          <ns2:ligatures ns2:val="none"/>
+          <w14:ligatures w14:val="none"/>
         </w:rPr>
         <w:t>Posteriormente, se comunicó</w:t>
       </w:r>
@@ -1153,7 +1123,7 @@
           <w:color w:val="000000"/>
           <w:kern w:val="0"/>
           <w:lang w:eastAsia="es-ES"/>
-          <ns2:ligatures ns2:val="none"/>
+          <w14:ligatures w14:val="none"/>
         </w:rPr>
         <w:t xml:space="preserve"> con </w:t>
       </w:r>
@@ -1164,7 +1134,7 @@
           <w:color w:val="000000"/>
           <w:kern w:val="0"/>
           <w:lang w:eastAsia="es-ES"/>
-          <ns2:ligatures ns2:val="none"/>
+          <w14:ligatures w14:val="none"/>
         </w:rPr>
         <w:t>Interseguro</w:t>
       </w:r>
@@ -1175,7 +1145,7 @@
           <w:color w:val="000000"/>
           <w:kern w:val="0"/>
           <w:lang w:eastAsia="es-ES"/>
-          <ns2:ligatures ns2:val="none"/>
+          <w14:ligatures w14:val="none"/>
         </w:rPr>
         <w:t xml:space="preserve"> y </w:t>
       </w:r>
@@ -1185,12 +1155,12 @@
           <w:color w:val="000000"/>
           <w:kern w:val="0"/>
           <w:lang w:eastAsia="es-ES"/>
-          <ns2:ligatures ns2:val="none"/>
+          <w14:ligatures w14:val="none"/>
         </w:rPr>
         <w:t>generó el número de siniestro 69-009037 y le solicitó fotos del vehículo y una copia de la denuncia policial.</w:t>
       </w:r>
     </w:p>
-    <w:p ns2:paraId="06EDF1AD" ns2:textId="77777777">
+    <w:p>
       <w:pPr>
         <w:spacing w:after="0" w:line="240" w:lineRule="auto"/>
         <w:jc w:val="both"/>
@@ -1199,11 +1169,11 @@
           <w:color w:val="000000"/>
           <w:kern w:val="0"/>
           <w:lang w:eastAsia="es-ES"/>
-          <ns2:ligatures ns2:val="none"/>
-        </w:rPr>
-      </w:pPr>
-    </w:p>
-    <w:p ns2:paraId="5D23B7E5" ns2:textId="4BB573C7">
+          <w14:ligatures w14:val="none"/>
+        </w:rPr>
+      </w:pPr>
+    </w:p>
+    <w:p>
       <w:pPr>
         <w:pStyle w:val="Prrafodelista"/>
         <w:numPr>
@@ -1222,7 +1192,7 @@
           <w:color w:val="000000"/>
           <w:kern w:val="0"/>
           <w:lang w:eastAsia="es-ES"/>
-          <ns2:ligatures ns2:val="none"/>
+          <w14:ligatures w14:val="none"/>
         </w:rPr>
       </w:pPr>
       <w:r>
@@ -1231,7 +1201,7 @@
           <w:color w:val="000000"/>
           <w:kern w:val="0"/>
           <w:lang w:eastAsia="es-ES"/>
-          <ns2:ligatures ns2:val="none"/>
+          <w14:ligatures w14:val="none"/>
         </w:rPr>
         <w:t xml:space="preserve">El 11 de octubre de 2023, el personal de </w:t>
       </w:r>
@@ -1242,7 +1212,7 @@
           <w:color w:val="000000"/>
           <w:kern w:val="0"/>
           <w:lang w:eastAsia="es-ES"/>
-          <ns2:ligatures ns2:val="none"/>
+          <w14:ligatures w14:val="none"/>
         </w:rPr>
         <w:t>Interseguro</w:t>
       </w:r>
@@ -1253,7 +1223,7 @@
           <w:color w:val="000000"/>
           <w:kern w:val="0"/>
           <w:lang w:eastAsia="es-ES"/>
-          <ns2:ligatures ns2:val="none"/>
+          <w14:ligatures w14:val="none"/>
         </w:rPr>
         <w:t xml:space="preserve"> </w:t>
       </w:r>
@@ -1263,7 +1233,7 @@
           <w:color w:val="000000"/>
           <w:kern w:val="0"/>
           <w:lang w:eastAsia="es-ES"/>
-          <ns2:ligatures ns2:val="none"/>
+          <w14:ligatures w14:val="none"/>
         </w:rPr>
         <w:t>le solicitó internar el vehículo en el taller de su preferencia a fin de realizar una evaluación y conocer el estado real del vehículo.</w:t>
       </w:r>
@@ -1273,7 +1243,7 @@
           <w:color w:val="000000"/>
           <w:kern w:val="0"/>
           <w:lang w:eastAsia="es-ES"/>
-          <ns2:ligatures ns2:val="none"/>
+          <w14:ligatures w14:val="none"/>
         </w:rPr>
         <w:t xml:space="preserve"> </w:t>
       </w:r>
@@ -1283,7 +1253,7 @@
           <w:color w:val="000000"/>
           <w:kern w:val="0"/>
           <w:lang w:eastAsia="es-ES"/>
-          <ns2:ligatures ns2:val="none"/>
+          <w14:ligatures w14:val="none"/>
         </w:rPr>
         <w:t xml:space="preserve">El 13 de octubre de 2023, el asesor </w:t>
       </w:r>
@@ -1293,7 +1263,7 @@
           <w:color w:val="000000"/>
           <w:kern w:val="0"/>
           <w:lang w:eastAsia="es-ES"/>
-          <ns2:ligatures ns2:val="none"/>
+          <w14:ligatures w14:val="none"/>
         </w:rPr>
         <w:t xml:space="preserve">de </w:t>
       </w:r>
@@ -1304,7 +1274,7 @@
           <w:color w:val="000000"/>
           <w:kern w:val="0"/>
           <w:lang w:eastAsia="es-ES"/>
-          <ns2:ligatures ns2:val="none"/>
+          <w14:ligatures w14:val="none"/>
         </w:rPr>
         <w:t>Interseguro</w:t>
       </w:r>
@@ -1315,7 +1285,7 @@
           <w:color w:val="000000"/>
           <w:kern w:val="0"/>
           <w:lang w:eastAsia="es-ES"/>
-          <ns2:ligatures ns2:val="none"/>
+          <w14:ligatures w14:val="none"/>
         </w:rPr>
         <w:t xml:space="preserve"> </w:t>
       </w:r>
@@ -1325,7 +1295,7 @@
           <w:color w:val="000000"/>
           <w:kern w:val="0"/>
           <w:lang w:eastAsia="es-ES"/>
-          <ns2:ligatures ns2:val="none"/>
+          <w14:ligatures w14:val="none"/>
         </w:rPr>
         <w:t xml:space="preserve">le comunicó que ya no era necesario trasladar el vehículo a un taller de Tacna, sino que el vehículo sería trasladado directamente al taller de </w:t>
       </w:r>
@@ -1336,7 +1306,7 @@
           <w:color w:val="000000"/>
           <w:kern w:val="0"/>
           <w:lang w:eastAsia="es-ES"/>
-          <ns2:ligatures ns2:val="none"/>
+          <w14:ligatures w14:val="none"/>
         </w:rPr>
         <w:t>Interseguro</w:t>
       </w:r>
@@ -1347,7 +1317,7 @@
           <w:color w:val="000000"/>
           <w:kern w:val="0"/>
           <w:lang w:eastAsia="es-ES"/>
-          <ns2:ligatures ns2:val="none"/>
+          <w14:ligatures w14:val="none"/>
         </w:rPr>
         <w:t xml:space="preserve"> en Lima.</w:t>
       </w:r>
@@ -1357,12 +1327,12 @@
           <w:color w:val="000000"/>
           <w:kern w:val="0"/>
           <w:lang w:eastAsia="es-ES"/>
-          <ns2:ligatures ns2:val="none"/>
+          <w14:ligatures w14:val="none"/>
         </w:rPr>
         <w:t xml:space="preserve"> </w:t>
       </w:r>
     </w:p>
-    <w:p ns2:paraId="30F11AC9" ns2:textId="77777777">
+    <w:p>
       <w:pPr>
         <w:spacing w:after="0" w:line="240" w:lineRule="auto"/>
         <w:jc w:val="both"/>
@@ -1371,11 +1341,11 @@
           <w:color w:val="000000"/>
           <w:kern w:val="0"/>
           <w:lang w:eastAsia="es-ES"/>
-          <ns2:ligatures ns2:val="none"/>
-        </w:rPr>
-      </w:pPr>
-    </w:p>
-    <w:p ns2:paraId="15391CB1" ns2:textId="68A8520D">
+          <w14:ligatures w14:val="none"/>
+        </w:rPr>
+      </w:pPr>
+    </w:p>
+    <w:p>
       <w:pPr>
         <w:pStyle w:val="Prrafodelista"/>
         <w:numPr>
@@ -1394,7 +1364,7 @@
           <w:color w:val="000000"/>
           <w:kern w:val="0"/>
           <w:lang w:eastAsia="es-ES"/>
-          <ns2:ligatures ns2:val="none"/>
+          <w14:ligatures w14:val="none"/>
         </w:rPr>
       </w:pPr>
       <w:r>
@@ -1403,7 +1373,7 @@
           <w:color w:val="000000"/>
           <w:kern w:val="0"/>
           <w:lang w:eastAsia="es-ES"/>
-          <ns2:ligatures ns2:val="none"/>
+          <w14:ligatures w14:val="none"/>
         </w:rPr>
         <w:t xml:space="preserve">El 19 de octubre de 2023, se puso en contacto con </w:t>
       </w:r>
@@ -1414,7 +1384,7 @@
           <w:color w:val="000000"/>
           <w:kern w:val="0"/>
           <w:lang w:eastAsia="es-ES"/>
-          <ns2:ligatures ns2:val="none"/>
+          <w14:ligatures w14:val="none"/>
         </w:rPr>
         <w:t>Interseguro</w:t>
       </w:r>
@@ -1425,7 +1395,7 @@
           <w:color w:val="000000"/>
           <w:kern w:val="0"/>
           <w:lang w:eastAsia="es-ES"/>
-          <ns2:ligatures ns2:val="none"/>
+          <w14:ligatures w14:val="none"/>
         </w:rPr>
         <w:t xml:space="preserve"> </w:t>
       </w:r>
@@ -1435,7 +1405,7 @@
           <w:color w:val="000000"/>
           <w:kern w:val="0"/>
           <w:lang w:eastAsia="es-ES"/>
-          <ns2:ligatures ns2:val="none"/>
+          <w14:ligatures w14:val="none"/>
         </w:rPr>
         <w:t>a fin de obtener información sobre el proceso</w:t>
       </w:r>
@@ -1445,7 +1415,7 @@
           <w:color w:val="000000"/>
           <w:kern w:val="0"/>
           <w:lang w:eastAsia="es-ES"/>
-          <ns2:ligatures ns2:val="none"/>
+          <w14:ligatures w14:val="none"/>
         </w:rPr>
         <w:t xml:space="preserve"> y </w:t>
       </w:r>
@@ -1455,7 +1425,7 @@
           <w:color w:val="000000"/>
           <w:kern w:val="0"/>
           <w:lang w:eastAsia="es-ES"/>
-          <ns2:ligatures ns2:val="none"/>
+          <w14:ligatures w14:val="none"/>
         </w:rPr>
         <w:t>le informaron que no existía inconveniente alguno.</w:t>
       </w:r>
@@ -1471,7 +1441,7 @@
           <w:color w:val="000000"/>
           <w:kern w:val="0"/>
           <w:lang w:eastAsia="es-ES"/>
-          <ns2:ligatures ns2:val="none"/>
+          <w14:ligatures w14:val="none"/>
         </w:rPr>
         <w:t xml:space="preserve">El 23 de octubre de 2023, se le informó que el servicio de grúas </w:t>
       </w:r>
@@ -1481,7 +1451,7 @@
           <w:color w:val="000000"/>
           <w:kern w:val="0"/>
           <w:lang w:eastAsia="es-ES"/>
-          <ns2:ligatures ns2:val="none"/>
+          <w14:ligatures w14:val="none"/>
         </w:rPr>
         <w:t xml:space="preserve">el para el traslado del vehículo </w:t>
       </w:r>
@@ -1491,7 +1461,7 @@
           <w:color w:val="000000"/>
           <w:kern w:val="0"/>
           <w:lang w:eastAsia="es-ES"/>
-          <ns2:ligatures ns2:val="none"/>
+          <w14:ligatures w14:val="none"/>
         </w:rPr>
         <w:t xml:space="preserve">no se encontraba habilitado por lo que </w:t>
       </w:r>
@@ -1501,7 +1471,7 @@
           <w:color w:val="000000"/>
           <w:kern w:val="0"/>
           <w:lang w:eastAsia="es-ES"/>
-          <ns2:ligatures ns2:val="none"/>
+          <w14:ligatures w14:val="none"/>
         </w:rPr>
         <w:t xml:space="preserve">el señor [APELLIDO]</w:t>
       </w:r>
@@ -1511,7 +1481,7 @@
           <w:color w:val="000000"/>
           <w:kern w:val="0"/>
           <w:lang w:eastAsia="es-ES"/>
-          <ns2:ligatures ns2:val="none"/>
+          <w14:ligatures w14:val="none"/>
         </w:rPr>
         <w:t xml:space="preserve"> tendría que tramitar el traslado del vehículo a una </w:t>
       </w:r>
@@ -1521,13 +1491,13 @@
           <w:color w:val="000000"/>
           <w:kern w:val="0"/>
           <w:lang w:eastAsia="es-ES"/>
-          <ns2:ligatures ns2:val="none"/>
+          <w14:ligatures w14:val="none"/>
         </w:rPr>
         <w:lastRenderedPageBreak/>
         <w:t>cochera particular. Asimismo, se le comunicó que el monto de reembolso por los gastos producidos ascendía a la suma de US$250,00.</w:t>
       </w:r>
     </w:p>
-    <w:p ns2:paraId="45EDDF71" ns2:textId="77777777">
+    <w:p>
       <w:pPr>
         <w:spacing w:after="0" w:line="240" w:lineRule="auto"/>
         <w:jc w:val="both"/>
@@ -1536,11 +1506,11 @@
           <w:color w:val="000000"/>
           <w:kern w:val="0"/>
           <w:lang w:eastAsia="es-ES"/>
-          <ns2:ligatures ns2:val="none"/>
-        </w:rPr>
-      </w:pPr>
-    </w:p>
-    <w:p ns2:paraId="684522B8" ns2:textId="45289142">
+          <w14:ligatures w14:val="none"/>
+        </w:rPr>
+      </w:pPr>
+    </w:p>
+    <w:p>
       <w:pPr>
         <w:pStyle w:val="Prrafodelista"/>
         <w:numPr>
@@ -1559,7 +1529,7 @@
           <w:color w:val="000000"/>
           <w:kern w:val="0"/>
           <w:lang w:eastAsia="es-ES"/>
-          <ns2:ligatures ns2:val="none"/>
+          <w14:ligatures w14:val="none"/>
         </w:rPr>
       </w:pPr>
       <w:r>
@@ -1568,7 +1538,7 @@
           <w:color w:val="000000"/>
           <w:kern w:val="0"/>
           <w:lang w:eastAsia="es-ES"/>
-          <ns2:ligatures ns2:val="none"/>
+          <w14:ligatures w14:val="none"/>
         </w:rPr>
         <w:t xml:space="preserve">El 24 de octubre de 2023, </w:t>
       </w:r>
@@ -1578,7 +1548,7 @@
           <w:color w:val="000000"/>
           <w:kern w:val="0"/>
           <w:lang w:eastAsia="es-ES"/>
-          <ns2:ligatures ns2:val="none"/>
+          <w14:ligatures w14:val="none"/>
         </w:rPr>
         <w:t>por</w:t>
       </w:r>
@@ -1588,7 +1558,7 @@
           <w:color w:val="000000"/>
           <w:kern w:val="0"/>
           <w:lang w:eastAsia="es-ES"/>
-          <ns2:ligatures ns2:val="none"/>
+          <w14:ligatures w14:val="none"/>
         </w:rPr>
         <w:t xml:space="preserve"> órdenes del asesor de </w:t>
       </w:r>
@@ -1599,7 +1569,7 @@
           <w:color w:val="000000"/>
           <w:kern w:val="0"/>
           <w:lang w:eastAsia="es-ES"/>
-          <ns2:ligatures ns2:val="none"/>
+          <w14:ligatures w14:val="none"/>
         </w:rPr>
         <w:t>Interseguro</w:t>
       </w:r>
@@ -1610,7 +1580,7 @@
           <w:color w:val="000000"/>
           <w:kern w:val="0"/>
           <w:lang w:eastAsia="es-ES"/>
-          <ns2:ligatures ns2:val="none"/>
+          <w14:ligatures w14:val="none"/>
         </w:rPr>
         <w:t xml:space="preserve">, retiró el vehículo con una grúa contratada de manera particular. El 25 de octubre de 2023, se comunicó con el asesor de </w:t>
       </w:r>
@@ -1621,7 +1591,7 @@
           <w:color w:val="000000"/>
           <w:kern w:val="0"/>
           <w:lang w:eastAsia="es-ES"/>
-          <ns2:ligatures ns2:val="none"/>
+          <w14:ligatures w14:val="none"/>
         </w:rPr>
         <w:t>Interseguro</w:t>
       </w:r>
@@ -1632,7 +1602,7 @@
           <w:color w:val="000000"/>
           <w:kern w:val="0"/>
           <w:lang w:eastAsia="es-ES"/>
-          <ns2:ligatures ns2:val="none"/>
+          <w14:ligatures w14:val="none"/>
         </w:rPr>
         <w:t xml:space="preserve"> a fin de coordinar la nueva fecha para el recojo del vehículo</w:t>
       </w:r>
@@ -1642,7 +1612,7 @@
           <w:color w:val="000000"/>
           <w:kern w:val="0"/>
           <w:lang w:eastAsia="es-ES"/>
-          <ns2:ligatures ns2:val="none"/>
+          <w14:ligatures w14:val="none"/>
         </w:rPr>
         <w:t xml:space="preserve"> y le contestaron q</w:t>
       </w:r>
@@ -1652,12 +1622,12 @@
           <w:color w:val="000000"/>
           <w:kern w:val="0"/>
           <w:lang w:eastAsia="es-ES"/>
-          <ns2:ligatures ns2:val="none"/>
+          <w14:ligatures w14:val="none"/>
         </w:rPr>
         <w:t>ue la información sería brindada vía correo electrónico.</w:t>
       </w:r>
     </w:p>
-    <w:p ns2:paraId="1187CBC4" ns2:textId="77777777">
+    <w:p>
       <w:pPr>
         <w:spacing w:after="0" w:line="240" w:lineRule="auto"/>
         <w:jc w:val="both"/>
@@ -1666,11 +1636,11 @@
           <w:color w:val="000000"/>
           <w:kern w:val="0"/>
           <w:lang w:eastAsia="es-ES"/>
-          <ns2:ligatures ns2:val="none"/>
-        </w:rPr>
-      </w:pPr>
-    </w:p>
-    <w:p ns2:paraId="07906B57" ns2:textId="21FD7BA2">
+          <w14:ligatures w14:val="none"/>
+        </w:rPr>
+      </w:pPr>
+    </w:p>
+    <w:p>
       <w:pPr>
         <w:pStyle w:val="Prrafodelista"/>
         <w:numPr>
@@ -1689,7 +1659,7 @@
           <w:color w:val="000000"/>
           <w:kern w:val="0"/>
           <w:lang w:eastAsia="es-ES"/>
-          <ns2:ligatures ns2:val="none"/>
+          <w14:ligatures w14:val="none"/>
         </w:rPr>
       </w:pPr>
       <w:r>
@@ -1698,7 +1668,7 @@
           <w:color w:val="000000"/>
           <w:kern w:val="0"/>
           <w:lang w:eastAsia="es-ES"/>
-          <ns2:ligatures ns2:val="none"/>
+          <w14:ligatures w14:val="none"/>
         </w:rPr>
         <w:t>Posteriormente, o</w:t>
       </w:r>
@@ -1708,7 +1678,7 @@
           <w:color w:val="000000"/>
           <w:kern w:val="0"/>
           <w:lang w:eastAsia="es-ES"/>
-          <ns2:ligatures ns2:val="none"/>
+          <w14:ligatures w14:val="none"/>
         </w:rPr>
         <w:t xml:space="preserve">btuvo información sobre el estado actual de su póliza y se enteró que su póliza se encontraba suspendida y que </w:t>
       </w:r>
@@ -1719,7 +1689,7 @@
           <w:color w:val="000000"/>
           <w:kern w:val="0"/>
           <w:lang w:eastAsia="es-ES"/>
-          <ns2:ligatures ns2:val="none"/>
+          <w14:ligatures w14:val="none"/>
         </w:rPr>
         <w:t>Interseguro</w:t>
       </w:r>
@@ -1730,7 +1700,7 @@
           <w:color w:val="000000"/>
           <w:kern w:val="0"/>
           <w:lang w:eastAsia="es-ES"/>
-          <ns2:ligatures ns2:val="none"/>
+          <w14:ligatures w14:val="none"/>
         </w:rPr>
         <w:t xml:space="preserve"> no se haría responsable del siniestro aduciendo que el seguro habría sido suspendido a raíz de la falta de pago de la prima.</w:t>
       </w:r>
@@ -1740,12 +1710,12 @@
           <w:color w:val="000000"/>
           <w:kern w:val="0"/>
           <w:lang w:eastAsia="es-ES"/>
-          <ns2:ligatures ns2:val="none"/>
+          <w14:ligatures w14:val="none"/>
         </w:rPr>
         <w:t xml:space="preserve"> </w:t>
       </w:r>
     </w:p>
-    <w:p ns2:paraId="667DBDCB" ns2:textId="77777777">
+    <w:p>
       <w:pPr>
         <w:tabs>
           <w:tab w:val="left" w:pos="1134"/>
@@ -1757,11 +1727,11 @@
           <w:color w:val="000000"/>
           <w:kern w:val="0"/>
           <w:lang w:eastAsia="es-ES"/>
-          <ns2:ligatures ns2:val="none"/>
-        </w:rPr>
-      </w:pPr>
-    </w:p>
-    <w:p ns2:paraId="44007BE6" ns2:textId="078A90B7">
+          <w14:ligatures w14:val="none"/>
+        </w:rPr>
+      </w:pPr>
+    </w:p>
+    <w:p>
       <w:pPr>
         <w:numPr>
           <w:ilvl w:val="1"/>
@@ -1779,7 +1749,7 @@
           <w:color w:val="000000"/>
           <w:kern w:val="0"/>
           <w:lang w:val="es-ES" w:eastAsia="es-ES"/>
-          <ns2:ligatures ns2:val="none"/>
+          <w14:ligatures w14:val="none"/>
         </w:rPr>
       </w:pPr>
       <w:r>
@@ -1788,7 +1758,7 @@
           <w:color w:val="000000"/>
           <w:kern w:val="0"/>
           <w:lang w:val="es-ES" w:eastAsia="es-ES"/>
-          <ns2:ligatures ns2:val="none"/>
+          <w14:ligatures w14:val="none"/>
         </w:rPr>
         <w:t xml:space="preserve">[APELLIDO] solicitó, en calidad de medida correctiva, que Interseguro cumpla con activar la cobertura del siniestro 69-009037, ascendente a US$ 11, 291.00; y que cumpla con realizar la devolución de los gastos incurridos por el servicio de grúa y cochera, ascendente a US$ 500.00 o un monto equivalente. Asimismo, requirió el reembolso de costos y costas del presente procedimiento por la suma de $ 2,500.</w:t>
       </w:r>
@@ -1798,7 +1768,7 @@
           <w:color w:val="000000"/>
           <w:kern w:val="0"/>
           <w:lang w:val="es-ES" w:eastAsia="es-ES"/>
-          <ns2:ligatures ns2:val="none"/>
+          <w14:ligatures w14:val="none"/>
         </w:rPr>
         <w:t xml:space="preserve"/>
       </w:r>
@@ -1809,7 +1779,7 @@
           <w:color w:val="000000"/>
           <w:kern w:val="0"/>
           <w:lang w:val="es-ES" w:eastAsia="es-ES"/>
-          <ns2:ligatures ns2:val="none"/>
+          <w14:ligatures w14:val="none"/>
         </w:rPr>
         <w:t/>
       </w:r>
@@ -1820,7 +1790,7 @@
           <w:color w:val="000000"/>
           <w:kern w:val="0"/>
           <w:lang w:val="es-ES" w:eastAsia="es-ES"/>
-          <ns2:ligatures ns2:val="none"/>
+          <w14:ligatures w14:val="none"/>
         </w:rPr>
         <w:t xml:space="preserve"/>
       </w:r>
@@ -1830,7 +1800,7 @@
           <w:color w:val="000000"/>
           <w:kern w:val="0"/>
           <w:lang w:val="es-ES" w:eastAsia="es-ES"/>
-          <ns2:ligatures ns2:val="none"/>
+          <w14:ligatures w14:val="none"/>
         </w:rPr>
         <w:t xml:space="preserve"/>
       </w:r>
@@ -1840,7 +1810,7 @@
           <w:color w:val="000000"/>
           <w:kern w:val="0"/>
           <w:lang w:val="es-ES" w:eastAsia="es-ES"/>
-          <ns2:ligatures ns2:val="none"/>
+          <w14:ligatures w14:val="none"/>
         </w:rPr>
         <w:t/>
       </w:r>
@@ -1850,7 +1820,7 @@
           <w:color w:val="000000"/>
           <w:kern w:val="0"/>
           <w:lang w:val="es-ES" w:eastAsia="es-ES"/>
-          <ns2:ligatures ns2:val="none"/>
+          <w14:ligatures w14:val="none"/>
         </w:rPr>
         <w:t xml:space="preserve"/>
       </w:r>
@@ -1860,7 +1830,7 @@
           <w:color w:val="000000"/>
           <w:kern w:val="0"/>
           <w:lang w:val="es-ES" w:eastAsia="es-ES"/>
-          <ns2:ligatures ns2:val="none"/>
+          <w14:ligatures w14:val="none"/>
         </w:rPr>
         <w:t/>
       </w:r>
@@ -1870,7 +1840,7 @@
           <w:color w:val="000000"/>
           <w:kern w:val="0"/>
           <w:lang w:val="es-ES" w:eastAsia="es-ES"/>
-          <ns2:ligatures ns2:val="none"/>
+          <w14:ligatures w14:val="none"/>
         </w:rPr>
         <w:t/>
       </w:r>
@@ -1880,7 +1850,7 @@
           <w:color w:val="000000"/>
           <w:kern w:val="0"/>
           <w:lang w:val="es-ES" w:eastAsia="es-ES"/>
-          <ns2:ligatures ns2:val="none"/>
+          <w14:ligatures w14:val="none"/>
         </w:rPr>
         <w:t xml:space="preserve"/>
       </w:r>
@@ -1890,12 +1860,12 @@
           <w:color w:val="000000"/>
           <w:kern w:val="0"/>
           <w:lang w:val="es-ES" w:eastAsia="es-ES"/>
-          <ns2:ligatures ns2:val="none"/>
+          <w14:ligatures w14:val="none"/>
         </w:rPr>
         <w:t/>
       </w:r>
     </w:p>
-    <w:p ns2:paraId="619E0710" ns2:textId="77777777">
+    <w:p>
       <w:pPr>
         <w:spacing w:after="0" w:line="240" w:lineRule="auto"/>
         <w:contextualSpacing/>
@@ -1906,11 +1876,11 @@
           <w:color w:val="000000"/>
           <w:kern w:val="0"/>
           <w:lang w:eastAsia="es-PE"/>
-          <ns2:ligatures ns2:val="none"/>
-        </w:rPr>
-      </w:pPr>
-    </w:p>
-    <w:p ns2:paraId="1B15CC90" ns2:textId="16F220CB">
+          <w14:ligatures w14:val="none"/>
+        </w:rPr>
+      </w:pPr>
+    </w:p>
+    <w:p>
       <w:pPr>
         <w:pStyle w:val="Prrafodelista"/>
         <w:numPr>
@@ -1930,7 +1900,7 @@
           <w:color w:val="000000"/>
           <w:kern w:val="0"/>
           <w:lang w:eastAsia="es-PE"/>
-          <ns2:ligatures ns2:val="none"/>
+          <w14:ligatures w14:val="none"/>
         </w:rPr>
       </w:pPr>
       <w:r>
@@ -1940,7 +1910,7 @@
           <w:color w:val="000000"/>
           <w:kern w:val="0"/>
           <w:lang w:eastAsia="es-PE"/>
-          <ns2:ligatures ns2:val="none"/>
+          <w14:ligatures w14:val="none"/>
         </w:rPr>
         <w:t xml:space="preserve">SOBRE LA REOLUCIÓN 2 </w:t>
       </w:r>
@@ -1951,12 +1921,12 @@
           <w:color w:val="000000"/>
           <w:kern w:val="0"/>
           <w:lang w:eastAsia="es-PE"/>
-          <ns2:ligatures ns2:val="none"/>
+          <w14:ligatures w14:val="none"/>
         </w:rPr>
         <w:t xml:space="preserve">DEL 15 de abril de 2025</w:t>
       </w:r>
     </w:p>
-    <w:p ns2:paraId="4FB1545F" ns2:textId="77777777">
+    <w:p>
       <w:pPr>
         <w:pStyle w:val="Prrafodelista"/>
         <w:spacing w:after="0" w:line="240" w:lineRule="auto"/>
@@ -1968,11 +1938,11 @@
           <w:color w:val="000000"/>
           <w:kern w:val="0"/>
           <w:lang w:eastAsia="es-PE"/>
-          <ns2:ligatures ns2:val="none"/>
-        </w:rPr>
-      </w:pPr>
-    </w:p>
-    <w:p ns2:paraId="35902479" ns2:textId="0BD6AE71">
+          <w14:ligatures w14:val="none"/>
+        </w:rPr>
+      </w:pPr>
+    </w:p>
+    <w:p>
       <w:pPr>
         <w:numPr>
           <w:ilvl w:val="0"/>
@@ -2038,7 +2008,7 @@
         <w:t>.</w:t>
       </w:r>
     </w:p>
-    <w:p ns2:paraId="6326FA03" ns2:textId="77777777">
+    <w:p>
       <w:pPr>
         <w:spacing w:after="0" w:line="240" w:lineRule="auto"/>
         <w:ind w:left="567"/>
@@ -2050,7 +2020,7 @@
         </w:rPr>
       </w:pPr>
     </w:p>
-    <w:p ns2:paraId="45435DD8" ns2:textId="19846E0F">
+    <w:p>
       <w:pPr>
         <w:numPr>
           <w:ilvl w:val="0"/>
@@ -2153,7 +2123,7 @@
         <w:t>.</w:t>
       </w:r>
     </w:p>
-    <w:p ns2:paraId="4F2CCFB3" ns2:textId="77777777">
+    <w:p>
       <w:pPr>
         <w:spacing w:after="0" w:line="240" w:lineRule="auto"/>
         <w:contextualSpacing/>
@@ -2164,7 +2134,7 @@
         </w:rPr>
       </w:pPr>
     </w:p>
-    <w:p ns2:paraId="090B4CAE" ns2:textId="7528802B">
+    <w:p>
       <w:pPr>
         <w:numPr>
           <w:ilvl w:val="0"/>
@@ -2201,7 +2171,7 @@
           <w:color w:val="000000"/>
           <w:kern w:val="0"/>
           <w:lang w:eastAsia="es-ES"/>
-          <ns2:ligatures ns2:val="none"/>
+          <w14:ligatures w14:val="none"/>
         </w:rPr>
         <w:t xml:space="preserve"/>
       </w:r>
@@ -2211,7 +2181,7 @@
         </w:rPr>
         <w:t xml:space="preserve"/>
       </w:r>
-      <w:hyperlink ns3:id="rId8" w:history="1">
+      <w:hyperlink r:id="rId8" w:history="1">
         <w:r>
           <w:rPr>
             <w:rStyle w:val="Hipervnculo"/>
@@ -2267,7 +2237,7 @@
           <w:color w:val="000000"/>
           <w:kern w:val="0"/>
           <w:lang w:eastAsia="es-ES"/>
-          <ns2:ligatures ns2:val="none"/>
+          <w14:ligatures w14:val="none"/>
         </w:rPr>
         <w:t xml:space="preserve"/>
       </w:r>
@@ -2284,7 +2254,7 @@
         <w:t xml:space="preserve"/>
       </w:r>
     </w:p>
-    <w:p ns2:paraId="118967C9" ns2:textId="77777777">
+    <w:p>
       <w:pPr>
         <w:spacing w:line="240" w:lineRule="auto"/>
         <w:ind w:left="567"/>
@@ -2295,7 +2265,7 @@
         </w:rPr>
       </w:pPr>
     </w:p>
-    <w:p ns2:paraId="649319A0" ns2:textId="7FDEB0D4">
+    <w:p>
       <w:pPr>
         <w:spacing w:line="240" w:lineRule="auto"/>
         <w:ind w:left="1134"/>
@@ -2380,7 +2350,7 @@
         <w:t/>
       </w:r>
     </w:p>
-    <w:p ns2:paraId="7A4AF6D3" ns2:textId="77777777">
+    <w:p>
       <w:pPr>
         <w:spacing w:line="240" w:lineRule="auto"/>
         <w:contextualSpacing/>
@@ -2390,7 +2360,7 @@
         </w:rPr>
       </w:pPr>
     </w:p>
-    <w:p ns2:paraId="28032788" ns2:textId="64FEBC5E">
+    <w:p>
       <w:pPr>
         <w:numPr>
           <w:ilvl w:val="0"/>
@@ -2428,7 +2398,7 @@
         <w:t>.</w:t>
       </w:r>
     </w:p>
-    <w:p ns2:paraId="324ADC78" ns2:textId="77777777">
+    <w:p>
       <w:pPr>
         <w:spacing w:after="0" w:line="240" w:lineRule="auto"/>
         <w:contextualSpacing/>
@@ -2438,7 +2408,7 @@
         </w:rPr>
       </w:pPr>
     </w:p>
-    <w:p ns2:paraId="63F7E35D" ns2:textId="4997B817">
+    <w:p>
       <w:pPr>
         <w:numPr>
           <w:ilvl w:val="0"/>
@@ -2493,7 +2463,7 @@
         <w:t>.</w:t>
       </w:r>
     </w:p>
-    <w:p ns2:paraId="1137CCA6" ns2:textId="77777777">
+    <w:p>
       <w:pPr>
         <w:spacing w:after="0" w:line="240" w:lineRule="auto"/>
         <w:contextualSpacing/>
@@ -2503,7 +2473,7 @@
         </w:rPr>
       </w:pPr>
     </w:p>
-    <w:p ns2:paraId="7BE56F4E" ns2:textId="7233D5A3">
+    <w:p>
       <w:pPr>
         <w:numPr>
           <w:ilvl w:val="0"/>
@@ -2577,7 +2547,7 @@
         <w:t xml:space="preserve">, de conformidad con lo dispuesto en la normativa citada previamente, lo cual vulneraría el derecho al debido procedimiento del señor [APELLIDO]. </w:t>
       </w:r>
     </w:p>
-    <w:p ns2:paraId="24C74599" ns2:textId="77777777">
+    <w:p>
       <w:pPr>
         <w:pStyle w:val="Prrafodelista"/>
         <w:spacing w:after="0" w:line="240" w:lineRule="auto"/>
@@ -2589,11 +2559,11 @@
           <w:color w:val="000000"/>
           <w:kern w:val="0"/>
           <w:lang w:eastAsia="es-PE"/>
-          <ns2:ligatures ns2:val="none"/>
-        </w:rPr>
-      </w:pPr>
-    </w:p>
-    <w:p ns2:paraId="1E017294" ns2:textId="03CBCC7D">
+          <w14:ligatures w14:val="none"/>
+        </w:rPr>
+      </w:pPr>
+    </w:p>
+    <w:p>
       <w:pPr>
         <w:pStyle w:val="Prrafodelista"/>
         <w:numPr>
@@ -2613,7 +2583,7 @@
           <w:color w:val="000000"/>
           <w:kern w:val="0"/>
           <w:lang w:eastAsia="es-PE"/>
-          <ns2:ligatures ns2:val="none"/>
+          <w14:ligatures w14:val="none"/>
         </w:rPr>
       </w:pPr>
       <w:r>
@@ -2623,7 +2593,7 @@
           <w:color w:val="000000"/>
           <w:kern w:val="0"/>
           <w:lang w:eastAsia="es-PE"/>
-          <ns2:ligatures ns2:val="none"/>
+          <w14:ligatures w14:val="none"/>
         </w:rPr>
         <w:t xml:space="preserve">SOBRE </w:t>
       </w:r>
@@ -2634,12 +2604,12 @@
           <w:color w:val="000000"/>
           <w:kern w:val="0"/>
           <w:lang w:eastAsia="es-PE"/>
-          <ns2:ligatures ns2:val="none"/>
+          <w14:ligatures w14:val="none"/>
         </w:rPr>
         <w:t>LA ACREDITACIÓN DE CONSUMIDOR FINAL DEL DENUNCIANTE</w:t>
       </w:r>
     </w:p>
-    <w:p ns2:paraId="42B2123B" ns2:textId="77777777">
+    <w:p>
       <w:pPr>
         <w:widowControl w:val="0"/>
         <w:spacing w:after="0" w:line="240" w:lineRule="auto"/>
@@ -2649,11 +2619,11 @@
           <w:color w:val="000000"/>
           <w:kern w:val="0"/>
           <w:lang w:eastAsia="es-PE"/>
-          <ns2:ligatures ns2:val="none"/>
-        </w:rPr>
-      </w:pPr>
-    </w:p>
-    <w:p ns2:paraId="447234FB" ns2:textId="15F36BAB">
+          <w14:ligatures w14:val="none"/>
+        </w:rPr>
+      </w:pPr>
+    </w:p>
+    <w:p>
       <w:pPr>
         <w:numPr>
           <w:ilvl w:val="0"/>
@@ -2672,7 +2642,7 @@
           <w:color w:val="000000"/>
           <w:kern w:val="0"/>
           <w:lang w:eastAsia="es-PE"/>
-          <ns2:ligatures ns2:val="none"/>
+          <w14:ligatures w14:val="none"/>
         </w:rPr>
       </w:pPr>
       <w:r>
@@ -2681,7 +2651,7 @@
           <w:color w:val="000000"/>
           <w:kern w:val="0"/>
           <w:lang w:eastAsia="es-PE"/>
-          <ns2:ligatures ns2:val="none"/>
+          <w14:ligatures w14:val="none"/>
         </w:rPr>
         <w:t xml:space="preserve">El </w:t>
       </w:r>
@@ -2691,7 +2661,7 @@
           <w:color w:val="000000"/>
           <w:kern w:val="0"/>
           <w:lang w:eastAsia="es-PE"/>
-          <ns2:ligatures ns2:val="none"/>
+          <w14:ligatures w14:val="none"/>
         </w:rPr>
         <w:t xml:space="preserve">numeral 1.1 </w:t>
       </w:r>
@@ -2701,7 +2671,7 @@
           <w:color w:val="000000"/>
           <w:kern w:val="0"/>
           <w:lang w:eastAsia="es-PE"/>
-          <ns2:ligatures ns2:val="none"/>
+          <w14:ligatures w14:val="none"/>
         </w:rPr>
         <w:t>del artículo IV del Título Preliminar del Código define a aquellos sujetos que pueden ser considerados como consumidores o usuarios y, por consiguiente, dispone quienes pueden acceder al nivel de protección especial que brinda la normativa de protección al consumidor</w:t>
       </w:r>
@@ -2713,7 +2683,7 @@
           <w:kern w:val="0"/>
           <w:vertAlign w:val="superscript"/>
           <w:lang w:eastAsia="es-PE"/>
-          <ns2:ligatures ns2:val="none"/>
+          <w14:ligatures w14:val="none"/>
         </w:rPr>
         <w:footnoteReference w:id="4"/>
       </w:r>
@@ -2723,12 +2693,12 @@
           <w:color w:val="000000"/>
           <w:kern w:val="0"/>
           <w:lang w:eastAsia="es-PE"/>
-          <ns2:ligatures ns2:val="none"/>
+          <w14:ligatures w14:val="none"/>
         </w:rPr>
         <w:t>.</w:t>
       </w:r>
     </w:p>
-    <w:p ns2:paraId="6C6748F6" ns2:textId="77777777">
+    <w:p>
       <w:pPr>
         <w:widowControl w:val="0"/>
         <w:spacing w:after="0" w:line="240" w:lineRule="auto"/>
@@ -2740,11 +2710,11 @@
           <w:color w:val="000000"/>
           <w:kern w:val="0"/>
           <w:lang w:eastAsia="es-PE"/>
-          <ns2:ligatures ns2:val="none"/>
-        </w:rPr>
-      </w:pPr>
-    </w:p>
-    <w:p ns2:paraId="51670605" ns2:textId="77777777">
+          <w14:ligatures w14:val="none"/>
+        </w:rPr>
+      </w:pPr>
+    </w:p>
+    <w:p>
       <w:pPr>
         <w:numPr>
           <w:ilvl w:val="0"/>
@@ -2763,7 +2733,7 @@
           <w:color w:val="000000"/>
           <w:kern w:val="0"/>
           <w:lang w:eastAsia="es-PE"/>
-          <ns2:ligatures ns2:val="none"/>
+          <w14:ligatures w14:val="none"/>
         </w:rPr>
       </w:pPr>
       <w:r>
@@ -2772,12 +2742,12 @@
           <w:color w:val="000000"/>
           <w:kern w:val="0"/>
           <w:lang w:eastAsia="es-PE"/>
-          <ns2:ligatures ns2:val="none"/>
+          <w14:ligatures w14:val="none"/>
         </w:rPr>
         <w:t>La norma señalada establece que son consumidores las personas naturales o jurídicas que adquieren, usan o disfrutan un producto o servicio en beneficio propio o de su entorno familiar o social, actuando así en un ámbito ajeno a la actividad empresarial. Asimismo, se incluye en la misma categoría a los microempresarios que evidencien una situación de asimetría informativa con el proveedor respecto de aquellos bienes que no formen parte del giro propio de su negocio.</w:t>
       </w:r>
     </w:p>
-    <w:p ns2:paraId="037900DA" ns2:textId="77777777">
+    <w:p>
       <w:pPr>
         <w:widowControl w:val="0"/>
         <w:spacing w:after="0" w:line="240" w:lineRule="auto"/>
@@ -2788,11 +2758,11 @@
           <w:color w:val="000000"/>
           <w:kern w:val="0"/>
           <w:lang w:eastAsia="es-PE"/>
-          <ns2:ligatures ns2:val="none"/>
-        </w:rPr>
-      </w:pPr>
-    </w:p>
-    <w:p ns2:paraId="2144D446" ns2:textId="77777777">
+          <w14:ligatures w14:val="none"/>
+        </w:rPr>
+      </w:pPr>
+    </w:p>
+    <w:p>
       <w:pPr>
         <w:numPr>
           <w:ilvl w:val="0"/>
@@ -2811,7 +2781,7 @@
           <w:color w:val="000000"/>
           <w:kern w:val="0"/>
           <w:lang w:eastAsia="es-PE"/>
-          <ns2:ligatures ns2:val="none"/>
+          <w14:ligatures w14:val="none"/>
         </w:rPr>
       </w:pPr>
       <w:r>
@@ -2820,7 +2790,7 @@
           <w:color w:val="000000"/>
           <w:kern w:val="0"/>
           <w:lang w:eastAsia="es-PE"/>
-          <ns2:ligatures ns2:val="none"/>
+          <w14:ligatures w14:val="none"/>
         </w:rPr>
         <w:t xml:space="preserve">El Código, en forma excepcional, permite el acceso a la tutela administrativa de los microempresarios que </w:t>
       </w:r>
@@ -2832,7 +2802,7 @@
           <w:color w:val="000000"/>
           <w:kern w:val="0"/>
           <w:lang w:eastAsia="es-PE"/>
-          <ns2:ligatures ns2:val="none"/>
+          <w14:ligatures w14:val="none"/>
         </w:rPr>
         <w:t>“evidencien una situación de asimetría informativa con el proveedor respecto de aquellos productos o servicios que no formen parte del giro propio del negocio”</w:t>
       </w:r>
@@ -2842,12 +2812,12 @@
           <w:color w:val="000000"/>
           <w:kern w:val="0"/>
           <w:lang w:eastAsia="es-PE"/>
-          <ns2:ligatures ns2:val="none"/>
+          <w14:ligatures w14:val="none"/>
         </w:rPr>
         <w:t>; sin embargo, no establece el modo de acreditación de la condición de microempresario ante la autoridad administrativa, por lo que resulta importante establecer la modalidad de determinar dicha condición.</w:t>
       </w:r>
     </w:p>
-    <w:p ns2:paraId="0247178E" ns2:textId="77777777">
+    <w:p>
       <w:pPr>
         <w:spacing w:after="0" w:line="240" w:lineRule="auto"/>
         <w:ind w:left="567"/>
@@ -2858,11 +2828,11 @@
           <w:color w:val="000000"/>
           <w:kern w:val="0"/>
           <w:lang w:eastAsia="es-PE"/>
-          <ns2:ligatures ns2:val="none"/>
-        </w:rPr>
-      </w:pPr>
-    </w:p>
-    <w:p ns2:paraId="20FA4000" ns2:textId="7C735787">
+          <w14:ligatures w14:val="none"/>
+        </w:rPr>
+      </w:pPr>
+    </w:p>
+    <w:p>
       <w:pPr>
         <w:numPr>
           <w:ilvl w:val="0"/>
@@ -2881,7 +2851,7 @@
           <w:color w:val="000000"/>
           <w:kern w:val="0"/>
           <w:lang w:eastAsia="es-PE"/>
-          <ns2:ligatures ns2:val="none"/>
+          <w14:ligatures w14:val="none"/>
         </w:rPr>
       </w:pPr>
       <w:r>
@@ -2890,7 +2860,7 @@
           <w:color w:val="000000"/>
           <w:kern w:val="0"/>
           <w:lang w:eastAsia="es-PE"/>
-          <ns2:ligatures ns2:val="none"/>
+          <w14:ligatures w14:val="none"/>
         </w:rPr>
         <w:t xml:space="preserve">La inclusión de los microempresarios tiene como sustento principal su particular posición en el mercado, en la medida que el legislador consideró que no cuentan </w:t>
       </w:r>
@@ -2901,7 +2871,7 @@
           <w:color w:val="000000"/>
           <w:kern w:val="0"/>
           <w:lang w:eastAsia="es-PE"/>
-          <ns2:ligatures ns2:val="none"/>
+          <w14:ligatures w14:val="none"/>
         </w:rPr>
         <w:t>con recursos suficientes</w:t>
       </w:r>
@@ -2911,12 +2881,12 @@
           <w:color w:val="000000"/>
           <w:kern w:val="0"/>
           <w:lang w:eastAsia="es-PE"/>
-          <ns2:ligatures ns2:val="none"/>
+          <w14:ligatures w14:val="none"/>
         </w:rPr>
         <w:t xml:space="preserve"> para equiparar la asimetría informativa frente al proveedor, por lo que requieren la tutela que brinda el Código.</w:t>
       </w:r>
     </w:p>
-    <w:p ns2:paraId="3DD1496A" ns2:textId="77777777">
+    <w:p>
       <w:pPr>
         <w:spacing w:after="0" w:line="240" w:lineRule="auto"/>
         <w:contextualSpacing/>
@@ -2926,11 +2896,11 @@
           <w:color w:val="000000"/>
           <w:kern w:val="0"/>
           <w:lang w:eastAsia="es-PE"/>
-          <ns2:ligatures ns2:val="none"/>
-        </w:rPr>
-      </w:pPr>
-    </w:p>
-    <w:p ns2:paraId="6005A454" ns2:textId="30DD7952">
+          <w14:ligatures w14:val="none"/>
+        </w:rPr>
+      </w:pPr>
+    </w:p>
+    <w:p>
       <w:pPr>
         <w:numPr>
           <w:ilvl w:val="0"/>
@@ -2949,7 +2919,7 @@
           <w:color w:val="000000"/>
           <w:kern w:val="0"/>
           <w:lang w:eastAsia="es-PE"/>
-          <ns2:ligatures ns2:val="none"/>
+          <w14:ligatures w14:val="none"/>
         </w:rPr>
       </w:pPr>
       <w:r>
@@ -2958,7 +2928,7 @@
           <w:color w:val="000000"/>
           <w:kern w:val="0"/>
           <w:lang w:eastAsia="es-PE"/>
-          <ns2:ligatures ns2:val="none"/>
+          <w14:ligatures w14:val="none"/>
         </w:rPr>
         <w:t xml:space="preserve">De la consulta a la información publicada en la página web del Registro Nacional de Micro y Pequeña Empresa - REMYPE, se ha verificado que [APELLIDO] está acreditada como microempresa desde el 16 de agosto de 2019. </w:t>
       </w:r>
@@ -2970,7 +2940,7 @@
           <w:color w:val="000000"/>
           <w:kern w:val="0"/>
           <w:lang w:eastAsia="es-PE"/>
-          <ns2:ligatures ns2:val="none"/>
+          <w14:ligatures w14:val="none"/>
         </w:rPr>
         <w:t/>
       </w:r>
@@ -2980,7 +2950,7 @@
           <w:color w:val="000000"/>
           <w:kern w:val="0"/>
           <w:lang w:eastAsia="es-PE"/>
-          <ns2:ligatures ns2:val="none"/>
+          <w14:ligatures w14:val="none"/>
         </w:rPr>
         <w:t xml:space="preserve"/>
       </w:r>
@@ -2990,7 +2960,7 @@
           <w:color w:val="000000"/>
           <w:kern w:val="0"/>
           <w:lang w:eastAsia="es-PE"/>
-          <ns2:ligatures ns2:val="none"/>
+          <w14:ligatures w14:val="none"/>
         </w:rPr>
         <w:t xml:space="preserve"/>
       </w:r>
@@ -3000,7 +2970,7 @@
           <w:color w:val="000000"/>
           <w:kern w:val="0"/>
           <w:lang w:eastAsia="es-PE"/>
-          <ns2:ligatures ns2:val="none"/>
+          <w14:ligatures w14:val="none"/>
         </w:rPr>
         <w:t/>
       </w:r>
@@ -3010,7 +2980,7 @@
           <w:color w:val="000000"/>
           <w:kern w:val="0"/>
           <w:lang w:eastAsia="es-PE"/>
-          <ns2:ligatures ns2:val="none"/>
+          <w14:ligatures w14:val="none"/>
         </w:rPr>
         <w:t xml:space="preserve"/>
       </w:r>
@@ -3020,7 +2990,7 @@
           <w:color w:val="000000"/>
           <w:kern w:val="0"/>
           <w:lang w:eastAsia="es-PE"/>
-          <ns2:ligatures ns2:val="none"/>
+          <w14:ligatures w14:val="none"/>
         </w:rPr>
         <w:t/>
       </w:r>
@@ -3030,7 +3000,7 @@
           <w:color w:val="000000"/>
           <w:kern w:val="0"/>
           <w:lang w:eastAsia="es-PE"/>
-          <ns2:ligatures ns2:val="none"/>
+          <w14:ligatures w14:val="none"/>
         </w:rPr>
         <w:t xml:space="preserve"/>
       </w:r>
@@ -3042,7 +3012,7 @@
           <w:kern w:val="0"/>
           <w:vertAlign w:val="superscript"/>
           <w:lang w:eastAsia="es-PE"/>
-          <ns2:ligatures ns2:val="none"/>
+          <w14:ligatures w14:val="none"/>
         </w:rPr>
         <w:footnoteReference w:id="5"/>
       </w:r>
@@ -3052,7 +3022,7 @@
           <w:color w:val="000000"/>
           <w:kern w:val="0"/>
           <w:lang w:eastAsia="es-PE"/>
-          <ns2:ligatures ns2:val="none"/>
+          <w14:ligatures w14:val="none"/>
         </w:rPr>
         <w:t xml:space="preserve"/>
       </w:r>
@@ -3062,7 +3032,7 @@
           <w:color w:val="000000"/>
           <w:kern w:val="0"/>
           <w:lang w:eastAsia="es-PE"/>
-          <ns2:ligatures ns2:val="none"/>
+          <w14:ligatures w14:val="none"/>
         </w:rPr>
         <w:t xml:space="preserve"/>
       </w:r>
@@ -3072,7 +3042,7 @@
           <w:color w:val="000000"/>
           <w:kern w:val="0"/>
           <w:lang w:eastAsia="es-PE"/>
-          <ns2:ligatures ns2:val="none"/>
+          <w14:ligatures w14:val="none"/>
         </w:rPr>
         <w:t xml:space="preserve"/>
       </w:r>
@@ -3082,7 +3052,7 @@
           <w:color w:val="000000"/>
           <w:kern w:val="0"/>
           <w:lang w:eastAsia="es-PE"/>
-          <ns2:ligatures ns2:val="none"/>
+          <w14:ligatures w14:val="none"/>
         </w:rPr>
         <w:t/>
       </w:r>
@@ -3092,7 +3062,7 @@
           <w:color w:val="000000"/>
           <w:kern w:val="0"/>
           <w:lang w:eastAsia="es-PE"/>
-          <ns2:ligatures ns2:val="none"/>
+          <w14:ligatures w14:val="none"/>
         </w:rPr>
         <w:t xml:space="preserve"/>
       </w:r>
@@ -3102,7 +3072,7 @@
           <w:color w:val="000000"/>
           <w:kern w:val="0"/>
           <w:lang w:eastAsia="es-PE"/>
-          <ns2:ligatures ns2:val="none"/>
+          <w14:ligatures w14:val="none"/>
         </w:rPr>
         <w:t/>
       </w:r>
@@ -3112,7 +3082,7 @@
           <w:color w:val="000000"/>
           <w:kern w:val="0"/>
           <w:lang w:eastAsia="es-PE"/>
-          <ns2:ligatures ns2:val="none"/>
+          <w14:ligatures w14:val="none"/>
         </w:rPr>
         <w:t/>
       </w:r>
@@ -3122,12 +3092,12 @@
           <w:color w:val="000000"/>
           <w:kern w:val="0"/>
           <w:lang w:eastAsia="es-PE"/>
-          <ns2:ligatures ns2:val="none"/>
+          <w14:ligatures w14:val="none"/>
         </w:rPr>
         <w:t xml:space="preserve"/>
       </w:r>
     </w:p>
-    <w:p ns2:paraId="631E0E6A" ns2:textId="77777777">
+    <w:p>
       <w:pPr>
         <w:spacing w:after="0" w:line="240" w:lineRule="auto"/>
         <w:contextualSpacing/>
@@ -3137,11 +3107,11 @@
           <w:color w:val="000000"/>
           <w:kern w:val="0"/>
           <w:lang w:eastAsia="es-PE"/>
-          <ns2:ligatures ns2:val="none"/>
-        </w:rPr>
-      </w:pPr>
-    </w:p>
-    <w:p ns2:paraId="110CD655" ns2:textId="5CC7A869">
+          <w14:ligatures w14:val="none"/>
+        </w:rPr>
+      </w:pPr>
+    </w:p>
+    <w:p>
       <w:pPr>
         <w:numPr>
           <w:ilvl w:val="0"/>
@@ -3160,7 +3130,7 @@
           <w:color w:val="000000"/>
           <w:kern w:val="0"/>
           <w:lang w:eastAsia="es-PE"/>
-          <ns2:ligatures ns2:val="none"/>
+          <w14:ligatures w14:val="none"/>
         </w:rPr>
       </w:pPr>
       <w:r>
@@ -3169,7 +3139,7 @@
           <w:color w:val="000000"/>
           <w:kern w:val="0"/>
           <w:lang w:eastAsia="es-PE"/>
-          <ns2:ligatures ns2:val="none"/>
+          <w14:ligatures w14:val="none"/>
         </w:rPr>
         <w:t xml:space="preserve">En ese sentido, de acuerdo con lo señalado en los párrafos precedentes, se evidencia que el [APELLIDO] ostentaba la condición de microempresa durante el año 2024, es decir, al año anterior a la presentación de la denuncia. En consecuencia, la Comisión considera que el señor [APELLIDO] califica como consumidor final en los términos del Código, de conformidad con lo dispuesto por el numeral 1.1 del artículo IV del Título Preliminar del Código.</w:t>
       </w:r>
@@ -3179,7 +3149,7 @@
           <w:color w:val="000000"/>
           <w:kern w:val="0"/>
           <w:lang w:eastAsia="es-PE"/>
-          <ns2:ligatures ns2:val="none"/>
+          <w14:ligatures w14:val="none"/>
         </w:rPr>
         <w:t xml:space="preserve"/>
       </w:r>
@@ -3189,7 +3159,7 @@
           <w:color w:val="000000"/>
           <w:kern w:val="0"/>
           <w:lang w:eastAsia="es-PE"/>
-          <ns2:ligatures ns2:val="none"/>
+          <w14:ligatures w14:val="none"/>
         </w:rPr>
         <w:t xml:space="preserve"/>
       </w:r>
@@ -3199,7 +3169,7 @@
           <w:color w:val="000000"/>
           <w:kern w:val="0"/>
           <w:lang w:eastAsia="es-PE"/>
-          <ns2:ligatures ns2:val="none"/>
+          <w14:ligatures w14:val="none"/>
         </w:rPr>
         <w:t/>
       </w:r>
@@ -3209,12 +3179,12 @@
           <w:color w:val="000000"/>
           <w:kern w:val="0"/>
           <w:lang w:eastAsia="es-PE"/>
-          <ns2:ligatures ns2:val="none"/>
+          <w14:ligatures w14:val="none"/>
         </w:rPr>
         <w:t/>
       </w:r>
     </w:p>
-    <w:p ns2:paraId="5243EB00" ns2:textId="77777777">
+    <w:p>
       <w:pPr>
         <w:spacing w:after="0" w:line="240" w:lineRule="auto"/>
         <w:contextualSpacing/>
@@ -3225,11 +3195,11 @@
           <w:color w:val="000000"/>
           <w:kern w:val="0"/>
           <w:lang w:eastAsia="es-PE"/>
-          <ns2:ligatures ns2:val="none"/>
-        </w:rPr>
-      </w:pPr>
-    </w:p>
-    <w:p ns2:paraId="575C82AE" ns2:textId="77777777">
+          <w14:ligatures w14:val="none"/>
+        </w:rPr>
+      </w:pPr>
+    </w:p>
+    <w:p>
       <w:pPr>
         <w:spacing w:after="0" w:line="240" w:lineRule="auto"/>
         <w:contextualSpacing/>
@@ -3240,11 +3210,11 @@
           <w:color w:val="000000"/>
           <w:kern w:val="0"/>
           <w:lang w:eastAsia="es-PE"/>
-          <ns2:ligatures ns2:val="none"/>
-        </w:rPr>
-      </w:pPr>
-    </w:p>
-    <w:p ns2:paraId="0681DFDC" ns2:textId="77777777">
+          <w14:ligatures w14:val="none"/>
+        </w:rPr>
+      </w:pPr>
+    </w:p>
+    <w:p>
       <w:pPr>
         <w:pStyle w:val="Prrafodelista"/>
         <w:numPr>
@@ -3264,7 +3234,7 @@
           <w:color w:val="000000"/>
           <w:kern w:val="0"/>
           <w:lang w:eastAsia="es-PE"/>
-          <ns2:ligatures ns2:val="none"/>
+          <w14:ligatures w14:val="none"/>
         </w:rPr>
       </w:pPr>
       <w:r>
@@ -3274,12 +3244,12 @@
           <w:color w:val="000000"/>
           <w:kern w:val="0"/>
           <w:lang w:eastAsia="es-PE"/>
-          <ns2:ligatures ns2:val="none"/>
+          <w14:ligatures w14:val="none"/>
         </w:rPr>
         <w:t>DE LA ADMISIÓN A TRÁMITE DE LA DENUNCIA</w:t>
       </w:r>
     </w:p>
-    <w:p ns2:paraId="0E30D464" ns2:textId="77777777">
+    <w:p>
       <w:pPr>
         <w:spacing w:after="0" w:line="240" w:lineRule="auto"/>
         <w:contextualSpacing/>
@@ -3287,14 +3257,14 @@
         <w:rPr>
           <w:rFonts w:ascii="Arial Narrow" w:eastAsia="Arial Narrow" w:hAnsi="Arial Narrow" w:cs="Arial Narrow"/>
           <w:kern w:val="0"/>
-          <ns2:ligatures ns2:val="none"/>
+          <w14:ligatures w14:val="none"/>
         </w:rPr>
       </w:pPr>
       <w:bookmarkStart w:id="1" w:name="_Hlk140755208"/>
       <w:bookmarkStart w:id="2" w:name="_Hlk155945813"/>
       <w:bookmarkStart w:id="3" w:name="_Hlk155944687"/>
     </w:p>
-    <w:p ns2:paraId="5BD3691E" ns2:textId="61ADDC7A">
+    <w:p>
       <w:pPr>
         <w:numPr>
           <w:ilvl w:val="0"/>
@@ -3311,7 +3281,7 @@
         <w:rPr>
           <w:rFonts w:ascii="Arial Narrow" w:eastAsia="Arial Narrow" w:hAnsi="Arial Narrow" w:cs="Arial Narrow"/>
           <w:kern w:val="0"/>
-          <ns2:ligatures ns2:val="none"/>
+          <w14:ligatures w14:val="none"/>
         </w:rPr>
       </w:pPr>
       <w:r>
@@ -3320,7 +3290,7 @@
           <w:color w:val="000000"/>
           <w:kern w:val="0"/>
           <w:lang w:eastAsia="es-PE"/>
-          <ns2:ligatures ns2:val="none"/>
+          <w14:ligatures w14:val="none"/>
         </w:rPr>
         <w:t>L</w:t>
       </w:r>
@@ -3330,7 +3300,7 @@
           <w:color w:val="000000"/>
           <w:kern w:val="0"/>
           <w:lang w:eastAsia="es-PE"/>
-          <ns2:ligatures ns2:val="none"/>
+          <w14:ligatures w14:val="none"/>
         </w:rPr>
         <w:t>a Secretaría Técnica</w:t>
       </w:r>
@@ -3340,7 +3310,7 @@
           <w:color w:val="000000"/>
           <w:kern w:val="0"/>
           <w:lang w:eastAsia="es-PE"/>
-          <ns2:ligatures ns2:val="none"/>
+          <w14:ligatures w14:val="none"/>
         </w:rPr>
         <w:t>, en ejercicio de sus facultades</w:t>
       </w:r>
@@ -3361,7 +3331,7 @@
           <w:color w:val="000000"/>
           <w:kern w:val="0"/>
           <w:lang w:eastAsia="es-PE"/>
-          <ns2:ligatures ns2:val="none"/>
+          <w14:ligatures w14:val="none"/>
         </w:rPr>
         <w:t xml:space="preserve">, </w:t>
       </w:r>
@@ -3371,7 +3341,7 @@
           <w:color w:val="000000"/>
           <w:kern w:val="0"/>
           <w:lang w:eastAsia="es-PE"/>
-          <ns2:ligatures ns2:val="none"/>
+          <w14:ligatures w14:val="none"/>
         </w:rPr>
         <w:t xml:space="preserve">considera que el hecho denunciado, </w:t>
       </w:r>
@@ -3381,7 +3351,7 @@
           <w:color w:val="000000"/>
           <w:kern w:val="0"/>
           <w:lang w:eastAsia="es-PE"/>
-          <ns2:ligatures ns2:val="none"/>
+          <w14:ligatures w14:val="none"/>
         </w:rPr>
         <w:t xml:space="preserve">consistente en que </w:t>
       </w:r>
@@ -3391,7 +3361,7 @@
           <w:color w:val="000000"/>
           <w:kern w:val="0"/>
           <w:lang w:eastAsia="es-PE"/>
-          <ns2:ligatures ns2:val="none"/>
+          <w14:ligatures w14:val="none"/>
         </w:rPr>
         <w:t>la compañía aseguradora no habría brindado el servicio de grúa para trasladar el vehículo con Placa de Rodaje BCZ-752, alegando solo brindar dicho servicio en la ciudad de Lima</w:t>
       </w:r>
@@ -3401,7 +3371,7 @@
           <w:color w:val="000000"/>
           <w:kern w:val="0"/>
           <w:lang w:eastAsia="es-PE"/>
-          <ns2:ligatures ns2:val="none"/>
+          <w14:ligatures w14:val="none"/>
         </w:rPr>
         <w:t xml:space="preserve">; involucraría una presunta afectación a sus expectativas, quien no habría encontrado una correspondencia entre lo que esperaba recibir de parte del proveedor y lo que realmente recibió. Por </w:t>
       </w:r>
@@ -3411,7 +3381,7 @@
           <w:color w:val="000000"/>
           <w:kern w:val="0"/>
           <w:lang w:eastAsia="es-PE"/>
-          <ns2:ligatures ns2:val="none"/>
+          <w14:ligatures w14:val="none"/>
         </w:rPr>
         <w:lastRenderedPageBreak/>
         <w:t>consiguiente, corresponde calificar el hecho materia de denuncia como una presunta infracción al deber de idoneidad, tipificado en los artículos 18 y 19 del Código</w:t>
@@ -3428,23 +3398,23 @@
         <w:rPr>
           <w:rFonts w:ascii="Arial Narrow" w:eastAsia="Arial Narrow" w:hAnsi="Arial Narrow" w:cs="Arial Narrow"/>
           <w:kern w:val="0"/>
-          <ns2:ligatures ns2:val="none"/>
+          <w14:ligatures w14:val="none"/>
         </w:rPr>
         <w:t>.</w:t>
       </w:r>
     </w:p>
-    <w:p ns2:paraId="58748142" ns2:textId="77777777">
+    <w:p>
       <w:pPr>
         <w:pStyle w:val="Prrafodelista"/>
         <w:spacing w:line="240" w:lineRule="auto"/>
         <w:rPr>
           <w:rFonts w:ascii="Arial Narrow" w:eastAsia="Arial Narrow" w:hAnsi="Arial Narrow" w:cs="Arial Narrow"/>
           <w:kern w:val="0"/>
-          <ns2:ligatures ns2:val="none"/>
-        </w:rPr>
-      </w:pPr>
-    </w:p>
-    <w:p ns2:paraId="324710AE" ns2:textId="2B5CD20C">
+          <w14:ligatures w14:val="none"/>
+        </w:rPr>
+      </w:pPr>
+    </w:p>
+    <w:p>
       <w:pPr>
         <w:numPr>
           <w:ilvl w:val="0"/>
@@ -3461,14 +3431,14 @@
         <w:rPr>
           <w:rFonts w:ascii="Arial Narrow" w:eastAsia="Arial Narrow" w:hAnsi="Arial Narrow" w:cs="Arial Narrow"/>
           <w:kern w:val="0"/>
-          <ns2:ligatures ns2:val="none"/>
+          <w14:ligatures w14:val="none"/>
         </w:rPr>
       </w:pPr>
       <w:r>
         <w:rPr>
           <w:rFonts w:ascii="Arial Narrow" w:eastAsia="Arial Narrow" w:hAnsi="Arial Narrow" w:cs="Arial Narrow"/>
           <w:kern w:val="0"/>
-          <ns2:ligatures ns2:val="none"/>
+          <w14:ligatures w14:val="none"/>
         </w:rPr>
         <w:t xml:space="preserve">La Secretaría Técnica, considera que el hecho denunciado, consistente en que </w:t>
       </w:r>
@@ -3476,7 +3446,7 @@
         <w:rPr>
           <w:rFonts w:ascii="Arial Narrow" w:eastAsia="Arial Narrow" w:hAnsi="Arial Narrow" w:cs="Arial Narrow"/>
           <w:kern w:val="0"/>
-          <ns2:ligatures ns2:val="none"/>
+          <w14:ligatures w14:val="none"/>
         </w:rPr>
         <w:t>la compañía aseguradora habría brindado información contradictoria al denunciante, al señalarle el 7 de octubre de 2023 que su Póliza de Seguro Vehicular se encontraba activa, pese a que de manera posterior le indicaron que esta no se encontraba activa</w:t>
       </w:r>
@@ -3484,23 +3454,23 @@
         <w:rPr>
           <w:rFonts w:ascii="Arial Narrow" w:eastAsia="Arial Narrow" w:hAnsi="Arial Narrow" w:cs="Arial Narrow"/>
           <w:kern w:val="0"/>
-          <ns2:ligatures ns2:val="none"/>
+          <w14:ligatures w14:val="none"/>
         </w:rPr>
         <w:t>; involucraría una presunta afectación a sus expectativas, quien no habría encontrado una correspondencia entre lo que esperaba recibir de parte del proveedor y lo que realmente recibió. Por consiguiente, corresponde calificar el hecho materia de denuncia como una presunta infracción al deber de idoneidad, tipificado en los artículos 18 y 19 del Código.</w:t>
       </w:r>
     </w:p>
-    <w:p ns2:paraId="6B57C13E" ns2:textId="77777777">
+    <w:p>
       <w:pPr>
         <w:pStyle w:val="Prrafodelista"/>
         <w:spacing w:line="240" w:lineRule="auto"/>
         <w:rPr>
           <w:rFonts w:ascii="Arial Narrow" w:eastAsia="Arial Narrow" w:hAnsi="Arial Narrow" w:cs="Arial Narrow"/>
           <w:kern w:val="0"/>
-          <ns2:ligatures ns2:val="none"/>
-        </w:rPr>
-      </w:pPr>
-    </w:p>
-    <w:p ns2:paraId="52D2D0F2" ns2:textId="79324474">
+          <w14:ligatures w14:val="none"/>
+        </w:rPr>
+      </w:pPr>
+    </w:p>
+    <w:p>
       <w:pPr>
         <w:numPr>
           <w:ilvl w:val="0"/>
@@ -3517,14 +3487,14 @@
         <w:rPr>
           <w:rFonts w:ascii="Arial Narrow" w:eastAsia="Arial Narrow" w:hAnsi="Arial Narrow" w:cs="Arial Narrow"/>
           <w:kern w:val="0"/>
-          <ns2:ligatures ns2:val="none"/>
+          <w14:ligatures w14:val="none"/>
         </w:rPr>
       </w:pPr>
       <w:r>
         <w:rPr>
           <w:rFonts w:ascii="Arial Narrow" w:eastAsia="Arial Narrow" w:hAnsi="Arial Narrow" w:cs="Arial Narrow"/>
           <w:kern w:val="0"/>
-          <ns2:ligatures ns2:val="none"/>
+          <w14:ligatures w14:val="none"/>
         </w:rPr>
         <w:t xml:space="preserve">La Secretaría Técnica, considera que el hecho denunciado, consistente en que </w:t>
       </w:r>
@@ -3532,7 +3502,7 @@
         <w:rPr>
           <w:rFonts w:ascii="Arial Narrow" w:eastAsia="Arial Narrow" w:hAnsi="Arial Narrow" w:cs="Arial Narrow"/>
           <w:kern w:val="0"/>
-          <ns2:ligatures ns2:val="none"/>
+          <w14:ligatures w14:val="none"/>
         </w:rPr>
         <w:t>la compañía aseguradora habría rechazado injustificadamente las coberturas del Seguro Vehicular por el siniestro del 4 de octubre de 2023, pese a que el denunciante cumplió con trasladar la unidad asegurada y realizó las gestiones solicitadas</w:t>
       </w:r>
@@ -3540,23 +3510,23 @@
         <w:rPr>
           <w:rFonts w:ascii="Arial Narrow" w:eastAsia="Arial Narrow" w:hAnsi="Arial Narrow" w:cs="Arial Narrow"/>
           <w:kern w:val="0"/>
-          <ns2:ligatures ns2:val="none"/>
+          <w14:ligatures w14:val="none"/>
         </w:rPr>
         <w:t>; involucraría una presunta afectación a sus expectativas, quien no habría encontrado una correspondencia entre lo que esperaba recibir de parte del proveedor y lo que realmente recibió. Por consiguiente, corresponde calificar el hecho materia de denuncia como una presunta infracción al deber de idoneidad, tipificado en los artículos 18 y 19 del Código.</w:t>
       </w:r>
     </w:p>
-    <w:p ns2:paraId="5727F663" ns2:textId="77777777">
+    <w:p>
       <w:pPr>
         <w:pStyle w:val="Prrafodelista"/>
         <w:spacing w:line="240" w:lineRule="auto"/>
         <w:rPr>
           <w:rFonts w:ascii="Arial Narrow" w:eastAsia="Arial Narrow" w:hAnsi="Arial Narrow" w:cs="Arial Narrow"/>
           <w:kern w:val="0"/>
-          <ns2:ligatures ns2:val="none"/>
-        </w:rPr>
-      </w:pPr>
-    </w:p>
-    <w:p ns2:paraId="3CB3C20B" ns2:textId="06B3550E">
+          <w14:ligatures w14:val="none"/>
+        </w:rPr>
+      </w:pPr>
+    </w:p>
+    <w:p>
       <w:pPr>
         <w:numPr>
           <w:ilvl w:val="0"/>
@@ -3573,14 +3543,14 @@
         <w:rPr>
           <w:rFonts w:ascii="Arial Narrow" w:eastAsia="Arial Narrow" w:hAnsi="Arial Narrow" w:cs="Arial Narrow"/>
           <w:kern w:val="0"/>
-          <ns2:ligatures ns2:val="none"/>
+          <w14:ligatures w14:val="none"/>
         </w:rPr>
       </w:pPr>
       <w:r>
         <w:rPr>
           <w:rFonts w:ascii="Arial Narrow" w:eastAsia="Arial Narrow" w:hAnsi="Arial Narrow" w:cs="Arial Narrow"/>
           <w:kern w:val="0"/>
-          <ns2:ligatures ns2:val="none"/>
+          <w14:ligatures w14:val="none"/>
         </w:rPr>
         <w:t xml:space="preserve">La Secretaría Técnica, considera que el hecho denunciado, consistente en que </w:t>
       </w:r>
@@ -3588,7 +3558,7 @@
         <w:rPr>
           <w:rFonts w:ascii="Arial Narrow" w:eastAsia="Arial Narrow" w:hAnsi="Arial Narrow" w:cs="Arial Narrow"/>
           <w:kern w:val="0"/>
-          <ns2:ligatures ns2:val="none"/>
+          <w14:ligatures w14:val="none"/>
         </w:rPr>
         <w:t>la compañía aseguradora habría suspendido indebidamente la Póliza del Seguro Vehicular por falta de pago de las primas, pese a que ello no fue informado oportunamente a la parte denunciante</w:t>
       </w:r>
@@ -3596,12 +3566,12 @@
         <w:rPr>
           <w:rFonts w:ascii="Arial Narrow" w:eastAsia="Arial Narrow" w:hAnsi="Arial Narrow" w:cs="Arial Narrow"/>
           <w:kern w:val="0"/>
-          <ns2:ligatures ns2:val="none"/>
+          <w14:ligatures w14:val="none"/>
         </w:rPr>
         <w:t>; involucraría una presunta afectación a sus expectativas, quien no habría encontrado una correspondencia entre lo que esperaba recibir de parte del proveedor y lo que realmente recibió. Por consiguiente, corresponde calificar el hecho materia de denuncia como una presunta infracción al deber de idoneidad, tipificado en los artículos 18 y 19 del Código.</w:t>
       </w:r>
     </w:p>
-    <w:p ns2:paraId="7CA6AA87" ns2:textId="77777777">
+    <w:p>
       <w:pPr>
         <w:pStyle w:val="Prrafodelista"/>
         <w:spacing w:line="240" w:lineRule="auto"/>
@@ -3610,11 +3580,11 @@
           <w:color w:val="000000"/>
           <w:kern w:val="0"/>
           <w:lang w:eastAsia="es-PE"/>
-          <ns2:ligatures ns2:val="none"/>
-        </w:rPr>
-      </w:pPr>
-    </w:p>
-    <w:p ns2:paraId="53370C61" ns2:textId="4752E974">
+          <w14:ligatures w14:val="none"/>
+        </w:rPr>
+      </w:pPr>
+    </w:p>
+    <w:p>
       <w:pPr>
         <w:numPr>
           <w:ilvl w:val="0"/>
@@ -3631,7 +3601,7 @@
         <w:rPr>
           <w:rFonts w:ascii="Arial Narrow" w:eastAsia="Arial Narrow" w:hAnsi="Arial Narrow" w:cs="Arial Narrow"/>
           <w:kern w:val="0"/>
-          <ns2:ligatures ns2:val="none"/>
+          <w14:ligatures w14:val="none"/>
         </w:rPr>
       </w:pPr>
       <w:r>
@@ -3640,7 +3610,7 @@
           <w:color w:val="000000"/>
           <w:kern w:val="0"/>
           <w:lang w:eastAsia="es-PE"/>
-          <ns2:ligatures ns2:val="none"/>
+          <w14:ligatures w14:val="none"/>
         </w:rPr>
         <w:t>En tanto la denuncia reúne los requisitos establecidos por la norma citada, corresponde admitirla a trámite</w:t>
       </w:r>
@@ -3658,12 +3628,12 @@
           <w:color w:val="000000"/>
           <w:kern w:val="0"/>
           <w:lang w:eastAsia="es-PE"/>
-          <ns2:ligatures ns2:val="none"/>
+          <w14:ligatures w14:val="none"/>
         </w:rPr>
         <w:t>.</w:t>
       </w:r>
     </w:p>
-    <w:p ns2:paraId="01E2C693" ns2:textId="77777777">
+    <w:p>
       <w:pPr>
         <w:spacing w:after="0" w:line="240" w:lineRule="auto"/>
         <w:ind w:left="567"/>
@@ -3674,11 +3644,11 @@
           <w:color w:val="000000"/>
           <w:kern w:val="0"/>
           <w:lang w:eastAsia="es-PE"/>
-          <ns2:ligatures ns2:val="none"/>
-        </w:rPr>
-      </w:pPr>
-    </w:p>
-    <w:p ns2:paraId="73E8A701" ns2:textId="77777777">
+          <w14:ligatures w14:val="none"/>
+        </w:rPr>
+      </w:pPr>
+    </w:p>
+    <w:p>
       <w:pPr>
         <w:pStyle w:val="Prrafodelista"/>
         <w:numPr>
@@ -3698,7 +3668,7 @@
           <w:color w:val="000000"/>
           <w:kern w:val="0"/>
           <w:lang w:eastAsia="es-PE"/>
-          <ns2:ligatures ns2:val="none"/>
+          <w14:ligatures w14:val="none"/>
         </w:rPr>
       </w:pPr>
       <w:r>
@@ -3708,12 +3678,12 @@
           <w:color w:val="000000"/>
           <w:kern w:val="0"/>
           <w:lang w:eastAsia="es-PE"/>
-          <ns2:ligatures ns2:val="none"/>
+          <w14:ligatures w14:val="none"/>
         </w:rPr>
         <w:t>REQUERIMIENTO DE INFORMACION</w:t>
       </w:r>
     </w:p>
-    <w:p ns2:paraId="3F5BB4A5" ns2:textId="77777777">
+    <w:p>
       <w:pPr>
         <w:spacing w:after="0" w:line="240" w:lineRule="auto"/>
         <w:jc w:val="both"/>
@@ -3722,11 +3692,11 @@
           <w:color w:val="000000"/>
           <w:kern w:val="0"/>
           <w:lang w:val="es-ES" w:eastAsia="es-ES"/>
-          <ns2:ligatures ns2:val="none"/>
-        </w:rPr>
-      </w:pPr>
-    </w:p>
-    <w:p ns2:paraId="3C2E0245" ns2:textId="53CD4537">
+          <w14:ligatures w14:val="none"/>
+        </w:rPr>
+      </w:pPr>
+    </w:p>
+    <w:p>
       <w:pPr>
         <w:numPr>
           <w:ilvl w:val="0"/>
@@ -3745,7 +3715,7 @@
           <w:color w:val="000000"/>
           <w:kern w:val="0"/>
           <w:lang w:val="es-ES" w:eastAsia="es-ES"/>
-          <ns2:ligatures ns2:val="none"/>
+          <w14:ligatures w14:val="none"/>
         </w:rPr>
       </w:pPr>
       <w:r>
@@ -3754,7 +3724,7 @@
           <w:color w:val="000000"/>
           <w:kern w:val="0"/>
           <w:lang w:val="es-ES" w:eastAsia="es-ES"/>
-          <ns2:ligatures ns2:val="none"/>
+          <w14:ligatures w14:val="none"/>
         </w:rPr>
         <w:t xml:space="preserve">A efectos de tener mayores elementos que sirvan para la resolución definitiva del presente caso, la Secretaría Técnica, en ejercicio de las facultades que la ley le confiere, conviene requerir al proveedor denunciado que, en un plazo no mayor de </w:t>
       </w:r>
@@ -3764,7 +3734,7 @@
           <w:color w:val="000000"/>
           <w:kern w:val="0"/>
           <w:lang w:val="es-ES" w:eastAsia="es-ES"/>
-          <ns2:ligatures ns2:val="none"/>
+          <w14:ligatures w14:val="none"/>
         </w:rPr>
         <w:t xml:space="preserve">cinco (5) días hábiles contado a partir del día siguiente de la notificación de la presente resolución, </w:t>
       </w:r>
@@ -3775,7 +3745,7 @@
           <w:color w:val="000000"/>
           <w:kern w:val="0"/>
           <w:lang w:val="es-ES" w:eastAsia="es-ES"/>
-          <ns2:ligatures ns2:val="none"/>
+          <w14:ligatures w14:val="none"/>
         </w:rPr>
         <w:t>Interseguro</w:t>
       </w:r>
@@ -3786,7 +3756,7 @@
           <w:color w:val="000000"/>
           <w:kern w:val="0"/>
           <w:lang w:val="es-ES" w:eastAsia="es-ES"/>
-          <ns2:ligatures ns2:val="none"/>
+          <w14:ligatures w14:val="none"/>
         </w:rPr>
         <w:t xml:space="preserve"> Compañía de Seguros S.A., cumpla con: (i) presentar una copia completa, legible y debidamente suscrita de la Póliza del Seguro Vehicular materia de denuncia; (</w:t>
       </w:r>
@@ -3797,7 +3767,7 @@
           <w:color w:val="000000"/>
           <w:kern w:val="0"/>
           <w:lang w:val="es-ES" w:eastAsia="es-ES"/>
-          <ns2:ligatures ns2:val="none"/>
+          <w14:ligatures w14:val="none"/>
         </w:rPr>
         <w:t>ii</w:t>
       </w:r>
@@ -3808,7 +3778,7 @@
           <w:color w:val="000000"/>
           <w:kern w:val="0"/>
           <w:lang w:val="es-ES" w:eastAsia="es-ES"/>
-          <ns2:ligatures ns2:val="none"/>
+          <w14:ligatures w14:val="none"/>
         </w:rPr>
         <w:t>) presentar el cronograma de pago del Seguro Vehicular materia de denuncia; (</w:t>
       </w:r>
@@ -3819,7 +3789,7 @@
           <w:color w:val="000000"/>
           <w:kern w:val="0"/>
           <w:lang w:val="es-ES" w:eastAsia="es-ES"/>
-          <ns2:ligatures ns2:val="none"/>
+          <w14:ligatures w14:val="none"/>
         </w:rPr>
         <w:t>iii</w:t>
       </w:r>
@@ -3830,7 +3800,7 @@
           <w:color w:val="000000"/>
           <w:kern w:val="0"/>
           <w:lang w:val="es-ES" w:eastAsia="es-ES"/>
-          <ns2:ligatures ns2:val="none"/>
+          <w14:ligatures w14:val="none"/>
         </w:rPr>
         <w:t>) presentar los documentos que acrediten que informó al denunciante la falta de pago de las primas; y, (</w:t>
       </w:r>
@@ -3841,7 +3811,7 @@
           <w:color w:val="000000"/>
           <w:kern w:val="0"/>
           <w:lang w:val="es-ES" w:eastAsia="es-ES"/>
-          <ns2:ligatures ns2:val="none"/>
+          <w14:ligatures w14:val="none"/>
         </w:rPr>
         <w:t>iv</w:t>
       </w:r>
@@ -3852,7 +3822,7 @@
           <w:color w:val="000000"/>
           <w:kern w:val="0"/>
           <w:lang w:val="es-ES" w:eastAsia="es-ES"/>
-          <ns2:ligatures ns2:val="none"/>
+          <w14:ligatures w14:val="none"/>
         </w:rPr>
         <w:t>) presentar todas las comunicaciones cursadas con el denunciante en virtud del hecho materia de denuncia</w:t>
       </w:r>
@@ -3862,7 +3832,7 @@
           <w:color w:val="000000"/>
           <w:kern w:val="0"/>
           <w:lang w:val="es-ES" w:eastAsia="es-ES"/>
-          <ns2:ligatures ns2:val="none"/>
+          <w14:ligatures w14:val="none"/>
         </w:rPr>
         <w:t>.</w:t>
       </w:r>
@@ -3872,12 +3842,12 @@
           <w:color w:val="000000"/>
           <w:kern w:val="0"/>
           <w:lang w:eastAsia="es-ES"/>
-          <ns2:ligatures ns2:val="none"/>
+          <w14:ligatures w14:val="none"/>
         </w:rPr>
         <w:t xml:space="preserve"> </w:t>
       </w:r>
     </w:p>
-    <w:p ns2:paraId="4C19F339" ns2:textId="77777777">
+    <w:p>
       <w:pPr>
         <w:pStyle w:val="Prrafodelista"/>
         <w:spacing w:after="0" w:line="240" w:lineRule="auto"/>
@@ -3888,11 +3858,11 @@
           <w:color w:val="000000"/>
           <w:kern w:val="0"/>
           <w:lang w:val="es-ES" w:eastAsia="es-ES"/>
-          <ns2:ligatures ns2:val="none"/>
-        </w:rPr>
-      </w:pPr>
-    </w:p>
-    <w:p ns2:paraId="1A94A99A" ns2:textId="77777777">
+          <w14:ligatures w14:val="none"/>
+        </w:rPr>
+      </w:pPr>
+    </w:p>
+    <w:p>
       <w:pPr>
         <w:pStyle w:val="Prrafodelista"/>
         <w:numPr>
@@ -3912,7 +3882,7 @@
           <w:color w:val="000000"/>
           <w:kern w:val="0"/>
           <w:lang w:eastAsia="es-PE"/>
-          <ns2:ligatures ns2:val="none"/>
+          <w14:ligatures w14:val="none"/>
         </w:rPr>
       </w:pPr>
       <w:r>
@@ -3922,12 +3892,12 @@
           <w:color w:val="000000"/>
           <w:kern w:val="0"/>
           <w:lang w:eastAsia="es-PE"/>
-          <ns2:ligatures ns2:val="none"/>
+          <w14:ligatures w14:val="none"/>
         </w:rPr>
         <w:t xml:space="preserve">RESOLUCIÓN DE LA SECRETARÍA TÉCNICA </w:t>
       </w:r>
     </w:p>
-    <w:p ns2:paraId="59131008" ns2:textId="77777777">
+    <w:p>
       <w:pPr>
         <w:spacing w:after="0" w:line="240" w:lineRule="auto"/>
         <w:jc w:val="both"/>
@@ -3937,11 +3907,11 @@
           <w:color w:val="000000"/>
           <w:kern w:val="0"/>
           <w:lang w:eastAsia="es-PE"/>
-          <ns2:ligatures ns2:val="none"/>
-        </w:rPr>
-      </w:pPr>
-    </w:p>
-    <w:p ns2:paraId="10E899BB" ns2:textId="758E6C9A">
+          <w14:ligatures w14:val="none"/>
+        </w:rPr>
+      </w:pPr>
+    </w:p>
+    <w:p>
       <w:pPr>
         <w:tabs>
           <w:tab w:val="left" w:pos="-720"/>
@@ -3962,7 +3932,7 @@
           <w:color w:val="000000"/>
           <w:kern w:val="0"/>
           <w:lang w:eastAsia="es-PE"/>
-          <ns2:ligatures ns2:val="none"/>
+          <w14:ligatures w14:val="none"/>
         </w:rPr>
         <w:t xml:space="preserve">PRIMERO: dejar sin efecto la Resolución 2 del 15 de abril de 2025, mediante la cual la denuncia interpuesta por [DENUNCIANTE] fue declarada inadmisible; así como su acto de notificación.</w:t>
       </w:r>
@@ -4018,7 +3988,7 @@
         <w:t/>
       </w:r>
     </w:p>
-    <w:p ns2:paraId="268363D4" ns2:textId="665E3D35">
+    <w:p>
       <w:pPr>
         <w:spacing w:after="0" w:line="240" w:lineRule="auto"/>
         <w:jc w:val="both"/>
@@ -4028,7 +3998,7 @@
           <w:kern w:val="0"/>
           <w:shd w:val="clear" w:color="auto" w:fill="FFFFFF"/>
           <w:lang w:eastAsia="es-PE"/>
-          <ns2:ligatures ns2:val="none"/>
+          <w14:ligatures w14:val="none"/>
         </w:rPr>
       </w:pPr>
       <w:r>
@@ -4038,7 +4008,7 @@
           <w:color w:val="000000"/>
           <w:kern w:val="0"/>
           <w:lang w:eastAsia="es-PE"/>
-          <ns2:ligatures ns2:val="none"/>
+          <w14:ligatures w14:val="none"/>
         </w:rPr>
         <w:t xml:space="preserve">SEGUNDO: admitir a trámite la denuncia del 12 de marzo de 2025, subsanada el 15 y 22 de abril de 2025, interpuesta por [DENUNCIANTE] contra Interseguro Compañía de Seguros S.A., por lo siguiente: </w:t>
       </w:r>
@@ -4049,7 +4019,7 @@
           <w:color w:val="000000"/>
           <w:kern w:val="0"/>
           <w:lang w:eastAsia="es-PE"/>
-          <ns2:ligatures ns2:val="none"/>
+          <w14:ligatures w14:val="none"/>
         </w:rPr>
         <w:t xml:space="preserve"/>
       </w:r>
@@ -4060,7 +4030,7 @@
           <w:kern w:val="0"/>
           <w:shd w:val="clear" w:color="auto" w:fill="FFFFFF"/>
           <w:lang w:eastAsia="es-PE"/>
-          <ns2:ligatures ns2:val="none"/>
+          <w14:ligatures w14:val="none"/>
         </w:rPr>
         <w:t xml:space="preserve"/>
       </w:r>
@@ -4070,7 +4040,7 @@
           <w:color w:val="000000"/>
           <w:kern w:val="0"/>
           <w:lang w:eastAsia="es-ES"/>
-          <ns2:ligatures ns2:val="none"/>
+          <w14:ligatures w14:val="none"/>
         </w:rPr>
         <w:t/>
       </w:r>
@@ -4078,7 +4048,7 @@
         <w:rPr>
           <w:rFonts w:ascii="Arial Narrow" w:eastAsia="Calibri" w:hAnsi="Arial Narrow" w:cs="Arial"/>
           <w:kern w:val="0"/>
-          <ns2:ligatures ns2:val="none"/>
+          <w14:ligatures w14:val="none"/>
         </w:rPr>
         <w:t xml:space="preserve"/>
       </w:r>
@@ -4086,7 +4056,7 @@
         <w:rPr>
           <w:rFonts w:ascii="Arial Narrow" w:eastAsia="Calibri" w:hAnsi="Arial Narrow" w:cs="Arial"/>
           <w:kern w:val="0"/>
-          <ns2:ligatures ns2:val="none"/>
+          <w14:ligatures w14:val="none"/>
         </w:rPr>
         <w:t xml:space="preserve"/>
       </w:r>
@@ -4094,7 +4064,7 @@
         <w:rPr>
           <w:rFonts w:ascii="Arial Narrow" w:eastAsia="Calibri" w:hAnsi="Arial Narrow" w:cs="Arial"/>
           <w:kern w:val="0"/>
-          <ns2:ligatures ns2:val="none"/>
+          <w14:ligatures w14:val="none"/>
         </w:rPr>
         <w:t xml:space="preserve"/>
       </w:r>
@@ -4105,7 +4075,7 @@
           <w:kern w:val="0"/>
           <w:shd w:val="clear" w:color="auto" w:fill="FFFFFF"/>
           <w:lang w:eastAsia="es-PE"/>
-          <ns2:ligatures ns2:val="none"/>
+          <w14:ligatures w14:val="none"/>
         </w:rPr>
         <w:t xml:space="preserve"/>
       </w:r>
@@ -4115,7 +4085,7 @@
           <w:color w:val="000000"/>
           <w:kern w:val="0"/>
           <w:lang w:eastAsia="es-ES"/>
-          <ns2:ligatures ns2:val="none"/>
+          <w14:ligatures w14:val="none"/>
         </w:rPr>
         <w:t xml:space="preserve"/>
       </w:r>
@@ -4126,7 +4096,7 @@
           <w:kern w:val="0"/>
           <w:shd w:val="clear" w:color="auto" w:fill="FFFFFF"/>
           <w:lang w:eastAsia="es-PE"/>
-          <ns2:ligatures ns2:val="none"/>
+          <w14:ligatures w14:val="none"/>
         </w:rPr>
         <w:t xml:space="preserve"/>
       </w:r>
@@ -4138,7 +4108,7 @@
           <w:kern w:val="0"/>
           <w:shd w:val="clear" w:color="auto" w:fill="FFFFFF"/>
           <w:lang w:eastAsia="es-PE"/>
-          <ns2:ligatures ns2:val="none"/>
+          <w14:ligatures w14:val="none"/>
         </w:rPr>
         <w:t/>
       </w:r>
@@ -4150,7 +4120,7 @@
           <w:kern w:val="0"/>
           <w:shd w:val="clear" w:color="auto" w:fill="FFFFFF"/>
           <w:lang w:eastAsia="es-PE"/>
-          <ns2:ligatures ns2:val="none"/>
+          <w14:ligatures w14:val="none"/>
         </w:rPr>
         <w:t xml:space="preserve"/>
       </w:r>
@@ -4161,7 +4131,7 @@
           <w:kern w:val="0"/>
           <w:shd w:val="clear" w:color="auto" w:fill="FFFFFF"/>
           <w:lang w:eastAsia="es-PE"/>
-          <ns2:ligatures ns2:val="none"/>
+          <w14:ligatures w14:val="none"/>
         </w:rPr>
         <w:t/>
       </w:r>
@@ -4172,7 +4142,7 @@
           <w:kern w:val="0"/>
           <w:shd w:val="clear" w:color="auto" w:fill="FFFFFF"/>
           <w:lang w:eastAsia="es-PE"/>
-          <ns2:ligatures ns2:val="none"/>
+          <w14:ligatures w14:val="none"/>
         </w:rPr>
         <w:t/>
       </w:r>
@@ -4183,7 +4153,7 @@
           <w:kern w:val="0"/>
           <w:shd w:val="clear" w:color="auto" w:fill="FFFFFF"/>
           <w:lang w:eastAsia="es-PE"/>
-          <ns2:ligatures ns2:val="none"/>
+          <w14:ligatures w14:val="none"/>
         </w:rPr>
         <w:t xml:space="preserve"/>
       </w:r>
@@ -4194,12 +4164,12 @@
           <w:kern w:val="0"/>
           <w:shd w:val="clear" w:color="auto" w:fill="FFFFFF"/>
           <w:lang w:eastAsia="es-PE"/>
-          <ns2:ligatures ns2:val="none"/>
+          <w14:ligatures w14:val="none"/>
         </w:rPr>
         <w:t xml:space="preserve"/>
       </w:r>
     </w:p>
-    <w:p ns2:paraId="49449B4E" ns2:textId="77777777">
+    <w:p>
       <w:pPr>
         <w:tabs>
           <w:tab w:val="left" w:pos="1134"/>
@@ -4211,11 +4181,11 @@
           <w:color w:val="000000"/>
           <w:kern w:val="0"/>
           <w:lang w:val="es-ES" w:eastAsia="es-ES"/>
-          <ns2:ligatures ns2:val="none"/>
-        </w:rPr>
-      </w:pPr>
-    </w:p>
-    <w:p ns2:paraId="44DB9C7A" ns2:textId="6783E4A3">
+          <w14:ligatures w14:val="none"/>
+        </w:rPr>
+      </w:pPr>
+    </w:p>
+    <w:p>
       <w:pPr>
         <w:pStyle w:val="Prrafodelista"/>
         <w:numPr>
@@ -4232,7 +4202,7 @@
         <w:rPr>
           <w:rFonts w:ascii="Arial Narrow" w:eastAsia="Arial Narrow" w:hAnsi="Arial Narrow" w:cs="Arial Narrow"/>
           <w:kern w:val="0"/>
-          <ns2:ligatures ns2:val="none"/>
+          <w14:ligatures w14:val="none"/>
         </w:rPr>
       </w:pPr>
       <w:r>
@@ -4242,7 +4212,7 @@
           <w:kern w:val="0"/>
           <w:shd w:val="clear" w:color="auto" w:fill="FFFFFF"/>
           <w:lang w:eastAsia="es-PE"/>
-          <ns2:ligatures ns2:val="none"/>
+          <w14:ligatures w14:val="none"/>
         </w:rPr>
         <w:t xml:space="preserve">Presunta </w:t>
       </w:r>
@@ -4253,7 +4223,7 @@
           <w:kern w:val="0"/>
           <w:shd w:val="clear" w:color="auto" w:fill="FFFFFF"/>
           <w:lang w:eastAsia="es-PE"/>
-          <ns2:ligatures ns2:val="none"/>
+          <w14:ligatures w14:val="none"/>
         </w:rPr>
         <w:t>infracción a los artículos 18 y 19 de la Ley 29571, Código de Protección y Defensa del Consumidor, en tanto la compañía asegurado</w:t>
       </w:r>
@@ -4264,7 +4234,7 @@
           <w:kern w:val="0"/>
           <w:shd w:val="clear" w:color="auto" w:fill="FFFFFF"/>
           <w:lang w:eastAsia="es-PE"/>
-          <ns2:ligatures ns2:val="none"/>
+          <w14:ligatures w14:val="none"/>
         </w:rPr>
         <w:t>ra</w:t>
       </w:r>
@@ -4275,7 +4245,7 @@
           <w:kern w:val="0"/>
           <w:shd w:val="clear" w:color="auto" w:fill="FFFFFF"/>
           <w:lang w:eastAsia="es-PE"/>
-          <ns2:ligatures ns2:val="none"/>
+          <w14:ligatures w14:val="none"/>
         </w:rPr>
         <w:t xml:space="preserve"> </w:t>
       </w:r>
@@ -4285,7 +4255,7 @@
           <w:color w:val="000000"/>
           <w:kern w:val="0"/>
           <w:lang w:eastAsia="es-PE"/>
-          <ns2:ligatures ns2:val="none"/>
+          <w14:ligatures w14:val="none"/>
         </w:rPr>
         <w:t xml:space="preserve">no habría brindado el servicio de grúa para trasladar el </w:t>
       </w:r>
@@ -4295,12 +4265,12 @@
           <w:color w:val="000000"/>
           <w:kern w:val="0"/>
           <w:lang w:eastAsia="es-ES"/>
-          <ns2:ligatures ns2:val="none"/>
+          <w14:ligatures w14:val="none"/>
         </w:rPr>
         <w:t>vehículo con Placa de Rodaje BCZ-752, alegando solo brindar dicho servicio en la ciudad de Lima.</w:t>
       </w:r>
     </w:p>
-    <w:p ns2:paraId="17FFA14C" ns2:textId="77777777">
+    <w:p>
       <w:pPr>
         <w:tabs>
           <w:tab w:val="left" w:pos="1134"/>
@@ -4312,11 +4282,11 @@
           <w:color w:val="000000"/>
           <w:kern w:val="0"/>
           <w:lang w:val="es-ES" w:eastAsia="es-ES"/>
-          <ns2:ligatures ns2:val="none"/>
-        </w:rPr>
-      </w:pPr>
-    </w:p>
-    <w:p ns2:paraId="63DE7361" ns2:textId="0CB222D4">
+          <w14:ligatures w14:val="none"/>
+        </w:rPr>
+      </w:pPr>
+    </w:p>
+    <w:p>
       <w:pPr>
         <w:pStyle w:val="Prrafodelista"/>
         <w:numPr>
@@ -4333,7 +4303,7 @@
         <w:rPr>
           <w:rFonts w:ascii="Arial Narrow" w:eastAsia="Arial Narrow" w:hAnsi="Arial Narrow" w:cs="Arial Narrow"/>
           <w:kern w:val="0"/>
-          <ns2:ligatures ns2:val="none"/>
+          <w14:ligatures w14:val="none"/>
         </w:rPr>
       </w:pPr>
       <w:r>
@@ -4343,7 +4313,7 @@
           <w:kern w:val="0"/>
           <w:shd w:val="clear" w:color="auto" w:fill="FFFFFF"/>
           <w:lang w:eastAsia="es-PE"/>
-          <ns2:ligatures ns2:val="none"/>
+          <w14:ligatures w14:val="none"/>
         </w:rPr>
         <w:t xml:space="preserve">Presunta infracción a los artículos 18 y 19 de la Ley 29571, Código de Protección y Defensa del Consumidor, en tanto la compañía </w:t>
       </w:r>
@@ -4354,7 +4324,7 @@
           <w:kern w:val="0"/>
           <w:shd w:val="clear" w:color="auto" w:fill="FFFFFF"/>
           <w:lang w:eastAsia="es-PE"/>
-          <ns2:ligatures ns2:val="none"/>
+          <w14:ligatures w14:val="none"/>
         </w:rPr>
         <w:t xml:space="preserve">aseguradora </w:t>
       </w:r>
@@ -4364,7 +4334,7 @@
           <w:color w:val="000000"/>
           <w:kern w:val="0"/>
           <w:lang w:eastAsia="es-PE"/>
-          <ns2:ligatures ns2:val="none"/>
+          <w14:ligatures w14:val="none"/>
         </w:rPr>
         <w:t>habría brindado información contradictoria al denunciante, al señalarle el 7 de octubre de 2023 que su Póliza de Seguro Vehicular se encontraba activa, pese a que de manera posterior le indicaron que esta no se encontraba activa</w:t>
       </w:r>
@@ -4375,12 +4345,12 @@
           <w:kern w:val="0"/>
           <w:shd w:val="clear" w:color="auto" w:fill="FFFFFF"/>
           <w:lang w:eastAsia="es-PE"/>
-          <ns2:ligatures ns2:val="none"/>
+          <w14:ligatures w14:val="none"/>
         </w:rPr>
         <w:t>.</w:t>
       </w:r>
     </w:p>
-    <w:p ns2:paraId="7DA9CE59" ns2:textId="77777777">
+    <w:p>
       <w:pPr>
         <w:pStyle w:val="Prrafodelista"/>
         <w:spacing w:after="0" w:line="240" w:lineRule="auto"/>
@@ -4389,11 +4359,11 @@
         <w:rPr>
           <w:rFonts w:ascii="Arial Narrow" w:eastAsia="Arial Narrow" w:hAnsi="Arial Narrow" w:cs="Arial Narrow"/>
           <w:kern w:val="0"/>
-          <ns2:ligatures ns2:val="none"/>
-        </w:rPr>
-      </w:pPr>
-    </w:p>
-    <w:p ns2:paraId="16ED895D" ns2:textId="190C0A0F">
+          <w14:ligatures w14:val="none"/>
+        </w:rPr>
+      </w:pPr>
+    </w:p>
+    <w:p>
       <w:pPr>
         <w:pStyle w:val="Prrafodelista"/>
         <w:numPr>
@@ -4410,7 +4380,7 @@
         <w:rPr>
           <w:rFonts w:ascii="Arial Narrow" w:eastAsia="Arial Narrow" w:hAnsi="Arial Narrow" w:cs="Arial Narrow"/>
           <w:kern w:val="0"/>
-          <ns2:ligatures ns2:val="none"/>
+          <w14:ligatures w14:val="none"/>
         </w:rPr>
       </w:pPr>
       <w:r>
@@ -4420,7 +4390,7 @@
           <w:kern w:val="0"/>
           <w:shd w:val="clear" w:color="auto" w:fill="FFFFFF"/>
           <w:lang w:eastAsia="es-PE"/>
-          <ns2:ligatures ns2:val="none"/>
+          <w14:ligatures w14:val="none"/>
         </w:rPr>
         <w:t xml:space="preserve">Presunta infracción a los artículos 18 y 19 de la Ley 29571, Código de Protección y Defensa del Consumidor, en tanto la compañía aseguradora </w:t>
       </w:r>
@@ -4428,7 +4398,7 @@
         <w:rPr>
           <w:rFonts w:ascii="Arial Narrow" w:eastAsia="Arial Narrow" w:hAnsi="Arial Narrow" w:cs="Arial Narrow"/>
           <w:kern w:val="0"/>
-          <ns2:ligatures ns2:val="none"/>
+          <w14:ligatures w14:val="none"/>
         </w:rPr>
         <w:t>habría rechazado injustificadamente las coberturas del Seguro Vehicular por el siniestro del 4 de octubre de 2023, pese a que el denunciante cumplió con trasladar la unidad asegurada y realizó las gestiones solicitadas</w:t>
       </w:r>
@@ -4439,23 +4409,23 @@
           <w:kern w:val="0"/>
           <w:shd w:val="clear" w:color="auto" w:fill="FFFFFF"/>
           <w:lang w:eastAsia="es-PE"/>
-          <ns2:ligatures ns2:val="none"/>
+          <w14:ligatures w14:val="none"/>
         </w:rPr>
         <w:t>.</w:t>
       </w:r>
     </w:p>
-    <w:p ns2:paraId="14C53F96" ns2:textId="77777777">
+    <w:p>
       <w:pPr>
         <w:spacing w:after="0" w:line="240" w:lineRule="auto"/>
         <w:jc w:val="both"/>
         <w:rPr>
           <w:rFonts w:ascii="Arial Narrow" w:eastAsia="Arial Narrow" w:hAnsi="Arial Narrow" w:cs="Arial Narrow"/>
           <w:kern w:val="0"/>
-          <ns2:ligatures ns2:val="none"/>
-        </w:rPr>
-      </w:pPr>
-    </w:p>
-    <w:p ns2:paraId="2056ED1A" ns2:textId="52C2ADC0">
+          <w14:ligatures w14:val="none"/>
+        </w:rPr>
+      </w:pPr>
+    </w:p>
+    <w:p>
       <w:pPr>
         <w:pStyle w:val="Prrafodelista"/>
         <w:numPr>
@@ -4472,7 +4442,7 @@
         <w:rPr>
           <w:rFonts w:ascii="Arial Narrow" w:eastAsia="Arial Narrow" w:hAnsi="Arial Narrow" w:cs="Arial Narrow"/>
           <w:kern w:val="0"/>
-          <ns2:ligatures ns2:val="none"/>
+          <w14:ligatures w14:val="none"/>
         </w:rPr>
       </w:pPr>
       <w:r>
@@ -4482,7 +4452,7 @@
           <w:kern w:val="0"/>
           <w:shd w:val="clear" w:color="auto" w:fill="FFFFFF"/>
           <w:lang w:eastAsia="es-PE"/>
-          <ns2:ligatures ns2:val="none"/>
+          <w14:ligatures w14:val="none"/>
         </w:rPr>
         <w:t xml:space="preserve">Presunta infracción a los artículos 18 y 19 de la Ley 29571, Código de Protección y Defensa del Consumidor, en tanto la compañía aseguradora </w:t>
       </w:r>
@@ -4490,7 +4460,7 @@
         <w:rPr>
           <w:rFonts w:ascii="Arial Narrow" w:eastAsia="Arial Narrow" w:hAnsi="Arial Narrow" w:cs="Arial Narrow"/>
           <w:kern w:val="0"/>
-          <ns2:ligatures ns2:val="none"/>
+          <w14:ligatures w14:val="none"/>
         </w:rPr>
         <w:t>habría suspendido indebidamente la Póliza del Seguro Vehicular por falta de pago de las primas, pese a que ello no fue informado oportunamente a</w:t>
       </w:r>
@@ -4498,7 +4468,7 @@
         <w:rPr>
           <w:rFonts w:ascii="Arial Narrow" w:eastAsia="Arial Narrow" w:hAnsi="Arial Narrow" w:cs="Arial Narrow"/>
           <w:kern w:val="0"/>
-          <ns2:ligatures ns2:val="none"/>
+          <w14:ligatures w14:val="none"/>
         </w:rPr>
         <w:t xml:space="preserve"> </w:t>
       </w:r>
@@ -4506,7 +4476,7 @@
         <w:rPr>
           <w:rFonts w:ascii="Arial Narrow" w:eastAsia="Arial Narrow" w:hAnsi="Arial Narrow" w:cs="Arial Narrow"/>
           <w:kern w:val="0"/>
-          <ns2:ligatures ns2:val="none"/>
+          <w14:ligatures w14:val="none"/>
         </w:rPr>
         <w:t>l</w:t>
       </w:r>
@@ -4514,7 +4484,7 @@
         <w:rPr>
           <w:rFonts w:ascii="Arial Narrow" w:eastAsia="Arial Narrow" w:hAnsi="Arial Narrow" w:cs="Arial Narrow"/>
           <w:kern w:val="0"/>
-          <ns2:ligatures ns2:val="none"/>
+          <w14:ligatures w14:val="none"/>
         </w:rPr>
         <w:t>a parte</w:t>
       </w:r>
@@ -4522,7 +4492,7 @@
         <w:rPr>
           <w:rFonts w:ascii="Arial Narrow" w:eastAsia="Arial Narrow" w:hAnsi="Arial Narrow" w:cs="Arial Narrow"/>
           <w:kern w:val="0"/>
-          <ns2:ligatures ns2:val="none"/>
+          <w14:ligatures w14:val="none"/>
         </w:rPr>
         <w:t xml:space="preserve"> denunciante</w:t>
       </w:r>
@@ -4533,23 +4503,23 @@
           <w:kern w:val="0"/>
           <w:shd w:val="clear" w:color="auto" w:fill="FFFFFF"/>
           <w:lang w:eastAsia="es-PE"/>
-          <ns2:ligatures ns2:val="none"/>
+          <w14:ligatures w14:val="none"/>
         </w:rPr>
         <w:t>.</w:t>
       </w:r>
     </w:p>
-    <w:p ns2:paraId="5CA08EE9" ns2:textId="77777777">
+    <w:p>
       <w:pPr>
         <w:spacing w:after="0" w:line="240" w:lineRule="auto"/>
         <w:jc w:val="both"/>
         <w:rPr>
           <w:rFonts w:ascii="Arial Narrow" w:eastAsia="Arial Narrow" w:hAnsi="Arial Narrow" w:cs="Arial Narrow"/>
           <w:kern w:val="0"/>
-          <ns2:ligatures ns2:val="none"/>
-        </w:rPr>
-      </w:pPr>
-    </w:p>
-    <w:p ns2:paraId="64718910" ns2:textId="616921EB">
+          <w14:ligatures w14:val="none"/>
+        </w:rPr>
+      </w:pPr>
+    </w:p>
+    <w:p>
       <w:pPr>
         <w:spacing w:line="240" w:lineRule="auto"/>
         <w:contextualSpacing/>
@@ -4557,7 +4527,7 @@
         <w:rPr>
           <w:rFonts w:ascii="Arial Narrow" w:eastAsia="Calibri" w:hAnsi="Arial Narrow" w:cs="Arial"/>
           <w:kern w:val="0"/>
-          <ns2:ligatures ns2:val="none"/>
+          <w14:ligatures w14:val="none"/>
         </w:rPr>
       </w:pPr>
       <w:r>
@@ -4567,7 +4537,7 @@
           <w:color w:val="000000"/>
           <w:kern w:val="0"/>
           <w:lang w:eastAsia="es-PE"/>
-          <ns2:ligatures ns2:val="none"/>
+          <w14:ligatures w14:val="none"/>
         </w:rPr>
         <w:lastRenderedPageBreak/>
         <w:t>TERCERO</w:t>
@@ -4579,7 +4549,7 @@
           <w:color w:val="000000"/>
           <w:kern w:val="0"/>
           <w:lang w:eastAsia="es-PE"/>
-          <ns2:ligatures ns2:val="none"/>
+          <w14:ligatures w14:val="none"/>
         </w:rPr>
         <w:t>:</w:t>
       </w:r>
@@ -4589,7 +4559,7 @@
           <w:color w:val="000000"/>
           <w:kern w:val="0"/>
           <w:lang w:eastAsia="es-PE"/>
-          <ns2:ligatures ns2:val="none"/>
+          <w14:ligatures w14:val="none"/>
         </w:rPr>
         <w:t xml:space="preserve"> tener por ofrecidos los medios probatorios presentados en el escrito de denuncia </w:t>
       </w:r>
@@ -4599,7 +4569,7 @@
           <w:color w:val="000000"/>
           <w:kern w:val="0"/>
           <w:lang w:val="es-ES" w:eastAsia="es-ES"/>
-          <ns2:ligatures ns2:val="none"/>
+          <w14:ligatures w14:val="none"/>
         </w:rPr>
         <w:t xml:space="preserve">del </w:t>
       </w:r>
@@ -4609,7 +4579,7 @@
           <w:color w:val="000000"/>
           <w:kern w:val="0"/>
           <w:lang w:eastAsia="es-ES"/>
-          <ns2:ligatures ns2:val="none"/>
+          <w14:ligatures w14:val="none"/>
         </w:rPr>
         <w:t>12 de marzo de 2025</w:t>
       </w:r>
@@ -4617,7 +4587,7 @@
         <w:rPr>
           <w:rFonts w:ascii="Arial Narrow" w:eastAsia="Calibri" w:hAnsi="Arial Narrow" w:cs="Arial"/>
           <w:kern w:val="0"/>
-          <ns2:ligatures ns2:val="none"/>
+          <w14:ligatures w14:val="none"/>
         </w:rPr>
         <w:t xml:space="preserve">, subsanada el 15 </w:t>
       </w:r>
@@ -4625,7 +4595,7 @@
         <w:rPr>
           <w:rFonts w:ascii="Arial Narrow" w:eastAsia="Calibri" w:hAnsi="Arial Narrow" w:cs="Arial"/>
           <w:kern w:val="0"/>
-          <ns2:ligatures ns2:val="none"/>
+          <w14:ligatures w14:val="none"/>
         </w:rPr>
         <w:t xml:space="preserve">y 22 de abril de 2025</w:t>
       </w:r>
@@ -4633,7 +4603,7 @@
         <w:rPr>
           <w:rFonts w:ascii="Arial Narrow" w:eastAsia="Calibri" w:hAnsi="Arial Narrow" w:cs="Arial"/>
           <w:kern w:val="0"/>
-          <ns2:ligatures ns2:val="none"/>
+          <w14:ligatures w14:val="none"/>
         </w:rPr>
         <w:t xml:space="preserve"/>
       </w:r>
@@ -4641,12 +4611,12 @@
         <w:rPr>
           <w:rFonts w:ascii="Arial Narrow" w:eastAsia="Calibri" w:hAnsi="Arial Narrow" w:cs="Arial"/>
           <w:kern w:val="0"/>
-          <ns2:ligatures ns2:val="none"/>
+          <w14:ligatures w14:val="none"/>
         </w:rPr>
         <w:t>.</w:t>
       </w:r>
     </w:p>
-    <w:p ns2:paraId="72A4113D" ns2:textId="77777777">
+    <w:p>
       <w:pPr>
         <w:spacing w:line="240" w:lineRule="auto"/>
         <w:contextualSpacing/>
@@ -4656,11 +4626,11 @@
           <w:color w:val="000000"/>
           <w:kern w:val="0"/>
           <w:lang w:eastAsia="es-PE"/>
-          <ns2:ligatures ns2:val="none"/>
-        </w:rPr>
-      </w:pPr>
-    </w:p>
-    <w:p ns2:paraId="1B36369E" ns2:textId="59C88768">
+          <w14:ligatures w14:val="none"/>
+        </w:rPr>
+      </w:pPr>
+    </w:p>
+    <w:p>
       <w:pPr>
         <w:spacing w:after="0" w:line="240" w:lineRule="auto"/>
         <w:jc w:val="both"/>
@@ -4669,7 +4639,7 @@
           <w:color w:val="000000"/>
           <w:kern w:val="0"/>
           <w:lang w:eastAsia="es-PE"/>
-          <ns2:ligatures ns2:val="none"/>
+          <w14:ligatures w14:val="none"/>
         </w:rPr>
       </w:pPr>
       <w:r>
@@ -4679,7 +4649,7 @@
           <w:color w:val="000000"/>
           <w:kern w:val="0"/>
           <w:lang w:eastAsia="es-PE"/>
-          <ns2:ligatures ns2:val="none"/>
+          <w14:ligatures w14:val="none"/>
         </w:rPr>
         <w:t>CUARTO</w:t>
       </w:r>
@@ -4690,7 +4660,7 @@
           <w:color w:val="000000"/>
           <w:kern w:val="0"/>
           <w:lang w:eastAsia="es-PE"/>
-          <ns2:ligatures ns2:val="none"/>
+          <w14:ligatures w14:val="none"/>
         </w:rPr>
         <w:t xml:space="preserve">: </w:t>
       </w:r>
@@ -4700,7 +4670,7 @@
           <w:color w:val="000000"/>
           <w:kern w:val="0"/>
           <w:lang w:eastAsia="es-PE"/>
-          <ns2:ligatures ns2:val="none"/>
+          <w14:ligatures w14:val="none"/>
         </w:rPr>
         <w:t xml:space="preserve">requerir a </w:t>
       </w:r>
@@ -4712,7 +4682,7 @@
           <w:kern w:val="0"/>
           <w:shd w:val="clear" w:color="auto" w:fill="FFFFFF"/>
           <w:lang w:eastAsia="es-PE"/>
-          <ns2:ligatures ns2:val="none"/>
+          <w14:ligatures w14:val="none"/>
         </w:rPr>
         <w:t>Interseguro</w:t>
       </w:r>
@@ -4724,7 +4694,7 @@
           <w:kern w:val="0"/>
           <w:shd w:val="clear" w:color="auto" w:fill="FFFFFF"/>
           <w:lang w:eastAsia="es-PE"/>
-          <ns2:ligatures ns2:val="none"/>
+          <w14:ligatures w14:val="none"/>
         </w:rPr>
         <w:t xml:space="preserve"> Compañía </w:t>
       </w:r>
@@ -4735,7 +4705,7 @@
           <w:kern w:val="0"/>
           <w:shd w:val="clear" w:color="auto" w:fill="FFFFFF"/>
           <w:lang w:eastAsia="es-PE"/>
-          <ns2:ligatures ns2:val="none"/>
+          <w14:ligatures w14:val="none"/>
         </w:rPr>
         <w:t>d</w:t>
       </w:r>
@@ -4746,7 +4716,7 @@
           <w:kern w:val="0"/>
           <w:shd w:val="clear" w:color="auto" w:fill="FFFFFF"/>
           <w:lang w:eastAsia="es-PE"/>
-          <ns2:ligatures ns2:val="none"/>
+          <w14:ligatures w14:val="none"/>
         </w:rPr>
         <w:t>e Seguros S.A.</w:t>
       </w:r>
@@ -4756,7 +4726,7 @@
           <w:color w:val="000000"/>
           <w:kern w:val="0"/>
           <w:lang w:eastAsia="es-ES"/>
-          <ns2:ligatures ns2:val="none"/>
+          <w14:ligatures w14:val="none"/>
         </w:rPr>
         <w:t xml:space="preserve"> </w:t>
       </w:r>
@@ -4766,7 +4736,7 @@
           <w:color w:val="000000"/>
           <w:kern w:val="0"/>
           <w:lang w:eastAsia="es-PE"/>
-          <ns2:ligatures ns2:val="none"/>
+          <w14:ligatures w14:val="none"/>
         </w:rPr>
         <w:t>que cumpla con lo siguiente</w:t>
       </w:r>
@@ -4776,12 +4746,12 @@
           <w:color w:val="000000"/>
           <w:kern w:val="0"/>
           <w:lang w:eastAsia="es-PE"/>
-          <ns2:ligatures ns2:val="none"/>
+          <w14:ligatures w14:val="none"/>
         </w:rPr>
         <w:t>:</w:t>
       </w:r>
     </w:p>
-    <w:p ns2:paraId="09D9FCC8" ns2:textId="77777777">
+    <w:p>
       <w:pPr>
         <w:spacing w:after="0" w:line="240" w:lineRule="auto"/>
         <w:jc w:val="both"/>
@@ -4790,11 +4760,11 @@
           <w:color w:val="000000"/>
           <w:kern w:val="0"/>
           <w:lang w:eastAsia="es-PE"/>
-          <ns2:ligatures ns2:val="none"/>
-        </w:rPr>
-      </w:pPr>
-    </w:p>
-    <w:p ns2:paraId="0AC32CAC" ns2:textId="77777777">
+          <w14:ligatures w14:val="none"/>
+        </w:rPr>
+      </w:pPr>
+    </w:p>
+    <w:p>
       <w:pPr>
         <w:numPr>
           <w:ilvl w:val="0"/>
@@ -4808,7 +4778,7 @@
           <w:color w:val="000000"/>
           <w:kern w:val="0"/>
           <w:lang w:eastAsia="es-PE"/>
-          <ns2:ligatures ns2:val="none"/>
+          <w14:ligatures w14:val="none"/>
         </w:rPr>
       </w:pPr>
       <w:r>
@@ -4817,12 +4787,12 @@
           <w:color w:val="000000"/>
           <w:kern w:val="0"/>
           <w:lang w:eastAsia="es-PE"/>
-          <ns2:ligatures ns2:val="none"/>
+          <w14:ligatures w14:val="none"/>
         </w:rPr>
         <w:t>presentar documentos que acrediten su inscripción en los Registros Públicos o una declaración jurada que indique que cuenta con dicha inscripción;</w:t>
       </w:r>
     </w:p>
-    <w:p ns2:paraId="7C9575CF" ns2:textId="77777777">
+    <w:p>
       <w:pPr>
         <w:numPr>
           <w:ilvl w:val="0"/>
@@ -4836,7 +4806,7 @@
           <w:color w:val="000000"/>
           <w:kern w:val="0"/>
           <w:lang w:eastAsia="es-PE"/>
-          <ns2:ligatures ns2:val="none"/>
+          <w14:ligatures w14:val="none"/>
         </w:rPr>
       </w:pPr>
       <w:r>
@@ -4845,12 +4815,12 @@
           <w:color w:val="000000"/>
           <w:kern w:val="0"/>
           <w:lang w:eastAsia="es-PE"/>
-          <ns2:ligatures ns2:val="none"/>
+          <w14:ligatures w14:val="none"/>
         </w:rPr>
         <w:t>presentar copia simple de las facultades de representación de su representante legal en el presente procedimiento o la declaración jurada que indique que cuenta con dichas facultades y que estas se encuentran vigentes;</w:t>
       </w:r>
     </w:p>
-    <w:p ns2:paraId="0CD5704D" ns2:textId="77777777">
+    <w:p>
       <w:pPr>
         <w:numPr>
           <w:ilvl w:val="0"/>
@@ -4864,7 +4834,7 @@
           <w:color w:val="000000"/>
           <w:kern w:val="0"/>
           <w:lang w:eastAsia="es-PE"/>
-          <ns2:ligatures ns2:val="none"/>
+          <w14:ligatures w14:val="none"/>
         </w:rPr>
       </w:pPr>
       <w:r>
@@ -4873,12 +4843,12 @@
           <w:color w:val="000000"/>
           <w:kern w:val="0"/>
           <w:lang w:eastAsia="es-PE"/>
-          <ns2:ligatures ns2:val="none"/>
+          <w14:ligatures w14:val="none"/>
         </w:rPr>
         <w:t>consignar el Número de Registro Único de Contribuyentes (RUC); y,</w:t>
       </w:r>
     </w:p>
-    <w:p ns2:paraId="7341F53D" ns2:textId="101F16E7">
+    <w:p>
       <w:pPr>
         <w:numPr>
           <w:ilvl w:val="0"/>
@@ -4890,7 +4860,7 @@
         <w:rPr>
           <w:rFonts w:ascii="Arial Narrow" w:eastAsia="Calibri" w:hAnsi="Arial Narrow" w:cs="Arial"/>
           <w:kern w:val="0"/>
-          <ns2:ligatures ns2:val="none"/>
+          <w14:ligatures w14:val="none"/>
         </w:rPr>
       </w:pPr>
       <w:r>
@@ -4899,7 +4869,7 @@
           <w:color w:val="000000"/>
           <w:kern w:val="0"/>
           <w:lang w:eastAsia="es-PE"/>
-          <ns2:ligatures ns2:val="none"/>
+          <w14:ligatures w14:val="none"/>
         </w:rPr>
         <w:t>fijar domicilio procesal para el procedimiento, de conformidad con el numeral 1 del artículo 442</w:t>
       </w:r>
@@ -4909,7 +4879,7 @@
           <w:color w:val="000000"/>
           <w:kern w:val="0"/>
           <w:lang w:eastAsia="es-PE"/>
-          <ns2:ligatures ns2:val="none"/>
+          <w14:ligatures w14:val="none"/>
         </w:rPr>
         <w:t/>
       </w:r>
@@ -4919,7 +4889,7 @@
           <w:color w:val="000000"/>
           <w:kern w:val="0"/>
           <w:lang w:eastAsia="es-PE"/>
-          <ns2:ligatures ns2:val="none"/>
+          <w14:ligatures w14:val="none"/>
         </w:rPr>
         <w:t xml:space="preserve"> del Código Procesal Civil. </w:t>
       </w:r>
@@ -4927,7 +4897,7 @@
         <w:rPr>
           <w:rFonts w:ascii="Arial Narrow" w:eastAsia="Calibri" w:hAnsi="Arial Narrow" w:cs="Arial"/>
           <w:kern w:val="0"/>
-          <ns2:ligatures ns2:val="none"/>
+          <w14:ligatures w14:val="none"/>
         </w:rPr>
         <w:t>Para ello podrá señalar domicilio físico o una dirección electrónica a la que pueda remitirse las notificaciones</w:t>
       </w:r>
@@ -4936,12 +4906,12 @@
           <w:rFonts w:ascii="Arial Narrow" w:eastAsia="Arial" w:hAnsi="Arial Narrow" w:cs="Arial"/>
           <w:kern w:val="0"/>
           <w:lang w:val="es"/>
-          <ns2:ligatures ns2:val="none"/>
+          <w14:ligatures w14:val="none"/>
         </w:rPr>
         <w:t>;</w:t>
       </w:r>
     </w:p>
-    <w:p ns2:paraId="446A1900" ns2:textId="13BE47D4">
+    <w:p>
       <w:pPr>
         <w:numPr>
           <w:ilvl w:val="0"/>
@@ -4953,14 +4923,14 @@
         <w:rPr>
           <w:rFonts w:ascii="Arial Narrow" w:eastAsia="Calibri" w:hAnsi="Arial Narrow" w:cs="Arial"/>
           <w:kern w:val="0"/>
-          <ns2:ligatures ns2:val="none"/>
+          <w14:ligatures w14:val="none"/>
         </w:rPr>
       </w:pPr>
       <w:r>
         <w:rPr>
           <w:rFonts w:ascii="Arial Narrow" w:eastAsia="Calibri" w:hAnsi="Arial Narrow" w:cs="Arial"/>
           <w:kern w:val="0"/>
-          <ns2:ligatures ns2:val="none"/>
+          <w14:ligatures w14:val="none"/>
         </w:rPr>
         <w:t xml:space="preserve">en caso califique como </w:t>
       </w:r>
@@ -4969,7 +4939,7 @@
         <w:rPr>
           <w:rFonts w:ascii="Arial Narrow" w:eastAsia="Calibri" w:hAnsi="Arial Narrow" w:cs="Arial"/>
           <w:kern w:val="0"/>
-          <ns2:ligatures ns2:val="none"/>
+          <w14:ligatures w14:val="none"/>
         </w:rPr>
         <w:t>micro empresa</w:t>
       </w:r>
@@ -4978,7 +4948,7 @@
         <w:rPr>
           <w:rFonts w:ascii="Arial Narrow" w:eastAsia="Calibri" w:hAnsi="Arial Narrow" w:cs="Arial"/>
           <w:kern w:val="0"/>
-          <ns2:ligatures ns2:val="none"/>
+          <w14:ligatures w14:val="none"/>
         </w:rPr>
         <w:t xml:space="preserve"> o pequeña empresa, presentar los documentos que acrediten su volumen de ventas o ingresos brutos percibidos el año anterior relativo a todas sus actividades económicas y el número de trabajadores con el que cuenta</w:t>
       </w:r>
@@ -4988,7 +4958,7 @@
           <w:rFonts w:ascii="Arial Narrow" w:eastAsia="Calibri" w:hAnsi="Arial Narrow" w:cs="Arial"/>
           <w:kern w:val="0"/>
           <w:vertAlign w:val="superscript"/>
-          <ns2:ligatures ns2:val="none"/>
+          <w14:ligatures w14:val="none"/>
         </w:rPr>
         <w:footnoteReference w:id="10"/>
       </w:r>
@@ -4996,7 +4966,7 @@
         <w:rPr>
           <w:rFonts w:ascii="Arial Narrow" w:eastAsia="Calibri" w:hAnsi="Arial Narrow" w:cs="Arial"/>
           <w:kern w:val="0"/>
-          <ns2:ligatures ns2:val="none"/>
+          <w14:ligatures w14:val="none"/>
         </w:rPr>
         <w:t>. Ello, a fin de que la Comisión pueda meritar dicha documentación, conforme lo establece el artículo 110</w:t>
       </w:r>
@@ -5006,7 +4976,7 @@
           <w:color w:val="000000"/>
           <w:kern w:val="0"/>
           <w:lang w:eastAsia="es-PE"/>
-          <ns2:ligatures ns2:val="none"/>
+          <w14:ligatures w14:val="none"/>
         </w:rPr>
         <w:t/>
       </w:r>
@@ -5014,7 +4984,7 @@
         <w:rPr>
           <w:rFonts w:ascii="Arial Narrow" w:eastAsia="Calibri" w:hAnsi="Arial Narrow" w:cs="Arial"/>
           <w:kern w:val="0"/>
-          <ns2:ligatures ns2:val="none"/>
+          <w14:ligatures w14:val="none"/>
         </w:rPr>
         <w:t xml:space="preserve"> del </w:t>
       </w:r>
@@ -5023,7 +4993,7 @@
           <w:rFonts w:ascii="Arial Narrow" w:eastAsia="Calibri" w:hAnsi="Arial Narrow" w:cs="Arial"/>
           <w:spacing w:val="-2"/>
           <w:kern w:val="0"/>
-          <ns2:ligatures ns2:val="none"/>
+          <w14:ligatures w14:val="none"/>
         </w:rPr>
         <w:t>Código</w:t>
       </w:r>
@@ -5034,7 +5004,7 @@
           <w:spacing w:val="-2"/>
           <w:kern w:val="0"/>
           <w:vertAlign w:val="superscript"/>
-          <ns2:ligatures ns2:val="none"/>
+          <w14:ligatures w14:val="none"/>
         </w:rPr>
         <w:footnoteReference w:id="11"/>
       </w:r>
@@ -5043,12 +5013,12 @@
           <w:rFonts w:ascii="Arial Narrow" w:eastAsia="Calibri" w:hAnsi="Arial Narrow" w:cs="Arial"/>
           <w:spacing w:val="-2"/>
           <w:kern w:val="0"/>
-          <ns2:ligatures ns2:val="none"/>
+          <w14:ligatures w14:val="none"/>
         </w:rPr>
         <w:t>.</w:t>
       </w:r>
     </w:p>
-    <w:p ns2:paraId="354DE7F2" ns2:textId="77777777">
+    <w:p>
       <w:pPr>
         <w:spacing w:after="0" w:line="240" w:lineRule="auto"/>
         <w:ind w:left="567"/>
@@ -5058,7 +5028,7 @@
           <w:color w:val="000000"/>
           <w:kern w:val="0"/>
           <w:lang w:eastAsia="es-PE"/>
-          <ns2:ligatures ns2:val="none"/>
+          <w14:ligatures w14:val="none"/>
         </w:rPr>
       </w:pPr>
     </w:p>
@@ -5071,7 +5041,7 @@
           <w:color w:val="000000"/>
           <w:kern w:val="0"/>
           <w:lang w:eastAsia="es-PE"/>
-          <ns2:ligatures ns2:val="none"/>
+          <w14:ligatures w14:val="none"/>
         </w:rPr>
       </w:pPr>
       <w:r>
@@ -5090,10 +5060,50 @@
           <w:sz w:val="20"/>
           <w:szCs w:val="20"/>
         </w:rPr>
-        <w:t xml:space="preserve">correr traslado de la presente resolución a Interseguro Compañía de Seguros S.A. para que, de conformidad con lo dispuesto por el artículo 26 de la Ley sobre Facultades, Normas y Organización del Indecopi, aprobada por Decreto Legislativo 807, presente sus descargos sobre la imputación de cargos realizada en un plazo no mayor a cinco (5) días hábiles contado a partir del día siguiente de la notificación de la presente resolución, vencido el cual, el Secretario Técnico declarará en rebeldía al denunciado que no lo hubiera presentado. Debe precisarse que de conformidad con lo establecido por el artículo 223 del Texto Único Ordenado de la Ley 27444, Ley del Procedimiento Administrativo General, las alegaciones y los hechos relevantes de la reclamación, salvo que hayan sido específicamente negadas en la contestación, se tendrán por aceptadas o merituadas como ciertas.</w:t>
-      </w:r>
-    </w:p>
-    <w:p ns2:paraId="7D74C0BD" ns2:textId="77777777">
+        <w:t xml:space="preserve">correr traslado de la presente resolución a Interseguro Compañía de Seguros S.A. para que, de conformidad con lo dispuesto por el artículo 26 de la Ley sobre Facultades, Normas y Organización del Indecopi, aprobada por Decreto Legislativo 807</w:t>
+      </w:r>
+      <w:r>
+        <w:rPr>
+          <w:rStyle w:val="Refdenotaalpie"/>
+          <w:rFonts w:ascii="Arial Narrow" w:eastAsia="Times New Roman" w:hAnsi="Arial Narrow" w:cs="Times New Roman"/>
+          <w:color w:val="000000"/>
+          <w:kern w:val="0"/>
+          <w:vertAlign w:val="superscript"/>
+          <w:lang w:val="es-ES" w:eastAsia="es-ES"/>
+          <w14:ligatures w14:val="none"/>
+        </w:rPr>
+        <w:footnoteReference w:id="17"/>
+      </w:r>
+      <w:r>
+        <w:rPr>
+          <w:rFonts w:ascii="Arial Narrow" w:hAnsi="Arial Narrow" w:cs="Arial Narrow"/>
+          <w:sz w:val="20"/>
+          <w:szCs w:val="20"/>
+        </w:rPr>
+        <w:t xml:space="preserve">, presente sus descargos sobre la imputación de cargos realizada en un plazo no mayor a cinco (5) días hábiles contado a partir del día siguiente de la notificación de la presente resolución, vencido el cual, el Secretario Técnico declarará en rebeldía al denunciado que no lo hubiera presentado. Debe precisarse que de conformidad con lo establecido por el artículo 223 del Texto Único Ordenado de la Ley 27444, Ley del Procedimiento Administrativo General</w:t>
+      </w:r>
+      <w:r>
+        <w:rPr>
+          <w:rStyle w:val="Refdenotaalpie"/>
+          <w:rFonts w:ascii="Arial Narrow" w:eastAsia="Times New Roman" w:hAnsi="Arial Narrow" w:cs="Times New Roman"/>
+          <w:color w:val="000000"/>
+          <w:kern w:val="0"/>
+          <w:vertAlign w:val="superscript"/>
+          <w:lang w:val="es-ES" w:eastAsia="es-ES"/>
+          <w14:ligatures w14:val="none"/>
+        </w:rPr>
+        <w:footnoteReference w:id="18"/>
+      </w:r>
+      <w:r>
+        <w:rPr>
+          <w:rFonts w:ascii="Arial Narrow" w:hAnsi="Arial Narrow" w:cs="Arial Narrow"/>
+          <w:sz w:val="20"/>
+          <w:szCs w:val="20"/>
+        </w:rPr>
+        <w:t xml:space="preserve">, las alegaciones y los hechos relevantes de la reclamación, salvo que hayan sido específicamente negadas en la contestación, se tendrán por aceptadas o merituadas como ciertas.</w:t>
+      </w:r>
+    </w:p>
+    <w:p>
       <w:pPr>
         <w:spacing w:after="0" w:line="240" w:lineRule="auto"/>
         <w:jc w:val="both"/>
@@ -5102,11 +5112,11 @@
           <w:color w:val="000000"/>
           <w:kern w:val="0"/>
           <w:lang w:eastAsia="es-PE"/>
-          <ns2:ligatures ns2:val="none"/>
-        </w:rPr>
-      </w:pPr>
-    </w:p>
-    <w:p ns2:paraId="61C1ED8F" ns2:textId="4D30FBBB">
+          <w14:ligatures w14:val="none"/>
+        </w:rPr>
+      </w:pPr>
+    </w:p>
+    <w:p>
       <w:pPr>
         <w:spacing w:after="0" w:line="240" w:lineRule="auto"/>
         <w:jc w:val="both"/>
@@ -5115,7 +5125,7 @@
           <w:color w:val="000000"/>
           <w:kern w:val="0"/>
           <w:lang w:val="es-ES" w:eastAsia="es-ES"/>
-          <ns2:ligatures ns2:val="none"/>
+          <w14:ligatures w14:val="none"/>
         </w:rPr>
       </w:pPr>
       <w:r>
@@ -5125,7 +5135,7 @@
           <w:color w:val="000000"/>
           <w:kern w:val="0"/>
           <w:lang w:eastAsia="es-PE"/>
-          <ns2:ligatures ns2:val="none"/>
+          <w14:ligatures w14:val="none"/>
         </w:rPr>
         <w:t>SEXTO</w:t>
       </w:r>
@@ -5136,7 +5146,7 @@
           <w:color w:val="000000"/>
           <w:kern w:val="0"/>
           <w:lang w:eastAsia="es-PE"/>
-          <ns2:ligatures ns2:val="none"/>
+          <w14:ligatures w14:val="none"/>
         </w:rPr>
         <w:t xml:space="preserve">: </w:t>
       </w:r>
@@ -5147,7 +5157,7 @@
           <w:color w:val="000000"/>
           <w:kern w:val="0"/>
           <w:lang w:eastAsia="es-ES"/>
-          <ns2:ligatures ns2:val="none"/>
+          <w14:ligatures w14:val="none"/>
         </w:rPr>
         <w:t xml:space="preserve">requerir </w:t>
       </w:r>
@@ -5157,7 +5167,7 @@
           <w:color w:val="000000"/>
           <w:kern w:val="0"/>
           <w:lang w:val="es-ES" w:eastAsia="es-ES"/>
-          <ns2:ligatures ns2:val="none"/>
+          <w14:ligatures w14:val="none"/>
         </w:rPr>
         <w:t xml:space="preserve">que, </w:t>
       </w:r>
@@ -5168,7 +5178,7 @@
           <w:color w:val="000000"/>
           <w:kern w:val="0"/>
           <w:lang w:val="es-ES" w:eastAsia="es-ES"/>
-          <ns2:ligatures ns2:val="none"/>
+          <w14:ligatures w14:val="none"/>
         </w:rPr>
         <w:t xml:space="preserve">en un plazo no mayor de cinco (5) días hábiles contado a partir del día siguiente de la notificación de la presente resolución, </w:t>
       </w:r>
@@ -5179,7 +5189,7 @@
           <w:color w:val="000000"/>
           <w:kern w:val="0"/>
           <w:lang w:val="es-ES" w:eastAsia="es-ES"/>
-          <ns2:ligatures ns2:val="none"/>
+          <w14:ligatures w14:val="none"/>
         </w:rPr>
         <w:t>Interseguro</w:t>
       </w:r>
@@ -5190,7 +5200,7 @@
           <w:color w:val="000000"/>
           <w:kern w:val="0"/>
           <w:lang w:val="es-ES" w:eastAsia="es-ES"/>
-          <ns2:ligatures ns2:val="none"/>
+          <w14:ligatures w14:val="none"/>
         </w:rPr>
         <w:t xml:space="preserve"> Compañía de Seguros S.A., cumpla con: (i) presentar una copia completa, legible y debidamente suscrita de la Póliza del Seguro Vehicular materia de denuncia; (</w:t>
       </w:r>
@@ -5201,7 +5211,7 @@
           <w:color w:val="000000"/>
           <w:kern w:val="0"/>
           <w:lang w:val="es-ES" w:eastAsia="es-ES"/>
-          <ns2:ligatures ns2:val="none"/>
+          <w14:ligatures w14:val="none"/>
         </w:rPr>
         <w:t>ii</w:t>
       </w:r>
@@ -5212,7 +5222,7 @@
           <w:color w:val="000000"/>
           <w:kern w:val="0"/>
           <w:lang w:val="es-ES" w:eastAsia="es-ES"/>
-          <ns2:ligatures ns2:val="none"/>
+          <w14:ligatures w14:val="none"/>
         </w:rPr>
         <w:t>) presentar el cronograma de pago del Seguro Vehicular materia de denuncia; (</w:t>
       </w:r>
@@ -5223,7 +5233,7 @@
           <w:color w:val="000000"/>
           <w:kern w:val="0"/>
           <w:lang w:val="es-ES" w:eastAsia="es-ES"/>
-          <ns2:ligatures ns2:val="none"/>
+          <w14:ligatures w14:val="none"/>
         </w:rPr>
         <w:t>iii</w:t>
       </w:r>
@@ -5234,7 +5244,7 @@
           <w:color w:val="000000"/>
           <w:kern w:val="0"/>
           <w:lang w:val="es-ES" w:eastAsia="es-ES"/>
-          <ns2:ligatures ns2:val="none"/>
+          <w14:ligatures w14:val="none"/>
         </w:rPr>
         <w:t>) presentar los documentos que acrediten que informó al denunciante la falta de pago de las primas; y, (</w:t>
       </w:r>
@@ -5245,7 +5255,7 @@
           <w:color w:val="000000"/>
           <w:kern w:val="0"/>
           <w:lang w:val="es-ES" w:eastAsia="es-ES"/>
-          <ns2:ligatures ns2:val="none"/>
+          <w14:ligatures w14:val="none"/>
         </w:rPr>
         <w:t>iv</w:t>
       </w:r>
@@ -5256,7 +5266,7 @@
           <w:color w:val="000000"/>
           <w:kern w:val="0"/>
           <w:lang w:val="es-ES" w:eastAsia="es-ES"/>
-          <ns2:ligatures ns2:val="none"/>
+          <w14:ligatures w14:val="none"/>
         </w:rPr>
         <w:t>) presentar todas las comunicaciones cursadas con el denunciante en virtud del hecho materia de denuncia</w:t>
       </w:r>
@@ -5266,12 +5276,12 @@
           <w:color w:val="000000"/>
           <w:kern w:val="0"/>
           <w:lang w:val="es-ES" w:eastAsia="es-ES"/>
-          <ns2:ligatures ns2:val="none"/>
+          <w14:ligatures w14:val="none"/>
         </w:rPr>
         <w:t>.</w:t>
       </w:r>
     </w:p>
-    <w:p ns2:paraId="6A128BE5" ns2:textId="77777777">
+    <w:p>
       <w:pPr>
         <w:spacing w:after="0" w:line="240" w:lineRule="auto"/>
         <w:jc w:val="both"/>
@@ -5281,11 +5291,11 @@
           <w:color w:val="000000"/>
           <w:kern w:val="0"/>
           <w:lang w:val="es-ES" w:eastAsia="es-PE"/>
-          <ns2:ligatures ns2:val="none"/>
-        </w:rPr>
-      </w:pPr>
-    </w:p>
-    <w:p ns2:paraId="5A49EAA8" ns2:textId="38BA813D">
+          <w14:ligatures w14:val="none"/>
+        </w:rPr>
+      </w:pPr>
+    </w:p>
+    <w:p>
       <w:pPr>
         <w:spacing w:after="0" w:line="240" w:lineRule="auto"/>
         <w:jc w:val="both"/>
@@ -5294,7 +5304,7 @@
           <w:color w:val="000000"/>
           <w:kern w:val="0"/>
           <w:lang w:eastAsia="es-PE"/>
-          <ns2:ligatures ns2:val="none"/>
+          <w14:ligatures w14:val="none"/>
         </w:rPr>
       </w:pPr>
       <w:r>
@@ -5304,7 +5314,7 @@
           <w:color w:val="000000"/>
           <w:kern w:val="0"/>
           <w:lang w:eastAsia="es-PE"/>
-          <ns2:ligatures ns2:val="none"/>
+          <w14:ligatures w14:val="none"/>
         </w:rPr>
         <w:lastRenderedPageBreak/>
         <w:t>SÉTIMO</w:t>
@@ -5316,7 +5326,7 @@
           <w:color w:val="000000"/>
           <w:kern w:val="0"/>
           <w:lang w:eastAsia="es-PE"/>
-          <ns2:ligatures ns2:val="none"/>
+          <w14:ligatures w14:val="none"/>
         </w:rPr>
         <w:t>:</w:t>
       </w:r>
@@ -5326,7 +5336,7 @@
           <w:color w:val="000000"/>
           <w:kern w:val="0"/>
           <w:lang w:eastAsia="es-PE"/>
-          <ns2:ligatures ns2:val="none"/>
+          <w14:ligatures w14:val="none"/>
         </w:rPr>
         <w:t xml:space="preserve"> </w:t>
       </w:r>
@@ -5337,7 +5347,7 @@
           <w:color w:val="000000"/>
           <w:kern w:val="0"/>
           <w:lang w:eastAsia="es-PE"/>
-          <ns2:ligatures ns2:val="none"/>
+          <w14:ligatures w14:val="none"/>
         </w:rPr>
         <w:t>informar a las partes que el artículo 110</w:t>
       </w:r>
@@ -5347,7 +5357,7 @@
           <w:color w:val="000000"/>
           <w:kern w:val="0"/>
           <w:lang w:eastAsia="es-PE"/>
-          <ns2:ligatures ns2:val="none"/>
+          <w14:ligatures w14:val="none"/>
         </w:rPr>
         <w:t/>
       </w:r>
@@ -5357,7 +5367,7 @@
           <w:color w:val="000000"/>
           <w:kern w:val="0"/>
           <w:lang w:eastAsia="es-PE"/>
-          <ns2:ligatures ns2:val="none"/>
+          <w14:ligatures w14:val="none"/>
         </w:rPr>
         <w:t xml:space="preserve"> de la Ley 29571, Código de Protección y Defensa del Consumidor</w:t>
       </w:r>
@@ -5369,7 +5379,7 @@
           <w:kern w:val="0"/>
           <w:vertAlign w:val="superscript"/>
           <w:lang w:eastAsia="es-PE"/>
-          <ns2:ligatures ns2:val="none"/>
+          <w14:ligatures w14:val="none"/>
         </w:rPr>
         <w:footnoteReference w:id="12"/>
       </w:r>
@@ -5379,7 +5389,7 @@
           <w:color w:val="000000"/>
           <w:kern w:val="0"/>
           <w:lang w:eastAsia="es-PE"/>
-          <ns2:ligatures ns2:val="none"/>
+          <w14:ligatures w14:val="none"/>
         </w:rPr>
         <w:t>, faculta a la Comisión a calificar las infracciones de la referida norma como leves, graves o muy graves e imponer sanciones que van desde una amonestación hasta una multa por un máximo de 450 Unidades Impositivas Tributarias, sin perjuicio de las medidas correctivas, reparadoras y complementarias, que puedan ordenarse de acuerdo a lo estipulado en los artículos 114</w:t>
       </w:r>
@@ -5389,7 +5399,7 @@
           <w:color w:val="000000"/>
           <w:kern w:val="0"/>
           <w:lang w:eastAsia="es-PE"/>
-          <ns2:ligatures ns2:val="none"/>
+          <w14:ligatures w14:val="none"/>
         </w:rPr>
         <w:t/>
       </w:r>
@@ -5399,7 +5409,7 @@
           <w:color w:val="000000"/>
           <w:kern w:val="0"/>
           <w:lang w:eastAsia="es-PE"/>
-          <ns2:ligatures ns2:val="none"/>
+          <w14:ligatures w14:val="none"/>
         </w:rPr>
         <w:t>, 115</w:t>
       </w:r>
@@ -5409,7 +5419,7 @@
           <w:color w:val="000000"/>
           <w:kern w:val="0"/>
           <w:lang w:eastAsia="es-PE"/>
-          <ns2:ligatures ns2:val="none"/>
+          <w14:ligatures w14:val="none"/>
         </w:rPr>
         <w:t/>
       </w:r>
@@ -5419,7 +5429,7 @@
           <w:color w:val="000000"/>
           <w:kern w:val="0"/>
           <w:lang w:eastAsia="es-PE"/>
-          <ns2:ligatures ns2:val="none"/>
+          <w14:ligatures w14:val="none"/>
         </w:rPr>
         <w:t xml:space="preserve"> y 116</w:t>
       </w:r>
@@ -5429,7 +5439,7 @@
           <w:color w:val="000000"/>
           <w:kern w:val="0"/>
           <w:lang w:eastAsia="es-PE"/>
-          <ns2:ligatures ns2:val="none"/>
+          <w14:ligatures w14:val="none"/>
         </w:rPr>
         <w:t/>
       </w:r>
@@ -5439,7 +5449,7 @@
           <w:color w:val="000000"/>
           <w:kern w:val="0"/>
           <w:lang w:eastAsia="es-PE"/>
-          <ns2:ligatures ns2:val="none"/>
+          <w14:ligatures w14:val="none"/>
         </w:rPr>
         <w:t xml:space="preserve"> de la referida norma</w:t>
       </w:r>
@@ -5451,7 +5461,7 @@
           <w:kern w:val="0"/>
           <w:vertAlign w:val="superscript"/>
           <w:lang w:eastAsia="es-PE"/>
-          <ns2:ligatures ns2:val="none"/>
+          <w14:ligatures w14:val="none"/>
         </w:rPr>
         <w:footnoteReference w:id="13"/>
       </w:r>
@@ -5461,7 +5471,7 @@
           <w:color w:val="000000"/>
           <w:kern w:val="0"/>
           <w:lang w:eastAsia="es-PE"/>
-          <ns2:ligatures ns2:val="none"/>
+          <w14:ligatures w14:val="none"/>
         </w:rPr>
         <w:t xml:space="preserve">. </w:t>
       </w:r>
@@ -5472,7 +5482,7 @@
           <w:color w:val="000000"/>
           <w:kern w:val="0"/>
           <w:lang w:eastAsia="es-PE"/>
-          <ns2:ligatures ns2:val="none"/>
+          <w14:ligatures w14:val="none"/>
         </w:rPr>
         <w:lastRenderedPageBreak/>
         <w:t>Asimismo, se consideran circunstancias atenuantes para la graduación de la sanción, el allanamiento de la denuncia o el reconocimiento de las pretensiones en ella contenidas, de acuerdo con el artículo 112</w:t>
@@ -5483,7 +5493,7 @@
           <w:color w:val="000000"/>
           <w:kern w:val="0"/>
           <w:lang w:eastAsia="es-PE"/>
-          <ns2:ligatures ns2:val="none"/>
+          <w14:ligatures w14:val="none"/>
         </w:rPr>
         <w:t/>
       </w:r>
@@ -5493,7 +5503,7 @@
           <w:color w:val="000000"/>
           <w:kern w:val="0"/>
           <w:lang w:eastAsia="es-PE"/>
-          <ns2:ligatures ns2:val="none"/>
+          <w14:ligatures w14:val="none"/>
         </w:rPr>
         <w:t xml:space="preserve"> del Código</w:t>
       </w:r>
@@ -5505,7 +5515,7 @@
           <w:kern w:val="0"/>
           <w:vertAlign w:val="superscript"/>
           <w:lang w:eastAsia="es-PE"/>
-          <ns2:ligatures ns2:val="none"/>
+          <w14:ligatures w14:val="none"/>
         </w:rPr>
         <w:footnoteReference w:id="14"/>
       </w:r>
@@ -5515,12 +5525,12 @@
           <w:color w:val="000000"/>
           <w:kern w:val="0"/>
           <w:lang w:eastAsia="es-PE"/>
-          <ns2:ligatures ns2:val="none"/>
+          <w14:ligatures w14:val="none"/>
         </w:rPr>
         <w:t>.</w:t>
       </w:r>
     </w:p>
-    <w:p ns2:paraId="60BC1406" ns2:textId="77777777">
+    <w:p>
       <w:pPr>
         <w:shd w:val="clear" w:color="auto" w:fill="FFFFFF"/>
         <w:spacing w:after="0" w:line="240" w:lineRule="auto"/>
@@ -5531,11 +5541,11 @@
           <w:color w:val="000000"/>
           <w:kern w:val="0"/>
           <w:lang w:eastAsia="es-PE"/>
-          <ns2:ligatures ns2:val="none"/>
-        </w:rPr>
-      </w:pPr>
-    </w:p>
-    <w:p ns2:paraId="2A591567" ns2:textId="3B229FCD">
+          <w14:ligatures w14:val="none"/>
+        </w:rPr>
+      </w:pPr>
+    </w:p>
+    <w:p>
       <w:pPr>
         <w:shd w:val="clear" w:color="auto" w:fill="FFFFFF"/>
         <w:spacing w:after="0" w:line="240" w:lineRule="auto"/>
@@ -5545,7 +5555,7 @@
           <w:color w:val="000000"/>
           <w:kern w:val="0"/>
           <w:lang w:eastAsia="es-PE"/>
-          <ns2:ligatures ns2:val="none"/>
+          <w14:ligatures w14:val="none"/>
         </w:rPr>
       </w:pPr>
       <w:r>
@@ -5554,7 +5564,7 @@
           <w:b/>
           <w:bCs/>
           <w:kern w:val="0"/>
-          <ns2:ligatures ns2:val="none"/>
+          <w14:ligatures w14:val="none"/>
         </w:rPr>
         <w:t xml:space="preserve">OCTAVO: informar a las partes que conforme a lo establecido en el artículo 39 de la Ley sobre Facultades, Normas y Organización del Indecopi, aprobada por Decreto Legislativo 807, los gastos por los peritajes realizados, actuación de pruebas, inspecciones y otros [APELLIDO] de la tramitación del proceso serán de cargo de la parte que solicita la prueba, salvo pacto en contrario. En todos los casos, la resolución final determinará si los gastos deben ser asumidos por alguna de las partes, o reembolsados a la otra parte o al Indecopi, según sea el caso, de manera adicional a la sanción que haya podido imponerse. </w:t>
       </w:r>
@@ -5565,7 +5575,7 @@
           <w:color w:val="000000"/>
           <w:kern w:val="0"/>
           <w:lang w:eastAsia="es-PE"/>
-          <ns2:ligatures ns2:val="none"/>
+          <w14:ligatures w14:val="none"/>
         </w:rPr>
         <w:t/>
       </w:r>
@@ -5575,7 +5585,7 @@
           <w:color w:val="000000"/>
           <w:kern w:val="0"/>
           <w:lang w:eastAsia="es-PE"/>
-          <ns2:ligatures ns2:val="none"/>
+          <w14:ligatures w14:val="none"/>
         </w:rPr>
         <w:t xml:space="preserve"/>
       </w:r>
@@ -5585,7 +5595,7 @@
           <w:color w:val="000000"/>
           <w:kern w:val="0"/>
           <w:lang w:eastAsia="es-PE"/>
-          <ns2:ligatures ns2:val="none"/>
+          <w14:ligatures w14:val="none"/>
         </w:rPr>
         <w:t/>
       </w:r>
@@ -5595,12 +5605,12 @@
           <w:color w:val="000000"/>
           <w:kern w:val="0"/>
           <w:lang w:eastAsia="es-PE"/>
-          <ns2:ligatures ns2:val="none"/>
+          <w14:ligatures w14:val="none"/>
         </w:rPr>
         <w:t xml:space="preserve"/>
       </w:r>
     </w:p>
-    <w:p ns2:paraId="3696E77C" ns2:textId="77777777">
+    <w:p>
       <w:pPr>
         <w:shd w:val="clear" w:color="auto" w:fill="FFFFFF"/>
         <w:spacing w:after="0" w:line="240" w:lineRule="auto"/>
@@ -5610,11 +5620,11 @@
           <w:color w:val="000000"/>
           <w:kern w:val="0"/>
           <w:lang w:eastAsia="es-PE"/>
-          <ns2:ligatures ns2:val="none"/>
-        </w:rPr>
-      </w:pPr>
-    </w:p>
-    <w:p ns2:paraId="563B5C6F" ns2:textId="78146954">
+          <w14:ligatures w14:val="none"/>
+        </w:rPr>
+      </w:pPr>
+    </w:p>
+    <w:p>
       <w:pPr>
         <w:suppressAutoHyphens/>
         <w:spacing w:after="0" w:line="240" w:lineRule="auto"/>
@@ -5623,7 +5633,7 @@
           <w:rFonts w:ascii="Arial Narrow" w:eastAsia="Calibri" w:hAnsi="Arial Narrow" w:cs="Arial"/>
           <w:kern w:val="0"/>
           <w:u w:val="single"/>
-          <ns2:ligatures ns2:val="none"/>
+          <w14:ligatures w14:val="none"/>
         </w:rPr>
       </w:pPr>
       <w:r>
@@ -5633,7 +5643,7 @@
           <w:color w:val="000000"/>
           <w:kern w:val="0"/>
           <w:lang w:eastAsia="es-PE"/>
-          <ns2:ligatures ns2:val="none"/>
+          <w14:ligatures w14:val="none"/>
         </w:rPr>
         <w:t>NOVENO</w:t>
       </w:r>
@@ -5642,7 +5652,7 @@
           <w:rFonts w:ascii="Arial Narrow" w:eastAsia="Calibri" w:hAnsi="Arial Narrow" w:cs="Arial"/>
           <w:b/>
           <w:kern w:val="0"/>
-          <ns2:ligatures ns2:val="none"/>
+          <w14:ligatures w14:val="none"/>
         </w:rPr>
         <w:t>:</w:t>
       </w:r>
@@ -5650,7 +5660,7 @@
         <w:rPr>
           <w:rFonts w:ascii="Arial Narrow" w:eastAsia="Calibri" w:hAnsi="Arial Narrow" w:cs="Arial"/>
           <w:kern w:val="0"/>
-          <ns2:ligatures ns2:val="none"/>
+          <w14:ligatures w14:val="none"/>
         </w:rPr>
         <w:t xml:space="preserve"> comunicar a las partes que, </w:t>
       </w:r>
@@ -5659,7 +5669,7 @@
         <w:rPr>
           <w:rFonts w:ascii="Arial Narrow" w:eastAsia="Calibri" w:hAnsi="Arial Narrow" w:cs="Arial"/>
           <w:kern w:val="0"/>
-          <ns2:ligatures ns2:val="none"/>
+          <w14:ligatures w14:val="none"/>
         </w:rPr>
         <w:t>de acuerdo a</w:t>
       </w:r>
@@ -5668,7 +5678,7 @@
         <w:rPr>
           <w:rFonts w:ascii="Arial Narrow" w:eastAsia="Calibri" w:hAnsi="Arial Narrow" w:cs="Arial"/>
           <w:kern w:val="0"/>
-          <ns2:ligatures ns2:val="none"/>
+          <w14:ligatures w14:val="none"/>
         </w:rPr>
         <w:t xml:space="preserve"> lo señalado por el artículo 29</w:t>
       </w:r>
@@ -5678,7 +5688,7 @@
           <w:color w:val="000000"/>
           <w:kern w:val="0"/>
           <w:lang w:eastAsia="es-PE"/>
-          <ns2:ligatures ns2:val="none"/>
+          <w14:ligatures w14:val="none"/>
         </w:rPr>
         <w:t/>
       </w:r>
@@ -5686,7 +5696,7 @@
         <w:rPr>
           <w:rFonts w:ascii="Arial Narrow" w:eastAsia="Calibri" w:hAnsi="Arial Narrow" w:cs="Arial"/>
           <w:kern w:val="0"/>
-          <ns2:ligatures ns2:val="none"/>
+          <w14:ligatures w14:val="none"/>
         </w:rPr>
         <w:t xml:space="preserve"> del Decreto Legislativo 807</w:t>
       </w:r>
@@ -5696,7 +5706,7 @@
           <w:rFonts w:ascii="Arial Narrow" w:eastAsia="Calibri" w:hAnsi="Arial Narrow" w:cs="Arial"/>
           <w:kern w:val="0"/>
           <w:vertAlign w:val="superscript"/>
-          <ns2:ligatures ns2:val="none"/>
+          <w14:ligatures w14:val="none"/>
         </w:rPr>
         <w:footnoteReference w:id="15"/>
       </w:r>
@@ -5704,7 +5714,7 @@
         <w:rPr>
           <w:rFonts w:ascii="Arial Narrow" w:eastAsia="Calibri" w:hAnsi="Arial Narrow" w:cs="Arial"/>
           <w:kern w:val="0"/>
-          <ns2:ligatures ns2:val="none"/>
+          <w14:ligatures w14:val="none"/>
         </w:rPr>
         <w:t xml:space="preserve">, hasta antes de la emisión de la Resolución Final tienen la posibilidad de solicitar una audiencia de conciliación. En caso deleguen a favor de una tercera persona su actuación en la diligencia programada, esta deberá presentar un poder especial con firma legalizada ante Notario Público, donde conste </w:t>
       </w:r>
@@ -5713,7 +5723,7 @@
           <w:rFonts w:ascii="Arial Narrow" w:eastAsia="Calibri" w:hAnsi="Arial Narrow" w:cs="Arial"/>
           <w:kern w:val="0"/>
           <w:u w:val="single"/>
-          <ns2:ligatures ns2:val="none"/>
+          <w14:ligatures w14:val="none"/>
         </w:rPr>
         <w:t>expresamente su facultad para asistir y conciliar en su representación</w:t>
       </w:r>
@@ -5722,7 +5732,7 @@
           <w:rFonts w:ascii="Arial Narrow" w:eastAsia="Calibri" w:hAnsi="Arial Narrow" w:cs="Arial"/>
           <w:bCs/>
           <w:kern w:val="0"/>
-          <ns2:ligatures ns2:val="none"/>
+          <w14:ligatures w14:val="none"/>
         </w:rPr>
         <w:t>.</w:t>
       </w:r>
@@ -5732,7 +5742,7 @@
           <w:b/>
           <w:bCs/>
           <w:kern w:val="0"/>
-          <ns2:ligatures ns2:val="none"/>
+          <w14:ligatures w14:val="none"/>
         </w:rPr>
         <w:t xml:space="preserve"> </w:t>
       </w:r>
@@ -5741,12 +5751,12 @@
           <w:rFonts w:ascii="Arial Narrow" w:eastAsia="Calibri" w:hAnsi="Arial Narrow" w:cs="Arial"/>
           <w:kern w:val="0"/>
           <w:u w:val="single"/>
-          <ns2:ligatures ns2:val="none"/>
+          <w14:ligatures w14:val="none"/>
         </w:rPr>
         <w:t xml:space="preserve">Ello bajo apercibimiento de no realizar la audiencia de conciliación y levantar el acta de inasistencia correspondiente. </w:t>
       </w:r>
     </w:p>
-    <w:p ns2:paraId="3E55E6BD" ns2:textId="77777777">
+    <w:p>
       <w:pPr>
         <w:suppressAutoHyphens/>
         <w:spacing w:after="0" w:line="240" w:lineRule="auto"/>
@@ -5755,11 +5765,11 @@
           <w:rFonts w:ascii="Arial Narrow" w:eastAsia="Calibri" w:hAnsi="Arial Narrow" w:cs="Arial"/>
           <w:kern w:val="0"/>
           <w:u w:val="single"/>
-          <ns2:ligatures ns2:val="none"/>
-        </w:rPr>
-      </w:pPr>
-    </w:p>
-    <w:p ns2:paraId="0081C764" ns2:textId="247FA214">
+          <w14:ligatures w14:val="none"/>
+        </w:rPr>
+      </w:pPr>
+    </w:p>
+    <w:p>
       <w:pPr>
         <w:suppressAutoHyphens/>
         <w:spacing w:after="0" w:line="240" w:lineRule="auto"/>
@@ -5769,7 +5779,7 @@
           <w:color w:val="000000"/>
           <w:kern w:val="0"/>
           <w:lang w:eastAsia="es-PE"/>
-          <ns2:ligatures ns2:val="none"/>
+          <w14:ligatures w14:val="none"/>
         </w:rPr>
       </w:pPr>
       <w:r>
@@ -5778,7 +5788,7 @@
           <w:b/>
           <w:spacing w:val="-3"/>
           <w:kern w:val="0"/>
-          <ns2:ligatures ns2:val="none"/>
+          <w14:ligatures w14:val="none"/>
         </w:rPr>
         <w:t>DÉCIMO</w:t>
       </w:r>
@@ -5789,7 +5799,7 @@
           <w:color w:val="000000"/>
           <w:kern w:val="0"/>
           <w:lang w:eastAsia="es-PE"/>
-          <ns2:ligatures ns2:val="none"/>
+          <w14:ligatures w14:val="none"/>
         </w:rPr>
         <w:t>:</w:t>
       </w:r>
@@ -5799,7 +5809,7 @@
           <w:color w:val="000000"/>
           <w:kern w:val="0"/>
           <w:lang w:eastAsia="es-PE"/>
-          <ns2:ligatures ns2:val="none"/>
+          <w14:ligatures w14:val="none"/>
         </w:rPr>
         <w:t xml:space="preserve"> poner en conocimiento de las partes que, antes de la emisión de la Resolución Final, tienen la posibilidad de formular su desistimiento o presentar el acuerdo arribado mediante la conciliación, mediación, </w:t>
       </w:r>
@@ -5809,7 +5819,7 @@
           <w:color w:val="000000"/>
           <w:kern w:val="0"/>
           <w:lang w:eastAsia="es-PE"/>
-          <ns2:ligatures ns2:val="none"/>
+          <w14:ligatures w14:val="none"/>
         </w:rPr>
         <w:lastRenderedPageBreak/>
         <w:t>transacción o cualquier otro que, de forma indubitable, deje constancia que se ha solucionado la controversia materia de denuncia.</w:t>
@@ -5817,7 +5827,7 @@
       <w:bookmarkStart w:id="6" w:name="h.gjdgxs" w:colFirst="0" w:colLast="0"/>
       <w:bookmarkEnd w:id="6"/>
     </w:p>
-    <w:p ns2:paraId="0DCAFBEE" ns2:textId="77777777">
+    <w:p>
       <w:pPr>
         <w:suppressAutoHyphens/>
         <w:spacing w:after="0" w:line="240" w:lineRule="auto"/>
@@ -5827,11 +5837,11 @@
           <w:color w:val="000000"/>
           <w:kern w:val="0"/>
           <w:lang w:eastAsia="es-PE"/>
-          <ns2:ligatures ns2:val="none"/>
-        </w:rPr>
-      </w:pPr>
-    </w:p>
-    <w:p ns2:paraId="3F2FA092" ns2:textId="18AF61CB">
+          <w14:ligatures w14:val="none"/>
+        </w:rPr>
+      </w:pPr>
+    </w:p>
+    <w:p>
       <w:pPr>
         <w:suppressAutoHyphens/>
         <w:spacing w:after="0" w:line="240" w:lineRule="auto"/>
@@ -5846,7 +5856,7 @@
           <w:b/>
           <w:spacing w:val="-3"/>
           <w:kern w:val="0"/>
-          <ns2:ligatures ns2:val="none"/>
+          <w14:ligatures w14:val="none"/>
         </w:rPr>
         <w:t xml:space="preserve">DÉCIMO PRIMERO: requerir a [DENUNCIANTE], para que, dentro del plazo de dos (2) días hábiles siguientes a la fecha en que reciba la notificación en su bandeja de correo electrónico, efectúe la confirmación de recepción de la notificación remitida por este despacho a su correo electrónico, de conformidad con el segundo párrafo del numeral 4 del artículo 20 del Texto Único Ordenado de la Ley del Procedimiento Administrativo General, aprobado mediante Decreto Supremo 006-2026-JUS, bajo apercibimiento de rehacer el acto de notificación y notificarle conforme al numeral 1 del artículo 20 del citado cuerpo normativo.</w:t>
       </w:r>
@@ -5856,7 +5866,7 @@
           <w:b/>
           <w:spacing w:val="-3"/>
           <w:kern w:val="0"/>
-          <ns2:ligatures ns2:val="none"/>
+          <w14:ligatures w14:val="none"/>
         </w:rPr>
         <w:t xml:space="preserve"/>
       </w:r>
@@ -5866,7 +5876,7 @@
           <w:b/>
           <w:spacing w:val="-3"/>
           <w:kern w:val="0"/>
-          <ns2:ligatures ns2:val="none"/>
+          <w14:ligatures w14:val="none"/>
         </w:rPr>
         <w:t/>
       </w:r>
@@ -5876,7 +5886,7 @@
           <w:bCs/>
           <w:spacing w:val="-3"/>
           <w:kern w:val="0"/>
-          <ns2:ligatures ns2:val="none"/>
+          <w14:ligatures w14:val="none"/>
         </w:rPr>
         <w:t xml:space="preserve"/>
       </w:r>
@@ -5886,7 +5896,7 @@
           <w:bCs/>
           <w:spacing w:val="-3"/>
           <w:kern w:val="0"/>
-          <ns2:ligatures ns2:val="none"/>
+          <w14:ligatures w14:val="none"/>
         </w:rPr>
         <w:t xml:space="preserve"/>
       </w:r>
@@ -5896,7 +5906,7 @@
           <w:color w:val="000000"/>
           <w:kern w:val="0"/>
           <w:lang w:eastAsia="es-ES"/>
-          <ns2:ligatures ns2:val="none"/>
+          <w14:ligatures w14:val="none"/>
         </w:rPr>
         <w:t/>
       </w:r>
@@ -5906,7 +5916,7 @@
           <w:color w:val="000000"/>
           <w:kern w:val="0"/>
           <w:lang w:eastAsia="es-ES"/>
-          <ns2:ligatures ns2:val="none"/>
+          <w14:ligatures w14:val="none"/>
         </w:rPr>
         <w:t xml:space="preserve"/>
       </w:r>
@@ -5917,7 +5927,7 @@
           <w:kern w:val="0"/>
           <w:shd w:val="clear" w:color="auto" w:fill="FFFFFF"/>
           <w:lang w:eastAsia="es-PE"/>
-          <ns2:ligatures ns2:val="none"/>
+          <w14:ligatures w14:val="none"/>
         </w:rPr>
         <w:t xml:space="preserve"/>
       </w:r>
@@ -5934,7 +5944,7 @@
           <w:color w:val="000000"/>
           <w:kern w:val="0"/>
           <w:lang w:eastAsia="es-PE"/>
-          <ns2:ligatures ns2:val="none"/>
+          <w14:ligatures w14:val="none"/>
         </w:rPr>
         <w:t/>
       </w:r>
@@ -5951,7 +5961,7 @@
           <w:color w:val="000000"/>
           <w:kern w:val="0"/>
           <w:lang w:eastAsia="es-PE"/>
-          <ns2:ligatures ns2:val="none"/>
+          <w14:ligatures w14:val="none"/>
         </w:rPr>
         <w:t/>
       </w:r>
@@ -5977,7 +5987,7 @@
         <w:t/>
       </w:r>
     </w:p>
-    <w:p ns2:paraId="022743C1" ns2:textId="77777777">
+    <w:p>
       <w:pPr>
         <w:suppressAutoHyphens/>
         <w:spacing w:after="0" w:line="240" w:lineRule="auto"/>
@@ -5987,7 +5997,7 @@
         </w:rPr>
       </w:pPr>
     </w:p>
-    <w:p ns2:paraId="1B7269A1" ns2:textId="22DA3361">
+    <w:p>
       <w:pPr>
         <w:suppressAutoHyphens/>
         <w:spacing w:after="0" w:line="240" w:lineRule="auto"/>
@@ -6002,7 +6012,7 @@
           <w:b/>
           <w:spacing w:val="-3"/>
           <w:kern w:val="0"/>
-          <ns2:ligatures ns2:val="none"/>
+          <w14:ligatures w14:val="none"/>
         </w:rPr>
         <w:t xml:space="preserve">DÉCIMO </w:t>
       </w:r>
@@ -6012,7 +6022,7 @@
           <w:b/>
           <w:spacing w:val="-3"/>
           <w:kern w:val="0"/>
-          <ns2:ligatures ns2:val="none"/>
+          <w14:ligatures w14:val="none"/>
         </w:rPr>
         <w:t>SEGUNDO</w:t>
       </w:r>
@@ -6022,7 +6032,7 @@
           <w:b/>
           <w:spacing w:val="-3"/>
           <w:kern w:val="0"/>
-          <ns2:ligatures ns2:val="none"/>
+          <w14:ligatures w14:val="none"/>
         </w:rPr>
         <w:t>:</w:t>
       </w:r>
@@ -6032,7 +6042,7 @@
           <w:bCs/>
           <w:spacing w:val="-3"/>
           <w:kern w:val="0"/>
-          <ns2:ligatures ns2:val="none"/>
+          <w14:ligatures w14:val="none"/>
         </w:rPr>
         <w:t xml:space="preserve"> requerir a </w:t>
       </w:r>
@@ -6044,7 +6054,7 @@
           <w:kern w:val="0"/>
           <w:shd w:val="clear" w:color="auto" w:fill="FFFFFF"/>
           <w:lang w:eastAsia="es-PE"/>
-          <ns2:ligatures ns2:val="none"/>
+          <w14:ligatures w14:val="none"/>
         </w:rPr>
         <w:t>Interseguro</w:t>
       </w:r>
@@ -6056,7 +6066,7 @@
           <w:kern w:val="0"/>
           <w:shd w:val="clear" w:color="auto" w:fill="FFFFFF"/>
           <w:lang w:eastAsia="es-PE"/>
-          <ns2:ligatures ns2:val="none"/>
+          <w14:ligatures w14:val="none"/>
         </w:rPr>
         <w:t xml:space="preserve"> Compañía De Seguros S.A.</w:t>
       </w:r>
@@ -6066,7 +6076,7 @@
           <w:color w:val="000000"/>
           <w:kern w:val="0"/>
           <w:lang w:eastAsia="es-ES"/>
-          <ns2:ligatures ns2:val="none"/>
+          <w14:ligatures w14:val="none"/>
         </w:rPr>
         <w:t xml:space="preserve">, </w:t>
       </w:r>
@@ -6077,7 +6087,7 @@
           <w:kern w:val="0"/>
           <w:shd w:val="clear" w:color="auto" w:fill="FFFFFF"/>
           <w:lang w:eastAsia="es-PE"/>
-          <ns2:ligatures ns2:val="none"/>
+          <w14:ligatures w14:val="none"/>
         </w:rPr>
         <w:t xml:space="preserve"> </w:t>
       </w:r>
@@ -6150,7 +6160,7 @@
           <w:color w:val="000000"/>
           <w:kern w:val="0"/>
           <w:lang w:eastAsia="es-PE"/>
-          <ns2:ligatures ns2:val="none"/>
+          <w14:ligatures w14:val="none"/>
         </w:rPr>
         <w:t/>
       </w:r>
@@ -6183,7 +6193,7 @@
           <w:color w:val="000000"/>
           <w:kern w:val="0"/>
           <w:lang w:eastAsia="es-PE"/>
-          <ns2:ligatures ns2:val="none"/>
+          <w14:ligatures w14:val="none"/>
         </w:rPr>
         <w:t/>
       </w:r>
@@ -6202,7 +6212,7 @@
         <w:t>.</w:t>
       </w:r>
     </w:p>
-    <w:p ns2:paraId="212FCE7B" ns2:textId="77777777">
+    <w:p>
       <w:pPr>
         <w:suppressAutoHyphens/>
         <w:spacing w:after="0" w:line="240" w:lineRule="auto"/>
@@ -6212,7 +6222,7 @@
         </w:rPr>
       </w:pPr>
     </w:p>
-    <w:p ns2:paraId="39963B7E" ns2:textId="77777777">
+    <w:p>
       <w:pPr>
         <w:spacing w:after="0" w:line="240" w:lineRule="auto"/>
         <w:jc w:val="both"/>
@@ -6222,11 +6232,11 @@
           <w:color w:val="000000"/>
           <w:kern w:val="0"/>
           <w:lang w:eastAsia="es-PE"/>
-          <ns2:ligatures ns2:val="none"/>
-        </w:rPr>
-      </w:pPr>
-    </w:p>
-    <w:p ns2:paraId="537523B8" ns2:textId="77777777">
+          <w14:ligatures w14:val="none"/>
+        </w:rPr>
+      </w:pPr>
+    </w:p>
+    <w:p>
       <w:pPr>
         <w:spacing w:after="0" w:line="240" w:lineRule="auto"/>
         <w:jc w:val="both"/>
@@ -6236,11 +6246,11 @@
           <w:color w:val="000000"/>
           <w:kern w:val="0"/>
           <w:lang w:eastAsia="es-PE"/>
-          <ns2:ligatures ns2:val="none"/>
-        </w:rPr>
-      </w:pPr>
-    </w:p>
-    <w:p ns2:paraId="4FE8269B" ns2:textId="77777777">
+          <w14:ligatures w14:val="none"/>
+        </w:rPr>
+      </w:pPr>
+    </w:p>
+    <w:p>
       <w:pPr>
         <w:spacing w:after="0" w:line="240" w:lineRule="auto"/>
         <w:jc w:val="both"/>
@@ -6250,11 +6260,11 @@
           <w:color w:val="000000"/>
           <w:kern w:val="0"/>
           <w:lang w:eastAsia="es-PE"/>
-          <ns2:ligatures ns2:val="none"/>
-        </w:rPr>
-      </w:pPr>
-    </w:p>
-    <w:p ns2:paraId="181DDD35" ns2:textId="77777777">
+          <w14:ligatures w14:val="none"/>
+        </w:rPr>
+      </w:pPr>
+    </w:p>
+    <w:p>
       <w:pPr>
         <w:spacing w:after="0" w:line="240" w:lineRule="auto"/>
         <w:jc w:val="both"/>
@@ -6264,11 +6274,11 @@
           <w:color w:val="000000"/>
           <w:kern w:val="0"/>
           <w:lang w:eastAsia="es-PE"/>
-          <ns2:ligatures ns2:val="none"/>
-        </w:rPr>
-      </w:pPr>
-    </w:p>
-    <w:p ns2:paraId="4CBBE603" ns2:textId="77777777">
+          <w14:ligatures w14:val="none"/>
+        </w:rPr>
+      </w:pPr>
+    </w:p>
+    <w:p>
       <w:pPr>
         <w:spacing w:after="0" w:line="240" w:lineRule="auto"/>
         <w:jc w:val="both"/>
@@ -6278,11 +6288,11 @@
           <w:color w:val="000000"/>
           <w:kern w:val="0"/>
           <w:lang w:eastAsia="es-PE"/>
-          <ns2:ligatures ns2:val="none"/>
-        </w:rPr>
-      </w:pPr>
-    </w:p>
-    <w:p ns2:paraId="5F73DDED" ns2:textId="77777777">
+          <w14:ligatures w14:val="none"/>
+        </w:rPr>
+      </w:pPr>
+    </w:p>
+    <w:p>
       <w:pPr>
         <w:shd w:val="clear" w:color="auto" w:fill="FFFFFF"/>
         <w:spacing w:after="0" w:line="240" w:lineRule="auto"/>
@@ -6293,7 +6303,7 @@
           <w:bCs/>
           <w:color w:val="000000"/>
           <w:kern w:val="0"/>
-          <ns2:ligatures ns2:val="none"/>
+          <w14:ligatures w14:val="none"/>
         </w:rPr>
       </w:pPr>
       <w:r>
@@ -6303,12 +6313,12 @@
           <w:bCs/>
           <w:color w:val="000000"/>
           <w:kern w:val="0"/>
-          <ns2:ligatures ns2:val="none"/>
+          <w14:ligatures w14:val="none"/>
         </w:rPr>
         <w:t>EVELING ROA QUISPE</w:t>
       </w:r>
     </w:p>
-    <w:p ns2:paraId="7B15A8F5" ns2:textId="77777777">
+    <w:p>
       <w:pPr>
         <w:shd w:val="clear" w:color="auto" w:fill="FFFFFF"/>
         <w:spacing w:after="0" w:line="240" w:lineRule="auto"/>
@@ -6319,7 +6329,7 @@
           <w:bCs/>
           <w:color w:val="000000"/>
           <w:kern w:val="0"/>
-          <ns2:ligatures ns2:val="none"/>
+          <w14:ligatures w14:val="none"/>
         </w:rPr>
       </w:pPr>
       <w:r>
@@ -6329,12 +6339,12 @@
           <w:bCs/>
           <w:color w:val="000000"/>
           <w:kern w:val="0"/>
-          <ns2:ligatures ns2:val="none"/>
+          <w14:ligatures w14:val="none"/>
         </w:rPr>
         <w:t>Secretaria Técnica</w:t>
       </w:r>
     </w:p>
-    <w:p ns2:paraId="08FFB35F" ns2:textId="77777777">
+    <w:p>
       <w:pPr>
         <w:shd w:val="clear" w:color="auto" w:fill="FFFFFF"/>
         <w:spacing w:after="0" w:line="240" w:lineRule="auto"/>
@@ -6343,7 +6353,7 @@
           <w:rFonts w:ascii="Arial Narrow" w:eastAsia="Calibri" w:hAnsi="Arial Narrow" w:cs="Times New Roman"/>
           <w:color w:val="000000"/>
           <w:kern w:val="0"/>
-          <ns2:ligatures ns2:val="none"/>
+          <w14:ligatures w14:val="none"/>
         </w:rPr>
       </w:pPr>
       <w:r>
@@ -6353,7 +6363,7 @@
           <w:bCs/>
           <w:color w:val="000000"/>
           <w:kern w:val="0"/>
-          <ns2:ligatures ns2:val="none"/>
+          <w14:ligatures w14:val="none"/>
         </w:rPr>
         <w:t>Comisión </w:t>
       </w:r>
@@ -6365,7 +6375,7 @@
           <w:color w:val="000000"/>
           <w:kern w:val="0"/>
           <w:shd w:val="clear" w:color="auto" w:fill="FFFFFF"/>
-          <ns2:ligatures ns2:val="none"/>
+          <w14:ligatures w14:val="none"/>
         </w:rPr>
         <w:t>de</w:t>
       </w:r>
@@ -6376,12 +6386,12 @@
           <w:bCs/>
           <w:color w:val="000000"/>
           <w:kern w:val="0"/>
-          <ns2:ligatures ns2:val="none"/>
+          <w14:ligatures w14:val="none"/>
         </w:rPr>
         <w:t> Protección al Consumidor 1</w:t>
       </w:r>
     </w:p>
-    <w:p ns2:paraId="5490FA6F" ns2:textId="77777777">
+    <w:p>
       <w:pPr>
         <w:spacing w:after="0" w:line="240" w:lineRule="auto"/>
         <w:jc w:val="both"/>
@@ -6391,12 +6401,12 @@
           <w:color w:val="000000"/>
           <w:kern w:val="0"/>
           <w:lang w:eastAsia="es-PE"/>
-          <ns2:ligatures ns2:val="none"/>
+          <w14:ligatures w14:val="none"/>
         </w:rPr>
       </w:pPr>
     </w:p>
     <w:bookmarkEnd w:id="0"/>
-    <w:p ns2:paraId="58E453A2" ns2:textId="05E608DF">
+    <w:p>
       <w:pPr>
         <w:spacing w:after="0" w:line="240" w:lineRule="auto"/>
         <w:jc w:val="both"/>
@@ -6414,7 +6424,7 @@
           <w:sz w:val="16"/>
           <w:szCs w:val="16"/>
           <w:lang w:eastAsia="es-PE"/>
-          <ns2:ligatures ns2:val="none"/>
+          <w14:ligatures w14:val="none"/>
         </w:rPr>
         <w:t>LSM/</w:t>
       </w:r>
@@ -6426,12 +6436,12 @@
           <w:sz w:val="16"/>
           <w:szCs w:val="16"/>
           <w:lang w:eastAsia="es-PE"/>
-          <ns2:ligatures ns2:val="none"/>
+          <w14:ligatures w14:val="none"/>
         </w:rPr>
         <w:t>JCQ</w:t>
       </w:r>
     </w:p>
-    <w:p ns2:paraId="4A69497D" ns2:textId="77777777">
+    <w:p>
       <w:pPr>
         <w:spacing w:line="240" w:lineRule="auto"/>
         <w:rPr>
@@ -6439,7 +6449,7 @@
         </w:rPr>
       </w:pPr>
     </w:p>
-    <w:p ns2:paraId="44351FDE" ns2:textId="77777777">
+    <w:p>
       <w:pPr>
         <w:spacing w:line="240" w:lineRule="auto"/>
         <w:rPr>
@@ -6447,7 +6457,7 @@
         </w:rPr>
       </w:pPr>
     </w:p>
-    <w:p ns2:paraId="0B9A1116" ns2:textId="77777777">
+    <w:p>
       <w:pPr>
         <w:rPr>
           <w:rFonts w:ascii="Arial Narrow" w:hAnsi="Arial Narrow"/>
@@ -6455,8 +6465,8 @@
       </w:pPr>
     </w:p>
     <w:sectPr>
-      <w:headerReference w:type="default" ns3:id="rId9"/>
-      <w:footerReference w:type="default" ns3:id="rId10"/>
+      <w:headerReference w:type="default" r:id="rId9"/>
+      <w:footerReference w:type="default" r:id="rId10"/>
       <w:pgSz w:w="11906" w:h="16838"/>
       <w:pgMar w:top="1417" w:right="1701" w:bottom="1417" w:left="1701" w:header="708" w:footer="708" w:gutter="0"/>
       <w:cols w:space="708"/>
@@ -6467,7 +6477,7 @@
 </file>
 
 <file path=word/endnotes.xml><?xml version="1.0" encoding="utf-8"?>
-<w:endnotes xmlns:wpc="http://schemas.microsoft.com/office/word/2010/wordprocessingCanvas" xmlns:cx="http://schemas.microsoft.com/office/drawing/2014/chartex" xmlns:cx1="http://schemas.microsoft.com/office/drawing/2015/9/8/chartex" xmlns:cx2="http://schemas.microsoft.com/office/drawing/2015/10/21/chartex" xmlns:cx3="http://schemas.microsoft.com/office/drawing/2016/5/9/chartex" xmlns:cx4="http://schemas.microsoft.com/office/drawing/2016/5/10/chartex" xmlns:cx5="http://schemas.microsoft.com/office/drawing/2016/5/11/chartex" xmlns:cx6="http://schemas.microsoft.com/office/drawing/2016/5/12/chartex" xmlns:cx7="http://schemas.microsoft.com/office/drawing/2016/5/13/chartex" xmlns:cx8="http://schemas.microsoft.com/office/drawing/2016/5/14/chartex" xmlns:mc="http://schemas.openxmlformats.org/markup-compatibility/2006" xmlns:aink="http://schemas.microsoft.com/office/drawing/2016/ink" xmlns:am3d="http://schemas.microsoft.com/office/drawing/2017/model3d" xmlns:o="urn:schemas-microsoft-com:office:office" xmlns:oel="http://schemas.microsoft.com/office/2019/extlst" xmlns:r="http://schemas.openxmlformats.org/officeDocument/2006/relationships" xmlns:m="http://schemas.openxmlformats.org/officeDocument/2006/math" xmlns:v="urn:schemas-microsoft-com:vml" xmlns:wp14="http://schemas.microsoft.com/office/word/2010/wordprocessingDrawing" xmlns:wp="http://schemas.openxmlformats.org/drawingml/2006/wordprocessingDrawing" xmlns:w10="urn:schemas-microsoft-com:office:word" xmlns:w="http://schemas.openxmlformats.org/wordprocessingml/2006/main" xmlns:w14="http://schemas.microsoft.com/office/word/2010/wordml" xmlns:w15="http://schemas.microsoft.com/office/word/2012/wordml" xmlns:w16cex="http://schemas.microsoft.com/office/word/2018/wordml/cex" xmlns:w16cid="http://schemas.microsoft.com/office/word/2016/wordml/cid" xmlns:w16="http://schemas.microsoft.com/office/word/2018/wordml" xmlns:w16du="http://schemas.microsoft.com/office/word/2023/wordml/word16du" xmlns:w16sdtdh="http://schemas.microsoft.com/office/word/2020/wordml/sdtdatahash" xmlns:w16sdtfl="http://schemas.microsoft.com/office/word/2024/wordml/sdtformatlock" xmlns:w16se="http://schemas.microsoft.com/office/word/2015/wordml/symex" xmlns:wpg="http://schemas.microsoft.com/office/word/2010/wordprocessingGroup" xmlns:wpi="http://schemas.microsoft.com/office/word/2010/wordprocessingInk" xmlns:wne="http://schemas.microsoft.com/office/word/2006/wordml" xmlns:wps="http://schemas.microsoft.com/office/word/2010/wordprocessingShape" mc:Ignorable="w14 w15 w16se w16cid w16 w16cex w16sdtdh w16sdtfl w16du wp14">
+<w:endnotes xmlns:mc="http://schemas.openxmlformats.org/markup-compatibility/2006" xmlns:r="http://schemas.openxmlformats.org/officeDocument/2006/relationships" xmlns:w="http://schemas.openxmlformats.org/wordprocessingml/2006/main" xmlns:w14="http://schemas.microsoft.com/office/word/2010/wordml" xmlns:w15="http://schemas.microsoft.com/office/word/2012/wordml" xmlns:w16="http://schemas.microsoft.com/office/word/2018/wordml" xmlns:w16cex="http://schemas.microsoft.com/office/word/2018/wordml/cex" xmlns:w16cid="http://schemas.microsoft.com/office/word/2016/wordml/cid" xmlns:w16du="http://schemas.microsoft.com/office/word/2023/wordml/word16du" xmlns:w16sdtdh="http://schemas.microsoft.com/office/word/2020/wordml/sdtdatahash" xmlns:w16se="http://schemas.microsoft.com/office/word/2015/wordml/symex" xmlns:wp14="http://schemas.microsoft.com/office/word/2010/wordprocessingDrawing" mc:Ignorable="w14 w15 w16se w16cid w16 w16cex w16sdtdh w16du wp14">
   <w:endnote w:type="separator" w:id="-1">
     <w:p>
       <w:pPr>
@@ -6492,7 +6502,7 @@
 </file>
 
 <file path=word/footer1.xml><?xml version="1.0" encoding="utf-8"?>
-<w:ftr xmlns:wpc="http://schemas.microsoft.com/office/word/2010/wordprocessingCanvas" xmlns:cx="http://schemas.microsoft.com/office/drawing/2014/chartex" xmlns:cx1="http://schemas.microsoft.com/office/drawing/2015/9/8/chartex" xmlns:cx2="http://schemas.microsoft.com/office/drawing/2015/10/21/chartex" xmlns:cx3="http://schemas.microsoft.com/office/drawing/2016/5/9/chartex" xmlns:cx4="http://schemas.microsoft.com/office/drawing/2016/5/10/chartex" xmlns:cx5="http://schemas.microsoft.com/office/drawing/2016/5/11/chartex" xmlns:cx6="http://schemas.microsoft.com/office/drawing/2016/5/12/chartex" xmlns:cx7="http://schemas.microsoft.com/office/drawing/2016/5/13/chartex" xmlns:cx8="http://schemas.microsoft.com/office/drawing/2016/5/14/chartex" xmlns:mc="http://schemas.openxmlformats.org/markup-compatibility/2006" xmlns:aink="http://schemas.microsoft.com/office/drawing/2016/ink" xmlns:am3d="http://schemas.microsoft.com/office/drawing/2017/model3d" xmlns:o="urn:schemas-microsoft-com:office:office" xmlns:oel="http://schemas.microsoft.com/office/2019/extlst" xmlns:r="http://schemas.openxmlformats.org/officeDocument/2006/relationships" xmlns:m="http://schemas.openxmlformats.org/officeDocument/2006/math" xmlns:v="urn:schemas-microsoft-com:vml" xmlns:wp14="http://schemas.microsoft.com/office/word/2010/wordprocessingDrawing" xmlns:wp="http://schemas.openxmlformats.org/drawingml/2006/wordprocessingDrawing" xmlns:w10="urn:schemas-microsoft-com:office:word" xmlns:w="http://schemas.openxmlformats.org/wordprocessingml/2006/main" xmlns:w14="http://schemas.microsoft.com/office/word/2010/wordml" xmlns:w15="http://schemas.microsoft.com/office/word/2012/wordml" xmlns:w16cex="http://schemas.microsoft.com/office/word/2018/wordml/cex" xmlns:w16cid="http://schemas.microsoft.com/office/word/2016/wordml/cid" xmlns:w16="http://schemas.microsoft.com/office/word/2018/wordml" xmlns:w16du="http://schemas.microsoft.com/office/word/2023/wordml/word16du" xmlns:w16sdtdh="http://schemas.microsoft.com/office/word/2020/wordml/sdtdatahash" xmlns:w16sdtfl="http://schemas.microsoft.com/office/word/2024/wordml/sdtformatlock" xmlns:w16se="http://schemas.microsoft.com/office/word/2015/wordml/symex" xmlns:wpg="http://schemas.microsoft.com/office/word/2010/wordprocessingGroup" xmlns:wpi="http://schemas.microsoft.com/office/word/2010/wordprocessingInk" xmlns:wne="http://schemas.microsoft.com/office/word/2006/wordml" xmlns:wps="http://schemas.microsoft.com/office/word/2010/wordprocessingShape" mc:Ignorable="w14 w15 w16se w16cid w16 w16cex w16sdtdh w16sdtfl w16du wp14">
+<w:ftr xmlns:mc="http://schemas.openxmlformats.org/markup-compatibility/2006" xmlns:r="http://schemas.openxmlformats.org/officeDocument/2006/relationships" xmlns:w="http://schemas.openxmlformats.org/wordprocessingml/2006/main" xmlns:w14="http://schemas.microsoft.com/office/word/2010/wordml" xmlns:w15="http://schemas.microsoft.com/office/word/2012/wordml" xmlns:w16="http://schemas.microsoft.com/office/word/2018/wordml" xmlns:w16cex="http://schemas.microsoft.com/office/word/2018/wordml/cex" xmlns:w16cid="http://schemas.microsoft.com/office/word/2016/wordml/cid" xmlns:w16du="http://schemas.microsoft.com/office/word/2023/wordml/word16du" xmlns:w16sdtdh="http://schemas.microsoft.com/office/word/2020/wordml/sdtdatahash" xmlns:w16se="http://schemas.microsoft.com/office/word/2015/wordml/symex" xmlns:wp14="http://schemas.microsoft.com/office/word/2010/wordprocessingDrawing" mc:Ignorable="w14 w15 w16se w16cid w16 w16cex w16sdtdh w16du wp14">
   <w:p>
     <w:pPr>
       <w:pBdr>
@@ -6530,7 +6540,7 @@
 </file>
 
 <file path=word/footnotes.xml><?xml version="1.0" encoding="utf-8"?>
-<w:footnotes xmlns:wpc="http://schemas.microsoft.com/office/word/2010/wordprocessingCanvas" xmlns:cx="http://schemas.microsoft.com/office/drawing/2014/chartex" xmlns:cx1="http://schemas.microsoft.com/office/drawing/2015/9/8/chartex" xmlns:cx2="http://schemas.microsoft.com/office/drawing/2015/10/21/chartex" xmlns:cx3="http://schemas.microsoft.com/office/drawing/2016/5/9/chartex" xmlns:cx4="http://schemas.microsoft.com/office/drawing/2016/5/10/chartex" xmlns:cx5="http://schemas.microsoft.com/office/drawing/2016/5/11/chartex" xmlns:cx6="http://schemas.microsoft.com/office/drawing/2016/5/12/chartex" xmlns:cx7="http://schemas.microsoft.com/office/drawing/2016/5/13/chartex" xmlns:cx8="http://schemas.microsoft.com/office/drawing/2016/5/14/chartex" xmlns:mc="http://schemas.openxmlformats.org/markup-compatibility/2006" xmlns:aink="http://schemas.microsoft.com/office/drawing/2016/ink" xmlns:am3d="http://schemas.microsoft.com/office/drawing/2017/model3d" xmlns:o="urn:schemas-microsoft-com:office:office" xmlns:oel="http://schemas.microsoft.com/office/2019/extlst" xmlns:r="http://schemas.openxmlformats.org/officeDocument/2006/relationships" xmlns:m="http://schemas.openxmlformats.org/officeDocument/2006/math" xmlns:v="urn:schemas-microsoft-com:vml" xmlns:wp14="http://schemas.microsoft.com/office/word/2010/wordprocessingDrawing" xmlns:wp="http://schemas.openxmlformats.org/drawingml/2006/wordprocessingDrawing" xmlns:w10="urn:schemas-microsoft-com:office:word" xmlns:w="http://schemas.openxmlformats.org/wordprocessingml/2006/main" xmlns:w14="http://schemas.microsoft.com/office/word/2010/wordml" xmlns:w15="http://schemas.microsoft.com/office/word/2012/wordml" xmlns:w16cex="http://schemas.microsoft.com/office/word/2018/wordml/cex" xmlns:w16cid="http://schemas.microsoft.com/office/word/2016/wordml/cid" xmlns:w16="http://schemas.microsoft.com/office/word/2018/wordml" xmlns:w16du="http://schemas.microsoft.com/office/word/2023/wordml/word16du" xmlns:w16sdtdh="http://schemas.microsoft.com/office/word/2020/wordml/sdtdatahash" xmlns:w16sdtfl="http://schemas.microsoft.com/office/word/2024/wordml/sdtformatlock" xmlns:w16se="http://schemas.microsoft.com/office/word/2015/wordml/symex" xmlns:wpg="http://schemas.microsoft.com/office/word/2010/wordprocessingGroup" xmlns:wpi="http://schemas.microsoft.com/office/word/2010/wordprocessingInk" xmlns:wne="http://schemas.microsoft.com/office/word/2006/wordml" xmlns:wps="http://schemas.microsoft.com/office/word/2010/wordprocessingShape" mc:Ignorable="w14 w15 w16se w16cid w16 w16cex w16sdtdh w16sdtfl w16du wp14">
+<w:footnotes xmlns:mc="http://schemas.openxmlformats.org/markup-compatibility/2006" xmlns:r="http://schemas.openxmlformats.org/officeDocument/2006/relationships" xmlns:w="http://schemas.openxmlformats.org/wordprocessingml/2006/main" xmlns:w14="http://schemas.microsoft.com/office/word/2010/wordml" xmlns:w15="http://schemas.microsoft.com/office/word/2012/wordml" xmlns:w16="http://schemas.microsoft.com/office/word/2018/wordml" xmlns:w16cex="http://schemas.microsoft.com/office/word/2018/wordml/cex" xmlns:w16cid="http://schemas.microsoft.com/office/word/2016/wordml/cid" xmlns:w16du="http://schemas.microsoft.com/office/word/2023/wordml/word16du" xmlns:w16sdtdh="http://schemas.microsoft.com/office/word/2020/wordml/sdtdatahash" xmlns:w16se="http://schemas.microsoft.com/office/word/2015/wordml/symex" xmlns:wp14="http://schemas.microsoft.com/office/word/2010/wordprocessingDrawing" mc:Ignorable="w14 w15 w16se w16cid w16 w16cex w16sdtdh w16du wp14">
   <w:footnote w:type="separator" w:id="-1">
     <w:p>
       <w:pPr>
@@ -8367,6 +8377,161 @@
       </w:pPr>
     </w:p>
   </w:footnote>
+  <w:footnote w:id="17">
+    <w:p>
+      <w:pPr>
+        <w:pStyle w:val="Textonotapie"/>
+        <w:ind w:left="567" w:hanging="567"/>
+        <w:jc w:val="both"/>
+      </w:pPr>
+      <w:r>
+        <w:rPr>
+          <w:rStyle w:val="Refdenotaalpie"/>
+          <w:rFonts w:ascii="Arial Narrow" w:hAnsi="Arial Narrow" w:cs="Arial"/>
+          <w:sz w:val="16"/>
+          <w:szCs w:val="16"/>
+          <w:vertAlign w:val="superscript"/>
+        </w:rPr>
+        <w:footnoteRef/>
+      </w:r>
+      <w:r>
+        <w:rPr>
+          <w:rFonts w:ascii="Arial Narrow" w:hAnsi="Arial Narrow" w:cs="Arial"/>
+          <w:sz w:val="16"/>
+          <w:szCs w:val="16"/>
+        </w:rPr>
+        <w:tab/>
+      </w:r>
+      <w:r>
+        <w:rPr>
+          <w:rFonts w:ascii="Arial Narrow" w:hAnsi="Arial Narrow" w:cs="Arial"/>
+          <w:b/>
+          <w:bCs/>
+          <w:sz w:val="16"/>
+          <w:szCs w:val="16"/>
+        </w:rPr>
+        <w:t xml:space="preserve">DECRETO LEGISLATIVO 807, LEY SOBRE FACULTADES, NORMAS Y ORGANIZACIÓN DEL INDECOPI, publicado el 18 de abril de 1996</w:t>
+      </w:r>
+    </w:p>
+    <w:p>
+      <w:pPr>
+        <w:pStyle w:val="Textonotapie"/>
+        <w:ind w:left="567" w:hanging="567"/>
+        <w:jc w:val="both"/>
+      </w:pPr>
+      <w:r>
+        <w:rPr>
+          <w:rFonts w:ascii="Arial Narrow" w:hAnsi="Arial Narrow" w:cs="Arial"/>
+          <w:sz w:val="16"/>
+          <w:szCs w:val="16"/>
+        </w:rPr>
+        <w:tab/>
+      </w:r>
+      <w:r>
+        <w:rPr>
+          <w:rFonts w:ascii="Arial Narrow" w:hAnsi="Arial Narrow" w:cs="Arial"/>
+          <w:b/>
+          <w:bCs/>
+          <w:sz w:val="16"/>
+          <w:szCs w:val="16"/>
+        </w:rPr>
+        <w:t xml:space="preserve">Artículo 26.-</w:t>
+      </w:r>
+      <w:r>
+        <w:rPr>
+          <w:rFonts w:ascii="Arial Narrow" w:hAnsi="Arial Narrow" w:cs="Arial"/>
+          <w:sz w:val="16"/>
+          <w:szCs w:val="16"/>
+        </w:rPr>
+        <w:t xml:space="preserve"> Una vez admitida a trámite la denuncia, se correrá traslado de la misma al denunciado, a fin de que éste presente su descargo. El plazo para la presentación del descargo será de cinco (5) días contados desde la notificación, vencido el cual, el Secretario Técnico declarará en rebeldía al denunciado que no lo hubiera presentado.</w:t>
+      </w:r>
+    </w:p>
+  </w:footnote>
+  <w:footnote w:id="18">
+    <w:p>
+      <w:pPr>
+        <w:pStyle w:val="Textonotapie"/>
+        <w:ind w:left="567" w:hanging="567"/>
+        <w:jc w:val="both"/>
+      </w:pPr>
+      <w:r>
+        <w:rPr>
+          <w:rStyle w:val="Refdenotaalpie"/>
+          <w:rFonts w:ascii="Arial Narrow" w:hAnsi="Arial Narrow" w:cs="Arial"/>
+          <w:sz w:val="16"/>
+          <w:szCs w:val="16"/>
+          <w:vertAlign w:val="superscript"/>
+        </w:rPr>
+        <w:footnoteRef/>
+      </w:r>
+      <w:r>
+        <w:rPr>
+          <w:rFonts w:ascii="Arial Narrow" w:hAnsi="Arial Narrow" w:cs="Arial"/>
+          <w:sz w:val="16"/>
+          <w:szCs w:val="16"/>
+        </w:rPr>
+        <w:tab/>
+      </w:r>
+      <w:r>
+        <w:rPr>
+          <w:rFonts w:ascii="Arial Narrow" w:hAnsi="Arial Narrow" w:cs="Arial"/>
+          <w:b/>
+          <w:bCs/>
+          <w:sz w:val="16"/>
+          <w:szCs w:val="16"/>
+        </w:rPr>
+        <w:t xml:space="preserve">DECRETO SUPREMO 006-2026-JUS, TEXTO ÚNICO ORDENADO DE LA LEY 27444, LEY DEL PROCEDIMIENTO ADMINISTRATIVO GENERAL, publicado el 30 de abril de 2026</w:t>
+      </w:r>
+    </w:p>
+    <w:p>
+      <w:pPr>
+        <w:pStyle w:val="Textonotapie"/>
+        <w:ind w:left="567" w:hanging="567"/>
+        <w:jc w:val="both"/>
+      </w:pPr>
+      <w:r>
+        <w:rPr>
+          <w:rFonts w:ascii="Arial Narrow" w:hAnsi="Arial Narrow" w:cs="Arial"/>
+          <w:sz w:val="16"/>
+          <w:szCs w:val="16"/>
+        </w:rPr>
+        <w:tab/>
+      </w:r>
+      <w:r>
+        <w:rPr>
+          <w:rFonts w:ascii="Arial Narrow" w:hAnsi="Arial Narrow" w:cs="Arial"/>
+          <w:b/>
+          <w:bCs/>
+          <w:sz w:val="16"/>
+          <w:szCs w:val="16"/>
+        </w:rPr>
+        <w:t xml:space="preserve">Artículo 223.- Contestación de la reclamación</w:t>
+      </w:r>
+    </w:p>
+    <w:p>
+      <w:pPr>
+        <w:pStyle w:val="Textonotapie"/>
+        <w:ind w:left="567" w:hanging="567"/>
+        <w:jc w:val="both"/>
+      </w:pPr>
+      <w:r>
+        <w:rPr>
+          <w:rFonts w:ascii="Arial Narrow" w:hAnsi="Arial Narrow" w:cs="Arial"/>
+          <w:sz w:val="16"/>
+          <w:szCs w:val="16"/>
+        </w:rPr>
+        <w:tab/>
+      </w:r>
+      <w:r>
+        <w:rPr>
+          <w:rFonts w:ascii="Arial Narrow" w:hAnsi="Arial Narrow" w:cs="Arial"/>
+          <w:sz w:val="16"/>
+          <w:szCs w:val="16"/>
+        </w:rPr>
+        <w:t xml:space="preserve">223.1 El reclamado deberá presentar la contestación de la reclamación dentro de los quince (15) días posteriores a la notificación de ésta; vencido este plazo, la Administración declarará en rebeldía al reclamado que no la hubiera presentado. La contestación deberá contener los requisitos de los escritos previstos en el artículo 113 de la presente Ley, así como la absolución de todos los asuntos controvertidos de hecho y de derecho, Las alegaciones y los hechos relevantes de la reclamación, salvo que hayan sido específicamente negadas en la contestación, se tendrán por aceptadas o merituadas como ciertas.</w:t>
+      </w:r>
+    </w:p>
+  </w:footnote>
   <w:footnote w:id="12">
     <w:p>
       <w:pPr>
@@ -9949,7 +10114,7 @@
 </file>
 
 <file path=word/header1.xml><?xml version="1.0" encoding="utf-8"?>
-<w:hdr xmlns:wpc="http://schemas.microsoft.com/office/word/2010/wordprocessingCanvas" xmlns:cx="http://schemas.microsoft.com/office/drawing/2014/chartex" xmlns:cx1="http://schemas.microsoft.com/office/drawing/2015/9/8/chartex" xmlns:cx2="http://schemas.microsoft.com/office/drawing/2015/10/21/chartex" xmlns:cx3="http://schemas.microsoft.com/office/drawing/2016/5/9/chartex" xmlns:cx4="http://schemas.microsoft.com/office/drawing/2016/5/10/chartex" xmlns:cx5="http://schemas.microsoft.com/office/drawing/2016/5/11/chartex" xmlns:cx6="http://schemas.microsoft.com/office/drawing/2016/5/12/chartex" xmlns:cx7="http://schemas.microsoft.com/office/drawing/2016/5/13/chartex" xmlns:cx8="http://schemas.microsoft.com/office/drawing/2016/5/14/chartex" xmlns:mc="http://schemas.openxmlformats.org/markup-compatibility/2006" xmlns:aink="http://schemas.microsoft.com/office/drawing/2016/ink" xmlns:am3d="http://schemas.microsoft.com/office/drawing/2017/model3d" xmlns:o="urn:schemas-microsoft-com:office:office" xmlns:oel="http://schemas.microsoft.com/office/2019/extlst" xmlns:r="http://schemas.openxmlformats.org/officeDocument/2006/relationships" xmlns:m="http://schemas.openxmlformats.org/officeDocument/2006/math" xmlns:v="urn:schemas-microsoft-com:vml" xmlns:wp14="http://schemas.microsoft.com/office/word/2010/wordprocessingDrawing" xmlns:wp="http://schemas.openxmlformats.org/drawingml/2006/wordprocessingDrawing" xmlns:w10="urn:schemas-microsoft-com:office:word" xmlns:w="http://schemas.openxmlformats.org/wordprocessingml/2006/main" xmlns:w14="http://schemas.microsoft.com/office/word/2010/wordml" xmlns:w15="http://schemas.microsoft.com/office/word/2012/wordml" xmlns:w16cex="http://schemas.microsoft.com/office/word/2018/wordml/cex" xmlns:w16cid="http://schemas.microsoft.com/office/word/2016/wordml/cid" xmlns:w16="http://schemas.microsoft.com/office/word/2018/wordml" xmlns:w16du="http://schemas.microsoft.com/office/word/2023/wordml/word16du" xmlns:w16sdtdh="http://schemas.microsoft.com/office/word/2020/wordml/sdtdatahash" xmlns:w16sdtfl="http://schemas.microsoft.com/office/word/2024/wordml/sdtformatlock" xmlns:w16se="http://schemas.microsoft.com/office/word/2015/wordml/symex" xmlns:wpg="http://schemas.microsoft.com/office/word/2010/wordprocessingGroup" xmlns:wpi="http://schemas.microsoft.com/office/word/2010/wordprocessingInk" xmlns:wne="http://schemas.microsoft.com/office/word/2006/wordml" xmlns:wps="http://schemas.microsoft.com/office/word/2010/wordprocessingShape" mc:Ignorable="w14 w15 w16se w16cid w16 w16cex w16sdtdh w16sdtfl w16du wp14">
+<w:hdr xmlns:a="http://schemas.openxmlformats.org/drawingml/2006/main" xmlns:a14="http://schemas.microsoft.com/office/drawing/2010/main" xmlns:mc="http://schemas.openxmlformats.org/markup-compatibility/2006" xmlns:pic="http://schemas.openxmlformats.org/drawingml/2006/picture" xmlns:r="http://schemas.openxmlformats.org/officeDocument/2006/relationships" xmlns:w="http://schemas.openxmlformats.org/wordprocessingml/2006/main" xmlns:w14="http://schemas.microsoft.com/office/word/2010/wordml" xmlns:w15="http://schemas.microsoft.com/office/word/2012/wordml" xmlns:w16="http://schemas.microsoft.com/office/word/2018/wordml" xmlns:w16cex="http://schemas.microsoft.com/office/word/2018/wordml/cex" xmlns:w16cid="http://schemas.microsoft.com/office/word/2016/wordml/cid" xmlns:w16du="http://schemas.microsoft.com/office/word/2023/wordml/word16du" xmlns:w16sdtdh="http://schemas.microsoft.com/office/word/2020/wordml/sdtdatahash" xmlns:w16se="http://schemas.microsoft.com/office/word/2015/wordml/symex" xmlns:wp="http://schemas.openxmlformats.org/drawingml/2006/wordprocessingDrawing" xmlns:wp14="http://schemas.microsoft.com/office/word/2010/wordprocessingDrawing" mc:Ignorable="w14 w15 w16se w16cid w16 w16cex w16sdtdh w16du wp14">
   <w:tbl>
     <w:tblPr>
       <w:tblW w:w="8645" w:type="dxa"/>

--- a/plantillas_maestras/17_seguro_no_especificado/materia_general_asegurativa/1_ddo_aseguradora/varon/TPL_0649_2025_SEGURO_NO_ESPECIFICADO_MATERIA_GENERAL_ASEGURATIVA_ASEGURADORA_VARON_R3.docx
+++ b/plantillas_maestras/17_seguro_no_especificado/materia_general_asegurativa/1_ddo_aseguradora/varon/TPL_0649_2025_SEGURO_NO_ESPECIFICADO_MATERIA_GENERAL_ASEGURATIVA_ASEGURADORA_VARON_R3.docx
@@ -609,183 +609,7 @@
           <w:lang w:val="es-ES" w:eastAsia="es-ES"/>
           <w14:ligatures w14:val="none"/>
         </w:rPr>
-        <w:t xml:space="preserve">Mediante el escrito de denuncia presentado por el señor [APELLIDO] en representación [APELLIDO] el 12 de marzo de 2025, subsanada el 15 y 22 de abril de 2025, denunció a Interseguro por presuntas infracciones a la Ley 29571, Código de Protección y Defensa del Consumidor (en adelante, Código), señalando lo siguiente:</w:t>
-      </w:r>
-      <w:r>
-        <w:rPr>
-          <w:rFonts w:ascii="Arial Narrow" w:eastAsia="Arial Narrow" w:hAnsi="Arial Narrow" w:cs="Arial Narrow"/>
-          <w:color w:val="000000"/>
-          <w:kern w:val="0"/>
-          <w:sz w:val="22"/>
-          <w:szCs w:val="22"/>
-          <w:lang w:eastAsia="es-ES"/>
-          <w14:ligatures w14:val="none"/>
-        </w:rPr>
-        <w:t xml:space="preserve"/>
-      </w:r>
-      <w:proofErr w:type="spellStart"/>
-      <w:r>
-        <w:rPr>
-          <w:rFonts w:ascii="Arial Narrow" w:eastAsia="Arial Narrow" w:hAnsi="Arial Narrow" w:cs="Arial Narrow"/>
-          <w:color w:val="000000"/>
-          <w:kern w:val="0"/>
-          <w:sz w:val="22"/>
-          <w:szCs w:val="22"/>
-          <w:lang w:eastAsia="es-ES"/>
-          <w14:ligatures w14:val="none"/>
-        </w:rPr>
-        <w:t/>
-      </w:r>
-      <w:proofErr w:type="spellEnd"/>
-      <w:r>
-        <w:rPr>
-          <w:rFonts w:ascii="Arial Narrow" w:eastAsia="Arial Narrow" w:hAnsi="Arial Narrow" w:cs="Arial Narrow"/>
-          <w:color w:val="000000"/>
-          <w:kern w:val="0"/>
-          <w:sz w:val="22"/>
-          <w:szCs w:val="22"/>
-          <w:lang w:eastAsia="es-ES"/>
-          <w14:ligatures w14:val="none"/>
-        </w:rPr>
-        <w:t xml:space="preserve"/>
-      </w:r>
-      <w:r>
-        <w:rPr>
-          <w:rFonts w:ascii="Arial Narrow" w:eastAsia="Arial Narrow" w:hAnsi="Arial Narrow" w:cs="Arial Narrow"/>
-          <w:color w:val="000000"/>
-          <w:kern w:val="0"/>
-          <w:sz w:val="22"/>
-          <w:szCs w:val="22"/>
-          <w:lang w:eastAsia="es-ES"/>
-          <w14:ligatures w14:val="none"/>
-        </w:rPr>
-        <w:t xml:space="preserve"/>
-      </w:r>
-      <w:r>
-        <w:rPr>
-          <w:rFonts w:ascii="Arial Narrow" w:eastAsia="Arial Narrow" w:hAnsi="Arial Narrow" w:cs="Arial Narrow"/>
-          <w:color w:val="000000"/>
-          <w:kern w:val="0"/>
-          <w:sz w:val="22"/>
-          <w:szCs w:val="22"/>
-          <w:lang w:eastAsia="es-ES"/>
-          <w14:ligatures w14:val="none"/>
-        </w:rPr>
-        <w:t xml:space="preserve"/>
-      </w:r>
-      <w:r>
-        <w:rPr>
-          <w:rFonts w:ascii="Arial Narrow" w:eastAsia="Arial Narrow" w:hAnsi="Arial Narrow" w:cs="Arial Narrow"/>
-          <w:color w:val="000000"/>
-          <w:kern w:val="0"/>
-          <w:sz w:val="22"/>
-          <w:szCs w:val="22"/>
-          <w:lang w:eastAsia="es-ES"/>
-          <w14:ligatures w14:val="none"/>
-        </w:rPr>
-        <w:t/>
-      </w:r>
-      <w:r>
-        <w:rPr>
-          <w:rFonts w:ascii="Arial Narrow" w:eastAsia="Arial Narrow" w:hAnsi="Arial Narrow" w:cs="Arial Narrow"/>
-          <w:kern w:val="0"/>
-          <w14:ligatures w14:val="none"/>
-          <w:sz w:val="22"/>
-          <w:szCs w:val="22"/>
-        </w:rPr>
-        <w:t xml:space="preserve"/>
-      </w:r>
-      <w:r>
-        <w:rPr>
-          <w:rFonts w:ascii="Arial Narrow" w:eastAsia="Arial Narrow" w:hAnsi="Arial Narrow" w:cs="Arial Narrow"/>
-          <w:kern w:val="0"/>
-          <w14:ligatures w14:val="none"/>
-          <w:sz w:val="22"/>
-          <w:szCs w:val="22"/>
-        </w:rPr>
-        <w:t xml:space="preserve"/>
-      </w:r>
-      <w:r>
-        <w:rPr>
-          <w:rFonts w:ascii="Arial Narrow" w:eastAsia="Arial Narrow" w:hAnsi="Arial Narrow" w:cs="Arial Narrow"/>
-          <w:kern w:val="0"/>
-          <w14:ligatures w14:val="none"/>
-          <w:sz w:val="22"/>
-          <w:szCs w:val="22"/>
-        </w:rPr>
-        <w:t/>
-      </w:r>
-      <w:r>
-        <w:rPr>
-          <w:rFonts w:ascii="Arial Narrow" w:eastAsia="Arial Narrow" w:hAnsi="Arial Narrow" w:cs="Arial Narrow"/>
-          <w:color w:val="000000"/>
-          <w:kern w:val="0"/>
-          <w:sz w:val="22"/>
-          <w:szCs w:val="22"/>
-          <w:lang w:eastAsia="es-ES"/>
-          <w14:ligatures w14:val="none"/>
-        </w:rPr>
-        <w:t xml:space="preserve"/>
-      </w:r>
-      <w:r>
-        <w:rPr>
-          <w:rFonts w:ascii="Arial Narrow" w:eastAsia="Arial Narrow" w:hAnsi="Arial Narrow" w:cs="Arial Narrow"/>
-          <w:kern w:val="0"/>
-          <w14:ligatures w14:val="none"/>
-          <w:sz w:val="22"/>
-          <w:szCs w:val="22"/>
-        </w:rPr>
-        <w:t/>
-      </w:r>
-      <w:r>
-        <w:rPr>
-          <w:rFonts w:ascii="Arial Narrow" w:eastAsia="Arial Narrow" w:hAnsi="Arial Narrow" w:cs="Arial Narrow"/>
-          <w:color w:val="000000"/>
-          <w:kern w:val="0"/>
-          <w:sz w:val="22"/>
-          <w:szCs w:val="22"/>
-          <w:lang w:val="es-ES" w:eastAsia="es-ES"/>
-          <w14:ligatures w14:val="none"/>
-        </w:rPr>
-        <w:t xml:space="preserve"/>
-      </w:r>
-      <w:proofErr w:type="spellStart"/>
-      <w:r>
-        <w:rPr>
-          <w:rFonts w:ascii="Arial Narrow" w:eastAsia="Arial Narrow" w:hAnsi="Arial Narrow" w:cs="Arial Narrow"/>
-          <w:color w:val="000000"/>
-          <w:kern w:val="0"/>
-          <w:sz w:val="22"/>
-          <w:szCs w:val="22"/>
-          <w:lang w:val="es-ES" w:eastAsia="es-ES"/>
-          <w14:ligatures w14:val="none"/>
-        </w:rPr>
-        <w:t/>
-      </w:r>
-      <w:proofErr w:type="spellEnd"/>
-      <w:r>
-        <w:rPr>
-          <w:rFonts w:ascii="Arial Narrow" w:eastAsia="Arial Narrow" w:hAnsi="Arial Narrow" w:cs="Arial Narrow"/>
-          <w:color w:val="000000"/>
-          <w:kern w:val="0"/>
-          <w:sz w:val="22"/>
-          <w:szCs w:val="22"/>
-          <w:lang w:val="es-ES" w:eastAsia="es-ES"/>
-          <w14:ligatures w14:val="none"/>
-        </w:rPr>
-        <w:t xml:space="preserve"/>
-      </w:r>
-      <w:r>
-        <w:rPr>
-          <w:rFonts w:ascii="Arial Narrow" w:eastAsia="Arial Narrow" w:hAnsi="Arial Narrow" w:cs="Arial Narrow"/>
-          <w:color w:val="000000"/>
-          <w:kern w:val="0"/>
-          <w:sz w:val="22"/>
-          <w:szCs w:val="22"/>
-          <w:lang w:val="es-ES" w:eastAsia="es-ES"/>
-          <w14:ligatures w14:val="none"/>
-        </w:rPr>
-        <w:t/>
+        <w:t xml:space="preserve">Mediante el escrito de denuncia presentado por el señor [APELLIDO] en representación [APELLIDO] el 12 de marzo de 2025, subsanada el 15 y 22 de abril de 2025, denunció a Interseguro por presuntas infracciones a la Ley 29571, Código de Protección y Defensa del Consumidor</w:t>
       </w:r>
       <w:r>
         <w:rPr>
@@ -800,6 +624,194 @@
           <w14:ligatures w14:val="none"/>
         </w:rPr>
         <w:footnoteReference w:id="1"/>
+      </w:r>
+      <w:r>
+        <w:rPr>
+          <w:rFonts w:ascii="Arial Narrow" w:eastAsia="Arial Narrow" w:hAnsi="Arial Narrow" w:cs="Arial Narrow"/>
+          <w:color w:val="000000"/>
+          <w:kern w:val="0"/>
+          <w:sz w:val="22"/>
+          <w:szCs w:val="22"/>
+          <w:lang w:val="es-ES" w:eastAsia="es-ES"/>
+          <w14:ligatures w14:val="none"/>
+        </w:rPr>
+        <w:t xml:space="preserve"> (en adelante, Código), señalando lo siguiente:</w:t>
+      </w:r>
+      <w:r>
+        <w:rPr>
+          <w:rFonts w:ascii="Arial Narrow" w:eastAsia="Arial Narrow" w:hAnsi="Arial Narrow" w:cs="Arial Narrow"/>
+          <w:color w:val="000000"/>
+          <w:kern w:val="0"/>
+          <w:sz w:val="22"/>
+          <w:szCs w:val="22"/>
+          <w:lang w:eastAsia="es-ES"/>
+          <w14:ligatures w14:val="none"/>
+        </w:rPr>
+        <w:t xml:space="preserve"/>
+      </w:r>
+      <w:proofErr w:type="spellStart"/>
+      <w:r>
+        <w:rPr>
+          <w:rFonts w:ascii="Arial Narrow" w:eastAsia="Arial Narrow" w:hAnsi="Arial Narrow" w:cs="Arial Narrow"/>
+          <w:color w:val="000000"/>
+          <w:kern w:val="0"/>
+          <w:sz w:val="22"/>
+          <w:szCs w:val="22"/>
+          <w:lang w:eastAsia="es-ES"/>
+          <w14:ligatures w14:val="none"/>
+        </w:rPr>
+        <w:t/>
+      </w:r>
+      <w:proofErr w:type="spellEnd"/>
+      <w:r>
+        <w:rPr>
+          <w:rFonts w:ascii="Arial Narrow" w:eastAsia="Arial Narrow" w:hAnsi="Arial Narrow" w:cs="Arial Narrow"/>
+          <w:color w:val="000000"/>
+          <w:kern w:val="0"/>
+          <w:sz w:val="22"/>
+          <w:szCs w:val="22"/>
+          <w:lang w:eastAsia="es-ES"/>
+          <w14:ligatures w14:val="none"/>
+        </w:rPr>
+        <w:t xml:space="preserve"/>
+      </w:r>
+      <w:r>
+        <w:rPr>
+          <w:rFonts w:ascii="Arial Narrow" w:eastAsia="Arial Narrow" w:hAnsi="Arial Narrow" w:cs="Arial Narrow"/>
+          <w:color w:val="000000"/>
+          <w:kern w:val="0"/>
+          <w:sz w:val="22"/>
+          <w:szCs w:val="22"/>
+          <w:lang w:eastAsia="es-ES"/>
+          <w14:ligatures w14:val="none"/>
+        </w:rPr>
+        <w:t xml:space="preserve"/>
+      </w:r>
+      <w:r>
+        <w:rPr>
+          <w:rFonts w:ascii="Arial Narrow" w:eastAsia="Arial Narrow" w:hAnsi="Arial Narrow" w:cs="Arial Narrow"/>
+          <w:color w:val="000000"/>
+          <w:kern w:val="0"/>
+          <w:sz w:val="22"/>
+          <w:szCs w:val="22"/>
+          <w:lang w:eastAsia="es-ES"/>
+          <w14:ligatures w14:val="none"/>
+        </w:rPr>
+        <w:t xml:space="preserve"/>
+      </w:r>
+      <w:r>
+        <w:rPr>
+          <w:rFonts w:ascii="Arial Narrow" w:eastAsia="Arial Narrow" w:hAnsi="Arial Narrow" w:cs="Arial Narrow"/>
+          <w:color w:val="000000"/>
+          <w:kern w:val="0"/>
+          <w:sz w:val="22"/>
+          <w:szCs w:val="22"/>
+          <w:lang w:eastAsia="es-ES"/>
+          <w14:ligatures w14:val="none"/>
+        </w:rPr>
+        <w:t/>
+      </w:r>
+      <w:r>
+        <w:rPr>
+          <w:rFonts w:ascii="Arial Narrow" w:eastAsia="Arial Narrow" w:hAnsi="Arial Narrow" w:cs="Arial Narrow"/>
+          <w:kern w:val="0"/>
+          <w14:ligatures w14:val="none"/>
+          <w:sz w:val="22"/>
+          <w:szCs w:val="22"/>
+        </w:rPr>
+        <w:t xml:space="preserve"/>
+      </w:r>
+      <w:r>
+        <w:rPr>
+          <w:rFonts w:ascii="Arial Narrow" w:eastAsia="Arial Narrow" w:hAnsi="Arial Narrow" w:cs="Arial Narrow"/>
+          <w:kern w:val="0"/>
+          <w14:ligatures w14:val="none"/>
+          <w:sz w:val="22"/>
+          <w:szCs w:val="22"/>
+        </w:rPr>
+        <w:t xml:space="preserve"/>
+      </w:r>
+      <w:r>
+        <w:rPr>
+          <w:rFonts w:ascii="Arial Narrow" w:eastAsia="Arial Narrow" w:hAnsi="Arial Narrow" w:cs="Arial Narrow"/>
+          <w:kern w:val="0"/>
+          <w14:ligatures w14:val="none"/>
+          <w:sz w:val="22"/>
+          <w:szCs w:val="22"/>
+        </w:rPr>
+        <w:t/>
+      </w:r>
+      <w:r>
+        <w:rPr>
+          <w:rFonts w:ascii="Arial Narrow" w:eastAsia="Arial Narrow" w:hAnsi="Arial Narrow" w:cs="Arial Narrow"/>
+          <w:color w:val="000000"/>
+          <w:kern w:val="0"/>
+          <w:sz w:val="22"/>
+          <w:szCs w:val="22"/>
+          <w:lang w:eastAsia="es-ES"/>
+          <w14:ligatures w14:val="none"/>
+        </w:rPr>
+        <w:t xml:space="preserve"/>
+      </w:r>
+      <w:r>
+        <w:rPr>
+          <w:rFonts w:ascii="Arial Narrow" w:eastAsia="Arial Narrow" w:hAnsi="Arial Narrow" w:cs="Arial Narrow"/>
+          <w:kern w:val="0"/>
+          <w14:ligatures w14:val="none"/>
+          <w:sz w:val="22"/>
+          <w:szCs w:val="22"/>
+        </w:rPr>
+        <w:t/>
+      </w:r>
+      <w:r>
+        <w:rPr>
+          <w:rFonts w:ascii="Arial Narrow" w:eastAsia="Arial Narrow" w:hAnsi="Arial Narrow" w:cs="Arial Narrow"/>
+          <w:color w:val="000000"/>
+          <w:kern w:val="0"/>
+          <w:sz w:val="22"/>
+          <w:szCs w:val="22"/>
+          <w:lang w:val="es-ES" w:eastAsia="es-ES"/>
+          <w14:ligatures w14:val="none"/>
+        </w:rPr>
+        <w:t xml:space="preserve"/>
+      </w:r>
+      <w:proofErr w:type="spellStart"/>
+      <w:r>
+        <w:rPr>
+          <w:rFonts w:ascii="Arial Narrow" w:eastAsia="Arial Narrow" w:hAnsi="Arial Narrow" w:cs="Arial Narrow"/>
+          <w:color w:val="000000"/>
+          <w:kern w:val="0"/>
+          <w:sz w:val="22"/>
+          <w:szCs w:val="22"/>
+          <w:lang w:val="es-ES" w:eastAsia="es-ES"/>
+          <w14:ligatures w14:val="none"/>
+        </w:rPr>
+        <w:t/>
+      </w:r>
+      <w:proofErr w:type="spellEnd"/>
+      <w:r>
+        <w:rPr>
+          <w:rFonts w:ascii="Arial Narrow" w:eastAsia="Arial Narrow" w:hAnsi="Arial Narrow" w:cs="Arial Narrow"/>
+          <w:color w:val="000000"/>
+          <w:kern w:val="0"/>
+          <w:sz w:val="22"/>
+          <w:szCs w:val="22"/>
+          <w:lang w:val="es-ES" w:eastAsia="es-ES"/>
+          <w14:ligatures w14:val="none"/>
+        </w:rPr>
+        <w:t xml:space="preserve"/>
+      </w:r>
+      <w:r>
+        <w:rPr>
+          <w:rFonts w:ascii="Arial Narrow" w:eastAsia="Arial Narrow" w:hAnsi="Arial Narrow" w:cs="Arial Narrow"/>
+          <w:color w:val="000000"/>
+          <w:kern w:val="0"/>
+          <w:sz w:val="22"/>
+          <w:szCs w:val="22"/>
+          <w:lang w:val="es-ES" w:eastAsia="es-ES"/>
+          <w14:ligatures w14:val="none"/>
+        </w:rPr>
+        <w:t/>
       </w:r>
       <w:r>
         <w:rPr>
@@ -2480,7 +2492,6 @@
           <w:rFonts w:ascii="Arial Narrow" w:eastAsia="Arial Narrow" w:hAnsi="Arial Narrow" w:cs="Arial Narrow"/>
           <w:sz w:val="22"/>
           <w:szCs w:val="22"/>
-          <w:u w:val="single"/>
         </w:rPr>
         <w:t xml:space="preserve">otorgará al señor [APELLIDO] un plazo improrrogable de dos (2) días hábiles para la subsanación de la denuncia</w:t>
       </w:r>
@@ -3771,23 +3782,6 @@
     </w:p>
     <w:p>
       <w:pPr>
-        <w:spacing w:after="0" w:line="240" w:lineRule="auto"/>
-        <w:contextualSpacing/>
-        <w:jc w:val="both"/>
-        <w:rPr>
-          <w:rFonts w:ascii="Arial Narrow" w:eastAsia="Arial Narrow" w:hAnsi="Arial Narrow" w:cs="Arial Narrow"/>
-          <w:b/>
-          <w:color w:val="000000"/>
-          <w:kern w:val="0"/>
-          <w:sz w:val="22"/>
-          <w:szCs w:val="22"/>
-          <w:lang w:eastAsia="es-PE"/>
-          <w14:ligatures w14:val="none"/>
-        </w:rPr>
-      </w:pPr>
-    </w:p>
-    <w:p>
-      <w:pPr>
         <w:pStyle w:val="Prrafodelista"/>
         <w:numPr>
           <w:ilvl w:val="0"/>
@@ -4624,7 +4618,19 @@
           <w:lang w:eastAsia="es-PE"/>
           <w14:ligatures w14:val="none"/>
         </w:rPr>
-        <w:t xml:space="preserve">PRIMERO: dejar sin efecto la Resolución 2 del 15 de abril de 2025, mediante la cual la denuncia interpuesta por [DENUNCIANTE] fue declarada inadmisible; así como su acto de notificación.</w:t>
+        <w:t xml:space="preserve">PRIMERO:</w:t>
+      </w:r>
+      <w:r>
+        <w:rPr>
+          <w:rFonts w:ascii="Arial Narrow" w:eastAsia="Arial Narrow" w:hAnsi="Arial Narrow" w:cs="Arial Narrow"/>
+          <w:color w:val="000000"/>
+          <w:kern w:val="0"/>
+          <w:sz w:val="22"/>
+          <w:szCs w:val="22"/>
+          <w:lang w:eastAsia="es-PE"/>
+          <w14:ligatures w14:val="none"/>
+        </w:rPr>
+        <w:t xml:space="preserve"> dejar sin efecto la Resolución 2 del 15 de abril de 2025, mediante la cual la denuncia interpuesta por [DENUNCIANTE] fue declarada inadmisible; así como su acto de notificación.</w:t>
       </w:r>
       <w:r>
         <w:rPr>
@@ -4718,12 +4724,23 @@
           <w:lang w:eastAsia="es-PE"/>
           <w14:ligatures w14:val="none"/>
         </w:rPr>
-        <w:t xml:space="preserve">SEGUNDO: admitir a trámite la denuncia del 12 de marzo de 2025, subsanada el 15 y 22 de abril de 2025, interpuesta por [DENUNCIANTE] contra Interseguro Compañía de Seguros S.A., por lo siguiente: </w:t>
-      </w:r>
-      <w:r>
-        <w:rPr>
-          <w:rFonts w:ascii="Arial Narrow" w:eastAsia="Arial Narrow" w:hAnsi="Arial Narrow" w:cs="Arial Narrow"/>
-          <w:b/>
+        <w:t xml:space="preserve">SEGUNDO:</w:t>
+      </w:r>
+      <w:r>
+        <w:rPr>
+          <w:rFonts w:ascii="Arial Narrow" w:eastAsia="Arial Narrow" w:hAnsi="Arial Narrow" w:cs="Arial Narrow"/>
+          <w:color w:val="000000"/>
+          <w:kern w:val="0"/>
+          <w:sz w:val="22"/>
+          <w:szCs w:val="22"/>
+          <w:lang w:eastAsia="es-PE"/>
+          <w14:ligatures w14:val="none"/>
+        </w:rPr>
+        <w:t xml:space="preserve"> admitir a trámite la denuncia del 12 de marzo de 2025, subsanada el 15 y 22 de abril de 2025, interpuesta por [DENUNCIANTE] contra Interseguro Compañía de Seguros S.A., por lo siguiente: </w:t>
+      </w:r>
+      <w:r>
+        <w:rPr>
+          <w:rFonts w:ascii="Arial Narrow" w:eastAsia="Arial Narrow" w:hAnsi="Arial Narrow" w:cs="Arial Narrow"/>
           <w:color w:val="000000"/>
           <w:kern w:val="0"/>
           <w:sz w:val="22"/>
@@ -5486,7 +5503,19 @@
           <w:lang w:eastAsia="es-PE"/>
           <w14:ligatures w14:val="none"/>
         </w:rPr>
-        <w:t xml:space="preserve">: </w:t>
+        <w:t xml:space="preserve">:</w:t>
+      </w:r>
+      <w:r>
+        <w:rPr>
+          <w:rFonts w:ascii="Arial Narrow" w:eastAsia="Arial Narrow" w:hAnsi="Arial Narrow" w:cs="Arial Narrow"/>
+          <w:color w:val="000000"/>
+          <w:kern w:val="0"/>
+          <w:sz w:val="22"/>
+          <w:szCs w:val="22"/>
+          <w:lang w:eastAsia="es-PE"/>
+          <w14:ligatures w14:val="none"/>
+        </w:rPr>
+        <w:t xml:space="preserve"> </w:t>
       </w:r>
       <w:r>
         <w:rPr>
@@ -5944,7 +5973,15 @@
           <w:sz w:val="22"/>
           <w:szCs w:val="22"/>
         </w:rPr>
-        <w:t xml:space="preserve">QUINTO: </w:t>
+        <w:t xml:space="preserve">QUINTO:</w:t>
+      </w:r>
+      <w:r>
+        <w:rPr>
+          <w:rFonts w:ascii="Arial Narrow" w:eastAsia="Arial Narrow" w:hAnsi="Arial Narrow" w:cs="Arial Narrow"/>
+          <w:sz w:val="22"/>
+          <w:szCs w:val="22"/>
+        </w:rPr>
+        <w:t xml:space="preserve"> </w:t>
       </w:r>
       <w:r>
         <w:rPr>
@@ -5966,7 +6003,7 @@
           <w:lang w:val="es-ES" w:eastAsia="es-ES"/>
           <w14:ligatures w14:val="none"/>
         </w:rPr>
-        <w:footnoteReference w:id="17"/>
+        <w:footnoteReference w:id="12"/>
       </w:r>
       <w:r>
         <w:rPr>
@@ -5988,7 +6025,7 @@
           <w:lang w:val="es-ES" w:eastAsia="es-ES"/>
           <w14:ligatures w14:val="none"/>
         </w:rPr>
-        <w:footnoteReference w:id="18"/>
+        <w:footnoteReference w:id="13"/>
       </w:r>
       <w:r>
         <w:rPr>
@@ -6052,7 +6089,19 @@
           <w:lang w:eastAsia="es-PE"/>
           <w14:ligatures w14:val="none"/>
         </w:rPr>
-        <w:t xml:space="preserve">: </w:t>
+        <w:t xml:space="preserve">:</w:t>
+      </w:r>
+      <w:r>
+        <w:rPr>
+          <w:rFonts w:ascii="Arial Narrow" w:eastAsia="Arial Narrow" w:hAnsi="Arial Narrow" w:cs="Arial Narrow"/>
+          <w:color w:val="000000"/>
+          <w:kern w:val="0"/>
+          <w:sz w:val="22"/>
+          <w:szCs w:val="22"/>
+          <w:lang w:eastAsia="es-PE"/>
+          <w14:ligatures w14:val="none"/>
+        </w:rPr>
+        <w:t xml:space="preserve"> </w:t>
       </w:r>
       <w:bookmarkStart w:id="4" w:name="_Hlk188286813"/>
       <w:r>
@@ -6327,7 +6376,7 @@
           <w:lang w:eastAsia="es-PE"/>
           <w14:ligatures w14:val="none"/>
         </w:rPr>
-        <w:footnoteReference w:id="12"/>
+        <w:footnoteReference w:id="14"/>
       </w:r>
       <w:r>
         <w:rPr>
@@ -6425,7 +6474,7 @@
           <w:lang w:eastAsia="es-PE"/>
           <w14:ligatures w14:val="none"/>
         </w:rPr>
-        <w:footnoteReference w:id="13"/>
+        <w:footnoteReference w:id="15"/>
       </w:r>
       <w:r>
         <w:rPr>
@@ -6489,7 +6538,7 @@
           <w:lang w:eastAsia="es-PE"/>
           <w14:ligatures w14:val="none"/>
         </w:rPr>
-        <w:footnoteReference w:id="14"/>
+        <w:footnoteReference w:id="16"/>
       </w:r>
       <w:r>
         <w:rPr>
@@ -6546,12 +6595,21 @@
           <w:sz w:val="22"/>
           <w:szCs w:val="22"/>
         </w:rPr>
-        <w:t xml:space="preserve">OCTAVO: informar a las partes que conforme a lo establecido en el artículo 39 de la Ley sobre Facultades, Normas y Organización del Indecopi, aprobada por Decreto Legislativo 807, los gastos por los peritajes realizados, actuación de pruebas, inspecciones y otros [APELLIDO] de la tramitación del proceso serán de cargo de la parte que solicita la prueba, salvo pacto en contrario. En todos los casos, la resolución final determinará si los gastos deben ser asumidos por alguna de las partes, o reembolsados a la otra parte o al Indecopi, según sea el caso, de manera adicional a la sanción que haya podido imponerse. </w:t>
-      </w:r>
-      <w:r>
-        <w:rPr>
-          <w:rFonts w:ascii="Arial Narrow" w:eastAsia="Arial Narrow" w:hAnsi="Arial Narrow" w:cs="Arial Narrow"/>
-          <w:b/>
+        <w:t xml:space="preserve">OCTAVO:</w:t>
+      </w:r>
+      <w:r>
+        <w:rPr>
+          <w:rFonts w:ascii="Arial Narrow" w:eastAsia="Arial Narrow" w:hAnsi="Arial Narrow" w:cs="Arial Narrow"/>
+          <w:kern w:val="0"/>
+          <w14:ligatures w14:val="none"/>
+          <w:sz w:val="22"/>
+          <w:szCs w:val="22"/>
+        </w:rPr>
+        <w:t xml:space="preserve"> informar a las partes que conforme a lo establecido en el artículo 39 de la Ley sobre Facultades, Normas y Organización del Indecopi, aprobada por Decreto Legislativo 807, los gastos por los peritajes realizados, actuación de pruebas, inspecciones y otros [APELLIDO] de la tramitación del proceso serán de cargo de la parte que solicita la prueba, salvo pacto en contrario. En todos los casos, la resolución final determinará si los gastos deben ser asumidos por alguna de las partes, o reembolsados a la otra parte o al Indecopi, según sea el caso, de manera adicional a la sanción que haya podido imponerse. </w:t>
+      </w:r>
+      <w:r>
+        <w:rPr>
+          <w:rFonts w:ascii="Arial Narrow" w:eastAsia="Arial Narrow" w:hAnsi="Arial Narrow" w:cs="Arial Narrow"/>
           <w:color w:val="000000"/>
           <w:kern w:val="0"/>
           <w:sz w:val="22"/>
@@ -6716,7 +6774,7 @@
           <w:vertAlign w:val="superscript"/>
           <w14:ligatures w14:val="none"/>
         </w:rPr>
-        <w:footnoteReference w:id="15"/>
+        <w:footnoteReference w:id="17"/>
       </w:r>
       <w:r>
         <w:rPr>
@@ -6734,7 +6792,6 @@
           <w:kern w:val="0"/>
           <w:sz w:val="22"/>
           <w:szCs w:val="22"/>
-          <w:u w:val="single"/>
           <w14:ligatures w14:val="none"/>
         </w:rPr>
         <w:t>expresamente su facultad para asistir y conciliar en su representación</w:t>
@@ -6742,7 +6799,6 @@
       <w:r>
         <w:rPr>
           <w:rFonts w:ascii="Arial Narrow" w:eastAsia="Arial Narrow" w:hAnsi="Arial Narrow" w:cs="Arial Narrow"/>
-          <w:bCs/>
           <w:kern w:val="0"/>
           <w14:ligatures w14:val="none"/>
           <w:sz w:val="22"/>
@@ -6753,8 +6809,6 @@
       <w:r>
         <w:rPr>
           <w:rFonts w:ascii="Arial Narrow" w:eastAsia="Arial Narrow" w:hAnsi="Arial Narrow" w:cs="Arial Narrow"/>
-          <w:b/>
-          <w:bCs/>
           <w:kern w:val="0"/>
           <w14:ligatures w14:val="none"/>
           <w:sz w:val="22"/>
@@ -6768,7 +6822,6 @@
           <w:kern w:val="0"/>
           <w:sz w:val="22"/>
           <w:szCs w:val="22"/>
-          <w:u w:val="single"/>
           <w14:ligatures w14:val="none"/>
         </w:rPr>
         <w:t xml:space="preserve">Ello bajo apercibimiento de no realizar la audiencia de conciliación y levantar el acta de inasistencia correspondiente. </w:t>
@@ -6906,7 +6959,7 @@
           <w:sz w:val="22"/>
           <w:szCs w:val="22"/>
         </w:rPr>
-        <w:t xml:space="preserve">DÉCIMO PRIMERO: </w:t>
+        <w:t xml:space="preserve">DÉCIMO PRIMERO:</w:t>
       </w:r>
       <w:r>
         <w:rPr>
@@ -6917,6 +6970,17 @@
           <w:sz w:val="22"/>
           <w:szCs w:val="22"/>
         </w:rPr>
+        <w:t xml:space="preserve"> </w:t>
+      </w:r>
+      <w:r>
+        <w:rPr>
+          <w:rFonts w:ascii="Arial Narrow" w:eastAsia="Arial Narrow" w:hAnsi="Arial Narrow" w:cs="Arial Narrow"/>
+          <w:spacing w:val="-3"/>
+          <w:kern w:val="0"/>
+          <w14:ligatures w14:val="none"/>
+          <w:sz w:val="22"/>
+          <w:szCs w:val="22"/>
+        </w:rPr>
         <w:t xml:space="preserve">requerir a [DENUNCIANTE], para que, dentro del plazo de dos (2) días hábiles siguientes a la fecha en que reciba la notificación en su bandeja de correo electrónico, efectúe la confirmación de recepción de la notificación remitida por este despacho a su correo electrónico, de conformidad con el segundo párrafo del numeral 4 del artículo 20 del Texto Único Ordenado de la Ley del Procedimiento Administrativo General, aprobado mediante Decreto Supremo 006-2026-JUS, bajo apercibimiento de rehacer el acto de notificación y notificarle conforme al numeral 1 del artículo 20 del citado cuerpo normativo.</w:t>
       </w:r>
       <w:r>
@@ -7059,7 +7123,7 @@
           <w:szCs w:val="22"/>
           <w:vertAlign w:val="superscript"/>
         </w:rPr>
-        <w:footnoteReference w:id="16"/>
+        <w:footnoteReference w:id="18"/>
       </w:r>
       <w:r>
         <w:rPr>
@@ -7132,323 +7196,352 @@
       <w:r>
         <w:rPr>
           <w:rFonts w:ascii="Arial Narrow" w:eastAsia="Arial Narrow" w:hAnsi="Arial Narrow" w:cs="Arial Narrow"/>
+          <w:spacing w:val="-3"/>
+          <w:kern w:val="0"/>
+          <w14:ligatures w14:val="none"/>
+          <w:sz w:val="22"/>
+          <w:szCs w:val="22"/>
+        </w:rPr>
+        <w:t xml:space="preserve"> </w:t>
+      </w:r>
+      <w:r>
+        <w:rPr>
+          <w:rFonts w:ascii="Arial Narrow" w:eastAsia="Arial Narrow" w:hAnsi="Arial Narrow" w:cs="Arial Narrow"/>
+          <w:spacing w:val="-3"/>
+          <w:kern w:val="0"/>
+          <w14:ligatures w14:val="none"/>
+          <w:sz w:val="22"/>
+          <w:szCs w:val="22"/>
+        </w:rPr>
+        <w:t xml:space="preserve">requerir a </w:t>
+      </w:r>
+      <w:proofErr w:type="spellStart"/>
+      <w:r>
+        <w:rPr>
+          <w:rFonts w:ascii="Arial Narrow" w:eastAsia="Arial Narrow" w:hAnsi="Arial Narrow" w:cs="Arial Narrow"/>
+          <w:color w:val="000000"/>
+          <w:kern w:val="0"/>
+          <w:sz w:val="22"/>
+          <w:szCs w:val="22"/>
+          <w:shd w:val="clear" w:color="auto" w:fill="FFFFFF"/>
+          <w:lang w:eastAsia="es-PE"/>
+          <w14:ligatures w14:val="none"/>
+        </w:rPr>
+        <w:t>Interseguro</w:t>
+      </w:r>
+      <w:proofErr w:type="spellEnd"/>
+      <w:r>
+        <w:rPr>
+          <w:rFonts w:ascii="Arial Narrow" w:eastAsia="Arial Narrow" w:hAnsi="Arial Narrow" w:cs="Arial Narrow"/>
+          <w:color w:val="000000"/>
+          <w:kern w:val="0"/>
+          <w:sz w:val="22"/>
+          <w:szCs w:val="22"/>
+          <w:shd w:val="clear" w:color="auto" w:fill="FFFFFF"/>
+          <w:lang w:eastAsia="es-PE"/>
+          <w14:ligatures w14:val="none"/>
+        </w:rPr>
+        <w:t xml:space="preserve"> Compañía De Seguros S.A.</w:t>
+      </w:r>
+      <w:r>
+        <w:rPr>
+          <w:rFonts w:ascii="Arial Narrow" w:eastAsia="Arial Narrow" w:hAnsi="Arial Narrow" w:cs="Arial Narrow"/>
+          <w:color w:val="000000"/>
+          <w:kern w:val="0"/>
+          <w:sz w:val="22"/>
+          <w:szCs w:val="22"/>
+          <w:lang w:eastAsia="es-ES"/>
+          <w14:ligatures w14:val="none"/>
+        </w:rPr>
+        <w:t xml:space="preserve">, </w:t>
+      </w:r>
+      <w:r>
+        <w:rPr>
+          <w:rFonts w:ascii="Arial Narrow" w:eastAsia="Arial Narrow" w:hAnsi="Arial Narrow" w:cs="Arial Narrow"/>
+          <w:color w:val="000000"/>
+          <w:kern w:val="0"/>
+          <w:sz w:val="22"/>
+          <w:szCs w:val="22"/>
+          <w:shd w:val="clear" w:color="auto" w:fill="FFFFFF"/>
+          <w:lang w:eastAsia="es-PE"/>
+          <w14:ligatures w14:val="none"/>
+        </w:rPr>
+        <w:t xml:space="preserve"> </w:t>
+      </w:r>
+      <w:r>
+        <w:rPr>
+          <w:rFonts w:ascii="Arial Narrow" w:eastAsia="Arial Narrow" w:hAnsi="Arial Narrow" w:cs="Arial Narrow"/>
+          <w:color w:val="000000"/>
+          <w:sz w:val="22"/>
+          <w:szCs w:val="22"/>
+        </w:rPr>
+        <w:t xml:space="preserve">para que, dentro del plazo de dos (2) días hábiles siguientes a la fecha en que reciba la notificación en su bandeja de </w:t>
+      </w:r>
+      <w:r>
+        <w:rPr>
+          <w:rFonts w:ascii="Arial Narrow" w:eastAsia="Arial Narrow" w:hAnsi="Arial Narrow" w:cs="Arial Narrow"/>
+          <w:color w:val="000000"/>
+          <w:sz w:val="22"/>
+          <w:szCs w:val="22"/>
+        </w:rPr>
+        <w:t>casilla</w:t>
+      </w:r>
+      <w:r>
+        <w:rPr>
+          <w:rFonts w:ascii="Arial Narrow" w:eastAsia="Arial Narrow" w:hAnsi="Arial Narrow" w:cs="Arial Narrow"/>
+          <w:color w:val="000000"/>
+          <w:sz w:val="22"/>
+          <w:szCs w:val="22"/>
+        </w:rPr>
+        <w:t xml:space="preserve"> electrónic</w:t>
+      </w:r>
+      <w:r>
+        <w:rPr>
+          <w:rFonts w:ascii="Arial Narrow" w:eastAsia="Arial Narrow" w:hAnsi="Arial Narrow" w:cs="Arial Narrow"/>
+          <w:color w:val="000000"/>
+          <w:sz w:val="22"/>
+          <w:szCs w:val="22"/>
+        </w:rPr>
+        <w:t>a</w:t>
+      </w:r>
+      <w:r>
+        <w:rPr>
+          <w:rFonts w:ascii="Arial Narrow" w:eastAsia="Arial Narrow" w:hAnsi="Arial Narrow" w:cs="Arial Narrow"/>
+          <w:color w:val="000000"/>
+          <w:sz w:val="22"/>
+          <w:szCs w:val="22"/>
+        </w:rPr>
+        <w:t xml:space="preserve">, efectúe la confirmación de recepción de la notificación remitida por este despacho a su </w:t>
+      </w:r>
+      <w:r>
+        <w:rPr>
+          <w:rFonts w:ascii="Arial Narrow" w:eastAsia="Arial Narrow" w:hAnsi="Arial Narrow" w:cs="Arial Narrow"/>
+          <w:color w:val="000000"/>
+          <w:sz w:val="22"/>
+          <w:szCs w:val="22"/>
+        </w:rPr>
+        <w:t>casilla</w:t>
+      </w:r>
+      <w:r>
+        <w:rPr>
+          <w:rFonts w:ascii="Arial Narrow" w:eastAsia="Arial Narrow" w:hAnsi="Arial Narrow" w:cs="Arial Narrow"/>
+          <w:color w:val="000000"/>
+          <w:sz w:val="22"/>
+          <w:szCs w:val="22"/>
+        </w:rPr>
+        <w:t xml:space="preserve"> electrónic</w:t>
+      </w:r>
+      <w:r>
+        <w:rPr>
+          <w:rFonts w:ascii="Arial Narrow" w:eastAsia="Arial Narrow" w:hAnsi="Arial Narrow" w:cs="Arial Narrow"/>
+          <w:color w:val="000000"/>
+          <w:sz w:val="22"/>
+          <w:szCs w:val="22"/>
+        </w:rPr>
+        <w:t>a</w:t>
+      </w:r>
+      <w:r>
+        <w:rPr>
+          <w:rFonts w:ascii="Arial Narrow" w:eastAsia="Arial Narrow" w:hAnsi="Arial Narrow" w:cs="Arial Narrow"/>
+          <w:color w:val="000000"/>
+          <w:sz w:val="22"/>
+          <w:szCs w:val="22"/>
+        </w:rPr>
+        <w:t>, de conformidad con el segundo párrafo del numeral 4 del artículo 20</w:t>
+      </w:r>
+      <w:r>
+        <w:rPr>
+          <w:rFonts w:ascii="Arial Narrow" w:eastAsia="Arial Narrow" w:hAnsi="Arial Narrow" w:cs="Arial Narrow"/>
+          <w:color w:val="000000"/>
+          <w:kern w:val="0"/>
+          <w:sz w:val="22"/>
+          <w:szCs w:val="22"/>
+          <w:lang w:eastAsia="es-PE"/>
+          <w14:ligatures w14:val="none"/>
+        </w:rPr>
+        <w:t/>
+      </w:r>
+      <w:r>
+        <w:rPr>
+          <w:rFonts w:ascii="Arial Narrow" w:eastAsia="Arial Narrow" w:hAnsi="Arial Narrow" w:cs="Arial Narrow"/>
+          <w:color w:val="000000"/>
+          <w:sz w:val="22"/>
+          <w:szCs w:val="22"/>
+        </w:rPr>
+        <w:t xml:space="preserve"> del Texto Único Ordenado de la Ley del Procedimiento Administrativo General, aprobado mediante Decreto Supremo </w:t>
+      </w:r>
+      <w:proofErr w:type="spellStart"/>
+      <w:r>
+        <w:rPr>
+          <w:rFonts w:ascii="Arial Narrow" w:eastAsia="Arial Narrow" w:hAnsi="Arial Narrow" w:cs="Arial Narrow"/>
+          <w:color w:val="000000"/>
+          <w:sz w:val="22"/>
+          <w:szCs w:val="22"/>
+        </w:rPr>
+        <w:t/>
+      </w:r>
+      <w:proofErr w:type="spellEnd"/>
+      <w:r>
+        <w:rPr>
+          <w:rFonts w:ascii="Arial Narrow" w:eastAsia="Arial Narrow" w:hAnsi="Arial Narrow" w:cs="Arial Narrow"/>
+          <w:color w:val="000000"/>
+          <w:sz w:val="22"/>
+          <w:szCs w:val="22"/>
+        </w:rPr>
+        <w:t xml:space="preserve"> 006-2026-JUS, bajo apercibimiento de rehacer el acto de notificación y notificarle conforme al numeral 1 del artículo 20</w:t>
+      </w:r>
+      <w:r>
+        <w:rPr>
+          <w:rFonts w:ascii="Arial Narrow" w:eastAsia="Arial Narrow" w:hAnsi="Arial Narrow" w:cs="Arial Narrow"/>
+          <w:color w:val="000000"/>
+          <w:kern w:val="0"/>
+          <w:sz w:val="22"/>
+          <w:szCs w:val="22"/>
+          <w:lang w:eastAsia="es-PE"/>
+          <w14:ligatures w14:val="none"/>
+        </w:rPr>
+        <w:t/>
+      </w:r>
+      <w:r>
+        <w:rPr>
+          <w:rFonts w:ascii="Arial Narrow" w:eastAsia="Arial Narrow" w:hAnsi="Arial Narrow" w:cs="Arial Narrow"/>
+          <w:color w:val="000000"/>
+          <w:sz w:val="22"/>
+          <w:szCs w:val="22"/>
+        </w:rPr>
+        <w:t xml:space="preserve"> del citado cuerpo normativo</w:t>
+      </w:r>
+      <w:r>
+        <w:rPr>
+          <w:rFonts w:ascii="Arial Narrow" w:eastAsia="Arial Narrow" w:hAnsi="Arial Narrow" w:cs="Arial Narrow"/>
+          <w:color w:val="000000"/>
+          <w:sz w:val="22"/>
+          <w:szCs w:val="22"/>
+        </w:rPr>
+        <w:t>.</w:t>
+      </w:r>
+    </w:p>
+    <w:p>
+      <w:pPr>
+        <w:suppressAutoHyphens/>
+        <w:spacing w:after="0" w:line="240" w:lineRule="auto"/>
+        <w:jc w:val="both"/>
+        <w:rPr>
+          <w:rFonts w:ascii="Arial Narrow" w:eastAsia="Arial Narrow" w:hAnsi="Arial Narrow" w:cs="Arial Narrow"/>
+          <w:sz w:val="22"/>
+          <w:szCs w:val="22"/>
+        </w:rPr>
+      </w:pPr>
+    </w:p>
+    <w:p>
+      <w:pPr>
+        <w:spacing w:after="0" w:line="240" w:lineRule="auto"/>
+        <w:jc w:val="both"/>
+        <w:rPr>
+          <w:rFonts w:ascii="Arial Narrow" w:eastAsia="Arial Narrow" w:hAnsi="Arial Narrow" w:cs="Arial Narrow"/>
+          <w:b/>
+          <w:color w:val="000000"/>
+          <w:kern w:val="0"/>
+          <w:sz w:val="22"/>
+          <w:szCs w:val="22"/>
+          <w:lang w:eastAsia="es-PE"/>
+          <w14:ligatures w14:val="none"/>
+        </w:rPr>
+      </w:pPr>
+    </w:p>
+    <w:p>
+      <w:pPr>
+        <w:spacing w:after="0" w:line="240" w:lineRule="auto"/>
+        <w:jc w:val="both"/>
+        <w:rPr>
+          <w:rFonts w:ascii="Arial Narrow" w:eastAsia="Arial Narrow" w:hAnsi="Arial Narrow" w:cs="Arial Narrow"/>
+          <w:b/>
+          <w:color w:val="000000"/>
+          <w:kern w:val="0"/>
+          <w:sz w:val="22"/>
+          <w:szCs w:val="22"/>
+          <w:lang w:eastAsia="es-PE"/>
+          <w14:ligatures w14:val="none"/>
+        </w:rPr>
+      </w:pPr>
+    </w:p>
+    <w:p>
+      <w:pPr>
+        <w:spacing w:after="0" w:line="240" w:lineRule="auto"/>
+        <w:jc w:val="both"/>
+        <w:rPr>
+          <w:rFonts w:ascii="Arial Narrow" w:eastAsia="Arial Narrow" w:hAnsi="Arial Narrow" w:cs="Arial Narrow"/>
+          <w:b/>
+          <w:color w:val="000000"/>
+          <w:kern w:val="0"/>
+          <w:sz w:val="22"/>
+          <w:szCs w:val="22"/>
+          <w:lang w:eastAsia="es-PE"/>
+          <w14:ligatures w14:val="none"/>
+        </w:rPr>
+      </w:pPr>
+    </w:p>
+    <w:p>
+      <w:pPr>
+        <w:spacing w:after="0" w:line="240" w:lineRule="auto"/>
+        <w:jc w:val="both"/>
+        <w:rPr>
+          <w:rFonts w:ascii="Arial Narrow" w:eastAsia="Arial Narrow" w:hAnsi="Arial Narrow" w:cs="Arial Narrow"/>
+          <w:b/>
+          <w:color w:val="000000"/>
+          <w:kern w:val="0"/>
+          <w:sz w:val="22"/>
+          <w:szCs w:val="22"/>
+          <w:lang w:eastAsia="es-PE"/>
+          <w14:ligatures w14:val="none"/>
+        </w:rPr>
+      </w:pPr>
+    </w:p>
+    <w:p>
+      <w:pPr>
+        <w:spacing w:after="0" w:line="240" w:lineRule="auto"/>
+        <w:jc w:val="both"/>
+        <w:rPr>
+          <w:rFonts w:ascii="Arial Narrow" w:eastAsia="Arial Narrow" w:hAnsi="Arial Narrow" w:cs="Arial Narrow"/>
+          <w:b/>
+          <w:color w:val="000000"/>
+          <w:kern w:val="0"/>
+          <w:sz w:val="22"/>
+          <w:szCs w:val="22"/>
+          <w:lang w:eastAsia="es-PE"/>
+          <w14:ligatures w14:val="none"/>
+        </w:rPr>
+      </w:pPr>
+    </w:p>
+    <w:p>
+      <w:pPr>
+        <w:shd w:val="clear" w:color="auto" w:fill="FFFFFF"/>
+        <w:spacing w:after="0" w:line="240" w:lineRule="auto"/>
+        <w:jc w:val="center"/>
+        <w:rPr>
+          <w:rFonts w:ascii="Arial Narrow" w:eastAsia="Arial Narrow" w:hAnsi="Arial Narrow" w:cs="Arial Narrow"/>
+          <w:b/>
           <w:bCs/>
-          <w:spacing w:val="-3"/>
-          <w:kern w:val="0"/>
-          <w14:ligatures w14:val="none"/>
-          <w:sz w:val="22"/>
-          <w:szCs w:val="22"/>
-        </w:rPr>
-        <w:t xml:space="preserve"> </w:t>
-      </w:r>
-      <w:r>
-        <w:rPr>
-          <w:rFonts w:ascii="Arial Narrow" w:eastAsia="Arial Narrow" w:hAnsi="Arial Narrow" w:cs="Arial Narrow"/>
-          <w:spacing w:val="-3"/>
-          <w:kern w:val="0"/>
-          <w14:ligatures w14:val="none"/>
-          <w:sz w:val="22"/>
-          <w:szCs w:val="22"/>
-        </w:rPr>
-        <w:t xml:space="preserve">requerir a </w:t>
-      </w:r>
-      <w:proofErr w:type="spellStart"/>
-      <w:r>
-        <w:rPr>
-          <w:rFonts w:ascii="Arial Narrow" w:eastAsia="Arial Narrow" w:hAnsi="Arial Narrow" w:cs="Arial Narrow"/>
-          <w:color w:val="000000"/>
-          <w:kern w:val="0"/>
-          <w:sz w:val="22"/>
-          <w:szCs w:val="22"/>
-          <w:shd w:val="clear" w:color="auto" w:fill="FFFFFF"/>
-          <w:lang w:eastAsia="es-PE"/>
-          <w14:ligatures w14:val="none"/>
-        </w:rPr>
-        <w:t>Interseguro</w:t>
-      </w:r>
-      <w:proofErr w:type="spellEnd"/>
-      <w:r>
-        <w:rPr>
-          <w:rFonts w:ascii="Arial Narrow" w:eastAsia="Arial Narrow" w:hAnsi="Arial Narrow" w:cs="Arial Narrow"/>
-          <w:color w:val="000000"/>
-          <w:kern w:val="0"/>
-          <w:sz w:val="22"/>
-          <w:szCs w:val="22"/>
-          <w:shd w:val="clear" w:color="auto" w:fill="FFFFFF"/>
-          <w:lang w:eastAsia="es-PE"/>
-          <w14:ligatures w14:val="none"/>
-        </w:rPr>
-        <w:t xml:space="preserve"> Compañía De Seguros S.A.</w:t>
-      </w:r>
-      <w:r>
-        <w:rPr>
-          <w:rFonts w:ascii="Arial Narrow" w:eastAsia="Arial Narrow" w:hAnsi="Arial Narrow" w:cs="Arial Narrow"/>
-          <w:color w:val="000000"/>
-          <w:kern w:val="0"/>
-          <w:sz w:val="22"/>
-          <w:szCs w:val="22"/>
-          <w:lang w:eastAsia="es-ES"/>
-          <w14:ligatures w14:val="none"/>
-        </w:rPr>
-        <w:t xml:space="preserve">, </w:t>
-      </w:r>
-      <w:r>
-        <w:rPr>
-          <w:rFonts w:ascii="Arial Narrow" w:eastAsia="Arial Narrow" w:hAnsi="Arial Narrow" w:cs="Arial Narrow"/>
-          <w:color w:val="000000"/>
-          <w:kern w:val="0"/>
-          <w:sz w:val="22"/>
-          <w:szCs w:val="22"/>
-          <w:shd w:val="clear" w:color="auto" w:fill="FFFFFF"/>
-          <w:lang w:eastAsia="es-PE"/>
-          <w14:ligatures w14:val="none"/>
-        </w:rPr>
-        <w:t xml:space="preserve"> </w:t>
-      </w:r>
-      <w:r>
-        <w:rPr>
-          <w:rFonts w:ascii="Arial Narrow" w:eastAsia="Arial Narrow" w:hAnsi="Arial Narrow" w:cs="Arial Narrow"/>
-          <w:color w:val="000000"/>
-          <w:sz w:val="22"/>
-          <w:szCs w:val="22"/>
-        </w:rPr>
-        <w:t xml:space="preserve">para que, dentro del plazo de dos (2) días hábiles siguientes a la fecha en que reciba la notificación en su bandeja de </w:t>
-      </w:r>
-      <w:r>
-        <w:rPr>
-          <w:rFonts w:ascii="Arial Narrow" w:eastAsia="Arial Narrow" w:hAnsi="Arial Narrow" w:cs="Arial Narrow"/>
-          <w:color w:val="000000"/>
-          <w:sz w:val="22"/>
-          <w:szCs w:val="22"/>
-        </w:rPr>
-        <w:t>casilla</w:t>
-      </w:r>
-      <w:r>
-        <w:rPr>
-          <w:rFonts w:ascii="Arial Narrow" w:eastAsia="Arial Narrow" w:hAnsi="Arial Narrow" w:cs="Arial Narrow"/>
-          <w:color w:val="000000"/>
-          <w:sz w:val="22"/>
-          <w:szCs w:val="22"/>
-        </w:rPr>
-        <w:t xml:space="preserve"> electrónic</w:t>
-      </w:r>
-      <w:r>
-        <w:rPr>
-          <w:rFonts w:ascii="Arial Narrow" w:eastAsia="Arial Narrow" w:hAnsi="Arial Narrow" w:cs="Arial Narrow"/>
-          <w:color w:val="000000"/>
-          <w:sz w:val="22"/>
-          <w:szCs w:val="22"/>
-        </w:rPr>
-        <w:t>a</w:t>
-      </w:r>
-      <w:r>
-        <w:rPr>
-          <w:rFonts w:ascii="Arial Narrow" w:eastAsia="Arial Narrow" w:hAnsi="Arial Narrow" w:cs="Arial Narrow"/>
-          <w:color w:val="000000"/>
-          <w:sz w:val="22"/>
-          <w:szCs w:val="22"/>
-        </w:rPr>
-        <w:t xml:space="preserve">, efectúe la confirmación de recepción de la notificación remitida por este despacho a su </w:t>
-      </w:r>
-      <w:r>
-        <w:rPr>
-          <w:rFonts w:ascii="Arial Narrow" w:eastAsia="Arial Narrow" w:hAnsi="Arial Narrow" w:cs="Arial Narrow"/>
-          <w:color w:val="000000"/>
-          <w:sz w:val="22"/>
-          <w:szCs w:val="22"/>
-        </w:rPr>
-        <w:t>casilla</w:t>
-      </w:r>
-      <w:r>
-        <w:rPr>
-          <w:rFonts w:ascii="Arial Narrow" w:eastAsia="Arial Narrow" w:hAnsi="Arial Narrow" w:cs="Arial Narrow"/>
-          <w:color w:val="000000"/>
-          <w:sz w:val="22"/>
-          <w:szCs w:val="22"/>
-        </w:rPr>
-        <w:t xml:space="preserve"> electrónic</w:t>
-      </w:r>
-      <w:r>
-        <w:rPr>
-          <w:rFonts w:ascii="Arial Narrow" w:eastAsia="Arial Narrow" w:hAnsi="Arial Narrow" w:cs="Arial Narrow"/>
-          <w:color w:val="000000"/>
-          <w:sz w:val="22"/>
-          <w:szCs w:val="22"/>
-        </w:rPr>
-        <w:t>a</w:t>
-      </w:r>
-      <w:r>
-        <w:rPr>
-          <w:rFonts w:ascii="Arial Narrow" w:eastAsia="Arial Narrow" w:hAnsi="Arial Narrow" w:cs="Arial Narrow"/>
-          <w:color w:val="000000"/>
-          <w:sz w:val="22"/>
-          <w:szCs w:val="22"/>
-        </w:rPr>
-        <w:t>, de conformidad con el segundo párrafo del numeral 4 del artículo 20</w:t>
-      </w:r>
-      <w:r>
-        <w:rPr>
-          <w:rFonts w:ascii="Arial Narrow" w:eastAsia="Arial Narrow" w:hAnsi="Arial Narrow" w:cs="Arial Narrow"/>
-          <w:color w:val="000000"/>
-          <w:kern w:val="0"/>
-          <w:sz w:val="22"/>
-          <w:szCs w:val="22"/>
-          <w:lang w:eastAsia="es-PE"/>
-          <w14:ligatures w14:val="none"/>
-        </w:rPr>
-        <w:t/>
-      </w:r>
-      <w:r>
-        <w:rPr>
-          <w:rFonts w:ascii="Arial Narrow" w:eastAsia="Arial Narrow" w:hAnsi="Arial Narrow" w:cs="Arial Narrow"/>
-          <w:color w:val="000000"/>
-          <w:sz w:val="22"/>
-          <w:szCs w:val="22"/>
-        </w:rPr>
-        <w:t xml:space="preserve"> del Texto Único Ordenado de la Ley del Procedimiento Administrativo General, aprobado mediante Decreto Supremo </w:t>
-      </w:r>
-      <w:proofErr w:type="spellStart"/>
-      <w:r>
-        <w:rPr>
-          <w:rFonts w:ascii="Arial Narrow" w:eastAsia="Arial Narrow" w:hAnsi="Arial Narrow" w:cs="Arial Narrow"/>
-          <w:color w:val="000000"/>
-          <w:sz w:val="22"/>
-          <w:szCs w:val="22"/>
-        </w:rPr>
-        <w:t/>
-      </w:r>
-      <w:proofErr w:type="spellEnd"/>
-      <w:r>
-        <w:rPr>
-          <w:rFonts w:ascii="Arial Narrow" w:eastAsia="Arial Narrow" w:hAnsi="Arial Narrow" w:cs="Arial Narrow"/>
-          <w:color w:val="000000"/>
-          <w:sz w:val="22"/>
-          <w:szCs w:val="22"/>
-        </w:rPr>
-        <w:t xml:space="preserve"> 006-2026-JUS, bajo apercibimiento de rehacer el acto de notificación y notificarle conforme al numeral 1 del artículo 20</w:t>
-      </w:r>
-      <w:r>
-        <w:rPr>
-          <w:rFonts w:ascii="Arial Narrow" w:eastAsia="Arial Narrow" w:hAnsi="Arial Narrow" w:cs="Arial Narrow"/>
-          <w:color w:val="000000"/>
-          <w:kern w:val="0"/>
-          <w:sz w:val="22"/>
-          <w:szCs w:val="22"/>
-          <w:lang w:eastAsia="es-PE"/>
-          <w14:ligatures w14:val="none"/>
-        </w:rPr>
-        <w:t/>
-      </w:r>
-      <w:r>
-        <w:rPr>
-          <w:rFonts w:ascii="Arial Narrow" w:eastAsia="Arial Narrow" w:hAnsi="Arial Narrow" w:cs="Arial Narrow"/>
-          <w:color w:val="000000"/>
-          <w:sz w:val="22"/>
-          <w:szCs w:val="22"/>
-        </w:rPr>
-        <w:t xml:space="preserve"> del citado cuerpo normativo</w:t>
-      </w:r>
-      <w:r>
-        <w:rPr>
-          <w:rFonts w:ascii="Arial Narrow" w:eastAsia="Arial Narrow" w:hAnsi="Arial Narrow" w:cs="Arial Narrow"/>
-          <w:color w:val="000000"/>
-          <w:sz w:val="22"/>
-          <w:szCs w:val="22"/>
-        </w:rPr>
-        <w:t>.</w:t>
-      </w:r>
-    </w:p>
-    <w:p>
-      <w:pPr>
-        <w:suppressAutoHyphens/>
-        <w:spacing w:after="0" w:line="240" w:lineRule="auto"/>
-        <w:jc w:val="both"/>
-        <w:rPr>
-          <w:rFonts w:ascii="Arial Narrow" w:eastAsia="Arial Narrow" w:hAnsi="Arial Narrow" w:cs="Arial Narrow"/>
-          <w:sz w:val="22"/>
-          <w:szCs w:val="22"/>
-        </w:rPr>
-      </w:pPr>
-    </w:p>
-    <w:p>
-      <w:pPr>
-        <w:spacing w:after="0" w:line="240" w:lineRule="auto"/>
-        <w:jc w:val="both"/>
-        <w:rPr>
-          <w:rFonts w:ascii="Arial Narrow" w:eastAsia="Arial Narrow" w:hAnsi="Arial Narrow" w:cs="Arial Narrow"/>
-          <w:b/>
-          <w:color w:val="000000"/>
-          <w:kern w:val="0"/>
-          <w:sz w:val="22"/>
-          <w:szCs w:val="22"/>
-          <w:lang w:eastAsia="es-PE"/>
-          <w14:ligatures w14:val="none"/>
-        </w:rPr>
-      </w:pPr>
-    </w:p>
-    <w:p>
-      <w:pPr>
-        <w:spacing w:after="0" w:line="240" w:lineRule="auto"/>
-        <w:jc w:val="both"/>
-        <w:rPr>
-          <w:rFonts w:ascii="Arial Narrow" w:eastAsia="Arial Narrow" w:hAnsi="Arial Narrow" w:cs="Arial Narrow"/>
-          <w:b/>
-          <w:color w:val="000000"/>
-          <w:kern w:val="0"/>
-          <w:sz w:val="22"/>
-          <w:szCs w:val="22"/>
-          <w:lang w:eastAsia="es-PE"/>
-          <w14:ligatures w14:val="none"/>
-        </w:rPr>
-      </w:pPr>
-    </w:p>
-    <w:p>
-      <w:pPr>
-        <w:spacing w:after="0" w:line="240" w:lineRule="auto"/>
-        <w:jc w:val="both"/>
-        <w:rPr>
-          <w:rFonts w:ascii="Arial Narrow" w:eastAsia="Arial Narrow" w:hAnsi="Arial Narrow" w:cs="Arial Narrow"/>
-          <w:b/>
-          <w:color w:val="000000"/>
-          <w:kern w:val="0"/>
-          <w:sz w:val="22"/>
-          <w:szCs w:val="22"/>
-          <w:lang w:eastAsia="es-PE"/>
-          <w14:ligatures w14:val="none"/>
-        </w:rPr>
-      </w:pPr>
-    </w:p>
-    <w:p>
-      <w:pPr>
-        <w:spacing w:after="0" w:line="240" w:lineRule="auto"/>
-        <w:jc w:val="both"/>
-        <w:rPr>
-          <w:rFonts w:ascii="Arial Narrow" w:eastAsia="Arial Narrow" w:hAnsi="Arial Narrow" w:cs="Arial Narrow"/>
-          <w:b/>
-          <w:color w:val="000000"/>
-          <w:kern w:val="0"/>
-          <w:sz w:val="22"/>
-          <w:szCs w:val="22"/>
-          <w:lang w:eastAsia="es-PE"/>
-          <w14:ligatures w14:val="none"/>
-        </w:rPr>
-      </w:pPr>
-    </w:p>
-    <w:p>
-      <w:pPr>
-        <w:spacing w:after="0" w:line="240" w:lineRule="auto"/>
-        <w:jc w:val="both"/>
-        <w:rPr>
-          <w:rFonts w:ascii="Arial Narrow" w:eastAsia="Arial Narrow" w:hAnsi="Arial Narrow" w:cs="Arial Narrow"/>
-          <w:b/>
-          <w:color w:val="000000"/>
-          <w:kern w:val="0"/>
-          <w:sz w:val="22"/>
-          <w:szCs w:val="22"/>
-          <w:lang w:eastAsia="es-PE"/>
-          <w14:ligatures w14:val="none"/>
-        </w:rPr>
-      </w:pPr>
+          <w:color w:val="000000"/>
+          <w:kern w:val="0"/>
+          <w14:ligatures w14:val="none"/>
+          <w:sz w:val="22"/>
+          <w:szCs w:val="22"/>
+        </w:rPr>
+      </w:pPr>
+      <w:r>
+        <w:rPr>
+          <w:rFonts w:ascii="Arial Narrow" w:eastAsia="Arial Narrow" w:hAnsi="Arial Narrow" w:cs="Arial Narrow"/>
+          <w:b/>
+          <w:bCs/>
+          <w:color w:val="000000"/>
+          <w:kern w:val="0"/>
+          <w14:ligatures w14:val="none"/>
+          <w:sz w:val="22"/>
+          <w:szCs w:val="22"/>
+        </w:rPr>
+        <w:t xml:space="preserve">Firmado digitalmente por</w:t>
+      </w:r>
     </w:p>
     <w:p>
       <w:pPr>
@@ -7747,6 +7840,9 @@
     <w:p>
       <w:pPr>
         <w:pStyle w:val="Textonotapie"/>
+        <w:tabs>
+          <w:tab w:val="left" w:pos="567"/>
+        </w:tabs>
         <w:ind w:left="567" w:hanging="567"/>
         <w:jc w:val="both"/>
         <w:rPr>
@@ -7771,7 +7867,8 @@
           <w:sz w:val="16"/>
           <w:szCs w:val="16"/>
         </w:rPr>
-        <w:t xml:space="preserve"> </w:t>
+        <w:tab/>
+        <w:t xml:space="preserve"/>
       </w:r>
       <w:r>
         <w:rPr>
@@ -7817,6 +7914,9 @@
     <w:p>
       <w:pPr>
         <w:pStyle w:val="Sinespaciado"/>
+        <w:tabs>
+          <w:tab w:val="left" w:pos="567"/>
+        </w:tabs>
         <w:ind w:left="567" w:hanging="567"/>
         <w:jc w:val="both"/>
         <w:rPr>
@@ -7842,7 +7942,8 @@
           <w:sz w:val="16"/>
           <w:szCs w:val="16"/>
         </w:rPr>
-        <w:t xml:space="preserve"> </w:t>
+        <w:tab/>
+        <w:t xml:space="preserve"/>
       </w:r>
       <w:r>
         <w:rPr>
@@ -8033,6 +8134,9 @@
         <w:autoSpaceDE w:val="0"/>
         <w:autoSpaceDN w:val="0"/>
         <w:adjustRightInd w:val="0"/>
+        <w:tabs>
+          <w:tab w:val="left" w:pos="567"/>
+        </w:tabs>
         <w:spacing w:line="240" w:lineRule="auto"/>
         <w:ind w:left="567" w:hanging="567"/>
         <w:jc w:val="both"/>
@@ -8060,7 +8164,8 @@
           <w:sz w:val="16"/>
           <w:szCs w:val="16"/>
         </w:rPr>
-        <w:t xml:space="preserve"> </w:t>
+        <w:tab/>
+        <w:t xml:space="preserve"/>
       </w:r>
       <w:r>
         <w:rPr>
@@ -8231,7 +8336,8 @@
           <w:sz w:val="16"/>
           <w:szCs w:val="16"/>
         </w:rPr>
-        <w:t xml:space="preserve"> </w:t>
+        <w:tab/>
+        <w:t xml:space="preserve"/>
       </w:r>
       <w:r>
         <w:rPr>
@@ -8472,6 +8578,9 @@
   <w:footnote w:id="5">
     <w:p>
       <w:pPr>
+        <w:tabs>
+          <w:tab w:val="left" w:pos="567"/>
+        </w:tabs>
         <w:spacing w:after="0" w:line="240" w:lineRule="auto"/>
         <w:ind w:left="567" w:hanging="582"/>
         <w:jc w:val="both"/>
@@ -8497,7 +8606,8 @@
           <w:sz w:val="16"/>
           <w:szCs w:val="16"/>
         </w:rPr>
-        <w:t xml:space="preserve"> </w:t>
+        <w:tab/>
+        <w:t xml:space="preserve"/>
       </w:r>
       <w:r>
         <w:rPr>
@@ -8591,7 +8701,8 @@
           <w:sz w:val="16"/>
           <w:szCs w:val="16"/>
         </w:rPr>
-        <w:t xml:space="preserve"> </w:t>
+        <w:tab/>
+        <w:t xml:space="preserve"/>
       </w:r>
       <w:r>
         <w:rPr>
@@ -8698,10 +8809,30 @@
         <w:jc w:val="both"/>
         <w:rPr>
           <w:rFonts w:ascii="Arial Narrow" w:eastAsia="Arial Narrow" w:hAnsi="Arial Narrow" w:cs="Arial Narrow"/>
-          <w:sz w:val="16"/>
-          <w:szCs w:val="16"/>
-        </w:rPr>
-      </w:pPr>
+          <w:b/>
+          <w:bCs/>
+          <w:sz w:val="16"/>
+          <w:szCs w:val="16"/>
+        </w:rPr>
+      </w:pPr>
+      <w:r>
+        <w:rPr>
+          <w:rFonts w:ascii="Arial Narrow" w:eastAsia="Arial Narrow" w:hAnsi="Arial Narrow" w:cs="Arial Narrow"/>
+          <w:sz w:val="16"/>
+          <w:szCs w:val="16"/>
+        </w:rPr>
+        <w:tab/>
+      </w:r>
+      <w:r>
+        <w:rPr>
+          <w:rFonts w:ascii="Arial Narrow" w:eastAsia="Arial Narrow" w:hAnsi="Arial Narrow" w:cs="Arial Narrow"/>
+          <w:b/>
+          <w:bCs/>
+          <w:sz w:val="16"/>
+          <w:szCs w:val="16"/>
+        </w:rPr>
+        <w:t xml:space="preserve">LEY DE ORGANIZACIÓN Y FUNCIONES DEL INDECOPI, APROBADA POR DECRETO LEGISLATIVO 1033 </w:t>
+      </w:r>
     </w:p>
     <w:p>
       <w:pPr>
@@ -8713,29 +8844,46 @@
         <w:jc w:val="both"/>
         <w:rPr>
           <w:rFonts w:ascii="Arial Narrow" w:eastAsia="Arial Narrow" w:hAnsi="Arial Narrow" w:cs="Arial Narrow"/>
+          <w:sz w:val="16"/>
+          <w:szCs w:val="16"/>
+        </w:rPr>
+      </w:pPr>
+      <w:r>
+        <w:rPr>
+          <w:rFonts w:ascii="Arial Narrow" w:eastAsia="Arial Narrow" w:hAnsi="Arial Narrow" w:cs="Arial Narrow"/>
           <w:b/>
           <w:bCs/>
           <w:sz w:val="16"/>
           <w:szCs w:val="16"/>
         </w:rPr>
-      </w:pPr>
-      <w:r>
-        <w:rPr>
-          <w:rFonts w:ascii="Arial Narrow" w:eastAsia="Arial Narrow" w:hAnsi="Arial Narrow" w:cs="Arial Narrow"/>
-          <w:sz w:val="16"/>
-          <w:szCs w:val="16"/>
-        </w:rPr>
         <w:tab/>
-      </w:r>
-      <w:r>
-        <w:rPr>
-          <w:rFonts w:ascii="Arial Narrow" w:eastAsia="Arial Narrow" w:hAnsi="Arial Narrow" w:cs="Arial Narrow"/>
-          <w:b/>
-          <w:bCs/>
-          <w:sz w:val="16"/>
-          <w:szCs w:val="16"/>
-        </w:rPr>
-        <w:t xml:space="preserve">LEY DE ORGANIZACIÓN Y FUNCIONES DEL INDECOPI, APROBADA POR DECRETO LEGISLATIVO 1033 </w:t>
+        <w:t>Artículo 27.-</w:t>
+      </w:r>
+      <w:r>
+        <w:rPr>
+          <w:rFonts w:ascii="Arial Narrow" w:eastAsia="Arial Narrow" w:hAnsi="Arial Narrow" w:cs="Arial Narrow"/>
+          <w:sz w:val="16"/>
+          <w:szCs w:val="16"/>
+        </w:rPr>
+        <w:t xml:space="preserve"> De la Comisión de Protección al </w:t>
+      </w:r>
+      <w:proofErr w:type="gramStart"/>
+      <w:r>
+        <w:rPr>
+          <w:rFonts w:ascii="Arial Narrow" w:eastAsia="Arial Narrow" w:hAnsi="Arial Narrow" w:cs="Arial Narrow"/>
+          <w:sz w:val="16"/>
+          <w:szCs w:val="16"/>
+        </w:rPr>
+        <w:t>Consumidor.-</w:t>
+      </w:r>
+      <w:proofErr w:type="gramEnd"/>
+      <w:r>
+        <w:rPr>
+          <w:rFonts w:ascii="Arial Narrow" w:eastAsia="Arial Narrow" w:hAnsi="Arial Narrow" w:cs="Arial Narrow"/>
+          <w:sz w:val="16"/>
+          <w:szCs w:val="16"/>
+        </w:rPr>
+        <w:t xml:space="preserve"> </w:t>
       </w:r>
     </w:p>
     <w:p>
@@ -8755,39 +8903,11 @@
       <w:r>
         <w:rPr>
           <w:rFonts w:ascii="Arial Narrow" w:eastAsia="Arial Narrow" w:hAnsi="Arial Narrow" w:cs="Arial Narrow"/>
-          <w:b/>
-          <w:bCs/>
           <w:sz w:val="16"/>
           <w:szCs w:val="16"/>
         </w:rPr>
         <w:tab/>
-        <w:t>Artículo 27.-</w:t>
-      </w:r>
-      <w:r>
-        <w:rPr>
-          <w:rFonts w:ascii="Arial Narrow" w:eastAsia="Arial Narrow" w:hAnsi="Arial Narrow" w:cs="Arial Narrow"/>
-          <w:sz w:val="16"/>
-          <w:szCs w:val="16"/>
-        </w:rPr>
-        <w:t xml:space="preserve"> De la Comisión de Protección al </w:t>
-      </w:r>
-      <w:proofErr w:type="gramStart"/>
-      <w:r>
-        <w:rPr>
-          <w:rFonts w:ascii="Arial Narrow" w:eastAsia="Arial Narrow" w:hAnsi="Arial Narrow" w:cs="Arial Narrow"/>
-          <w:sz w:val="16"/>
-          <w:szCs w:val="16"/>
-        </w:rPr>
-        <w:t>Consumidor.-</w:t>
-      </w:r>
-      <w:proofErr w:type="gramEnd"/>
-      <w:r>
-        <w:rPr>
-          <w:rFonts w:ascii="Arial Narrow" w:eastAsia="Arial Narrow" w:hAnsi="Arial Narrow" w:cs="Arial Narrow"/>
-          <w:sz w:val="16"/>
-          <w:szCs w:val="16"/>
-        </w:rPr>
-        <w:t xml:space="preserve"> </w:t>
+        <w:t>Corresponde a la Comisión de Protección al Consumidor velar por el cumplimiento de la Ley de Protección al Consumidor y de las leyes que, en general, protegen a los consumidores de la falta de idoneidad de los bienes y servicios en función de la información brindada, de las omisiones de información y de la discriminación en el consumo, así como de aquellas que complementen o sustituyan a las anteriores.</w:t>
       </w:r>
     </w:p>
     <w:p>
@@ -8800,20 +8920,15 @@
         <w:jc w:val="both"/>
         <w:rPr>
           <w:rFonts w:ascii="Arial Narrow" w:eastAsia="Arial Narrow" w:hAnsi="Arial Narrow" w:cs="Arial Narrow"/>
-          <w:sz w:val="16"/>
-          <w:szCs w:val="16"/>
-        </w:rPr>
-      </w:pPr>
-      <w:r>
-        <w:rPr>
-          <w:rFonts w:ascii="Arial Narrow" w:eastAsia="Arial Narrow" w:hAnsi="Arial Narrow" w:cs="Arial Narrow"/>
-          <w:sz w:val="16"/>
-          <w:szCs w:val="16"/>
-        </w:rPr>
-        <w:tab/>
-        <w:t>Corresponde a la Comisión de Protección al Consumidor velar por el cumplimiento de la Ley de Protección al Consumidor y de las leyes que, en general, protegen a los consumidores de la falta de idoneidad de los bienes y servicios en función de la información brindada, de las omisiones de información y de la discriminación en el consumo, así como de aquellas que complementen o sustituyan a las anteriores.</w:t>
-      </w:r>
-    </w:p>
+          <w:b/>
+          <w:bCs/>
+          <w:sz w:val="16"/>
+          <w:szCs w:val="16"/>
+        </w:rPr>
+      </w:pPr>
+    </w:p>
+  </w:footnote>
+  <w:footnote w:id="7">
     <w:p>
       <w:pPr>
         <w:pStyle w:val="Textonotapie"/>
@@ -8830,9 +8945,150 @@
           <w:szCs w:val="16"/>
         </w:rPr>
       </w:pPr>
-    </w:p>
-  </w:footnote>
-  <w:footnote w:id="7">
+      <w:r>
+        <w:rPr>
+          <w:rStyle w:val="Refdenotaalpie"/>
+          <w:rFonts w:ascii="Arial Narrow" w:eastAsia="Arial Narrow" w:hAnsi="Arial Narrow" w:cs="Arial Narrow"/>
+          <w:sz w:val="16"/>
+          <w:szCs w:val="16"/>
+          <w:vertAlign w:val="superscript"/>
+        </w:rPr>
+        <w:footnoteRef/>
+      </w:r>
+      <w:r>
+        <w:rPr>
+          <w:rFonts w:ascii="Arial Narrow" w:eastAsia="Arial Narrow" w:hAnsi="Arial Narrow" w:cs="Arial Narrow"/>
+          <w:sz w:val="16"/>
+          <w:szCs w:val="16"/>
+        </w:rPr>
+        <w:tab/>
+        <w:t xml:space="preserve"/>
+      </w:r>
+      <w:r>
+        <w:rPr>
+          <w:rFonts w:ascii="Arial Narrow" w:eastAsia="Arial Narrow" w:hAnsi="Arial Narrow" w:cs="Arial Narrow"/>
+          <w:sz w:val="16"/>
+          <w:szCs w:val="16"/>
+        </w:rPr>
+        <w:tab/>
+      </w:r>
+      <w:r>
+        <w:rPr>
+          <w:rFonts w:ascii="Arial Narrow" w:eastAsia="Arial Narrow" w:hAnsi="Arial Narrow" w:cs="Arial Narrow"/>
+          <w:b/>
+          <w:bCs/>
+          <w:sz w:val="16"/>
+          <w:szCs w:val="16"/>
+        </w:rPr>
+        <w:t xml:space="preserve">LEY 29571, CÓDIGO DE PROTECCIÓN Y DEFENSA DEL CONSUMIDOR, publicado el 2 de setiembre de 2010 y modificado por Decreto Legislativo 1308 </w:t>
+      </w:r>
+    </w:p>
+    <w:p>
+      <w:pPr>
+        <w:pStyle w:val="Textonotapie"/>
+        <w:ind w:left="567" w:right="-1"/>
+        <w:jc w:val="both"/>
+        <w:rPr>
+          <w:rFonts w:ascii="Arial Narrow" w:eastAsia="Arial Narrow" w:hAnsi="Arial Narrow" w:cs="Arial Narrow"/>
+          <w:b/>
+          <w:bCs/>
+          <w:sz w:val="16"/>
+          <w:szCs w:val="16"/>
+        </w:rPr>
+      </w:pPr>
+      <w:r>
+        <w:rPr>
+          <w:rFonts w:ascii="Arial Narrow" w:eastAsia="Arial Narrow" w:hAnsi="Arial Narrow" w:cs="Arial Narrow"/>
+          <w:b/>
+          <w:bCs/>
+          <w:sz w:val="16"/>
+          <w:szCs w:val="16"/>
+        </w:rPr>
+        <w:t xml:space="preserve">Artículo 18.- Idoneidad </w:t>
+      </w:r>
+    </w:p>
+    <w:p>
+      <w:pPr>
+        <w:pStyle w:val="Textonotapie"/>
+        <w:ind w:left="567" w:right="-1"/>
+        <w:jc w:val="both"/>
+        <w:rPr>
+          <w:rFonts w:ascii="Arial Narrow" w:eastAsia="Arial Narrow" w:hAnsi="Arial Narrow" w:cs="Arial Narrow"/>
+          <w:sz w:val="16"/>
+          <w:szCs w:val="16"/>
+        </w:rPr>
+      </w:pPr>
+      <w:r>
+        <w:rPr>
+          <w:rFonts w:ascii="Arial Narrow" w:eastAsia="Arial Narrow" w:hAnsi="Arial Narrow" w:cs="Arial Narrow"/>
+          <w:sz w:val="16"/>
+          <w:szCs w:val="16"/>
+        </w:rPr>
+        <w:t xml:space="preserve">Se entiende por idoneidad la correspondencia entre lo que un consumidor espera y lo que efectivamente recibe, en función a lo que se le hubiera ofrecido, la publicidad e información transmitida, las condiciones y circunstancias de la transacción, las características y naturaleza del producto o servicio, el precio, entre otros factores, atendiendo a las circunstancias del caso. </w:t>
+      </w:r>
+    </w:p>
+    <w:p>
+      <w:pPr>
+        <w:pStyle w:val="Textonotapie"/>
+        <w:ind w:left="567" w:right="-1"/>
+        <w:jc w:val="both"/>
+        <w:rPr>
+          <w:rFonts w:ascii="Arial Narrow" w:eastAsia="Arial Narrow" w:hAnsi="Arial Narrow" w:cs="Arial Narrow"/>
+          <w:sz w:val="16"/>
+          <w:szCs w:val="16"/>
+        </w:rPr>
+      </w:pPr>
+      <w:r>
+        <w:rPr>
+          <w:rFonts w:ascii="Arial Narrow" w:eastAsia="Arial Narrow" w:hAnsi="Arial Narrow" w:cs="Arial Narrow"/>
+          <w:sz w:val="16"/>
+          <w:szCs w:val="16"/>
+        </w:rPr>
+        <w:t xml:space="preserve">La idoneidad es evaluada en función a la propia naturaleza del producto o servicio y a su aptitud para satisfacer la finalidad para la cual ha sido puesto en el mercado. Las autorizaciones por parte de los organismos del Estado para la fabricación de un producto o la prestación de un servicio, en los casos que sea necesario, no eximen de responsabilidad al proveedor frente al consumidor. </w:t>
+      </w:r>
+    </w:p>
+    <w:p>
+      <w:pPr>
+        <w:pStyle w:val="Textonotapie"/>
+        <w:ind w:left="567" w:right="-1"/>
+        <w:jc w:val="both"/>
+        <w:rPr>
+          <w:rFonts w:ascii="Arial Narrow" w:eastAsia="Arial Narrow" w:hAnsi="Arial Narrow" w:cs="Arial Narrow"/>
+          <w:sz w:val="16"/>
+          <w:szCs w:val="16"/>
+        </w:rPr>
+      </w:pPr>
+      <w:r>
+        <w:rPr>
+          <w:rFonts w:ascii="Arial Narrow" w:eastAsia="Arial Narrow" w:hAnsi="Arial Narrow" w:cs="Arial Narrow"/>
+          <w:b/>
+          <w:bCs/>
+          <w:sz w:val="16"/>
+          <w:szCs w:val="16"/>
+        </w:rPr>
+        <w:t xml:space="preserve">Artículo 19.- Obligación de los proveedores </w:t>
+      </w:r>
+    </w:p>
+    <w:p>
+      <w:pPr>
+        <w:pStyle w:val="Textonotapie"/>
+        <w:ind w:left="567" w:right="-1"/>
+        <w:jc w:val="both"/>
+        <w:rPr>
+          <w:rFonts w:ascii="Arial Narrow" w:eastAsia="Arial Narrow" w:hAnsi="Arial Narrow" w:cs="Arial Narrow"/>
+          <w:sz w:val="16"/>
+          <w:szCs w:val="16"/>
+        </w:rPr>
+      </w:pPr>
+      <w:r>
+        <w:rPr>
+          <w:rFonts w:ascii="Arial Narrow" w:eastAsia="Arial Narrow" w:hAnsi="Arial Narrow" w:cs="Arial Narrow"/>
+          <w:sz w:val="16"/>
+          <w:szCs w:val="16"/>
+        </w:rPr>
+        <w:t>El proveedor responde por la idoneidad y calidad de los productos y servicios ofrecidos; por la autenticidad de las marcas y leyendas que exhiben sus productos o del signo que respalda al prestador del servicio, por la falta de conformidad entre la publicidad comercial de los productos y servicios y estos, así como por el contenido y la vida útil del producto indicado en el envase, en lo que corresponda.</w:t>
+      </w:r>
+    </w:p>
     <w:p>
       <w:pPr>
         <w:pStyle w:val="Textonotapie"/>
@@ -8849,161 +9105,9 @@
           <w:szCs w:val="16"/>
         </w:rPr>
       </w:pPr>
-      <w:r>
-        <w:rPr>
-          <w:rStyle w:val="Refdenotaalpie"/>
-          <w:rFonts w:ascii="Arial Narrow" w:eastAsia="Arial Narrow" w:hAnsi="Arial Narrow" w:cs="Arial Narrow"/>
-          <w:sz w:val="16"/>
-          <w:szCs w:val="16"/>
-          <w:vertAlign w:val="superscript"/>
-        </w:rPr>
-        <w:footnoteRef/>
-      </w:r>
-      <w:r>
-        <w:rPr>
-          <w:rFonts w:ascii="Arial Narrow" w:eastAsia="Arial Narrow" w:hAnsi="Arial Narrow" w:cs="Arial Narrow"/>
-          <w:sz w:val="16"/>
-          <w:szCs w:val="16"/>
-        </w:rPr>
-        <w:t xml:space="preserve"> </w:t>
-      </w:r>
-      <w:r>
-        <w:rPr>
-          <w:rFonts w:ascii="Arial Narrow" w:eastAsia="Arial Narrow" w:hAnsi="Arial Narrow" w:cs="Arial Narrow"/>
-          <w:sz w:val="16"/>
-          <w:szCs w:val="16"/>
-        </w:rPr>
-        <w:tab/>
-      </w:r>
-      <w:r>
-        <w:rPr>
-          <w:rFonts w:ascii="Arial Narrow" w:eastAsia="Arial Narrow" w:hAnsi="Arial Narrow" w:cs="Arial Narrow"/>
-          <w:b/>
-          <w:bCs/>
-          <w:sz w:val="16"/>
-          <w:szCs w:val="16"/>
-        </w:rPr>
-        <w:t xml:space="preserve">LEY 29571, CÓDIGO DE PROTECCIÓN Y DEFENSA DEL CONSUMIDOR, publicado el 2 de setiembre de 2010 y modificado por Decreto Legislativo 1308 </w:t>
-      </w:r>
-    </w:p>
-    <w:p>
-      <w:pPr>
-        <w:pStyle w:val="Textonotapie"/>
-        <w:ind w:left="567" w:right="-1"/>
-        <w:jc w:val="both"/>
-        <w:rPr>
-          <w:rFonts w:ascii="Arial Narrow" w:eastAsia="Arial Narrow" w:hAnsi="Arial Narrow" w:cs="Arial Narrow"/>
-          <w:b/>
-          <w:bCs/>
-          <w:sz w:val="16"/>
-          <w:szCs w:val="16"/>
-        </w:rPr>
-      </w:pPr>
-      <w:r>
-        <w:rPr>
-          <w:rFonts w:ascii="Arial Narrow" w:eastAsia="Arial Narrow" w:hAnsi="Arial Narrow" w:cs="Arial Narrow"/>
-          <w:b/>
-          <w:bCs/>
-          <w:sz w:val="16"/>
-          <w:szCs w:val="16"/>
-        </w:rPr>
-        <w:t xml:space="preserve">Artículo 18.- Idoneidad </w:t>
-      </w:r>
-    </w:p>
-    <w:p>
-      <w:pPr>
-        <w:pStyle w:val="Textonotapie"/>
-        <w:ind w:left="567" w:right="-1"/>
-        <w:jc w:val="both"/>
-        <w:rPr>
-          <w:rFonts w:ascii="Arial Narrow" w:eastAsia="Arial Narrow" w:hAnsi="Arial Narrow" w:cs="Arial Narrow"/>
-          <w:sz w:val="16"/>
-          <w:szCs w:val="16"/>
-        </w:rPr>
-      </w:pPr>
-      <w:r>
-        <w:rPr>
-          <w:rFonts w:ascii="Arial Narrow" w:eastAsia="Arial Narrow" w:hAnsi="Arial Narrow" w:cs="Arial Narrow"/>
-          <w:sz w:val="16"/>
-          <w:szCs w:val="16"/>
-        </w:rPr>
-        <w:t xml:space="preserve">Se entiende por idoneidad la correspondencia entre lo que un consumidor espera y lo que efectivamente recibe, en función a lo que se le hubiera ofrecido, la publicidad e información transmitida, las condiciones y circunstancias de la transacción, las características y naturaleza del producto o servicio, el precio, entre otros factores, atendiendo a las circunstancias del caso. </w:t>
-      </w:r>
-    </w:p>
-    <w:p>
-      <w:pPr>
-        <w:pStyle w:val="Textonotapie"/>
-        <w:ind w:left="567" w:right="-1"/>
-        <w:jc w:val="both"/>
-        <w:rPr>
-          <w:rFonts w:ascii="Arial Narrow" w:eastAsia="Arial Narrow" w:hAnsi="Arial Narrow" w:cs="Arial Narrow"/>
-          <w:sz w:val="16"/>
-          <w:szCs w:val="16"/>
-        </w:rPr>
-      </w:pPr>
-      <w:r>
-        <w:rPr>
-          <w:rFonts w:ascii="Arial Narrow" w:eastAsia="Arial Narrow" w:hAnsi="Arial Narrow" w:cs="Arial Narrow"/>
-          <w:sz w:val="16"/>
-          <w:szCs w:val="16"/>
-        </w:rPr>
-        <w:t xml:space="preserve">La idoneidad es evaluada en función a la propia naturaleza del producto o servicio y a su aptitud para satisfacer la finalidad para la cual ha sido puesto en el mercado. Las autorizaciones por parte de los organismos del Estado para la fabricación de un producto o la prestación de un servicio, en los casos que sea necesario, no eximen de responsabilidad al proveedor frente al consumidor. </w:t>
-      </w:r>
-    </w:p>
-    <w:p>
-      <w:pPr>
-        <w:pStyle w:val="Textonotapie"/>
-        <w:ind w:left="567" w:right="-1"/>
-        <w:jc w:val="both"/>
-        <w:rPr>
-          <w:rFonts w:ascii="Arial Narrow" w:eastAsia="Arial Narrow" w:hAnsi="Arial Narrow" w:cs="Arial Narrow"/>
-          <w:sz w:val="16"/>
-          <w:szCs w:val="16"/>
-        </w:rPr>
-      </w:pPr>
-    </w:p>
-    <w:p>
-      <w:pPr>
-        <w:pStyle w:val="Textonotapie"/>
-        <w:ind w:left="567" w:right="-1"/>
-        <w:jc w:val="both"/>
-        <w:rPr>
-          <w:rFonts w:ascii="Arial Narrow" w:eastAsia="Arial Narrow" w:hAnsi="Arial Narrow" w:cs="Arial Narrow"/>
-          <w:sz w:val="16"/>
-          <w:szCs w:val="16"/>
-        </w:rPr>
-      </w:pPr>
-      <w:r>
-        <w:rPr>
-          <w:rFonts w:ascii="Arial Narrow" w:eastAsia="Arial Narrow" w:hAnsi="Arial Narrow" w:cs="Arial Narrow"/>
-          <w:b/>
-          <w:bCs/>
-          <w:sz w:val="16"/>
-          <w:szCs w:val="16"/>
-        </w:rPr>
-        <w:t xml:space="preserve">Artículo 19.- Obligación de los proveedores </w:t>
-      </w:r>
-    </w:p>
-    <w:p>
-      <w:pPr>
-        <w:pStyle w:val="Textonotapie"/>
-        <w:ind w:left="567" w:right="-1"/>
-        <w:jc w:val="both"/>
-        <w:rPr>
-          <w:rFonts w:ascii="Arial Narrow" w:eastAsia="Arial Narrow" w:hAnsi="Arial Narrow" w:cs="Arial Narrow"/>
-          <w:sz w:val="16"/>
-          <w:szCs w:val="16"/>
-        </w:rPr>
-      </w:pPr>
-      <w:r>
-        <w:rPr>
-          <w:rFonts w:ascii="Arial Narrow" w:eastAsia="Arial Narrow" w:hAnsi="Arial Narrow" w:cs="Arial Narrow"/>
-          <w:sz w:val="16"/>
-          <w:szCs w:val="16"/>
-        </w:rPr>
-        <w:t>El proveedor responde por la idoneidad y calidad de los productos y servicios ofrecidos; por la autenticidad de las marcas y leyendas que exhiben sus productos o del signo que respalda al prestador del servicio, por la falta de conformidad entre la publicidad comercial de los productos y servicios y estos, así como por el contenido y la vida útil del producto indicado en el envase, en lo que corresponda.</w:t>
-      </w:r>
-    </w:p>
+    </w:p>
+  </w:footnote>
+  <w:footnote w:id="8">
     <w:p>
       <w:pPr>
         <w:pStyle w:val="Textonotapie"/>
@@ -9014,15 +9118,74 @@
         <w:jc w:val="both"/>
         <w:rPr>
           <w:rFonts w:ascii="Arial Narrow" w:eastAsia="Arial Narrow" w:hAnsi="Arial Narrow" w:cs="Arial Narrow"/>
+          <w:sz w:val="16"/>
+          <w:szCs w:val="16"/>
+        </w:rPr>
+      </w:pPr>
+      <w:r>
+        <w:rPr>
+          <w:rStyle w:val="Refdenotaalpie"/>
+          <w:rFonts w:ascii="Arial Narrow" w:eastAsia="Arial Narrow" w:hAnsi="Arial Narrow" w:cs="Arial Narrow"/>
+          <w:sz w:val="16"/>
+          <w:szCs w:val="16"/>
+          <w:vertAlign w:val="superscript"/>
+        </w:rPr>
+        <w:footnoteRef/>
+      </w:r>
+      <w:r>
+        <w:rPr>
+          <w:rFonts w:ascii="Arial Narrow" w:eastAsia="Arial Narrow" w:hAnsi="Arial Narrow" w:cs="Arial Narrow"/>
+          <w:sz w:val="16"/>
+          <w:szCs w:val="16"/>
+        </w:rPr>
+        <w:tab/>
+        <w:t xml:space="preserve"/>
+      </w:r>
+      <w:r>
+        <w:rPr>
+          <w:rFonts w:ascii="Arial Narrow" w:eastAsia="Arial Narrow" w:hAnsi="Arial Narrow" w:cs="Arial Narrow"/>
+          <w:sz w:val="16"/>
+          <w:szCs w:val="16"/>
+        </w:rPr>
+        <w:tab/>
+      </w:r>
+      <w:r>
+        <w:rPr>
+          <w:rFonts w:ascii="Arial Narrow" w:eastAsia="Arial Narrow" w:hAnsi="Arial Narrow" w:cs="Arial Narrow"/>
           <w:b/>
           <w:bCs/>
           <w:sz w:val="16"/>
           <w:szCs w:val="16"/>
         </w:rPr>
-      </w:pPr>
-    </w:p>
-  </w:footnote>
-  <w:footnote w:id="8">
+        <w:t>LEY SOBRE FACULTADES, NORMAS Y ORGANIZACIÓN DEL INDECOPI, APROBADA POR DECRETO LEGISLATIVO 807 Artículo 24.-</w:t>
+      </w:r>
+      <w:r>
+        <w:rPr>
+          <w:rFonts w:ascii="Arial Narrow" w:eastAsia="Arial Narrow" w:hAnsi="Arial Narrow" w:cs="Arial Narrow"/>
+          <w:sz w:val="16"/>
+          <w:szCs w:val="16"/>
+        </w:rPr>
+        <w:t xml:space="preserve"> El </w:t>
+      </w:r>
+      <w:proofErr w:type="gramStart"/>
+      <w:r>
+        <w:rPr>
+          <w:rFonts w:ascii="Arial Narrow" w:eastAsia="Arial Narrow" w:hAnsi="Arial Narrow" w:cs="Arial Narrow"/>
+          <w:sz w:val="16"/>
+          <w:szCs w:val="16"/>
+        </w:rPr>
+        <w:t>Secretario Técnico</w:t>
+      </w:r>
+      <w:proofErr w:type="gramEnd"/>
+      <w:r>
+        <w:rPr>
+          <w:rFonts w:ascii="Arial Narrow" w:eastAsia="Arial Narrow" w:hAnsi="Arial Narrow" w:cs="Arial Narrow"/>
+          <w:sz w:val="16"/>
+          <w:szCs w:val="16"/>
+        </w:rPr>
+        <w:t xml:space="preserve"> se encargará de la tramitación del procedimiento. Para ello, cuenta con las siguientes facultades:</w:t>
+      </w:r>
+    </w:p>
     <w:p>
       <w:pPr>
         <w:pStyle w:val="Textonotapie"/>
@@ -9039,65 +9202,12 @@
       </w:pPr>
       <w:r>
         <w:rPr>
-          <w:rStyle w:val="Refdenotaalpie"/>
-          <w:rFonts w:ascii="Arial Narrow" w:eastAsia="Arial Narrow" w:hAnsi="Arial Narrow" w:cs="Arial Narrow"/>
-          <w:sz w:val="16"/>
-          <w:szCs w:val="16"/>
-          <w:vertAlign w:val="superscript"/>
-        </w:rPr>
-        <w:footnoteRef/>
-      </w:r>
-      <w:r>
-        <w:rPr>
-          <w:rFonts w:ascii="Arial Narrow" w:eastAsia="Arial Narrow" w:hAnsi="Arial Narrow" w:cs="Arial Narrow"/>
-          <w:sz w:val="16"/>
-          <w:szCs w:val="16"/>
-        </w:rPr>
-        <w:t xml:space="preserve"> </w:t>
-      </w:r>
-      <w:r>
-        <w:rPr>
           <w:rFonts w:ascii="Arial Narrow" w:eastAsia="Arial Narrow" w:hAnsi="Arial Narrow" w:cs="Arial Narrow"/>
           <w:sz w:val="16"/>
           <w:szCs w:val="16"/>
         </w:rPr>
         <w:tab/>
-      </w:r>
-      <w:r>
-        <w:rPr>
-          <w:rFonts w:ascii="Arial Narrow" w:eastAsia="Arial Narrow" w:hAnsi="Arial Narrow" w:cs="Arial Narrow"/>
-          <w:b/>
-          <w:bCs/>
-          <w:sz w:val="16"/>
-          <w:szCs w:val="16"/>
-        </w:rPr>
-        <w:t>LEY SOBRE FACULTADES, NORMAS Y ORGANIZACIÓN DEL INDECOPI, APROBADA POR DECRETO LEGISLATIVO 807 Artículo 24.-</w:t>
-      </w:r>
-      <w:r>
-        <w:rPr>
-          <w:rFonts w:ascii="Arial Narrow" w:eastAsia="Arial Narrow" w:hAnsi="Arial Narrow" w:cs="Arial Narrow"/>
-          <w:sz w:val="16"/>
-          <w:szCs w:val="16"/>
-        </w:rPr>
-        <w:t xml:space="preserve"> El </w:t>
-      </w:r>
-      <w:proofErr w:type="gramStart"/>
-      <w:r>
-        <w:rPr>
-          <w:rFonts w:ascii="Arial Narrow" w:eastAsia="Arial Narrow" w:hAnsi="Arial Narrow" w:cs="Arial Narrow"/>
-          <w:sz w:val="16"/>
-          <w:szCs w:val="16"/>
-        </w:rPr>
-        <w:t>Secretario Técnico</w:t>
-      </w:r>
-      <w:proofErr w:type="gramEnd"/>
-      <w:r>
-        <w:rPr>
-          <w:rFonts w:ascii="Arial Narrow" w:eastAsia="Arial Narrow" w:hAnsi="Arial Narrow" w:cs="Arial Narrow"/>
-          <w:sz w:val="16"/>
-          <w:szCs w:val="16"/>
-        </w:rPr>
-        <w:t xml:space="preserve"> se encargará de la tramitación del procedimiento. Para ello, cuenta con las siguientes facultades:</w:t>
+        <w:t xml:space="preserve">(...) </w:t>
       </w:r>
     </w:p>
     <w:p>
@@ -9121,7 +9231,7 @@
           <w:szCs w:val="16"/>
         </w:rPr>
         <w:tab/>
-        <w:t xml:space="preserve">(...) </w:t>
+        <w:t xml:space="preserve">c) Admitir denuncias a trámite, en aquellos casos en que la Comisión le haya delegado esta facultad. </w:t>
       </w:r>
     </w:p>
     <w:p>
@@ -9145,7 +9255,7 @@
           <w:szCs w:val="16"/>
         </w:rPr>
         <w:tab/>
-        <w:t xml:space="preserve">c) Admitir denuncias a trámite, en aquellos casos en que la Comisión le haya delegado esta facultad. </w:t>
+        <w:t>(...).</w:t>
       </w:r>
     </w:p>
     <w:p>
@@ -9162,37 +9272,129 @@
           <w:szCs w:val="16"/>
         </w:rPr>
       </w:pPr>
-      <w:r>
-        <w:rPr>
-          <w:rFonts w:ascii="Arial Narrow" w:eastAsia="Arial Narrow" w:hAnsi="Arial Narrow" w:cs="Arial Narrow"/>
-          <w:sz w:val="16"/>
-          <w:szCs w:val="16"/>
-        </w:rPr>
-        <w:tab/>
-        <w:t>(...).</w:t>
-      </w:r>
-    </w:p>
+    </w:p>
+  </w:footnote>
+  <w:footnote w:id="9">
     <w:p>
       <w:pPr>
         <w:pStyle w:val="Textonotapie"/>
         <w:tabs>
           <w:tab w:val="left" w:pos="567"/>
         </w:tabs>
-        <w:ind w:left="567" w:right="-1" w:hanging="567"/>
-        <w:jc w:val="both"/>
-        <w:rPr>
-          <w:rFonts w:ascii="Arial Narrow" w:eastAsia="Arial Narrow" w:hAnsi="Arial Narrow" w:cs="Arial Narrow"/>
-          <w:sz w:val="16"/>
-          <w:szCs w:val="16"/>
-        </w:rPr>
-      </w:pPr>
-      <w:r>
-        <w:rPr>
-          <w:rFonts w:ascii="Arial Narrow" w:eastAsia="Arial Narrow" w:hAnsi="Arial Narrow" w:cs="Arial Narrow"/>
-          <w:sz w:val="16"/>
-          <w:szCs w:val="16"/>
-        </w:rPr>
-        <w:t xml:space="preserve">. </w:t>
+        <w:jc w:val="both"/>
+        <w:rPr>
+          <w:rFonts w:ascii="Arial Narrow" w:eastAsia="Arial Narrow" w:hAnsi="Arial Narrow" w:cs="Arial Narrow"/>
+          <w:sz w:val="16"/>
+          <w:szCs w:val="16"/>
+        </w:rPr>
+      </w:pPr>
+      <w:r>
+        <w:rPr>
+          <w:rStyle w:val="Refdenotaalpie"/>
+          <w:rFonts w:ascii="Arial Narrow" w:eastAsia="Arial Narrow" w:hAnsi="Arial Narrow" w:cs="Arial Narrow"/>
+          <w:sz w:val="16"/>
+          <w:szCs w:val="16"/>
+          <w:vertAlign w:val="superscript"/>
+        </w:rPr>
+        <w:footnoteRef/>
+      </w:r>
+      <w:r>
+        <w:rPr>
+          <w:rFonts w:ascii="Arial Narrow" w:eastAsia="Arial Narrow" w:hAnsi="Arial Narrow" w:cs="Arial Narrow"/>
+          <w:sz w:val="16"/>
+          <w:szCs w:val="16"/>
+        </w:rPr>
+        <w:tab/>
+        <w:t xml:space="preserve"/>
+      </w:r>
+      <w:r>
+        <w:rPr>
+          <w:rFonts w:ascii="Arial Narrow" w:eastAsia="Arial Narrow" w:hAnsi="Arial Narrow" w:cs="Arial Narrow"/>
+          <w:sz w:val="16"/>
+          <w:szCs w:val="16"/>
+        </w:rPr>
+        <w:tab/>
+        <w:t xml:space="preserve">El </w:t>
+      </w:r>
+      <w:r>
+        <w:rPr>
+          <w:rFonts w:ascii="Arial Narrow" w:eastAsia="Arial Narrow" w:hAnsi="Arial Narrow" w:cs="Arial Narrow"/>
+          <w:sz w:val="16"/>
+          <w:szCs w:val="16"/>
+        </w:rPr>
+        <w:t xml:space="preserve">15 de abril de 2025</w:t>
+      </w:r>
+      <w:r>
+        <w:rPr>
+          <w:rFonts w:ascii="Arial Narrow" w:eastAsia="Arial Narrow" w:hAnsi="Arial Narrow" w:cs="Arial Narrow"/>
+          <w:sz w:val="16"/>
+          <w:szCs w:val="16"/>
+        </w:rPr>
+        <w:t xml:space="preserve"/>
+      </w:r>
+      <w:r>
+        <w:rPr>
+          <w:rFonts w:ascii="Arial Narrow" w:eastAsia="Arial Narrow" w:hAnsi="Arial Narrow" w:cs="Arial Narrow"/>
+          <w:sz w:val="16"/>
+          <w:szCs w:val="16"/>
+        </w:rPr>
+        <w:t xml:space="preserve"/>
+      </w:r>
+      <w:r>
+        <w:rPr>
+          <w:rFonts w:ascii="Arial Narrow" w:eastAsia="Arial Narrow" w:hAnsi="Arial Narrow" w:cs="Arial Narrow"/>
+          <w:sz w:val="16"/>
+          <w:szCs w:val="16"/>
+        </w:rPr>
+        <w:t xml:space="preserve"/>
+      </w:r>
+      <w:r>
+        <w:rPr>
+          <w:rFonts w:ascii="Arial Narrow" w:eastAsia="Arial Narrow" w:hAnsi="Arial Narrow" w:cs="Arial Narrow"/>
+          <w:sz w:val="16"/>
+          <w:szCs w:val="16"/>
+        </w:rPr>
+        <w:t xml:space="preserve"/>
+      </w:r>
+      <w:r>
+        <w:rPr>
+          <w:rFonts w:ascii="Arial Narrow" w:eastAsia="Arial Narrow" w:hAnsi="Arial Narrow" w:cs="Arial Narrow"/>
+          <w:sz w:val="16"/>
+          <w:szCs w:val="16"/>
+        </w:rPr>
+        <w:t xml:space="preserve">, </w:t>
+      </w:r>
+      <w:r>
+        <w:rPr>
+          <w:rFonts w:ascii="Arial Narrow" w:eastAsia="Arial Narrow" w:hAnsi="Arial Narrow" w:cs="Arial Narrow"/>
+          <w:sz w:val="16"/>
+          <w:szCs w:val="16"/>
+        </w:rPr>
+        <w:t xml:space="preserve">ADH Alimentos Derivados del Huerto E.I.R.L. fue </w:t>
+      </w:r>
+      <w:r>
+        <w:rPr>
+          <w:rFonts w:ascii="Arial Narrow" w:eastAsia="Arial Narrow" w:hAnsi="Arial Narrow" w:cs="Arial Narrow"/>
+          <w:sz w:val="16"/>
+          <w:szCs w:val="16"/>
+        </w:rPr>
+        <w:t>notificad</w:t>
+      </w:r>
+      <w:r>
+        <w:rPr>
+          <w:rFonts w:ascii="Arial Narrow" w:eastAsia="Arial Narrow" w:hAnsi="Arial Narrow" w:cs="Arial Narrow"/>
+          <w:sz w:val="16"/>
+          <w:szCs w:val="16"/>
+        </w:rPr>
+        <w:t>a</w:t>
+      </w:r>
+      <w:r>
+        <w:rPr>
+          <w:rFonts w:ascii="Arial Narrow" w:eastAsia="Arial Narrow" w:hAnsi="Arial Narrow" w:cs="Arial Narrow"/>
+          <w:sz w:val="16"/>
+          <w:szCs w:val="16"/>
+        </w:rPr>
+        <w:t xml:space="preserve"> con la Resolución 2.</w:t>
       </w:r>
     </w:p>
     <w:p>
@@ -9201,144 +9403,6 @@
         <w:tabs>
           <w:tab w:val="left" w:pos="567"/>
         </w:tabs>
-        <w:ind w:left="567" w:right="-1" w:hanging="567"/>
-        <w:jc w:val="both"/>
-        <w:rPr>
-          <w:rFonts w:ascii="Arial Narrow" w:eastAsia="Arial Narrow" w:hAnsi="Arial Narrow" w:cs="Arial Narrow"/>
-          <w:sz w:val="16"/>
-          <w:szCs w:val="16"/>
-        </w:rPr>
-      </w:pPr>
-    </w:p>
-  </w:footnote>
-  <w:footnote w:id="9">
-    <w:p>
-      <w:pPr>
-        <w:pStyle w:val="Textonotapie"/>
-        <w:tabs>
-          <w:tab w:val="left" w:pos="567"/>
-        </w:tabs>
-        <w:jc w:val="both"/>
-        <w:rPr>
-          <w:rFonts w:ascii="Arial Narrow" w:eastAsia="Arial Narrow" w:hAnsi="Arial Narrow" w:cs="Arial Narrow"/>
-          <w:sz w:val="16"/>
-          <w:szCs w:val="16"/>
-        </w:rPr>
-      </w:pPr>
-      <w:r>
-        <w:rPr>
-          <w:rStyle w:val="Refdenotaalpie"/>
-          <w:rFonts w:ascii="Arial Narrow" w:eastAsia="Arial Narrow" w:hAnsi="Arial Narrow" w:cs="Arial Narrow"/>
-          <w:sz w:val="16"/>
-          <w:szCs w:val="16"/>
-          <w:vertAlign w:val="superscript"/>
-        </w:rPr>
-        <w:footnoteRef/>
-      </w:r>
-      <w:r>
-        <w:rPr>
-          <w:rFonts w:ascii="Arial Narrow" w:eastAsia="Arial Narrow" w:hAnsi="Arial Narrow" w:cs="Arial Narrow"/>
-          <w:sz w:val="16"/>
-          <w:szCs w:val="16"/>
-        </w:rPr>
-        <w:t xml:space="preserve"> </w:t>
-      </w:r>
-      <w:r>
-        <w:rPr>
-          <w:rFonts w:ascii="Arial Narrow" w:eastAsia="Arial Narrow" w:hAnsi="Arial Narrow" w:cs="Arial Narrow"/>
-          <w:sz w:val="16"/>
-          <w:szCs w:val="16"/>
-        </w:rPr>
-        <w:tab/>
-        <w:t xml:space="preserve">El </w:t>
-      </w:r>
-      <w:r>
-        <w:rPr>
-          <w:rFonts w:ascii="Arial Narrow" w:eastAsia="Arial Narrow" w:hAnsi="Arial Narrow" w:cs="Arial Narrow"/>
-          <w:sz w:val="16"/>
-          <w:szCs w:val="16"/>
-        </w:rPr>
-        <w:t xml:space="preserve">15 de abril de 2025</w:t>
-      </w:r>
-      <w:r>
-        <w:rPr>
-          <w:rFonts w:ascii="Arial Narrow" w:eastAsia="Arial Narrow" w:hAnsi="Arial Narrow" w:cs="Arial Narrow"/>
-          <w:sz w:val="16"/>
-          <w:szCs w:val="16"/>
-        </w:rPr>
-        <w:t xml:space="preserve"/>
-      </w:r>
-      <w:r>
-        <w:rPr>
-          <w:rFonts w:ascii="Arial Narrow" w:eastAsia="Arial Narrow" w:hAnsi="Arial Narrow" w:cs="Arial Narrow"/>
-          <w:sz w:val="16"/>
-          <w:szCs w:val="16"/>
-        </w:rPr>
-        <w:t xml:space="preserve"/>
-      </w:r>
-      <w:r>
-        <w:rPr>
-          <w:rFonts w:ascii="Arial Narrow" w:eastAsia="Arial Narrow" w:hAnsi="Arial Narrow" w:cs="Arial Narrow"/>
-          <w:sz w:val="16"/>
-          <w:szCs w:val="16"/>
-        </w:rPr>
-        <w:t xml:space="preserve"/>
-      </w:r>
-      <w:r>
-        <w:rPr>
-          <w:rFonts w:ascii="Arial Narrow" w:eastAsia="Arial Narrow" w:hAnsi="Arial Narrow" w:cs="Arial Narrow"/>
-          <w:sz w:val="16"/>
-          <w:szCs w:val="16"/>
-        </w:rPr>
-        <w:t xml:space="preserve"/>
-      </w:r>
-      <w:r>
-        <w:rPr>
-          <w:rFonts w:ascii="Arial Narrow" w:eastAsia="Arial Narrow" w:hAnsi="Arial Narrow" w:cs="Arial Narrow"/>
-          <w:sz w:val="16"/>
-          <w:szCs w:val="16"/>
-        </w:rPr>
-        <w:t xml:space="preserve">, </w:t>
-      </w:r>
-      <w:r>
-        <w:rPr>
-          <w:rFonts w:ascii="Arial Narrow" w:eastAsia="Arial Narrow" w:hAnsi="Arial Narrow" w:cs="Arial Narrow"/>
-          <w:sz w:val="16"/>
-          <w:szCs w:val="16"/>
-        </w:rPr>
-        <w:t xml:space="preserve">ADH Alimentos Derivados del Huerto E.I.R.L. fue </w:t>
-      </w:r>
-      <w:r>
-        <w:rPr>
-          <w:rFonts w:ascii="Arial Narrow" w:eastAsia="Arial Narrow" w:hAnsi="Arial Narrow" w:cs="Arial Narrow"/>
-          <w:sz w:val="16"/>
-          <w:szCs w:val="16"/>
-        </w:rPr>
-        <w:t>notificad</w:t>
-      </w:r>
-      <w:r>
-        <w:rPr>
-          <w:rFonts w:ascii="Arial Narrow" w:eastAsia="Arial Narrow" w:hAnsi="Arial Narrow" w:cs="Arial Narrow"/>
-          <w:sz w:val="16"/>
-          <w:szCs w:val="16"/>
-        </w:rPr>
-        <w:t>a</w:t>
-      </w:r>
-      <w:r>
-        <w:rPr>
-          <w:rFonts w:ascii="Arial Narrow" w:eastAsia="Arial Narrow" w:hAnsi="Arial Narrow" w:cs="Arial Narrow"/>
-          <w:sz w:val="16"/>
-          <w:szCs w:val="16"/>
-        </w:rPr>
-        <w:t xml:space="preserve"> con la Resolución 2.</w:t>
-      </w:r>
-    </w:p>
-    <w:p>
-      <w:pPr>
-        <w:pStyle w:val="Textonotapie"/>
-        <w:tabs>
-          <w:tab w:val="left" w:pos="567"/>
-        </w:tabs>
         <w:jc w:val="both"/>
         <w:rPr>
           <w:rFonts w:ascii="Arial Narrow" w:eastAsia="Arial Narrow" w:hAnsi="Arial Narrow" w:cs="Arial Narrow"/>
@@ -9349,1524 +9413,6 @@
     </w:p>
   </w:footnote>
   <w:footnote w:id="10">
-    <w:p>
-      <w:pPr>
-        <w:pStyle w:val="Textonotapie"/>
-        <w:ind w:left="567" w:hanging="567"/>
-        <w:jc w:val="both"/>
-        <w:rPr>
-          <w:rFonts w:ascii="Arial Narrow" w:eastAsia="Arial Narrow" w:hAnsi="Arial Narrow" w:cs="Arial Narrow"/>
-          <w:sz w:val="16"/>
-          <w:szCs w:val="16"/>
-        </w:rPr>
-      </w:pPr>
-      <w:r>
-        <w:rPr>
-          <w:rStyle w:val="Refdenotaalpie"/>
-          <w:rFonts w:ascii="Arial Narrow" w:eastAsia="Arial Narrow" w:hAnsi="Arial Narrow" w:cs="Arial Narrow"/>
-          <w:sz w:val="16"/>
-          <w:szCs w:val="16"/>
-          <w:vertAlign w:val="superscript"/>
-        </w:rPr>
-        <w:footnoteRef/>
-      </w:r>
-      <w:r>
-        <w:rPr>
-          <w:rFonts w:ascii="Arial Narrow" w:eastAsia="Arial Narrow" w:hAnsi="Arial Narrow" w:cs="Arial Narrow"/>
-          <w:sz w:val="16"/>
-          <w:szCs w:val="16"/>
-        </w:rPr>
-        <w:t xml:space="preserve"> </w:t>
-      </w:r>
-      <w:r>
-        <w:rPr>
-          <w:rFonts w:ascii="Arial Narrow" w:eastAsia="Arial Narrow" w:hAnsi="Arial Narrow" w:cs="Arial Narrow"/>
-          <w:sz w:val="16"/>
-          <w:szCs w:val="16"/>
-        </w:rPr>
-        <w:tab/>
-        <w:t xml:space="preserve">El número de trabajadores se atenderá siempre que la empresa haya sido constituida antes de la vigencia de la Ley </w:t>
-      </w:r>
-      <w:proofErr w:type="spellStart"/>
-      <w:r>
-        <w:rPr>
-          <w:rFonts w:ascii="Arial Narrow" w:eastAsia="Arial Narrow" w:hAnsi="Arial Narrow" w:cs="Arial Narrow"/>
-          <w:sz w:val="16"/>
-          <w:szCs w:val="16"/>
-        </w:rPr>
-        <w:t/>
-      </w:r>
-      <w:proofErr w:type="spellEnd"/>
-      <w:r>
-        <w:rPr>
-          <w:rFonts w:ascii="Arial Narrow" w:eastAsia="Arial Narrow" w:hAnsi="Arial Narrow" w:cs="Arial Narrow"/>
-          <w:sz w:val="16"/>
-          <w:szCs w:val="16"/>
-        </w:rPr>
-        <w:t xml:space="preserve"> 30056, publicada el 2 de julio de 2013, que modificó el artículo 5 del Texto Único Ordenado de la Ley de Promoción de la Competitividad, Formalización y Desarrollo de la Micro y Pequeña Empresa y de Acceso al Empleo Decente (LEY MYPE). Ello, en la medida que la Tercera Disposición Complementaria Transitoria de la norma modificatoria precisa que las empresas constituidas antes de la </w:t>
-      </w:r>
-      <w:proofErr w:type="gramStart"/>
-      <w:r>
-        <w:rPr>
-          <w:rFonts w:ascii="Arial Narrow" w:eastAsia="Arial Narrow" w:hAnsi="Arial Narrow" w:cs="Arial Narrow"/>
-          <w:sz w:val="16"/>
-          <w:szCs w:val="16"/>
-        </w:rPr>
-        <w:t>entrada en vigencia</w:t>
-      </w:r>
-      <w:proofErr w:type="gramEnd"/>
-      <w:r>
-        <w:rPr>
-          <w:rFonts w:ascii="Arial Narrow" w:eastAsia="Arial Narrow" w:hAnsi="Arial Narrow" w:cs="Arial Narrow"/>
-          <w:sz w:val="16"/>
-          <w:szCs w:val="16"/>
-        </w:rPr>
-        <w:t xml:space="preserve"> de dicha Ley se rigen por los requisitos de acogimiento al régimen de las micro y pequeñas empresas regulados en el Decreto Legislativo 1086.</w:t>
-      </w:r>
-    </w:p>
-    <w:p>
-      <w:pPr>
-        <w:pStyle w:val="Textonotapie"/>
-        <w:ind w:left="567" w:hanging="567"/>
-        <w:jc w:val="both"/>
-        <w:rPr>
-          <w:rFonts w:ascii="Arial Narrow" w:eastAsia="Arial Narrow" w:hAnsi="Arial Narrow" w:cs="Arial Narrow"/>
-          <w:sz w:val="16"/>
-          <w:szCs w:val="16"/>
-        </w:rPr>
-      </w:pPr>
-    </w:p>
-  </w:footnote>
-  <w:footnote w:id="11">
-    <w:p>
-      <w:pPr>
-        <w:pStyle w:val="Textonotapie"/>
-        <w:ind w:left="567" w:hanging="567"/>
-        <w:jc w:val="both"/>
-        <w:rPr>
-          <w:rFonts w:ascii="Arial Narrow" w:eastAsia="Arial Narrow" w:hAnsi="Arial Narrow" w:cs="Arial Narrow"/>
-          <w:sz w:val="16"/>
-          <w:szCs w:val="16"/>
-        </w:rPr>
-      </w:pPr>
-      <w:r>
-        <w:rPr>
-          <w:rStyle w:val="Refdenotaalpie"/>
-          <w:rFonts w:ascii="Arial Narrow" w:eastAsia="Arial Narrow" w:hAnsi="Arial Narrow" w:cs="Arial Narrow"/>
-          <w:sz w:val="16"/>
-          <w:szCs w:val="16"/>
-          <w:vertAlign w:val="superscript"/>
-        </w:rPr>
-        <w:footnoteRef/>
-      </w:r>
-      <w:r>
-        <w:rPr>
-          <w:rFonts w:ascii="Arial Narrow" w:eastAsia="Arial Narrow" w:hAnsi="Arial Narrow" w:cs="Arial Narrow"/>
-          <w:sz w:val="16"/>
-          <w:szCs w:val="16"/>
-        </w:rPr>
-        <w:t xml:space="preserve"> </w:t>
-      </w:r>
-      <w:r>
-        <w:rPr>
-          <w:rFonts w:ascii="Arial Narrow" w:eastAsia="Arial Narrow" w:hAnsi="Arial Narrow" w:cs="Arial Narrow"/>
-          <w:sz w:val="16"/>
-          <w:szCs w:val="16"/>
-        </w:rPr>
-        <w:tab/>
-      </w:r>
-      <w:r>
-        <w:rPr>
-          <w:rFonts w:ascii="Arial Narrow" w:eastAsia="Arial Narrow" w:hAnsi="Arial Narrow" w:cs="Arial Narrow"/>
-          <w:b/>
-          <w:sz w:val="16"/>
-          <w:szCs w:val="16"/>
-        </w:rPr>
-        <w:t>LEY 29571, CÓDIGO DE PROTECCIÓN Y DEFENSA DEL CONSUMIDOR</w:t>
-      </w:r>
-      <w:r>
-        <w:rPr>
-          <w:rFonts w:ascii="Arial Narrow" w:eastAsia="Arial Narrow" w:hAnsi="Arial Narrow" w:cs="Arial Narrow"/>
-          <w:b/>
-          <w:bCs/>
-          <w:sz w:val="16"/>
-          <w:szCs w:val="16"/>
-        </w:rPr>
-        <w:t xml:space="preserve">, </w:t>
-      </w:r>
-      <w:r>
-        <w:rPr>
-          <w:rFonts w:ascii="Arial Narrow" w:eastAsia="Arial Narrow" w:hAnsi="Arial Narrow" w:cs="Arial Narrow"/>
-          <w:b/>
-          <w:sz w:val="16"/>
-          <w:szCs w:val="16"/>
-        </w:rPr>
-        <w:t>publicado el 2 de setiembre de 2010 y modificado por Decreto Legislativo 1308</w:t>
-      </w:r>
-    </w:p>
-    <w:p>
-      <w:pPr>
-        <w:pStyle w:val="Textonotapie"/>
-        <w:ind w:left="567" w:hanging="567"/>
-        <w:jc w:val="both"/>
-        <w:rPr>
-          <w:rFonts w:ascii="Arial Narrow" w:eastAsia="Arial Narrow" w:hAnsi="Arial Narrow" w:cs="Arial Narrow"/>
-          <w:b/>
-          <w:bCs/>
-          <w:sz w:val="16"/>
-          <w:szCs w:val="16"/>
-        </w:rPr>
-      </w:pPr>
-      <w:r>
-        <w:rPr>
-          <w:rFonts w:ascii="Arial Narrow" w:eastAsia="Arial Narrow" w:hAnsi="Arial Narrow" w:cs="Arial Narrow"/>
-          <w:sz w:val="16"/>
-          <w:szCs w:val="16"/>
-        </w:rPr>
-        <w:tab/>
-      </w:r>
-      <w:r>
-        <w:rPr>
-          <w:rFonts w:ascii="Arial Narrow" w:eastAsia="Arial Narrow" w:hAnsi="Arial Narrow" w:cs="Arial Narrow"/>
-          <w:b/>
-          <w:bCs/>
-          <w:sz w:val="16"/>
-          <w:szCs w:val="16"/>
-        </w:rPr>
-        <w:t>Artículo 110.- Sanciones Administrativas</w:t>
-      </w:r>
-    </w:p>
-    <w:p>
-      <w:pPr>
-        <w:autoSpaceDE w:val="0"/>
-        <w:autoSpaceDN w:val="0"/>
-        <w:adjustRightInd w:val="0"/>
-        <w:spacing w:after="0" w:line="240" w:lineRule="auto"/>
-        <w:ind w:left="567"/>
-        <w:jc w:val="both"/>
-        <w:rPr>
-          <w:rFonts w:ascii="Arial Narrow" w:eastAsia="Arial Narrow" w:hAnsi="Arial Narrow" w:cs="Arial Narrow"/>
-          <w:sz w:val="16"/>
-          <w:szCs w:val="16"/>
-          <w:lang w:eastAsia="es-PE"/>
-        </w:rPr>
-      </w:pPr>
-      <w:r>
-        <w:rPr>
-          <w:rFonts w:ascii="Arial Narrow" w:eastAsia="Arial Narrow" w:hAnsi="Arial Narrow" w:cs="Arial Narrow"/>
-          <w:sz w:val="16"/>
-          <w:szCs w:val="16"/>
-          <w:lang w:eastAsia="es-PE"/>
-        </w:rPr>
-        <w:t>(…)</w:t>
-      </w:r>
-    </w:p>
-    <w:p>
-      <w:pPr>
-        <w:autoSpaceDE w:val="0"/>
-        <w:autoSpaceDN w:val="0"/>
-        <w:adjustRightInd w:val="0"/>
-        <w:spacing w:after="0" w:line="240" w:lineRule="auto"/>
-        <w:ind w:left="567"/>
-        <w:jc w:val="both"/>
-        <w:rPr>
-          <w:rFonts w:ascii="Arial Narrow" w:eastAsia="Arial Narrow" w:hAnsi="Arial Narrow" w:cs="Arial Narrow"/>
-          <w:sz w:val="16"/>
-          <w:szCs w:val="16"/>
-          <w:lang w:eastAsia="es-PE"/>
-        </w:rPr>
-      </w:pPr>
-      <w:r>
-        <w:rPr>
-          <w:rFonts w:ascii="Arial Narrow" w:eastAsia="Arial Narrow" w:hAnsi="Arial Narrow" w:cs="Arial Narrow"/>
-          <w:sz w:val="16"/>
-          <w:szCs w:val="16"/>
-          <w:lang w:eastAsia="es-PE"/>
-        </w:rPr>
-        <w:t>En el caso de las microempresas, la multa no puede superar el diez por ciento (10%) de las ventas o ingresos brutos percibidos por el infractor, relativos a todas sus actividades económicas, correspondientes al ejercicio inmediato anterior al de la expedición de la resolución de primera instancia, siempre que se haya acreditado dichos ingresos, no se encuentre en una situación de reincidencia y el caso no verse sobre la vida, salud o integridad de los consumidores. Para el caso de las pequeñas empresas, la multa no puede superar el veinte por ciento (20%) de las ventas o ingresos brutos percibidos por el infractor, conforme a los requisitos señalados anteriormente.</w:t>
-      </w:r>
-    </w:p>
-    <w:p>
-      <w:pPr>
-        <w:autoSpaceDE w:val="0"/>
-        <w:autoSpaceDN w:val="0"/>
-        <w:adjustRightInd w:val="0"/>
-        <w:spacing w:after="0" w:line="240" w:lineRule="auto"/>
-        <w:ind w:left="567"/>
-        <w:jc w:val="both"/>
-        <w:rPr>
-          <w:rFonts w:ascii="Arial Narrow" w:eastAsia="Arial Narrow" w:hAnsi="Arial Narrow" w:cs="Arial Narrow"/>
-          <w:sz w:val="16"/>
-          <w:szCs w:val="16"/>
-          <w:lang w:eastAsia="es-PE"/>
-        </w:rPr>
-      </w:pPr>
-      <w:r>
-        <w:rPr>
-          <w:rFonts w:ascii="Arial Narrow" w:eastAsia="Arial Narrow" w:hAnsi="Arial Narrow" w:cs="Arial Narrow"/>
-          <w:sz w:val="16"/>
-          <w:szCs w:val="16"/>
-          <w:lang w:eastAsia="es-PE"/>
-        </w:rPr>
-        <w:t>(…).</w:t>
-      </w:r>
-    </w:p>
-    <w:p>
-      <w:pPr>
-        <w:pStyle w:val="Textonotapie"/>
-        <w:ind w:left="567" w:hanging="567"/>
-        <w:jc w:val="both"/>
-        <w:rPr>
-          <w:rFonts w:ascii="Arial Narrow" w:eastAsia="Arial Narrow" w:hAnsi="Arial Narrow" w:cs="Arial Narrow"/>
-          <w:sz w:val="16"/>
-          <w:szCs w:val="16"/>
-        </w:rPr>
-      </w:pPr>
-    </w:p>
-  </w:footnote>
-  <w:footnote w:id="17">
-    <w:p>
-      <w:pPr>
-        <w:pStyle w:val="Textonotapie"/>
-        <w:ind w:left="567" w:hanging="567"/>
-        <w:jc w:val="both"/>
-        <w:rPr>
-          <w:rFonts w:ascii="Arial Narrow" w:eastAsia="Arial Narrow" w:hAnsi="Arial Narrow" w:cs="Arial Narrow"/>
-          <w:sz w:val="16"/>
-          <w:szCs w:val="16"/>
-        </w:rPr>
-      </w:pPr>
-      <w:r>
-        <w:rPr>
-          <w:rStyle w:val="Refdenotaalpie"/>
-          <w:rFonts w:ascii="Arial Narrow" w:eastAsia="Arial Narrow" w:hAnsi="Arial Narrow" w:cs="Arial Narrow"/>
-          <w:sz w:val="16"/>
-          <w:szCs w:val="16"/>
-          <w:vertAlign w:val="superscript"/>
-        </w:rPr>
-        <w:footnoteRef/>
-      </w:r>
-      <w:r>
-        <w:rPr>
-          <w:rFonts w:ascii="Arial Narrow" w:eastAsia="Arial Narrow" w:hAnsi="Arial Narrow" w:cs="Arial Narrow"/>
-          <w:sz w:val="16"/>
-          <w:szCs w:val="16"/>
-        </w:rPr>
-        <w:tab/>
-      </w:r>
-      <w:r>
-        <w:rPr>
-          <w:rFonts w:ascii="Arial Narrow" w:eastAsia="Arial Narrow" w:hAnsi="Arial Narrow" w:cs="Arial Narrow"/>
-          <w:b/>
-          <w:bCs/>
-          <w:sz w:val="16"/>
-          <w:szCs w:val="16"/>
-        </w:rPr>
-        <w:t xml:space="preserve">DECRETO LEGISLATIVO 807, LEY SOBRE FACULTADES, NORMAS Y ORGANIZACIÓN DEL INDECOPI, publicado el 18 de abril de 1996</w:t>
-      </w:r>
-    </w:p>
-    <w:p>
-      <w:pPr>
-        <w:pStyle w:val="Textonotapie"/>
-        <w:ind w:left="567" w:hanging="567"/>
-        <w:jc w:val="both"/>
-        <w:rPr>
-          <w:rFonts w:ascii="Arial Narrow" w:eastAsia="Arial Narrow" w:hAnsi="Arial Narrow" w:cs="Arial Narrow"/>
-          <w:sz w:val="16"/>
-          <w:szCs w:val="16"/>
-        </w:rPr>
-      </w:pPr>
-      <w:r>
-        <w:rPr>
-          <w:rFonts w:ascii="Arial Narrow" w:eastAsia="Arial Narrow" w:hAnsi="Arial Narrow" w:cs="Arial Narrow"/>
-          <w:sz w:val="16"/>
-          <w:szCs w:val="16"/>
-        </w:rPr>
-        <w:tab/>
-      </w:r>
-      <w:r>
-        <w:rPr>
-          <w:rFonts w:ascii="Arial Narrow" w:eastAsia="Arial Narrow" w:hAnsi="Arial Narrow" w:cs="Arial Narrow"/>
-          <w:b/>
-          <w:bCs/>
-          <w:sz w:val="16"/>
-          <w:szCs w:val="16"/>
-        </w:rPr>
-        <w:t xml:space="preserve">Artículo 26.-</w:t>
-      </w:r>
-      <w:r>
-        <w:rPr>
-          <w:rFonts w:ascii="Arial Narrow" w:eastAsia="Arial Narrow" w:hAnsi="Arial Narrow" w:cs="Arial Narrow"/>
-          <w:sz w:val="16"/>
-          <w:szCs w:val="16"/>
-        </w:rPr>
-        <w:t xml:space="preserve"> Una vez admitida a trámite la denuncia, se correrá traslado de la misma al denunciado, a fin de que éste presente su descargo. El plazo para la presentación del descargo será de cinco (5) días contados desde la notificación, vencido el cual, el Secretario Técnico declarará en rebeldía al denunciado que no lo hubiera presentado.</w:t>
-      </w:r>
-    </w:p>
-    <w:p>
-      <w:pPr>
-        <w:pStyle w:val="Textonotapie"/>
-        <w:ind w:left="567" w:hanging="567"/>
-        <w:jc w:val="both"/>
-        <w:rPr>
-          <w:rFonts w:ascii="Arial Narrow" w:eastAsia="Arial Narrow" w:hAnsi="Arial Narrow" w:cs="Arial Narrow"/>
-          <w:sz w:val="16"/>
-          <w:szCs w:val="16"/>
-        </w:rPr>
-      </w:pPr>
-    </w:p>
-  </w:footnote>
-  <w:footnote w:id="18">
-    <w:p>
-      <w:pPr>
-        <w:pStyle w:val="Textonotapie"/>
-        <w:ind w:left="567" w:hanging="567"/>
-        <w:jc w:val="both"/>
-        <w:rPr>
-          <w:rFonts w:ascii="Arial Narrow" w:eastAsia="Arial Narrow" w:hAnsi="Arial Narrow" w:cs="Arial Narrow"/>
-          <w:sz w:val="16"/>
-          <w:szCs w:val="16"/>
-        </w:rPr>
-      </w:pPr>
-      <w:r>
-        <w:rPr>
-          <w:rStyle w:val="Refdenotaalpie"/>
-          <w:rFonts w:ascii="Arial Narrow" w:eastAsia="Arial Narrow" w:hAnsi="Arial Narrow" w:cs="Arial Narrow"/>
-          <w:sz w:val="16"/>
-          <w:szCs w:val="16"/>
-          <w:vertAlign w:val="superscript"/>
-        </w:rPr>
-        <w:footnoteRef/>
-      </w:r>
-      <w:r>
-        <w:rPr>
-          <w:rFonts w:ascii="Arial Narrow" w:eastAsia="Arial Narrow" w:hAnsi="Arial Narrow" w:cs="Arial Narrow"/>
-          <w:sz w:val="16"/>
-          <w:szCs w:val="16"/>
-        </w:rPr>
-        <w:tab/>
-      </w:r>
-      <w:r>
-        <w:rPr>
-          <w:rFonts w:ascii="Arial Narrow" w:eastAsia="Arial Narrow" w:hAnsi="Arial Narrow" w:cs="Arial Narrow"/>
-          <w:b/>
-          <w:bCs/>
-          <w:sz w:val="16"/>
-          <w:szCs w:val="16"/>
-        </w:rPr>
-        <w:t xml:space="preserve">DECRETO SUPREMO 006-2026-JUS, TEXTO ÚNICO ORDENADO DE LA LEY 27444, LEY DEL PROCEDIMIENTO ADMINISTRATIVO GENERAL, publicado el 30 de abril de 2026</w:t>
-      </w:r>
-    </w:p>
-    <w:p>
-      <w:pPr>
-        <w:pStyle w:val="Textonotapie"/>
-        <w:ind w:left="567" w:hanging="567"/>
-        <w:jc w:val="both"/>
-        <w:rPr>
-          <w:rFonts w:ascii="Arial Narrow" w:eastAsia="Arial Narrow" w:hAnsi="Arial Narrow" w:cs="Arial Narrow"/>
-          <w:sz w:val="16"/>
-          <w:szCs w:val="16"/>
-        </w:rPr>
-      </w:pPr>
-      <w:r>
-        <w:rPr>
-          <w:rFonts w:ascii="Arial Narrow" w:eastAsia="Arial Narrow" w:hAnsi="Arial Narrow" w:cs="Arial Narrow"/>
-          <w:sz w:val="16"/>
-          <w:szCs w:val="16"/>
-        </w:rPr>
-        <w:tab/>
-      </w:r>
-      <w:r>
-        <w:rPr>
-          <w:rFonts w:ascii="Arial Narrow" w:eastAsia="Arial Narrow" w:hAnsi="Arial Narrow" w:cs="Arial Narrow"/>
-          <w:b/>
-          <w:bCs/>
-          <w:sz w:val="16"/>
-          <w:szCs w:val="16"/>
-        </w:rPr>
-        <w:t xml:space="preserve">Artículo 223.- Contestación de la reclamación</w:t>
-      </w:r>
-    </w:p>
-    <w:p>
-      <w:pPr>
-        <w:pStyle w:val="Textonotapie"/>
-        <w:ind w:left="567" w:hanging="567"/>
-        <w:jc w:val="both"/>
-        <w:rPr>
-          <w:rFonts w:ascii="Arial Narrow" w:eastAsia="Arial Narrow" w:hAnsi="Arial Narrow" w:cs="Arial Narrow"/>
-          <w:sz w:val="16"/>
-          <w:szCs w:val="16"/>
-        </w:rPr>
-      </w:pPr>
-      <w:r>
-        <w:rPr>
-          <w:rFonts w:ascii="Arial Narrow" w:eastAsia="Arial Narrow" w:hAnsi="Arial Narrow" w:cs="Arial Narrow"/>
-          <w:sz w:val="16"/>
-          <w:szCs w:val="16"/>
-        </w:rPr>
-        <w:tab/>
-      </w:r>
-      <w:r>
-        <w:rPr>
-          <w:rFonts w:ascii="Arial Narrow" w:eastAsia="Arial Narrow" w:hAnsi="Arial Narrow" w:cs="Arial Narrow"/>
-          <w:sz w:val="16"/>
-          <w:szCs w:val="16"/>
-        </w:rPr>
-        <w:t xml:space="preserve">223.1 El reclamado deberá presentar la contestación de la reclamación dentro de los quince (15) días posteriores a la notificación de ésta; vencido este plazo, la Administración declarará en rebeldía al reclamado que no la hubiera presentado. La contestación deberá contener los requisitos de los escritos previstos en el artículo 113 de la presente Ley, así como la absolución de todos los asuntos controvertidos de hecho y de derecho, Las alegaciones y los hechos relevantes de la reclamación, salvo que hayan sido específicamente negadas en la contestación, se tendrán por aceptadas o merituadas como ciertas.</w:t>
-      </w:r>
-    </w:p>
-    <w:p>
-      <w:pPr>
-        <w:pStyle w:val="Textonotapie"/>
-        <w:ind w:left="567" w:hanging="567"/>
-        <w:jc w:val="both"/>
-        <w:rPr>
-          <w:rFonts w:ascii="Arial Narrow" w:eastAsia="Arial Narrow" w:hAnsi="Arial Narrow" w:cs="Arial Narrow"/>
-          <w:sz w:val="16"/>
-          <w:szCs w:val="16"/>
-        </w:rPr>
-      </w:pPr>
-    </w:p>
-  </w:footnote>
-  <w:footnote w:id="12">
-    <w:p>
-      <w:pPr>
-        <w:spacing w:after="0" w:line="240" w:lineRule="auto"/>
-        <w:ind w:left="567" w:hanging="567"/>
-        <w:jc w:val="both"/>
-        <w:rPr>
-          <w:rFonts w:ascii="Arial Narrow" w:eastAsia="Arial Narrow" w:hAnsi="Arial Narrow" w:cs="Arial Narrow"/>
-          <w:sz w:val="16"/>
-          <w:szCs w:val="16"/>
-        </w:rPr>
-      </w:pPr>
-      <w:r>
-        <w:rPr>
-          <w:rStyle w:val="Refdenotaalpie"/>
-          <w:rFonts w:ascii="Arial Narrow" w:eastAsia="Arial Narrow" w:hAnsi="Arial Narrow" w:cs="Arial Narrow"/>
-          <w:sz w:val="16"/>
-          <w:szCs w:val="16"/>
-          <w:vertAlign w:val="superscript"/>
-        </w:rPr>
-        <w:footnoteRef/>
-      </w:r>
-      <w:r>
-        <w:rPr>
-          <w:rFonts w:ascii="Arial Narrow" w:eastAsia="Arial Narrow" w:hAnsi="Arial Narrow" w:cs="Arial Narrow"/>
-          <w:sz w:val="16"/>
-          <w:szCs w:val="16"/>
-          <w:vertAlign w:val="superscript"/>
-        </w:rPr>
-        <w:t xml:space="preserve"> </w:t>
-      </w:r>
-      <w:r>
-        <w:rPr>
-          <w:rFonts w:ascii="Arial Narrow" w:eastAsia="Arial Narrow" w:hAnsi="Arial Narrow" w:cs="Arial Narrow"/>
-          <w:sz w:val="16"/>
-          <w:szCs w:val="16"/>
-        </w:rPr>
-        <w:t xml:space="preserve"> </w:t>
-      </w:r>
-      <w:r>
-        <w:rPr>
-          <w:rFonts w:ascii="Arial Narrow" w:eastAsia="Arial Narrow" w:hAnsi="Arial Narrow" w:cs="Arial Narrow"/>
-          <w:sz w:val="16"/>
-          <w:szCs w:val="16"/>
-        </w:rPr>
-        <w:tab/>
-      </w:r>
-      <w:r>
-        <w:rPr>
-          <w:rFonts w:ascii="Arial Narrow" w:eastAsia="Arial Narrow" w:hAnsi="Arial Narrow" w:cs="Arial Narrow"/>
-          <w:b/>
-          <w:sz w:val="16"/>
-          <w:szCs w:val="16"/>
-        </w:rPr>
-        <w:t>LEY 29571, CÓDIGO DE PROTECCIÓN Y DEFENSA DEL CONSUMIDOR</w:t>
-      </w:r>
-      <w:r>
-        <w:rPr>
-          <w:rFonts w:ascii="Arial Narrow" w:eastAsia="Arial Narrow" w:hAnsi="Arial Narrow" w:cs="Arial Narrow"/>
-          <w:b/>
-          <w:bCs/>
-          <w:sz w:val="16"/>
-          <w:szCs w:val="16"/>
-        </w:rPr>
-        <w:t xml:space="preserve">, </w:t>
-      </w:r>
-      <w:r>
-        <w:rPr>
-          <w:rFonts w:ascii="Arial Narrow" w:eastAsia="Arial Narrow" w:hAnsi="Arial Narrow" w:cs="Arial Narrow"/>
-          <w:b/>
-          <w:sz w:val="16"/>
-          <w:szCs w:val="16"/>
-        </w:rPr>
-        <w:t>publicado el 2 de setiembre de 2010 y modificado por Decreto Legislativo 1308</w:t>
-      </w:r>
-    </w:p>
-    <w:p>
-      <w:pPr>
-        <w:spacing w:after="0" w:line="240" w:lineRule="auto"/>
-        <w:ind w:left="567" w:hanging="567"/>
-        <w:jc w:val="both"/>
-        <w:rPr>
-          <w:rFonts w:ascii="Arial Narrow" w:eastAsia="Arial Narrow" w:hAnsi="Arial Narrow" w:cs="Arial Narrow"/>
-          <w:b/>
-          <w:sz w:val="16"/>
-          <w:szCs w:val="16"/>
-        </w:rPr>
-      </w:pPr>
-      <w:r>
-        <w:rPr>
-          <w:rFonts w:ascii="Arial Narrow" w:eastAsia="Arial Narrow" w:hAnsi="Arial Narrow" w:cs="Arial Narrow"/>
-          <w:b/>
-          <w:sz w:val="16"/>
-          <w:szCs w:val="16"/>
-        </w:rPr>
-        <w:tab/>
-        <w:t>Artículo 110.- Sanciones administrativas</w:t>
-      </w:r>
-    </w:p>
-    <w:p>
-      <w:pPr>
-        <w:spacing w:after="0" w:line="240" w:lineRule="auto"/>
-        <w:ind w:left="567"/>
-        <w:jc w:val="both"/>
-        <w:rPr>
-          <w:rFonts w:ascii="Arial Narrow" w:eastAsia="Arial Narrow" w:hAnsi="Arial Narrow" w:cs="Arial Narrow"/>
-          <w:sz w:val="16"/>
-          <w:szCs w:val="16"/>
-        </w:rPr>
-      </w:pPr>
-      <w:r>
-        <w:rPr>
-          <w:rFonts w:ascii="Arial Narrow" w:eastAsia="Arial Narrow" w:hAnsi="Arial Narrow" w:cs="Arial Narrow"/>
-          <w:sz w:val="16"/>
-          <w:szCs w:val="16"/>
-        </w:rPr>
-        <w:t>El órgano resolutivo puede sancionar las infracciones administrativas a que se refiere el artículo 108 con amonestación y multas de hasta cuatrocientos cincuenta (450) Unidades Impositivas Tributarias (UIT), las cuales son calificadas de la siguiente manera:</w:t>
-      </w:r>
-    </w:p>
-    <w:p>
-      <w:pPr>
-        <w:numPr>
-          <w:ilvl w:val="0"/>
-          <w:numId w:val="2"/>
-        </w:numPr>
-        <w:spacing w:after="0" w:line="240" w:lineRule="auto"/>
-        <w:ind w:left="426" w:firstLine="141"/>
-        <w:jc w:val="both"/>
-        <w:rPr>
-          <w:rFonts w:ascii="Arial Narrow" w:eastAsia="Arial Narrow" w:hAnsi="Arial Narrow" w:cs="Arial Narrow"/>
-          <w:sz w:val="16"/>
-          <w:szCs w:val="16"/>
-        </w:rPr>
-      </w:pPr>
-      <w:r>
-        <w:rPr>
-          <w:rFonts w:ascii="Arial Narrow" w:eastAsia="Arial Narrow" w:hAnsi="Arial Narrow" w:cs="Arial Narrow"/>
-          <w:sz w:val="16"/>
-          <w:szCs w:val="16"/>
-        </w:rPr>
-        <w:t>Infracciones leves, con una amonestación o con una multa de hasta cincuenta (50) UIT.</w:t>
-      </w:r>
-    </w:p>
-    <w:p>
-      <w:pPr>
-        <w:numPr>
-          <w:ilvl w:val="0"/>
-          <w:numId w:val="2"/>
-        </w:numPr>
-        <w:spacing w:after="0" w:line="240" w:lineRule="auto"/>
-        <w:ind w:left="426" w:firstLine="141"/>
-        <w:jc w:val="both"/>
-        <w:rPr>
-          <w:rFonts w:ascii="Arial Narrow" w:eastAsia="Arial Narrow" w:hAnsi="Arial Narrow" w:cs="Arial Narrow"/>
-          <w:sz w:val="16"/>
-          <w:szCs w:val="16"/>
-        </w:rPr>
-      </w:pPr>
-      <w:r>
-        <w:rPr>
-          <w:rFonts w:ascii="Arial Narrow" w:eastAsia="Arial Narrow" w:hAnsi="Arial Narrow" w:cs="Arial Narrow"/>
-          <w:sz w:val="16"/>
-          <w:szCs w:val="16"/>
-        </w:rPr>
-        <w:t>Infracciones graves, con una multa de hasta ciento cincuenta (150) UIT.</w:t>
-      </w:r>
-    </w:p>
-    <w:p>
-      <w:pPr>
-        <w:numPr>
-          <w:ilvl w:val="0"/>
-          <w:numId w:val="2"/>
-        </w:numPr>
-        <w:spacing w:after="0" w:line="240" w:lineRule="auto"/>
-        <w:ind w:left="426" w:firstLine="141"/>
-        <w:jc w:val="both"/>
-        <w:rPr>
-          <w:rFonts w:ascii="Arial Narrow" w:eastAsia="Arial Narrow" w:hAnsi="Arial Narrow" w:cs="Arial Narrow"/>
-          <w:sz w:val="16"/>
-          <w:szCs w:val="16"/>
-        </w:rPr>
-      </w:pPr>
-      <w:r>
-        <w:rPr>
-          <w:rFonts w:ascii="Arial Narrow" w:eastAsia="Arial Narrow" w:hAnsi="Arial Narrow" w:cs="Arial Narrow"/>
-          <w:sz w:val="16"/>
-          <w:szCs w:val="16"/>
-        </w:rPr>
-        <w:t>Infracciones muy graves, con una multa de hasta cuatrocientos cincuenta (450) UIT.</w:t>
-      </w:r>
-    </w:p>
-    <w:p>
-      <w:pPr>
-        <w:spacing w:after="0" w:line="240" w:lineRule="auto"/>
-        <w:ind w:left="567"/>
-        <w:jc w:val="both"/>
-        <w:rPr>
-          <w:rFonts w:ascii="Arial Narrow" w:eastAsia="Arial Narrow" w:hAnsi="Arial Narrow" w:cs="Arial Narrow"/>
-          <w:sz w:val="16"/>
-          <w:szCs w:val="16"/>
-        </w:rPr>
-      </w:pPr>
-      <w:r>
-        <w:rPr>
-          <w:rFonts w:ascii="Arial Narrow" w:eastAsia="Arial Narrow" w:hAnsi="Arial Narrow" w:cs="Arial Narrow"/>
-          <w:sz w:val="16"/>
-          <w:szCs w:val="16"/>
-        </w:rPr>
-        <w:t>(…).</w:t>
-      </w:r>
-    </w:p>
-    <w:p>
-      <w:pPr>
-        <w:spacing w:after="0" w:line="240" w:lineRule="auto"/>
-        <w:ind w:left="567" w:hanging="567"/>
-        <w:jc w:val="both"/>
-        <w:rPr>
-          <w:rFonts w:ascii="Arial Narrow" w:eastAsia="Arial Narrow" w:hAnsi="Arial Narrow" w:cs="Arial Narrow"/>
-          <w:sz w:val="16"/>
-          <w:szCs w:val="16"/>
-        </w:rPr>
-      </w:pPr>
-    </w:p>
-  </w:footnote>
-  <w:footnote w:id="13">
-    <w:p>
-      <w:pPr>
-        <w:spacing w:after="0" w:line="240" w:lineRule="auto"/>
-        <w:ind w:left="567" w:hanging="567"/>
-        <w:jc w:val="both"/>
-        <w:rPr>
-          <w:rFonts w:ascii="Arial Narrow" w:eastAsia="Arial Narrow" w:hAnsi="Arial Narrow" w:cs="Arial Narrow"/>
-          <w:sz w:val="16"/>
-          <w:szCs w:val="16"/>
-        </w:rPr>
-      </w:pPr>
-      <w:r>
-        <w:rPr>
-          <w:rStyle w:val="Refdenotaalpie"/>
-          <w:rFonts w:ascii="Arial Narrow" w:eastAsia="Arial Narrow" w:hAnsi="Arial Narrow" w:cs="Arial Narrow"/>
-          <w:sz w:val="16"/>
-          <w:szCs w:val="16"/>
-          <w:vertAlign w:val="superscript"/>
-        </w:rPr>
-        <w:footnoteRef/>
-      </w:r>
-      <w:r>
-        <w:rPr>
-          <w:rFonts w:ascii="Arial Narrow" w:eastAsia="Arial Narrow" w:hAnsi="Arial Narrow" w:cs="Arial Narrow"/>
-          <w:sz w:val="16"/>
-          <w:szCs w:val="16"/>
-        </w:rPr>
-        <w:t xml:space="preserve"> </w:t>
-      </w:r>
-      <w:r>
-        <w:rPr>
-          <w:rFonts w:ascii="Arial Narrow" w:eastAsia="Arial Narrow" w:hAnsi="Arial Narrow" w:cs="Arial Narrow"/>
-          <w:sz w:val="16"/>
-          <w:szCs w:val="16"/>
-        </w:rPr>
-        <w:tab/>
-      </w:r>
-      <w:r>
-        <w:rPr>
-          <w:rFonts w:ascii="Arial Narrow" w:eastAsia="Arial Narrow" w:hAnsi="Arial Narrow" w:cs="Arial Narrow"/>
-          <w:b/>
-          <w:sz w:val="16"/>
-          <w:szCs w:val="16"/>
-        </w:rPr>
-        <w:t>Artículo 114.- Medidas correctivas</w:t>
-      </w:r>
-    </w:p>
-    <w:p>
-      <w:pPr>
-        <w:spacing w:after="0" w:line="240" w:lineRule="auto"/>
-        <w:ind w:left="567"/>
-        <w:jc w:val="both"/>
-        <w:rPr>
-          <w:rFonts w:ascii="Arial Narrow" w:eastAsia="Arial Narrow" w:hAnsi="Arial Narrow" w:cs="Arial Narrow"/>
-          <w:sz w:val="16"/>
-          <w:szCs w:val="16"/>
-        </w:rPr>
-      </w:pPr>
-      <w:r>
-        <w:rPr>
-          <w:rFonts w:ascii="Arial Narrow" w:eastAsia="Arial Narrow" w:hAnsi="Arial Narrow" w:cs="Arial Narrow"/>
-          <w:sz w:val="16"/>
-          <w:szCs w:val="16"/>
-        </w:rPr>
-        <w:t xml:space="preserve">Sin perjuicio de la sanción administrativa que corresponda al proveedor por una infracción al presente Código, el Indecopi puede dictar, en calidad de mandatos, medidas correctivas reparadoras y complementarias. </w:t>
-      </w:r>
-    </w:p>
-    <w:p>
-      <w:pPr>
-        <w:spacing w:after="0" w:line="240" w:lineRule="auto"/>
-        <w:ind w:left="567" w:hanging="567"/>
-        <w:jc w:val="both"/>
-        <w:rPr>
-          <w:rFonts w:ascii="Arial Narrow" w:eastAsia="Arial Narrow" w:hAnsi="Arial Narrow" w:cs="Arial Narrow"/>
-          <w:sz w:val="16"/>
-          <w:szCs w:val="16"/>
-        </w:rPr>
-      </w:pPr>
-      <w:r>
-        <w:rPr>
-          <w:rFonts w:ascii="Arial Narrow" w:eastAsia="Arial Narrow" w:hAnsi="Arial Narrow" w:cs="Arial Narrow"/>
-          <w:sz w:val="16"/>
-          <w:szCs w:val="16"/>
-        </w:rPr>
-        <w:tab/>
-        <w:t xml:space="preserve">Las medidas correctivas reparadoras pueden dictarse a pedido de parte o de oficio, siempre y cuando sean expresamente informadas sobre esa posibilidad en la notificación de cargo al proveedor por la autoridad encargada del procedimiento. </w:t>
-      </w:r>
-    </w:p>
-    <w:p>
-      <w:pPr>
-        <w:spacing w:after="0" w:line="240" w:lineRule="auto"/>
-        <w:ind w:left="567" w:hanging="567"/>
-        <w:jc w:val="both"/>
-        <w:rPr>
-          <w:rFonts w:ascii="Arial Narrow" w:eastAsia="Arial Narrow" w:hAnsi="Arial Narrow" w:cs="Arial Narrow"/>
-          <w:sz w:val="16"/>
-          <w:szCs w:val="16"/>
-        </w:rPr>
-      </w:pPr>
-      <w:r>
-        <w:rPr>
-          <w:rFonts w:ascii="Arial Narrow" w:eastAsia="Arial Narrow" w:hAnsi="Arial Narrow" w:cs="Arial Narrow"/>
-          <w:sz w:val="16"/>
-          <w:szCs w:val="16"/>
-        </w:rPr>
-        <w:tab/>
-        <w:t>Las medidas correctivas complementarias pueden dictarse de oficio o a pedido de parte.</w:t>
-      </w:r>
-    </w:p>
-    <w:p>
-      <w:pPr>
-        <w:spacing w:after="0" w:line="240" w:lineRule="auto"/>
-        <w:ind w:left="567" w:hanging="567"/>
-        <w:jc w:val="both"/>
-        <w:rPr>
-          <w:rFonts w:ascii="Arial Narrow" w:eastAsia="Arial Narrow" w:hAnsi="Arial Narrow" w:cs="Arial Narrow"/>
-          <w:sz w:val="16"/>
-          <w:szCs w:val="16"/>
-        </w:rPr>
-      </w:pPr>
-    </w:p>
-    <w:p>
-      <w:pPr>
-        <w:spacing w:after="0" w:line="240" w:lineRule="auto"/>
-        <w:ind w:left="567" w:hanging="567"/>
-        <w:jc w:val="both"/>
-        <w:rPr>
-          <w:rFonts w:ascii="Arial Narrow" w:eastAsia="Arial Narrow" w:hAnsi="Arial Narrow" w:cs="Arial Narrow"/>
-          <w:sz w:val="16"/>
-          <w:szCs w:val="16"/>
-        </w:rPr>
-      </w:pPr>
-      <w:r>
-        <w:rPr>
-          <w:rFonts w:ascii="Arial Narrow" w:eastAsia="Arial Narrow" w:hAnsi="Arial Narrow" w:cs="Arial Narrow"/>
-          <w:b/>
-          <w:sz w:val="16"/>
-          <w:szCs w:val="16"/>
-        </w:rPr>
-        <w:tab/>
-        <w:t>Artículo 115.- Medidas correctivas reparadoras</w:t>
-      </w:r>
-    </w:p>
-    <w:p>
-      <w:pPr>
-        <w:spacing w:after="0" w:line="240" w:lineRule="auto"/>
-        <w:ind w:left="567" w:hanging="283"/>
-        <w:jc w:val="both"/>
-        <w:rPr>
-          <w:rFonts w:ascii="Arial Narrow" w:eastAsia="Arial Narrow" w:hAnsi="Arial Narrow" w:cs="Arial Narrow"/>
-          <w:sz w:val="16"/>
-          <w:szCs w:val="16"/>
-        </w:rPr>
-      </w:pPr>
-      <w:r>
-        <w:rPr>
-          <w:rFonts w:ascii="Arial Narrow" w:eastAsia="Arial Narrow" w:hAnsi="Arial Narrow" w:cs="Arial Narrow"/>
-          <w:sz w:val="16"/>
-          <w:szCs w:val="16"/>
-        </w:rPr>
-        <w:tab/>
-        <w:t>115.1 Las medidas correctivas reparadoras tienen el objeto de resarcir las consecuencias patrimoniales directas e inmediatas ocasionadas al consumidor por la infracción administrativa a su estado anterior. En caso el órgano resolutivo dicte una o varias medidas correctivas, debe considerar lo acordado por las partes durante la relación de consumo. Las medidas correctivas reparadoras pueden consistir en ordenar al proveedor infractor lo siguiente:</w:t>
-      </w:r>
-    </w:p>
-    <w:p>
-      <w:pPr>
-        <w:numPr>
-          <w:ilvl w:val="0"/>
-          <w:numId w:val="1"/>
-        </w:numPr>
-        <w:spacing w:after="0" w:line="240" w:lineRule="auto"/>
-        <w:ind w:left="567" w:firstLine="0"/>
-        <w:jc w:val="both"/>
-        <w:rPr>
-          <w:rFonts w:ascii="Arial Narrow" w:eastAsia="Arial Narrow" w:hAnsi="Arial Narrow" w:cs="Arial Narrow"/>
-          <w:sz w:val="16"/>
-          <w:szCs w:val="16"/>
-        </w:rPr>
-      </w:pPr>
-      <w:r>
-        <w:rPr>
-          <w:rFonts w:ascii="Arial Narrow" w:eastAsia="Arial Narrow" w:hAnsi="Arial Narrow" w:cs="Arial Narrow"/>
-          <w:sz w:val="16"/>
-          <w:szCs w:val="16"/>
-        </w:rPr>
-        <w:t>Reparar productos.</w:t>
-      </w:r>
-    </w:p>
-    <w:p>
-      <w:pPr>
-        <w:numPr>
-          <w:ilvl w:val="0"/>
-          <w:numId w:val="1"/>
-        </w:numPr>
-        <w:spacing w:after="0" w:line="240" w:lineRule="auto"/>
-        <w:ind w:left="567" w:firstLine="0"/>
-        <w:jc w:val="both"/>
-        <w:rPr>
-          <w:rFonts w:ascii="Arial Narrow" w:eastAsia="Arial Narrow" w:hAnsi="Arial Narrow" w:cs="Arial Narrow"/>
-          <w:sz w:val="16"/>
-          <w:szCs w:val="16"/>
-        </w:rPr>
-      </w:pPr>
-      <w:r>
-        <w:rPr>
-          <w:rFonts w:ascii="Arial Narrow" w:eastAsia="Arial Narrow" w:hAnsi="Arial Narrow" w:cs="Arial Narrow"/>
-          <w:sz w:val="16"/>
-          <w:szCs w:val="16"/>
-        </w:rPr>
-        <w:t>Cambiar productos por otros de idénticas o similares características, cuando la reparación no sea posible o no resulte razonable según las circunstancias.</w:t>
-      </w:r>
-    </w:p>
-    <w:p>
-      <w:pPr>
-        <w:numPr>
-          <w:ilvl w:val="0"/>
-          <w:numId w:val="1"/>
-        </w:numPr>
-        <w:spacing w:after="0" w:line="240" w:lineRule="auto"/>
-        <w:ind w:left="567" w:firstLine="0"/>
-        <w:jc w:val="both"/>
-        <w:rPr>
-          <w:rFonts w:ascii="Arial Narrow" w:eastAsia="Arial Narrow" w:hAnsi="Arial Narrow" w:cs="Arial Narrow"/>
-          <w:sz w:val="16"/>
-          <w:szCs w:val="16"/>
-        </w:rPr>
-      </w:pPr>
-      <w:r>
-        <w:rPr>
-          <w:rFonts w:ascii="Arial Narrow" w:eastAsia="Arial Narrow" w:hAnsi="Arial Narrow" w:cs="Arial Narrow"/>
-          <w:sz w:val="16"/>
-          <w:szCs w:val="16"/>
-        </w:rPr>
-        <w:t>Entregar un producto de idénticas características o, cuando esto no resulte posible, de similares características, en los supuestos de pérdida o deterioro atribuible al proveedor y siempre que exista interés del consumidor.</w:t>
-      </w:r>
-    </w:p>
-    <w:p>
-      <w:pPr>
-        <w:numPr>
-          <w:ilvl w:val="0"/>
-          <w:numId w:val="1"/>
-        </w:numPr>
-        <w:spacing w:after="0" w:line="240" w:lineRule="auto"/>
-        <w:ind w:left="567" w:firstLine="0"/>
-        <w:jc w:val="both"/>
-        <w:rPr>
-          <w:rFonts w:ascii="Arial Narrow" w:eastAsia="Arial Narrow" w:hAnsi="Arial Narrow" w:cs="Arial Narrow"/>
-          <w:sz w:val="16"/>
-          <w:szCs w:val="16"/>
-        </w:rPr>
-      </w:pPr>
-      <w:r>
-        <w:rPr>
-          <w:rFonts w:ascii="Arial Narrow" w:eastAsia="Arial Narrow" w:hAnsi="Arial Narrow" w:cs="Arial Narrow"/>
-          <w:sz w:val="16"/>
-          <w:szCs w:val="16"/>
-        </w:rPr>
-        <w:t>Cumplir con ejecutar la prestación u obligación asumida; y si esto no resulte posible o no sea razonable, otra de efectos equivalentes, incluyendo prestaciones dinerarias.</w:t>
-      </w:r>
-    </w:p>
-    <w:p>
-      <w:pPr>
-        <w:numPr>
-          <w:ilvl w:val="0"/>
-          <w:numId w:val="1"/>
-        </w:numPr>
-        <w:spacing w:after="0" w:line="240" w:lineRule="auto"/>
-        <w:ind w:left="567" w:firstLine="0"/>
-        <w:jc w:val="both"/>
-        <w:rPr>
-          <w:rFonts w:ascii="Arial Narrow" w:eastAsia="Arial Narrow" w:hAnsi="Arial Narrow" w:cs="Arial Narrow"/>
-          <w:sz w:val="16"/>
-          <w:szCs w:val="16"/>
-        </w:rPr>
-      </w:pPr>
-      <w:r>
-        <w:rPr>
-          <w:rFonts w:ascii="Arial Narrow" w:eastAsia="Arial Narrow" w:hAnsi="Arial Narrow" w:cs="Arial Narrow"/>
-          <w:sz w:val="16"/>
-          <w:szCs w:val="16"/>
-        </w:rPr>
-        <w:t>Cumplir con ejecutar otras prestaciones u obligaciones legales o convencionales a su cargo.</w:t>
-      </w:r>
-    </w:p>
-    <w:p>
-      <w:pPr>
-        <w:numPr>
-          <w:ilvl w:val="0"/>
-          <w:numId w:val="1"/>
-        </w:numPr>
-        <w:spacing w:after="0" w:line="240" w:lineRule="auto"/>
-        <w:ind w:left="567" w:firstLine="0"/>
-        <w:jc w:val="both"/>
-        <w:rPr>
-          <w:rFonts w:ascii="Arial Narrow" w:eastAsia="Arial Narrow" w:hAnsi="Arial Narrow" w:cs="Arial Narrow"/>
-          <w:sz w:val="16"/>
-          <w:szCs w:val="16"/>
-        </w:rPr>
-      </w:pPr>
-      <w:r>
-        <w:rPr>
-          <w:rFonts w:ascii="Arial Narrow" w:eastAsia="Arial Narrow" w:hAnsi="Arial Narrow" w:cs="Arial Narrow"/>
-          <w:sz w:val="16"/>
-          <w:szCs w:val="16"/>
-        </w:rPr>
-        <w:t>Devolver la contraprestación pagada por el consumidor, más los intereses legales correspondientes, cuando la reparación, reposición, o cumplimiento de la prestación u obligación, según sea el caso, no resulte posible o no sea razonable según las circunstancias.</w:t>
-      </w:r>
-    </w:p>
-    <w:p>
-      <w:pPr>
-        <w:numPr>
-          <w:ilvl w:val="0"/>
-          <w:numId w:val="1"/>
-        </w:numPr>
-        <w:spacing w:after="0" w:line="240" w:lineRule="auto"/>
-        <w:ind w:left="567" w:firstLine="0"/>
-        <w:jc w:val="both"/>
-        <w:rPr>
-          <w:rFonts w:ascii="Arial Narrow" w:eastAsia="Arial Narrow" w:hAnsi="Arial Narrow" w:cs="Arial Narrow"/>
-          <w:sz w:val="16"/>
-          <w:szCs w:val="16"/>
-        </w:rPr>
-      </w:pPr>
-      <w:r>
-        <w:rPr>
-          <w:rFonts w:ascii="Arial Narrow" w:eastAsia="Arial Narrow" w:hAnsi="Arial Narrow" w:cs="Arial Narrow"/>
-          <w:sz w:val="16"/>
-          <w:szCs w:val="16"/>
-        </w:rPr>
-        <w:t>En los supuestos de pagos indebidos o en exceso, devolver estos montos, más los intereses correspondientes.</w:t>
-      </w:r>
-    </w:p>
-    <w:p>
-      <w:pPr>
-        <w:pStyle w:val="Sinespaciado"/>
-        <w:ind w:firstLine="567"/>
-        <w:jc w:val="both"/>
-        <w:rPr>
-          <w:rFonts w:ascii="Arial Narrow" w:eastAsia="Arial Narrow" w:hAnsi="Arial Narrow" w:cs="Arial Narrow"/>
-          <w:sz w:val="16"/>
-          <w:szCs w:val="16"/>
-        </w:rPr>
-      </w:pPr>
-      <w:r>
-        <w:rPr>
-          <w:rFonts w:ascii="Arial Narrow" w:eastAsia="Arial Narrow" w:hAnsi="Arial Narrow" w:cs="Arial Narrow"/>
-          <w:sz w:val="16"/>
-          <w:szCs w:val="16"/>
-        </w:rPr>
-        <w:t>Pagar los gastos incurridos por el consumidor para mitigar las consecuencias de la infracción administrativa.</w:t>
-      </w:r>
-    </w:p>
-    <w:p>
-      <w:pPr>
-        <w:pStyle w:val="Sinespaciado"/>
-        <w:ind w:firstLine="567"/>
-        <w:jc w:val="both"/>
-        <w:rPr>
-          <w:rFonts w:ascii="Arial Narrow" w:eastAsia="Arial Narrow" w:hAnsi="Arial Narrow" w:cs="Arial Narrow"/>
-          <w:sz w:val="16"/>
-          <w:szCs w:val="16"/>
-        </w:rPr>
-      </w:pPr>
-      <w:r>
-        <w:rPr>
-          <w:rFonts w:ascii="Arial Narrow" w:eastAsia="Arial Narrow" w:hAnsi="Arial Narrow" w:cs="Arial Narrow"/>
-          <w:sz w:val="16"/>
-          <w:szCs w:val="16"/>
-        </w:rPr>
-        <w:t>Otras medidas reparadoras análogas de efectos equivalentes a las anteriores.</w:t>
-      </w:r>
-    </w:p>
-    <w:p>
-      <w:pPr>
-        <w:pStyle w:val="Sinespaciado"/>
-        <w:ind w:left="567"/>
-        <w:jc w:val="both"/>
-        <w:rPr>
-          <w:rFonts w:ascii="Arial Narrow" w:eastAsia="Arial Narrow" w:hAnsi="Arial Narrow" w:cs="Arial Narrow"/>
-          <w:sz w:val="16"/>
-          <w:szCs w:val="16"/>
-        </w:rPr>
-      </w:pPr>
-      <w:r>
-        <w:rPr>
-          <w:rFonts w:ascii="Arial Narrow" w:eastAsia="Arial Narrow" w:hAnsi="Arial Narrow" w:cs="Arial Narrow"/>
-          <w:sz w:val="16"/>
-          <w:szCs w:val="16"/>
-        </w:rPr>
-        <w:t xml:space="preserve">115.2 Las medidas correctivas reparadoras no pueden ser solicitadas de manera acumulativa conjunta, pudiendo plantearse de manera alternativa o subsidiaria, con excepción de la medida correctiva señalada en el literal h) que puede solicitarse </w:t>
-      </w:r>
-      <w:proofErr w:type="gramStart"/>
-      <w:r>
-        <w:rPr>
-          <w:rFonts w:ascii="Arial Narrow" w:eastAsia="Arial Narrow" w:hAnsi="Arial Narrow" w:cs="Arial Narrow"/>
-          <w:sz w:val="16"/>
-          <w:szCs w:val="16"/>
-        </w:rPr>
-        <w:t>conjuntamente con</w:t>
-      </w:r>
-      <w:proofErr w:type="gramEnd"/>
-      <w:r>
-        <w:rPr>
-          <w:rFonts w:ascii="Arial Narrow" w:eastAsia="Arial Narrow" w:hAnsi="Arial Narrow" w:cs="Arial Narrow"/>
-          <w:sz w:val="16"/>
-          <w:szCs w:val="16"/>
-        </w:rPr>
-        <w:t xml:space="preserve"> otra medida correctiva. Cuando los órganos competentes del Indecopi se pronuncian respecto de una medida correctiva reparadora, aplican el principio de congruencia procesal.</w:t>
-      </w:r>
-    </w:p>
-    <w:p>
-      <w:pPr>
-        <w:spacing w:after="0" w:line="240" w:lineRule="auto"/>
-        <w:ind w:left="567"/>
-        <w:jc w:val="both"/>
-        <w:rPr>
-          <w:rFonts w:ascii="Arial Narrow" w:eastAsia="Arial Narrow" w:hAnsi="Arial Narrow" w:cs="Arial Narrow"/>
-          <w:sz w:val="16"/>
-          <w:szCs w:val="16"/>
-        </w:rPr>
-      </w:pPr>
-      <w:r>
-        <w:rPr>
-          <w:rFonts w:ascii="Arial Narrow" w:eastAsia="Arial Narrow" w:hAnsi="Arial Narrow" w:cs="Arial Narrow"/>
-          <w:sz w:val="16"/>
-          <w:szCs w:val="16"/>
-        </w:rPr>
-        <w:t>115.3 Las medidas correctivas reparadoras pueden solicitarse en cualquier momento hasta antes de la notificación de cargo al proveedor, sin perjuicio de la facultad de secretaría técnica de la comisión de requerir al consumidor que precise la medida correctiva materia de solicitud. El consumidor puede variar su solicitud de medida correctiva hasta antes de la decisión de primera instancia, en cuyo caso se confiere traslado al proveedor para que formule su descargo.</w:t>
-      </w:r>
-    </w:p>
-    <w:p>
-      <w:pPr>
-        <w:spacing w:after="0" w:line="240" w:lineRule="auto"/>
-        <w:ind w:left="567"/>
-        <w:jc w:val="both"/>
-        <w:rPr>
-          <w:rFonts w:ascii="Arial Narrow" w:eastAsia="Arial Narrow" w:hAnsi="Arial Narrow" w:cs="Arial Narrow"/>
-          <w:sz w:val="16"/>
-          <w:szCs w:val="16"/>
-        </w:rPr>
-      </w:pPr>
-      <w:r>
-        <w:rPr>
-          <w:rFonts w:ascii="Arial Narrow" w:eastAsia="Arial Narrow" w:hAnsi="Arial Narrow" w:cs="Arial Narrow"/>
-          <w:sz w:val="16"/>
-          <w:szCs w:val="16"/>
-        </w:rPr>
-        <w:t>115.4 Corresponde al consumidor que solicita el dictado de la medida correctiva reparadora probar las consecuencias patrimoniales directas e inmediatas causadas por la comisión de la infracción administrativa.</w:t>
-      </w:r>
-    </w:p>
-    <w:p>
-      <w:pPr>
-        <w:spacing w:after="0" w:line="240" w:lineRule="auto"/>
-        <w:ind w:left="567"/>
-        <w:jc w:val="both"/>
-        <w:rPr>
-          <w:rFonts w:ascii="Arial Narrow" w:eastAsia="Arial Narrow" w:hAnsi="Arial Narrow" w:cs="Arial Narrow"/>
-          <w:sz w:val="16"/>
-          <w:szCs w:val="16"/>
-        </w:rPr>
-      </w:pPr>
-      <w:r>
-        <w:rPr>
-          <w:rFonts w:ascii="Arial Narrow" w:eastAsia="Arial Narrow" w:hAnsi="Arial Narrow" w:cs="Arial Narrow"/>
-          <w:sz w:val="16"/>
-          <w:szCs w:val="16"/>
-        </w:rPr>
-        <w:t>115.5 Los bienes o montos objeto de medidas correctivas reparadoras son entregados por el proveedor directamente al consumidor que los reclama, salvo mandato distinto contenido en la resolución. Aquellos bienes o montos materia de una medida correctiva reparadora, que por algún motivo se encuentran en posesión del Indecopi y deban ser entregados a los consumidores beneficiados, son puestos a disposición de estos.</w:t>
-      </w:r>
-    </w:p>
-    <w:p>
-      <w:pPr>
-        <w:spacing w:after="0" w:line="240" w:lineRule="auto"/>
-        <w:ind w:left="567"/>
-        <w:jc w:val="both"/>
-        <w:rPr>
-          <w:rFonts w:ascii="Arial Narrow" w:eastAsia="Arial Narrow" w:hAnsi="Arial Narrow" w:cs="Arial Narrow"/>
-          <w:sz w:val="16"/>
-          <w:szCs w:val="16"/>
-        </w:rPr>
-      </w:pPr>
-      <w:r>
-        <w:rPr>
-          <w:rFonts w:ascii="Arial Narrow" w:eastAsia="Arial Narrow" w:hAnsi="Arial Narrow" w:cs="Arial Narrow"/>
-          <w:sz w:val="16"/>
-          <w:szCs w:val="16"/>
-        </w:rPr>
-        <w:t>115.6 El extremo de la resolución final que ordena el cumplimiento de una medida correctiva reparadora a favor del consumidor constituye título ejecutivo conforme con lo dispuesto en el artículo 688 del Código Procesal Civil, una vez que quedan consentidas o causan estado en la vía administrativa. La legitimidad para obrar en los procesos civiles de ejecución corresponde a los consumidores beneficiados con la medida correctiva reparadora.</w:t>
-      </w:r>
-    </w:p>
-    <w:p>
-      <w:pPr>
-        <w:spacing w:after="0" w:line="240" w:lineRule="auto"/>
-        <w:ind w:left="567"/>
-        <w:jc w:val="both"/>
-        <w:rPr>
-          <w:rFonts w:ascii="Arial Narrow" w:eastAsia="Arial Narrow" w:hAnsi="Arial Narrow" w:cs="Arial Narrow"/>
-          <w:sz w:val="16"/>
-          <w:szCs w:val="16"/>
-        </w:rPr>
-      </w:pPr>
-      <w:r>
-        <w:rPr>
-          <w:rFonts w:ascii="Arial Narrow" w:eastAsia="Arial Narrow" w:hAnsi="Arial Narrow" w:cs="Arial Narrow"/>
-          <w:sz w:val="16"/>
-          <w:szCs w:val="16"/>
-        </w:rPr>
-        <w:t>115.7 Las medidas correctivas reparadoras como mandatos dirigidos a resarcir las consecuencias patrimoniales directas e inmediatas originadas por la infracción buscan corregir la conducta infractora y no tienen naturaleza indemnizatoria; son dictadas sin perjuicio de la indemnización por los daños y perjuicios que el consumidor puede solicitar en la vía judicial o arbitral correspondiente. No obstante, se descuenta de la indemnización patrimonial aquella satisfacción patrimonial deducible que el consumidor haya recibido a consecuencia del dictado de una medida correctiva reparadora en sede administrativa.</w:t>
-      </w:r>
-    </w:p>
-    <w:p>
-      <w:pPr>
-        <w:spacing w:after="0" w:line="240" w:lineRule="auto"/>
-        <w:ind w:left="567"/>
-        <w:jc w:val="both"/>
-        <w:rPr>
-          <w:rFonts w:ascii="Arial Narrow" w:eastAsia="Arial Narrow" w:hAnsi="Arial Narrow" w:cs="Arial Narrow"/>
-          <w:sz w:val="16"/>
-          <w:szCs w:val="16"/>
-        </w:rPr>
-      </w:pPr>
-    </w:p>
-    <w:p>
-      <w:pPr>
-        <w:spacing w:after="0" w:line="240" w:lineRule="auto"/>
-        <w:ind w:left="567"/>
-        <w:jc w:val="both"/>
-        <w:rPr>
-          <w:rFonts w:ascii="Arial Narrow" w:eastAsia="Arial Narrow" w:hAnsi="Arial Narrow" w:cs="Arial Narrow"/>
-          <w:b/>
-          <w:bCs/>
-          <w:sz w:val="16"/>
-          <w:szCs w:val="16"/>
-        </w:rPr>
-      </w:pPr>
-      <w:r>
-        <w:rPr>
-          <w:rFonts w:ascii="Arial Narrow" w:eastAsia="Arial Narrow" w:hAnsi="Arial Narrow" w:cs="Arial Narrow"/>
-          <w:b/>
-          <w:bCs/>
-          <w:sz w:val="16"/>
-          <w:szCs w:val="16"/>
-        </w:rPr>
-        <w:t>Artículo 116.- Medidas correctivas complementarias</w:t>
-      </w:r>
-    </w:p>
-    <w:p>
-      <w:pPr>
-        <w:spacing w:after="0" w:line="240" w:lineRule="auto"/>
-        <w:ind w:left="567"/>
-        <w:jc w:val="both"/>
-        <w:rPr>
-          <w:rFonts w:ascii="Arial Narrow" w:eastAsia="Arial Narrow" w:hAnsi="Arial Narrow" w:cs="Arial Narrow"/>
-          <w:sz w:val="16"/>
-          <w:szCs w:val="16"/>
-        </w:rPr>
-      </w:pPr>
-      <w:r>
-        <w:rPr>
-          <w:rFonts w:ascii="Arial Narrow" w:eastAsia="Arial Narrow" w:hAnsi="Arial Narrow" w:cs="Arial Narrow"/>
-          <w:sz w:val="16"/>
-          <w:szCs w:val="16"/>
-        </w:rPr>
-        <w:t xml:space="preserve">Las medidas correctivas complementarias tienen el objeto de revertir los efectos de la conducta infractora o evitar que esta se produzca nuevamente en el futuro y pueden ser, entre otras, las siguientes: </w:t>
-      </w:r>
-    </w:p>
-    <w:p>
-      <w:pPr>
-        <w:spacing w:after="0" w:line="240" w:lineRule="auto"/>
-        <w:ind w:left="567"/>
-        <w:jc w:val="both"/>
-        <w:rPr>
-          <w:rFonts w:ascii="Arial Narrow" w:eastAsia="Arial Narrow" w:hAnsi="Arial Narrow" w:cs="Arial Narrow"/>
-          <w:sz w:val="16"/>
-          <w:szCs w:val="16"/>
-        </w:rPr>
-      </w:pPr>
-      <w:r>
-        <w:rPr>
-          <w:rFonts w:ascii="Arial Narrow" w:eastAsia="Arial Narrow" w:hAnsi="Arial Narrow" w:cs="Arial Narrow"/>
-          <w:sz w:val="16"/>
-          <w:szCs w:val="16"/>
-        </w:rPr>
-        <w:t xml:space="preserve">a. Que el proveedor cumpla con atender la solicitud de información requerida por el consumidor, siempre que dicho requerimiento guarde relación con el producto adquirido o servicio contratado. </w:t>
-      </w:r>
-    </w:p>
-    <w:p>
-      <w:pPr>
-        <w:spacing w:after="0" w:line="240" w:lineRule="auto"/>
-        <w:ind w:left="567"/>
-        <w:jc w:val="both"/>
-        <w:rPr>
-          <w:rFonts w:ascii="Arial Narrow" w:eastAsia="Arial Narrow" w:hAnsi="Arial Narrow" w:cs="Arial Narrow"/>
-          <w:sz w:val="16"/>
-          <w:szCs w:val="16"/>
-        </w:rPr>
-      </w:pPr>
-      <w:r>
-        <w:rPr>
-          <w:rFonts w:ascii="Arial Narrow" w:eastAsia="Arial Narrow" w:hAnsi="Arial Narrow" w:cs="Arial Narrow"/>
-          <w:sz w:val="16"/>
-          <w:szCs w:val="16"/>
-        </w:rPr>
-        <w:t xml:space="preserve">b. Declarar inexigibles las cláusulas que han sido identificadas como abusivas en el procedimiento. </w:t>
-      </w:r>
-    </w:p>
-    <w:p>
-      <w:pPr>
-        <w:spacing w:after="0" w:line="240" w:lineRule="auto"/>
-        <w:ind w:left="567"/>
-        <w:jc w:val="both"/>
-        <w:rPr>
-          <w:rFonts w:ascii="Arial Narrow" w:eastAsia="Arial Narrow" w:hAnsi="Arial Narrow" w:cs="Arial Narrow"/>
-          <w:sz w:val="16"/>
-          <w:szCs w:val="16"/>
-        </w:rPr>
-      </w:pPr>
-      <w:r>
-        <w:rPr>
-          <w:rFonts w:ascii="Arial Narrow" w:eastAsia="Arial Narrow" w:hAnsi="Arial Narrow" w:cs="Arial Narrow"/>
-          <w:sz w:val="16"/>
-          <w:szCs w:val="16"/>
-        </w:rPr>
-        <w:t xml:space="preserve">c. El decomiso y destrucción de la mercadería, envases, envolturas o etiquetas. </w:t>
-      </w:r>
-    </w:p>
-    <w:p>
-      <w:pPr>
-        <w:spacing w:after="0" w:line="240" w:lineRule="auto"/>
-        <w:ind w:left="567"/>
-        <w:jc w:val="both"/>
-        <w:rPr>
-          <w:rFonts w:ascii="Arial Narrow" w:eastAsia="Arial Narrow" w:hAnsi="Arial Narrow" w:cs="Arial Narrow"/>
-          <w:sz w:val="16"/>
-          <w:szCs w:val="16"/>
-        </w:rPr>
-      </w:pPr>
-      <w:r>
-        <w:rPr>
-          <w:rFonts w:ascii="Arial Narrow" w:eastAsia="Arial Narrow" w:hAnsi="Arial Narrow" w:cs="Arial Narrow"/>
-          <w:sz w:val="16"/>
-          <w:szCs w:val="16"/>
-        </w:rPr>
-        <w:t xml:space="preserve">d. En caso de infracciones muy graves y de reincidencia o </w:t>
-      </w:r>
-      <w:proofErr w:type="spellStart"/>
-      <w:r>
-        <w:rPr>
-          <w:rFonts w:ascii="Arial Narrow" w:eastAsia="Arial Narrow" w:hAnsi="Arial Narrow" w:cs="Arial Narrow"/>
-          <w:sz w:val="16"/>
-          <w:szCs w:val="16"/>
-        </w:rPr>
-        <w:t>reiterancia</w:t>
-      </w:r>
-      <w:proofErr w:type="spellEnd"/>
-      <w:r>
-        <w:rPr>
-          <w:rFonts w:ascii="Arial Narrow" w:eastAsia="Arial Narrow" w:hAnsi="Arial Narrow" w:cs="Arial Narrow"/>
-          <w:sz w:val="16"/>
-          <w:szCs w:val="16"/>
-        </w:rPr>
-        <w:t xml:space="preserve">: </w:t>
-      </w:r>
-    </w:p>
-    <w:p>
-      <w:pPr>
-        <w:spacing w:after="0" w:line="240" w:lineRule="auto"/>
-        <w:ind w:left="567"/>
-        <w:jc w:val="both"/>
-        <w:rPr>
-          <w:rFonts w:ascii="Arial Narrow" w:eastAsia="Arial Narrow" w:hAnsi="Arial Narrow" w:cs="Arial Narrow"/>
-          <w:sz w:val="16"/>
-          <w:szCs w:val="16"/>
-        </w:rPr>
-      </w:pPr>
-      <w:r>
-        <w:rPr>
-          <w:rFonts w:ascii="Arial Narrow" w:eastAsia="Arial Narrow" w:hAnsi="Arial Narrow" w:cs="Arial Narrow"/>
-          <w:sz w:val="16"/>
-          <w:szCs w:val="16"/>
-        </w:rPr>
-        <w:t xml:space="preserve">(i) Solicitar a la autoridad correspondiente la clausura temporal del establecimiento industrial, comercial o de servicios por un plazo máximo de seis (6) meses. </w:t>
-      </w:r>
-    </w:p>
-    <w:p>
-      <w:pPr>
-        <w:spacing w:after="0" w:line="240" w:lineRule="auto"/>
-        <w:ind w:left="567"/>
-        <w:jc w:val="both"/>
-        <w:rPr>
-          <w:rFonts w:ascii="Arial Narrow" w:eastAsia="Arial Narrow" w:hAnsi="Arial Narrow" w:cs="Arial Narrow"/>
-          <w:sz w:val="16"/>
-          <w:szCs w:val="16"/>
-        </w:rPr>
-      </w:pPr>
-      <w:r>
-        <w:rPr>
-          <w:rFonts w:ascii="Arial Narrow" w:eastAsia="Arial Narrow" w:hAnsi="Arial Narrow" w:cs="Arial Narrow"/>
-          <w:sz w:val="16"/>
-          <w:szCs w:val="16"/>
-        </w:rPr>
-        <w:t>(</w:t>
-      </w:r>
-      <w:proofErr w:type="spellStart"/>
-      <w:r>
-        <w:rPr>
-          <w:rFonts w:ascii="Arial Narrow" w:eastAsia="Arial Narrow" w:hAnsi="Arial Narrow" w:cs="Arial Narrow"/>
-          <w:sz w:val="16"/>
-          <w:szCs w:val="16"/>
-        </w:rPr>
-        <w:t>ii</w:t>
-      </w:r>
-      <w:proofErr w:type="spellEnd"/>
-      <w:r>
-        <w:rPr>
-          <w:rFonts w:ascii="Arial Narrow" w:eastAsia="Arial Narrow" w:hAnsi="Arial Narrow" w:cs="Arial Narrow"/>
-          <w:sz w:val="16"/>
-          <w:szCs w:val="16"/>
-        </w:rPr>
-        <w:t xml:space="preserve">) Solicitar a la autoridad competente la inhabilitación, temporal o permanente, del proveedor en función de los alcances de la infracción sancionada. </w:t>
-      </w:r>
-    </w:p>
-    <w:p>
-      <w:pPr>
-        <w:spacing w:after="0" w:line="240" w:lineRule="auto"/>
-        <w:ind w:left="567"/>
-        <w:jc w:val="both"/>
-        <w:rPr>
-          <w:rFonts w:ascii="Arial Narrow" w:eastAsia="Arial Narrow" w:hAnsi="Arial Narrow" w:cs="Arial Narrow"/>
-          <w:sz w:val="16"/>
-          <w:szCs w:val="16"/>
-        </w:rPr>
-      </w:pPr>
-      <w:r>
-        <w:rPr>
-          <w:rFonts w:ascii="Arial Narrow" w:eastAsia="Arial Narrow" w:hAnsi="Arial Narrow" w:cs="Arial Narrow"/>
-          <w:sz w:val="16"/>
-          <w:szCs w:val="16"/>
-        </w:rPr>
-        <w:t xml:space="preserve">e. Publicación de avisos </w:t>
-      </w:r>
-      <w:proofErr w:type="spellStart"/>
-      <w:r>
-        <w:rPr>
-          <w:rFonts w:ascii="Arial Narrow" w:eastAsia="Arial Narrow" w:hAnsi="Arial Narrow" w:cs="Arial Narrow"/>
-          <w:sz w:val="16"/>
-          <w:szCs w:val="16"/>
-        </w:rPr>
-        <w:t>rectificatorios</w:t>
-      </w:r>
-      <w:proofErr w:type="spellEnd"/>
-      <w:r>
-        <w:rPr>
-          <w:rFonts w:ascii="Arial Narrow" w:eastAsia="Arial Narrow" w:hAnsi="Arial Narrow" w:cs="Arial Narrow"/>
-          <w:sz w:val="16"/>
-          <w:szCs w:val="16"/>
-        </w:rPr>
-        <w:t xml:space="preserve"> o informativos en la forma que determine el Indecopi, tomando en consideración los medios que resulten idóneos para revertir los efectos que el acto objeto de sanción ha ocasionado. </w:t>
-      </w:r>
-    </w:p>
-    <w:p>
-      <w:pPr>
-        <w:spacing w:after="0" w:line="240" w:lineRule="auto"/>
-        <w:ind w:left="567"/>
-        <w:jc w:val="both"/>
-        <w:rPr>
-          <w:rFonts w:ascii="Arial Narrow" w:eastAsia="Arial Narrow" w:hAnsi="Arial Narrow" w:cs="Arial Narrow"/>
-          <w:sz w:val="16"/>
-          <w:szCs w:val="16"/>
-        </w:rPr>
-      </w:pPr>
-      <w:r>
-        <w:rPr>
-          <w:rFonts w:ascii="Arial Narrow" w:eastAsia="Arial Narrow" w:hAnsi="Arial Narrow" w:cs="Arial Narrow"/>
-          <w:sz w:val="16"/>
-          <w:szCs w:val="16"/>
-        </w:rPr>
-        <w:t xml:space="preserve">f. Cualquier otra medida correctiva que tenga el objeto de revertir los efectos de la conducta infractora o evitar que esta se produzca nuevamente en el futuro. </w:t>
-      </w:r>
-    </w:p>
-    <w:p>
-      <w:pPr>
-        <w:spacing w:after="0" w:line="240" w:lineRule="auto"/>
-        <w:ind w:left="567"/>
-        <w:jc w:val="both"/>
-        <w:rPr>
-          <w:rFonts w:ascii="Arial Narrow" w:eastAsia="Arial Narrow" w:hAnsi="Arial Narrow" w:cs="Arial Narrow"/>
-          <w:sz w:val="16"/>
-          <w:szCs w:val="16"/>
-        </w:rPr>
-      </w:pPr>
-      <w:r>
-        <w:rPr>
-          <w:rFonts w:ascii="Arial Narrow" w:eastAsia="Arial Narrow" w:hAnsi="Arial Narrow" w:cs="Arial Narrow"/>
-          <w:sz w:val="16"/>
-          <w:szCs w:val="16"/>
-        </w:rPr>
-        <w:t>El Indecopi está facultado para solicitar a la autoridad municipal y policial el apoyo respectivo para la ejecución de las medidas correctivas complementarias correspondientes.</w:t>
-      </w:r>
-    </w:p>
-    <w:p>
-      <w:pPr>
-        <w:spacing w:after="0" w:line="240" w:lineRule="auto"/>
-        <w:ind w:left="567" w:hanging="567"/>
-        <w:jc w:val="both"/>
-        <w:rPr>
-          <w:rFonts w:ascii="Arial Narrow" w:eastAsia="Arial Narrow" w:hAnsi="Arial Narrow" w:cs="Arial Narrow"/>
-          <w:sz w:val="16"/>
-          <w:szCs w:val="16"/>
-        </w:rPr>
-      </w:pPr>
-    </w:p>
-  </w:footnote>
-  <w:footnote w:id="14">
     <w:p>
       <w:pPr>
         <w:pStyle w:val="Textonotapie"/>
@@ -10877,7 +9423,6 @@
         <w:jc w:val="both"/>
         <w:rPr>
           <w:rFonts w:ascii="Arial Narrow" w:eastAsia="Arial Narrow" w:hAnsi="Arial Narrow" w:cs="Arial Narrow"/>
-          <w:b/>
           <w:sz w:val="16"/>
           <w:szCs w:val="16"/>
         </w:rPr>
@@ -10898,7 +9443,1567 @@
           <w:sz w:val="16"/>
           <w:szCs w:val="16"/>
         </w:rPr>
+        <w:tab/>
+        <w:t xml:space="preserve"/>
+      </w:r>
+      <w:r>
+        <w:rPr>
+          <w:rFonts w:ascii="Arial Narrow" w:eastAsia="Arial Narrow" w:hAnsi="Arial Narrow" w:cs="Arial Narrow"/>
+          <w:sz w:val="16"/>
+          <w:szCs w:val="16"/>
+        </w:rPr>
+        <w:tab/>
+        <w:t xml:space="preserve">El número de trabajadores se atenderá siempre que la empresa haya sido constituida antes de la vigencia de la Ley </w:t>
+      </w:r>
+      <w:proofErr w:type="spellStart"/>
+      <w:r>
+        <w:rPr>
+          <w:rFonts w:ascii="Arial Narrow" w:eastAsia="Arial Narrow" w:hAnsi="Arial Narrow" w:cs="Arial Narrow"/>
+          <w:sz w:val="16"/>
+          <w:szCs w:val="16"/>
+        </w:rPr>
+        <w:t/>
+      </w:r>
+      <w:proofErr w:type="spellEnd"/>
+      <w:r>
+        <w:rPr>
+          <w:rFonts w:ascii="Arial Narrow" w:eastAsia="Arial Narrow" w:hAnsi="Arial Narrow" w:cs="Arial Narrow"/>
+          <w:sz w:val="16"/>
+          <w:szCs w:val="16"/>
+        </w:rPr>
+        <w:t xml:space="preserve">30056, publicada el 2 de julio de 2013, que modificó el artículo 5 del Texto Único Ordenado de la Ley de Promoción de la Competitividad, Formalización y Desarrollo de la Micro y Pequeña Empresa y de Acceso al Empleo Decente (LEY MYPE). Ello, en la medida que la Tercera Disposición Complementaria Transitoria de la norma modificatoria precisa que las empresas constituidas antes de la </w:t>
+      </w:r>
+      <w:proofErr w:type="gramStart"/>
+      <w:r>
+        <w:rPr>
+          <w:rFonts w:ascii="Arial Narrow" w:eastAsia="Arial Narrow" w:hAnsi="Arial Narrow" w:cs="Arial Narrow"/>
+          <w:sz w:val="16"/>
+          <w:szCs w:val="16"/>
+        </w:rPr>
+        <w:t>entrada en vigencia</w:t>
+      </w:r>
+      <w:proofErr w:type="gramEnd"/>
+      <w:r>
+        <w:rPr>
+          <w:rFonts w:ascii="Arial Narrow" w:eastAsia="Arial Narrow" w:hAnsi="Arial Narrow" w:cs="Arial Narrow"/>
+          <w:sz w:val="16"/>
+          <w:szCs w:val="16"/>
+        </w:rPr>
+        <w:t xml:space="preserve"> de dicha Ley se rigen por los requisitos de acogimiento al régimen de las micro y pequeñas empresas regulados en el Decreto Legislativo 1086.</w:t>
+      </w:r>
+    </w:p>
+    <w:p>
+      <w:pPr>
+        <w:pStyle w:val="Textonotapie"/>
+        <w:ind w:left="567" w:hanging="567"/>
+        <w:jc w:val="both"/>
+        <w:rPr>
+          <w:rFonts w:ascii="Arial Narrow" w:eastAsia="Arial Narrow" w:hAnsi="Arial Narrow" w:cs="Arial Narrow"/>
+          <w:sz w:val="16"/>
+          <w:szCs w:val="16"/>
+        </w:rPr>
+      </w:pPr>
+    </w:p>
+  </w:footnote>
+  <w:footnote w:id="11">
+    <w:p>
+      <w:pPr>
+        <w:pStyle w:val="Textonotapie"/>
+        <w:tabs>
+          <w:tab w:val="left" w:pos="567"/>
+        </w:tabs>
+        <w:ind w:left="567" w:hanging="567"/>
+        <w:jc w:val="both"/>
+        <w:rPr>
+          <w:rFonts w:ascii="Arial Narrow" w:eastAsia="Arial Narrow" w:hAnsi="Arial Narrow" w:cs="Arial Narrow"/>
+          <w:sz w:val="16"/>
+          <w:szCs w:val="16"/>
+        </w:rPr>
+      </w:pPr>
+      <w:r>
+        <w:rPr>
+          <w:rStyle w:val="Refdenotaalpie"/>
+          <w:rFonts w:ascii="Arial Narrow" w:eastAsia="Arial Narrow" w:hAnsi="Arial Narrow" w:cs="Arial Narrow"/>
+          <w:sz w:val="16"/>
+          <w:szCs w:val="16"/>
+          <w:vertAlign w:val="superscript"/>
+        </w:rPr>
+        <w:footnoteRef/>
+      </w:r>
+      <w:r>
+        <w:rPr>
+          <w:rFonts w:ascii="Arial Narrow" w:eastAsia="Arial Narrow" w:hAnsi="Arial Narrow" w:cs="Arial Narrow"/>
+          <w:sz w:val="16"/>
+          <w:szCs w:val="16"/>
+        </w:rPr>
+        <w:tab/>
+        <w:t xml:space="preserve"/>
+      </w:r>
+      <w:r>
+        <w:rPr>
+          <w:rFonts w:ascii="Arial Narrow" w:eastAsia="Arial Narrow" w:hAnsi="Arial Narrow" w:cs="Arial Narrow"/>
+          <w:sz w:val="16"/>
+          <w:szCs w:val="16"/>
+        </w:rPr>
+        <w:tab/>
+      </w:r>
+      <w:r>
+        <w:rPr>
+          <w:rFonts w:ascii="Arial Narrow" w:eastAsia="Arial Narrow" w:hAnsi="Arial Narrow" w:cs="Arial Narrow"/>
+          <w:b/>
+          <w:sz w:val="16"/>
+          <w:szCs w:val="16"/>
+        </w:rPr>
+        <w:t>LEY 29571, CÓDIGO DE PROTECCIÓN Y DEFENSA DEL CONSUMIDOR</w:t>
+      </w:r>
+      <w:r>
+        <w:rPr>
+          <w:rFonts w:ascii="Arial Narrow" w:eastAsia="Arial Narrow" w:hAnsi="Arial Narrow" w:cs="Arial Narrow"/>
+          <w:b/>
+          <w:bCs/>
+          <w:sz w:val="16"/>
+          <w:szCs w:val="16"/>
+        </w:rPr>
+        <w:t xml:space="preserve">, </w:t>
+      </w:r>
+      <w:r>
+        <w:rPr>
+          <w:rFonts w:ascii="Arial Narrow" w:eastAsia="Arial Narrow" w:hAnsi="Arial Narrow" w:cs="Arial Narrow"/>
+          <w:b/>
+          <w:sz w:val="16"/>
+          <w:szCs w:val="16"/>
+        </w:rPr>
+        <w:t>publicado el 2 de setiembre de 2010 y modificado por Decreto Legislativo 1308</w:t>
+      </w:r>
+    </w:p>
+    <w:p>
+      <w:pPr>
+        <w:pStyle w:val="Textonotapie"/>
+        <w:ind w:left="567" w:hanging="567"/>
+        <w:jc w:val="both"/>
+        <w:rPr>
+          <w:rFonts w:ascii="Arial Narrow" w:eastAsia="Arial Narrow" w:hAnsi="Arial Narrow" w:cs="Arial Narrow"/>
+          <w:b/>
+          <w:bCs/>
+          <w:sz w:val="16"/>
+          <w:szCs w:val="16"/>
+        </w:rPr>
+      </w:pPr>
+      <w:r>
+        <w:rPr>
+          <w:rFonts w:ascii="Arial Narrow" w:eastAsia="Arial Narrow" w:hAnsi="Arial Narrow" w:cs="Arial Narrow"/>
+          <w:sz w:val="16"/>
+          <w:szCs w:val="16"/>
+        </w:rPr>
+        <w:tab/>
+      </w:r>
+      <w:r>
+        <w:rPr>
+          <w:rFonts w:ascii="Arial Narrow" w:eastAsia="Arial Narrow" w:hAnsi="Arial Narrow" w:cs="Arial Narrow"/>
+          <w:b/>
+          <w:bCs/>
+          <w:sz w:val="16"/>
+          <w:szCs w:val="16"/>
+        </w:rPr>
+        <w:t>Artículo 110.- Sanciones Administrativas</w:t>
+      </w:r>
+    </w:p>
+    <w:p>
+      <w:pPr>
+        <w:autoSpaceDE w:val="0"/>
+        <w:autoSpaceDN w:val="0"/>
+        <w:adjustRightInd w:val="0"/>
+        <w:spacing w:after="0" w:line="240" w:lineRule="auto"/>
+        <w:ind w:left="567"/>
+        <w:jc w:val="both"/>
+        <w:rPr>
+          <w:rFonts w:ascii="Arial Narrow" w:eastAsia="Arial Narrow" w:hAnsi="Arial Narrow" w:cs="Arial Narrow"/>
+          <w:sz w:val="16"/>
+          <w:szCs w:val="16"/>
+          <w:lang w:eastAsia="es-PE"/>
+        </w:rPr>
+      </w:pPr>
+      <w:r>
+        <w:rPr>
+          <w:rFonts w:ascii="Arial Narrow" w:eastAsia="Arial Narrow" w:hAnsi="Arial Narrow" w:cs="Arial Narrow"/>
+          <w:sz w:val="16"/>
+          <w:szCs w:val="16"/>
+          <w:lang w:eastAsia="es-PE"/>
+        </w:rPr>
+        <w:t>(…)</w:t>
+      </w:r>
+    </w:p>
+    <w:p>
+      <w:pPr>
+        <w:autoSpaceDE w:val="0"/>
+        <w:autoSpaceDN w:val="0"/>
+        <w:adjustRightInd w:val="0"/>
+        <w:spacing w:after="0" w:line="240" w:lineRule="auto"/>
+        <w:ind w:left="567"/>
+        <w:jc w:val="both"/>
+        <w:rPr>
+          <w:rFonts w:ascii="Arial Narrow" w:eastAsia="Arial Narrow" w:hAnsi="Arial Narrow" w:cs="Arial Narrow"/>
+          <w:sz w:val="16"/>
+          <w:szCs w:val="16"/>
+          <w:lang w:eastAsia="es-PE"/>
+        </w:rPr>
+      </w:pPr>
+      <w:r>
+        <w:rPr>
+          <w:rFonts w:ascii="Arial Narrow" w:eastAsia="Arial Narrow" w:hAnsi="Arial Narrow" w:cs="Arial Narrow"/>
+          <w:sz w:val="16"/>
+          <w:szCs w:val="16"/>
+          <w:lang w:eastAsia="es-PE"/>
+        </w:rPr>
+        <w:t>En el caso de las microempresas, la multa no puede superar el diez por ciento (10%) de las ventas o ingresos brutos percibidos por el infractor, relativos a todas sus actividades económicas, correspondientes al ejercicio inmediato anterior al de la expedición de la resolución de primera instancia, siempre que se haya acreditado dichos ingresos, no se encuentre en una situación de reincidencia y el caso no verse sobre la vida, salud o integridad de los consumidores. Para el caso de las pequeñas empresas, la multa no puede superar el veinte por ciento (20%) de las ventas o ingresos brutos percibidos por el infractor, conforme a los requisitos señalados anteriormente.</w:t>
+      </w:r>
+    </w:p>
+    <w:p>
+      <w:pPr>
+        <w:autoSpaceDE w:val="0"/>
+        <w:autoSpaceDN w:val="0"/>
+        <w:adjustRightInd w:val="0"/>
+        <w:spacing w:after="0" w:line="240" w:lineRule="auto"/>
+        <w:ind w:left="567"/>
+        <w:jc w:val="both"/>
+        <w:rPr>
+          <w:rFonts w:ascii="Arial Narrow" w:eastAsia="Arial Narrow" w:hAnsi="Arial Narrow" w:cs="Arial Narrow"/>
+          <w:sz w:val="16"/>
+          <w:szCs w:val="16"/>
+          <w:lang w:eastAsia="es-PE"/>
+        </w:rPr>
+      </w:pPr>
+      <w:r>
+        <w:rPr>
+          <w:rFonts w:ascii="Arial Narrow" w:eastAsia="Arial Narrow" w:hAnsi="Arial Narrow" w:cs="Arial Narrow"/>
+          <w:sz w:val="16"/>
+          <w:szCs w:val="16"/>
+          <w:lang w:eastAsia="es-PE"/>
+        </w:rPr>
+        <w:t>(…).</w:t>
+      </w:r>
+    </w:p>
+    <w:p>
+      <w:pPr>
+        <w:pStyle w:val="Textonotapie"/>
+        <w:ind w:left="567" w:hanging="567"/>
+        <w:jc w:val="both"/>
+        <w:rPr>
+          <w:rFonts w:ascii="Arial Narrow" w:eastAsia="Arial Narrow" w:hAnsi="Arial Narrow" w:cs="Arial Narrow"/>
+          <w:sz w:val="16"/>
+          <w:szCs w:val="16"/>
+        </w:rPr>
+      </w:pPr>
+    </w:p>
+  </w:footnote>
+  <w:footnote w:id="12">
+    <w:p>
+      <w:pPr>
+        <w:pStyle w:val="Textonotapie"/>
+        <w:tabs>
+          <w:tab w:val="left" w:pos="567"/>
+        </w:tabs>
+        <w:ind w:left="567" w:hanging="567"/>
+        <w:jc w:val="both"/>
+        <w:rPr>
+          <w:rFonts w:ascii="Arial Narrow" w:eastAsia="Arial Narrow" w:hAnsi="Arial Narrow" w:cs="Arial Narrow"/>
+          <w:sz w:val="16"/>
+          <w:szCs w:val="16"/>
+        </w:rPr>
+      </w:pPr>
+      <w:r>
+        <w:rPr>
+          <w:rStyle w:val="Refdenotaalpie"/>
+          <w:rFonts w:ascii="Arial Narrow" w:eastAsia="Arial Narrow" w:hAnsi="Arial Narrow" w:cs="Arial Narrow"/>
+          <w:sz w:val="16"/>
+          <w:szCs w:val="16"/>
+          <w:vertAlign w:val="superscript"/>
+        </w:rPr>
+        <w:footnoteRef/>
+      </w:r>
+      <w:r>
+        <w:rPr>
+          <w:rFonts w:ascii="Arial Narrow" w:eastAsia="Arial Narrow" w:hAnsi="Arial Narrow" w:cs="Arial Narrow"/>
+          <w:sz w:val="16"/>
+          <w:szCs w:val="16"/>
+        </w:rPr>
+        <w:tab/>
+      </w:r>
+      <w:r>
+        <w:rPr>
+          <w:rFonts w:ascii="Arial Narrow" w:eastAsia="Arial Narrow" w:hAnsi="Arial Narrow" w:cs="Arial Narrow"/>
+          <w:b/>
+          <w:bCs/>
+          <w:sz w:val="16"/>
+          <w:szCs w:val="16"/>
+        </w:rPr>
+        <w:t xml:space="preserve">DECRETO LEGISLATIVO 807, LEY SOBRE FACULTADES, NORMAS Y ORGANIZACIÓN DEL INDECOPI, publicado el 18 de abril de 1996</w:t>
+      </w:r>
+    </w:p>
+    <w:p>
+      <w:pPr>
+        <w:pStyle w:val="Textonotapie"/>
+        <w:ind w:left="567" w:hanging="567"/>
+        <w:jc w:val="both"/>
+        <w:rPr>
+          <w:rFonts w:ascii="Arial Narrow" w:eastAsia="Arial Narrow" w:hAnsi="Arial Narrow" w:cs="Arial Narrow"/>
+          <w:sz w:val="16"/>
+          <w:szCs w:val="16"/>
+        </w:rPr>
+      </w:pPr>
+      <w:r>
+        <w:rPr>
+          <w:rFonts w:ascii="Arial Narrow" w:eastAsia="Arial Narrow" w:hAnsi="Arial Narrow" w:cs="Arial Narrow"/>
+          <w:sz w:val="16"/>
+          <w:szCs w:val="16"/>
+        </w:rPr>
+        <w:tab/>
+      </w:r>
+      <w:r>
+        <w:rPr>
+          <w:rFonts w:ascii="Arial Narrow" w:eastAsia="Arial Narrow" w:hAnsi="Arial Narrow" w:cs="Arial Narrow"/>
+          <w:b/>
+          <w:bCs/>
+          <w:sz w:val="16"/>
+          <w:szCs w:val="16"/>
+        </w:rPr>
+        <w:t xml:space="preserve">Artículo 26.-</w:t>
+      </w:r>
+      <w:r>
+        <w:rPr>
+          <w:rFonts w:ascii="Arial Narrow" w:eastAsia="Arial Narrow" w:hAnsi="Arial Narrow" w:cs="Arial Narrow"/>
+          <w:sz w:val="16"/>
+          <w:szCs w:val="16"/>
+        </w:rPr>
+        <w:t xml:space="preserve"> Una vez admitida a trámite la denuncia, se correrá traslado de la misma al denunciado, a fin de que éste presente su descargo. El plazo para la presentación del descargo será de cinco (5) días contados desde la notificación, vencido el cual, el Secretario Técnico declarará en rebeldía al denunciado que no lo hubiera presentado.</w:t>
+      </w:r>
+    </w:p>
+    <w:p>
+      <w:pPr>
+        <w:pStyle w:val="Textonotapie"/>
+        <w:ind w:left="567" w:hanging="567"/>
+        <w:jc w:val="both"/>
+        <w:rPr>
+          <w:rFonts w:ascii="Arial Narrow" w:eastAsia="Arial Narrow" w:hAnsi="Arial Narrow" w:cs="Arial Narrow"/>
+          <w:sz w:val="16"/>
+          <w:szCs w:val="16"/>
+        </w:rPr>
+      </w:pPr>
+    </w:p>
+  </w:footnote>
+  <w:footnote w:id="13">
+    <w:p>
+      <w:pPr>
+        <w:pStyle w:val="Textonotapie"/>
+        <w:tabs>
+          <w:tab w:val="left" w:pos="567"/>
+        </w:tabs>
+        <w:ind w:left="567" w:hanging="567"/>
+        <w:jc w:val="both"/>
+        <w:rPr>
+          <w:rFonts w:ascii="Arial Narrow" w:eastAsia="Arial Narrow" w:hAnsi="Arial Narrow" w:cs="Arial Narrow"/>
+          <w:sz w:val="16"/>
+          <w:szCs w:val="16"/>
+        </w:rPr>
+      </w:pPr>
+      <w:r>
+        <w:rPr>
+          <w:rStyle w:val="Refdenotaalpie"/>
+          <w:rFonts w:ascii="Arial Narrow" w:eastAsia="Arial Narrow" w:hAnsi="Arial Narrow" w:cs="Arial Narrow"/>
+          <w:sz w:val="16"/>
+          <w:szCs w:val="16"/>
+          <w:vertAlign w:val="superscript"/>
+        </w:rPr>
+        <w:footnoteRef/>
+      </w:r>
+      <w:r>
+        <w:rPr>
+          <w:rFonts w:ascii="Arial Narrow" w:eastAsia="Arial Narrow" w:hAnsi="Arial Narrow" w:cs="Arial Narrow"/>
+          <w:sz w:val="16"/>
+          <w:szCs w:val="16"/>
+        </w:rPr>
+        <w:tab/>
+      </w:r>
+      <w:r>
+        <w:rPr>
+          <w:rFonts w:ascii="Arial Narrow" w:eastAsia="Arial Narrow" w:hAnsi="Arial Narrow" w:cs="Arial Narrow"/>
+          <w:b/>
+          <w:bCs/>
+          <w:sz w:val="16"/>
+          <w:szCs w:val="16"/>
+        </w:rPr>
+        <w:t xml:space="preserve">DECRETO SUPREMO 006-2026-JUS, TEXTO ÚNICO ORDENADO DE LA LEY 27444, LEY DEL PROCEDIMIENTO ADMINISTRATIVO GENERAL, publicado el 30 de abril de 2026</w:t>
+      </w:r>
+    </w:p>
+    <w:p>
+      <w:pPr>
+        <w:pStyle w:val="Textonotapie"/>
+        <w:ind w:left="567" w:hanging="567"/>
+        <w:jc w:val="both"/>
+        <w:rPr>
+          <w:rFonts w:ascii="Arial Narrow" w:eastAsia="Arial Narrow" w:hAnsi="Arial Narrow" w:cs="Arial Narrow"/>
+          <w:sz w:val="16"/>
+          <w:szCs w:val="16"/>
+        </w:rPr>
+      </w:pPr>
+      <w:r>
+        <w:rPr>
+          <w:rFonts w:ascii="Arial Narrow" w:eastAsia="Arial Narrow" w:hAnsi="Arial Narrow" w:cs="Arial Narrow"/>
+          <w:sz w:val="16"/>
+          <w:szCs w:val="16"/>
+        </w:rPr>
+        <w:tab/>
+      </w:r>
+      <w:r>
+        <w:rPr>
+          <w:rFonts w:ascii="Arial Narrow" w:eastAsia="Arial Narrow" w:hAnsi="Arial Narrow" w:cs="Arial Narrow"/>
+          <w:b/>
+          <w:bCs/>
+          <w:sz w:val="16"/>
+          <w:szCs w:val="16"/>
+        </w:rPr>
+        <w:t xml:space="preserve">Artículo 223.- Contestación de la reclamación</w:t>
+      </w:r>
+    </w:p>
+    <w:p>
+      <w:pPr>
+        <w:pStyle w:val="Textonotapie"/>
+        <w:ind w:left="567" w:hanging="567"/>
+        <w:jc w:val="both"/>
+        <w:rPr>
+          <w:rFonts w:ascii="Arial Narrow" w:eastAsia="Arial Narrow" w:hAnsi="Arial Narrow" w:cs="Arial Narrow"/>
+          <w:sz w:val="16"/>
+          <w:szCs w:val="16"/>
+        </w:rPr>
+      </w:pPr>
+      <w:r>
+        <w:rPr>
+          <w:rFonts w:ascii="Arial Narrow" w:eastAsia="Arial Narrow" w:hAnsi="Arial Narrow" w:cs="Arial Narrow"/>
+          <w:sz w:val="16"/>
+          <w:szCs w:val="16"/>
+        </w:rPr>
+        <w:tab/>
+      </w:r>
+      <w:r>
+        <w:rPr>
+          <w:rFonts w:ascii="Arial Narrow" w:eastAsia="Arial Narrow" w:hAnsi="Arial Narrow" w:cs="Arial Narrow"/>
+          <w:sz w:val="16"/>
+          <w:szCs w:val="16"/>
+        </w:rPr>
+        <w:t xml:space="preserve">223.1 El reclamado deberá presentar la contestación de la reclamación dentro de los quince (15) días posteriores a la notificación de ésta; vencido este plazo, la Administración declarará en rebeldía al reclamado que no la hubiera presentado. La contestación deberá contener los requisitos de los escritos previstos en el artículo 113 de la presente Ley, así como la absolución de todos los asuntos controvertidos de hecho y de derecho, Las alegaciones y los hechos relevantes de la reclamación, salvo que hayan sido específicamente negadas en la contestación, se tendrán por aceptadas o merituadas como ciertas.</w:t>
+      </w:r>
+    </w:p>
+    <w:p>
+      <w:pPr>
+        <w:pStyle w:val="Textonotapie"/>
+        <w:ind w:left="567" w:hanging="567"/>
+        <w:jc w:val="both"/>
+        <w:rPr>
+          <w:rFonts w:ascii="Arial Narrow" w:eastAsia="Arial Narrow" w:hAnsi="Arial Narrow" w:cs="Arial Narrow"/>
+          <w:sz w:val="16"/>
+          <w:szCs w:val="16"/>
+        </w:rPr>
+      </w:pPr>
+    </w:p>
+  </w:footnote>
+  <w:footnote w:id="14">
+    <w:p>
+      <w:pPr>
+        <w:tabs>
+          <w:tab w:val="left" w:pos="567"/>
+        </w:tabs>
+        <w:spacing w:after="0" w:line="240" w:lineRule="auto"/>
+        <w:ind w:left="567" w:hanging="567"/>
+        <w:jc w:val="both"/>
+        <w:rPr>
+          <w:rFonts w:ascii="Arial Narrow" w:eastAsia="Arial Narrow" w:hAnsi="Arial Narrow" w:cs="Arial Narrow"/>
+          <w:sz w:val="16"/>
+          <w:szCs w:val="16"/>
+        </w:rPr>
+      </w:pPr>
+      <w:r>
+        <w:rPr>
+          <w:rStyle w:val="Refdenotaalpie"/>
+          <w:rFonts w:ascii="Arial Narrow" w:eastAsia="Arial Narrow" w:hAnsi="Arial Narrow" w:cs="Arial Narrow"/>
+          <w:sz w:val="16"/>
+          <w:szCs w:val="16"/>
+          <w:vertAlign w:val="superscript"/>
+        </w:rPr>
+        <w:footnoteRef/>
+      </w:r>
+      <w:r>
+        <w:rPr>
+          <w:rFonts w:ascii="Arial Narrow" w:eastAsia="Arial Narrow" w:hAnsi="Arial Narrow" w:cs="Arial Narrow"/>
+          <w:sz w:val="16"/>
+          <w:szCs w:val="16"/>
+          <w:vertAlign w:val="superscript"/>
+        </w:rPr>
+        <w:tab/>
+        <w:t xml:space="preserve"/>
+      </w:r>
+      <w:r>
+        <w:rPr>
+          <w:rFonts w:ascii="Arial Narrow" w:eastAsia="Arial Narrow" w:hAnsi="Arial Narrow" w:cs="Arial Narrow"/>
+          <w:sz w:val="16"/>
+          <w:szCs w:val="16"/>
+        </w:rPr>
         <w:t xml:space="preserve"> </w:t>
+      </w:r>
+      <w:r>
+        <w:rPr>
+          <w:rFonts w:ascii="Arial Narrow" w:eastAsia="Arial Narrow" w:hAnsi="Arial Narrow" w:cs="Arial Narrow"/>
+          <w:sz w:val="16"/>
+          <w:szCs w:val="16"/>
+        </w:rPr>
+        <w:tab/>
+      </w:r>
+      <w:r>
+        <w:rPr>
+          <w:rFonts w:ascii="Arial Narrow" w:eastAsia="Arial Narrow" w:hAnsi="Arial Narrow" w:cs="Arial Narrow"/>
+          <w:b/>
+          <w:sz w:val="16"/>
+          <w:szCs w:val="16"/>
+        </w:rPr>
+        <w:t>LEY 29571, CÓDIGO DE PROTECCIÓN Y DEFENSA DEL CONSUMIDOR</w:t>
+      </w:r>
+      <w:r>
+        <w:rPr>
+          <w:rFonts w:ascii="Arial Narrow" w:eastAsia="Arial Narrow" w:hAnsi="Arial Narrow" w:cs="Arial Narrow"/>
+          <w:b/>
+          <w:bCs/>
+          <w:sz w:val="16"/>
+          <w:szCs w:val="16"/>
+        </w:rPr>
+        <w:t xml:space="preserve">, </w:t>
+      </w:r>
+      <w:r>
+        <w:rPr>
+          <w:rFonts w:ascii="Arial Narrow" w:eastAsia="Arial Narrow" w:hAnsi="Arial Narrow" w:cs="Arial Narrow"/>
+          <w:b/>
+          <w:sz w:val="16"/>
+          <w:szCs w:val="16"/>
+        </w:rPr>
+        <w:t>publicado el 2 de setiembre de 2010 y modificado por Decreto Legislativo 1308</w:t>
+      </w:r>
+    </w:p>
+    <w:p>
+      <w:pPr>
+        <w:spacing w:after="0" w:line="240" w:lineRule="auto"/>
+        <w:ind w:left="567" w:hanging="567"/>
+        <w:jc w:val="both"/>
+        <w:rPr>
+          <w:rFonts w:ascii="Arial Narrow" w:eastAsia="Arial Narrow" w:hAnsi="Arial Narrow" w:cs="Arial Narrow"/>
+          <w:b/>
+          <w:sz w:val="16"/>
+          <w:szCs w:val="16"/>
+        </w:rPr>
+      </w:pPr>
+      <w:r>
+        <w:rPr>
+          <w:rFonts w:ascii="Arial Narrow" w:eastAsia="Arial Narrow" w:hAnsi="Arial Narrow" w:cs="Arial Narrow"/>
+          <w:b/>
+          <w:sz w:val="16"/>
+          <w:szCs w:val="16"/>
+        </w:rPr>
+        <w:tab/>
+        <w:t>Artículo 110.- Sanciones administrativas</w:t>
+      </w:r>
+    </w:p>
+    <w:p>
+      <w:pPr>
+        <w:spacing w:after="0" w:line="240" w:lineRule="auto"/>
+        <w:ind w:left="567"/>
+        <w:jc w:val="both"/>
+        <w:rPr>
+          <w:rFonts w:ascii="Arial Narrow" w:eastAsia="Arial Narrow" w:hAnsi="Arial Narrow" w:cs="Arial Narrow"/>
+          <w:sz w:val="16"/>
+          <w:szCs w:val="16"/>
+        </w:rPr>
+      </w:pPr>
+      <w:r>
+        <w:rPr>
+          <w:rFonts w:ascii="Arial Narrow" w:eastAsia="Arial Narrow" w:hAnsi="Arial Narrow" w:cs="Arial Narrow"/>
+          <w:sz w:val="16"/>
+          <w:szCs w:val="16"/>
+        </w:rPr>
+        <w:t>El órgano resolutivo puede sancionar las infracciones administrativas a que se refiere el artículo 108 con amonestación y multas de hasta cuatrocientos cincuenta (450) Unidades Impositivas Tributarias (UIT), las cuales son calificadas de la siguiente manera:</w:t>
+      </w:r>
+    </w:p>
+    <w:p>
+      <w:pPr>
+        <w:numPr>
+          <w:ilvl w:val="0"/>
+          <w:numId w:val="2"/>
+        </w:numPr>
+        <w:spacing w:after="0" w:line="240" w:lineRule="auto"/>
+        <w:ind w:left="426" w:firstLine="141"/>
+        <w:jc w:val="both"/>
+        <w:rPr>
+          <w:rFonts w:ascii="Arial Narrow" w:eastAsia="Arial Narrow" w:hAnsi="Arial Narrow" w:cs="Arial Narrow"/>
+          <w:sz w:val="16"/>
+          <w:szCs w:val="16"/>
+        </w:rPr>
+      </w:pPr>
+      <w:r>
+        <w:rPr>
+          <w:rFonts w:ascii="Arial Narrow" w:eastAsia="Arial Narrow" w:hAnsi="Arial Narrow" w:cs="Arial Narrow"/>
+          <w:sz w:val="16"/>
+          <w:szCs w:val="16"/>
+        </w:rPr>
+        <w:t>Infracciones leves, con una amonestación o con una multa de hasta cincuenta (50) UIT.</w:t>
+      </w:r>
+    </w:p>
+    <w:p>
+      <w:pPr>
+        <w:numPr>
+          <w:ilvl w:val="0"/>
+          <w:numId w:val="2"/>
+        </w:numPr>
+        <w:spacing w:after="0" w:line="240" w:lineRule="auto"/>
+        <w:ind w:left="426" w:firstLine="141"/>
+        <w:jc w:val="both"/>
+        <w:rPr>
+          <w:rFonts w:ascii="Arial Narrow" w:eastAsia="Arial Narrow" w:hAnsi="Arial Narrow" w:cs="Arial Narrow"/>
+          <w:sz w:val="16"/>
+          <w:szCs w:val="16"/>
+        </w:rPr>
+      </w:pPr>
+      <w:r>
+        <w:rPr>
+          <w:rFonts w:ascii="Arial Narrow" w:eastAsia="Arial Narrow" w:hAnsi="Arial Narrow" w:cs="Arial Narrow"/>
+          <w:sz w:val="16"/>
+          <w:szCs w:val="16"/>
+        </w:rPr>
+        <w:t>Infracciones graves, con una multa de hasta ciento cincuenta (150) UIT.</w:t>
+      </w:r>
+    </w:p>
+    <w:p>
+      <w:pPr>
+        <w:numPr>
+          <w:ilvl w:val="0"/>
+          <w:numId w:val="2"/>
+        </w:numPr>
+        <w:spacing w:after="0" w:line="240" w:lineRule="auto"/>
+        <w:ind w:left="426" w:firstLine="141"/>
+        <w:jc w:val="both"/>
+        <w:rPr>
+          <w:rFonts w:ascii="Arial Narrow" w:eastAsia="Arial Narrow" w:hAnsi="Arial Narrow" w:cs="Arial Narrow"/>
+          <w:sz w:val="16"/>
+          <w:szCs w:val="16"/>
+        </w:rPr>
+      </w:pPr>
+      <w:r>
+        <w:rPr>
+          <w:rFonts w:ascii="Arial Narrow" w:eastAsia="Arial Narrow" w:hAnsi="Arial Narrow" w:cs="Arial Narrow"/>
+          <w:sz w:val="16"/>
+          <w:szCs w:val="16"/>
+        </w:rPr>
+        <w:t>Infracciones muy graves, con una multa de hasta cuatrocientos cincuenta (450) UIT.</w:t>
+      </w:r>
+    </w:p>
+    <w:p>
+      <w:pPr>
+        <w:spacing w:after="0" w:line="240" w:lineRule="auto"/>
+        <w:ind w:left="567"/>
+        <w:jc w:val="both"/>
+        <w:rPr>
+          <w:rFonts w:ascii="Arial Narrow" w:eastAsia="Arial Narrow" w:hAnsi="Arial Narrow" w:cs="Arial Narrow"/>
+          <w:sz w:val="16"/>
+          <w:szCs w:val="16"/>
+        </w:rPr>
+      </w:pPr>
+      <w:r>
+        <w:rPr>
+          <w:rFonts w:ascii="Arial Narrow" w:eastAsia="Arial Narrow" w:hAnsi="Arial Narrow" w:cs="Arial Narrow"/>
+          <w:sz w:val="16"/>
+          <w:szCs w:val="16"/>
+        </w:rPr>
+        <w:t>(…).</w:t>
+      </w:r>
+    </w:p>
+    <w:p>
+      <w:pPr>
+        <w:spacing w:after="0" w:line="240" w:lineRule="auto"/>
+        <w:ind w:left="567" w:hanging="567"/>
+        <w:jc w:val="both"/>
+        <w:rPr>
+          <w:rFonts w:ascii="Arial Narrow" w:eastAsia="Arial Narrow" w:hAnsi="Arial Narrow" w:cs="Arial Narrow"/>
+          <w:sz w:val="16"/>
+          <w:szCs w:val="16"/>
+        </w:rPr>
+      </w:pPr>
+    </w:p>
+  </w:footnote>
+  <w:footnote w:id="15">
+    <w:p>
+      <w:pPr>
+        <w:widowControl w:val="0"/>
+        <w:tabs>
+          <w:tab w:val="left" w:pos="567"/>
+        </w:tabs>
+        <w:spacing w:after="0" w:line="240" w:lineRule="auto"/>
+        <w:ind w:left="567" w:hanging="567"/>
+        <w:jc w:val="both"/>
+        <w:rPr>
+          <w:rFonts w:ascii="Arial Narrow" w:eastAsia="Arial Narrow" w:hAnsi="Arial Narrow" w:cs="Arial Narrow"/>
+          <w:sz w:val="16"/>
+          <w:szCs w:val="16"/>
+        </w:rPr>
+      </w:pPr>
+      <w:r>
+        <w:rPr>
+          <w:rStyle w:val="Refdenotaalpie"/>
+          <w:rFonts w:ascii="Arial Narrow" w:eastAsia="Arial Narrow" w:hAnsi="Arial Narrow" w:cs="Arial Narrow"/>
+          <w:sz w:val="16"/>
+          <w:szCs w:val="16"/>
+          <w:vertAlign w:val="superscript"/>
+        </w:rPr>
+        <w:footnoteRef/>
+      </w:r>
+      <w:r>
+        <w:rPr>
+          <w:rFonts w:ascii="Arial Narrow" w:eastAsia="Arial Narrow" w:hAnsi="Arial Narrow" w:cs="Arial Narrow"/>
+          <w:sz w:val="16"/>
+          <w:szCs w:val="16"/>
+        </w:rPr>
+        <w:tab/>
+        <w:t xml:space="preserve"/>
+      </w:r>
+      <w:r>
+        <w:rPr>
+          <w:rFonts w:ascii="Arial Narrow" w:eastAsia="Arial Narrow" w:hAnsi="Arial Narrow" w:cs="Arial Narrow"/>
+          <w:sz w:val="16"/>
+          <w:szCs w:val="16"/>
+        </w:rPr>
+        <w:tab/>
+      </w:r>
+      <w:r>
+        <w:rPr>
+          <w:rFonts w:ascii="Arial Narrow" w:eastAsia="Arial Narrow" w:hAnsi="Arial Narrow" w:cs="Arial Narrow"/>
+          <w:b/>
+          <w:sz w:val="16"/>
+          <w:szCs w:val="16"/>
+        </w:rPr>
+        <w:t>LEY 29571, CÓDIGO DE PROTECCIÓN Y DEFENSA DEL CONSUMIDOR, publicada el 2 de setiembre de 2010 y modificada por el DECRETO LEGISLATIVO 1308, publicado el 30 de diciembre de 2016</w:t>
+      </w:r>
+    </w:p>
+    <w:p>
+      <w:pPr>
+        <w:tabs>
+          <w:tab w:val="left" w:pos="567"/>
+        </w:tabs>
+        <w:spacing w:after="0" w:line="240" w:lineRule="auto"/>
+        <w:ind w:left="567" w:hanging="567"/>
+        <w:jc w:val="both"/>
+        <w:rPr>
+          <w:rFonts w:ascii="Arial Narrow" w:eastAsia="Arial Narrow" w:hAnsi="Arial Narrow" w:cs="Arial Narrow"/>
+          <w:sz w:val="16"/>
+          <w:szCs w:val="16"/>
+        </w:rPr>
+      </w:pPr>
+      <w:r>
+        <w:rPr>
+          <w:rFonts w:ascii="Arial Narrow" w:eastAsia="Arial Narrow" w:hAnsi="Arial Narrow" w:cs="Arial Narrow"/>
+          <w:sz w:val="16"/>
+          <w:szCs w:val="16"/>
+        </w:rPr>
+        <w:tab/>
+        <w:t xml:space="preserve"/>
+      </w:r>
+      <w:r>
+        <w:rPr>
+          <w:rFonts w:ascii="Arial Narrow" w:eastAsia="Arial Narrow" w:hAnsi="Arial Narrow" w:cs="Arial Narrow"/>
+          <w:b/>
+          <w:sz w:val="16"/>
+          <w:szCs w:val="16"/>
+        </w:rPr>
+        <w:t>Artículo 114.- Medidas correctivas</w:t>
+      </w:r>
+    </w:p>
+    <w:p>
+      <w:pPr>
+        <w:spacing w:after="0" w:line="240" w:lineRule="auto"/>
+        <w:ind w:left="567"/>
+        <w:jc w:val="both"/>
+        <w:rPr>
+          <w:rFonts w:ascii="Arial Narrow" w:eastAsia="Arial Narrow" w:hAnsi="Arial Narrow" w:cs="Arial Narrow"/>
+          <w:sz w:val="16"/>
+          <w:szCs w:val="16"/>
+        </w:rPr>
+      </w:pPr>
+      <w:r>
+        <w:rPr>
+          <w:rFonts w:ascii="Arial Narrow" w:eastAsia="Arial Narrow" w:hAnsi="Arial Narrow" w:cs="Arial Narrow"/>
+          <w:sz w:val="16"/>
+          <w:szCs w:val="16"/>
+        </w:rPr>
+        <w:t xml:space="preserve">Sin perjuicio de la sanción administrativa que corresponda al proveedor por una infracción al presente Código, el Indecopi puede dictar, en calidad de mandatos, medidas correctivas reparadoras y complementarias. </w:t>
+      </w:r>
+    </w:p>
+    <w:p>
+      <w:pPr>
+        <w:spacing w:after="0" w:line="240" w:lineRule="auto"/>
+        <w:ind w:left="567" w:hanging="567"/>
+        <w:jc w:val="both"/>
+        <w:rPr>
+          <w:rFonts w:ascii="Arial Narrow" w:eastAsia="Arial Narrow" w:hAnsi="Arial Narrow" w:cs="Arial Narrow"/>
+          <w:sz w:val="16"/>
+          <w:szCs w:val="16"/>
+        </w:rPr>
+      </w:pPr>
+      <w:r>
+        <w:rPr>
+          <w:rFonts w:ascii="Arial Narrow" w:eastAsia="Arial Narrow" w:hAnsi="Arial Narrow" w:cs="Arial Narrow"/>
+          <w:sz w:val="16"/>
+          <w:szCs w:val="16"/>
+        </w:rPr>
+        <w:tab/>
+        <w:t xml:space="preserve">Las medidas correctivas reparadoras pueden dictarse a pedido de parte o de oficio, siempre y cuando sean expresamente informadas sobre esa posibilidad en la notificación de cargo al proveedor por la autoridad encargada del procedimiento. </w:t>
+      </w:r>
+    </w:p>
+    <w:p>
+      <w:pPr>
+        <w:spacing w:after="0" w:line="240" w:lineRule="auto"/>
+        <w:ind w:left="567" w:hanging="567"/>
+        <w:jc w:val="both"/>
+        <w:rPr>
+          <w:rFonts w:ascii="Arial Narrow" w:eastAsia="Arial Narrow" w:hAnsi="Arial Narrow" w:cs="Arial Narrow"/>
+          <w:sz w:val="16"/>
+          <w:szCs w:val="16"/>
+        </w:rPr>
+      </w:pPr>
+      <w:r>
+        <w:rPr>
+          <w:rFonts w:ascii="Arial Narrow" w:eastAsia="Arial Narrow" w:hAnsi="Arial Narrow" w:cs="Arial Narrow"/>
+          <w:sz w:val="16"/>
+          <w:szCs w:val="16"/>
+        </w:rPr>
+        <w:tab/>
+        <w:t>Las medidas correctivas complementarias pueden dictarse de oficio o a pedido de parte.</w:t>
+      </w:r>
+    </w:p>
+    <w:p>
+      <w:pPr>
+        <w:spacing w:after="0" w:line="240" w:lineRule="auto"/>
+        <w:ind w:left="567" w:hanging="567"/>
+        <w:jc w:val="both"/>
+        <w:rPr>
+          <w:rFonts w:ascii="Arial Narrow" w:eastAsia="Arial Narrow" w:hAnsi="Arial Narrow" w:cs="Arial Narrow"/>
+          <w:sz w:val="16"/>
+          <w:szCs w:val="16"/>
+        </w:rPr>
+      </w:pPr>
+      <w:r>
+        <w:rPr>
+          <w:rFonts w:ascii="Arial Narrow" w:eastAsia="Arial Narrow" w:hAnsi="Arial Narrow" w:cs="Arial Narrow"/>
+          <w:b/>
+          <w:sz w:val="16"/>
+          <w:szCs w:val="16"/>
+        </w:rPr>
+        <w:tab/>
+        <w:t>Artículo 115.- Medidas correctivas reparadoras</w:t>
+      </w:r>
+    </w:p>
+    <w:p>
+      <w:pPr>
+        <w:spacing w:after="0" w:line="240" w:lineRule="auto"/>
+        <w:ind w:left="567" w:hanging="283"/>
+        <w:jc w:val="both"/>
+        <w:rPr>
+          <w:rFonts w:ascii="Arial Narrow" w:eastAsia="Arial Narrow" w:hAnsi="Arial Narrow" w:cs="Arial Narrow"/>
+          <w:sz w:val="16"/>
+          <w:szCs w:val="16"/>
+        </w:rPr>
+      </w:pPr>
+      <w:r>
+        <w:rPr>
+          <w:rFonts w:ascii="Arial Narrow" w:eastAsia="Arial Narrow" w:hAnsi="Arial Narrow" w:cs="Arial Narrow"/>
+          <w:sz w:val="16"/>
+          <w:szCs w:val="16"/>
+        </w:rPr>
+        <w:tab/>
+        <w:t>115.1 Las medidas correctivas reparadoras tienen el objeto de resarcir las consecuencias patrimoniales directas e inmediatas ocasionadas al consumidor por la infracción administrativa a su estado anterior. En caso el órgano resolutivo dicte una o varias medidas correctivas, debe considerar lo acordado por las partes durante la relación de consumo. Las medidas correctivas reparadoras pueden consistir en ordenar al proveedor infractor lo siguiente:</w:t>
+      </w:r>
+    </w:p>
+    <w:p>
+      <w:pPr>
+        <w:numPr>
+          <w:ilvl w:val="0"/>
+          <w:numId w:val="1"/>
+        </w:numPr>
+        <w:spacing w:after="0" w:line="240" w:lineRule="auto"/>
+        <w:ind w:left="567" w:firstLine="0"/>
+        <w:jc w:val="both"/>
+        <w:rPr>
+          <w:rFonts w:ascii="Arial Narrow" w:eastAsia="Arial Narrow" w:hAnsi="Arial Narrow" w:cs="Arial Narrow"/>
+          <w:sz w:val="16"/>
+          <w:szCs w:val="16"/>
+        </w:rPr>
+      </w:pPr>
+      <w:r>
+        <w:rPr>
+          <w:rFonts w:ascii="Arial Narrow" w:eastAsia="Arial Narrow" w:hAnsi="Arial Narrow" w:cs="Arial Narrow"/>
+          <w:sz w:val="16"/>
+          <w:szCs w:val="16"/>
+        </w:rPr>
+        <w:t>Reparar productos.</w:t>
+      </w:r>
+    </w:p>
+    <w:p>
+      <w:pPr>
+        <w:numPr>
+          <w:ilvl w:val="0"/>
+          <w:numId w:val="1"/>
+        </w:numPr>
+        <w:spacing w:after="0" w:line="240" w:lineRule="auto"/>
+        <w:ind w:left="567" w:firstLine="0"/>
+        <w:jc w:val="both"/>
+        <w:rPr>
+          <w:rFonts w:ascii="Arial Narrow" w:eastAsia="Arial Narrow" w:hAnsi="Arial Narrow" w:cs="Arial Narrow"/>
+          <w:sz w:val="16"/>
+          <w:szCs w:val="16"/>
+        </w:rPr>
+      </w:pPr>
+      <w:r>
+        <w:rPr>
+          <w:rFonts w:ascii="Arial Narrow" w:eastAsia="Arial Narrow" w:hAnsi="Arial Narrow" w:cs="Arial Narrow"/>
+          <w:sz w:val="16"/>
+          <w:szCs w:val="16"/>
+        </w:rPr>
+        <w:t>Cambiar productos por otros de idénticas o similares características, cuando la reparación no sea posible o no resulte razonable según las circunstancias.</w:t>
+      </w:r>
+    </w:p>
+    <w:p>
+      <w:pPr>
+        <w:numPr>
+          <w:ilvl w:val="0"/>
+          <w:numId w:val="1"/>
+        </w:numPr>
+        <w:spacing w:after="0" w:line="240" w:lineRule="auto"/>
+        <w:ind w:left="567" w:firstLine="0"/>
+        <w:jc w:val="both"/>
+        <w:rPr>
+          <w:rFonts w:ascii="Arial Narrow" w:eastAsia="Arial Narrow" w:hAnsi="Arial Narrow" w:cs="Arial Narrow"/>
+          <w:sz w:val="16"/>
+          <w:szCs w:val="16"/>
+        </w:rPr>
+      </w:pPr>
+      <w:r>
+        <w:rPr>
+          <w:rFonts w:ascii="Arial Narrow" w:eastAsia="Arial Narrow" w:hAnsi="Arial Narrow" w:cs="Arial Narrow"/>
+          <w:sz w:val="16"/>
+          <w:szCs w:val="16"/>
+        </w:rPr>
+        <w:t>Entregar un producto de idénticas características o, cuando esto no resulte posible, de similares características, en los supuestos de pérdida o deterioro atribuible al proveedor y siempre que exista interés del consumidor.</w:t>
+      </w:r>
+    </w:p>
+    <w:p>
+      <w:pPr>
+        <w:numPr>
+          <w:ilvl w:val="0"/>
+          <w:numId w:val="1"/>
+        </w:numPr>
+        <w:spacing w:after="0" w:line="240" w:lineRule="auto"/>
+        <w:ind w:left="567" w:firstLine="0"/>
+        <w:jc w:val="both"/>
+        <w:rPr>
+          <w:rFonts w:ascii="Arial Narrow" w:eastAsia="Arial Narrow" w:hAnsi="Arial Narrow" w:cs="Arial Narrow"/>
+          <w:sz w:val="16"/>
+          <w:szCs w:val="16"/>
+        </w:rPr>
+      </w:pPr>
+      <w:r>
+        <w:rPr>
+          <w:rFonts w:ascii="Arial Narrow" w:eastAsia="Arial Narrow" w:hAnsi="Arial Narrow" w:cs="Arial Narrow"/>
+          <w:sz w:val="16"/>
+          <w:szCs w:val="16"/>
+        </w:rPr>
+        <w:t>Cumplir con ejecutar la prestación u obligación asumida; y si esto no resulte posible o no sea razonable, otra de efectos equivalentes, incluyendo prestaciones dinerarias.</w:t>
+      </w:r>
+    </w:p>
+    <w:p>
+      <w:pPr>
+        <w:numPr>
+          <w:ilvl w:val="0"/>
+          <w:numId w:val="1"/>
+        </w:numPr>
+        <w:spacing w:after="0" w:line="240" w:lineRule="auto"/>
+        <w:ind w:left="567" w:firstLine="0"/>
+        <w:jc w:val="both"/>
+        <w:rPr>
+          <w:rFonts w:ascii="Arial Narrow" w:eastAsia="Arial Narrow" w:hAnsi="Arial Narrow" w:cs="Arial Narrow"/>
+          <w:sz w:val="16"/>
+          <w:szCs w:val="16"/>
+        </w:rPr>
+      </w:pPr>
+      <w:r>
+        <w:rPr>
+          <w:rFonts w:ascii="Arial Narrow" w:eastAsia="Arial Narrow" w:hAnsi="Arial Narrow" w:cs="Arial Narrow"/>
+          <w:sz w:val="16"/>
+          <w:szCs w:val="16"/>
+        </w:rPr>
+        <w:t>Cumplir con ejecutar otras prestaciones u obligaciones legales o convencionales a su cargo.</w:t>
+      </w:r>
+    </w:p>
+    <w:p>
+      <w:pPr>
+        <w:numPr>
+          <w:ilvl w:val="0"/>
+          <w:numId w:val="1"/>
+        </w:numPr>
+        <w:spacing w:after="0" w:line="240" w:lineRule="auto"/>
+        <w:ind w:left="567" w:firstLine="0"/>
+        <w:jc w:val="both"/>
+        <w:rPr>
+          <w:rFonts w:ascii="Arial Narrow" w:eastAsia="Arial Narrow" w:hAnsi="Arial Narrow" w:cs="Arial Narrow"/>
+          <w:sz w:val="16"/>
+          <w:szCs w:val="16"/>
+        </w:rPr>
+      </w:pPr>
+      <w:r>
+        <w:rPr>
+          <w:rFonts w:ascii="Arial Narrow" w:eastAsia="Arial Narrow" w:hAnsi="Arial Narrow" w:cs="Arial Narrow"/>
+          <w:sz w:val="16"/>
+          <w:szCs w:val="16"/>
+        </w:rPr>
+        <w:t>Devolver la contraprestación pagada por el consumidor, más los intereses legales correspondientes, cuando la reparación, reposición, o cumplimiento de la prestación u obligación, según sea el caso, no resulte posible o no sea razonable según las circunstancias.</w:t>
+      </w:r>
+    </w:p>
+    <w:p>
+      <w:pPr>
+        <w:numPr>
+          <w:ilvl w:val="0"/>
+          <w:numId w:val="1"/>
+        </w:numPr>
+        <w:spacing w:after="0" w:line="240" w:lineRule="auto"/>
+        <w:ind w:left="567" w:firstLine="0"/>
+        <w:jc w:val="both"/>
+        <w:rPr>
+          <w:rFonts w:ascii="Arial Narrow" w:eastAsia="Arial Narrow" w:hAnsi="Arial Narrow" w:cs="Arial Narrow"/>
+          <w:sz w:val="16"/>
+          <w:szCs w:val="16"/>
+        </w:rPr>
+      </w:pPr>
+      <w:r>
+        <w:rPr>
+          <w:rFonts w:ascii="Arial Narrow" w:eastAsia="Arial Narrow" w:hAnsi="Arial Narrow" w:cs="Arial Narrow"/>
+          <w:sz w:val="16"/>
+          <w:szCs w:val="16"/>
+        </w:rPr>
+        <w:t>En los supuestos de pagos indebidos o en exceso, devolver estos montos, más los intereses correspondientes.</w:t>
+      </w:r>
+    </w:p>
+    <w:p>
+      <w:pPr>
+        <w:numPr>
+          <w:ilvl w:val="0"/>
+          <w:numId w:val="1"/>
+        </w:numPr>
+        <w:spacing w:after="0" w:line="240" w:lineRule="auto"/>
+        <w:ind w:left="567" w:firstLine="0"/>
+        <w:jc w:val="both"/>
+        <w:rPr>
+          <w:rFonts w:ascii="Arial Narrow" w:eastAsia="Arial Narrow" w:hAnsi="Arial Narrow" w:cs="Arial Narrow"/>
+          <w:sz w:val="16"/>
+          <w:szCs w:val="16"/>
+        </w:rPr>
+      </w:pPr>
+      <w:r>
+        <w:rPr>
+          <w:rFonts w:ascii="Arial Narrow" w:eastAsia="Arial Narrow" w:hAnsi="Arial Narrow" w:cs="Arial Narrow"/>
+          <w:sz w:val="16"/>
+          <w:szCs w:val="16"/>
+        </w:rPr>
+        <w:t>Pagar los gastos incurridos por el consumidor para mitigar las consecuencias de la infracción administrativa.</w:t>
+      </w:r>
+    </w:p>
+    <w:p>
+      <w:pPr>
+        <w:numPr>
+          <w:ilvl w:val="0"/>
+          <w:numId w:val="1"/>
+        </w:numPr>
+        <w:spacing w:after="0" w:line="240" w:lineRule="auto"/>
+        <w:ind w:left="567" w:firstLine="0"/>
+        <w:jc w:val="both"/>
+        <w:rPr>
+          <w:rFonts w:ascii="Arial Narrow" w:eastAsia="Arial Narrow" w:hAnsi="Arial Narrow" w:cs="Arial Narrow"/>
+          <w:sz w:val="16"/>
+          <w:szCs w:val="16"/>
+        </w:rPr>
+      </w:pPr>
+      <w:r>
+        <w:rPr>
+          <w:rFonts w:ascii="Arial Narrow" w:eastAsia="Arial Narrow" w:hAnsi="Arial Narrow" w:cs="Arial Narrow"/>
+          <w:sz w:val="16"/>
+          <w:szCs w:val="16"/>
+        </w:rPr>
+        <w:t>Otras medidas reparadoras análogas de efectos equivalentes a las anteriores.</w:t>
+      </w:r>
+    </w:p>
+    <w:p>
+      <w:pPr>
+        <w:pStyle w:val="Sinespaciado"/>
+        <w:ind w:left="567"/>
+        <w:jc w:val="both"/>
+        <w:rPr>
+          <w:rFonts w:ascii="Arial Narrow" w:eastAsia="Arial Narrow" w:hAnsi="Arial Narrow" w:cs="Arial Narrow"/>
+          <w:sz w:val="16"/>
+          <w:szCs w:val="16"/>
+        </w:rPr>
+      </w:pPr>
+      <w:r>
+        <w:rPr>
+          <w:rFonts w:ascii="Arial Narrow" w:eastAsia="Arial Narrow" w:hAnsi="Arial Narrow" w:cs="Arial Narrow"/>
+          <w:sz w:val="16"/>
+          <w:szCs w:val="16"/>
+        </w:rPr>
+        <w:t xml:space="preserve">115.2 Las medidas correctivas reparadoras no pueden ser solicitadas de manera acumulativa conjunta, pudiendo plantearse de manera alternativa o subsidiaria, con excepción de la medida correctiva señalada en el literal h) que puede solicitarse </w:t>
+      </w:r>
+      <w:proofErr w:type="gramStart"/>
+      <w:r>
+        <w:rPr>
+          <w:rFonts w:ascii="Arial Narrow" w:eastAsia="Arial Narrow" w:hAnsi="Arial Narrow" w:cs="Arial Narrow"/>
+          <w:sz w:val="16"/>
+          <w:szCs w:val="16"/>
+        </w:rPr>
+        <w:t>conjuntamente con</w:t>
+      </w:r>
+      <w:proofErr w:type="gramEnd"/>
+      <w:r>
+        <w:rPr>
+          <w:rFonts w:ascii="Arial Narrow" w:eastAsia="Arial Narrow" w:hAnsi="Arial Narrow" w:cs="Arial Narrow"/>
+          <w:sz w:val="16"/>
+          <w:szCs w:val="16"/>
+        </w:rPr>
+        <w:t xml:space="preserve"> otra medida correctiva. Cuando los órganos competentes del Indecopi se pronuncian respecto de una medida correctiva reparadora, aplican el principio de congruencia procesal.</w:t>
+      </w:r>
+    </w:p>
+    <w:p>
+      <w:pPr>
+        <w:spacing w:after="0" w:line="240" w:lineRule="auto"/>
+        <w:ind w:left="567"/>
+        <w:jc w:val="both"/>
+        <w:rPr>
+          <w:rFonts w:ascii="Arial Narrow" w:eastAsia="Arial Narrow" w:hAnsi="Arial Narrow" w:cs="Arial Narrow"/>
+          <w:sz w:val="16"/>
+          <w:szCs w:val="16"/>
+        </w:rPr>
+      </w:pPr>
+      <w:r>
+        <w:rPr>
+          <w:rFonts w:ascii="Arial Narrow" w:eastAsia="Arial Narrow" w:hAnsi="Arial Narrow" w:cs="Arial Narrow"/>
+          <w:sz w:val="16"/>
+          <w:szCs w:val="16"/>
+        </w:rPr>
+        <w:t>115.3 Las medidas correctivas reparadoras pueden solicitarse en cualquier momento hasta antes de la notificación de cargo al proveedor, sin perjuicio de la facultad de secretaría técnica de la comisión de requerir al consumidor que precise la medida correctiva materia de solicitud. El consumidor puede variar su solicitud de medida correctiva hasta antes de la decisión de primera instancia, en cuyo caso se confiere traslado al proveedor para que formule su descargo.</w:t>
+      </w:r>
+    </w:p>
+    <w:p>
+      <w:pPr>
+        <w:spacing w:after="0" w:line="240" w:lineRule="auto"/>
+        <w:ind w:left="567"/>
+        <w:jc w:val="both"/>
+        <w:rPr>
+          <w:rFonts w:ascii="Arial Narrow" w:eastAsia="Arial Narrow" w:hAnsi="Arial Narrow" w:cs="Arial Narrow"/>
+          <w:sz w:val="16"/>
+          <w:szCs w:val="16"/>
+        </w:rPr>
+      </w:pPr>
+      <w:r>
+        <w:rPr>
+          <w:rFonts w:ascii="Arial Narrow" w:eastAsia="Arial Narrow" w:hAnsi="Arial Narrow" w:cs="Arial Narrow"/>
+          <w:sz w:val="16"/>
+          <w:szCs w:val="16"/>
+        </w:rPr>
+        <w:t>115.4 Corresponde al consumidor que solicita el dictado de la medida correctiva reparadora probar las consecuencias patrimoniales directas e inmediatas causadas por la comisión de la infracción administrativa.</w:t>
+      </w:r>
+    </w:p>
+    <w:p>
+      <w:pPr>
+        <w:spacing w:after="0" w:line="240" w:lineRule="auto"/>
+        <w:ind w:left="567"/>
+        <w:jc w:val="both"/>
+        <w:rPr>
+          <w:rFonts w:ascii="Arial Narrow" w:eastAsia="Arial Narrow" w:hAnsi="Arial Narrow" w:cs="Arial Narrow"/>
+          <w:sz w:val="16"/>
+          <w:szCs w:val="16"/>
+        </w:rPr>
+      </w:pPr>
+      <w:r>
+        <w:rPr>
+          <w:rFonts w:ascii="Arial Narrow" w:eastAsia="Arial Narrow" w:hAnsi="Arial Narrow" w:cs="Arial Narrow"/>
+          <w:sz w:val="16"/>
+          <w:szCs w:val="16"/>
+        </w:rPr>
+        <w:t>115.5 Los bienes o montos objeto de medidas correctivas reparadoras son entregados por el proveedor directamente al consumidor que los reclama, salvo mandato distinto contenido en la resolución. Aquellos bienes o montos materia de una medida correctiva reparadora, que por algún motivo se encuentran en posesión del Indecopi y deban ser entregados a los consumidores beneficiados, son puestos a disposición de estos.</w:t>
+      </w:r>
+    </w:p>
+    <w:p>
+      <w:pPr>
+        <w:spacing w:after="0" w:line="240" w:lineRule="auto"/>
+        <w:ind w:left="567"/>
+        <w:jc w:val="both"/>
+        <w:rPr>
+          <w:rFonts w:ascii="Arial Narrow" w:eastAsia="Arial Narrow" w:hAnsi="Arial Narrow" w:cs="Arial Narrow"/>
+          <w:sz w:val="16"/>
+          <w:szCs w:val="16"/>
+        </w:rPr>
+      </w:pPr>
+      <w:r>
+        <w:rPr>
+          <w:rFonts w:ascii="Arial Narrow" w:eastAsia="Arial Narrow" w:hAnsi="Arial Narrow" w:cs="Arial Narrow"/>
+          <w:sz w:val="16"/>
+          <w:szCs w:val="16"/>
+        </w:rPr>
+        <w:t>115.6 El extremo de la resolución final que ordena el cumplimiento de una medida correctiva reparadora a favor del consumidor constituye título ejecutivo conforme con lo dispuesto en el artículo 688 del Código Procesal Civil, una vez que quedan consentidas o causan estado en la vía administrativa. La legitimidad para obrar en los procesos civiles de ejecución corresponde a los consumidores beneficiados con la medida correctiva reparadora.</w:t>
+      </w:r>
+    </w:p>
+    <w:p>
+      <w:pPr>
+        <w:spacing w:after="0" w:line="240" w:lineRule="auto"/>
+        <w:ind w:left="567"/>
+        <w:jc w:val="both"/>
+        <w:rPr>
+          <w:rFonts w:ascii="Arial Narrow" w:eastAsia="Arial Narrow" w:hAnsi="Arial Narrow" w:cs="Arial Narrow"/>
+          <w:sz w:val="16"/>
+          <w:szCs w:val="16"/>
+        </w:rPr>
+      </w:pPr>
+      <w:r>
+        <w:rPr>
+          <w:rFonts w:ascii="Arial Narrow" w:eastAsia="Arial Narrow" w:hAnsi="Arial Narrow" w:cs="Arial Narrow"/>
+          <w:sz w:val="16"/>
+          <w:szCs w:val="16"/>
+        </w:rPr>
+        <w:t>115.7 Las medidas correctivas reparadoras como mandatos dirigidos a resarcir las consecuencias patrimoniales directas e inmediatas originadas por la infracción buscan corregir la conducta infractora y no tienen naturaleza indemnizatoria; son dictadas sin perjuicio de la indemnización por los daños y perjuicios que el consumidor puede solicitar en la vía judicial o arbitral correspondiente. No obstante, se descuenta de la indemnización patrimonial aquella satisfacción patrimonial deducible que el consumidor haya recibido a consecuencia del dictado de una medida correctiva reparadora en sede administrativa.</w:t>
+      </w:r>
+    </w:p>
+    <w:p>
+      <w:pPr>
+        <w:spacing w:after="0" w:line="240" w:lineRule="auto"/>
+        <w:ind w:left="567"/>
+        <w:jc w:val="both"/>
+        <w:rPr>
+          <w:rFonts w:ascii="Arial Narrow" w:eastAsia="Arial Narrow" w:hAnsi="Arial Narrow" w:cs="Arial Narrow"/>
+          <w:b/>
+          <w:bCs/>
+          <w:sz w:val="16"/>
+          <w:szCs w:val="16"/>
+        </w:rPr>
+      </w:pPr>
+      <w:r>
+        <w:rPr>
+          <w:rFonts w:ascii="Arial Narrow" w:eastAsia="Arial Narrow" w:hAnsi="Arial Narrow" w:cs="Arial Narrow"/>
+          <w:b/>
+          <w:bCs/>
+          <w:sz w:val="16"/>
+          <w:szCs w:val="16"/>
+        </w:rPr>
+        <w:t>Artículo 116.- Medidas correctivas complementarias</w:t>
+      </w:r>
+    </w:p>
+    <w:p>
+      <w:pPr>
+        <w:spacing w:after="0" w:line="240" w:lineRule="auto"/>
+        <w:ind w:left="567"/>
+        <w:jc w:val="both"/>
+        <w:rPr>
+          <w:rFonts w:ascii="Arial Narrow" w:eastAsia="Arial Narrow" w:hAnsi="Arial Narrow" w:cs="Arial Narrow"/>
+          <w:sz w:val="16"/>
+          <w:szCs w:val="16"/>
+        </w:rPr>
+      </w:pPr>
+      <w:r>
+        <w:rPr>
+          <w:rFonts w:ascii="Arial Narrow" w:eastAsia="Arial Narrow" w:hAnsi="Arial Narrow" w:cs="Arial Narrow"/>
+          <w:sz w:val="16"/>
+          <w:szCs w:val="16"/>
+        </w:rPr>
+        <w:t xml:space="preserve">Las medidas correctivas complementarias tienen el objeto de revertir los efectos de la conducta infractora o evitar que esta se produzca nuevamente en el futuro y pueden ser, entre otras, las siguientes: </w:t>
+      </w:r>
+    </w:p>
+    <w:p>
+      <w:pPr>
+        <w:spacing w:after="0" w:line="240" w:lineRule="auto"/>
+        <w:ind w:left="567"/>
+        <w:jc w:val="both"/>
+        <w:rPr>
+          <w:rFonts w:ascii="Arial Narrow" w:eastAsia="Arial Narrow" w:hAnsi="Arial Narrow" w:cs="Arial Narrow"/>
+          <w:sz w:val="16"/>
+          <w:szCs w:val="16"/>
+        </w:rPr>
+      </w:pPr>
+      <w:r>
+        <w:rPr>
+          <w:rFonts w:ascii="Arial Narrow" w:eastAsia="Arial Narrow" w:hAnsi="Arial Narrow" w:cs="Arial Narrow"/>
+          <w:sz w:val="16"/>
+          <w:szCs w:val="16"/>
+        </w:rPr>
+        <w:t xml:space="preserve">a. Que el proveedor cumpla con atender la solicitud de información requerida por el consumidor, siempre que dicho requerimiento guarde relación con el producto adquirido o servicio contratado. </w:t>
+      </w:r>
+    </w:p>
+    <w:p>
+      <w:pPr>
+        <w:spacing w:after="0" w:line="240" w:lineRule="auto"/>
+        <w:ind w:left="567"/>
+        <w:jc w:val="both"/>
+        <w:rPr>
+          <w:rFonts w:ascii="Arial Narrow" w:eastAsia="Arial Narrow" w:hAnsi="Arial Narrow" w:cs="Arial Narrow"/>
+          <w:sz w:val="16"/>
+          <w:szCs w:val="16"/>
+        </w:rPr>
+      </w:pPr>
+      <w:r>
+        <w:rPr>
+          <w:rFonts w:ascii="Arial Narrow" w:eastAsia="Arial Narrow" w:hAnsi="Arial Narrow" w:cs="Arial Narrow"/>
+          <w:sz w:val="16"/>
+          <w:szCs w:val="16"/>
+        </w:rPr>
+        <w:t xml:space="preserve">b. Declarar inexigibles las cláusulas que han sido identificadas como abusivas en el procedimiento. </w:t>
+      </w:r>
+    </w:p>
+    <w:p>
+      <w:pPr>
+        <w:spacing w:after="0" w:line="240" w:lineRule="auto"/>
+        <w:ind w:left="567"/>
+        <w:jc w:val="both"/>
+        <w:rPr>
+          <w:rFonts w:ascii="Arial Narrow" w:eastAsia="Arial Narrow" w:hAnsi="Arial Narrow" w:cs="Arial Narrow"/>
+          <w:sz w:val="16"/>
+          <w:szCs w:val="16"/>
+        </w:rPr>
+      </w:pPr>
+      <w:r>
+        <w:rPr>
+          <w:rFonts w:ascii="Arial Narrow" w:eastAsia="Arial Narrow" w:hAnsi="Arial Narrow" w:cs="Arial Narrow"/>
+          <w:sz w:val="16"/>
+          <w:szCs w:val="16"/>
+        </w:rPr>
+        <w:t xml:space="preserve">c. El decomiso y destrucción de la mercadería, envases, envolturas o etiquetas. </w:t>
+      </w:r>
+    </w:p>
+    <w:p>
+      <w:pPr>
+        <w:spacing w:after="0" w:line="240" w:lineRule="auto"/>
+        <w:ind w:left="567"/>
+        <w:jc w:val="both"/>
+        <w:rPr>
+          <w:rFonts w:ascii="Arial Narrow" w:eastAsia="Arial Narrow" w:hAnsi="Arial Narrow" w:cs="Arial Narrow"/>
+          <w:sz w:val="16"/>
+          <w:szCs w:val="16"/>
+        </w:rPr>
+      </w:pPr>
+      <w:r>
+        <w:rPr>
+          <w:rFonts w:ascii="Arial Narrow" w:eastAsia="Arial Narrow" w:hAnsi="Arial Narrow" w:cs="Arial Narrow"/>
+          <w:sz w:val="16"/>
+          <w:szCs w:val="16"/>
+        </w:rPr>
+        <w:t xml:space="preserve">d. En caso de infracciones muy graves y de reincidencia o </w:t>
+      </w:r>
+      <w:proofErr w:type="spellStart"/>
+      <w:r>
+        <w:rPr>
+          <w:rFonts w:ascii="Arial Narrow" w:eastAsia="Arial Narrow" w:hAnsi="Arial Narrow" w:cs="Arial Narrow"/>
+          <w:sz w:val="16"/>
+          <w:szCs w:val="16"/>
+        </w:rPr>
+        <w:t>reiterancia</w:t>
+      </w:r>
+      <w:proofErr w:type="spellEnd"/>
+      <w:r>
+        <w:rPr>
+          <w:rFonts w:ascii="Arial Narrow" w:eastAsia="Arial Narrow" w:hAnsi="Arial Narrow" w:cs="Arial Narrow"/>
+          <w:sz w:val="16"/>
+          <w:szCs w:val="16"/>
+        </w:rPr>
+        <w:t xml:space="preserve">: </w:t>
+      </w:r>
+    </w:p>
+    <w:p>
+      <w:pPr>
+        <w:spacing w:after="0" w:line="240" w:lineRule="auto"/>
+        <w:ind w:left="567"/>
+        <w:jc w:val="both"/>
+        <w:rPr>
+          <w:rFonts w:ascii="Arial Narrow" w:eastAsia="Arial Narrow" w:hAnsi="Arial Narrow" w:cs="Arial Narrow"/>
+          <w:sz w:val="16"/>
+          <w:szCs w:val="16"/>
+        </w:rPr>
+      </w:pPr>
+      <w:r>
+        <w:rPr>
+          <w:rFonts w:ascii="Arial Narrow" w:eastAsia="Arial Narrow" w:hAnsi="Arial Narrow" w:cs="Arial Narrow"/>
+          <w:sz w:val="16"/>
+          <w:szCs w:val="16"/>
+        </w:rPr>
+        <w:t xml:space="preserve">(i) Solicitar a la autoridad correspondiente la clausura temporal del establecimiento industrial, comercial o de servicios por un plazo máximo de seis (6) meses. </w:t>
+      </w:r>
+    </w:p>
+    <w:p>
+      <w:pPr>
+        <w:spacing w:after="0" w:line="240" w:lineRule="auto"/>
+        <w:ind w:left="567"/>
+        <w:jc w:val="both"/>
+        <w:rPr>
+          <w:rFonts w:ascii="Arial Narrow" w:eastAsia="Arial Narrow" w:hAnsi="Arial Narrow" w:cs="Arial Narrow"/>
+          <w:sz w:val="16"/>
+          <w:szCs w:val="16"/>
+        </w:rPr>
+      </w:pPr>
+      <w:r>
+        <w:rPr>
+          <w:rFonts w:ascii="Arial Narrow" w:eastAsia="Arial Narrow" w:hAnsi="Arial Narrow" w:cs="Arial Narrow"/>
+          <w:sz w:val="16"/>
+          <w:szCs w:val="16"/>
+        </w:rPr>
+        <w:t>(</w:t>
+      </w:r>
+      <w:proofErr w:type="spellStart"/>
+      <w:r>
+        <w:rPr>
+          <w:rFonts w:ascii="Arial Narrow" w:eastAsia="Arial Narrow" w:hAnsi="Arial Narrow" w:cs="Arial Narrow"/>
+          <w:sz w:val="16"/>
+          <w:szCs w:val="16"/>
+        </w:rPr>
+        <w:t>ii</w:t>
+      </w:r>
+      <w:proofErr w:type="spellEnd"/>
+      <w:r>
+        <w:rPr>
+          <w:rFonts w:ascii="Arial Narrow" w:eastAsia="Arial Narrow" w:hAnsi="Arial Narrow" w:cs="Arial Narrow"/>
+          <w:sz w:val="16"/>
+          <w:szCs w:val="16"/>
+        </w:rPr>
+        <w:t xml:space="preserve">) Solicitar a la autoridad competente la inhabilitación, temporal o permanente, del proveedor en función de los alcances de la infracción sancionada. </w:t>
+      </w:r>
+    </w:p>
+    <w:p>
+      <w:pPr>
+        <w:spacing w:after="0" w:line="240" w:lineRule="auto"/>
+        <w:ind w:left="567"/>
+        <w:jc w:val="both"/>
+        <w:rPr>
+          <w:rFonts w:ascii="Arial Narrow" w:eastAsia="Arial Narrow" w:hAnsi="Arial Narrow" w:cs="Arial Narrow"/>
+          <w:sz w:val="16"/>
+          <w:szCs w:val="16"/>
+        </w:rPr>
+      </w:pPr>
+      <w:r>
+        <w:rPr>
+          <w:rFonts w:ascii="Arial Narrow" w:eastAsia="Arial Narrow" w:hAnsi="Arial Narrow" w:cs="Arial Narrow"/>
+          <w:sz w:val="16"/>
+          <w:szCs w:val="16"/>
+        </w:rPr>
+        <w:t xml:space="preserve">e. Publicación de avisos </w:t>
+      </w:r>
+      <w:proofErr w:type="spellStart"/>
+      <w:r>
+        <w:rPr>
+          <w:rFonts w:ascii="Arial Narrow" w:eastAsia="Arial Narrow" w:hAnsi="Arial Narrow" w:cs="Arial Narrow"/>
+          <w:sz w:val="16"/>
+          <w:szCs w:val="16"/>
+        </w:rPr>
+        <w:t>rectificatorios</w:t>
+      </w:r>
+      <w:proofErr w:type="spellEnd"/>
+      <w:r>
+        <w:rPr>
+          <w:rFonts w:ascii="Arial Narrow" w:eastAsia="Arial Narrow" w:hAnsi="Arial Narrow" w:cs="Arial Narrow"/>
+          <w:sz w:val="16"/>
+          <w:szCs w:val="16"/>
+        </w:rPr>
+        <w:t xml:space="preserve"> o informativos en la forma que determine el Indecopi, tomando en consideración los medios que resulten idóneos para revertir los efectos que el acto objeto de sanción ha ocasionado. </w:t>
+      </w:r>
+    </w:p>
+    <w:p>
+      <w:pPr>
+        <w:spacing w:after="0" w:line="240" w:lineRule="auto"/>
+        <w:ind w:left="567"/>
+        <w:jc w:val="both"/>
+        <w:rPr>
+          <w:rFonts w:ascii="Arial Narrow" w:eastAsia="Arial Narrow" w:hAnsi="Arial Narrow" w:cs="Arial Narrow"/>
+          <w:sz w:val="16"/>
+          <w:szCs w:val="16"/>
+        </w:rPr>
+      </w:pPr>
+      <w:r>
+        <w:rPr>
+          <w:rFonts w:ascii="Arial Narrow" w:eastAsia="Arial Narrow" w:hAnsi="Arial Narrow" w:cs="Arial Narrow"/>
+          <w:sz w:val="16"/>
+          <w:szCs w:val="16"/>
+        </w:rPr>
+        <w:t xml:space="preserve">f. Cualquier otra medida correctiva que tenga el objeto de revertir los efectos de la conducta infractora o evitar que esta se produzca nuevamente en el futuro. </w:t>
+      </w:r>
+    </w:p>
+    <w:p>
+      <w:pPr>
+        <w:spacing w:after="0" w:line="240" w:lineRule="auto"/>
+        <w:ind w:left="567"/>
+        <w:jc w:val="both"/>
+        <w:rPr>
+          <w:rFonts w:ascii="Arial Narrow" w:eastAsia="Arial Narrow" w:hAnsi="Arial Narrow" w:cs="Arial Narrow"/>
+          <w:sz w:val="16"/>
+          <w:szCs w:val="16"/>
+        </w:rPr>
+      </w:pPr>
+      <w:r>
+        <w:rPr>
+          <w:rFonts w:ascii="Arial Narrow" w:eastAsia="Arial Narrow" w:hAnsi="Arial Narrow" w:cs="Arial Narrow"/>
+          <w:sz w:val="16"/>
+          <w:szCs w:val="16"/>
+        </w:rPr>
+        <w:t>El Indecopi está facultado para solicitar a la autoridad municipal y policial el apoyo respectivo para la ejecución de las medidas correctivas complementarias correspondientes.</w:t>
+      </w:r>
+    </w:p>
+    <w:p>
+      <w:pPr>
+        <w:spacing w:after="0" w:line="240" w:lineRule="auto"/>
+        <w:ind w:left="567" w:hanging="567"/>
+        <w:jc w:val="both"/>
+        <w:rPr>
+          <w:rFonts w:ascii="Arial Narrow" w:eastAsia="Arial Narrow" w:hAnsi="Arial Narrow" w:cs="Arial Narrow"/>
+          <w:sz w:val="16"/>
+          <w:szCs w:val="16"/>
+        </w:rPr>
+      </w:pPr>
+    </w:p>
+  </w:footnote>
+  <w:footnote w:id="16">
+    <w:p>
+      <w:pPr>
+        <w:pStyle w:val="Textonotapie"/>
+        <w:tabs>
+          <w:tab w:val="left" w:pos="567"/>
+        </w:tabs>
+        <w:ind w:left="567" w:hanging="567"/>
+        <w:jc w:val="both"/>
+        <w:rPr>
+          <w:rFonts w:ascii="Arial Narrow" w:eastAsia="Arial Narrow" w:hAnsi="Arial Narrow" w:cs="Arial Narrow"/>
+          <w:b/>
+          <w:sz w:val="16"/>
+          <w:szCs w:val="16"/>
+        </w:rPr>
+      </w:pPr>
+      <w:r>
+        <w:rPr>
+          <w:rStyle w:val="Refdenotaalpie"/>
+          <w:rFonts w:ascii="Arial Narrow" w:eastAsia="Arial Narrow" w:hAnsi="Arial Narrow" w:cs="Arial Narrow"/>
+          <w:sz w:val="16"/>
+          <w:szCs w:val="16"/>
+          <w:vertAlign w:val="superscript"/>
+        </w:rPr>
+        <w:footnoteRef/>
+      </w:r>
+      <w:r>
+        <w:rPr>
+          <w:rFonts w:ascii="Arial Narrow" w:eastAsia="Arial Narrow" w:hAnsi="Arial Narrow" w:cs="Arial Narrow"/>
+          <w:sz w:val="16"/>
+          <w:szCs w:val="16"/>
+        </w:rPr>
+        <w:tab/>
+        <w:t xml:space="preserve"/>
       </w:r>
       <w:r>
         <w:rPr>
@@ -11089,12 +11194,15 @@
       </w:pPr>
     </w:p>
   </w:footnote>
-  <w:footnote w:id="15">
+  <w:footnote w:id="17">
     <w:p>
       <w:pPr>
         <w:autoSpaceDE w:val="0"/>
         <w:autoSpaceDN w:val="0"/>
         <w:adjustRightInd w:val="0"/>
+        <w:tabs>
+          <w:tab w:val="left" w:pos="567"/>
+        </w:tabs>
         <w:spacing w:after="0" w:line="240" w:lineRule="auto"/>
         <w:ind w:left="567" w:hanging="567"/>
         <w:jc w:val="both"/>
@@ -11126,7 +11234,8 @@
           <w:sz w:val="16"/>
           <w:szCs w:val="16"/>
         </w:rPr>
-        <w:t xml:space="preserve"> </w:t>
+        <w:tab/>
+        <w:t xml:space="preserve"/>
       </w:r>
       <w:r>
         <w:rPr>
@@ -11159,7 +11268,7 @@
           <w:sz w:val="16"/>
           <w:szCs w:val="16"/>
         </w:rPr>
-        <w:t xml:space="preserve"> 807, LEY SOBRE FACULTADES, NORMAS Y ORGANIZACIÓN DEL INDECOPI FACULTADES DE LAS COMISIONES Y OFICINAS DEL INDECOPI</w:t>
+        <w:t xml:space="preserve">807, LEY SOBRE FACULTADES, NORMAS Y ORGANIZACIÓN DEL INDECOPI FACULTADES DE LAS COMISIONES Y OFICINAS DEL INDECOPI</w:t>
       </w:r>
     </w:p>
     <w:p>
@@ -11252,10 +11361,13 @@
       </w:pPr>
     </w:p>
   </w:footnote>
-  <w:footnote w:id="16">
+  <w:footnote w:id="18">
     <w:p>
       <w:pPr>
         <w:pStyle w:val="Textonotapie"/>
+        <w:tabs>
+          <w:tab w:val="left" w:pos="567"/>
+        </w:tabs>
         <w:ind w:left="567" w:hanging="567"/>
         <w:jc w:val="both"/>
         <w:rPr>
@@ -11280,7 +11392,8 @@
           <w:sz w:val="16"/>
           <w:szCs w:val="16"/>
         </w:rPr>
-        <w:t xml:space="preserve"> </w:t>
+        <w:tab/>
+        <w:t xml:space="preserve"/>
       </w:r>
       <w:r>
         <w:rPr>

--- a/plantillas_maestras/17_seguro_no_especificado/materia_general_asegurativa/1_ddo_aseguradora/varon/TPL_0649_2025_SEGURO_NO_ESPECIFICADO_MATERIA_GENERAL_ASEGURATIVA_ASEGURADORA_VARON_R3.docx
+++ b/plantillas_maestras/17_seguro_no_especificado/materia_general_asegurativa/1_ddo_aseguradora/varon/TPL_0649_2025_SEGURO_NO_ESPECIFICADO_MATERIA_GENERAL_ASEGURATIVA_ASEGURADORA_VARON_R3.docx
@@ -567,7 +567,7 @@
     </w:p>
     <w:p>
       <w:pPr>
-        <w:spacing w:after="0" w:line="240" w:lineRule="auto"/>
+        <w:spacing w:before="0" w:after="0" w:line="240" w:lineRule="auto"/>
         <w:jc w:val="both"/>
         <w:rPr>
           <w:rFonts w:ascii="Arial Narrow" w:eastAsia="Arial Narrow" w:hAnsi="Arial Narrow" w:cs="Arial Narrow"/>
@@ -841,10 +841,10 @@
     </w:p>
     <w:p>
       <w:pPr>
+        <w:spacing w:before="0" w:after="0" w:line="240" w:lineRule="auto"/>
         <w:tabs>
           <w:tab w:val="left" w:pos="1134"/>
         </w:tabs>
-        <w:spacing w:after="0" w:line="240" w:lineRule="auto"/>
         <w:jc w:val="both"/>
         <w:rPr>
           <w:rFonts w:ascii="Arial Narrow" w:eastAsia="Arial Narrow" w:hAnsi="Arial Narrow" w:cs="Arial Narrow"/>
@@ -1017,7 +1017,7 @@
     <w:p>
       <w:pPr>
         <w:pStyle w:val="Prrafodelista"/>
-        <w:spacing w:after="0" w:line="240" w:lineRule="auto"/>
+        <w:spacing w:before="0" w:after="0" w:line="240" w:lineRule="auto"/>
         <w:ind w:left="1134"/>
         <w:jc w:val="both"/>
         <w:rPr>
@@ -1154,7 +1154,7 @@
     </w:p>
     <w:p>
       <w:pPr>
-        <w:spacing w:after="0" w:line="240" w:lineRule="auto"/>
+        <w:spacing w:before="0" w:after="0" w:line="240" w:lineRule="auto"/>
         <w:jc w:val="both"/>
         <w:rPr>
           <w:rFonts w:ascii="Arial Narrow" w:eastAsia="Arial Narrow" w:hAnsi="Arial Narrow" w:cs="Arial Narrow"/>
@@ -1368,7 +1368,7 @@
     </w:p>
     <w:p>
       <w:pPr>
-        <w:spacing w:after="0" w:line="240" w:lineRule="auto"/>
+        <w:spacing w:before="0" w:after="0" w:line="240" w:lineRule="auto"/>
         <w:jc w:val="both"/>
         <w:rPr>
           <w:rFonts w:ascii="Arial Narrow" w:eastAsia="Arial Narrow" w:hAnsi="Arial Narrow" w:cs="Arial Narrow"/>
@@ -1570,7 +1570,7 @@
     </w:p>
     <w:p>
       <w:pPr>
-        <w:spacing w:after="0" w:line="240" w:lineRule="auto"/>
+        <w:spacing w:before="0" w:after="0" w:line="240" w:lineRule="auto"/>
         <w:jc w:val="both"/>
         <w:rPr>
           <w:rFonts w:ascii="Arial Narrow" w:eastAsia="Arial Narrow" w:hAnsi="Arial Narrow" w:cs="Arial Narrow"/>
@@ -1765,7 +1765,7 @@
     </w:p>
     <w:p>
       <w:pPr>
-        <w:spacing w:after="0" w:line="240" w:lineRule="auto"/>
+        <w:spacing w:before="0" w:after="0" w:line="240" w:lineRule="auto"/>
         <w:jc w:val="both"/>
         <w:rPr>
           <w:rFonts w:ascii="Arial Narrow" w:eastAsia="Arial Narrow" w:hAnsi="Arial Narrow" w:cs="Arial Narrow"/>
@@ -1917,7 +1917,7 @@
     </w:p>
     <w:p>
       <w:pPr>
-        <w:spacing w:after="0" w:line="240" w:lineRule="auto"/>
+        <w:spacing w:before="0" w:after="0" w:line="240" w:lineRule="auto"/>
         <w:jc w:val="both"/>
         <w:rPr>
           <w:rFonts w:ascii="Arial Narrow" w:eastAsia="Arial Narrow" w:hAnsi="Arial Narrow" w:cs="Arial Narrow"/>
@@ -2019,10 +2019,10 @@
     </w:p>
     <w:p>
       <w:pPr>
+        <w:spacing w:before="0" w:after="0" w:line="240" w:lineRule="auto"/>
         <w:tabs>
           <w:tab w:val="left" w:pos="1134"/>
         </w:tabs>
-        <w:spacing w:after="0" w:line="240" w:lineRule="auto"/>
         <w:jc w:val="both"/>
         <w:rPr>
           <w:rFonts w:ascii="Arial Narrow" w:eastAsia="Arial Narrow" w:hAnsi="Arial Narrow" w:cs="Arial Narrow"/>
@@ -2195,7 +2195,7 @@
     </w:p>
     <w:p>
       <w:pPr>
-        <w:spacing w:after="0" w:line="240" w:lineRule="auto"/>
+        <w:spacing w:before="0" w:after="0" w:line="240" w:lineRule="auto"/>
         <w:contextualSpacing/>
         <w:jc w:val="both"/>
         <w:rPr>
@@ -2265,7 +2265,7 @@
     <w:p>
       <w:pPr>
         <w:pStyle w:val="Prrafodelista"/>
-        <w:spacing w:after="0" w:line="240" w:lineRule="auto"/>
+        <w:spacing w:before="0" w:after="0" w:line="240" w:lineRule="auto"/>
         <w:ind w:left="567"/>
         <w:jc w:val="both"/>
         <w:rPr>
@@ -2362,7 +2362,7 @@
     </w:p>
     <w:p>
       <w:pPr>
-        <w:spacing w:after="0" w:line="240" w:lineRule="auto"/>
+        <w:spacing w:before="0" w:after="0" w:line="240" w:lineRule="auto"/>
         <w:ind w:left="567"/>
         <w:contextualSpacing/>
         <w:jc w:val="both"/>
@@ -2506,7 +2506,7 @@
     </w:p>
     <w:p>
       <w:pPr>
-        <w:spacing w:after="0" w:line="240" w:lineRule="auto"/>
+        <w:spacing w:before="0" w:after="0" w:line="240" w:lineRule="auto"/>
         <w:contextualSpacing/>
         <w:jc w:val="both"/>
         <w:rPr>
@@ -2669,7 +2669,7 @@
     </w:p>
     <w:p>
       <w:pPr>
-        <w:spacing w:line="240" w:lineRule="auto"/>
+        <w:spacing w:before="0" w:after="0" w:line="240" w:lineRule="auto"/>
         <w:ind w:left="567"/>
         <w:contextualSpacing/>
         <w:jc w:val="both"/>
@@ -2785,7 +2785,7 @@
     </w:p>
     <w:p>
       <w:pPr>
-        <w:spacing w:line="240" w:lineRule="auto"/>
+        <w:spacing w:before="0" w:after="0" w:line="240" w:lineRule="auto"/>
         <w:contextualSpacing/>
         <w:jc w:val="both"/>
         <w:rPr>
@@ -2843,7 +2843,7 @@
     </w:p>
     <w:p>
       <w:pPr>
-        <w:spacing w:after="0" w:line="240" w:lineRule="auto"/>
+        <w:spacing w:before="0" w:after="0" w:line="240" w:lineRule="auto"/>
         <w:contextualSpacing/>
         <w:jc w:val="both"/>
         <w:rPr>
@@ -2924,7 +2924,7 @@
     </w:p>
     <w:p>
       <w:pPr>
-        <w:spacing w:after="0" w:line="240" w:lineRule="auto"/>
+        <w:spacing w:before="0" w:after="0" w:line="240" w:lineRule="auto"/>
         <w:contextualSpacing/>
         <w:jc w:val="both"/>
         <w:rPr>
@@ -3029,7 +3029,7 @@
     <w:p>
       <w:pPr>
         <w:pStyle w:val="Prrafodelista"/>
-        <w:spacing w:after="0" w:line="240" w:lineRule="auto"/>
+        <w:spacing w:before="0" w:after="0" w:line="240" w:lineRule="auto"/>
         <w:ind w:left="567"/>
         <w:jc w:val="both"/>
         <w:rPr>
@@ -3098,8 +3098,8 @@
     </w:p>
     <w:p>
       <w:pPr>
+        <w:spacing w:before="0" w:after="0" w:line="240" w:lineRule="auto"/>
         <w:widowControl w:val="0"/>
-        <w:spacing w:after="0" w:line="240" w:lineRule="auto"/>
         <w:jc w:val="both"/>
         <w:rPr>
           <w:rFonts w:ascii="Arial Narrow" w:eastAsia="Arial Narrow" w:hAnsi="Arial Narrow" w:cs="Arial Narrow"/>
@@ -3201,8 +3201,8 @@
     </w:p>
     <w:p>
       <w:pPr>
+        <w:spacing w:before="0" w:after="0" w:line="240" w:lineRule="auto"/>
         <w:widowControl w:val="0"/>
-        <w:spacing w:after="0" w:line="240" w:lineRule="auto"/>
         <w:ind w:left="567"/>
         <w:contextualSpacing/>
         <w:jc w:val="both"/>
@@ -3256,8 +3256,8 @@
     </w:p>
     <w:p>
       <w:pPr>
+        <w:spacing w:before="0" w:after="0" w:line="240" w:lineRule="auto"/>
         <w:widowControl w:val="0"/>
-        <w:spacing w:after="0" w:line="240" w:lineRule="auto"/>
         <w:contextualSpacing/>
         <w:jc w:val="both"/>
         <w:rPr>
@@ -3336,7 +3336,7 @@
     </w:p>
     <w:p>
       <w:pPr>
-        <w:spacing w:after="0" w:line="240" w:lineRule="auto"/>
+        <w:spacing w:before="0" w:after="0" w:line="240" w:lineRule="auto"/>
         <w:ind w:left="567"/>
         <w:contextualSpacing/>
         <w:jc w:val="both"/>
@@ -3415,7 +3415,7 @@
     </w:p>
     <w:p>
       <w:pPr>
-        <w:spacing w:after="0" w:line="240" w:lineRule="auto"/>
+        <w:spacing w:before="0" w:after="0" w:line="240" w:lineRule="auto"/>
         <w:contextualSpacing/>
         <w:jc w:val="both"/>
         <w:rPr>
@@ -3664,7 +3664,7 @@
     </w:p>
     <w:p>
       <w:pPr>
-        <w:spacing w:after="0" w:line="240" w:lineRule="auto"/>
+        <w:spacing w:before="0" w:after="0" w:line="240" w:lineRule="auto"/>
         <w:contextualSpacing/>
         <w:jc w:val="both"/>
         <w:rPr>
@@ -3765,7 +3765,7 @@
     </w:p>
     <w:p>
       <w:pPr>
-        <w:spacing w:after="0" w:line="240" w:lineRule="auto"/>
+        <w:spacing w:before="0" w:after="0" w:line="240" w:lineRule="auto"/>
         <w:contextualSpacing/>
         <w:jc w:val="both"/>
         <w:rPr>
@@ -3821,7 +3821,7 @@
     </w:p>
     <w:p>
       <w:pPr>
-        <w:spacing w:after="0" w:line="240" w:lineRule="auto"/>
+        <w:spacing w:before="0" w:after="0" w:line="240" w:lineRule="auto"/>
         <w:contextualSpacing/>
         <w:jc w:val="both"/>
         <w:rPr>
@@ -4004,7 +4004,7 @@
     <w:p>
       <w:pPr>
         <w:pStyle w:val="Prrafodelista"/>
-        <w:spacing w:line="240" w:lineRule="auto"/>
+        <w:spacing w:before="0" w:after="0" w:line="240" w:lineRule="auto"/>
         <w:rPr>
           <w:rFonts w:ascii="Arial Narrow" w:eastAsia="Arial Narrow" w:hAnsi="Arial Narrow" w:cs="Arial Narrow"/>
           <w:kern w:val="0"/>
@@ -4070,7 +4070,7 @@
     <w:p>
       <w:pPr>
         <w:pStyle w:val="Prrafodelista"/>
-        <w:spacing w:line="240" w:lineRule="auto"/>
+        <w:spacing w:before="0" w:after="0" w:line="240" w:lineRule="auto"/>
         <w:rPr>
           <w:rFonts w:ascii="Arial Narrow" w:eastAsia="Arial Narrow" w:hAnsi="Arial Narrow" w:cs="Arial Narrow"/>
           <w:kern w:val="0"/>
@@ -4136,7 +4136,7 @@
     <w:p>
       <w:pPr>
         <w:pStyle w:val="Prrafodelista"/>
-        <w:spacing w:line="240" w:lineRule="auto"/>
+        <w:spacing w:before="0" w:after="0" w:line="240" w:lineRule="auto"/>
         <w:rPr>
           <w:rFonts w:ascii="Arial Narrow" w:eastAsia="Arial Narrow" w:hAnsi="Arial Narrow" w:cs="Arial Narrow"/>
           <w:kern w:val="0"/>
@@ -4202,7 +4202,7 @@
     <w:p>
       <w:pPr>
         <w:pStyle w:val="Prrafodelista"/>
-        <w:spacing w:line="240" w:lineRule="auto"/>
+        <w:spacing w:before="0" w:after="0" w:line="240" w:lineRule="auto"/>
         <w:rPr>
           <w:rFonts w:ascii="Arial Narrow" w:eastAsia="Arial Narrow" w:hAnsi="Arial Narrow" w:cs="Arial Narrow"/>
           <w:color w:val="000000"/>
@@ -4273,7 +4273,7 @@
     </w:p>
     <w:p>
       <w:pPr>
-        <w:spacing w:after="0" w:line="240" w:lineRule="auto"/>
+        <w:spacing w:before="0" w:after="0" w:line="240" w:lineRule="auto"/>
         <w:ind w:left="567"/>
         <w:contextualSpacing/>
         <w:jc w:val="both"/>
@@ -4329,7 +4329,7 @@
     </w:p>
     <w:p>
       <w:pPr>
-        <w:spacing w:after="0" w:line="240" w:lineRule="auto"/>
+        <w:spacing w:before="0" w:after="0" w:line="240" w:lineRule="auto"/>
         <w:jc w:val="both"/>
         <w:rPr>
           <w:rFonts w:ascii="Arial Narrow" w:eastAsia="Arial Narrow" w:hAnsi="Arial Narrow" w:cs="Arial Narrow"/>
@@ -4522,7 +4522,7 @@
     <w:p>
       <w:pPr>
         <w:pStyle w:val="Prrafodelista"/>
-        <w:spacing w:after="0" w:line="240" w:lineRule="auto"/>
+        <w:spacing w:before="0" w:after="0" w:line="240" w:lineRule="auto"/>
         <w:ind w:left="567"/>
         <w:jc w:val="both"/>
         <w:rPr>
@@ -4577,7 +4577,7 @@
     </w:p>
     <w:p>
       <w:pPr>
-        <w:spacing w:after="0" w:line="240" w:lineRule="auto"/>
+        <w:spacing w:before="0" w:after="0" w:line="240" w:lineRule="auto"/>
         <w:jc w:val="both"/>
         <w:rPr>
           <w:rFonts w:ascii="Arial Narrow" w:eastAsia="Arial Narrow" w:hAnsi="Arial Narrow" w:cs="Arial Narrow"/>
@@ -4926,10 +4926,10 @@
     </w:p>
     <w:p>
       <w:pPr>
+        <w:spacing w:before="0" w:after="0" w:line="240" w:lineRule="auto"/>
         <w:tabs>
           <w:tab w:val="left" w:pos="1134"/>
         </w:tabs>
-        <w:spacing w:after="0" w:line="240" w:lineRule="auto"/>
         <w:jc w:val="both"/>
         <w:rPr>
           <w:rFonts w:ascii="Arial Narrow" w:eastAsia="Arial Narrow" w:hAnsi="Arial Narrow" w:cs="Arial Narrow"/>
@@ -5043,10 +5043,10 @@
     </w:p>
     <w:p>
       <w:pPr>
+        <w:spacing w:before="0" w:after="0" w:line="240" w:lineRule="auto"/>
         <w:tabs>
           <w:tab w:val="left" w:pos="1134"/>
         </w:tabs>
-        <w:spacing w:after="0" w:line="240" w:lineRule="auto"/>
         <w:jc w:val="both"/>
         <w:rPr>
           <w:rFonts w:ascii="Arial Narrow" w:eastAsia="Arial Narrow" w:hAnsi="Arial Narrow" w:cs="Arial Narrow"/>
@@ -5136,7 +5136,7 @@
     <w:p>
       <w:pPr>
         <w:pStyle w:val="Prrafodelista"/>
-        <w:spacing w:after="0" w:line="240" w:lineRule="auto"/>
+        <w:spacing w:before="0" w:after="0" w:line="240" w:lineRule="auto"/>
         <w:ind w:left="1134"/>
         <w:jc w:val="both"/>
         <w:rPr>
@@ -5209,7 +5209,7 @@
     </w:p>
     <w:p>
       <w:pPr>
-        <w:spacing w:after="0" w:line="240" w:lineRule="auto"/>
+        <w:spacing w:before="0" w:after="0" w:line="240" w:lineRule="auto"/>
         <w:jc w:val="both"/>
         <w:rPr>
           <w:rFonts w:ascii="Arial Narrow" w:eastAsia="Arial Narrow" w:hAnsi="Arial Narrow" w:cs="Arial Narrow"/>
@@ -5321,7 +5321,7 @@
     </w:p>
     <w:p>
       <w:pPr>
-        <w:spacing w:after="0" w:line="240" w:lineRule="auto"/>
+        <w:spacing w:before="0" w:after="0" w:line="240" w:lineRule="auto"/>
         <w:jc w:val="both"/>
         <w:rPr>
           <w:rFonts w:ascii="Arial Narrow" w:eastAsia="Arial Narrow" w:hAnsi="Arial Narrow" w:cs="Arial Narrow"/>
@@ -5451,7 +5451,7 @@
     </w:p>
     <w:p>
       <w:pPr>
-        <w:spacing w:line="240" w:lineRule="auto"/>
+        <w:spacing w:before="0" w:after="0" w:line="240" w:lineRule="auto"/>
         <w:contextualSpacing/>
         <w:jc w:val="both"/>
         <w:rPr>
@@ -5622,7 +5622,7 @@
     </w:p>
     <w:p>
       <w:pPr>
-        <w:spacing w:after="0" w:line="240" w:lineRule="auto"/>
+        <w:spacing w:before="0" w:after="0" w:line="240" w:lineRule="auto"/>
         <w:jc w:val="both"/>
         <w:rPr>
           <w:rFonts w:ascii="Arial Narrow" w:eastAsia="Arial Narrow" w:hAnsi="Arial Narrow" w:cs="Arial Narrow"/>
@@ -5937,7 +5937,7 @@
     </w:p>
     <w:p>
       <w:pPr>
-        <w:spacing w:after="0" w:line="240" w:lineRule="auto"/>
+        <w:spacing w:before="0" w:after="0" w:line="240" w:lineRule="auto"/>
         <w:ind w:left="567"/>
         <w:jc w:val="both"/>
         <w:rPr>
@@ -6038,6 +6038,21 @@
     </w:p>
     <w:p>
       <w:pPr>
+        <w:spacing w:before="0" w:after="0" w:line="240" w:lineRule="auto"/>
+        <w:jc w:val="both"/>
+        <w:rPr>
+          <w:rFonts w:ascii="Arial Narrow" w:eastAsia="Arial Narrow" w:hAnsi="Arial Narrow" w:cs="Arial Narrow"/>
+          <w:color w:val="000000"/>
+          <w:kern w:val="0"/>
+          <w:sz w:val="22"/>
+          <w:szCs w:val="22"/>
+          <w:lang w:eastAsia="es-PE"/>
+          <w14:ligatures w14:val="none"/>
+        </w:rPr>
+      </w:pPr>
+    </w:p>
+    <w:p>
+      <w:pPr>
         <w:spacing w:after="0" w:line="240" w:lineRule="auto"/>
         <w:jc w:val="both"/>
         <w:rPr>
@@ -6046,21 +6061,6 @@
           <w:kern w:val="0"/>
           <w:sz w:val="22"/>
           <w:szCs w:val="22"/>
-          <w:lang w:eastAsia="es-PE"/>
-          <w14:ligatures w14:val="none"/>
-        </w:rPr>
-      </w:pPr>
-    </w:p>
-    <w:p>
-      <w:pPr>
-        <w:spacing w:after="0" w:line="240" w:lineRule="auto"/>
-        <w:jc w:val="both"/>
-        <w:rPr>
-          <w:rFonts w:ascii="Arial Narrow" w:eastAsia="Arial Narrow" w:hAnsi="Arial Narrow" w:cs="Arial Narrow"/>
-          <w:color w:val="000000"/>
-          <w:kern w:val="0"/>
-          <w:sz w:val="22"/>
-          <w:szCs w:val="22"/>
           <w:lang w:val="es-ES" w:eastAsia="es-ES"/>
           <w14:ligatures w14:val="none"/>
         </w:rPr>
@@ -6260,7 +6260,7 @@
     </w:p>
     <w:p>
       <w:pPr>
-        <w:spacing w:after="0" w:line="240" w:lineRule="auto"/>
+        <w:spacing w:before="0" w:after="0" w:line="240" w:lineRule="auto"/>
         <w:jc w:val="both"/>
         <w:rPr>
           <w:rFonts w:ascii="Arial Narrow" w:eastAsia="Arial Narrow" w:hAnsi="Arial Narrow" w:cs="Arial Narrow"/>
@@ -6555,111 +6555,111 @@
     </w:p>
     <w:p>
       <w:pPr>
+        <w:spacing w:before="0" w:after="0" w:line="240" w:lineRule="auto"/>
+        <w:shd w:val="clear" w:color="auto" w:fill="FFFFFF"/>
+        <w:jc w:val="both"/>
+        <w:rPr>
+          <w:rFonts w:ascii="Arial Narrow" w:eastAsia="Arial Narrow" w:hAnsi="Arial Narrow" w:cs="Arial Narrow"/>
+          <w:b/>
+          <w:color w:val="000000"/>
+          <w:kern w:val="0"/>
+          <w:sz w:val="22"/>
+          <w:szCs w:val="22"/>
+          <w:lang w:eastAsia="es-PE"/>
+          <w14:ligatures w14:val="none"/>
+        </w:rPr>
+      </w:pPr>
+    </w:p>
+    <w:p>
+      <w:pPr>
         <w:shd w:val="clear" w:color="auto" w:fill="FFFFFF"/>
         <w:spacing w:after="0" w:line="240" w:lineRule="auto"/>
         <w:jc w:val="both"/>
         <w:rPr>
           <w:rFonts w:ascii="Arial Narrow" w:eastAsia="Arial Narrow" w:hAnsi="Arial Narrow" w:cs="Arial Narrow"/>
-          <w:b/>
-          <w:color w:val="000000"/>
-          <w:kern w:val="0"/>
-          <w:sz w:val="22"/>
-          <w:szCs w:val="22"/>
-          <w:lang w:eastAsia="es-PE"/>
-          <w14:ligatures w14:val="none"/>
-        </w:rPr>
-      </w:pPr>
-    </w:p>
-    <w:p>
-      <w:pPr>
+          <w:color w:val="000000"/>
+          <w:kern w:val="0"/>
+          <w:sz w:val="22"/>
+          <w:szCs w:val="22"/>
+          <w:lang w:eastAsia="es-PE"/>
+          <w14:ligatures w14:val="none"/>
+        </w:rPr>
+      </w:pPr>
+      <w:r>
+        <w:rPr>
+          <w:rFonts w:ascii="Arial Narrow" w:eastAsia="Arial Narrow" w:hAnsi="Arial Narrow" w:cs="Arial Narrow"/>
+          <w:b/>
+          <w:bCs/>
+          <w:kern w:val="0"/>
+          <w14:ligatures w14:val="none"/>
+          <w:sz w:val="22"/>
+          <w:szCs w:val="22"/>
+        </w:rPr>
+        <w:t xml:space="preserve">OCTAVO:</w:t>
+      </w:r>
+      <w:r>
+        <w:rPr>
+          <w:rFonts w:ascii="Arial Narrow" w:eastAsia="Arial Narrow" w:hAnsi="Arial Narrow" w:cs="Arial Narrow"/>
+          <w:kern w:val="0"/>
+          <w14:ligatures w14:val="none"/>
+          <w:sz w:val="22"/>
+          <w:szCs w:val="22"/>
+        </w:rPr>
+        <w:t xml:space="preserve"> informar a las partes que conforme a lo establecido en el artículo 39 de la Ley sobre Facultades, Normas y Organización del Indecopi, aprobada por Decreto Legislativo 807, los gastos por los peritajes realizados, actuación de pruebas, inspecciones y otros [APELLIDO] de la tramitación del proceso serán de cargo de la parte que solicita la prueba, salvo pacto en contrario. En todos los casos, la resolución final determinará si los gastos deben ser asumidos por alguna de las partes, o reembolsados a la otra parte o al Indecopi, según sea el caso, de manera adicional a la sanción que haya podido imponerse. </w:t>
+      </w:r>
+      <w:r>
+        <w:rPr>
+          <w:rFonts w:ascii="Arial Narrow" w:eastAsia="Arial Narrow" w:hAnsi="Arial Narrow" w:cs="Arial Narrow"/>
+          <w:color w:val="000000"/>
+          <w:kern w:val="0"/>
+          <w:sz w:val="22"/>
+          <w:szCs w:val="22"/>
+          <w:lang w:eastAsia="es-PE"/>
+          <w14:ligatures w14:val="none"/>
+        </w:rPr>
+        <w:t/>
+      </w:r>
+      <w:r>
+        <w:rPr>
+          <w:rFonts w:ascii="Arial Narrow" w:eastAsia="Arial Narrow" w:hAnsi="Arial Narrow" w:cs="Arial Narrow"/>
+          <w:color w:val="000000"/>
+          <w:kern w:val="0"/>
+          <w:sz w:val="22"/>
+          <w:szCs w:val="22"/>
+          <w:lang w:eastAsia="es-PE"/>
+          <w14:ligatures w14:val="none"/>
+        </w:rPr>
+        <w:t xml:space="preserve"/>
+      </w:r>
+      <w:r>
+        <w:rPr>
+          <w:rFonts w:ascii="Arial Narrow" w:eastAsia="Arial Narrow" w:hAnsi="Arial Narrow" w:cs="Arial Narrow"/>
+          <w:color w:val="000000"/>
+          <w:kern w:val="0"/>
+          <w:sz w:val="22"/>
+          <w:szCs w:val="22"/>
+          <w:lang w:eastAsia="es-PE"/>
+          <w14:ligatures w14:val="none"/>
+        </w:rPr>
+        <w:t/>
+      </w:r>
+      <w:r>
+        <w:rPr>
+          <w:rFonts w:ascii="Arial Narrow" w:eastAsia="Arial Narrow" w:hAnsi="Arial Narrow" w:cs="Arial Narrow"/>
+          <w:color w:val="000000"/>
+          <w:kern w:val="0"/>
+          <w:sz w:val="22"/>
+          <w:szCs w:val="22"/>
+          <w:lang w:eastAsia="es-PE"/>
+          <w14:ligatures w14:val="none"/>
+        </w:rPr>
+        <w:t xml:space="preserve"/>
+      </w:r>
+    </w:p>
+    <w:p>
+      <w:pPr>
+        <w:spacing w:before="0" w:after="0" w:line="240" w:lineRule="auto"/>
         <w:shd w:val="clear" w:color="auto" w:fill="FFFFFF"/>
-        <w:spacing w:after="0" w:line="240" w:lineRule="auto"/>
-        <w:jc w:val="both"/>
-        <w:rPr>
-          <w:rFonts w:ascii="Arial Narrow" w:eastAsia="Arial Narrow" w:hAnsi="Arial Narrow" w:cs="Arial Narrow"/>
-          <w:color w:val="000000"/>
-          <w:kern w:val="0"/>
-          <w:sz w:val="22"/>
-          <w:szCs w:val="22"/>
-          <w:lang w:eastAsia="es-PE"/>
-          <w14:ligatures w14:val="none"/>
-        </w:rPr>
-      </w:pPr>
-      <w:r>
-        <w:rPr>
-          <w:rFonts w:ascii="Arial Narrow" w:eastAsia="Arial Narrow" w:hAnsi="Arial Narrow" w:cs="Arial Narrow"/>
-          <w:b/>
-          <w:bCs/>
-          <w:kern w:val="0"/>
-          <w14:ligatures w14:val="none"/>
-          <w:sz w:val="22"/>
-          <w:szCs w:val="22"/>
-        </w:rPr>
-        <w:t xml:space="preserve">OCTAVO:</w:t>
-      </w:r>
-      <w:r>
-        <w:rPr>
-          <w:rFonts w:ascii="Arial Narrow" w:eastAsia="Arial Narrow" w:hAnsi="Arial Narrow" w:cs="Arial Narrow"/>
-          <w:kern w:val="0"/>
-          <w14:ligatures w14:val="none"/>
-          <w:sz w:val="22"/>
-          <w:szCs w:val="22"/>
-        </w:rPr>
-        <w:t xml:space="preserve"> informar a las partes que conforme a lo establecido en el artículo 39 de la Ley sobre Facultades, Normas y Organización del Indecopi, aprobada por Decreto Legislativo 807, los gastos por los peritajes realizados, actuación de pruebas, inspecciones y otros [APELLIDO] de la tramitación del proceso serán de cargo de la parte que solicita la prueba, salvo pacto en contrario. En todos los casos, la resolución final determinará si los gastos deben ser asumidos por alguna de las partes, o reembolsados a la otra parte o al Indecopi, según sea el caso, de manera adicional a la sanción que haya podido imponerse. </w:t>
-      </w:r>
-      <w:r>
-        <w:rPr>
-          <w:rFonts w:ascii="Arial Narrow" w:eastAsia="Arial Narrow" w:hAnsi="Arial Narrow" w:cs="Arial Narrow"/>
-          <w:color w:val="000000"/>
-          <w:kern w:val="0"/>
-          <w:sz w:val="22"/>
-          <w:szCs w:val="22"/>
-          <w:lang w:eastAsia="es-PE"/>
-          <w14:ligatures w14:val="none"/>
-        </w:rPr>
-        <w:t/>
-      </w:r>
-      <w:r>
-        <w:rPr>
-          <w:rFonts w:ascii="Arial Narrow" w:eastAsia="Arial Narrow" w:hAnsi="Arial Narrow" w:cs="Arial Narrow"/>
-          <w:color w:val="000000"/>
-          <w:kern w:val="0"/>
-          <w:sz w:val="22"/>
-          <w:szCs w:val="22"/>
-          <w:lang w:eastAsia="es-PE"/>
-          <w14:ligatures w14:val="none"/>
-        </w:rPr>
-        <w:t xml:space="preserve"/>
-      </w:r>
-      <w:r>
-        <w:rPr>
-          <w:rFonts w:ascii="Arial Narrow" w:eastAsia="Arial Narrow" w:hAnsi="Arial Narrow" w:cs="Arial Narrow"/>
-          <w:color w:val="000000"/>
-          <w:kern w:val="0"/>
-          <w:sz w:val="22"/>
-          <w:szCs w:val="22"/>
-          <w:lang w:eastAsia="es-PE"/>
-          <w14:ligatures w14:val="none"/>
-        </w:rPr>
-        <w:t/>
-      </w:r>
-      <w:r>
-        <w:rPr>
-          <w:rFonts w:ascii="Arial Narrow" w:eastAsia="Arial Narrow" w:hAnsi="Arial Narrow" w:cs="Arial Narrow"/>
-          <w:color w:val="000000"/>
-          <w:kern w:val="0"/>
-          <w:sz w:val="22"/>
-          <w:szCs w:val="22"/>
-          <w:lang w:eastAsia="es-PE"/>
-          <w14:ligatures w14:val="none"/>
-        </w:rPr>
-        <w:t xml:space="preserve"/>
-      </w:r>
-    </w:p>
-    <w:p>
-      <w:pPr>
-        <w:shd w:val="clear" w:color="auto" w:fill="FFFFFF"/>
-        <w:spacing w:after="0" w:line="240" w:lineRule="auto"/>
         <w:jc w:val="both"/>
         <w:rPr>
           <w:rFonts w:ascii="Arial Narrow" w:eastAsia="Arial Narrow" w:hAnsi="Arial Narrow" w:cs="Arial Narrow"/>
@@ -6829,15 +6829,111 @@
     </w:p>
     <w:p>
       <w:pPr>
+        <w:spacing w:before="0" w:after="0" w:line="240" w:lineRule="auto"/>
+        <w:suppressAutoHyphens/>
+        <w:jc w:val="both"/>
+        <w:rPr>
+          <w:rFonts w:ascii="Arial Narrow" w:eastAsia="Arial Narrow" w:hAnsi="Arial Narrow" w:cs="Arial Narrow"/>
+          <w:kern w:val="0"/>
+          <w:sz w:val="22"/>
+          <w:szCs w:val="22"/>
+          <w:u w:val="single"/>
+          <w14:ligatures w14:val="none"/>
+        </w:rPr>
+      </w:pPr>
+    </w:p>
+    <w:p>
+      <w:pPr>
         <w:suppressAutoHyphens/>
         <w:spacing w:after="0" w:line="240" w:lineRule="auto"/>
         <w:jc w:val="both"/>
         <w:rPr>
           <w:rFonts w:ascii="Arial Narrow" w:eastAsia="Arial Narrow" w:hAnsi="Arial Narrow" w:cs="Arial Narrow"/>
-          <w:kern w:val="0"/>
-          <w:sz w:val="22"/>
-          <w:szCs w:val="22"/>
-          <w:u w:val="single"/>
+          <w:color w:val="000000"/>
+          <w:kern w:val="0"/>
+          <w:sz w:val="22"/>
+          <w:szCs w:val="22"/>
+          <w:lang w:eastAsia="es-PE"/>
+          <w14:ligatures w14:val="none"/>
+        </w:rPr>
+      </w:pPr>
+      <w:r>
+        <w:rPr>
+          <w:rFonts w:ascii="Arial Narrow" w:eastAsia="Arial Narrow" w:hAnsi="Arial Narrow" w:cs="Arial Narrow"/>
+          <w:b/>
+          <w:spacing w:val="-3"/>
+          <w:kern w:val="0"/>
+          <w14:ligatures w14:val="none"/>
+          <w:sz w:val="22"/>
+          <w:szCs w:val="22"/>
+        </w:rPr>
+        <w:t>DÉCIMO</w:t>
+      </w:r>
+      <w:r>
+        <w:rPr>
+          <w:rFonts w:ascii="Arial Narrow" w:eastAsia="Arial Narrow" w:hAnsi="Arial Narrow" w:cs="Arial Narrow"/>
+          <w:b/>
+          <w:color w:val="000000"/>
+          <w:kern w:val="0"/>
+          <w:sz w:val="22"/>
+          <w:szCs w:val="22"/>
+          <w:lang w:eastAsia="es-PE"/>
+          <w14:ligatures w14:val="none"/>
+        </w:rPr>
+        <w:t>:</w:t>
+      </w:r>
+      <w:r>
+        <w:rPr>
+          <w:rFonts w:ascii="Arial Narrow" w:eastAsia="Arial Narrow" w:hAnsi="Arial Narrow" w:cs="Arial Narrow"/>
+          <w:color w:val="000000"/>
+          <w:kern w:val="0"/>
+          <w:sz w:val="22"/>
+          <w:szCs w:val="22"/>
+          <w:lang w:eastAsia="es-PE"/>
+          <w14:ligatures w14:val="none"/>
+        </w:rPr>
+        <w:t xml:space="preserve"> </w:t>
+      </w:r>
+      <w:r>
+        <w:rPr>
+          <w:rFonts w:ascii="Arial Narrow" w:eastAsia="Arial Narrow" w:hAnsi="Arial Narrow" w:cs="Arial Narrow"/>
+          <w:color w:val="000000"/>
+          <w:kern w:val="0"/>
+          <w:sz w:val="22"/>
+          <w:szCs w:val="22"/>
+          <w:lang w:eastAsia="es-PE"/>
+          <w14:ligatures w14:val="none"/>
+        </w:rPr>
+        <w:t xml:space="preserve">poner en conocimiento de las partes que, antes de la emisión de la Resolución Final, tienen la posibilidad de formular su desistimiento o presentar el acuerdo arribado mediante la conciliación, mediación, </w:t>
+      </w:r>
+      <w:r>
+        <w:rPr>
+          <w:rFonts w:ascii="Arial Narrow" w:eastAsia="Arial Narrow" w:hAnsi="Arial Narrow" w:cs="Arial Narrow"/>
+          <w:color w:val="000000"/>
+          <w:kern w:val="0"/>
+          <w:sz w:val="22"/>
+          <w:szCs w:val="22"/>
+          <w:lang w:eastAsia="es-PE"/>
+          <w14:ligatures w14:val="none"/>
+        </w:rPr>
+        <w:lastRenderedPageBreak/>
+        <w:t>transacción o cualquier otro que, de forma indubitable, deje constancia que se ha solucionado la controversia materia de denuncia.</w:t>
+      </w:r>
+      <w:bookmarkStart w:id="6" w:name="h.gjdgxs" w:colFirst="0" w:colLast="0"/>
+      <w:bookmarkEnd w:id="6"/>
+    </w:p>
+    <w:p>
+      <w:pPr>
+        <w:spacing w:before="0" w:after="0" w:line="240" w:lineRule="auto"/>
+        <w:suppressAutoHyphens/>
+        <w:jc w:val="both"/>
+        <w:rPr>
+          <w:rFonts w:ascii="Arial Narrow" w:eastAsia="Arial Narrow" w:hAnsi="Arial Narrow" w:cs="Arial Narrow"/>
+          <w:color w:val="000000"/>
+          <w:kern w:val="0"/>
+          <w:sz w:val="22"/>
+          <w:szCs w:val="22"/>
+          <w:lang w:eastAsia="es-PE"/>
           <w14:ligatures w14:val="none"/>
         </w:rPr>
       </w:pPr>
@@ -6849,12 +6945,8 @@
         <w:jc w:val="both"/>
         <w:rPr>
           <w:rFonts w:ascii="Arial Narrow" w:eastAsia="Arial Narrow" w:hAnsi="Arial Narrow" w:cs="Arial Narrow"/>
-          <w:color w:val="000000"/>
-          <w:kern w:val="0"/>
-          <w:sz w:val="22"/>
-          <w:szCs w:val="22"/>
-          <w:lang w:eastAsia="es-PE"/>
-          <w14:ligatures w14:val="none"/>
+          <w:sz w:val="22"/>
+          <w:szCs w:val="22"/>
         </w:rPr>
       </w:pPr>
       <w:r>
@@ -6867,277 +6959,185 @@
           <w:sz w:val="22"/>
           <w:szCs w:val="22"/>
         </w:rPr>
-        <w:t>DÉCIMO</w:t>
-      </w:r>
-      <w:r>
-        <w:rPr>
-          <w:rFonts w:ascii="Arial Narrow" w:eastAsia="Arial Narrow" w:hAnsi="Arial Narrow" w:cs="Arial Narrow"/>
-          <w:b/>
-          <w:color w:val="000000"/>
-          <w:kern w:val="0"/>
-          <w:sz w:val="22"/>
-          <w:szCs w:val="22"/>
-          <w:lang w:eastAsia="es-PE"/>
-          <w14:ligatures w14:val="none"/>
-        </w:rPr>
-        <w:t>:</w:t>
-      </w:r>
-      <w:r>
-        <w:rPr>
-          <w:rFonts w:ascii="Arial Narrow" w:eastAsia="Arial Narrow" w:hAnsi="Arial Narrow" w:cs="Arial Narrow"/>
-          <w:color w:val="000000"/>
-          <w:kern w:val="0"/>
-          <w:sz w:val="22"/>
-          <w:szCs w:val="22"/>
-          <w:lang w:eastAsia="es-PE"/>
-          <w14:ligatures w14:val="none"/>
+        <w:t xml:space="preserve">DÉCIMO PRIMERO:</w:t>
+      </w:r>
+      <w:r>
+        <w:rPr>
+          <w:rFonts w:ascii="Arial Narrow" w:eastAsia="Arial Narrow" w:hAnsi="Arial Narrow" w:cs="Arial Narrow"/>
+          <w:spacing w:val="-3"/>
+          <w:kern w:val="0"/>
+          <w14:ligatures w14:val="none"/>
+          <w:sz w:val="22"/>
+          <w:szCs w:val="22"/>
         </w:rPr>
         <w:t xml:space="preserve"> </w:t>
       </w:r>
       <w:r>
         <w:rPr>
           <w:rFonts w:ascii="Arial Narrow" w:eastAsia="Arial Narrow" w:hAnsi="Arial Narrow" w:cs="Arial Narrow"/>
-          <w:color w:val="000000"/>
-          <w:kern w:val="0"/>
-          <w:sz w:val="22"/>
-          <w:szCs w:val="22"/>
-          <w:lang w:eastAsia="es-PE"/>
-          <w14:ligatures w14:val="none"/>
-        </w:rPr>
-        <w:t xml:space="preserve">poner en conocimiento de las partes que, antes de la emisión de la Resolución Final, tienen la posibilidad de formular su desistimiento o presentar el acuerdo arribado mediante la conciliación, mediación, </w:t>
-      </w:r>
-      <w:r>
-        <w:rPr>
-          <w:rFonts w:ascii="Arial Narrow" w:eastAsia="Arial Narrow" w:hAnsi="Arial Narrow" w:cs="Arial Narrow"/>
-          <w:color w:val="000000"/>
-          <w:kern w:val="0"/>
-          <w:sz w:val="22"/>
-          <w:szCs w:val="22"/>
-          <w:lang w:eastAsia="es-PE"/>
-          <w14:ligatures w14:val="none"/>
-        </w:rPr>
-        <w:lastRenderedPageBreak/>
-        <w:t>transacción o cualquier otro que, de forma indubitable, deje constancia que se ha solucionado la controversia materia de denuncia.</w:t>
-      </w:r>
-      <w:bookmarkStart w:id="6" w:name="h.gjdgxs" w:colFirst="0" w:colLast="0"/>
-      <w:bookmarkEnd w:id="6"/>
-    </w:p>
-    <w:p>
-      <w:pPr>
+          <w:spacing w:val="-3"/>
+          <w:kern w:val="0"/>
+          <w14:ligatures w14:val="none"/>
+          <w:sz w:val="22"/>
+          <w:szCs w:val="22"/>
+        </w:rPr>
+        <w:t xml:space="preserve">requerir a [DENUNCIANTE], para que, dentro del plazo de dos (2) días hábiles siguientes a la fecha en que reciba la notificación en su bandeja de correo electrónico, efectúe la confirmación de recepción de la notificación remitida por este despacho a su correo electrónico, de conformidad con el segundo párrafo del numeral 4 del artículo 20 del Texto Único Ordenado de la Ley del Procedimiento Administrativo General, aprobado mediante Decreto Supremo 006-2026-JUS, bajo apercibimiento de rehacer el acto de notificación y notificarle conforme al numeral 1 del artículo 20 del citado cuerpo normativo.</w:t>
+      </w:r>
+      <w:r>
+        <w:rPr>
+          <w:rFonts w:ascii="Arial Narrow" w:eastAsia="Arial Narrow" w:hAnsi="Arial Narrow" w:cs="Arial Narrow"/>
+          <w:spacing w:val="-3"/>
+          <w:kern w:val="0"/>
+          <w14:ligatures w14:val="none"/>
+          <w:sz w:val="22"/>
+          <w:szCs w:val="22"/>
+        </w:rPr>
+        <w:t xml:space="preserve"/>
+      </w:r>
+      <w:r>
+        <w:rPr>
+          <w:rFonts w:ascii="Arial Narrow" w:eastAsia="Arial Narrow" w:hAnsi="Arial Narrow" w:cs="Arial Narrow"/>
+          <w:spacing w:val="-3"/>
+          <w:kern w:val="0"/>
+          <w14:ligatures w14:val="none"/>
+          <w:sz w:val="22"/>
+          <w:szCs w:val="22"/>
+        </w:rPr>
+        <w:t/>
+      </w:r>
+      <w:r>
+        <w:rPr>
+          <w:rFonts w:ascii="Arial Narrow" w:eastAsia="Arial Narrow" w:hAnsi="Arial Narrow" w:cs="Arial Narrow"/>
+          <w:spacing w:val="-3"/>
+          <w:kern w:val="0"/>
+          <w14:ligatures w14:val="none"/>
+          <w:sz w:val="22"/>
+          <w:szCs w:val="22"/>
+        </w:rPr>
+        <w:t xml:space="preserve"/>
+      </w:r>
+      <w:r>
+        <w:rPr>
+          <w:rFonts w:ascii="Arial Narrow" w:eastAsia="Arial Narrow" w:hAnsi="Arial Narrow" w:cs="Arial Narrow"/>
+          <w:spacing w:val="-3"/>
+          <w:kern w:val="0"/>
+          <w14:ligatures w14:val="none"/>
+          <w:sz w:val="22"/>
+          <w:szCs w:val="22"/>
+        </w:rPr>
+        <w:t xml:space="preserve"/>
+      </w:r>
+      <w:r>
+        <w:rPr>
+          <w:rFonts w:ascii="Arial Narrow" w:eastAsia="Arial Narrow" w:hAnsi="Arial Narrow" w:cs="Arial Narrow"/>
+          <w:color w:val="000000"/>
+          <w:kern w:val="0"/>
+          <w:sz w:val="22"/>
+          <w:szCs w:val="22"/>
+          <w:lang w:eastAsia="es-ES"/>
+          <w14:ligatures w14:val="none"/>
+        </w:rPr>
+        <w:t/>
+      </w:r>
+      <w:r>
+        <w:rPr>
+          <w:rFonts w:ascii="Arial Narrow" w:eastAsia="Arial Narrow" w:hAnsi="Arial Narrow" w:cs="Arial Narrow"/>
+          <w:color w:val="000000"/>
+          <w:kern w:val="0"/>
+          <w:sz w:val="22"/>
+          <w:szCs w:val="22"/>
+          <w:lang w:eastAsia="es-ES"/>
+          <w14:ligatures w14:val="none"/>
+        </w:rPr>
+        <w:t xml:space="preserve"/>
+      </w:r>
+      <w:r>
+        <w:rPr>
+          <w:rFonts w:ascii="Arial Narrow" w:eastAsia="Arial Narrow" w:hAnsi="Arial Narrow" w:cs="Arial Narrow"/>
+          <w:color w:val="000000"/>
+          <w:kern w:val="0"/>
+          <w:sz w:val="22"/>
+          <w:szCs w:val="22"/>
+          <w:shd w:val="clear" w:color="auto" w:fill="FFFFFF"/>
+          <w:lang w:eastAsia="es-PE"/>
+          <w14:ligatures w14:val="none"/>
+        </w:rPr>
+        <w:t xml:space="preserve"/>
+      </w:r>
+      <w:r>
+        <w:rPr>
+          <w:rFonts w:ascii="Arial Narrow" w:eastAsia="Arial Narrow" w:hAnsi="Arial Narrow" w:cs="Arial Narrow"/>
+          <w:color w:val="000000"/>
+          <w:sz w:val="22"/>
+          <w:szCs w:val="22"/>
+        </w:rPr>
+        <w:t/>
+      </w:r>
+      <w:r>
+        <w:rPr>
+          <w:rFonts w:ascii="Arial Narrow" w:eastAsia="Arial Narrow" w:hAnsi="Arial Narrow" w:cs="Arial Narrow"/>
+          <w:color w:val="000000"/>
+          <w:kern w:val="0"/>
+          <w:sz w:val="22"/>
+          <w:szCs w:val="22"/>
+          <w:lang w:eastAsia="es-PE"/>
+          <w14:ligatures w14:val="none"/>
+        </w:rPr>
+        <w:t/>
+      </w:r>
+      <w:r>
+        <w:rPr>
+          <w:rFonts w:ascii="Arial Narrow" w:eastAsia="Arial Narrow" w:hAnsi="Arial Narrow" w:cs="Arial Narrow"/>
+          <w:color w:val="000000"/>
+          <w:sz w:val="22"/>
+          <w:szCs w:val="22"/>
+        </w:rPr>
+        <w:t xml:space="preserve"/>
+      </w:r>
+      <w:r>
+        <w:rPr>
+          <w:rFonts w:ascii="Arial Narrow" w:eastAsia="Arial Narrow" w:hAnsi="Arial Narrow" w:cs="Arial Narrow"/>
+          <w:color w:val="000000"/>
+          <w:kern w:val="0"/>
+          <w:sz w:val="22"/>
+          <w:szCs w:val="22"/>
+          <w:lang w:eastAsia="es-PE"/>
+          <w14:ligatures w14:val="none"/>
+        </w:rPr>
+        <w:t/>
+      </w:r>
+      <w:r>
+        <w:rPr>
+          <w:rFonts w:ascii="Arial Narrow" w:eastAsia="Arial Narrow" w:hAnsi="Arial Narrow" w:cs="Arial Narrow"/>
+          <w:color w:val="000000"/>
+          <w:sz w:val="22"/>
+          <w:szCs w:val="22"/>
+        </w:rPr>
+        <w:t xml:space="preserve"/>
+      </w:r>
+      <w:r>
+        <w:rPr>
+          <w:rStyle w:val="Refdenotaalpie"/>
+          <w:rFonts w:ascii="Arial Narrow" w:eastAsia="Arial Narrow" w:hAnsi="Arial Narrow" w:cs="Arial Narrow"/>
+          <w:sz w:val="22"/>
+          <w:szCs w:val="22"/>
+          <w:vertAlign w:val="superscript"/>
+        </w:rPr>
+        <w:footnoteReference w:id="18"/>
+      </w:r>
+      <w:r>
+        <w:rPr>
+          <w:rFonts w:ascii="Arial Narrow" w:eastAsia="Arial Narrow" w:hAnsi="Arial Narrow" w:cs="Arial Narrow"/>
+          <w:sz w:val="22"/>
+          <w:szCs w:val="22"/>
+        </w:rPr>
+        <w:t/>
+      </w:r>
+    </w:p>
+    <w:p>
+      <w:pPr>
+        <w:spacing w:before="0" w:after="0" w:line="240" w:lineRule="auto"/>
         <w:suppressAutoHyphens/>
-        <w:spacing w:after="0" w:line="240" w:lineRule="auto"/>
-        <w:jc w:val="both"/>
-        <w:rPr>
-          <w:rFonts w:ascii="Arial Narrow" w:eastAsia="Arial Narrow" w:hAnsi="Arial Narrow" w:cs="Arial Narrow"/>
-          <w:color w:val="000000"/>
-          <w:kern w:val="0"/>
-          <w:sz w:val="22"/>
-          <w:szCs w:val="22"/>
-          <w:lang w:eastAsia="es-PE"/>
-          <w14:ligatures w14:val="none"/>
-        </w:rPr>
-      </w:pPr>
-    </w:p>
-    <w:p>
-      <w:pPr>
-        <w:suppressAutoHyphens/>
-        <w:spacing w:after="0" w:line="240" w:lineRule="auto"/>
-        <w:jc w:val="both"/>
-        <w:rPr>
-          <w:rFonts w:ascii="Arial Narrow" w:eastAsia="Arial Narrow" w:hAnsi="Arial Narrow" w:cs="Arial Narrow"/>
-          <w:sz w:val="22"/>
-          <w:szCs w:val="22"/>
-        </w:rPr>
-      </w:pPr>
-      <w:r>
-        <w:rPr>
-          <w:rFonts w:ascii="Arial Narrow" w:eastAsia="Arial Narrow" w:hAnsi="Arial Narrow" w:cs="Arial Narrow"/>
-          <w:b/>
-          <w:spacing w:val="-3"/>
-          <w:kern w:val="0"/>
-          <w14:ligatures w14:val="none"/>
-          <w:sz w:val="22"/>
-          <w:szCs w:val="22"/>
-        </w:rPr>
-        <w:t xml:space="preserve">DÉCIMO PRIMERO:</w:t>
-      </w:r>
-      <w:r>
-        <w:rPr>
-          <w:rFonts w:ascii="Arial Narrow" w:eastAsia="Arial Narrow" w:hAnsi="Arial Narrow" w:cs="Arial Narrow"/>
-          <w:spacing w:val="-3"/>
-          <w:kern w:val="0"/>
-          <w14:ligatures w14:val="none"/>
-          <w:sz w:val="22"/>
-          <w:szCs w:val="22"/>
-        </w:rPr>
-        <w:t xml:space="preserve"> </w:t>
-      </w:r>
-      <w:r>
-        <w:rPr>
-          <w:rFonts w:ascii="Arial Narrow" w:eastAsia="Arial Narrow" w:hAnsi="Arial Narrow" w:cs="Arial Narrow"/>
-          <w:spacing w:val="-3"/>
-          <w:kern w:val="0"/>
-          <w14:ligatures w14:val="none"/>
-          <w:sz w:val="22"/>
-          <w:szCs w:val="22"/>
-        </w:rPr>
-        <w:t xml:space="preserve">requerir a [DENUNCIANTE], para que, dentro del plazo de dos (2) días hábiles siguientes a la fecha en que reciba la notificación en su bandeja de correo electrónico, efectúe la confirmación de recepción de la notificación remitida por este despacho a su correo electrónico, de conformidad con el segundo párrafo del numeral 4 del artículo 20 del Texto Único Ordenado de la Ley del Procedimiento Administrativo General, aprobado mediante Decreto Supremo 006-2026-JUS, bajo apercibimiento de rehacer el acto de notificación y notificarle conforme al numeral 1 del artículo 20 del citado cuerpo normativo.</w:t>
-      </w:r>
-      <w:r>
-        <w:rPr>
-          <w:rFonts w:ascii="Arial Narrow" w:eastAsia="Arial Narrow" w:hAnsi="Arial Narrow" w:cs="Arial Narrow"/>
-          <w:spacing w:val="-3"/>
-          <w:kern w:val="0"/>
-          <w14:ligatures w14:val="none"/>
-          <w:sz w:val="22"/>
-          <w:szCs w:val="22"/>
-        </w:rPr>
-        <w:t xml:space="preserve"/>
-      </w:r>
-      <w:r>
-        <w:rPr>
-          <w:rFonts w:ascii="Arial Narrow" w:eastAsia="Arial Narrow" w:hAnsi="Arial Narrow" w:cs="Arial Narrow"/>
-          <w:spacing w:val="-3"/>
-          <w:kern w:val="0"/>
-          <w14:ligatures w14:val="none"/>
-          <w:sz w:val="22"/>
-          <w:szCs w:val="22"/>
-        </w:rPr>
-        <w:t/>
-      </w:r>
-      <w:r>
-        <w:rPr>
-          <w:rFonts w:ascii="Arial Narrow" w:eastAsia="Arial Narrow" w:hAnsi="Arial Narrow" w:cs="Arial Narrow"/>
-          <w:spacing w:val="-3"/>
-          <w:kern w:val="0"/>
-          <w14:ligatures w14:val="none"/>
-          <w:sz w:val="22"/>
-          <w:szCs w:val="22"/>
-        </w:rPr>
-        <w:t xml:space="preserve"/>
-      </w:r>
-      <w:r>
-        <w:rPr>
-          <w:rFonts w:ascii="Arial Narrow" w:eastAsia="Arial Narrow" w:hAnsi="Arial Narrow" w:cs="Arial Narrow"/>
-          <w:spacing w:val="-3"/>
-          <w:kern w:val="0"/>
-          <w14:ligatures w14:val="none"/>
-          <w:sz w:val="22"/>
-          <w:szCs w:val="22"/>
-        </w:rPr>
-        <w:t xml:space="preserve"/>
-      </w:r>
-      <w:r>
-        <w:rPr>
-          <w:rFonts w:ascii="Arial Narrow" w:eastAsia="Arial Narrow" w:hAnsi="Arial Narrow" w:cs="Arial Narrow"/>
-          <w:color w:val="000000"/>
-          <w:kern w:val="0"/>
-          <w:sz w:val="22"/>
-          <w:szCs w:val="22"/>
-          <w:lang w:eastAsia="es-ES"/>
-          <w14:ligatures w14:val="none"/>
-        </w:rPr>
-        <w:t/>
-      </w:r>
-      <w:r>
-        <w:rPr>
-          <w:rFonts w:ascii="Arial Narrow" w:eastAsia="Arial Narrow" w:hAnsi="Arial Narrow" w:cs="Arial Narrow"/>
-          <w:color w:val="000000"/>
-          <w:kern w:val="0"/>
-          <w:sz w:val="22"/>
-          <w:szCs w:val="22"/>
-          <w:lang w:eastAsia="es-ES"/>
-          <w14:ligatures w14:val="none"/>
-        </w:rPr>
-        <w:t xml:space="preserve"/>
-      </w:r>
-      <w:r>
-        <w:rPr>
-          <w:rFonts w:ascii="Arial Narrow" w:eastAsia="Arial Narrow" w:hAnsi="Arial Narrow" w:cs="Arial Narrow"/>
-          <w:color w:val="000000"/>
-          <w:kern w:val="0"/>
-          <w:sz w:val="22"/>
-          <w:szCs w:val="22"/>
-          <w:shd w:val="clear" w:color="auto" w:fill="FFFFFF"/>
-          <w:lang w:eastAsia="es-PE"/>
-          <w14:ligatures w14:val="none"/>
-        </w:rPr>
-        <w:t xml:space="preserve"/>
-      </w:r>
-      <w:r>
-        <w:rPr>
-          <w:rFonts w:ascii="Arial Narrow" w:eastAsia="Arial Narrow" w:hAnsi="Arial Narrow" w:cs="Arial Narrow"/>
-          <w:color w:val="000000"/>
-          <w:sz w:val="22"/>
-          <w:szCs w:val="22"/>
-        </w:rPr>
-        <w:t/>
-      </w:r>
-      <w:r>
-        <w:rPr>
-          <w:rFonts w:ascii="Arial Narrow" w:eastAsia="Arial Narrow" w:hAnsi="Arial Narrow" w:cs="Arial Narrow"/>
-          <w:color w:val="000000"/>
-          <w:kern w:val="0"/>
-          <w:sz w:val="22"/>
-          <w:szCs w:val="22"/>
-          <w:lang w:eastAsia="es-PE"/>
-          <w14:ligatures w14:val="none"/>
-        </w:rPr>
-        <w:t/>
-      </w:r>
-      <w:r>
-        <w:rPr>
-          <w:rFonts w:ascii="Arial Narrow" w:eastAsia="Arial Narrow" w:hAnsi="Arial Narrow" w:cs="Arial Narrow"/>
-          <w:color w:val="000000"/>
-          <w:sz w:val="22"/>
-          <w:szCs w:val="22"/>
-        </w:rPr>
-        <w:t xml:space="preserve"/>
-      </w:r>
-      <w:r>
-        <w:rPr>
-          <w:rFonts w:ascii="Arial Narrow" w:eastAsia="Arial Narrow" w:hAnsi="Arial Narrow" w:cs="Arial Narrow"/>
-          <w:color w:val="000000"/>
-          <w:kern w:val="0"/>
-          <w:sz w:val="22"/>
-          <w:szCs w:val="22"/>
-          <w:lang w:eastAsia="es-PE"/>
-          <w14:ligatures w14:val="none"/>
-        </w:rPr>
-        <w:t/>
-      </w:r>
-      <w:r>
-        <w:rPr>
-          <w:rFonts w:ascii="Arial Narrow" w:eastAsia="Arial Narrow" w:hAnsi="Arial Narrow" w:cs="Arial Narrow"/>
-          <w:color w:val="000000"/>
-          <w:sz w:val="22"/>
-          <w:szCs w:val="22"/>
-        </w:rPr>
-        <w:t xml:space="preserve"/>
-      </w:r>
-      <w:r>
-        <w:rPr>
-          <w:rStyle w:val="Refdenotaalpie"/>
-          <w:rFonts w:ascii="Arial Narrow" w:eastAsia="Arial Narrow" w:hAnsi="Arial Narrow" w:cs="Arial Narrow"/>
-          <w:sz w:val="22"/>
-          <w:szCs w:val="22"/>
-          <w:vertAlign w:val="superscript"/>
-        </w:rPr>
-        <w:footnoteReference w:id="18"/>
-      </w:r>
-      <w:r>
-        <w:rPr>
-          <w:rFonts w:ascii="Arial Narrow" w:eastAsia="Arial Narrow" w:hAnsi="Arial Narrow" w:cs="Arial Narrow"/>
-          <w:sz w:val="22"/>
-          <w:szCs w:val="22"/>
-        </w:rPr>
-        <w:t/>
-      </w:r>
-    </w:p>
-    <w:p>
-      <w:pPr>
-        <w:suppressAutoHyphens/>
-        <w:spacing w:after="0" w:line="240" w:lineRule="auto"/>
         <w:jc w:val="both"/>
         <w:rPr>
           <w:rFonts w:ascii="Arial Narrow" w:eastAsia="Arial Narrow" w:hAnsi="Arial Narrow" w:cs="Arial Narrow"/>
@@ -7867,7 +7867,6 @@
           <w:sz w:val="16"/>
           <w:szCs w:val="16"/>
         </w:rPr>
-        <w:tab/>
         <w:t xml:space="preserve"/>
       </w:r>
       <w:r>
@@ -7942,24 +7941,23 @@
           <w:sz w:val="16"/>
           <w:szCs w:val="16"/>
         </w:rPr>
+        <w:t xml:space="preserve"/>
+      </w:r>
+      <w:r>
+        <w:rPr>
+          <w:rFonts w:ascii="Arial Narrow" w:eastAsia="Arial Narrow" w:hAnsi="Arial Narrow" w:cs="Arial Narrow"/>
+          <w:sz w:val="16"/>
+          <w:szCs w:val="16"/>
+        </w:rPr>
+      </w:r>
+      <w:r>
+        <w:rPr>
+          <w:rFonts w:ascii="Arial Narrow" w:eastAsia="Arial Narrow" w:hAnsi="Arial Narrow" w:cs="Arial Narrow"/>
+          <w:b/>
+          <w:sz w:val="16"/>
+          <w:szCs w:val="16"/>
+        </w:rPr>
         <w:tab/>
-        <w:t xml:space="preserve"/>
-      </w:r>
-      <w:r>
-        <w:rPr>
-          <w:rFonts w:ascii="Arial Narrow" w:eastAsia="Arial Narrow" w:hAnsi="Arial Narrow" w:cs="Arial Narrow"/>
-          <w:sz w:val="16"/>
-          <w:szCs w:val="16"/>
-        </w:rPr>
-        <w:tab/>
-      </w:r>
-      <w:r>
-        <w:rPr>
-          <w:rFonts w:ascii="Arial Narrow" w:eastAsia="Arial Narrow" w:hAnsi="Arial Narrow" w:cs="Arial Narrow"/>
-          <w:b/>
-          <w:sz w:val="16"/>
-          <w:szCs w:val="16"/>
-        </w:rPr>
         <w:t>DECRETO LEGISLATIVO 807, LEY DE FACULTADES, NORMAS Y ORGANIZACIÓN DEL INDECOPI, publicado el 18 de abril de 1996</w:t>
       </w:r>
     </w:p>
@@ -8164,25 +8162,24 @@
           <w:sz w:val="16"/>
           <w:szCs w:val="16"/>
         </w:rPr>
+        <w:t xml:space="preserve"/>
+      </w:r>
+      <w:r>
+        <w:rPr>
+          <w:rFonts w:ascii="Arial Narrow" w:eastAsia="Arial Narrow" w:hAnsi="Arial Narrow" w:cs="Arial Narrow"/>
+          <w:sz w:val="16"/>
+          <w:szCs w:val="16"/>
+        </w:rPr>
+      </w:r>
+      <w:r>
+        <w:rPr>
+          <w:rFonts w:ascii="Arial Narrow" w:eastAsia="Arial Narrow" w:hAnsi="Arial Narrow" w:cs="Arial Narrow"/>
+          <w:b/>
+          <w:bCs/>
+          <w:sz w:val="16"/>
+          <w:szCs w:val="16"/>
+        </w:rPr>
         <w:tab/>
-        <w:t xml:space="preserve"/>
-      </w:r>
-      <w:r>
-        <w:rPr>
-          <w:rFonts w:ascii="Arial Narrow" w:eastAsia="Arial Narrow" w:hAnsi="Arial Narrow" w:cs="Arial Narrow"/>
-          <w:sz w:val="16"/>
-          <w:szCs w:val="16"/>
-        </w:rPr>
-        <w:tab/>
-      </w:r>
-      <w:r>
-        <w:rPr>
-          <w:rFonts w:ascii="Arial Narrow" w:eastAsia="Arial Narrow" w:hAnsi="Arial Narrow" w:cs="Arial Narrow"/>
-          <w:b/>
-          <w:bCs/>
-          <w:sz w:val="16"/>
-          <w:szCs w:val="16"/>
-        </w:rPr>
         <w:t>DIRECTIVA ÚNICA QUE REGULA LOS PROCEDIMIENTOS DE PROTECCIÓN AL CONSUMIDOR PREVISTOS EN EL CÓDIGO DE PROTECCIÓN Y DEFENSA DEL CONSUMIDOR</w:t>
       </w:r>
     </w:p>
@@ -8336,24 +8333,23 @@
           <w:sz w:val="16"/>
           <w:szCs w:val="16"/>
         </w:rPr>
+        <w:t xml:space="preserve"/>
+      </w:r>
+      <w:r>
+        <w:rPr>
+          <w:rFonts w:ascii="Arial Narrow" w:eastAsia="Arial Narrow" w:hAnsi="Arial Narrow" w:cs="Arial Narrow"/>
+          <w:sz w:val="16"/>
+          <w:szCs w:val="16"/>
+        </w:rPr>
+      </w:r>
+      <w:r>
+        <w:rPr>
+          <w:rFonts w:ascii="Arial Narrow" w:eastAsia="Arial Narrow" w:hAnsi="Arial Narrow" w:cs="Arial Narrow"/>
+          <w:b/>
+          <w:sz w:val="16"/>
+          <w:szCs w:val="16"/>
+        </w:rPr>
         <w:tab/>
-        <w:t xml:space="preserve"/>
-      </w:r>
-      <w:r>
-        <w:rPr>
-          <w:rFonts w:ascii="Arial Narrow" w:eastAsia="Arial Narrow" w:hAnsi="Arial Narrow" w:cs="Arial Narrow"/>
-          <w:sz w:val="16"/>
-          <w:szCs w:val="16"/>
-        </w:rPr>
-        <w:tab/>
-      </w:r>
-      <w:r>
-        <w:rPr>
-          <w:rFonts w:ascii="Arial Narrow" w:eastAsia="Arial Narrow" w:hAnsi="Arial Narrow" w:cs="Arial Narrow"/>
-          <w:b/>
-          <w:sz w:val="16"/>
-          <w:szCs w:val="16"/>
-        </w:rPr>
         <w:t>LEY 29571, CÓDIGO DE PROTECCIÓN Y DEFENSA DEL CONSUMIDOR, publicada el 2 de setiembre de 2010 y modificada por el DECRETO LEGISLATIVO 1308, publicado el 30 de diciembre de 2016</w:t>
       </w:r>
     </w:p>
@@ -8383,7 +8379,7 @@
       <w:pPr>
         <w:widowControl w:val="0"/>
         <w:spacing w:after="0" w:line="240" w:lineRule="auto"/>
-        <w:ind w:left="1287" w:hanging="713"/>
+        <w:ind w:left="1287"/>
         <w:jc w:val="both"/>
         <w:rPr>
           <w:rFonts w:ascii="Arial Narrow" w:eastAsia="Arial Narrow" w:hAnsi="Arial Narrow" w:cs="Arial Narrow"/>
@@ -8439,7 +8435,7 @@
           <w:numId w:val="12"/>
         </w:numPr>
         <w:spacing w:after="0" w:line="240" w:lineRule="auto"/>
-        <w:ind w:left="850" w:hanging="277"/>
+        <w:ind w:left="850"/>
         <w:contextualSpacing/>
         <w:jc w:val="both"/>
         <w:rPr>
@@ -8467,7 +8463,7 @@
           <w:numId w:val="12"/>
         </w:numPr>
         <w:spacing w:after="0" w:line="240" w:lineRule="auto"/>
-        <w:ind w:left="1134" w:hanging="283"/>
+        <w:ind w:left="1134"/>
         <w:contextualSpacing/>
         <w:jc w:val="both"/>
         <w:rPr>
@@ -8493,7 +8489,7 @@
           <w:numId w:val="12"/>
         </w:numPr>
         <w:spacing w:after="0" w:line="240" w:lineRule="auto"/>
-        <w:ind w:left="1134" w:hanging="283"/>
+        <w:ind w:left="1134"/>
         <w:contextualSpacing/>
         <w:jc w:val="both"/>
         <w:rPr>
@@ -8519,7 +8515,7 @@
           <w:numId w:val="12"/>
         </w:numPr>
         <w:spacing w:after="0" w:line="240" w:lineRule="auto"/>
-        <w:ind w:left="1134" w:hanging="283"/>
+        <w:ind w:left="1134"/>
         <w:contextualSpacing/>
         <w:jc w:val="both"/>
         <w:rPr>
@@ -8606,24 +8602,23 @@
           <w:sz w:val="16"/>
           <w:szCs w:val="16"/>
         </w:rPr>
+        <w:t xml:space="preserve"/>
+      </w:r>
+      <w:r>
+        <w:rPr>
+          <w:rFonts w:ascii="Arial Narrow" w:eastAsia="Arial Narrow" w:hAnsi="Arial Narrow" w:cs="Arial Narrow"/>
+          <w:sz w:val="16"/>
+          <w:szCs w:val="16"/>
+        </w:rPr>
+      </w:r>
+      <w:r>
+        <w:rPr>
+          <w:rFonts w:ascii="Arial Narrow" w:eastAsia="Arial Narrow" w:hAnsi="Arial Narrow" w:cs="Arial Narrow"/>
+          <w:bCs/>
+          <w:sz w:val="16"/>
+          <w:szCs w:val="16"/>
+        </w:rPr>
         <w:tab/>
-        <w:t xml:space="preserve"/>
-      </w:r>
-      <w:r>
-        <w:rPr>
-          <w:rFonts w:ascii="Arial Narrow" w:eastAsia="Arial Narrow" w:hAnsi="Arial Narrow" w:cs="Arial Narrow"/>
-          <w:sz w:val="16"/>
-          <w:szCs w:val="16"/>
-        </w:rPr>
-        <w:tab/>
-      </w:r>
-      <w:r>
-        <w:rPr>
-          <w:rFonts w:ascii="Arial Narrow" w:eastAsia="Arial Narrow" w:hAnsi="Arial Narrow" w:cs="Arial Narrow"/>
-          <w:bCs/>
-          <w:sz w:val="16"/>
-          <w:szCs w:val="16"/>
-        </w:rPr>
         <w:t>Ver:</w:t>
       </w:r>
       <w:r>
@@ -8701,25 +8696,24 @@
           <w:sz w:val="16"/>
           <w:szCs w:val="16"/>
         </w:rPr>
+        <w:t xml:space="preserve"/>
+      </w:r>
+      <w:r>
+        <w:rPr>
+          <w:rFonts w:ascii="Arial Narrow" w:eastAsia="Arial Narrow" w:hAnsi="Arial Narrow" w:cs="Arial Narrow"/>
+          <w:sz w:val="16"/>
+          <w:szCs w:val="16"/>
+        </w:rPr>
+      </w:r>
+      <w:r>
+        <w:rPr>
+          <w:rFonts w:ascii="Arial Narrow" w:eastAsia="Arial Narrow" w:hAnsi="Arial Narrow" w:cs="Arial Narrow"/>
+          <w:b/>
+          <w:bCs/>
+          <w:sz w:val="16"/>
+          <w:szCs w:val="16"/>
+        </w:rPr>
         <w:tab/>
-        <w:t xml:space="preserve"/>
-      </w:r>
-      <w:r>
-        <w:rPr>
-          <w:rFonts w:ascii="Arial Narrow" w:eastAsia="Arial Narrow" w:hAnsi="Arial Narrow" w:cs="Arial Narrow"/>
-          <w:sz w:val="16"/>
-          <w:szCs w:val="16"/>
-        </w:rPr>
-        <w:tab/>
-      </w:r>
-      <w:r>
-        <w:rPr>
-          <w:rFonts w:ascii="Arial Narrow" w:eastAsia="Arial Narrow" w:hAnsi="Arial Narrow" w:cs="Arial Narrow"/>
-          <w:b/>
-          <w:bCs/>
-          <w:sz w:val="16"/>
-          <w:szCs w:val="16"/>
-        </w:rPr>
         <w:t xml:space="preserve">LEY 29571, CÓDIGO DE PROTECCIÓN Y DEFENSA DEL CONSUMIDOR, publicado el 2 de setiembre de 2010 y modificado por Decreto Legislativo 1308 </w:t>
       </w:r>
     </w:p>
@@ -8961,25 +8955,24 @@
           <w:sz w:val="16"/>
           <w:szCs w:val="16"/>
         </w:rPr>
+        <w:t xml:space="preserve"/>
+      </w:r>
+      <w:r>
+        <w:rPr>
+          <w:rFonts w:ascii="Arial Narrow" w:eastAsia="Arial Narrow" w:hAnsi="Arial Narrow" w:cs="Arial Narrow"/>
+          <w:sz w:val="16"/>
+          <w:szCs w:val="16"/>
+        </w:rPr>
+      </w:r>
+      <w:r>
+        <w:rPr>
+          <w:rFonts w:ascii="Arial Narrow" w:eastAsia="Arial Narrow" w:hAnsi="Arial Narrow" w:cs="Arial Narrow"/>
+          <w:b/>
+          <w:bCs/>
+          <w:sz w:val="16"/>
+          <w:szCs w:val="16"/>
+        </w:rPr>
         <w:tab/>
-        <w:t xml:space="preserve"/>
-      </w:r>
-      <w:r>
-        <w:rPr>
-          <w:rFonts w:ascii="Arial Narrow" w:eastAsia="Arial Narrow" w:hAnsi="Arial Narrow" w:cs="Arial Narrow"/>
-          <w:sz w:val="16"/>
-          <w:szCs w:val="16"/>
-        </w:rPr>
-        <w:tab/>
-      </w:r>
-      <w:r>
-        <w:rPr>
-          <w:rFonts w:ascii="Arial Narrow" w:eastAsia="Arial Narrow" w:hAnsi="Arial Narrow" w:cs="Arial Narrow"/>
-          <w:b/>
-          <w:bCs/>
-          <w:sz w:val="16"/>
-          <w:szCs w:val="16"/>
-        </w:rPr>
         <w:t xml:space="preserve">LEY 29571, CÓDIGO DE PROTECCIÓN Y DEFENSA DEL CONSUMIDOR, publicado el 2 de setiembre de 2010 y modificado por Decreto Legislativo 1308 </w:t>
       </w:r>
     </w:p>
@@ -9138,25 +9131,24 @@
           <w:sz w:val="16"/>
           <w:szCs w:val="16"/>
         </w:rPr>
+        <w:t xml:space="preserve"/>
+      </w:r>
+      <w:r>
+        <w:rPr>
+          <w:rFonts w:ascii="Arial Narrow" w:eastAsia="Arial Narrow" w:hAnsi="Arial Narrow" w:cs="Arial Narrow"/>
+          <w:sz w:val="16"/>
+          <w:szCs w:val="16"/>
+        </w:rPr>
+      </w:r>
+      <w:r>
+        <w:rPr>
+          <w:rFonts w:ascii="Arial Narrow" w:eastAsia="Arial Narrow" w:hAnsi="Arial Narrow" w:cs="Arial Narrow"/>
+          <w:b/>
+          <w:bCs/>
+          <w:sz w:val="16"/>
+          <w:szCs w:val="16"/>
+        </w:rPr>
         <w:tab/>
-        <w:t xml:space="preserve"/>
-      </w:r>
-      <w:r>
-        <w:rPr>
-          <w:rFonts w:ascii="Arial Narrow" w:eastAsia="Arial Narrow" w:hAnsi="Arial Narrow" w:cs="Arial Narrow"/>
-          <w:sz w:val="16"/>
-          <w:szCs w:val="16"/>
-        </w:rPr>
-        <w:tab/>
-      </w:r>
-      <w:r>
-        <w:rPr>
-          <w:rFonts w:ascii="Arial Narrow" w:eastAsia="Arial Narrow" w:hAnsi="Arial Narrow" w:cs="Arial Narrow"/>
-          <w:b/>
-          <w:bCs/>
-          <w:sz w:val="16"/>
-          <w:szCs w:val="16"/>
-        </w:rPr>
         <w:t>LEY SOBRE FACULTADES, NORMAS Y ORGANIZACIÓN DEL INDECOPI, APROBADA POR DECRETO LEGISLATIVO 807 Artículo 24.-</w:t>
       </w:r>
       <w:r>
@@ -9304,7 +9296,6 @@
           <w:sz w:val="16"/>
           <w:szCs w:val="16"/>
         </w:rPr>
-        <w:tab/>
         <w:t xml:space="preserve"/>
       </w:r>
       <w:r>
@@ -9443,7 +9434,6 @@
           <w:sz w:val="16"/>
           <w:szCs w:val="16"/>
         </w:rPr>
-        <w:tab/>
         <w:t xml:space="preserve"/>
       </w:r>
       <w:r>
@@ -9536,24 +9526,23 @@
           <w:sz w:val="16"/>
           <w:szCs w:val="16"/>
         </w:rPr>
+        <w:t xml:space="preserve"/>
+      </w:r>
+      <w:r>
+        <w:rPr>
+          <w:rFonts w:ascii="Arial Narrow" w:eastAsia="Arial Narrow" w:hAnsi="Arial Narrow" w:cs="Arial Narrow"/>
+          <w:sz w:val="16"/>
+          <w:szCs w:val="16"/>
+        </w:rPr>
+      </w:r>
+      <w:r>
+        <w:rPr>
+          <w:rFonts w:ascii="Arial Narrow" w:eastAsia="Arial Narrow" w:hAnsi="Arial Narrow" w:cs="Arial Narrow"/>
+          <w:b/>
+          <w:sz w:val="16"/>
+          <w:szCs w:val="16"/>
+        </w:rPr>
         <w:tab/>
-        <w:t xml:space="preserve"/>
-      </w:r>
-      <w:r>
-        <w:rPr>
-          <w:rFonts w:ascii="Arial Narrow" w:eastAsia="Arial Narrow" w:hAnsi="Arial Narrow" w:cs="Arial Narrow"/>
-          <w:sz w:val="16"/>
-          <w:szCs w:val="16"/>
-        </w:rPr>
-        <w:tab/>
-      </w:r>
-      <w:r>
-        <w:rPr>
-          <w:rFonts w:ascii="Arial Narrow" w:eastAsia="Arial Narrow" w:hAnsi="Arial Narrow" w:cs="Arial Narrow"/>
-          <w:b/>
-          <w:sz w:val="16"/>
-          <w:szCs w:val="16"/>
-        </w:rPr>
         <w:t>LEY 29571, CÓDIGO DE PROTECCIÓN Y DEFENSA DEL CONSUMIDOR</w:t>
       </w:r>
       <w:r>
@@ -9938,32 +9927,31 @@
           <w:szCs w:val="16"/>
           <w:vertAlign w:val="superscript"/>
         </w:rPr>
+        <w:t xml:space="preserve"/>
+      </w:r>
+      <w:r>
+        <w:rPr>
+          <w:rFonts w:ascii="Arial Narrow" w:eastAsia="Arial Narrow" w:hAnsi="Arial Narrow" w:cs="Arial Narrow"/>
+          <w:sz w:val="16"/>
+          <w:szCs w:val="16"/>
+        </w:rPr>
+        <w:t xml:space="preserve"/>
+      </w:r>
+      <w:r>
+        <w:rPr>
+          <w:rFonts w:ascii="Arial Narrow" w:eastAsia="Arial Narrow" w:hAnsi="Arial Narrow" w:cs="Arial Narrow"/>
+          <w:sz w:val="16"/>
+          <w:szCs w:val="16"/>
+        </w:rPr>
+      </w:r>
+      <w:r>
+        <w:rPr>
+          <w:rFonts w:ascii="Arial Narrow" w:eastAsia="Arial Narrow" w:hAnsi="Arial Narrow" w:cs="Arial Narrow"/>
+          <w:b/>
+          <w:sz w:val="16"/>
+          <w:szCs w:val="16"/>
+        </w:rPr>
         <w:tab/>
-        <w:t xml:space="preserve"/>
-      </w:r>
-      <w:r>
-        <w:rPr>
-          <w:rFonts w:ascii="Arial Narrow" w:eastAsia="Arial Narrow" w:hAnsi="Arial Narrow" w:cs="Arial Narrow"/>
-          <w:sz w:val="16"/>
-          <w:szCs w:val="16"/>
-        </w:rPr>
-        <w:t xml:space="preserve"> </w:t>
-      </w:r>
-      <w:r>
-        <w:rPr>
-          <w:rFonts w:ascii="Arial Narrow" w:eastAsia="Arial Narrow" w:hAnsi="Arial Narrow" w:cs="Arial Narrow"/>
-          <w:sz w:val="16"/>
-          <w:szCs w:val="16"/>
-        </w:rPr>
-        <w:tab/>
-      </w:r>
-      <w:r>
-        <w:rPr>
-          <w:rFonts w:ascii="Arial Narrow" w:eastAsia="Arial Narrow" w:hAnsi="Arial Narrow" w:cs="Arial Narrow"/>
-          <w:b/>
-          <w:sz w:val="16"/>
-          <w:szCs w:val="16"/>
-        </w:rPr>
         <w:t>LEY 29571, CÓDIGO DE PROTECCIÓN Y DEFENSA DEL CONSUMIDOR</w:t>
       </w:r>
       <w:r>
@@ -10166,24 +10154,23 @@
           <w:sz w:val="16"/>
           <w:szCs w:val="16"/>
         </w:rPr>
+        <w:t xml:space="preserve"/>
+      </w:r>
+      <w:r>
+        <w:rPr>
+          <w:rFonts w:ascii="Arial Narrow" w:eastAsia="Arial Narrow" w:hAnsi="Arial Narrow" w:cs="Arial Narrow"/>
+          <w:sz w:val="16"/>
+          <w:szCs w:val="16"/>
+        </w:rPr>
+      </w:r>
+      <w:r>
+        <w:rPr>
+          <w:rFonts w:ascii="Arial Narrow" w:eastAsia="Arial Narrow" w:hAnsi="Arial Narrow" w:cs="Arial Narrow"/>
+          <w:b/>
+          <w:sz w:val="16"/>
+          <w:szCs w:val="16"/>
+        </w:rPr>
         <w:tab/>
-        <w:t xml:space="preserve"/>
-      </w:r>
-      <w:r>
-        <w:rPr>
-          <w:rFonts w:ascii="Arial Narrow" w:eastAsia="Arial Narrow" w:hAnsi="Arial Narrow" w:cs="Arial Narrow"/>
-          <w:sz w:val="16"/>
-          <w:szCs w:val="16"/>
-        </w:rPr>
-        <w:tab/>
-      </w:r>
-      <w:r>
-        <w:rPr>
-          <w:rFonts w:ascii="Arial Narrow" w:eastAsia="Arial Narrow" w:hAnsi="Arial Narrow" w:cs="Arial Narrow"/>
-          <w:b/>
-          <w:sz w:val="16"/>
-          <w:szCs w:val="16"/>
-        </w:rPr>
         <w:t>LEY 29571, CÓDIGO DE PROTECCIÓN Y DEFENSA DEL CONSUMIDOR, publicada el 2 de setiembre de 2010 y modificada por el DECRETO LEGISLATIVO 1308, publicado el 30 de diciembre de 2016</w:t>
       </w:r>
     </w:p>
@@ -11002,24 +10989,23 @@
           <w:sz w:val="16"/>
           <w:szCs w:val="16"/>
         </w:rPr>
+        <w:t xml:space="preserve"/>
+      </w:r>
+      <w:r>
+        <w:rPr>
+          <w:rFonts w:ascii="Arial Narrow" w:eastAsia="Arial Narrow" w:hAnsi="Arial Narrow" w:cs="Arial Narrow"/>
+          <w:sz w:val="16"/>
+          <w:szCs w:val="16"/>
+        </w:rPr>
+      </w:r>
+      <w:r>
+        <w:rPr>
+          <w:rFonts w:ascii="Arial Narrow" w:eastAsia="Arial Narrow" w:hAnsi="Arial Narrow" w:cs="Arial Narrow"/>
+          <w:b/>
+          <w:sz w:val="16"/>
+          <w:szCs w:val="16"/>
+        </w:rPr>
         <w:tab/>
-        <w:t xml:space="preserve"/>
-      </w:r>
-      <w:r>
-        <w:rPr>
-          <w:rFonts w:ascii="Arial Narrow" w:eastAsia="Arial Narrow" w:hAnsi="Arial Narrow" w:cs="Arial Narrow"/>
-          <w:sz w:val="16"/>
-          <w:szCs w:val="16"/>
-        </w:rPr>
-        <w:tab/>
-      </w:r>
-      <w:r>
-        <w:rPr>
-          <w:rFonts w:ascii="Arial Narrow" w:eastAsia="Arial Narrow" w:hAnsi="Arial Narrow" w:cs="Arial Narrow"/>
-          <w:b/>
-          <w:sz w:val="16"/>
-          <w:szCs w:val="16"/>
-        </w:rPr>
         <w:t>LEY 29571, CÓDIGO DE PROTECCIÓN Y DEFENSA DEL CONSUMIDOR</w:t>
       </w:r>
       <w:r>
@@ -11234,7 +11220,6 @@
           <w:sz w:val="16"/>
           <w:szCs w:val="16"/>
         </w:rPr>
-        <w:tab/>
         <w:t xml:space="preserve"/>
       </w:r>
       <w:r>
@@ -11392,31 +11377,30 @@
           <w:sz w:val="16"/>
           <w:szCs w:val="16"/>
         </w:rPr>
+        <w:t xml:space="preserve"/>
+      </w:r>
+      <w:r>
+        <w:rPr>
+          <w:rFonts w:ascii="Arial Narrow" w:eastAsia="Arial Narrow" w:hAnsi="Arial Narrow" w:cs="Arial Narrow"/>
+          <w:sz w:val="16"/>
+          <w:szCs w:val="16"/>
+        </w:rPr>
+      </w:r>
+      <w:r>
+        <w:rPr>
+          <w:rFonts w:ascii="Arial Narrow" w:eastAsia="Arial Narrow" w:hAnsi="Arial Narrow" w:cs="Arial Narrow"/>
+          <w:b/>
+          <w:sz w:val="16"/>
+          <w:szCs w:val="16"/>
+        </w:rPr>
         <w:tab/>
-        <w:t xml:space="preserve"/>
-      </w:r>
-      <w:r>
-        <w:rPr>
-          <w:rFonts w:ascii="Arial Narrow" w:eastAsia="Arial Narrow" w:hAnsi="Arial Narrow" w:cs="Arial Narrow"/>
-          <w:sz w:val="16"/>
-          <w:szCs w:val="16"/>
-        </w:rPr>
-        <w:tab/>
-      </w:r>
-      <w:r>
-        <w:rPr>
-          <w:rFonts w:ascii="Arial Narrow" w:eastAsia="Arial Narrow" w:hAnsi="Arial Narrow" w:cs="Arial Narrow"/>
-          <w:b/>
-          <w:sz w:val="16"/>
-          <w:szCs w:val="16"/>
-        </w:rPr>
         <w:t>TEXTO ÚNICO ORDENADO DE LA LEY DEL PROCEDIMIENTO ADMINISTRATIVO GENERAL, aprobado mediante Decreto Supremo 006-2026-JUS y publicado el 30 de abril de 2026</w:t>
       </w:r>
     </w:p>
     <w:p>
       <w:pPr>
         <w:pStyle w:val="Textonotapie"/>
-        <w:ind w:left="1134" w:hanging="567"/>
+        <w:ind w:left="1134"/>
         <w:jc w:val="both"/>
         <w:rPr>
           <w:rFonts w:ascii="Arial Narrow" w:eastAsia="Arial Narrow" w:hAnsi="Arial Narrow" w:cs="Arial Narrow"/>
@@ -11460,7 +11444,7 @@
     <w:p>
       <w:pPr>
         <w:pStyle w:val="Textonotapie"/>
-        <w:ind w:left="1134" w:hanging="567"/>
+        <w:ind w:left="1134" w:hanging="1134"/>
         <w:jc w:val="both"/>
         <w:rPr>
           <w:rFonts w:ascii="Arial Narrow" w:eastAsia="Arial Narrow" w:hAnsi="Arial Narrow" w:cs="Arial Narrow"/>

--- a/plantillas_maestras/17_seguro_no_especificado/materia_general_asegurativa/1_ddo_aseguradora/varon/TPL_0649_2025_SEGURO_NO_ESPECIFICADO_MATERIA_GENERAL_ASEGURATIVA_ASEGURADORA_VARON_R3.docx
+++ b/plantillas_maestras/17_seguro_no_especificado/materia_general_asegurativa/1_ddo_aseguradora/varon/TPL_0649_2025_SEGURO_NO_ESPECIFICADO_MATERIA_GENERAL_ASEGURATIVA_ASEGURADORA_VARON_R3.docx
@@ -5989,7 +5989,7 @@
           <w:sz w:val="22"/>
           <w:szCs w:val="22"/>
         </w:rPr>
-        <w:t xml:space="preserve">correr traslado de la presente resolución a Interseguro Compañía de Seguros S.A. para que, de conformidad con lo dispuesto por el artículo 26 de la Ley sobre Facultades, Normas y Organización del Indecopi, aprobada por Decreto Legislativo 807</w:t>
+        <w:t xml:space="preserve">correr traslado de la denuncia del 12 de marzo de 2025, subsanada el 15 y 22 de abril de 2025 a Interseguro Compañía de Seguros S.A. para que, de conformidad con lo dispuesto por el artículo 26 de la Ley sobre Facultades, Normas y Organización del Indecopi, aprobada por Decreto Legislativo 807</w:t>
       </w:r>
       <w:r>
         <w:rPr>
